--- a/毕业论文_代码相似度检测_格式修订版.docx
+++ b/毕业论文_代码相似度检测_格式修订版.docx
@@ -3525,6 +3525,8 @@
       </w:sdtContent>
     </w:sdt>
     <w:p/>
+    <w:p/>
+    <w:p/>
     <w:p>
       <w:r>
         <w:rPr>
@@ -3537,59 +3539,30 @@
     <w:p>
       <w:pPr>
         <w:pStyle w:val="aff7"/>
+        <w:rPr>
+          <w:rFonts w:ascii="黑体" w:eastAsia="黑体" w:hAnsi="黑体" w:hint="eastAsia"/>
+          <w:sz w:val="44"/>
+          <w:szCs w:val="44"/>
+        </w:rPr>
+      </w:pPr>
+      <w:r>
         <w:rPr>
           <w:rFonts w:ascii="黑体" w:eastAsia="黑体" w:hAnsi="黑体"/>
           <w:sz w:val="44"/>
           <w:szCs w:val="44"/>
         </w:rPr>
-      </w:pPr>
-      <w:r>
-        <w:rPr>
-          <w:rFonts w:ascii="黑体" w:eastAsia="黑体" w:hAnsi="黑体"/>
-          <w:sz w:val="44"/>
-          <w:szCs w:val="44"/>
-        </w:rPr>
         <w:t>基于弱监督训练建模的本科代码相似度检测算法设计与实现</w:t>
       </w:r>
     </w:p>
     <w:p>
       <w:pPr>
         <w:rPr>
-          <w:rFonts w:ascii="仿宋" w:eastAsia="仿宋" w:hAnsi="仿宋"/>
+          <w:rFonts w:ascii="仿宋" w:eastAsia="仿宋" w:hAnsi="仿宋" w:hint="eastAsia"/>
           <w:b/>
           <w:sz w:val="21"/>
           <w:szCs w:val="21"/>
         </w:rPr>
       </w:pPr>
-    </w:p>
-    <w:p>
-      <w:pPr>
-        <w:spacing w:line="360" w:lineRule="auto"/>
-        <w:rPr>
-          <w:rFonts w:ascii="仿宋" w:eastAsia="仿宋" w:hAnsi="仿宋"/>
-          <w:bCs/>
-          <w:sz w:val="21"/>
-          <w:szCs w:val="21"/>
-        </w:rPr>
-      </w:pPr>
-      <w:r>
-        <w:rPr>
-          <w:rFonts w:ascii="仿宋" w:eastAsia="仿宋" w:hAnsi="仿宋"/>
-          <w:b/>
-          <w:sz w:val="21"/>
-          <w:szCs w:val="21"/>
-        </w:rPr>
-        <w:t>摘  要</w:t>
-      </w:r>
-      <w:r>
-        <w:rPr>
-          <w:rFonts w:ascii="仿宋" w:eastAsia="仿宋" w:hAnsi="仿宋"/>
-          <w:bCs/>
-          <w:sz w:val="21"/>
-          <w:szCs w:val="21"/>
-        </w:rPr>
-        <w:t>：随着程序设计课程规模不断扩大，教师在作业批改、实验评估和学术诚信管理方面面临越来越大的压力。传统人工检查方式效率较低，且存在一定主观性，难以满足大规模程序提交场景下的代码相似度分析需求。基于此，本文围绕本科毕业设计场景，设计并实现了一套基于弱监督训练建模的代码相似度检测方法。本文以 Zenodo 平台公开的 DSA Dataset 为实验数据来源，选取其中的 Java 提交数据作为研究对象，结合本科生课程作业的代码特点，对代码预处理、特征工程、弱监督标签构造、传统机器学习训练和结果分析进行了较为系统的设计与实现。 在方法上，本文首先对 Java 源代码进行注释移除、字符串与数字字面量归一化、空白规范化以及标识符归一化处理，以减少变量命名和字面常量对相似度判断的干扰。在此基础上，提取 Token Jaccard 相似度、Token 序列相似度、关键字余弦相似度、运算符余弦相似度、结构相似度以及长度、分支、循环、方法数量等差异特征。考虑到真实数据中缺少人工标注的相似代码对，本文采用弱监督方式构造训练标签：先由规则基础相似度对代码对进行打分，再通过上下阈值自动生成正负样本，从而构建可训练的二分类数据集。随后，利用逻辑回归、随机森林等传统机器学习模型进行训练，并将模型输出概率作为最终代码相似度分数。 在实验部分，本文完成了规则基线、逻辑回归、随机森林对比实验，并进一步补充了跨用户过滤实验、特征消融实验、按题目划分的严格泛化实验以及人工辅助复核分析。实验结果表明，所设计的方法能够较好识别同题场景下的高相似代码对，并在跨用户条件下保持相对稳定的表现。人工复核结果从侧面支持了高相似输出结果的合理性。本文实现的系统同时提供数据概况分析、模型训练、批量预测、对比实验、人工复核抽样与统计分析等功能，可为本科程序设计课程中的代码查重与相似性分析提供一定参考。</w:t>
-      </w:r>
     </w:p>
     <w:p>
       <w:pPr>
@@ -3604,10 +3577,159 @@
       <w:r>
         <w:rPr>
           <w:rFonts w:ascii="仿宋" w:eastAsia="仿宋" w:hAnsi="仿宋"/>
+          <w:b/>
+          <w:sz w:val="21"/>
+          <w:szCs w:val="21"/>
+        </w:rPr>
+        <w:t>摘  要</w:t>
+      </w:r>
+      <w:r>
+        <w:rPr>
+          <w:rFonts w:ascii="仿宋" w:eastAsia="仿宋" w:hAnsi="仿宋"/>
           <w:bCs/>
           <w:sz w:val="21"/>
           <w:szCs w:val="21"/>
         </w:rPr>
+        <w:t xml:space="preserve">：随着程序设计课程规模不断扩大，教师在作业批改、实验评估和学术诚信管理方面面临越来越大的压力。传统人工检查方式效率较低，且存在一定主观性，难以满足大规模程序提交场景下的代码相似度分析需求。基于此，本文围绕本科毕业设计场景，设计并实现了一套基于弱监督训练建模的代码相似度检测方法。本文以 </w:t>
+      </w:r>
+      <w:proofErr w:type="spellStart"/>
+      <w:r>
+        <w:rPr>
+          <w:rFonts w:ascii="仿宋" w:eastAsia="仿宋" w:hAnsi="仿宋"/>
+          <w:bCs/>
+          <w:sz w:val="21"/>
+          <w:szCs w:val="21"/>
+        </w:rPr>
+        <w:t>Zenodo</w:t>
+      </w:r>
+      <w:proofErr w:type="spellEnd"/>
+      <w:r>
+        <w:rPr>
+          <w:rFonts w:ascii="仿宋" w:eastAsia="仿宋" w:hAnsi="仿宋"/>
+          <w:bCs/>
+          <w:sz w:val="21"/>
+          <w:szCs w:val="21"/>
+        </w:rPr>
+        <w:t xml:space="preserve"> 平台公开的 DSA Dataset 为实验数据来源，选取其中的 Java 提交数据作为研究对象，结合本科生课程作业的代码特点，对代码预处理、特征工程、</w:t>
+      </w:r>
+      <w:proofErr w:type="gramStart"/>
+      <w:r>
+        <w:rPr>
+          <w:rFonts w:ascii="仿宋" w:eastAsia="仿宋" w:hAnsi="仿宋"/>
+          <w:bCs/>
+          <w:sz w:val="21"/>
+          <w:szCs w:val="21"/>
+        </w:rPr>
+        <w:t>弱监督</w:t>
+      </w:r>
+      <w:proofErr w:type="gramEnd"/>
+      <w:r>
+        <w:rPr>
+          <w:rFonts w:ascii="仿宋" w:eastAsia="仿宋" w:hAnsi="仿宋"/>
+          <w:bCs/>
+          <w:sz w:val="21"/>
+          <w:szCs w:val="21"/>
+        </w:rPr>
+        <w:t>标签构造、传统机器学习训练和结果分析进行了较为系统的设计与实现。 在方法上，本文首先对 Java 源代码进行注释移除、字符串与数字字面量归一化、空白规范化以及标识符归一化处理，以减少变量命名和字面常量对相似度判断的干扰。在此基础上，提取 Token Jaccard 相似度、Token 序列相似度、关键字余弦相似度、运算符余弦相似度、结构相似度以及长度、分支、循环、方法数量等差异特征。考虑到真实数据中缺少人工标注的相似代码对，本文采用</w:t>
+      </w:r>
+      <w:proofErr w:type="gramStart"/>
+      <w:r>
+        <w:rPr>
+          <w:rFonts w:ascii="仿宋" w:eastAsia="仿宋" w:hAnsi="仿宋"/>
+          <w:bCs/>
+          <w:sz w:val="21"/>
+          <w:szCs w:val="21"/>
+        </w:rPr>
+        <w:t>弱监督</w:t>
+      </w:r>
+      <w:proofErr w:type="gramEnd"/>
+      <w:r>
+        <w:rPr>
+          <w:rFonts w:ascii="仿宋" w:eastAsia="仿宋" w:hAnsi="仿宋"/>
+          <w:bCs/>
+          <w:sz w:val="21"/>
+          <w:szCs w:val="21"/>
+        </w:rPr>
+        <w:t>方式构造训练标签：先由规则基础相似度对代码对进行打分，再通过上下阈值自动生成正负样本，从而构建可训练的二分类数据集。随后，利用逻辑回归、随机森林等传统机器学习模型进行训练，并将模型输出概率作为最终代码相似度分数。 在实验部分，本文完成了规则基线、逻辑回归、随机森林对比实验，并进一步补充了</w:t>
+      </w:r>
+      <w:proofErr w:type="gramStart"/>
+      <w:r>
+        <w:rPr>
+          <w:rFonts w:ascii="仿宋" w:eastAsia="仿宋" w:hAnsi="仿宋"/>
+          <w:bCs/>
+          <w:sz w:val="21"/>
+          <w:szCs w:val="21"/>
+        </w:rPr>
+        <w:t>跨用户</w:t>
+      </w:r>
+      <w:proofErr w:type="gramEnd"/>
+      <w:r>
+        <w:rPr>
+          <w:rFonts w:ascii="仿宋" w:eastAsia="仿宋" w:hAnsi="仿宋"/>
+          <w:bCs/>
+          <w:sz w:val="21"/>
+          <w:szCs w:val="21"/>
+        </w:rPr>
+        <w:t>过滤实验、特征消融实验、按题目划分的严格泛化实验以及人工辅助复核分析。实验结果表明，所设计的方法能够较好识别同题场景下的高相似代码对，并在</w:t>
+      </w:r>
+      <w:proofErr w:type="gramStart"/>
+      <w:r>
+        <w:rPr>
+          <w:rFonts w:ascii="仿宋" w:eastAsia="仿宋" w:hAnsi="仿宋"/>
+          <w:bCs/>
+          <w:sz w:val="21"/>
+          <w:szCs w:val="21"/>
+        </w:rPr>
+        <w:t>跨用户</w:t>
+      </w:r>
+      <w:proofErr w:type="gramEnd"/>
+      <w:r>
+        <w:rPr>
+          <w:rFonts w:ascii="仿宋" w:eastAsia="仿宋" w:hAnsi="仿宋"/>
+          <w:bCs/>
+          <w:sz w:val="21"/>
+          <w:szCs w:val="21"/>
+        </w:rPr>
+        <w:t>条件下保持相对稳定的表现。人工复核结果从侧面支持了高相似输出结果的合理性。本文实现的系统同时提供数据概况分析、模型训练、批量预测、对比实验、人工复核抽样与统计分析等功能，可为本科程序设计课程中的</w:t>
+      </w:r>
+      <w:proofErr w:type="gramStart"/>
+      <w:r>
+        <w:rPr>
+          <w:rFonts w:ascii="仿宋" w:eastAsia="仿宋" w:hAnsi="仿宋"/>
+          <w:bCs/>
+          <w:sz w:val="21"/>
+          <w:szCs w:val="21"/>
+        </w:rPr>
+        <w:t>代码查重与</w:t>
+      </w:r>
+      <w:proofErr w:type="gramEnd"/>
+      <w:r>
+        <w:rPr>
+          <w:rFonts w:ascii="仿宋" w:eastAsia="仿宋" w:hAnsi="仿宋"/>
+          <w:bCs/>
+          <w:sz w:val="21"/>
+          <w:szCs w:val="21"/>
+        </w:rPr>
+        <w:t>相似性分析提供一定参考。</w:t>
+      </w:r>
+    </w:p>
+    <w:p>
+      <w:pPr>
+        <w:spacing w:line="360" w:lineRule="auto"/>
+        <w:rPr>
+          <w:rFonts w:ascii="仿宋" w:eastAsia="仿宋" w:hAnsi="仿宋" w:hint="eastAsia"/>
+          <w:bCs/>
+          <w:sz w:val="21"/>
+          <w:szCs w:val="21"/>
+        </w:rPr>
+      </w:pPr>
+      <w:r>
+        <w:rPr>
+          <w:rFonts w:ascii="仿宋" w:eastAsia="仿宋" w:hAnsi="仿宋"/>
+          <w:bCs/>
+          <w:sz w:val="21"/>
+          <w:szCs w:val="21"/>
+        </w:rPr>
         <w:t>关键词：代码相似度检测；弱监督学习；特征工程；机器学习；程序查重；Java</w:t>
       </w:r>
     </w:p>
@@ -3621,7 +3743,7 @@
       <w:pPr>
         <w:pStyle w:val="aff7"/>
         <w:rPr>
-          <w:rFonts w:ascii="黑体" w:eastAsia="黑体" w:hAnsi="黑体"/>
+          <w:rFonts w:ascii="黑体" w:eastAsia="黑体" w:hAnsi="黑体" w:hint="eastAsia"/>
           <w:sz w:val="44"/>
           <w:szCs w:val="44"/>
         </w:rPr>
@@ -3671,7 +3793,47 @@
           <w:sz w:val="21"/>
           <w:szCs w:val="21"/>
         </w:rPr>
-        <w:t>With the increasing scale of programming courses, instructors face growing pressure in assignment grading, lab evaluation, and academic integrity management. Manual inspection is relatively inefficient and subjective, making it difficult to analyze code similarity in large-scale programming submission scenarios. Therefore, this thesis designs and implements a weakly supervised training-based code similarity detection method for undergraduate graduation projects. The study uses the Java subset of the publicly available DSA Dataset from Zenodo as the experimental data source, and investigates code preprocessing, feature engineering, weakly supervised label construction, traditional machine learning training, and result analysis in a relatively systematic manner. The proposed method first preprocesses Java source code through comment removal, normalization of string and numeric literals, whitespace normalization, and identifier normalization, so as to reduce the influence of variable naming and constants on similarity judgment. Based on the normalized representation, multiple features are extracted, including Token Jaccard similarity, Token sequence similarity, keyword cosine similarity, operator cosine similarity, structural similarity, and differences in length, branches, loops, and method counts. Since the dataset does not provide manually labeled similar code pairs, this thesis constructs weakly supervised labels by first computing rule-based base similarity scores and then generating positive and negative samples using upper and lower thresholds. These labeled code pairs are subsequently used to train traditional machine learning models such as logistic regression and random forest, and the predicted probability is used as the final similarity score. Experiments include rule-based baseline comparison, logistic regression and random forest model comparison, cross-user filtering experiments, feature ablation studies, stricter generalization evaluation with question-level train-test split, and AI-assisted manual review of high-similarity samples. The results indicate that the proposed method can identify highly similar code pairs within the same programming task and maintain relatively stable performance under cross-user conditions. The manual review further supports the rationality of the high-similarity outputs. The implemented system provides functions for dataset inspection, model training, batch prediction, comparison experiments, manual review sampling, and statistical analysis, offering practical support for plagiarism detection and similarity analysis in undergraduate programming education.</w:t>
+        <w:t xml:space="preserve">With the increasing scale of programming courses, instructors face growing pressure in assignment grading, lab evaluation, and academic integrity management. Manual inspection is relatively inefficient and subjective, making it difficult to analyze code similarity in large-scale programming submission scenarios. Therefore, this thesis designs and implements a weakly supervised training-based code similarity detection method for undergraduate graduation projects. The study uses the Java subset of the publicly available DSA Dataset from </w:t>
+      </w:r>
+      <w:proofErr w:type="spellStart"/>
+      <w:r>
+        <w:rPr>
+          <w:rFonts w:eastAsia="仿宋"/>
+          <w:bCs/>
+          <w:sz w:val="21"/>
+          <w:szCs w:val="21"/>
+        </w:rPr>
+        <w:t>Zenodo</w:t>
+      </w:r>
+      <w:proofErr w:type="spellEnd"/>
+      <w:r>
+        <w:rPr>
+          <w:rFonts w:eastAsia="仿宋"/>
+          <w:bCs/>
+          <w:sz w:val="21"/>
+          <w:szCs w:val="21"/>
+        </w:rPr>
+        <w:t xml:space="preserve"> as the experimental data source, and investigates code preprocessing, feature engineering, weakly supervised label construction, traditional machine learning training, and result analysis in a relatively systematic manner. The proposed method first preprocesses Java source code through comment removal, normalization of string and numeric literals, whitespace normalization, and identifier normalization, </w:t>
+      </w:r>
+      <w:proofErr w:type="gramStart"/>
+      <w:r>
+        <w:rPr>
+          <w:rFonts w:eastAsia="仿宋"/>
+          <w:bCs/>
+          <w:sz w:val="21"/>
+          <w:szCs w:val="21"/>
+        </w:rPr>
+        <w:t>so as to</w:t>
+      </w:r>
+      <w:proofErr w:type="gramEnd"/>
+      <w:r>
+        <w:rPr>
+          <w:rFonts w:eastAsia="仿宋"/>
+          <w:bCs/>
+          <w:sz w:val="21"/>
+          <w:szCs w:val="21"/>
+        </w:rPr>
+        <w:t xml:space="preserve"> reduce the influence of variable naming and constants on similarity judgment. Based on the normalized representation, multiple features are extracted, including Token Jaccard similarity, Token sequence similarity, keyword cosine similarity, operator cosine similarity, structural similarity, and differences in length, branches, loops, and method counts. Since the dataset does not provide manually labeled similar code pairs, this thesis constructs weakly supervised labels by first computing rule-based base similarity scores and then generating positive and negative samples using upper and lower thresholds. These labeled code pairs are subsequently used to train traditional machine learning models such as logistic regression and random forest, and the predicted probability is used as the final similarity score. Experiments include rule-based baseline comparison, logistic regression and random forest model comparison, cross-user filtering experiments, feature ablation studies, stricter generalization evaluation with question-level train-test split, and AI-assisted manual review of high-similarity samples. The results indicate that the proposed method can identify highly similar code pairs within the same programming task and maintain relatively stable performance under cross-user conditions. The manual review further supports the rationality of the high-similarity outputs. The implemented system provides functions for dataset inspection, model training, batch prediction, comparison experiments, manual review sampling, and statistical analysis, offering practical support for plagiarism detection and similarity analysis in undergraduate programming education.</w:t>
       </w:r>
     </w:p>
     <w:p>
@@ -3899,18 +4061,46 @@
           <w:rFonts w:eastAsia="仿宋"/>
         </w:rPr>
         <w:lastRenderedPageBreak/>
-        <w:t>第二，在算法设计层面，本文并未直接采用复杂的深度学习模型，而是结合代码预处理、规则相似度、弱监督标签构造和传统机器学习训练，形成了一条更加适合本科阶段实现与论证的技术路线。</w:t>
-      </w:r>
-    </w:p>
-    <w:p>
-      <w:pPr>
-        <w:spacing w:line="360" w:lineRule="auto"/>
-      </w:pPr>
+        <w:t>第二，在算法设计层面，本文并未直接采用复杂的深度学习模型，而是结合代码预处理、规则相似度、</w:t>
+      </w:r>
+      <w:proofErr w:type="gramStart"/>
       <w:r>
         <w:rPr>
           <w:rFonts w:eastAsia="仿宋"/>
         </w:rPr>
-        <w:t>第三，在实验研究层面，本文基于公开数据集构建了完整的实验流程，并通过对比实验、消融实验、跨用户实验和人工复核分析，较系统地评估了方法的有效性。</w:t>
+        <w:t>弱监督</w:t>
+      </w:r>
+      <w:proofErr w:type="gramEnd"/>
+      <w:r>
+        <w:rPr>
+          <w:rFonts w:eastAsia="仿宋"/>
+        </w:rPr>
+        <w:t>标签构造和传统机器学习训练，形成了一条更加适合本科阶段实现与论证的技术路线。</w:t>
+      </w:r>
+    </w:p>
+    <w:p>
+      <w:pPr>
+        <w:spacing w:line="360" w:lineRule="auto"/>
+      </w:pPr>
+      <w:r>
+        <w:rPr>
+          <w:rFonts w:eastAsia="仿宋"/>
+        </w:rPr>
+        <w:t>第三，在实验研究层面，本文基于公开数据集构建了完整的实验流程，并通过对比实验、消融实验、</w:t>
+      </w:r>
+      <w:proofErr w:type="gramStart"/>
+      <w:r>
+        <w:rPr>
+          <w:rFonts w:eastAsia="仿宋"/>
+        </w:rPr>
+        <w:t>跨用户</w:t>
+      </w:r>
+      <w:proofErr w:type="gramEnd"/>
+      <w:r>
+        <w:rPr>
+          <w:rFonts w:eastAsia="仿宋"/>
+        </w:rPr>
+        <w:t>实验和人工复核分析，较系统地评估了方法的有效性。</w:t>
       </w:r>
     </w:p>
     <w:p>
@@ -3995,7 +4185,49 @@
         <w:rPr>
           <w:rFonts w:eastAsia="仿宋"/>
         </w:rPr>
-        <w:t>基于学习的方法近年来发展较快，包括传统机器学习方法和深度学习方法。传统机器学习通常依赖人工设计特征，通过逻辑回归、支持向量机、随机森林等模型完成分类或排序任务；深度学习方法则尝试通过代码向量化、预训练模型或图神经网络等方式自动学习代码表示。虽然深度学习方法具有较高研究热度，但通常依赖更大规模的标注数据、训练算力和模型调优经验。对于本科毕业设计而言，传统机器学习配合合理的特征工程和可解释实验设计，往往更具实施可行性。</w:t>
+        <w:t>基于学习的方法近年来发展较快，包括传统机器学习方法和深度学习方法。传统机器学习通常依赖人工设计特征，通过逻辑回归、支持向量机、随机森林等模型完成分类或排序任务；深度学习方法则尝试通过代码向量化、</w:t>
+      </w:r>
+      <w:proofErr w:type="gramStart"/>
+      <w:r>
+        <w:rPr>
+          <w:rFonts w:eastAsia="仿宋"/>
+        </w:rPr>
+        <w:t>预训练</w:t>
+      </w:r>
+      <w:proofErr w:type="gramEnd"/>
+      <w:r>
+        <w:rPr>
+          <w:rFonts w:eastAsia="仿宋"/>
+        </w:rPr>
+        <w:t>模型或图神经网络等方式自动学习代码表示。虽然深度学习方法具有较高研究热度，但通常依赖更大规模的标注数据、</w:t>
+      </w:r>
+      <w:proofErr w:type="gramStart"/>
+      <w:r>
+        <w:rPr>
+          <w:rFonts w:eastAsia="仿宋"/>
+        </w:rPr>
+        <w:t>训练算力和</w:t>
+      </w:r>
+      <w:proofErr w:type="gramEnd"/>
+      <w:r>
+        <w:rPr>
+          <w:rFonts w:eastAsia="仿宋"/>
+        </w:rPr>
+        <w:t>模型调优经验。对于本科毕业设计而言，传统机器学习配合合理的特征工程和</w:t>
+      </w:r>
+      <w:proofErr w:type="gramStart"/>
+      <w:r>
+        <w:rPr>
+          <w:rFonts w:eastAsia="仿宋"/>
+        </w:rPr>
+        <w:t>可</w:t>
+      </w:r>
+      <w:proofErr w:type="gramEnd"/>
+      <w:r>
+        <w:rPr>
+          <w:rFonts w:eastAsia="仿宋"/>
+        </w:rPr>
+        <w:t>解释实验设计，往往更具实施可行性。</w:t>
       </w:r>
     </w:p>
     <w:p>
@@ -4194,34 +4426,62 @@
         <w:rPr>
           <w:rFonts w:eastAsia="仿宋"/>
         </w:rPr>
-        <w:t>集合相似度、序列相似度、关键字与运算符统计特征以及结构差异特征。</w:t>
-      </w:r>
-    </w:p>
-    <w:p>
-      <w:pPr>
-        <w:spacing w:line="360" w:lineRule="auto"/>
-      </w:pPr>
+        <w:t>集合相似度、序列相似度、关键字与运算</w:t>
+      </w:r>
+      <w:proofErr w:type="gramStart"/>
       <w:r>
         <w:rPr>
           <w:rFonts w:eastAsia="仿宋"/>
         </w:rPr>
+        <w:t>符统计</w:t>
+      </w:r>
+      <w:proofErr w:type="gramEnd"/>
+      <w:r>
+        <w:rPr>
+          <w:rFonts w:eastAsia="仿宋"/>
+        </w:rPr>
+        <w:t>特征以及结构差异特征。</w:t>
+      </w:r>
+    </w:p>
+    <w:p>
+      <w:pPr>
+        <w:spacing w:line="360" w:lineRule="auto"/>
+      </w:pPr>
+      <w:r>
+        <w:rPr>
+          <w:rFonts w:eastAsia="仿宋"/>
+        </w:rPr>
         <w:t xml:space="preserve">4. </w:t>
       </w:r>
       <w:r>
         <w:rPr>
           <w:rFonts w:eastAsia="仿宋"/>
         </w:rPr>
-        <w:t>设计弱监督标签构造方法，通过基础相似度和上下阈值自动生成正负样本，解决人工标注不足问题。</w:t>
-      </w:r>
-    </w:p>
-    <w:p>
-      <w:pPr>
-        <w:spacing w:line="360" w:lineRule="auto"/>
-      </w:pPr>
+        <w:t>设计</w:t>
+      </w:r>
+      <w:proofErr w:type="gramStart"/>
       <w:r>
         <w:rPr>
           <w:rFonts w:eastAsia="仿宋"/>
         </w:rPr>
+        <w:t>弱监督</w:t>
+      </w:r>
+      <w:proofErr w:type="gramEnd"/>
+      <w:r>
+        <w:rPr>
+          <w:rFonts w:eastAsia="仿宋"/>
+        </w:rPr>
+        <w:t>标签构造方法，通过基础相似度和上下阈值自动生成正负样本，解决人工标注不足问题。</w:t>
+      </w:r>
+    </w:p>
+    <w:p>
+      <w:pPr>
+        <w:spacing w:line="360" w:lineRule="auto"/>
+      </w:pPr>
+      <w:r>
+        <w:rPr>
+          <w:rFonts w:eastAsia="仿宋"/>
+        </w:rPr>
         <w:t xml:space="preserve">5. </w:t>
       </w:r>
       <w:r>
@@ -4262,7 +4522,21 @@
         <w:rPr>
           <w:rFonts w:eastAsia="仿宋"/>
         </w:rPr>
-        <w:t>基于真实数据集开展多组实验，并生成可直接用于论文的统计表与分析结果。</w:t>
+        <w:t>基于真实数据</w:t>
+      </w:r>
+      <w:proofErr w:type="gramStart"/>
+      <w:r>
+        <w:rPr>
+          <w:rFonts w:eastAsia="仿宋"/>
+        </w:rPr>
+        <w:t>集开展</w:t>
+      </w:r>
+      <w:proofErr w:type="gramEnd"/>
+      <w:r>
+        <w:rPr>
+          <w:rFonts w:eastAsia="仿宋"/>
+        </w:rPr>
+        <w:t>多组实验，并生成可直接用于论文的统计表与分析结果。</w:t>
       </w:r>
     </w:p>
     <w:p>
@@ -4323,7 +4597,21 @@
         <w:rPr>
           <w:rFonts w:eastAsia="仿宋"/>
         </w:rPr>
-        <w:t>第三章为系统设计与算法实现，详细说明数据处理流程、特征工程设计、弱监督标签构造、模型训练策略和系统实现结构。</w:t>
+        <w:t>第三章为系统设计与算法实现，详细说明数据处理流程、特征工程设计、</w:t>
+      </w:r>
+      <w:proofErr w:type="gramStart"/>
+      <w:r>
+        <w:rPr>
+          <w:rFonts w:eastAsia="仿宋"/>
+        </w:rPr>
+        <w:t>弱监督</w:t>
+      </w:r>
+      <w:proofErr w:type="gramEnd"/>
+      <w:r>
+        <w:rPr>
+          <w:rFonts w:eastAsia="仿宋"/>
+        </w:rPr>
+        <w:t>标签构造、模型训练策略和系统实现结构。</w:t>
       </w:r>
     </w:p>
     <w:p>
@@ -4386,7 +4674,7 @@
       <w:pPr>
         <w:spacing w:line="360" w:lineRule="auto"/>
         <w:rPr>
-          <w:rFonts w:ascii="仿宋" w:eastAsia="仿宋" w:hAnsi="仿宋"/>
+          <w:rFonts w:ascii="仿宋" w:eastAsia="仿宋" w:hAnsi="仿宋" w:hint="eastAsia"/>
         </w:rPr>
       </w:pPr>
       <w:r>
@@ -4400,7 +4688,7 @@
       <w:pPr>
         <w:spacing w:line="360" w:lineRule="auto"/>
         <w:rPr>
-          <w:rFonts w:ascii="仿宋" w:eastAsia="仿宋" w:hAnsi="仿宋"/>
+          <w:rFonts w:ascii="仿宋" w:eastAsia="仿宋" w:hAnsi="仿宋" w:hint="eastAsia"/>
         </w:rPr>
       </w:pPr>
       <w:r>
@@ -4432,28 +4720,70 @@
       <w:pPr>
         <w:spacing w:line="360" w:lineRule="auto"/>
         <w:rPr>
-          <w:rFonts w:ascii="仿宋" w:eastAsia="仿宋" w:hAnsi="仿宋"/>
-        </w:rPr>
-      </w:pPr>
-      <w:r>
-        <w:rPr>
-          <w:rFonts w:ascii="仿宋" w:eastAsia="仿宋" w:hAnsi="仿宋"/>
-        </w:rPr>
-        <w:t>弱监督学习是指在缺少精确人工标注数据的条件下，利用启发式规则、伪标签、远程监督或不完全标签等方式构造训练信号，从而建立机器学习模型的方法。在实际工程中，人工标注通常昂贵且耗时，尤其在代码相似度任务中，逐条判定两份代码是否“相似”往往需要较强的专业背景。因此，使用弱监督构造训练标签具有较高现实可行性。</w:t>
-      </w:r>
-    </w:p>
-    <w:p>
-      <w:pPr>
-        <w:spacing w:line="360" w:lineRule="auto"/>
-        <w:rPr>
-          <w:rFonts w:ascii="仿宋" w:eastAsia="仿宋" w:hAnsi="仿宋"/>
-        </w:rPr>
-      </w:pPr>
-      <w:r>
-        <w:rPr>
-          <w:rFonts w:ascii="仿宋" w:eastAsia="仿宋" w:hAnsi="仿宋"/>
-        </w:rPr>
-        <w:t>本文所采用的弱监督方式主要包括以下步骤：首先利用多种规则特征构造基础相似度分数；其次通过高阈值和低阈值筛选高置信正样本与高置信负样本；最后对中间区域样本进行舍弃或自适应处理，从而得到相对可靠的训练集。这种方式虽然无法完全替代人工标注，但能够显著降低样本构造成本，并支持后续模型训练与实验分析。</w:t>
+          <w:rFonts w:ascii="仿宋" w:eastAsia="仿宋" w:hAnsi="仿宋" w:hint="eastAsia"/>
+        </w:rPr>
+      </w:pPr>
+      <w:r>
+        <w:rPr>
+          <w:rFonts w:ascii="仿宋" w:eastAsia="仿宋" w:hAnsi="仿宋"/>
+        </w:rPr>
+        <w:t>弱监督学习是指在缺少精确人工标注数据的条件下，利用启发式规则、伪标签、远程监督或不完全标签等方式构造训练信号，从而建立机器学习模型的方法。在实际工程中，人工标注通常昂贵且耗时，尤其在代码相似度任务中，逐条判定两份代码是否“相似”往往需要较强的专业背景。因此，使用</w:t>
+      </w:r>
+      <w:proofErr w:type="gramStart"/>
+      <w:r>
+        <w:rPr>
+          <w:rFonts w:ascii="仿宋" w:eastAsia="仿宋" w:hAnsi="仿宋"/>
+        </w:rPr>
+        <w:t>弱监督</w:t>
+      </w:r>
+      <w:proofErr w:type="gramEnd"/>
+      <w:r>
+        <w:rPr>
+          <w:rFonts w:ascii="仿宋" w:eastAsia="仿宋" w:hAnsi="仿宋"/>
+        </w:rPr>
+        <w:t>构造训练标签具有较高现实可行性。</w:t>
+      </w:r>
+    </w:p>
+    <w:p>
+      <w:pPr>
+        <w:spacing w:line="360" w:lineRule="auto"/>
+        <w:rPr>
+          <w:rFonts w:ascii="仿宋" w:eastAsia="仿宋" w:hAnsi="仿宋" w:hint="eastAsia"/>
+        </w:rPr>
+      </w:pPr>
+      <w:r>
+        <w:rPr>
+          <w:rFonts w:ascii="仿宋" w:eastAsia="仿宋" w:hAnsi="仿宋"/>
+        </w:rPr>
+        <w:t>本文所采用的</w:t>
+      </w:r>
+      <w:proofErr w:type="gramStart"/>
+      <w:r>
+        <w:rPr>
+          <w:rFonts w:ascii="仿宋" w:eastAsia="仿宋" w:hAnsi="仿宋"/>
+        </w:rPr>
+        <w:t>弱监督</w:t>
+      </w:r>
+      <w:proofErr w:type="gramEnd"/>
+      <w:r>
+        <w:rPr>
+          <w:rFonts w:ascii="仿宋" w:eastAsia="仿宋" w:hAnsi="仿宋"/>
+        </w:rPr>
+        <w:t>方式主要包括以下步骤：首先利用多种规则特征构造基础相似度分数；其次通过高阈值和低阈值筛选高</w:t>
+      </w:r>
+      <w:proofErr w:type="gramStart"/>
+      <w:r>
+        <w:rPr>
+          <w:rFonts w:ascii="仿宋" w:eastAsia="仿宋" w:hAnsi="仿宋"/>
+        </w:rPr>
+        <w:t>置信正</w:t>
+      </w:r>
+      <w:proofErr w:type="gramEnd"/>
+      <w:r>
+        <w:rPr>
+          <w:rFonts w:ascii="仿宋" w:eastAsia="仿宋" w:hAnsi="仿宋"/>
+        </w:rPr>
+        <w:t>样本与高置信负样本；最后对中间区域样本进行舍弃或自适应处理，从而得到相对可靠的训练集。这种方式虽然无法完全替代人工标注，但能够显著降低样本构造成本，并支持后续模型训练与实验分析。</w:t>
       </w:r>
     </w:p>
     <w:p>
@@ -4477,7 +4807,7 @@
       <w:pPr>
         <w:spacing w:line="360" w:lineRule="auto"/>
         <w:rPr>
-          <w:rFonts w:ascii="仿宋" w:eastAsia="仿宋" w:hAnsi="仿宋"/>
+          <w:rFonts w:ascii="仿宋" w:eastAsia="仿宋" w:hAnsi="仿宋" w:hint="eastAsia"/>
         </w:rPr>
       </w:pPr>
       <w:r>
@@ -4508,7 +4838,7 @@
       <w:pPr>
         <w:spacing w:line="360" w:lineRule="auto"/>
         <w:rPr>
-          <w:rFonts w:ascii="仿宋" w:eastAsia="仿宋" w:hAnsi="仿宋"/>
+          <w:rFonts w:ascii="仿宋" w:eastAsia="仿宋" w:hAnsi="仿宋" w:hint="eastAsia"/>
         </w:rPr>
       </w:pPr>
       <w:r>
@@ -4522,7 +4852,7 @@
       <w:pPr>
         <w:spacing w:line="360" w:lineRule="auto"/>
         <w:rPr>
-          <w:rFonts w:ascii="仿宋" w:eastAsia="仿宋" w:hAnsi="仿宋"/>
+          <w:rFonts w:ascii="仿宋" w:eastAsia="仿宋" w:hAnsi="仿宋" w:hint="eastAsia"/>
         </w:rPr>
       </w:pPr>
       <w:r>
@@ -4536,49 +4866,91 @@
       <w:pPr>
         <w:spacing w:line="360" w:lineRule="auto"/>
         <w:rPr>
-          <w:rFonts w:ascii="仿宋" w:eastAsia="仿宋" w:hAnsi="仿宋"/>
-        </w:rPr>
-      </w:pPr>
-      <w:r>
-        <w:rPr>
-          <w:rFonts w:ascii="仿宋" w:eastAsia="仿宋" w:hAnsi="仿宋"/>
-        </w:rPr>
-        <w:t>精确率表示被模型判定为相似的样本中，真实相似样本所占比例，反映误报情况。</w:t>
-      </w:r>
-    </w:p>
-    <w:p>
-      <w:pPr>
-        <w:spacing w:line="360" w:lineRule="auto"/>
-        <w:rPr>
-          <w:rFonts w:ascii="仿宋" w:eastAsia="仿宋" w:hAnsi="仿宋"/>
-        </w:rPr>
-      </w:pPr>
-      <w:r>
-        <w:rPr>
-          <w:rFonts w:ascii="仿宋" w:eastAsia="仿宋" w:hAnsi="仿宋"/>
-        </w:rPr>
-        <w:t>召回率表示真实相似样本中被模型成功识别出的比例，反映漏报情况。</w:t>
-      </w:r>
-    </w:p>
-    <w:p>
-      <w:pPr>
-        <w:spacing w:line="360" w:lineRule="auto"/>
-        <w:rPr>
-          <w:rFonts w:ascii="仿宋" w:eastAsia="仿宋" w:hAnsi="仿宋"/>
-        </w:rPr>
-      </w:pPr>
-      <w:r>
-        <w:rPr>
-          <w:rFonts w:ascii="仿宋" w:eastAsia="仿宋" w:hAnsi="仿宋"/>
-        </w:rPr>
-        <w:t>F1 值综合考虑精确率和召回率，是两者的调和平均数。</w:t>
-      </w:r>
-    </w:p>
-    <w:p>
-      <w:pPr>
-        <w:spacing w:line="360" w:lineRule="auto"/>
-        <w:rPr>
-          <w:rFonts w:ascii="仿宋" w:eastAsia="仿宋" w:hAnsi="仿宋"/>
+          <w:rFonts w:ascii="仿宋" w:eastAsia="仿宋" w:hAnsi="仿宋" w:hint="eastAsia"/>
+        </w:rPr>
+      </w:pPr>
+      <w:r>
+        <w:rPr>
+          <w:rFonts w:ascii="仿宋" w:eastAsia="仿宋" w:hAnsi="仿宋"/>
+        </w:rPr>
+        <w:t>精确</w:t>
+      </w:r>
+      <w:proofErr w:type="gramStart"/>
+      <w:r>
+        <w:rPr>
+          <w:rFonts w:ascii="仿宋" w:eastAsia="仿宋" w:hAnsi="仿宋"/>
+        </w:rPr>
+        <w:t>率表示</w:t>
+      </w:r>
+      <w:proofErr w:type="gramEnd"/>
+      <w:r>
+        <w:rPr>
+          <w:rFonts w:ascii="仿宋" w:eastAsia="仿宋" w:hAnsi="仿宋"/>
+        </w:rPr>
+        <w:t>被模型判定为相似的样本中，真实相似样本所占比例，反映误报情况。</w:t>
+      </w:r>
+    </w:p>
+    <w:p>
+      <w:pPr>
+        <w:spacing w:line="360" w:lineRule="auto"/>
+        <w:rPr>
+          <w:rFonts w:ascii="仿宋" w:eastAsia="仿宋" w:hAnsi="仿宋" w:hint="eastAsia"/>
+        </w:rPr>
+      </w:pPr>
+      <w:r>
+        <w:rPr>
+          <w:rFonts w:ascii="仿宋" w:eastAsia="仿宋" w:hAnsi="仿宋"/>
+        </w:rPr>
+        <w:t>召回</w:t>
+      </w:r>
+      <w:proofErr w:type="gramStart"/>
+      <w:r>
+        <w:rPr>
+          <w:rFonts w:ascii="仿宋" w:eastAsia="仿宋" w:hAnsi="仿宋"/>
+        </w:rPr>
+        <w:t>率表示</w:t>
+      </w:r>
+      <w:proofErr w:type="gramEnd"/>
+      <w:r>
+        <w:rPr>
+          <w:rFonts w:ascii="仿宋" w:eastAsia="仿宋" w:hAnsi="仿宋"/>
+        </w:rPr>
+        <w:t>真实相似样本中被模型成功识别出的比例，反映漏报情况。</w:t>
+      </w:r>
+    </w:p>
+    <w:p>
+      <w:pPr>
+        <w:spacing w:line="360" w:lineRule="auto"/>
+        <w:rPr>
+          <w:rFonts w:ascii="仿宋" w:eastAsia="仿宋" w:hAnsi="仿宋" w:hint="eastAsia"/>
+        </w:rPr>
+      </w:pPr>
+      <w:r>
+        <w:rPr>
+          <w:rFonts w:ascii="仿宋" w:eastAsia="仿宋" w:hAnsi="仿宋"/>
+        </w:rPr>
+        <w:t xml:space="preserve">F1 </w:t>
+      </w:r>
+      <w:proofErr w:type="gramStart"/>
+      <w:r>
+        <w:rPr>
+          <w:rFonts w:ascii="仿宋" w:eastAsia="仿宋" w:hAnsi="仿宋"/>
+        </w:rPr>
+        <w:t>值综合</w:t>
+      </w:r>
+      <w:proofErr w:type="gramEnd"/>
+      <w:r>
+        <w:rPr>
+          <w:rFonts w:ascii="仿宋" w:eastAsia="仿宋" w:hAnsi="仿宋"/>
+        </w:rPr>
+        <w:t>考虑精确率和召回率，是两者的调和平均数。</w:t>
+      </w:r>
+    </w:p>
+    <w:p>
+      <w:pPr>
+        <w:spacing w:line="360" w:lineRule="auto"/>
+        <w:rPr>
+          <w:rFonts w:ascii="仿宋" w:eastAsia="仿宋" w:hAnsi="仿宋" w:hint="eastAsia"/>
         </w:rPr>
       </w:pPr>
       <w:r>
@@ -4592,14 +4964,42 @@
       <w:pPr>
         <w:spacing w:line="360" w:lineRule="auto"/>
         <w:rPr>
-          <w:rFonts w:ascii="仿宋" w:eastAsia="仿宋" w:hAnsi="仿宋"/>
-        </w:rPr>
-      </w:pPr>
-      <w:r>
-        <w:rPr>
-          <w:rFonts w:ascii="仿宋" w:eastAsia="仿宋" w:hAnsi="仿宋"/>
-        </w:rPr>
-        <w:t>需要指出的是，由于本文采用弱监督方式构造训练标签，自动评价指标在很大程度上反映的是模型对伪标签的拟合情况及其在同类样本上的区分能力。因此，为提高结果解释的稳健性，本文进一步引入跨用户过滤、按题目划分的泛化实验以及人工辅助复核分析。</w:t>
+          <w:rFonts w:ascii="仿宋" w:eastAsia="仿宋" w:hAnsi="仿宋" w:hint="eastAsia"/>
+        </w:rPr>
+      </w:pPr>
+      <w:r>
+        <w:rPr>
+          <w:rFonts w:ascii="仿宋" w:eastAsia="仿宋" w:hAnsi="仿宋"/>
+        </w:rPr>
+        <w:t>需要指出的是，由于本文采用</w:t>
+      </w:r>
+      <w:proofErr w:type="gramStart"/>
+      <w:r>
+        <w:rPr>
+          <w:rFonts w:ascii="仿宋" w:eastAsia="仿宋" w:hAnsi="仿宋"/>
+        </w:rPr>
+        <w:t>弱监督</w:t>
+      </w:r>
+      <w:proofErr w:type="gramEnd"/>
+      <w:r>
+        <w:rPr>
+          <w:rFonts w:ascii="仿宋" w:eastAsia="仿宋" w:hAnsi="仿宋"/>
+        </w:rPr>
+        <w:t>方式构造训练标签，自动评价指标在很大程度上反映的是模型对伪标签的拟合情况及其在同类样本上的区分能力。因此，为提高结果解释的稳健性，本文进一步引入</w:t>
+      </w:r>
+      <w:proofErr w:type="gramStart"/>
+      <w:r>
+        <w:rPr>
+          <w:rFonts w:ascii="仿宋" w:eastAsia="仿宋" w:hAnsi="仿宋"/>
+        </w:rPr>
+        <w:t>跨用户</w:t>
+      </w:r>
+      <w:proofErr w:type="gramEnd"/>
+      <w:r>
+        <w:rPr>
+          <w:rFonts w:ascii="仿宋" w:eastAsia="仿宋" w:hAnsi="仿宋"/>
+        </w:rPr>
+        <w:t>过滤、按题目划分的泛化实验以及人工辅助复核分析。</w:t>
       </w:r>
     </w:p>
     <w:p>
@@ -4641,14 +5041,28 @@
       <w:pPr>
         <w:spacing w:line="360" w:lineRule="auto"/>
         <w:rPr>
-          <w:rFonts w:ascii="仿宋" w:eastAsia="仿宋" w:hAnsi="仿宋"/>
-        </w:rPr>
-      </w:pPr>
-      <w:r>
-        <w:rPr>
-          <w:rFonts w:ascii="仿宋" w:eastAsia="仿宋" w:hAnsi="仿宋"/>
-        </w:rPr>
-        <w:t>本文实现的代码相似度检测系统采用模块化设计，主要包括数据加载模块、代码预处理模块、特征提取模块、样本构造模块、模型训练模块、预测与报告模块以及实验分析模块七个部分。系统整体流程如下：首先从数据集中读取 Java 提交记录并按题目组织；随后对代码进行预处理和特征提取；接着构造代码对并生成弱监督标签；之后训练传统机器学习模型并计算相似概率；最后输出高相似代码对、统计表和实验分析结果。系统整体流程如图1所示。</w:t>
+          <w:rFonts w:ascii="仿宋" w:eastAsia="仿宋" w:hAnsi="仿宋" w:hint="eastAsia"/>
+        </w:rPr>
+      </w:pPr>
+      <w:r>
+        <w:rPr>
+          <w:rFonts w:ascii="仿宋" w:eastAsia="仿宋" w:hAnsi="仿宋"/>
+        </w:rPr>
+        <w:t>本文实现的代码相似度检测系统采用模块化设计，主要包括数据加载模块、代码预处理模块、特征提取模块、样本构造模块、模型训练模块、预测与报告模块以及实验分析模块七个部分。系统整体流程如下：首先从数据集中读取 Java 提交记录并按题目组织；随后对代码进行预处理和特征提取；接着构造代码对并生成</w:t>
+      </w:r>
+      <w:proofErr w:type="gramStart"/>
+      <w:r>
+        <w:rPr>
+          <w:rFonts w:ascii="仿宋" w:eastAsia="仿宋" w:hAnsi="仿宋"/>
+        </w:rPr>
+        <w:t>弱监督</w:t>
+      </w:r>
+      <w:proofErr w:type="gramEnd"/>
+      <w:r>
+        <w:rPr>
+          <w:rFonts w:ascii="仿宋" w:eastAsia="仿宋" w:hAnsi="仿宋"/>
+        </w:rPr>
+        <w:t>标签；之后训练传统机器学习模型并计算相似概率；最后输出高相似代码对、统计表和实验分析结果。系统整体流程如图1所示。</w:t>
       </w:r>
     </w:p>
     <w:tbl>
@@ -4734,12 +5148,21 @@
             <w:pPr>
               <w:jc w:val="center"/>
             </w:pPr>
+            <w:proofErr w:type="gramStart"/>
             <w:r>
               <w:rPr>
                 <w:b/>
                 <w:sz w:val="21"/>
               </w:rPr>
-              <w:t>弱监督标注</w:t>
+              <w:t>弱监督</w:t>
+            </w:r>
+            <w:proofErr w:type="gramEnd"/>
+            <w:r>
+              <w:rPr>
+                <w:b/>
+                <w:sz w:val="21"/>
+              </w:rPr>
+              <w:t>标注</w:t>
             </w:r>
           </w:p>
         </w:tc>
@@ -4967,7 +5390,7 @@
         <w:spacing w:line="360" w:lineRule="auto"/>
         <w:ind w:firstLine="420"/>
         <w:rPr>
-          <w:rFonts w:ascii="仿宋" w:eastAsia="仿宋" w:hAnsi="仿宋"/>
+          <w:rFonts w:ascii="仿宋" w:eastAsia="仿宋" w:hAnsi="仿宋" w:hint="eastAsia"/>
           <w:sz w:val="21"/>
         </w:rPr>
       </w:pPr>
@@ -4993,7 +5416,7 @@
       <w:pPr>
         <w:spacing w:line="360" w:lineRule="auto"/>
         <w:rPr>
-          <w:rFonts w:ascii="仿宋" w:eastAsia="仿宋" w:hAnsi="仿宋"/>
+          <w:rFonts w:ascii="仿宋" w:eastAsia="仿宋" w:hAnsi="仿宋" w:hint="eastAsia"/>
         </w:rPr>
       </w:pPr>
       <w:r>
@@ -5255,9 +5678,6 @@
       <w:pPr>
         <w:pStyle w:val="a9"/>
         <w:ind w:firstLine="420"/>
-        <w:rPr>
-          <w:rFonts w:hint="eastAsia"/>
-        </w:rPr>
       </w:pPr>
     </w:p>
     <w:p>
@@ -5281,21 +5701,35 @@
       <w:pPr>
         <w:spacing w:line="360" w:lineRule="auto"/>
         <w:rPr>
-          <w:rFonts w:ascii="仿宋" w:eastAsia="仿宋" w:hAnsi="仿宋"/>
-        </w:rPr>
-      </w:pPr>
-      <w:r>
-        <w:rPr>
-          <w:rFonts w:ascii="仿宋" w:eastAsia="仿宋" w:hAnsi="仿宋"/>
-        </w:rPr>
-        <w:t>本文使用的数据集来源于 Zenodo 平台发布的 DSA Dataset。本项目实际使用其中的 Java 提交数据文件 java_submissions.csv，并辅以题目分布文件 distribution_per_question.csv 和题目信息文件 tst_questions.csv。经统计，数据集中共包含 16074 份 Java 提交、99 道题目、约 270 名匿名学生用户。</w:t>
-      </w:r>
-    </w:p>
-    <w:p>
-      <w:pPr>
-        <w:spacing w:line="360" w:lineRule="auto"/>
-        <w:rPr>
-          <w:rFonts w:ascii="仿宋" w:eastAsia="仿宋" w:hAnsi="仿宋"/>
+          <w:rFonts w:ascii="仿宋" w:eastAsia="仿宋" w:hAnsi="仿宋" w:hint="eastAsia"/>
+        </w:rPr>
+      </w:pPr>
+      <w:r>
+        <w:rPr>
+          <w:rFonts w:ascii="仿宋" w:eastAsia="仿宋" w:hAnsi="仿宋"/>
+        </w:rPr>
+        <w:t xml:space="preserve">本文使用的数据集来源于 </w:t>
+      </w:r>
+      <w:proofErr w:type="spellStart"/>
+      <w:r>
+        <w:rPr>
+          <w:rFonts w:ascii="仿宋" w:eastAsia="仿宋" w:hAnsi="仿宋"/>
+        </w:rPr>
+        <w:t>Zenodo</w:t>
+      </w:r>
+      <w:proofErr w:type="spellEnd"/>
+      <w:r>
+        <w:rPr>
+          <w:rFonts w:ascii="仿宋" w:eastAsia="仿宋" w:hAnsi="仿宋"/>
+        </w:rPr>
+        <w:t xml:space="preserve"> 平台发布的 DSA Dataset。本项目实际使用其中的 Java 提交数据文件 java_submissions.csv，并辅以题目分布文件 distribution_per_question.csv 和题目信息文件 tst_questions.csv。经统计，数据集中共包含 16074 份 Java 提交、99 道题目、约 270 名匿名学生用户。</w:t>
+      </w:r>
+    </w:p>
+    <w:p>
+      <w:pPr>
+        <w:spacing w:line="360" w:lineRule="auto"/>
+        <w:rPr>
+          <w:rFonts w:ascii="仿宋" w:eastAsia="仿宋" w:hAnsi="仿宋" w:hint="eastAsia"/>
         </w:rPr>
       </w:pPr>
       <w:r>
@@ -5309,7 +5743,7 @@
       <w:pPr>
         <w:spacing w:line="360" w:lineRule="auto"/>
         <w:rPr>
-          <w:rFonts w:ascii="仿宋" w:eastAsia="仿宋" w:hAnsi="仿宋"/>
+          <w:rFonts w:ascii="仿宋" w:eastAsia="仿宋" w:hAnsi="仿宋" w:hint="eastAsia"/>
         </w:rPr>
       </w:pPr>
       <w:r>
@@ -5323,7 +5757,7 @@
       <w:pPr>
         <w:spacing w:line="360" w:lineRule="auto"/>
         <w:rPr>
-          <w:rFonts w:ascii="仿宋" w:eastAsia="仿宋" w:hAnsi="仿宋"/>
+          <w:rFonts w:ascii="仿宋" w:eastAsia="仿宋" w:hAnsi="仿宋" w:hint="eastAsia"/>
         </w:rPr>
       </w:pPr>
       <w:r>
@@ -5337,7 +5771,7 @@
       <w:pPr>
         <w:spacing w:line="360" w:lineRule="auto"/>
         <w:rPr>
-          <w:rFonts w:ascii="仿宋" w:eastAsia="仿宋" w:hAnsi="仿宋"/>
+          <w:rFonts w:ascii="仿宋" w:eastAsia="仿宋" w:hAnsi="仿宋" w:hint="eastAsia"/>
         </w:rPr>
       </w:pPr>
       <w:r>
@@ -5345,21 +5779,49 @@
           <w:rFonts w:ascii="仿宋" w:eastAsia="仿宋" w:hAnsi="仿宋"/>
         </w:rPr>
         <w:lastRenderedPageBreak/>
-        <w:t>3. 按题目编号对提交进行分组，默认仅在同一道题内部构造代码对，避免不同题目之间因题意差异引入噪声。</w:t>
-      </w:r>
-    </w:p>
-    <w:p>
-      <w:pPr>
-        <w:spacing w:line="360" w:lineRule="auto"/>
-        <w:rPr>
-          <w:rFonts w:ascii="仿宋" w:eastAsia="仿宋" w:hAnsi="仿宋"/>
-        </w:rPr>
-      </w:pPr>
-      <w:r>
-        <w:rPr>
-          <w:rFonts w:ascii="仿宋" w:eastAsia="仿宋" w:hAnsi="仿宋"/>
-        </w:rPr>
-        <w:t>4. 在扩展实验中加入跨用户过滤，仅保留不同用户之间的代码对，以减少同一学生多次提交带来的偏高相似问题。</w:t>
+        <w:t>3. 按题目编号对提交进行分组，默认仅在同一道</w:t>
+      </w:r>
+      <w:proofErr w:type="gramStart"/>
+      <w:r>
+        <w:rPr>
+          <w:rFonts w:ascii="仿宋" w:eastAsia="仿宋" w:hAnsi="仿宋"/>
+        </w:rPr>
+        <w:t>题内部</w:t>
+      </w:r>
+      <w:proofErr w:type="gramEnd"/>
+      <w:r>
+        <w:rPr>
+          <w:rFonts w:ascii="仿宋" w:eastAsia="仿宋" w:hAnsi="仿宋"/>
+        </w:rPr>
+        <w:t>构造代码对，避免不同题目之间因题意差异引入噪声。</w:t>
+      </w:r>
+    </w:p>
+    <w:p>
+      <w:pPr>
+        <w:spacing w:line="360" w:lineRule="auto"/>
+        <w:rPr>
+          <w:rFonts w:ascii="仿宋" w:eastAsia="仿宋" w:hAnsi="仿宋" w:hint="eastAsia"/>
+        </w:rPr>
+      </w:pPr>
+      <w:r>
+        <w:rPr>
+          <w:rFonts w:ascii="仿宋" w:eastAsia="仿宋" w:hAnsi="仿宋"/>
+        </w:rPr>
+        <w:t>4. 在扩展实验中加入</w:t>
+      </w:r>
+      <w:proofErr w:type="gramStart"/>
+      <w:r>
+        <w:rPr>
+          <w:rFonts w:ascii="仿宋" w:eastAsia="仿宋" w:hAnsi="仿宋"/>
+        </w:rPr>
+        <w:t>跨用户</w:t>
+      </w:r>
+      <w:proofErr w:type="gramEnd"/>
+      <w:r>
+        <w:rPr>
+          <w:rFonts w:ascii="仿宋" w:eastAsia="仿宋" w:hAnsi="仿宋"/>
+        </w:rPr>
+        <w:t>过滤，仅保留不同用户之间的代码对，以减少同一学生多次提交带来的偏高相似问题。</w:t>
       </w:r>
     </w:p>
     <w:p>
@@ -5383,7 +5845,7 @@
       <w:pPr>
         <w:spacing w:line="360" w:lineRule="auto"/>
         <w:rPr>
-          <w:rFonts w:ascii="仿宋" w:eastAsia="仿宋" w:hAnsi="仿宋"/>
+          <w:rFonts w:ascii="仿宋" w:eastAsia="仿宋" w:hAnsi="仿宋" w:hint="eastAsia"/>
         </w:rPr>
       </w:pPr>
       <w:r>
@@ -5397,7 +5859,7 @@
       <w:pPr>
         <w:spacing w:line="360" w:lineRule="auto"/>
         <w:rPr>
-          <w:rFonts w:ascii="仿宋" w:eastAsia="仿宋" w:hAnsi="仿宋"/>
+          <w:rFonts w:ascii="仿宋" w:eastAsia="仿宋" w:hAnsi="仿宋" w:hint="eastAsia"/>
         </w:rPr>
       </w:pPr>
       <w:r>
@@ -5411,7 +5873,7 @@
       <w:pPr>
         <w:spacing w:line="360" w:lineRule="auto"/>
         <w:rPr>
-          <w:rFonts w:ascii="仿宋" w:eastAsia="仿宋" w:hAnsi="仿宋"/>
+          <w:rFonts w:ascii="仿宋" w:eastAsia="仿宋" w:hAnsi="仿宋" w:hint="eastAsia"/>
         </w:rPr>
       </w:pPr>
       <w:r>
@@ -5425,7 +5887,7 @@
       <w:pPr>
         <w:spacing w:line="360" w:lineRule="auto"/>
         <w:rPr>
-          <w:rFonts w:ascii="仿宋" w:eastAsia="仿宋" w:hAnsi="仿宋"/>
+          <w:rFonts w:ascii="仿宋" w:eastAsia="仿宋" w:hAnsi="仿宋" w:hint="eastAsia"/>
         </w:rPr>
       </w:pPr>
       <w:r>
@@ -5439,7 +5901,7 @@
       <w:pPr>
         <w:spacing w:line="360" w:lineRule="auto"/>
         <w:rPr>
-          <w:rFonts w:ascii="仿宋" w:eastAsia="仿宋" w:hAnsi="仿宋"/>
+          <w:rFonts w:ascii="仿宋" w:eastAsia="仿宋" w:hAnsi="仿宋" w:hint="eastAsia"/>
         </w:rPr>
       </w:pPr>
       <w:r>
@@ -5453,21 +5915,35 @@
       <w:pPr>
         <w:spacing w:line="360" w:lineRule="auto"/>
         <w:rPr>
-          <w:rFonts w:ascii="仿宋" w:eastAsia="仿宋" w:hAnsi="仿宋"/>
-        </w:rPr>
-      </w:pPr>
-      <w:r>
-        <w:rPr>
-          <w:rFonts w:ascii="仿宋" w:eastAsia="仿宋" w:hAnsi="仿宋"/>
-        </w:rPr>
-        <w:t>5. 将处理后的 Token 序列重新组织为规范化代码文本，供特征计算和向量化使用。</w:t>
-      </w:r>
-    </w:p>
-    <w:p>
-      <w:pPr>
-        <w:spacing w:line="360" w:lineRule="auto"/>
-        <w:rPr>
-          <w:rFonts w:ascii="仿宋" w:eastAsia="仿宋" w:hAnsi="仿宋"/>
+          <w:rFonts w:ascii="仿宋" w:eastAsia="仿宋" w:hAnsi="仿宋" w:hint="eastAsia"/>
+        </w:rPr>
+      </w:pPr>
+      <w:r>
+        <w:rPr>
+          <w:rFonts w:ascii="仿宋" w:eastAsia="仿宋" w:hAnsi="仿宋"/>
+        </w:rPr>
+        <w:t>5. 将处理后的 Token 序列重新组织为规范化代码文本，</w:t>
+      </w:r>
+      <w:proofErr w:type="gramStart"/>
+      <w:r>
+        <w:rPr>
+          <w:rFonts w:ascii="仿宋" w:eastAsia="仿宋" w:hAnsi="仿宋"/>
+        </w:rPr>
+        <w:t>供特征</w:t>
+      </w:r>
+      <w:proofErr w:type="gramEnd"/>
+      <w:r>
+        <w:rPr>
+          <w:rFonts w:ascii="仿宋" w:eastAsia="仿宋" w:hAnsi="仿宋"/>
+        </w:rPr>
+        <w:t>计算和向量化使用。</w:t>
+      </w:r>
+    </w:p>
+    <w:p>
+      <w:pPr>
+        <w:spacing w:line="360" w:lineRule="auto"/>
+        <w:rPr>
+          <w:rFonts w:ascii="仿宋" w:eastAsia="仿宋" w:hAnsi="仿宋" w:hint="eastAsia"/>
         </w:rPr>
       </w:pPr>
       <w:r>
@@ -5498,7 +5974,7 @@
       <w:pPr>
         <w:spacing w:line="360" w:lineRule="auto"/>
         <w:rPr>
-          <w:rFonts w:ascii="仿宋" w:eastAsia="仿宋" w:hAnsi="仿宋"/>
+          <w:rFonts w:ascii="仿宋" w:eastAsia="仿宋" w:hAnsi="仿宋" w:hint="eastAsia"/>
         </w:rPr>
       </w:pPr>
       <w:r>
@@ -5512,7 +5988,7 @@
       <w:pPr>
         <w:spacing w:line="360" w:lineRule="auto"/>
         <w:rPr>
-          <w:rFonts w:ascii="仿宋" w:eastAsia="仿宋" w:hAnsi="仿宋"/>
+          <w:rFonts w:ascii="仿宋" w:eastAsia="仿宋" w:hAnsi="仿宋" w:hint="eastAsia"/>
         </w:rPr>
       </w:pPr>
       <w:r>
@@ -5526,7 +6002,7 @@
       <w:pPr>
         <w:spacing w:line="360" w:lineRule="auto"/>
         <w:rPr>
-          <w:rFonts w:ascii="仿宋" w:eastAsia="仿宋" w:hAnsi="仿宋"/>
+          <w:rFonts w:ascii="仿宋" w:eastAsia="仿宋" w:hAnsi="仿宋" w:hint="eastAsia"/>
         </w:rPr>
       </w:pPr>
       <w:r>
@@ -5540,7 +6016,7 @@
       <w:pPr>
         <w:spacing w:line="360" w:lineRule="auto"/>
         <w:rPr>
-          <w:rFonts w:ascii="仿宋" w:eastAsia="仿宋" w:hAnsi="仿宋"/>
+          <w:rFonts w:ascii="仿宋" w:eastAsia="仿宋" w:hAnsi="仿宋" w:hint="eastAsia"/>
         </w:rPr>
       </w:pPr>
       <w:r>
@@ -5554,7 +6030,7 @@
       <w:pPr>
         <w:spacing w:line="360" w:lineRule="auto"/>
         <w:rPr>
-          <w:rFonts w:ascii="仿宋" w:eastAsia="仿宋" w:hAnsi="仿宋"/>
+          <w:rFonts w:ascii="仿宋" w:eastAsia="仿宋" w:hAnsi="仿宋" w:hint="eastAsia"/>
         </w:rPr>
       </w:pPr>
       <w:r>
@@ -5568,7 +6044,7 @@
       <w:pPr>
         <w:spacing w:line="360" w:lineRule="auto"/>
         <w:rPr>
-          <w:rFonts w:ascii="仿宋" w:eastAsia="仿宋" w:hAnsi="仿宋"/>
+          <w:rFonts w:ascii="仿宋" w:eastAsia="仿宋" w:hAnsi="仿宋" w:hint="eastAsia"/>
         </w:rPr>
       </w:pPr>
       <w:r>
@@ -5582,7 +6058,7 @@
       <w:pPr>
         <w:spacing w:line="360" w:lineRule="auto"/>
         <w:rPr>
-          <w:rFonts w:ascii="仿宋" w:eastAsia="仿宋" w:hAnsi="仿宋"/>
+          <w:rFonts w:ascii="仿宋" w:eastAsia="仿宋" w:hAnsi="仿宋" w:hint="eastAsia"/>
         </w:rPr>
       </w:pPr>
       <w:r>
@@ -5596,7 +6072,7 @@
       <w:pPr>
         <w:spacing w:line="360" w:lineRule="auto"/>
         <w:rPr>
-          <w:rFonts w:ascii="仿宋" w:eastAsia="仿宋" w:hAnsi="仿宋"/>
+          <w:rFonts w:ascii="仿宋" w:eastAsia="仿宋" w:hAnsi="仿宋" w:hint="eastAsia"/>
         </w:rPr>
       </w:pPr>
       <w:r>
@@ -5610,21 +6086,35 @@
       <w:pPr>
         <w:spacing w:line="360" w:lineRule="auto"/>
         <w:rPr>
-          <w:rFonts w:ascii="仿宋" w:eastAsia="仿宋" w:hAnsi="仿宋"/>
-        </w:rPr>
-      </w:pPr>
-      <w:r>
-        <w:rPr>
-          <w:rFonts w:ascii="仿宋" w:eastAsia="仿宋" w:hAnsi="仿宋"/>
-        </w:rPr>
-        <w:t>8. 基础相似度：将若干规则特征加权融合得到基础相似度，用于弱监督标签生成和解释性分析。</w:t>
-      </w:r>
-    </w:p>
-    <w:p>
-      <w:pPr>
-        <w:spacing w:line="360" w:lineRule="auto"/>
-        <w:rPr>
-          <w:rFonts w:ascii="仿宋" w:eastAsia="仿宋" w:hAnsi="仿宋"/>
+          <w:rFonts w:ascii="仿宋" w:eastAsia="仿宋" w:hAnsi="仿宋" w:hint="eastAsia"/>
+        </w:rPr>
+      </w:pPr>
+      <w:r>
+        <w:rPr>
+          <w:rFonts w:ascii="仿宋" w:eastAsia="仿宋" w:hAnsi="仿宋"/>
+        </w:rPr>
+        <w:t>8. 基础相似度：将若干规则特征加权融合得到基础相似度，用于</w:t>
+      </w:r>
+      <w:proofErr w:type="gramStart"/>
+      <w:r>
+        <w:rPr>
+          <w:rFonts w:ascii="仿宋" w:eastAsia="仿宋" w:hAnsi="仿宋"/>
+        </w:rPr>
+        <w:t>弱监督</w:t>
+      </w:r>
+      <w:proofErr w:type="gramEnd"/>
+      <w:r>
+        <w:rPr>
+          <w:rFonts w:ascii="仿宋" w:eastAsia="仿宋" w:hAnsi="仿宋"/>
+        </w:rPr>
+        <w:t>标签生成和解释性分析。</w:t>
+      </w:r>
+    </w:p>
+    <w:p>
+      <w:pPr>
+        <w:spacing w:line="360" w:lineRule="auto"/>
+        <w:rPr>
+          <w:rFonts w:ascii="仿宋" w:eastAsia="仿宋" w:hAnsi="仿宋" w:hint="eastAsia"/>
         </w:rPr>
       </w:pPr>
       <w:r>
@@ -6010,7 +6500,21 @@
               <w:rPr>
                 <w:sz w:val="21"/>
               </w:rPr>
-              <w:t>用于弱监督标签构造和结果解释</w:t>
+              <w:t>用于</w:t>
+            </w:r>
+            <w:proofErr w:type="gramStart"/>
+            <w:r>
+              <w:rPr>
+                <w:sz w:val="21"/>
+              </w:rPr>
+              <w:t>弱监督</w:t>
+            </w:r>
+            <w:proofErr w:type="gramEnd"/>
+            <w:r>
+              <w:rPr>
+                <w:sz w:val="21"/>
+              </w:rPr>
+              <w:t>标签构造和结果解释</w:t>
             </w:r>
           </w:p>
         </w:tc>
@@ -6056,9 +6560,6 @@
       <w:pPr>
         <w:pStyle w:val="a9"/>
         <w:ind w:firstLine="420"/>
-        <w:rPr>
-          <w:rFonts w:hint="eastAsia"/>
-        </w:rPr>
       </w:pPr>
     </w:p>
     <w:p>
@@ -6070,11 +6571,19 @@
         </w:rPr>
       </w:pPr>
       <w:bookmarkStart w:id="16" w:name="_Toc227755219"/>
+      <w:proofErr w:type="gramStart"/>
       <w:r>
         <w:rPr>
           <w:rFonts w:ascii="仿宋" w:hAnsi="仿宋"/>
         </w:rPr>
-        <w:t>弱监督标签构造</w:t>
+        <w:t>弱监督</w:t>
+      </w:r>
+      <w:proofErr w:type="gramEnd"/>
+      <w:r>
+        <w:rPr>
+          <w:rFonts w:ascii="仿宋" w:hAnsi="仿宋"/>
+        </w:rPr>
+        <w:t>标签构造</w:t>
       </w:r>
       <w:bookmarkEnd w:id="16"/>
     </w:p>
@@ -6082,21 +6591,35 @@
       <w:pPr>
         <w:spacing w:line="360" w:lineRule="auto"/>
         <w:rPr>
-          <w:rFonts w:ascii="仿宋" w:eastAsia="仿宋" w:hAnsi="仿宋"/>
-        </w:rPr>
-      </w:pPr>
-      <w:r>
-        <w:rPr>
-          <w:rFonts w:ascii="仿宋" w:eastAsia="仿宋" w:hAnsi="仿宋"/>
-        </w:rPr>
-        <w:t>由于数据集中没有现成的“相似代码对”人工标注信息，本文采用弱监督方式自动构造训练样本。具体策略如下：</w:t>
-      </w:r>
-    </w:p>
-    <w:p>
-      <w:pPr>
-        <w:spacing w:line="360" w:lineRule="auto"/>
-        <w:rPr>
-          <w:rFonts w:ascii="仿宋" w:eastAsia="仿宋" w:hAnsi="仿宋"/>
+          <w:rFonts w:ascii="仿宋" w:eastAsia="仿宋" w:hAnsi="仿宋" w:hint="eastAsia"/>
+        </w:rPr>
+      </w:pPr>
+      <w:r>
+        <w:rPr>
+          <w:rFonts w:ascii="仿宋" w:eastAsia="仿宋" w:hAnsi="仿宋"/>
+        </w:rPr>
+        <w:t>由于数据集中没有现成的“相似代码对”人工标注信息，本文采用</w:t>
+      </w:r>
+      <w:proofErr w:type="gramStart"/>
+      <w:r>
+        <w:rPr>
+          <w:rFonts w:ascii="仿宋" w:eastAsia="仿宋" w:hAnsi="仿宋"/>
+        </w:rPr>
+        <w:t>弱监督</w:t>
+      </w:r>
+      <w:proofErr w:type="gramEnd"/>
+      <w:r>
+        <w:rPr>
+          <w:rFonts w:ascii="仿宋" w:eastAsia="仿宋" w:hAnsi="仿宋"/>
+        </w:rPr>
+        <w:t>方式自动构造训练样本。具体策略如下：</w:t>
+      </w:r>
+    </w:p>
+    <w:p>
+      <w:pPr>
+        <w:spacing w:line="360" w:lineRule="auto"/>
+        <w:rPr>
+          <w:rFonts w:ascii="仿宋" w:eastAsia="仿宋" w:hAnsi="仿宋" w:hint="eastAsia"/>
         </w:rPr>
       </w:pPr>
       <w:r>
@@ -6110,7 +6633,7 @@
       <w:pPr>
         <w:spacing w:line="360" w:lineRule="auto"/>
         <w:rPr>
-          <w:rFonts w:ascii="仿宋" w:eastAsia="仿宋" w:hAnsi="仿宋"/>
+          <w:rFonts w:ascii="仿宋" w:eastAsia="仿宋" w:hAnsi="仿宋" w:hint="eastAsia"/>
         </w:rPr>
       </w:pPr>
       <w:r>
@@ -6124,21 +6647,35 @@
       <w:pPr>
         <w:spacing w:line="360" w:lineRule="auto"/>
         <w:rPr>
-          <w:rFonts w:ascii="仿宋" w:eastAsia="仿宋" w:hAnsi="仿宋"/>
-        </w:rPr>
-      </w:pPr>
-      <w:r>
-        <w:rPr>
-          <w:rFonts w:ascii="仿宋" w:eastAsia="仿宋" w:hAnsi="仿宋"/>
-        </w:rPr>
-        <w:t>3. 当基础相似度小于等于低阈值时，将其标记为负样本，即“不相似代码对”。</w:t>
-      </w:r>
-    </w:p>
-    <w:p>
-      <w:pPr>
-        <w:spacing w:line="360" w:lineRule="auto"/>
-        <w:rPr>
-          <w:rFonts w:ascii="仿宋" w:eastAsia="仿宋" w:hAnsi="仿宋"/>
+          <w:rFonts w:ascii="仿宋" w:eastAsia="仿宋" w:hAnsi="仿宋" w:hint="eastAsia"/>
+        </w:rPr>
+      </w:pPr>
+      <w:r>
+        <w:rPr>
+          <w:rFonts w:ascii="仿宋" w:eastAsia="仿宋" w:hAnsi="仿宋"/>
+        </w:rPr>
+        <w:t>3. 当基础相似度小于</w:t>
+      </w:r>
+      <w:proofErr w:type="gramStart"/>
+      <w:r>
+        <w:rPr>
+          <w:rFonts w:ascii="仿宋" w:eastAsia="仿宋" w:hAnsi="仿宋"/>
+        </w:rPr>
+        <w:t>等于低</w:t>
+      </w:r>
+      <w:proofErr w:type="gramEnd"/>
+      <w:r>
+        <w:rPr>
+          <w:rFonts w:ascii="仿宋" w:eastAsia="仿宋" w:hAnsi="仿宋"/>
+        </w:rPr>
+        <w:t>阈值时，将其标记为负样本，即“不相似代码对”。</w:t>
+      </w:r>
+    </w:p>
+    <w:p>
+      <w:pPr>
+        <w:spacing w:line="360" w:lineRule="auto"/>
+        <w:rPr>
+          <w:rFonts w:ascii="仿宋" w:eastAsia="仿宋" w:hAnsi="仿宋" w:hint="eastAsia"/>
         </w:rPr>
       </w:pPr>
       <w:r>
@@ -6152,7 +6689,7 @@
       <w:pPr>
         <w:spacing w:line="360" w:lineRule="auto"/>
         <w:rPr>
-          <w:rFonts w:ascii="仿宋" w:eastAsia="仿宋" w:hAnsi="仿宋"/>
+          <w:rFonts w:ascii="仿宋" w:eastAsia="仿宋" w:hAnsi="仿宋" w:hint="eastAsia"/>
         </w:rPr>
       </w:pPr>
       <w:r>
@@ -6166,7 +6703,7 @@
       <w:pPr>
         <w:spacing w:line="360" w:lineRule="auto"/>
         <w:rPr>
-          <w:rFonts w:ascii="仿宋" w:eastAsia="仿宋" w:hAnsi="仿宋"/>
+          <w:rFonts w:ascii="仿宋" w:eastAsia="仿宋" w:hAnsi="仿宋" w:hint="eastAsia"/>
         </w:rPr>
       </w:pPr>
       <w:r>
@@ -6267,16 +6804,24 @@
         <w:lastRenderedPageBreak/>
         <w:t xml:space="preserve">2. </w:t>
       </w:r>
+      <w:proofErr w:type="gramStart"/>
       <w:r>
         <w:rPr>
           <w:rFonts w:eastAsia="仿宋"/>
         </w:rPr>
-        <w:t>单文件比较：输入两份本地</w:t>
-      </w:r>
+        <w:t>单文件</w:t>
+      </w:r>
+      <w:proofErr w:type="gramEnd"/>
       <w:r>
         <w:rPr>
           <w:rFonts w:eastAsia="仿宋"/>
         </w:rPr>
+        <w:t>比较：输入两份本地</w:t>
+      </w:r>
+      <w:r>
+        <w:rPr>
+          <w:rFonts w:eastAsia="仿宋"/>
+        </w:rPr>
         <w:t xml:space="preserve"> Java </w:t>
       </w:r>
       <w:r>
@@ -6294,7 +6839,35 @@
         <w:rPr>
           <w:rFonts w:eastAsia="仿宋"/>
         </w:rPr>
-        <w:t>此外，系统还支持模型对比实验、特征消融实验、严格泛化实验、全量打分结果导出以及人工复核抽样。为了避免人工验证仅集中在最高分样本上，系统在输出高相似代码对之外，还能够导出全部候选代码对的打分结果，并按高分、中间分数、低分三个区间构造分层人工复核样本。这种设计有助于在实验分析中同时观察高置信样本、边界模糊样本和低分对照样本，从而更客观地讨论误报风险与结果可信度。</w:t>
+        <w:t>此外，系统还支持模型对比实验、特征消融实验、严格泛化实验、全量打分结果导出以及人工复核抽样。为了避免人工</w:t>
+      </w:r>
+      <w:proofErr w:type="gramStart"/>
+      <w:r>
+        <w:rPr>
+          <w:rFonts w:eastAsia="仿宋"/>
+        </w:rPr>
+        <w:t>验证仅</w:t>
+      </w:r>
+      <w:proofErr w:type="gramEnd"/>
+      <w:r>
+        <w:rPr>
+          <w:rFonts w:eastAsia="仿宋"/>
+        </w:rPr>
+        <w:t>集中在最高分样本上，系统在输出高相似代码对之外，还能够导出全部候选代码对的打分结果，并按高分、中间分数、低分三个区间构造分层人工复核样本。这种设计有助于在实验分析中同时</w:t>
+      </w:r>
+      <w:proofErr w:type="gramStart"/>
+      <w:r>
+        <w:rPr>
+          <w:rFonts w:eastAsia="仿宋"/>
+        </w:rPr>
+        <w:t>观察高</w:t>
+      </w:r>
+      <w:proofErr w:type="gramEnd"/>
+      <w:r>
+        <w:rPr>
+          <w:rFonts w:eastAsia="仿宋"/>
+        </w:rPr>
+        <w:t>置信样本、边界模糊样本和低分对照样本，从而更客观地讨论误报风险与结果可信度。</w:t>
       </w:r>
     </w:p>
     <w:p>
@@ -6335,21 +6908,63 @@
       <w:pPr>
         <w:spacing w:line="360" w:lineRule="auto"/>
         <w:rPr>
-          <w:rFonts w:ascii="仿宋" w:eastAsia="仿宋" w:hAnsi="仿宋"/>
-        </w:rPr>
-      </w:pPr>
-      <w:r>
-        <w:rPr>
-          <w:rFonts w:ascii="仿宋" w:eastAsia="仿宋" w:hAnsi="仿宋"/>
-        </w:rPr>
-        <w:t>本文实验在 Windows 环境下完成，使用 Python 3.12 虚拟环境实现系统。主要依赖包括 pandas、scikit-learn、joblib 和 pytest。实验对象为 DSA Dataset 中的 Java 提交数据，默认按题目构造代码对，并在关键实验中启用跨用户过滤，以避免同一用户多次提交对结果产生干扰。</w:t>
-      </w:r>
-    </w:p>
-    <w:p>
-      <w:pPr>
-        <w:spacing w:line="360" w:lineRule="auto"/>
-        <w:rPr>
-          <w:rFonts w:ascii="仿宋" w:eastAsia="仿宋" w:hAnsi="仿宋"/>
+          <w:rFonts w:ascii="仿宋" w:eastAsia="仿宋" w:hAnsi="仿宋" w:hint="eastAsia"/>
+        </w:rPr>
+      </w:pPr>
+      <w:r>
+        <w:rPr>
+          <w:rFonts w:ascii="仿宋" w:eastAsia="仿宋" w:hAnsi="仿宋"/>
+        </w:rPr>
+        <w:t>本文实验在 Windows 环境下完成，使用 Python 3.12 虚拟环境实现系统。主要依赖包括 pandas、scikit-learn、</w:t>
+      </w:r>
+      <w:proofErr w:type="spellStart"/>
+      <w:r>
+        <w:rPr>
+          <w:rFonts w:ascii="仿宋" w:eastAsia="仿宋" w:hAnsi="仿宋"/>
+        </w:rPr>
+        <w:t>joblib</w:t>
+      </w:r>
+      <w:proofErr w:type="spellEnd"/>
+      <w:r>
+        <w:rPr>
+          <w:rFonts w:ascii="仿宋" w:eastAsia="仿宋" w:hAnsi="仿宋"/>
+        </w:rPr>
+        <w:t xml:space="preserve"> 和 </w:t>
+      </w:r>
+      <w:proofErr w:type="spellStart"/>
+      <w:r>
+        <w:rPr>
+          <w:rFonts w:ascii="仿宋" w:eastAsia="仿宋" w:hAnsi="仿宋"/>
+        </w:rPr>
+        <w:t>pytest</w:t>
+      </w:r>
+      <w:proofErr w:type="spellEnd"/>
+      <w:r>
+        <w:rPr>
+          <w:rFonts w:ascii="仿宋" w:eastAsia="仿宋" w:hAnsi="仿宋"/>
+        </w:rPr>
+        <w:t>。实验对象为 DSA Dataset 中的 Java 提交数据，默认按题目构造代码对，并在关键实验中启用</w:t>
+      </w:r>
+      <w:proofErr w:type="gramStart"/>
+      <w:r>
+        <w:rPr>
+          <w:rFonts w:ascii="仿宋" w:eastAsia="仿宋" w:hAnsi="仿宋"/>
+        </w:rPr>
+        <w:t>跨用户</w:t>
+      </w:r>
+      <w:proofErr w:type="gramEnd"/>
+      <w:r>
+        <w:rPr>
+          <w:rFonts w:ascii="仿宋" w:eastAsia="仿宋" w:hAnsi="仿宋"/>
+        </w:rPr>
+        <w:t>过滤，以避免同一用户多次提交对结果产生干扰。</w:t>
+      </w:r>
+    </w:p>
+    <w:p>
+      <w:pPr>
+        <w:spacing w:line="360" w:lineRule="auto"/>
+        <w:rPr>
+          <w:rFonts w:ascii="仿宋" w:eastAsia="仿宋" w:hAnsi="仿宋" w:hint="eastAsia"/>
         </w:rPr>
       </w:pPr>
       <w:r>
@@ -6363,7 +6978,7 @@
       <w:pPr>
         <w:spacing w:line="360" w:lineRule="auto"/>
         <w:rPr>
-          <w:rFonts w:ascii="仿宋" w:eastAsia="仿宋" w:hAnsi="仿宋"/>
+          <w:rFonts w:ascii="仿宋" w:eastAsia="仿宋" w:hAnsi="仿宋" w:hint="eastAsia"/>
         </w:rPr>
       </w:pPr>
       <w:r>
@@ -6377,21 +6992,35 @@
       <w:pPr>
         <w:spacing w:line="360" w:lineRule="auto"/>
         <w:rPr>
-          <w:rFonts w:ascii="仿宋" w:eastAsia="仿宋" w:hAnsi="仿宋"/>
-        </w:rPr>
-      </w:pPr>
-      <w:r>
-        <w:rPr>
-          <w:rFonts w:ascii="仿宋" w:eastAsia="仿宋" w:hAnsi="仿宋"/>
-        </w:rPr>
-        <w:t>2. 弱监督标签高阈值设为 0.90，低阈值设为 0.75；</w:t>
-      </w:r>
-    </w:p>
-    <w:p>
-      <w:pPr>
-        <w:spacing w:line="360" w:lineRule="auto"/>
-        <w:rPr>
-          <w:rFonts w:ascii="仿宋" w:eastAsia="仿宋" w:hAnsi="仿宋"/>
+          <w:rFonts w:ascii="仿宋" w:eastAsia="仿宋" w:hAnsi="仿宋" w:hint="eastAsia"/>
+        </w:rPr>
+      </w:pPr>
+      <w:r>
+        <w:rPr>
+          <w:rFonts w:ascii="仿宋" w:eastAsia="仿宋" w:hAnsi="仿宋"/>
+        </w:rPr>
+        <w:t xml:space="preserve">2. </w:t>
+      </w:r>
+      <w:proofErr w:type="gramStart"/>
+      <w:r>
+        <w:rPr>
+          <w:rFonts w:ascii="仿宋" w:eastAsia="仿宋" w:hAnsi="仿宋"/>
+        </w:rPr>
+        <w:t>弱监督</w:t>
+      </w:r>
+      <w:proofErr w:type="gramEnd"/>
+      <w:r>
+        <w:rPr>
+          <w:rFonts w:ascii="仿宋" w:eastAsia="仿宋" w:hAnsi="仿宋"/>
+        </w:rPr>
+        <w:t>标签高阈值设为 0.90，低阈值设为 0.75；</w:t>
+      </w:r>
+    </w:p>
+    <w:p>
+      <w:pPr>
+        <w:spacing w:line="360" w:lineRule="auto"/>
+        <w:rPr>
+          <w:rFonts w:ascii="仿宋" w:eastAsia="仿宋" w:hAnsi="仿宋" w:hint="eastAsia"/>
         </w:rPr>
       </w:pPr>
       <w:r>
@@ -6405,7 +7034,7 @@
       <w:pPr>
         <w:spacing w:line="360" w:lineRule="auto"/>
         <w:rPr>
-          <w:rFonts w:ascii="仿宋" w:eastAsia="仿宋" w:hAnsi="仿宋"/>
+          <w:rFonts w:ascii="仿宋" w:eastAsia="仿宋" w:hAnsi="仿宋" w:hint="eastAsia"/>
         </w:rPr>
       </w:pPr>
       <w:r>
@@ -6419,21 +7048,35 @@
       <w:pPr>
         <w:spacing w:line="360" w:lineRule="auto"/>
         <w:rPr>
-          <w:rFonts w:ascii="仿宋" w:eastAsia="仿宋" w:hAnsi="仿宋"/>
-        </w:rPr>
-      </w:pPr>
-      <w:r>
-        <w:rPr>
-          <w:rFonts w:ascii="仿宋" w:eastAsia="仿宋" w:hAnsi="仿宋"/>
-        </w:rPr>
-        <w:t>5. 在严格泛化实验中，默认移除 base_similarity 特征，并按题目划分训练集与测试集；</w:t>
-      </w:r>
-    </w:p>
-    <w:p>
-      <w:pPr>
-        <w:spacing w:line="360" w:lineRule="auto"/>
-        <w:rPr>
-          <w:rFonts w:ascii="仿宋" w:eastAsia="仿宋" w:hAnsi="仿宋"/>
+          <w:rFonts w:ascii="仿宋" w:eastAsia="仿宋" w:hAnsi="仿宋" w:hint="eastAsia"/>
+        </w:rPr>
+      </w:pPr>
+      <w:r>
+        <w:rPr>
+          <w:rFonts w:ascii="仿宋" w:eastAsia="仿宋" w:hAnsi="仿宋"/>
+        </w:rPr>
+        <w:t xml:space="preserve">5. 在严格泛化实验中，默认移除 </w:t>
+      </w:r>
+      <w:proofErr w:type="spellStart"/>
+      <w:r>
+        <w:rPr>
+          <w:rFonts w:ascii="仿宋" w:eastAsia="仿宋" w:hAnsi="仿宋"/>
+        </w:rPr>
+        <w:t>base_similarity</w:t>
+      </w:r>
+      <w:proofErr w:type="spellEnd"/>
+      <w:r>
+        <w:rPr>
+          <w:rFonts w:ascii="仿宋" w:eastAsia="仿宋" w:hAnsi="仿宋"/>
+        </w:rPr>
+        <w:t xml:space="preserve"> 特征，并按题目划分训练集与测试集；</w:t>
+      </w:r>
+    </w:p>
+    <w:p>
+      <w:pPr>
+        <w:spacing w:line="360" w:lineRule="auto"/>
+        <w:rPr>
+          <w:rFonts w:ascii="仿宋" w:eastAsia="仿宋" w:hAnsi="仿宋" w:hint="eastAsia"/>
         </w:rPr>
       </w:pPr>
       <w:r>
@@ -6447,7 +7090,7 @@
       <w:pPr>
         <w:spacing w:line="360" w:lineRule="auto"/>
         <w:rPr>
-          <w:rFonts w:ascii="仿宋" w:eastAsia="仿宋" w:hAnsi="仿宋"/>
+          <w:rFonts w:ascii="仿宋" w:eastAsia="仿宋" w:hAnsi="仿宋" w:hint="eastAsia"/>
         </w:rPr>
       </w:pPr>
       <w:r>
@@ -6578,7 +7221,21 @@
               <w:rPr>
                 <w:sz w:val="21"/>
               </w:rPr>
-              <w:t>检验模型对弱监督标签体系的拟合情况</w:t>
+              <w:t>检验模型对</w:t>
+            </w:r>
+            <w:proofErr w:type="gramStart"/>
+            <w:r>
+              <w:rPr>
+                <w:sz w:val="21"/>
+              </w:rPr>
+              <w:t>弱监督</w:t>
+            </w:r>
+            <w:proofErr w:type="gramEnd"/>
+            <w:r>
+              <w:rPr>
+                <w:sz w:val="21"/>
+              </w:rPr>
+              <w:t>标签体系的拟合情况</w:t>
             </w:r>
           </w:p>
         </w:tc>
@@ -6612,18 +7269,34 @@
             <w:pPr>
               <w:jc w:val="center"/>
             </w:pPr>
-            <w:r>
-              <w:rPr>
-                <w:sz w:val="21"/>
-              </w:rPr>
-              <w:t>跨用户过滤、按题目划分、移除</w:t>
-            </w:r>
-            <w:r>
-              <w:rPr>
-                <w:sz w:val="21"/>
-              </w:rPr>
-              <w:t xml:space="preserve"> base_similarity</w:t>
-            </w:r>
+            <w:proofErr w:type="gramStart"/>
+            <w:r>
+              <w:rPr>
+                <w:sz w:val="21"/>
+              </w:rPr>
+              <w:t>跨用户</w:t>
+            </w:r>
+            <w:proofErr w:type="gramEnd"/>
+            <w:r>
+              <w:rPr>
+                <w:sz w:val="21"/>
+              </w:rPr>
+              <w:t>过滤、按题目划分、移除</w:t>
+            </w:r>
+            <w:r>
+              <w:rPr>
+                <w:sz w:val="21"/>
+              </w:rPr>
+              <w:t xml:space="preserve"> </w:t>
+            </w:r>
+            <w:proofErr w:type="spellStart"/>
+            <w:r>
+              <w:rPr>
+                <w:sz w:val="21"/>
+              </w:rPr>
+              <w:t>base_similarity</w:t>
+            </w:r>
+            <w:proofErr w:type="spellEnd"/>
           </w:p>
         </w:tc>
         <w:tc>
@@ -6756,7 +7429,7 @@
       <w:pPr>
         <w:spacing w:line="360" w:lineRule="auto"/>
         <w:rPr>
-          <w:rFonts w:ascii="仿宋" w:eastAsia="仿宋" w:hAnsi="仿宋"/>
+          <w:rFonts w:ascii="仿宋" w:eastAsia="仿宋" w:hAnsi="仿宋" w:hint="eastAsia"/>
         </w:rPr>
       </w:pPr>
       <w:r>
@@ -6770,14 +7443,42 @@
       <w:pPr>
         <w:spacing w:line="360" w:lineRule="auto"/>
         <w:rPr>
-          <w:rFonts w:ascii="仿宋" w:eastAsia="仿宋" w:hAnsi="仿宋"/>
-        </w:rPr>
-      </w:pPr>
-      <w:r>
-        <w:rPr>
-          <w:rFonts w:ascii="仿宋" w:eastAsia="仿宋" w:hAnsi="仿宋"/>
-        </w:rPr>
-        <w:t>在跨用户过滤实验下，训练样本规模达到 68099 对，其中正样本 2927 对，负样本 65172 对。这表明在严格阈值和跨用户条件下，系统仍能构造出规模可观的弱监督训练集，为后续机器学习训练提供支持。题目提交数量分布见表1，训练样本标签分布见表2。</w:t>
+          <w:rFonts w:ascii="仿宋" w:eastAsia="仿宋" w:hAnsi="仿宋" w:hint="eastAsia"/>
+        </w:rPr>
+      </w:pPr>
+      <w:r>
+        <w:rPr>
+          <w:rFonts w:ascii="仿宋" w:eastAsia="仿宋" w:hAnsi="仿宋"/>
+        </w:rPr>
+        <w:t>在</w:t>
+      </w:r>
+      <w:proofErr w:type="gramStart"/>
+      <w:r>
+        <w:rPr>
+          <w:rFonts w:ascii="仿宋" w:eastAsia="仿宋" w:hAnsi="仿宋"/>
+        </w:rPr>
+        <w:t>跨用户</w:t>
+      </w:r>
+      <w:proofErr w:type="gramEnd"/>
+      <w:r>
+        <w:rPr>
+          <w:rFonts w:ascii="仿宋" w:eastAsia="仿宋" w:hAnsi="仿宋"/>
+        </w:rPr>
+        <w:t>过滤实验下，训练样本规模达到 68099 对，其中正样本 2927 对，负样本 65172 对。这表明在严格阈值和</w:t>
+      </w:r>
+      <w:proofErr w:type="gramStart"/>
+      <w:r>
+        <w:rPr>
+          <w:rFonts w:ascii="仿宋" w:eastAsia="仿宋" w:hAnsi="仿宋"/>
+        </w:rPr>
+        <w:t>跨用户</w:t>
+      </w:r>
+      <w:proofErr w:type="gramEnd"/>
+      <w:r>
+        <w:rPr>
+          <w:rFonts w:ascii="仿宋" w:eastAsia="仿宋" w:hAnsi="仿宋"/>
+        </w:rPr>
+        <w:t>条件下，系统仍能构造出规模可观的弱监督训练集，为后续机器学习训练提供支持。题目提交数量分布见表1，训练样本标签分布见表2。</w:t>
       </w:r>
     </w:p>
     <w:p>
@@ -6804,6 +7505,596 @@
           <w:szCs w:val="21"/>
         </w:rPr>
         <w:t>表1. 题目提交数量分布（前10项）</w:t>
+      </w:r>
+    </w:p>
+    <w:tbl>
+      <w:tblPr>
+        <w:tblStyle w:val="afc"/>
+        <w:tblW w:w="0" w:type="auto"/>
+        <w:jc w:val="center"/>
+        <w:tblLook w:val="04A0" w:firstRow="1" w:lastRow="0" w:firstColumn="1" w:lastColumn="0" w:noHBand="0" w:noVBand="1"/>
+      </w:tblPr>
+      <w:tblGrid>
+        <w:gridCol w:w="4532"/>
+        <w:gridCol w:w="4529"/>
+      </w:tblGrid>
+      <w:tr>
+        <w:trPr>
+          <w:jc w:val="center"/>
+        </w:trPr>
+        <w:tc>
+          <w:tcPr>
+            <w:tcW w:w="4535" w:type="dxa"/>
+          </w:tcPr>
+          <w:p>
+            <w:pPr>
+              <w:jc w:val="center"/>
+              <w:rPr>
+                <w:rFonts w:ascii="仿宋" w:eastAsia="仿宋" w:hAnsi="仿宋" w:hint="eastAsia"/>
+              </w:rPr>
+            </w:pPr>
+            <w:r>
+              <w:rPr>
+                <w:rFonts w:ascii="仿宋" w:eastAsia="仿宋" w:hAnsi="仿宋"/>
+                <w:sz w:val="21"/>
+              </w:rPr>
+              <w:t>Question (activity)</w:t>
+            </w:r>
+          </w:p>
+        </w:tc>
+        <w:tc>
+          <w:tcPr>
+            <w:tcW w:w="4535" w:type="dxa"/>
+          </w:tcPr>
+          <w:p>
+            <w:pPr>
+              <w:jc w:val="center"/>
+              <w:rPr>
+                <w:rFonts w:ascii="仿宋" w:eastAsia="仿宋" w:hAnsi="仿宋" w:hint="eastAsia"/>
+              </w:rPr>
+            </w:pPr>
+            <w:r>
+              <w:rPr>
+                <w:rFonts w:ascii="仿宋" w:eastAsia="仿宋" w:hAnsi="仿宋"/>
+                <w:sz w:val="21"/>
+              </w:rPr>
+              <w:t>Number of submissions</w:t>
+            </w:r>
+          </w:p>
+        </w:tc>
+      </w:tr>
+      <w:tr>
+        <w:trPr>
+          <w:jc w:val="center"/>
+        </w:trPr>
+        <w:tc>
+          <w:tcPr>
+            <w:tcW w:w="4535" w:type="dxa"/>
+          </w:tcPr>
+          <w:p>
+            <w:pPr>
+              <w:jc w:val="center"/>
+              <w:rPr>
+                <w:rFonts w:ascii="仿宋" w:eastAsia="仿宋" w:hAnsi="仿宋" w:hint="eastAsia"/>
+              </w:rPr>
+            </w:pPr>
+            <w:proofErr w:type="spellStart"/>
+            <w:r>
+              <w:rPr>
+                <w:rFonts w:ascii="仿宋" w:eastAsia="仿宋" w:hAnsi="仿宋"/>
+                <w:sz w:val="21"/>
+              </w:rPr>
+              <w:t>queue_with_array</w:t>
+            </w:r>
+            <w:proofErr w:type="spellEnd"/>
+          </w:p>
+        </w:tc>
+        <w:tc>
+          <w:tcPr>
+            <w:tcW w:w="4535" w:type="dxa"/>
+          </w:tcPr>
+          <w:p>
+            <w:pPr>
+              <w:jc w:val="center"/>
+              <w:rPr>
+                <w:rFonts w:ascii="仿宋" w:eastAsia="仿宋" w:hAnsi="仿宋" w:hint="eastAsia"/>
+              </w:rPr>
+            </w:pPr>
+            <w:r>
+              <w:rPr>
+                <w:rFonts w:ascii="仿宋" w:eastAsia="仿宋" w:hAnsi="仿宋"/>
+                <w:sz w:val="21"/>
+              </w:rPr>
+              <w:t>930</w:t>
+            </w:r>
+          </w:p>
+        </w:tc>
+      </w:tr>
+      <w:tr>
+        <w:trPr>
+          <w:jc w:val="center"/>
+        </w:trPr>
+        <w:tc>
+          <w:tcPr>
+            <w:tcW w:w="4535" w:type="dxa"/>
+          </w:tcPr>
+          <w:p>
+            <w:pPr>
+              <w:jc w:val="center"/>
+              <w:rPr>
+                <w:rFonts w:ascii="仿宋" w:eastAsia="仿宋" w:hAnsi="仿宋" w:hint="eastAsia"/>
+              </w:rPr>
+            </w:pPr>
+            <w:proofErr w:type="spellStart"/>
+            <w:r>
+              <w:rPr>
+                <w:rFonts w:ascii="仿宋" w:eastAsia="仿宋" w:hAnsi="仿宋"/>
+                <w:sz w:val="21"/>
+              </w:rPr>
+              <w:t>duplicate_elements</w:t>
+            </w:r>
+            <w:proofErr w:type="spellEnd"/>
+          </w:p>
+        </w:tc>
+        <w:tc>
+          <w:tcPr>
+            <w:tcW w:w="4535" w:type="dxa"/>
+          </w:tcPr>
+          <w:p>
+            <w:pPr>
+              <w:jc w:val="center"/>
+              <w:rPr>
+                <w:rFonts w:ascii="仿宋" w:eastAsia="仿宋" w:hAnsi="仿宋" w:hint="eastAsia"/>
+              </w:rPr>
+            </w:pPr>
+            <w:r>
+              <w:rPr>
+                <w:rFonts w:ascii="仿宋" w:eastAsia="仿宋" w:hAnsi="仿宋"/>
+                <w:sz w:val="21"/>
+              </w:rPr>
+              <w:t>918</w:t>
+            </w:r>
+          </w:p>
+        </w:tc>
+      </w:tr>
+      <w:tr>
+        <w:trPr>
+          <w:jc w:val="center"/>
+        </w:trPr>
+        <w:tc>
+          <w:tcPr>
+            <w:tcW w:w="4535" w:type="dxa"/>
+          </w:tcPr>
+          <w:p>
+            <w:pPr>
+              <w:jc w:val="center"/>
+              <w:rPr>
+                <w:rFonts w:ascii="仿宋" w:eastAsia="仿宋" w:hAnsi="仿宋" w:hint="eastAsia"/>
+              </w:rPr>
+            </w:pPr>
+            <w:proofErr w:type="spellStart"/>
+            <w:r>
+              <w:rPr>
+                <w:rFonts w:ascii="仿宋" w:eastAsia="仿宋" w:hAnsi="仿宋"/>
+                <w:sz w:val="21"/>
+              </w:rPr>
+              <w:t>selection_sort_step_by_step</w:t>
+            </w:r>
+            <w:proofErr w:type="spellEnd"/>
+          </w:p>
+        </w:tc>
+        <w:tc>
+          <w:tcPr>
+            <w:tcW w:w="4535" w:type="dxa"/>
+          </w:tcPr>
+          <w:p>
+            <w:pPr>
+              <w:jc w:val="center"/>
+              <w:rPr>
+                <w:rFonts w:ascii="仿宋" w:eastAsia="仿宋" w:hAnsi="仿宋" w:hint="eastAsia"/>
+              </w:rPr>
+            </w:pPr>
+            <w:r>
+              <w:rPr>
+                <w:rFonts w:ascii="仿宋" w:eastAsia="仿宋" w:hAnsi="仿宋"/>
+                <w:sz w:val="21"/>
+              </w:rPr>
+              <w:t>484</w:t>
+            </w:r>
+          </w:p>
+        </w:tc>
+      </w:tr>
+      <w:tr>
+        <w:trPr>
+          <w:jc w:val="center"/>
+        </w:trPr>
+        <w:tc>
+          <w:tcPr>
+            <w:tcW w:w="4535" w:type="dxa"/>
+          </w:tcPr>
+          <w:p>
+            <w:pPr>
+              <w:jc w:val="center"/>
+              <w:rPr>
+                <w:rFonts w:ascii="仿宋" w:eastAsia="仿宋" w:hAnsi="仿宋" w:hint="eastAsia"/>
+              </w:rPr>
+            </w:pPr>
+            <w:proofErr w:type="spellStart"/>
+            <w:r>
+              <w:rPr>
+                <w:rFonts w:ascii="仿宋" w:eastAsia="仿宋" w:hAnsi="仿宋"/>
+                <w:sz w:val="21"/>
+              </w:rPr>
+              <w:t>linked_list</w:t>
+            </w:r>
+            <w:proofErr w:type="spellEnd"/>
+          </w:p>
+        </w:tc>
+        <w:tc>
+          <w:tcPr>
+            <w:tcW w:w="4535" w:type="dxa"/>
+          </w:tcPr>
+          <w:p>
+            <w:pPr>
+              <w:jc w:val="center"/>
+              <w:rPr>
+                <w:rFonts w:ascii="仿宋" w:eastAsia="仿宋" w:hAnsi="仿宋" w:hint="eastAsia"/>
+              </w:rPr>
+            </w:pPr>
+            <w:r>
+              <w:rPr>
+                <w:rFonts w:ascii="仿宋" w:eastAsia="仿宋" w:hAnsi="仿宋"/>
+                <w:sz w:val="21"/>
+              </w:rPr>
+              <w:t>428</w:t>
+            </w:r>
+          </w:p>
+        </w:tc>
+      </w:tr>
+      <w:tr>
+        <w:trPr>
+          <w:jc w:val="center"/>
+        </w:trPr>
+        <w:tc>
+          <w:tcPr>
+            <w:tcW w:w="4535" w:type="dxa"/>
+          </w:tcPr>
+          <w:p>
+            <w:pPr>
+              <w:jc w:val="center"/>
+              <w:rPr>
+                <w:rFonts w:ascii="仿宋" w:eastAsia="仿宋" w:hAnsi="仿宋" w:hint="eastAsia"/>
+              </w:rPr>
+            </w:pPr>
+            <w:proofErr w:type="spellStart"/>
+            <w:r>
+              <w:rPr>
+                <w:rFonts w:ascii="仿宋" w:eastAsia="仿宋" w:hAnsi="仿宋"/>
+                <w:sz w:val="21"/>
+              </w:rPr>
+              <w:t>sorted_insertion_last</w:t>
+            </w:r>
+            <w:proofErr w:type="spellEnd"/>
+          </w:p>
+        </w:tc>
+        <w:tc>
+          <w:tcPr>
+            <w:tcW w:w="4535" w:type="dxa"/>
+          </w:tcPr>
+          <w:p>
+            <w:pPr>
+              <w:jc w:val="center"/>
+              <w:rPr>
+                <w:rFonts w:ascii="仿宋" w:eastAsia="仿宋" w:hAnsi="仿宋" w:hint="eastAsia"/>
+              </w:rPr>
+            </w:pPr>
+            <w:r>
+              <w:rPr>
+                <w:rFonts w:ascii="仿宋" w:eastAsia="仿宋" w:hAnsi="仿宋"/>
+                <w:sz w:val="21"/>
+              </w:rPr>
+              <w:t>406</w:t>
+            </w:r>
+          </w:p>
+        </w:tc>
+      </w:tr>
+      <w:tr>
+        <w:trPr>
+          <w:jc w:val="center"/>
+        </w:trPr>
+        <w:tc>
+          <w:tcPr>
+            <w:tcW w:w="4535" w:type="dxa"/>
+          </w:tcPr>
+          <w:p>
+            <w:pPr>
+              <w:jc w:val="center"/>
+              <w:rPr>
+                <w:rFonts w:ascii="仿宋" w:eastAsia="仿宋" w:hAnsi="仿宋" w:hint="eastAsia"/>
+              </w:rPr>
+            </w:pPr>
+            <w:proofErr w:type="spellStart"/>
+            <w:r>
+              <w:rPr>
+                <w:rFonts w:ascii="仿宋" w:eastAsia="仿宋" w:hAnsi="仿宋"/>
+                <w:sz w:val="21"/>
+              </w:rPr>
+              <w:t>warm_up_dsa</w:t>
+            </w:r>
+            <w:proofErr w:type="spellEnd"/>
+          </w:p>
+        </w:tc>
+        <w:tc>
+          <w:tcPr>
+            <w:tcW w:w="4535" w:type="dxa"/>
+          </w:tcPr>
+          <w:p>
+            <w:pPr>
+              <w:jc w:val="center"/>
+              <w:rPr>
+                <w:rFonts w:ascii="仿宋" w:eastAsia="仿宋" w:hAnsi="仿宋" w:hint="eastAsia"/>
+              </w:rPr>
+            </w:pPr>
+            <w:r>
+              <w:rPr>
+                <w:rFonts w:ascii="仿宋" w:eastAsia="仿宋" w:hAnsi="仿宋"/>
+                <w:sz w:val="21"/>
+              </w:rPr>
+              <w:t>383</w:t>
+            </w:r>
+          </w:p>
+        </w:tc>
+      </w:tr>
+      <w:tr>
+        <w:trPr>
+          <w:jc w:val="center"/>
+        </w:trPr>
+        <w:tc>
+          <w:tcPr>
+            <w:tcW w:w="4535" w:type="dxa"/>
+          </w:tcPr>
+          <w:p>
+            <w:pPr>
+              <w:jc w:val="center"/>
+              <w:rPr>
+                <w:rFonts w:ascii="仿宋" w:eastAsia="仿宋" w:hAnsi="仿宋" w:hint="eastAsia"/>
+              </w:rPr>
+            </w:pPr>
+            <w:proofErr w:type="spellStart"/>
+            <w:r>
+              <w:rPr>
+                <w:rFonts w:ascii="仿宋" w:eastAsia="仿宋" w:hAnsi="仿宋"/>
+                <w:sz w:val="21"/>
+              </w:rPr>
+              <w:t>hashset</w:t>
+            </w:r>
+            <w:proofErr w:type="spellEnd"/>
+          </w:p>
+        </w:tc>
+        <w:tc>
+          <w:tcPr>
+            <w:tcW w:w="4535" w:type="dxa"/>
+          </w:tcPr>
+          <w:p>
+            <w:pPr>
+              <w:jc w:val="center"/>
+              <w:rPr>
+                <w:rFonts w:ascii="仿宋" w:eastAsia="仿宋" w:hAnsi="仿宋" w:hint="eastAsia"/>
+              </w:rPr>
+            </w:pPr>
+            <w:r>
+              <w:rPr>
+                <w:rFonts w:ascii="仿宋" w:eastAsia="仿宋" w:hAnsi="仿宋"/>
+                <w:sz w:val="21"/>
+              </w:rPr>
+              <w:t>344</w:t>
+            </w:r>
+          </w:p>
+        </w:tc>
+      </w:tr>
+      <w:tr>
+        <w:trPr>
+          <w:jc w:val="center"/>
+        </w:trPr>
+        <w:tc>
+          <w:tcPr>
+            <w:tcW w:w="4535" w:type="dxa"/>
+          </w:tcPr>
+          <w:p>
+            <w:pPr>
+              <w:jc w:val="center"/>
+              <w:rPr>
+                <w:rFonts w:ascii="仿宋" w:eastAsia="仿宋" w:hAnsi="仿宋" w:hint="eastAsia"/>
+              </w:rPr>
+            </w:pPr>
+            <w:proofErr w:type="spellStart"/>
+            <w:r>
+              <w:rPr>
+                <w:rFonts w:ascii="仿宋" w:eastAsia="仿宋" w:hAnsi="仿宋"/>
+                <w:sz w:val="21"/>
+              </w:rPr>
+              <w:t>counting_sort_step_by_step</w:t>
+            </w:r>
+            <w:proofErr w:type="spellEnd"/>
+          </w:p>
+        </w:tc>
+        <w:tc>
+          <w:tcPr>
+            <w:tcW w:w="4535" w:type="dxa"/>
+          </w:tcPr>
+          <w:p>
+            <w:pPr>
+              <w:jc w:val="center"/>
+              <w:rPr>
+                <w:rFonts w:ascii="仿宋" w:eastAsia="仿宋" w:hAnsi="仿宋" w:hint="eastAsia"/>
+              </w:rPr>
+            </w:pPr>
+            <w:r>
+              <w:rPr>
+                <w:rFonts w:ascii="仿宋" w:eastAsia="仿宋" w:hAnsi="仿宋"/>
+                <w:sz w:val="21"/>
+              </w:rPr>
+              <w:t>329</w:t>
+            </w:r>
+          </w:p>
+        </w:tc>
+      </w:tr>
+      <w:tr>
+        <w:trPr>
+          <w:jc w:val="center"/>
+        </w:trPr>
+        <w:tc>
+          <w:tcPr>
+            <w:tcW w:w="4535" w:type="dxa"/>
+          </w:tcPr>
+          <w:p>
+            <w:pPr>
+              <w:jc w:val="center"/>
+              <w:rPr>
+                <w:rFonts w:ascii="仿宋" w:eastAsia="仿宋" w:hAnsi="仿宋" w:hint="eastAsia"/>
+              </w:rPr>
+            </w:pPr>
+            <w:proofErr w:type="spellStart"/>
+            <w:r>
+              <w:rPr>
+                <w:rFonts w:ascii="仿宋" w:eastAsia="仿宋" w:hAnsi="仿宋"/>
+                <w:sz w:val="21"/>
+              </w:rPr>
+              <w:t>recursive_insertion_sort</w:t>
+            </w:r>
+            <w:proofErr w:type="spellEnd"/>
+          </w:p>
+        </w:tc>
+        <w:tc>
+          <w:tcPr>
+            <w:tcW w:w="4535" w:type="dxa"/>
+          </w:tcPr>
+          <w:p>
+            <w:pPr>
+              <w:jc w:val="center"/>
+              <w:rPr>
+                <w:rFonts w:ascii="仿宋" w:eastAsia="仿宋" w:hAnsi="仿宋" w:hint="eastAsia"/>
+              </w:rPr>
+            </w:pPr>
+            <w:r>
+              <w:rPr>
+                <w:rFonts w:ascii="仿宋" w:eastAsia="仿宋" w:hAnsi="仿宋"/>
+                <w:sz w:val="21"/>
+              </w:rPr>
+              <w:t>328</w:t>
+            </w:r>
+          </w:p>
+        </w:tc>
+      </w:tr>
+      <w:tr>
+        <w:trPr>
+          <w:jc w:val="center"/>
+        </w:trPr>
+        <w:tc>
+          <w:tcPr>
+            <w:tcW w:w="4535" w:type="dxa"/>
+          </w:tcPr>
+          <w:p>
+            <w:pPr>
+              <w:jc w:val="center"/>
+              <w:rPr>
+                <w:rFonts w:ascii="仿宋" w:eastAsia="仿宋" w:hAnsi="仿宋" w:hint="eastAsia"/>
+              </w:rPr>
+            </w:pPr>
+            <w:proofErr w:type="spellStart"/>
+            <w:r>
+              <w:rPr>
+                <w:rFonts w:ascii="仿宋" w:eastAsia="仿宋" w:hAnsi="仿宋"/>
+                <w:sz w:val="21"/>
+              </w:rPr>
+              <w:t>swap_neighbors</w:t>
+            </w:r>
+            <w:proofErr w:type="spellEnd"/>
+          </w:p>
+        </w:tc>
+        <w:tc>
+          <w:tcPr>
+            <w:tcW w:w="4535" w:type="dxa"/>
+          </w:tcPr>
+          <w:p>
+            <w:pPr>
+              <w:jc w:val="center"/>
+              <w:rPr>
+                <w:rFonts w:ascii="仿宋" w:eastAsia="仿宋" w:hAnsi="仿宋" w:hint="eastAsia"/>
+              </w:rPr>
+            </w:pPr>
+            <w:r>
+              <w:rPr>
+                <w:rFonts w:ascii="仿宋" w:eastAsia="仿宋" w:hAnsi="仿宋"/>
+                <w:sz w:val="21"/>
+              </w:rPr>
+              <w:t>323</w:t>
+            </w:r>
+          </w:p>
+        </w:tc>
+      </w:tr>
+    </w:tbl>
+    <w:p>
+      <w:pPr>
+        <w:pStyle w:val="a9"/>
+        <w:ind w:firstLine="420"/>
+        <w:rPr>
+          <w:rFonts w:eastAsia="仿宋"/>
+          <w:sz w:val="21"/>
+        </w:rPr>
+      </w:pPr>
+      <w:r>
+        <w:rPr>
+          <w:rFonts w:eastAsia="仿宋"/>
+          <w:sz w:val="21"/>
+        </w:rPr>
+        <w:t>数据来源：</w:t>
+      </w:r>
+      <w:proofErr w:type="spellStart"/>
+      <w:r>
+        <w:rPr>
+          <w:rFonts w:eastAsia="仿宋"/>
+          <w:sz w:val="21"/>
+        </w:rPr>
+        <w:t>Zenodo</w:t>
+      </w:r>
+      <w:proofErr w:type="spellEnd"/>
+      <w:r>
+        <w:rPr>
+          <w:rFonts w:eastAsia="仿宋"/>
+          <w:sz w:val="21"/>
+        </w:rPr>
+        <w:t xml:space="preserve"> DSA Dataset </w:t>
+      </w:r>
+      <w:r>
+        <w:rPr>
+          <w:rFonts w:eastAsia="仿宋"/>
+          <w:sz w:val="21"/>
+        </w:rPr>
+        <w:t>统计结果</w:t>
+      </w:r>
+    </w:p>
+    <w:p>
+      <w:pPr>
+        <w:pStyle w:val="a9"/>
+      </w:pPr>
+    </w:p>
+    <w:p>
+      <w:pPr>
+        <w:pStyle w:val="a7"/>
+        <w:rPr>
+          <w:rFonts w:ascii="仿宋" w:eastAsia="仿宋" w:hAnsi="仿宋" w:hint="eastAsia"/>
+          <w:sz w:val="21"/>
+          <w:szCs w:val="21"/>
+        </w:rPr>
+      </w:pPr>
+      <w:r>
+        <w:rPr>
+          <w:rFonts w:ascii="仿宋" w:eastAsia="仿宋" w:hAnsi="仿宋"/>
+          <w:sz w:val="21"/>
+          <w:szCs w:val="21"/>
+        </w:rPr>
+        <w:t>表2. 训练样本标签分布</w:t>
       </w:r>
     </w:p>
     <w:tbl>
@@ -6813,8 +8104,8 @@
         <w:tblLook w:val="04A0" w:firstRow="1" w:lastRow="0" w:firstColumn="1" w:lastColumn="0" w:noHBand="0" w:noVBand="1"/>
       </w:tblPr>
       <w:tblGrid>
-        <w:gridCol w:w="4532"/>
-        <w:gridCol w:w="4529"/>
+        <w:gridCol w:w="4531"/>
+        <w:gridCol w:w="4530"/>
       </w:tblGrid>
       <w:tr>
         <w:tc>
@@ -6822,11 +8113,18 @@
             <w:tcW w:w="4535" w:type="dxa"/>
           </w:tcPr>
           <w:p>
-            <w:r>
-              <w:rPr>
-                <w:sz w:val="21"/>
-              </w:rPr>
-              <w:t>Question (activity)</w:t>
+            <w:pPr>
+              <w:jc w:val="center"/>
+              <w:rPr>
+                <w:rFonts w:ascii="仿宋" w:eastAsia="仿宋" w:hAnsi="仿宋" w:hint="eastAsia"/>
+              </w:rPr>
+            </w:pPr>
+            <w:r>
+              <w:rPr>
+                <w:rFonts w:ascii="仿宋" w:eastAsia="仿宋" w:hAnsi="仿宋"/>
+                <w:sz w:val="21"/>
+              </w:rPr>
+              <w:t>label</w:t>
             </w:r>
           </w:p>
         </w:tc>
@@ -6835,11 +8133,18 @@
             <w:tcW w:w="4535" w:type="dxa"/>
           </w:tcPr>
           <w:p>
-            <w:r>
-              <w:rPr>
-                <w:sz w:val="21"/>
-              </w:rPr>
-              <w:t>Number of submissions</w:t>
+            <w:pPr>
+              <w:jc w:val="center"/>
+              <w:rPr>
+                <w:rFonts w:ascii="仿宋" w:eastAsia="仿宋" w:hAnsi="仿宋" w:hint="eastAsia"/>
+              </w:rPr>
+            </w:pPr>
+            <w:r>
+              <w:rPr>
+                <w:rFonts w:ascii="仿宋" w:eastAsia="仿宋" w:hAnsi="仿宋"/>
+                <w:sz w:val="21"/>
+              </w:rPr>
+              <w:t>count</w:t>
             </w:r>
           </w:p>
         </w:tc>
@@ -6850,11 +8155,18 @@
             <w:tcW w:w="4535" w:type="dxa"/>
           </w:tcPr>
           <w:p>
-            <w:r>
-              <w:rPr>
-                <w:sz w:val="21"/>
-              </w:rPr>
-              <w:t>queue_with_array</w:t>
+            <w:pPr>
+              <w:jc w:val="center"/>
+              <w:rPr>
+                <w:rFonts w:ascii="仿宋" w:eastAsia="仿宋" w:hAnsi="仿宋" w:hint="eastAsia"/>
+              </w:rPr>
+            </w:pPr>
+            <w:r>
+              <w:rPr>
+                <w:rFonts w:ascii="仿宋" w:eastAsia="仿宋" w:hAnsi="仿宋"/>
+                <w:sz w:val="21"/>
+              </w:rPr>
+              <w:t>0</w:t>
             </w:r>
           </w:p>
         </w:tc>
@@ -6863,11 +8175,18 @@
             <w:tcW w:w="4535" w:type="dxa"/>
           </w:tcPr>
           <w:p>
-            <w:r>
-              <w:rPr>
-                <w:sz w:val="21"/>
-              </w:rPr>
-              <w:t>930</w:t>
+            <w:pPr>
+              <w:jc w:val="center"/>
+              <w:rPr>
+                <w:rFonts w:ascii="仿宋" w:eastAsia="仿宋" w:hAnsi="仿宋" w:hint="eastAsia"/>
+              </w:rPr>
+            </w:pPr>
+            <w:r>
+              <w:rPr>
+                <w:rFonts w:ascii="仿宋" w:eastAsia="仿宋" w:hAnsi="仿宋"/>
+                <w:sz w:val="21"/>
+              </w:rPr>
+              <w:t>65172</w:t>
             </w:r>
           </w:p>
         </w:tc>
@@ -6878,11 +8197,18 @@
             <w:tcW w:w="4535" w:type="dxa"/>
           </w:tcPr>
           <w:p>
-            <w:r>
-              <w:rPr>
-                <w:sz w:val="21"/>
-              </w:rPr>
-              <w:t>duplicate_elements</w:t>
+            <w:pPr>
+              <w:jc w:val="center"/>
+              <w:rPr>
+                <w:rFonts w:ascii="仿宋" w:eastAsia="仿宋" w:hAnsi="仿宋" w:hint="eastAsia"/>
+              </w:rPr>
+            </w:pPr>
+            <w:r>
+              <w:rPr>
+                <w:rFonts w:ascii="仿宋" w:eastAsia="仿宋" w:hAnsi="仿宋"/>
+                <w:sz w:val="21"/>
+              </w:rPr>
+              <w:t>1</w:t>
             </w:r>
           </w:p>
         </w:tc>
@@ -6891,235 +8217,18 @@
             <w:tcW w:w="4535" w:type="dxa"/>
           </w:tcPr>
           <w:p>
-            <w:r>
-              <w:rPr>
-                <w:sz w:val="21"/>
-              </w:rPr>
-              <w:t>918</w:t>
-            </w:r>
-          </w:p>
-        </w:tc>
-      </w:tr>
-      <w:tr>
-        <w:tc>
-          <w:tcPr>
-            <w:tcW w:w="4535" w:type="dxa"/>
-          </w:tcPr>
-          <w:p>
-            <w:r>
-              <w:rPr>
-                <w:sz w:val="21"/>
-              </w:rPr>
-              <w:t>selection_sort_step_by_step</w:t>
-            </w:r>
-          </w:p>
-        </w:tc>
-        <w:tc>
-          <w:tcPr>
-            <w:tcW w:w="4535" w:type="dxa"/>
-          </w:tcPr>
-          <w:p>
-            <w:r>
-              <w:rPr>
-                <w:sz w:val="21"/>
-              </w:rPr>
-              <w:t>484</w:t>
-            </w:r>
-          </w:p>
-        </w:tc>
-      </w:tr>
-      <w:tr>
-        <w:tc>
-          <w:tcPr>
-            <w:tcW w:w="4535" w:type="dxa"/>
-          </w:tcPr>
-          <w:p>
-            <w:r>
-              <w:rPr>
-                <w:sz w:val="21"/>
-              </w:rPr>
-              <w:t>linked_list</w:t>
-            </w:r>
-          </w:p>
-        </w:tc>
-        <w:tc>
-          <w:tcPr>
-            <w:tcW w:w="4535" w:type="dxa"/>
-          </w:tcPr>
-          <w:p>
-            <w:r>
-              <w:rPr>
-                <w:sz w:val="21"/>
-              </w:rPr>
-              <w:t>428</w:t>
-            </w:r>
-          </w:p>
-        </w:tc>
-      </w:tr>
-      <w:tr>
-        <w:tc>
-          <w:tcPr>
-            <w:tcW w:w="4535" w:type="dxa"/>
-          </w:tcPr>
-          <w:p>
-            <w:r>
-              <w:rPr>
-                <w:sz w:val="21"/>
-              </w:rPr>
-              <w:t>sorted_insertion_last</w:t>
-            </w:r>
-          </w:p>
-        </w:tc>
-        <w:tc>
-          <w:tcPr>
-            <w:tcW w:w="4535" w:type="dxa"/>
-          </w:tcPr>
-          <w:p>
-            <w:r>
-              <w:rPr>
-                <w:sz w:val="21"/>
-              </w:rPr>
-              <w:t>406</w:t>
-            </w:r>
-          </w:p>
-        </w:tc>
-      </w:tr>
-      <w:tr>
-        <w:tc>
-          <w:tcPr>
-            <w:tcW w:w="4535" w:type="dxa"/>
-          </w:tcPr>
-          <w:p>
-            <w:r>
-              <w:rPr>
-                <w:sz w:val="21"/>
-              </w:rPr>
-              <w:t>warm_up_dsa</w:t>
-            </w:r>
-          </w:p>
-        </w:tc>
-        <w:tc>
-          <w:tcPr>
-            <w:tcW w:w="4535" w:type="dxa"/>
-          </w:tcPr>
-          <w:p>
-            <w:r>
-              <w:rPr>
-                <w:sz w:val="21"/>
-              </w:rPr>
-              <w:t>383</w:t>
-            </w:r>
-          </w:p>
-        </w:tc>
-      </w:tr>
-      <w:tr>
-        <w:tc>
-          <w:tcPr>
-            <w:tcW w:w="4535" w:type="dxa"/>
-          </w:tcPr>
-          <w:p>
-            <w:r>
-              <w:rPr>
-                <w:sz w:val="21"/>
-              </w:rPr>
-              <w:t>hashset</w:t>
-            </w:r>
-          </w:p>
-        </w:tc>
-        <w:tc>
-          <w:tcPr>
-            <w:tcW w:w="4535" w:type="dxa"/>
-          </w:tcPr>
-          <w:p>
-            <w:r>
-              <w:rPr>
-                <w:sz w:val="21"/>
-              </w:rPr>
-              <w:t>344</w:t>
-            </w:r>
-          </w:p>
-        </w:tc>
-      </w:tr>
-      <w:tr>
-        <w:tc>
-          <w:tcPr>
-            <w:tcW w:w="4535" w:type="dxa"/>
-          </w:tcPr>
-          <w:p>
-            <w:r>
-              <w:rPr>
-                <w:sz w:val="21"/>
-              </w:rPr>
-              <w:t>counting_sort_step_by_step</w:t>
-            </w:r>
-          </w:p>
-        </w:tc>
-        <w:tc>
-          <w:tcPr>
-            <w:tcW w:w="4535" w:type="dxa"/>
-          </w:tcPr>
-          <w:p>
-            <w:r>
-              <w:rPr>
-                <w:sz w:val="21"/>
-              </w:rPr>
-              <w:t>329</w:t>
-            </w:r>
-          </w:p>
-        </w:tc>
-      </w:tr>
-      <w:tr>
-        <w:tc>
-          <w:tcPr>
-            <w:tcW w:w="4535" w:type="dxa"/>
-          </w:tcPr>
-          <w:p>
-            <w:r>
-              <w:rPr>
-                <w:sz w:val="21"/>
-              </w:rPr>
-              <w:t>recursive_insertion_sort</w:t>
-            </w:r>
-          </w:p>
-        </w:tc>
-        <w:tc>
-          <w:tcPr>
-            <w:tcW w:w="4535" w:type="dxa"/>
-          </w:tcPr>
-          <w:p>
-            <w:r>
-              <w:rPr>
-                <w:sz w:val="21"/>
-              </w:rPr>
-              <w:t>328</w:t>
-            </w:r>
-          </w:p>
-        </w:tc>
-      </w:tr>
-      <w:tr>
-        <w:tc>
-          <w:tcPr>
-            <w:tcW w:w="4535" w:type="dxa"/>
-          </w:tcPr>
-          <w:p>
-            <w:r>
-              <w:rPr>
-                <w:sz w:val="21"/>
-              </w:rPr>
-              <w:t>swap_neighbors</w:t>
-            </w:r>
-          </w:p>
-        </w:tc>
-        <w:tc>
-          <w:tcPr>
-            <w:tcW w:w="4535" w:type="dxa"/>
-          </w:tcPr>
-          <w:p>
-            <w:r>
-              <w:rPr>
-                <w:sz w:val="21"/>
-              </w:rPr>
-              <w:t>323</w:t>
+            <w:pPr>
+              <w:jc w:val="center"/>
+              <w:rPr>
+                <w:rFonts w:ascii="仿宋" w:eastAsia="仿宋" w:hAnsi="仿宋" w:hint="eastAsia"/>
+              </w:rPr>
+            </w:pPr>
+            <w:r>
+              <w:rPr>
+                <w:rFonts w:ascii="仿宋" w:eastAsia="仿宋" w:hAnsi="仿宋"/>
+                <w:sz w:val="21"/>
+              </w:rPr>
+              <w:t>2927</w:t>
             </w:r>
           </w:p>
         </w:tc>
@@ -7139,28 +8248,93 @@
           <w:rFonts w:eastAsia="仿宋"/>
           <w:sz w:val="21"/>
         </w:rPr>
-        <w:t>数据来源：</w:t>
-      </w:r>
+        <w:t>数据来源：本系统</w:t>
+      </w:r>
+      <w:proofErr w:type="gramStart"/>
       <w:r>
         <w:rPr>
           <w:rFonts w:eastAsia="仿宋"/>
           <w:sz w:val="21"/>
         </w:rPr>
-        <w:t xml:space="preserve">Zenodo DSA Dataset </w:t>
-      </w:r>
+        <w:t>跨用户</w:t>
+      </w:r>
+      <w:proofErr w:type="gramEnd"/>
       <w:r>
         <w:rPr>
           <w:rFonts w:eastAsia="仿宋"/>
           <w:sz w:val="21"/>
         </w:rPr>
-        <w:t>统计结果</w:t>
+        <w:t>训练样本统计</w:t>
       </w:r>
     </w:p>
     <w:p>
       <w:pPr>
         <w:pStyle w:val="a9"/>
-        <w:rPr>
-          <w:rFonts w:hint="eastAsia"/>
+      </w:pPr>
+    </w:p>
+    <w:p>
+      <w:pPr>
+        <w:pStyle w:val="a"/>
+        <w:spacing w:line="360" w:lineRule="auto"/>
+        <w:rPr>
+          <w:rFonts w:ascii="仿宋" w:hAnsi="仿宋" w:hint="eastAsia"/>
+        </w:rPr>
+      </w:pPr>
+      <w:bookmarkStart w:id="21" w:name="_Toc227755224"/>
+      <w:r>
+        <w:rPr>
+          <w:rFonts w:ascii="仿宋" w:hAnsi="仿宋"/>
+        </w:rPr>
+        <w:t>模型对比实验</w:t>
+      </w:r>
+      <w:bookmarkEnd w:id="21"/>
+    </w:p>
+    <w:p>
+      <w:pPr>
+        <w:spacing w:line="360" w:lineRule="auto"/>
+        <w:rPr>
+          <w:rFonts w:ascii="仿宋" w:eastAsia="仿宋" w:hAnsi="仿宋" w:hint="eastAsia"/>
+        </w:rPr>
+      </w:pPr>
+      <w:r>
+        <w:rPr>
+          <w:rFonts w:ascii="仿宋" w:eastAsia="仿宋" w:hAnsi="仿宋"/>
+        </w:rPr>
+        <w:t>本文首先在</w:t>
+      </w:r>
+      <w:proofErr w:type="gramStart"/>
+      <w:r>
+        <w:rPr>
+          <w:rFonts w:ascii="仿宋" w:eastAsia="仿宋" w:hAnsi="仿宋"/>
+        </w:rPr>
+        <w:t>跨用户</w:t>
+      </w:r>
+      <w:proofErr w:type="gramEnd"/>
+      <w:r>
+        <w:rPr>
+          <w:rFonts w:ascii="仿宋" w:eastAsia="仿宋" w:hAnsi="仿宋"/>
+        </w:rPr>
+        <w:t>过滤条件下，对规则基线、逻辑回归和随机森林三种方法进行了对比实验。模型对比结果见表3。从表中可以看出，不同方法在</w:t>
+      </w:r>
+      <w:proofErr w:type="gramStart"/>
+      <w:r>
+        <w:rPr>
+          <w:rFonts w:ascii="仿宋" w:eastAsia="仿宋" w:hAnsi="仿宋"/>
+        </w:rPr>
+        <w:t>当前弱监督</w:t>
+      </w:r>
+      <w:proofErr w:type="gramEnd"/>
+      <w:r>
+        <w:rPr>
+          <w:rFonts w:ascii="仿宋" w:eastAsia="仿宋" w:hAnsi="仿宋"/>
+        </w:rPr>
+        <w:t>标签体系下均取得了较高的准确率、精确率、召回率和 F1 值。需要指出的是，这里的评价对象仍然是由规则基础相似度生成的伪标签，因此该组结果更适合解释为“模型与弱监督标签体系的一致性表现”，而不宜直接等同于对真实人工标注标准下最终性能的判断。</w:t>
+      </w:r>
+    </w:p>
+    <w:p>
+      <w:pPr>
+        <w:rPr>
+          <w:rFonts w:ascii="仿宋" w:eastAsia="仿宋" w:hAnsi="仿宋" w:hint="eastAsia"/>
         </w:rPr>
       </w:pPr>
     </w:p>
@@ -7179,7 +8353,2410 @@
           <w:sz w:val="21"/>
           <w:szCs w:val="21"/>
         </w:rPr>
-        <w:t>表2. 训练样本标签分布</w:t>
+        <w:t>表3. 模型对比实验结果</w:t>
+      </w:r>
+    </w:p>
+    <w:tbl>
+      <w:tblPr>
+        <w:tblStyle w:val="afc"/>
+        <w:tblW w:w="0" w:type="auto"/>
+        <w:tblLook w:val="04A0" w:firstRow="1" w:lastRow="0" w:firstColumn="1" w:lastColumn="0" w:noHBand="0" w:noVBand="1"/>
+      </w:tblPr>
+      <w:tblGrid>
+        <w:gridCol w:w="2211"/>
+        <w:gridCol w:w="1405"/>
+        <w:gridCol w:w="1429"/>
+        <w:gridCol w:w="1355"/>
+        <w:gridCol w:w="1281"/>
+        <w:gridCol w:w="1380"/>
+      </w:tblGrid>
+      <w:tr>
+        <w:tc>
+          <w:tcPr>
+            <w:tcW w:w="1512" w:type="dxa"/>
+          </w:tcPr>
+          <w:p>
+            <w:pPr>
+              <w:jc w:val="center"/>
+              <w:rPr>
+                <w:rFonts w:ascii="仿宋" w:eastAsia="仿宋" w:hAnsi="仿宋" w:hint="eastAsia"/>
+              </w:rPr>
+            </w:pPr>
+            <w:r>
+              <w:rPr>
+                <w:rFonts w:ascii="仿宋" w:eastAsia="仿宋" w:hAnsi="仿宋"/>
+                <w:sz w:val="21"/>
+              </w:rPr>
+              <w:t>method</w:t>
+            </w:r>
+          </w:p>
+        </w:tc>
+        <w:tc>
+          <w:tcPr>
+            <w:tcW w:w="1512" w:type="dxa"/>
+          </w:tcPr>
+          <w:p>
+            <w:pPr>
+              <w:jc w:val="center"/>
+              <w:rPr>
+                <w:rFonts w:ascii="仿宋" w:eastAsia="仿宋" w:hAnsi="仿宋" w:hint="eastAsia"/>
+              </w:rPr>
+            </w:pPr>
+            <w:r>
+              <w:rPr>
+                <w:rFonts w:ascii="仿宋" w:eastAsia="仿宋" w:hAnsi="仿宋"/>
+                <w:sz w:val="21"/>
+              </w:rPr>
+              <w:t>accuracy</w:t>
+            </w:r>
+          </w:p>
+        </w:tc>
+        <w:tc>
+          <w:tcPr>
+            <w:tcW w:w="1512" w:type="dxa"/>
+          </w:tcPr>
+          <w:p>
+            <w:pPr>
+              <w:jc w:val="center"/>
+              <w:rPr>
+                <w:rFonts w:ascii="仿宋" w:eastAsia="仿宋" w:hAnsi="仿宋" w:hint="eastAsia"/>
+              </w:rPr>
+            </w:pPr>
+            <w:r>
+              <w:rPr>
+                <w:rFonts w:ascii="仿宋" w:eastAsia="仿宋" w:hAnsi="仿宋"/>
+                <w:sz w:val="21"/>
+              </w:rPr>
+              <w:t>precision</w:t>
+            </w:r>
+          </w:p>
+        </w:tc>
+        <w:tc>
+          <w:tcPr>
+            <w:tcW w:w="1512" w:type="dxa"/>
+          </w:tcPr>
+          <w:p>
+            <w:pPr>
+              <w:jc w:val="center"/>
+              <w:rPr>
+                <w:rFonts w:ascii="仿宋" w:eastAsia="仿宋" w:hAnsi="仿宋" w:hint="eastAsia"/>
+              </w:rPr>
+            </w:pPr>
+            <w:r>
+              <w:rPr>
+                <w:rFonts w:ascii="仿宋" w:eastAsia="仿宋" w:hAnsi="仿宋"/>
+                <w:sz w:val="21"/>
+              </w:rPr>
+              <w:t>recall</w:t>
+            </w:r>
+          </w:p>
+        </w:tc>
+        <w:tc>
+          <w:tcPr>
+            <w:tcW w:w="1512" w:type="dxa"/>
+          </w:tcPr>
+          <w:p>
+            <w:pPr>
+              <w:jc w:val="center"/>
+              <w:rPr>
+                <w:rFonts w:ascii="仿宋" w:eastAsia="仿宋" w:hAnsi="仿宋" w:hint="eastAsia"/>
+              </w:rPr>
+            </w:pPr>
+            <w:r>
+              <w:rPr>
+                <w:rFonts w:ascii="仿宋" w:eastAsia="仿宋" w:hAnsi="仿宋"/>
+                <w:sz w:val="21"/>
+              </w:rPr>
+              <w:t>f1</w:t>
+            </w:r>
+          </w:p>
+        </w:tc>
+        <w:tc>
+          <w:tcPr>
+            <w:tcW w:w="1512" w:type="dxa"/>
+          </w:tcPr>
+          <w:p>
+            <w:pPr>
+              <w:jc w:val="center"/>
+              <w:rPr>
+                <w:rFonts w:ascii="仿宋" w:eastAsia="仿宋" w:hAnsi="仿宋" w:hint="eastAsia"/>
+              </w:rPr>
+            </w:pPr>
+            <w:proofErr w:type="spellStart"/>
+            <w:r>
+              <w:rPr>
+                <w:rFonts w:ascii="仿宋" w:eastAsia="仿宋" w:hAnsi="仿宋"/>
+                <w:sz w:val="21"/>
+              </w:rPr>
+              <w:t>roc_auc</w:t>
+            </w:r>
+            <w:proofErr w:type="spellEnd"/>
+          </w:p>
+        </w:tc>
+      </w:tr>
+      <w:tr>
+        <w:tc>
+          <w:tcPr>
+            <w:tcW w:w="1512" w:type="dxa"/>
+          </w:tcPr>
+          <w:p>
+            <w:pPr>
+              <w:jc w:val="center"/>
+              <w:rPr>
+                <w:rFonts w:ascii="仿宋" w:eastAsia="仿宋" w:hAnsi="仿宋" w:hint="eastAsia"/>
+              </w:rPr>
+            </w:pPr>
+            <w:proofErr w:type="spellStart"/>
+            <w:r>
+              <w:rPr>
+                <w:rFonts w:ascii="仿宋" w:eastAsia="仿宋" w:hAnsi="仿宋"/>
+                <w:sz w:val="21"/>
+              </w:rPr>
+              <w:t>rule_baseline</w:t>
+            </w:r>
+            <w:proofErr w:type="spellEnd"/>
+          </w:p>
+        </w:tc>
+        <w:tc>
+          <w:tcPr>
+            <w:tcW w:w="1512" w:type="dxa"/>
+          </w:tcPr>
+          <w:p>
+            <w:pPr>
+              <w:jc w:val="center"/>
+              <w:rPr>
+                <w:rFonts w:ascii="仿宋" w:eastAsia="仿宋" w:hAnsi="仿宋" w:hint="eastAsia"/>
+              </w:rPr>
+            </w:pPr>
+            <w:r>
+              <w:rPr>
+                <w:rFonts w:ascii="仿宋" w:eastAsia="仿宋" w:hAnsi="仿宋"/>
+                <w:sz w:val="21"/>
+              </w:rPr>
+              <w:t>1.0</w:t>
+            </w:r>
+          </w:p>
+        </w:tc>
+        <w:tc>
+          <w:tcPr>
+            <w:tcW w:w="1512" w:type="dxa"/>
+          </w:tcPr>
+          <w:p>
+            <w:pPr>
+              <w:jc w:val="center"/>
+              <w:rPr>
+                <w:rFonts w:ascii="仿宋" w:eastAsia="仿宋" w:hAnsi="仿宋" w:hint="eastAsia"/>
+              </w:rPr>
+            </w:pPr>
+            <w:r>
+              <w:rPr>
+                <w:rFonts w:ascii="仿宋" w:eastAsia="仿宋" w:hAnsi="仿宋"/>
+                <w:sz w:val="21"/>
+              </w:rPr>
+              <w:t>1.0</w:t>
+            </w:r>
+          </w:p>
+        </w:tc>
+        <w:tc>
+          <w:tcPr>
+            <w:tcW w:w="1512" w:type="dxa"/>
+          </w:tcPr>
+          <w:p>
+            <w:pPr>
+              <w:jc w:val="center"/>
+              <w:rPr>
+                <w:rFonts w:ascii="仿宋" w:eastAsia="仿宋" w:hAnsi="仿宋" w:hint="eastAsia"/>
+              </w:rPr>
+            </w:pPr>
+            <w:r>
+              <w:rPr>
+                <w:rFonts w:ascii="仿宋" w:eastAsia="仿宋" w:hAnsi="仿宋"/>
+                <w:sz w:val="21"/>
+              </w:rPr>
+              <w:t>1.0</w:t>
+            </w:r>
+          </w:p>
+        </w:tc>
+        <w:tc>
+          <w:tcPr>
+            <w:tcW w:w="1512" w:type="dxa"/>
+          </w:tcPr>
+          <w:p>
+            <w:pPr>
+              <w:jc w:val="center"/>
+              <w:rPr>
+                <w:rFonts w:ascii="仿宋" w:eastAsia="仿宋" w:hAnsi="仿宋" w:hint="eastAsia"/>
+              </w:rPr>
+            </w:pPr>
+            <w:r>
+              <w:rPr>
+                <w:rFonts w:ascii="仿宋" w:eastAsia="仿宋" w:hAnsi="仿宋"/>
+                <w:sz w:val="21"/>
+              </w:rPr>
+              <w:t>1.0</w:t>
+            </w:r>
+          </w:p>
+        </w:tc>
+        <w:tc>
+          <w:tcPr>
+            <w:tcW w:w="1512" w:type="dxa"/>
+          </w:tcPr>
+          <w:p>
+            <w:pPr>
+              <w:jc w:val="center"/>
+              <w:rPr>
+                <w:rFonts w:ascii="仿宋" w:eastAsia="仿宋" w:hAnsi="仿宋" w:hint="eastAsia"/>
+              </w:rPr>
+            </w:pPr>
+            <w:r>
+              <w:rPr>
+                <w:rFonts w:ascii="仿宋" w:eastAsia="仿宋" w:hAnsi="仿宋"/>
+                <w:sz w:val="21"/>
+              </w:rPr>
+              <w:t>1.0</w:t>
+            </w:r>
+          </w:p>
+        </w:tc>
+      </w:tr>
+      <w:tr>
+        <w:tc>
+          <w:tcPr>
+            <w:tcW w:w="1512" w:type="dxa"/>
+          </w:tcPr>
+          <w:p>
+            <w:pPr>
+              <w:jc w:val="center"/>
+              <w:rPr>
+                <w:rFonts w:ascii="仿宋" w:eastAsia="仿宋" w:hAnsi="仿宋" w:hint="eastAsia"/>
+              </w:rPr>
+            </w:pPr>
+            <w:proofErr w:type="spellStart"/>
+            <w:r>
+              <w:rPr>
+                <w:rFonts w:ascii="仿宋" w:eastAsia="仿宋" w:hAnsi="仿宋"/>
+                <w:sz w:val="21"/>
+              </w:rPr>
+              <w:t>logistic_regression</w:t>
+            </w:r>
+            <w:proofErr w:type="spellEnd"/>
+          </w:p>
+        </w:tc>
+        <w:tc>
+          <w:tcPr>
+            <w:tcW w:w="1512" w:type="dxa"/>
+          </w:tcPr>
+          <w:p>
+            <w:pPr>
+              <w:jc w:val="center"/>
+              <w:rPr>
+                <w:rFonts w:ascii="仿宋" w:eastAsia="仿宋" w:hAnsi="仿宋" w:hint="eastAsia"/>
+              </w:rPr>
+            </w:pPr>
+            <w:r>
+              <w:rPr>
+                <w:rFonts w:ascii="仿宋" w:eastAsia="仿宋" w:hAnsi="仿宋"/>
+                <w:sz w:val="21"/>
+              </w:rPr>
+              <w:t>1.0</w:t>
+            </w:r>
+          </w:p>
+        </w:tc>
+        <w:tc>
+          <w:tcPr>
+            <w:tcW w:w="1512" w:type="dxa"/>
+          </w:tcPr>
+          <w:p>
+            <w:pPr>
+              <w:jc w:val="center"/>
+              <w:rPr>
+                <w:rFonts w:ascii="仿宋" w:eastAsia="仿宋" w:hAnsi="仿宋" w:hint="eastAsia"/>
+              </w:rPr>
+            </w:pPr>
+            <w:r>
+              <w:rPr>
+                <w:rFonts w:ascii="仿宋" w:eastAsia="仿宋" w:hAnsi="仿宋"/>
+                <w:sz w:val="21"/>
+              </w:rPr>
+              <w:t>1.0</w:t>
+            </w:r>
+          </w:p>
+        </w:tc>
+        <w:tc>
+          <w:tcPr>
+            <w:tcW w:w="1512" w:type="dxa"/>
+          </w:tcPr>
+          <w:p>
+            <w:pPr>
+              <w:jc w:val="center"/>
+              <w:rPr>
+                <w:rFonts w:ascii="仿宋" w:eastAsia="仿宋" w:hAnsi="仿宋" w:hint="eastAsia"/>
+              </w:rPr>
+            </w:pPr>
+            <w:r>
+              <w:rPr>
+                <w:rFonts w:ascii="仿宋" w:eastAsia="仿宋" w:hAnsi="仿宋"/>
+                <w:sz w:val="21"/>
+              </w:rPr>
+              <w:t>1.0</w:t>
+            </w:r>
+          </w:p>
+        </w:tc>
+        <w:tc>
+          <w:tcPr>
+            <w:tcW w:w="1512" w:type="dxa"/>
+          </w:tcPr>
+          <w:p>
+            <w:pPr>
+              <w:jc w:val="center"/>
+              <w:rPr>
+                <w:rFonts w:ascii="仿宋" w:eastAsia="仿宋" w:hAnsi="仿宋" w:hint="eastAsia"/>
+              </w:rPr>
+            </w:pPr>
+            <w:r>
+              <w:rPr>
+                <w:rFonts w:ascii="仿宋" w:eastAsia="仿宋" w:hAnsi="仿宋"/>
+                <w:sz w:val="21"/>
+              </w:rPr>
+              <w:t>1.0</w:t>
+            </w:r>
+          </w:p>
+        </w:tc>
+        <w:tc>
+          <w:tcPr>
+            <w:tcW w:w="1512" w:type="dxa"/>
+          </w:tcPr>
+          <w:p>
+            <w:pPr>
+              <w:jc w:val="center"/>
+              <w:rPr>
+                <w:rFonts w:ascii="仿宋" w:eastAsia="仿宋" w:hAnsi="仿宋" w:hint="eastAsia"/>
+              </w:rPr>
+            </w:pPr>
+            <w:r>
+              <w:rPr>
+                <w:rFonts w:ascii="仿宋" w:eastAsia="仿宋" w:hAnsi="仿宋"/>
+                <w:sz w:val="21"/>
+              </w:rPr>
+              <w:t>1.0</w:t>
+            </w:r>
+          </w:p>
+        </w:tc>
+      </w:tr>
+      <w:tr>
+        <w:tc>
+          <w:tcPr>
+            <w:tcW w:w="1512" w:type="dxa"/>
+          </w:tcPr>
+          <w:p>
+            <w:pPr>
+              <w:jc w:val="center"/>
+              <w:rPr>
+                <w:rFonts w:ascii="仿宋" w:eastAsia="仿宋" w:hAnsi="仿宋" w:hint="eastAsia"/>
+              </w:rPr>
+            </w:pPr>
+            <w:proofErr w:type="spellStart"/>
+            <w:r>
+              <w:rPr>
+                <w:rFonts w:ascii="仿宋" w:eastAsia="仿宋" w:hAnsi="仿宋"/>
+                <w:sz w:val="21"/>
+              </w:rPr>
+              <w:t>random_forest</w:t>
+            </w:r>
+            <w:proofErr w:type="spellEnd"/>
+          </w:p>
+        </w:tc>
+        <w:tc>
+          <w:tcPr>
+            <w:tcW w:w="1512" w:type="dxa"/>
+          </w:tcPr>
+          <w:p>
+            <w:pPr>
+              <w:jc w:val="center"/>
+              <w:rPr>
+                <w:rFonts w:ascii="仿宋" w:eastAsia="仿宋" w:hAnsi="仿宋" w:hint="eastAsia"/>
+              </w:rPr>
+            </w:pPr>
+            <w:r>
+              <w:rPr>
+                <w:rFonts w:ascii="仿宋" w:eastAsia="仿宋" w:hAnsi="仿宋"/>
+                <w:sz w:val="21"/>
+              </w:rPr>
+              <w:t>1.0</w:t>
+            </w:r>
+          </w:p>
+        </w:tc>
+        <w:tc>
+          <w:tcPr>
+            <w:tcW w:w="1512" w:type="dxa"/>
+          </w:tcPr>
+          <w:p>
+            <w:pPr>
+              <w:jc w:val="center"/>
+              <w:rPr>
+                <w:rFonts w:ascii="仿宋" w:eastAsia="仿宋" w:hAnsi="仿宋" w:hint="eastAsia"/>
+              </w:rPr>
+            </w:pPr>
+            <w:r>
+              <w:rPr>
+                <w:rFonts w:ascii="仿宋" w:eastAsia="仿宋" w:hAnsi="仿宋"/>
+                <w:sz w:val="21"/>
+              </w:rPr>
+              <w:t>1.0</w:t>
+            </w:r>
+          </w:p>
+        </w:tc>
+        <w:tc>
+          <w:tcPr>
+            <w:tcW w:w="1512" w:type="dxa"/>
+          </w:tcPr>
+          <w:p>
+            <w:pPr>
+              <w:jc w:val="center"/>
+              <w:rPr>
+                <w:rFonts w:ascii="仿宋" w:eastAsia="仿宋" w:hAnsi="仿宋" w:hint="eastAsia"/>
+              </w:rPr>
+            </w:pPr>
+            <w:r>
+              <w:rPr>
+                <w:rFonts w:ascii="仿宋" w:eastAsia="仿宋" w:hAnsi="仿宋"/>
+                <w:sz w:val="21"/>
+              </w:rPr>
+              <w:t>1.0</w:t>
+            </w:r>
+          </w:p>
+        </w:tc>
+        <w:tc>
+          <w:tcPr>
+            <w:tcW w:w="1512" w:type="dxa"/>
+          </w:tcPr>
+          <w:p>
+            <w:pPr>
+              <w:jc w:val="center"/>
+              <w:rPr>
+                <w:rFonts w:ascii="仿宋" w:eastAsia="仿宋" w:hAnsi="仿宋" w:hint="eastAsia"/>
+              </w:rPr>
+            </w:pPr>
+            <w:r>
+              <w:rPr>
+                <w:rFonts w:ascii="仿宋" w:eastAsia="仿宋" w:hAnsi="仿宋"/>
+                <w:sz w:val="21"/>
+              </w:rPr>
+              <w:t>1.0</w:t>
+            </w:r>
+          </w:p>
+        </w:tc>
+        <w:tc>
+          <w:tcPr>
+            <w:tcW w:w="1512" w:type="dxa"/>
+          </w:tcPr>
+          <w:p>
+            <w:pPr>
+              <w:jc w:val="center"/>
+              <w:rPr>
+                <w:rFonts w:ascii="仿宋" w:eastAsia="仿宋" w:hAnsi="仿宋" w:hint="eastAsia"/>
+              </w:rPr>
+            </w:pPr>
+            <w:r>
+              <w:rPr>
+                <w:rFonts w:ascii="仿宋" w:eastAsia="仿宋" w:hAnsi="仿宋"/>
+                <w:sz w:val="21"/>
+              </w:rPr>
+              <w:t>1.0</w:t>
+            </w:r>
+          </w:p>
+        </w:tc>
+      </w:tr>
+    </w:tbl>
+    <w:p>
+      <w:pPr>
+        <w:pStyle w:val="a9"/>
+        <w:spacing w:line="360" w:lineRule="auto"/>
+        <w:ind w:firstLine="420"/>
+        <w:rPr>
+          <w:rFonts w:eastAsia="仿宋"/>
+          <w:sz w:val="21"/>
+        </w:rPr>
+      </w:pPr>
+      <w:r>
+        <w:rPr>
+          <w:rFonts w:eastAsia="仿宋"/>
+          <w:sz w:val="21"/>
+        </w:rPr>
+        <w:t>数据来源：本系统模型对比实验结果</w:t>
+      </w:r>
+    </w:p>
+    <w:p>
+      <w:pPr>
+        <w:pStyle w:val="a9"/>
+        <w:spacing w:line="360" w:lineRule="auto"/>
+      </w:pPr>
+    </w:p>
+    <w:p>
+      <w:pPr>
+        <w:spacing w:line="360" w:lineRule="auto"/>
+      </w:pPr>
+      <w:r>
+        <w:rPr>
+          <w:rFonts w:eastAsia="仿宋"/>
+        </w:rPr>
+        <w:t>尽管如此，该</w:t>
+      </w:r>
+      <w:proofErr w:type="gramStart"/>
+      <w:r>
+        <w:rPr>
+          <w:rFonts w:eastAsia="仿宋"/>
+        </w:rPr>
+        <w:t>实验仍</w:t>
+      </w:r>
+      <w:proofErr w:type="gramEnd"/>
+      <w:r>
+        <w:rPr>
+          <w:rFonts w:eastAsia="仿宋"/>
+        </w:rPr>
+        <w:t>具有一定参考价值。首先，规则基线可作为系统</w:t>
+      </w:r>
+      <w:proofErr w:type="gramStart"/>
+      <w:r>
+        <w:rPr>
+          <w:rFonts w:eastAsia="仿宋"/>
+        </w:rPr>
+        <w:t>最</w:t>
+      </w:r>
+      <w:proofErr w:type="gramEnd"/>
+      <w:r>
+        <w:rPr>
+          <w:rFonts w:eastAsia="仿宋"/>
+        </w:rPr>
+        <w:t>基础的比较对象；其次，逻辑回归和随机森林表明人工设计特征能够支持传统监督分类建模；最后，对比实验说明在当前特征体系下，随机森林更适合作为后续严格实验的主模型。为了降低</w:t>
+      </w:r>
+      <w:r>
+        <w:rPr>
+          <w:rFonts w:eastAsia="仿宋"/>
+        </w:rPr>
+        <w:t>“</w:t>
+      </w:r>
+      <w:r>
+        <w:rPr>
+          <w:rFonts w:eastAsia="仿宋"/>
+        </w:rPr>
+        <w:t>标签规则与模型特征同源</w:t>
+      </w:r>
+      <w:r>
+        <w:rPr>
+          <w:rFonts w:eastAsia="仿宋"/>
+        </w:rPr>
+        <w:t>”</w:t>
+      </w:r>
+      <w:r>
+        <w:rPr>
+          <w:rFonts w:eastAsia="仿宋"/>
+        </w:rPr>
+        <w:t>带来的影响，后文还进一步给出了去除</w:t>
+      </w:r>
+      <w:r>
+        <w:rPr>
+          <w:rFonts w:eastAsia="仿宋"/>
+        </w:rPr>
+        <w:t xml:space="preserve"> </w:t>
+      </w:r>
+      <w:proofErr w:type="spellStart"/>
+      <w:r>
+        <w:rPr>
+          <w:rFonts w:eastAsia="仿宋"/>
+        </w:rPr>
+        <w:t>base_similarity</w:t>
+      </w:r>
+      <w:proofErr w:type="spellEnd"/>
+      <w:r>
+        <w:rPr>
+          <w:rFonts w:eastAsia="仿宋"/>
+        </w:rPr>
+        <w:t xml:space="preserve"> </w:t>
+      </w:r>
+      <w:r>
+        <w:rPr>
+          <w:rFonts w:eastAsia="仿宋"/>
+        </w:rPr>
+        <w:t>特征的消融实验、按题目划分的严格泛化实验以及人工辅助复核分析。</w:t>
+      </w:r>
+    </w:p>
+    <w:p>
+      <w:pPr>
+        <w:pStyle w:val="a"/>
+        <w:spacing w:line="360" w:lineRule="auto"/>
+        <w:rPr>
+          <w:rFonts w:ascii="仿宋" w:hAnsi="仿宋" w:hint="eastAsia"/>
+        </w:rPr>
+      </w:pPr>
+      <w:bookmarkStart w:id="22" w:name="_Toc227755225"/>
+      <w:r>
+        <w:rPr>
+          <w:rFonts w:ascii="仿宋" w:hAnsi="仿宋"/>
+        </w:rPr>
+        <w:t>特征消融实验</w:t>
+      </w:r>
+      <w:bookmarkEnd w:id="22"/>
+    </w:p>
+    <w:p>
+      <w:pPr>
+        <w:spacing w:line="360" w:lineRule="auto"/>
+        <w:rPr>
+          <w:rFonts w:ascii="仿宋" w:eastAsia="仿宋" w:hAnsi="仿宋" w:hint="eastAsia"/>
+        </w:rPr>
+      </w:pPr>
+      <w:r>
+        <w:rPr>
+          <w:rFonts w:ascii="仿宋" w:eastAsia="仿宋" w:hAnsi="仿宋"/>
+        </w:rPr>
+        <w:t>为分析不同特征对模型性能的影响，本文进一步进行了特征消融实验，分别考察完整特征、去除基础相似度、去除 Token Jaccard、去除序列相似度、去除结构特征以及仅保留基础相似度等情况。消融实验结果见表4。</w:t>
+      </w:r>
+    </w:p>
+    <w:p>
+      <w:pPr>
+        <w:spacing w:line="360" w:lineRule="auto"/>
+        <w:rPr>
+          <w:rFonts w:ascii="仿宋" w:eastAsia="仿宋" w:hAnsi="仿宋" w:hint="eastAsia"/>
+        </w:rPr>
+      </w:pPr>
+    </w:p>
+    <w:p>
+      <w:pPr>
+        <w:pStyle w:val="a7"/>
+        <w:rPr>
+          <w:rFonts w:ascii="仿宋" w:eastAsia="仿宋" w:hAnsi="仿宋" w:hint="eastAsia"/>
+          <w:sz w:val="21"/>
+          <w:szCs w:val="21"/>
+        </w:rPr>
+      </w:pPr>
+      <w:r>
+        <w:rPr>
+          <w:rFonts w:ascii="仿宋" w:eastAsia="仿宋" w:hAnsi="仿宋"/>
+          <w:sz w:val="21"/>
+          <w:szCs w:val="21"/>
+        </w:rPr>
+        <w:t>表4. 特征消融实验结果</w:t>
+      </w:r>
+    </w:p>
+    <w:tbl>
+      <w:tblPr>
+        <w:tblStyle w:val="afc"/>
+        <w:tblW w:w="9453" w:type="dxa"/>
+        <w:jc w:val="center"/>
+        <w:tblLayout w:type="fixed"/>
+        <w:tblLook w:val="04A0" w:firstRow="1" w:lastRow="0" w:firstColumn="1" w:lastColumn="0" w:noHBand="0" w:noVBand="1"/>
+      </w:tblPr>
+      <w:tblGrid>
+        <w:gridCol w:w="2830"/>
+        <w:gridCol w:w="1242"/>
+        <w:gridCol w:w="1578"/>
+        <w:gridCol w:w="1026"/>
+        <w:gridCol w:w="1249"/>
+        <w:gridCol w:w="1528"/>
+      </w:tblGrid>
+      <w:tr>
+        <w:trPr>
+          <w:trHeight w:val="323"/>
+          <w:jc w:val="center"/>
+        </w:trPr>
+        <w:tc>
+          <w:tcPr>
+            <w:tcW w:w="2830" w:type="dxa"/>
+          </w:tcPr>
+          <w:p>
+            <w:pPr>
+              <w:jc w:val="center"/>
+              <w:rPr>
+                <w:rFonts w:ascii="仿宋" w:eastAsia="仿宋" w:hAnsi="仿宋" w:hint="eastAsia"/>
+              </w:rPr>
+            </w:pPr>
+            <w:r>
+              <w:rPr>
+                <w:rFonts w:ascii="仿宋" w:eastAsia="仿宋" w:hAnsi="仿宋"/>
+                <w:sz w:val="21"/>
+              </w:rPr>
+              <w:t>ablation</w:t>
+            </w:r>
+          </w:p>
+        </w:tc>
+        <w:tc>
+          <w:tcPr>
+            <w:tcW w:w="1242" w:type="dxa"/>
+          </w:tcPr>
+          <w:p>
+            <w:pPr>
+              <w:jc w:val="center"/>
+              <w:rPr>
+                <w:rFonts w:ascii="仿宋" w:eastAsia="仿宋" w:hAnsi="仿宋" w:hint="eastAsia"/>
+              </w:rPr>
+            </w:pPr>
+            <w:r>
+              <w:rPr>
+                <w:rFonts w:ascii="仿宋" w:eastAsia="仿宋" w:hAnsi="仿宋"/>
+                <w:sz w:val="21"/>
+              </w:rPr>
+              <w:t>accuracy</w:t>
+            </w:r>
+          </w:p>
+        </w:tc>
+        <w:tc>
+          <w:tcPr>
+            <w:tcW w:w="1578" w:type="dxa"/>
+          </w:tcPr>
+          <w:p>
+            <w:pPr>
+              <w:jc w:val="center"/>
+              <w:rPr>
+                <w:rFonts w:ascii="仿宋" w:eastAsia="仿宋" w:hAnsi="仿宋" w:hint="eastAsia"/>
+              </w:rPr>
+            </w:pPr>
+            <w:r>
+              <w:rPr>
+                <w:rFonts w:ascii="仿宋" w:eastAsia="仿宋" w:hAnsi="仿宋"/>
+                <w:sz w:val="21"/>
+              </w:rPr>
+              <w:t>precision</w:t>
+            </w:r>
+          </w:p>
+        </w:tc>
+        <w:tc>
+          <w:tcPr>
+            <w:tcW w:w="1026" w:type="dxa"/>
+          </w:tcPr>
+          <w:p>
+            <w:pPr>
+              <w:jc w:val="center"/>
+              <w:rPr>
+                <w:rFonts w:ascii="仿宋" w:eastAsia="仿宋" w:hAnsi="仿宋" w:hint="eastAsia"/>
+              </w:rPr>
+            </w:pPr>
+            <w:r>
+              <w:rPr>
+                <w:rFonts w:ascii="仿宋" w:eastAsia="仿宋" w:hAnsi="仿宋"/>
+                <w:sz w:val="21"/>
+              </w:rPr>
+              <w:t>recall</w:t>
+            </w:r>
+          </w:p>
+        </w:tc>
+        <w:tc>
+          <w:tcPr>
+            <w:tcW w:w="1249" w:type="dxa"/>
+          </w:tcPr>
+          <w:p>
+            <w:pPr>
+              <w:jc w:val="center"/>
+              <w:rPr>
+                <w:rFonts w:ascii="仿宋" w:eastAsia="仿宋" w:hAnsi="仿宋" w:hint="eastAsia"/>
+              </w:rPr>
+            </w:pPr>
+            <w:r>
+              <w:rPr>
+                <w:rFonts w:ascii="仿宋" w:eastAsia="仿宋" w:hAnsi="仿宋"/>
+                <w:sz w:val="21"/>
+              </w:rPr>
+              <w:t>f1</w:t>
+            </w:r>
+          </w:p>
+        </w:tc>
+        <w:tc>
+          <w:tcPr>
+            <w:tcW w:w="1528" w:type="dxa"/>
+          </w:tcPr>
+          <w:p>
+            <w:pPr>
+              <w:jc w:val="center"/>
+              <w:rPr>
+                <w:rFonts w:ascii="仿宋" w:eastAsia="仿宋" w:hAnsi="仿宋" w:hint="eastAsia"/>
+              </w:rPr>
+            </w:pPr>
+            <w:proofErr w:type="spellStart"/>
+            <w:r>
+              <w:rPr>
+                <w:rFonts w:ascii="仿宋" w:eastAsia="仿宋" w:hAnsi="仿宋"/>
+                <w:sz w:val="21"/>
+              </w:rPr>
+              <w:t>roc_auc</w:t>
+            </w:r>
+            <w:proofErr w:type="spellEnd"/>
+          </w:p>
+        </w:tc>
+      </w:tr>
+      <w:tr>
+        <w:trPr>
+          <w:trHeight w:val="310"/>
+          <w:jc w:val="center"/>
+        </w:trPr>
+        <w:tc>
+          <w:tcPr>
+            <w:tcW w:w="2830" w:type="dxa"/>
+          </w:tcPr>
+          <w:p>
+            <w:pPr>
+              <w:jc w:val="center"/>
+              <w:rPr>
+                <w:rFonts w:ascii="仿宋" w:eastAsia="仿宋" w:hAnsi="仿宋" w:hint="eastAsia"/>
+              </w:rPr>
+            </w:pPr>
+            <w:proofErr w:type="spellStart"/>
+            <w:r>
+              <w:rPr>
+                <w:rFonts w:ascii="仿宋" w:eastAsia="仿宋" w:hAnsi="仿宋"/>
+                <w:sz w:val="21"/>
+              </w:rPr>
+              <w:t>full_features</w:t>
+            </w:r>
+            <w:proofErr w:type="spellEnd"/>
+          </w:p>
+        </w:tc>
+        <w:tc>
+          <w:tcPr>
+            <w:tcW w:w="1242" w:type="dxa"/>
+          </w:tcPr>
+          <w:p>
+            <w:pPr>
+              <w:jc w:val="center"/>
+              <w:rPr>
+                <w:rFonts w:ascii="仿宋" w:eastAsia="仿宋" w:hAnsi="仿宋" w:hint="eastAsia"/>
+              </w:rPr>
+            </w:pPr>
+            <w:r>
+              <w:rPr>
+                <w:rFonts w:ascii="仿宋" w:eastAsia="仿宋" w:hAnsi="仿宋"/>
+                <w:sz w:val="21"/>
+              </w:rPr>
+              <w:t>1.0</w:t>
+            </w:r>
+          </w:p>
+        </w:tc>
+        <w:tc>
+          <w:tcPr>
+            <w:tcW w:w="1578" w:type="dxa"/>
+          </w:tcPr>
+          <w:p>
+            <w:pPr>
+              <w:jc w:val="center"/>
+              <w:rPr>
+                <w:rFonts w:ascii="仿宋" w:eastAsia="仿宋" w:hAnsi="仿宋" w:hint="eastAsia"/>
+              </w:rPr>
+            </w:pPr>
+            <w:r>
+              <w:rPr>
+                <w:rFonts w:ascii="仿宋" w:eastAsia="仿宋" w:hAnsi="仿宋"/>
+                <w:sz w:val="21"/>
+              </w:rPr>
+              <w:t>1.0</w:t>
+            </w:r>
+          </w:p>
+        </w:tc>
+        <w:tc>
+          <w:tcPr>
+            <w:tcW w:w="1026" w:type="dxa"/>
+          </w:tcPr>
+          <w:p>
+            <w:pPr>
+              <w:jc w:val="center"/>
+              <w:rPr>
+                <w:rFonts w:ascii="仿宋" w:eastAsia="仿宋" w:hAnsi="仿宋" w:hint="eastAsia"/>
+              </w:rPr>
+            </w:pPr>
+            <w:r>
+              <w:rPr>
+                <w:rFonts w:ascii="仿宋" w:eastAsia="仿宋" w:hAnsi="仿宋"/>
+                <w:sz w:val="21"/>
+              </w:rPr>
+              <w:t>1.0</w:t>
+            </w:r>
+          </w:p>
+        </w:tc>
+        <w:tc>
+          <w:tcPr>
+            <w:tcW w:w="1249" w:type="dxa"/>
+          </w:tcPr>
+          <w:p>
+            <w:pPr>
+              <w:jc w:val="center"/>
+              <w:rPr>
+                <w:rFonts w:ascii="仿宋" w:eastAsia="仿宋" w:hAnsi="仿宋" w:hint="eastAsia"/>
+              </w:rPr>
+            </w:pPr>
+            <w:r>
+              <w:rPr>
+                <w:rFonts w:ascii="仿宋" w:eastAsia="仿宋" w:hAnsi="仿宋"/>
+                <w:sz w:val="21"/>
+              </w:rPr>
+              <w:t>1.0</w:t>
+            </w:r>
+          </w:p>
+        </w:tc>
+        <w:tc>
+          <w:tcPr>
+            <w:tcW w:w="1528" w:type="dxa"/>
+          </w:tcPr>
+          <w:p>
+            <w:pPr>
+              <w:jc w:val="center"/>
+              <w:rPr>
+                <w:rFonts w:ascii="仿宋" w:eastAsia="仿宋" w:hAnsi="仿宋" w:hint="eastAsia"/>
+              </w:rPr>
+            </w:pPr>
+            <w:r>
+              <w:rPr>
+                <w:rFonts w:ascii="仿宋" w:eastAsia="仿宋" w:hAnsi="仿宋"/>
+                <w:sz w:val="21"/>
+              </w:rPr>
+              <w:t>1.0</w:t>
+            </w:r>
+          </w:p>
+        </w:tc>
+      </w:tr>
+      <w:tr>
+        <w:trPr>
+          <w:trHeight w:val="648"/>
+          <w:jc w:val="center"/>
+        </w:trPr>
+        <w:tc>
+          <w:tcPr>
+            <w:tcW w:w="2830" w:type="dxa"/>
+          </w:tcPr>
+          <w:p>
+            <w:pPr>
+              <w:jc w:val="center"/>
+              <w:rPr>
+                <w:rFonts w:ascii="仿宋" w:eastAsia="仿宋" w:hAnsi="仿宋" w:hint="eastAsia"/>
+              </w:rPr>
+            </w:pPr>
+            <w:proofErr w:type="spellStart"/>
+            <w:r>
+              <w:rPr>
+                <w:rFonts w:ascii="仿宋" w:eastAsia="仿宋" w:hAnsi="仿宋"/>
+                <w:sz w:val="21"/>
+              </w:rPr>
+              <w:t>without_base_similarity</w:t>
+            </w:r>
+            <w:proofErr w:type="spellEnd"/>
+          </w:p>
+        </w:tc>
+        <w:tc>
+          <w:tcPr>
+            <w:tcW w:w="1242" w:type="dxa"/>
+          </w:tcPr>
+          <w:p>
+            <w:pPr>
+              <w:jc w:val="center"/>
+              <w:rPr>
+                <w:rFonts w:ascii="仿宋" w:eastAsia="仿宋" w:hAnsi="仿宋" w:hint="eastAsia"/>
+              </w:rPr>
+            </w:pPr>
+            <w:r>
+              <w:rPr>
+                <w:rFonts w:ascii="仿宋" w:eastAsia="仿宋" w:hAnsi="仿宋"/>
+                <w:sz w:val="21"/>
+              </w:rPr>
+              <w:t>0.999949867147942</w:t>
+            </w:r>
+          </w:p>
+        </w:tc>
+        <w:tc>
+          <w:tcPr>
+            <w:tcW w:w="1578" w:type="dxa"/>
+          </w:tcPr>
+          <w:p>
+            <w:pPr>
+              <w:jc w:val="center"/>
+              <w:rPr>
+                <w:rFonts w:ascii="仿宋" w:eastAsia="仿宋" w:hAnsi="仿宋" w:hint="eastAsia"/>
+              </w:rPr>
+            </w:pPr>
+            <w:r>
+              <w:rPr>
+                <w:rFonts w:ascii="仿宋" w:eastAsia="仿宋" w:hAnsi="仿宋"/>
+                <w:sz w:val="21"/>
+              </w:rPr>
+              <w:t>0.9991311902693312</w:t>
+            </w:r>
+          </w:p>
+        </w:tc>
+        <w:tc>
+          <w:tcPr>
+            <w:tcW w:w="1026" w:type="dxa"/>
+          </w:tcPr>
+          <w:p>
+            <w:pPr>
+              <w:jc w:val="center"/>
+              <w:rPr>
+                <w:rFonts w:ascii="仿宋" w:eastAsia="仿宋" w:hAnsi="仿宋" w:hint="eastAsia"/>
+              </w:rPr>
+            </w:pPr>
+            <w:r>
+              <w:rPr>
+                <w:rFonts w:ascii="仿宋" w:eastAsia="仿宋" w:hAnsi="仿宋"/>
+                <w:sz w:val="21"/>
+              </w:rPr>
+              <w:t>1.0</w:t>
+            </w:r>
+          </w:p>
+        </w:tc>
+        <w:tc>
+          <w:tcPr>
+            <w:tcW w:w="1249" w:type="dxa"/>
+          </w:tcPr>
+          <w:p>
+            <w:pPr>
+              <w:jc w:val="center"/>
+              <w:rPr>
+                <w:rFonts w:ascii="仿宋" w:eastAsia="仿宋" w:hAnsi="仿宋" w:hint="eastAsia"/>
+              </w:rPr>
+            </w:pPr>
+            <w:r>
+              <w:rPr>
+                <w:rFonts w:ascii="仿宋" w:eastAsia="仿宋" w:hAnsi="仿宋"/>
+                <w:sz w:val="21"/>
+              </w:rPr>
+              <w:t>0.9995654063450674</w:t>
+            </w:r>
+          </w:p>
+        </w:tc>
+        <w:tc>
+          <w:tcPr>
+            <w:tcW w:w="1528" w:type="dxa"/>
+          </w:tcPr>
+          <w:p>
+            <w:pPr>
+              <w:jc w:val="center"/>
+              <w:rPr>
+                <w:rFonts w:ascii="仿宋" w:eastAsia="仿宋" w:hAnsi="仿宋" w:hint="eastAsia"/>
+              </w:rPr>
+            </w:pPr>
+            <w:r>
+              <w:rPr>
+                <w:rFonts w:ascii="仿宋" w:eastAsia="仿宋" w:hAnsi="仿宋"/>
+                <w:sz w:val="21"/>
+              </w:rPr>
+              <w:t>0.9999999074782978</w:t>
+            </w:r>
+          </w:p>
+        </w:tc>
+      </w:tr>
+      <w:tr>
+        <w:trPr>
+          <w:trHeight w:val="323"/>
+          <w:jc w:val="center"/>
+        </w:trPr>
+        <w:tc>
+          <w:tcPr>
+            <w:tcW w:w="2830" w:type="dxa"/>
+          </w:tcPr>
+          <w:p>
+            <w:pPr>
+              <w:jc w:val="center"/>
+              <w:rPr>
+                <w:rFonts w:ascii="仿宋" w:eastAsia="仿宋" w:hAnsi="仿宋" w:hint="eastAsia"/>
+              </w:rPr>
+            </w:pPr>
+            <w:proofErr w:type="spellStart"/>
+            <w:r>
+              <w:rPr>
+                <w:rFonts w:ascii="仿宋" w:eastAsia="仿宋" w:hAnsi="仿宋"/>
+                <w:sz w:val="21"/>
+              </w:rPr>
+              <w:t>without_token_jaccard</w:t>
+            </w:r>
+            <w:proofErr w:type="spellEnd"/>
+          </w:p>
+        </w:tc>
+        <w:tc>
+          <w:tcPr>
+            <w:tcW w:w="1242" w:type="dxa"/>
+          </w:tcPr>
+          <w:p>
+            <w:pPr>
+              <w:jc w:val="center"/>
+              <w:rPr>
+                <w:rFonts w:ascii="仿宋" w:eastAsia="仿宋" w:hAnsi="仿宋" w:hint="eastAsia"/>
+              </w:rPr>
+            </w:pPr>
+            <w:r>
+              <w:rPr>
+                <w:rFonts w:ascii="仿宋" w:eastAsia="仿宋" w:hAnsi="仿宋"/>
+                <w:sz w:val="21"/>
+              </w:rPr>
+              <w:t>1.0</w:t>
+            </w:r>
+          </w:p>
+        </w:tc>
+        <w:tc>
+          <w:tcPr>
+            <w:tcW w:w="1578" w:type="dxa"/>
+          </w:tcPr>
+          <w:p>
+            <w:pPr>
+              <w:jc w:val="center"/>
+              <w:rPr>
+                <w:rFonts w:ascii="仿宋" w:eastAsia="仿宋" w:hAnsi="仿宋" w:hint="eastAsia"/>
+              </w:rPr>
+            </w:pPr>
+            <w:r>
+              <w:rPr>
+                <w:rFonts w:ascii="仿宋" w:eastAsia="仿宋" w:hAnsi="仿宋"/>
+                <w:sz w:val="21"/>
+              </w:rPr>
+              <w:t>1.0</w:t>
+            </w:r>
+          </w:p>
+        </w:tc>
+        <w:tc>
+          <w:tcPr>
+            <w:tcW w:w="1026" w:type="dxa"/>
+          </w:tcPr>
+          <w:p>
+            <w:pPr>
+              <w:jc w:val="center"/>
+              <w:rPr>
+                <w:rFonts w:ascii="仿宋" w:eastAsia="仿宋" w:hAnsi="仿宋" w:hint="eastAsia"/>
+              </w:rPr>
+            </w:pPr>
+            <w:r>
+              <w:rPr>
+                <w:rFonts w:ascii="仿宋" w:eastAsia="仿宋" w:hAnsi="仿宋"/>
+                <w:sz w:val="21"/>
+              </w:rPr>
+              <w:t>1.0</w:t>
+            </w:r>
+          </w:p>
+        </w:tc>
+        <w:tc>
+          <w:tcPr>
+            <w:tcW w:w="1249" w:type="dxa"/>
+          </w:tcPr>
+          <w:p>
+            <w:pPr>
+              <w:jc w:val="center"/>
+              <w:rPr>
+                <w:rFonts w:ascii="仿宋" w:eastAsia="仿宋" w:hAnsi="仿宋" w:hint="eastAsia"/>
+              </w:rPr>
+            </w:pPr>
+            <w:r>
+              <w:rPr>
+                <w:rFonts w:ascii="仿宋" w:eastAsia="仿宋" w:hAnsi="仿宋"/>
+                <w:sz w:val="21"/>
+              </w:rPr>
+              <w:t>1.0</w:t>
+            </w:r>
+          </w:p>
+        </w:tc>
+        <w:tc>
+          <w:tcPr>
+            <w:tcW w:w="1528" w:type="dxa"/>
+          </w:tcPr>
+          <w:p>
+            <w:pPr>
+              <w:jc w:val="center"/>
+              <w:rPr>
+                <w:rFonts w:ascii="仿宋" w:eastAsia="仿宋" w:hAnsi="仿宋" w:hint="eastAsia"/>
+              </w:rPr>
+            </w:pPr>
+            <w:r>
+              <w:rPr>
+                <w:rFonts w:ascii="仿宋" w:eastAsia="仿宋" w:hAnsi="仿宋"/>
+                <w:sz w:val="21"/>
+              </w:rPr>
+              <w:t>1.0</w:t>
+            </w:r>
+          </w:p>
+        </w:tc>
+      </w:tr>
+      <w:tr>
+        <w:trPr>
+          <w:trHeight w:val="310"/>
+          <w:jc w:val="center"/>
+        </w:trPr>
+        <w:tc>
+          <w:tcPr>
+            <w:tcW w:w="2830" w:type="dxa"/>
+          </w:tcPr>
+          <w:p>
+            <w:pPr>
+              <w:jc w:val="center"/>
+              <w:rPr>
+                <w:rFonts w:ascii="仿宋" w:eastAsia="仿宋" w:hAnsi="仿宋" w:hint="eastAsia"/>
+              </w:rPr>
+            </w:pPr>
+            <w:proofErr w:type="spellStart"/>
+            <w:r>
+              <w:rPr>
+                <w:rFonts w:ascii="仿宋" w:eastAsia="仿宋" w:hAnsi="仿宋"/>
+                <w:sz w:val="21"/>
+              </w:rPr>
+              <w:t>without_sequence_similarity</w:t>
+            </w:r>
+            <w:proofErr w:type="spellEnd"/>
+          </w:p>
+        </w:tc>
+        <w:tc>
+          <w:tcPr>
+            <w:tcW w:w="1242" w:type="dxa"/>
+          </w:tcPr>
+          <w:p>
+            <w:pPr>
+              <w:jc w:val="center"/>
+              <w:rPr>
+                <w:rFonts w:ascii="仿宋" w:eastAsia="仿宋" w:hAnsi="仿宋" w:hint="eastAsia"/>
+              </w:rPr>
+            </w:pPr>
+            <w:r>
+              <w:rPr>
+                <w:rFonts w:ascii="仿宋" w:eastAsia="仿宋" w:hAnsi="仿宋"/>
+                <w:sz w:val="21"/>
+              </w:rPr>
+              <w:t>1.0</w:t>
+            </w:r>
+          </w:p>
+        </w:tc>
+        <w:tc>
+          <w:tcPr>
+            <w:tcW w:w="1578" w:type="dxa"/>
+          </w:tcPr>
+          <w:p>
+            <w:pPr>
+              <w:jc w:val="center"/>
+              <w:rPr>
+                <w:rFonts w:ascii="仿宋" w:eastAsia="仿宋" w:hAnsi="仿宋" w:hint="eastAsia"/>
+              </w:rPr>
+            </w:pPr>
+            <w:r>
+              <w:rPr>
+                <w:rFonts w:ascii="仿宋" w:eastAsia="仿宋" w:hAnsi="仿宋"/>
+                <w:sz w:val="21"/>
+              </w:rPr>
+              <w:t>1.0</w:t>
+            </w:r>
+          </w:p>
+        </w:tc>
+        <w:tc>
+          <w:tcPr>
+            <w:tcW w:w="1026" w:type="dxa"/>
+          </w:tcPr>
+          <w:p>
+            <w:pPr>
+              <w:jc w:val="center"/>
+              <w:rPr>
+                <w:rFonts w:ascii="仿宋" w:eastAsia="仿宋" w:hAnsi="仿宋" w:hint="eastAsia"/>
+              </w:rPr>
+            </w:pPr>
+            <w:r>
+              <w:rPr>
+                <w:rFonts w:ascii="仿宋" w:eastAsia="仿宋" w:hAnsi="仿宋"/>
+                <w:sz w:val="21"/>
+              </w:rPr>
+              <w:t>1.0</w:t>
+            </w:r>
+          </w:p>
+        </w:tc>
+        <w:tc>
+          <w:tcPr>
+            <w:tcW w:w="1249" w:type="dxa"/>
+          </w:tcPr>
+          <w:p>
+            <w:pPr>
+              <w:jc w:val="center"/>
+              <w:rPr>
+                <w:rFonts w:ascii="仿宋" w:eastAsia="仿宋" w:hAnsi="仿宋" w:hint="eastAsia"/>
+              </w:rPr>
+            </w:pPr>
+            <w:r>
+              <w:rPr>
+                <w:rFonts w:ascii="仿宋" w:eastAsia="仿宋" w:hAnsi="仿宋"/>
+                <w:sz w:val="21"/>
+              </w:rPr>
+              <w:t>1.0</w:t>
+            </w:r>
+          </w:p>
+        </w:tc>
+        <w:tc>
+          <w:tcPr>
+            <w:tcW w:w="1528" w:type="dxa"/>
+          </w:tcPr>
+          <w:p>
+            <w:pPr>
+              <w:jc w:val="center"/>
+              <w:rPr>
+                <w:rFonts w:ascii="仿宋" w:eastAsia="仿宋" w:hAnsi="仿宋" w:hint="eastAsia"/>
+              </w:rPr>
+            </w:pPr>
+            <w:r>
+              <w:rPr>
+                <w:rFonts w:ascii="仿宋" w:eastAsia="仿宋" w:hAnsi="仿宋"/>
+                <w:sz w:val="21"/>
+              </w:rPr>
+              <w:t>1.0</w:t>
+            </w:r>
+          </w:p>
+        </w:tc>
+      </w:tr>
+      <w:tr>
+        <w:trPr>
+          <w:trHeight w:val="323"/>
+          <w:jc w:val="center"/>
+        </w:trPr>
+        <w:tc>
+          <w:tcPr>
+            <w:tcW w:w="2830" w:type="dxa"/>
+          </w:tcPr>
+          <w:p>
+            <w:pPr>
+              <w:jc w:val="center"/>
+              <w:rPr>
+                <w:rFonts w:ascii="仿宋" w:eastAsia="仿宋" w:hAnsi="仿宋" w:hint="eastAsia"/>
+              </w:rPr>
+            </w:pPr>
+            <w:proofErr w:type="spellStart"/>
+            <w:r>
+              <w:rPr>
+                <w:rFonts w:ascii="仿宋" w:eastAsia="仿宋" w:hAnsi="仿宋"/>
+                <w:sz w:val="21"/>
+              </w:rPr>
+              <w:t>without_structure_features</w:t>
+            </w:r>
+            <w:proofErr w:type="spellEnd"/>
+          </w:p>
+        </w:tc>
+        <w:tc>
+          <w:tcPr>
+            <w:tcW w:w="1242" w:type="dxa"/>
+          </w:tcPr>
+          <w:p>
+            <w:pPr>
+              <w:jc w:val="center"/>
+              <w:rPr>
+                <w:rFonts w:ascii="仿宋" w:eastAsia="仿宋" w:hAnsi="仿宋" w:hint="eastAsia"/>
+              </w:rPr>
+            </w:pPr>
+            <w:r>
+              <w:rPr>
+                <w:rFonts w:ascii="仿宋" w:eastAsia="仿宋" w:hAnsi="仿宋"/>
+                <w:sz w:val="21"/>
+              </w:rPr>
+              <w:t>1.0</w:t>
+            </w:r>
+          </w:p>
+        </w:tc>
+        <w:tc>
+          <w:tcPr>
+            <w:tcW w:w="1578" w:type="dxa"/>
+          </w:tcPr>
+          <w:p>
+            <w:pPr>
+              <w:jc w:val="center"/>
+              <w:rPr>
+                <w:rFonts w:ascii="仿宋" w:eastAsia="仿宋" w:hAnsi="仿宋" w:hint="eastAsia"/>
+              </w:rPr>
+            </w:pPr>
+            <w:r>
+              <w:rPr>
+                <w:rFonts w:ascii="仿宋" w:eastAsia="仿宋" w:hAnsi="仿宋"/>
+                <w:sz w:val="21"/>
+              </w:rPr>
+              <w:t>1.0</w:t>
+            </w:r>
+          </w:p>
+        </w:tc>
+        <w:tc>
+          <w:tcPr>
+            <w:tcW w:w="1026" w:type="dxa"/>
+          </w:tcPr>
+          <w:p>
+            <w:pPr>
+              <w:jc w:val="center"/>
+              <w:rPr>
+                <w:rFonts w:ascii="仿宋" w:eastAsia="仿宋" w:hAnsi="仿宋" w:hint="eastAsia"/>
+              </w:rPr>
+            </w:pPr>
+            <w:r>
+              <w:rPr>
+                <w:rFonts w:ascii="仿宋" w:eastAsia="仿宋" w:hAnsi="仿宋"/>
+                <w:sz w:val="21"/>
+              </w:rPr>
+              <w:t>1.0</w:t>
+            </w:r>
+          </w:p>
+        </w:tc>
+        <w:tc>
+          <w:tcPr>
+            <w:tcW w:w="1249" w:type="dxa"/>
+          </w:tcPr>
+          <w:p>
+            <w:pPr>
+              <w:jc w:val="center"/>
+              <w:rPr>
+                <w:rFonts w:ascii="仿宋" w:eastAsia="仿宋" w:hAnsi="仿宋" w:hint="eastAsia"/>
+              </w:rPr>
+            </w:pPr>
+            <w:r>
+              <w:rPr>
+                <w:rFonts w:ascii="仿宋" w:eastAsia="仿宋" w:hAnsi="仿宋"/>
+                <w:sz w:val="21"/>
+              </w:rPr>
+              <w:t>1.0</w:t>
+            </w:r>
+          </w:p>
+        </w:tc>
+        <w:tc>
+          <w:tcPr>
+            <w:tcW w:w="1528" w:type="dxa"/>
+          </w:tcPr>
+          <w:p>
+            <w:pPr>
+              <w:jc w:val="center"/>
+              <w:rPr>
+                <w:rFonts w:ascii="仿宋" w:eastAsia="仿宋" w:hAnsi="仿宋" w:hint="eastAsia"/>
+              </w:rPr>
+            </w:pPr>
+            <w:r>
+              <w:rPr>
+                <w:rFonts w:ascii="仿宋" w:eastAsia="仿宋" w:hAnsi="仿宋"/>
+                <w:sz w:val="21"/>
+              </w:rPr>
+              <w:t>1.0</w:t>
+            </w:r>
+          </w:p>
+        </w:tc>
+      </w:tr>
+      <w:tr>
+        <w:trPr>
+          <w:trHeight w:val="323"/>
+          <w:jc w:val="center"/>
+        </w:trPr>
+        <w:tc>
+          <w:tcPr>
+            <w:tcW w:w="2830" w:type="dxa"/>
+          </w:tcPr>
+          <w:p>
+            <w:pPr>
+              <w:jc w:val="center"/>
+              <w:rPr>
+                <w:rFonts w:ascii="仿宋" w:eastAsia="仿宋" w:hAnsi="仿宋" w:hint="eastAsia"/>
+              </w:rPr>
+            </w:pPr>
+            <w:proofErr w:type="spellStart"/>
+            <w:r>
+              <w:rPr>
+                <w:rFonts w:ascii="仿宋" w:eastAsia="仿宋" w:hAnsi="仿宋"/>
+                <w:sz w:val="21"/>
+              </w:rPr>
+              <w:t>base_similarity_only</w:t>
+            </w:r>
+            <w:proofErr w:type="spellEnd"/>
+          </w:p>
+        </w:tc>
+        <w:tc>
+          <w:tcPr>
+            <w:tcW w:w="1242" w:type="dxa"/>
+          </w:tcPr>
+          <w:p>
+            <w:pPr>
+              <w:jc w:val="center"/>
+              <w:rPr>
+                <w:rFonts w:ascii="仿宋" w:eastAsia="仿宋" w:hAnsi="仿宋" w:hint="eastAsia"/>
+              </w:rPr>
+            </w:pPr>
+            <w:r>
+              <w:rPr>
+                <w:rFonts w:ascii="仿宋" w:eastAsia="仿宋" w:hAnsi="仿宋"/>
+                <w:sz w:val="21"/>
+              </w:rPr>
+              <w:t>1.0</w:t>
+            </w:r>
+          </w:p>
+        </w:tc>
+        <w:tc>
+          <w:tcPr>
+            <w:tcW w:w="1578" w:type="dxa"/>
+          </w:tcPr>
+          <w:p>
+            <w:pPr>
+              <w:jc w:val="center"/>
+              <w:rPr>
+                <w:rFonts w:ascii="仿宋" w:eastAsia="仿宋" w:hAnsi="仿宋" w:hint="eastAsia"/>
+              </w:rPr>
+            </w:pPr>
+            <w:r>
+              <w:rPr>
+                <w:rFonts w:ascii="仿宋" w:eastAsia="仿宋" w:hAnsi="仿宋"/>
+                <w:sz w:val="21"/>
+              </w:rPr>
+              <w:t>1.0</w:t>
+            </w:r>
+          </w:p>
+        </w:tc>
+        <w:tc>
+          <w:tcPr>
+            <w:tcW w:w="1026" w:type="dxa"/>
+          </w:tcPr>
+          <w:p>
+            <w:pPr>
+              <w:jc w:val="center"/>
+              <w:rPr>
+                <w:rFonts w:ascii="仿宋" w:eastAsia="仿宋" w:hAnsi="仿宋" w:hint="eastAsia"/>
+              </w:rPr>
+            </w:pPr>
+            <w:r>
+              <w:rPr>
+                <w:rFonts w:ascii="仿宋" w:eastAsia="仿宋" w:hAnsi="仿宋"/>
+                <w:sz w:val="21"/>
+              </w:rPr>
+              <w:t>1.0</w:t>
+            </w:r>
+          </w:p>
+        </w:tc>
+        <w:tc>
+          <w:tcPr>
+            <w:tcW w:w="1249" w:type="dxa"/>
+          </w:tcPr>
+          <w:p>
+            <w:pPr>
+              <w:jc w:val="center"/>
+              <w:rPr>
+                <w:rFonts w:ascii="仿宋" w:eastAsia="仿宋" w:hAnsi="仿宋" w:hint="eastAsia"/>
+              </w:rPr>
+            </w:pPr>
+            <w:r>
+              <w:rPr>
+                <w:rFonts w:ascii="仿宋" w:eastAsia="仿宋" w:hAnsi="仿宋"/>
+                <w:sz w:val="21"/>
+              </w:rPr>
+              <w:t>1.0</w:t>
+            </w:r>
+          </w:p>
+        </w:tc>
+        <w:tc>
+          <w:tcPr>
+            <w:tcW w:w="1528" w:type="dxa"/>
+          </w:tcPr>
+          <w:p>
+            <w:pPr>
+              <w:jc w:val="center"/>
+              <w:rPr>
+                <w:rFonts w:ascii="仿宋" w:eastAsia="仿宋" w:hAnsi="仿宋" w:hint="eastAsia"/>
+              </w:rPr>
+            </w:pPr>
+            <w:r>
+              <w:rPr>
+                <w:rFonts w:ascii="仿宋" w:eastAsia="仿宋" w:hAnsi="仿宋"/>
+                <w:sz w:val="21"/>
+              </w:rPr>
+              <w:t>1.0</w:t>
+            </w:r>
+          </w:p>
+        </w:tc>
+      </w:tr>
+    </w:tbl>
+    <w:p>
+      <w:pPr>
+        <w:pStyle w:val="a9"/>
+        <w:ind w:firstLine="420"/>
+        <w:rPr>
+          <w:rFonts w:eastAsia="仿宋"/>
+          <w:sz w:val="21"/>
+        </w:rPr>
+      </w:pPr>
+      <w:r>
+        <w:rPr>
+          <w:rFonts w:eastAsia="仿宋"/>
+          <w:sz w:val="21"/>
+        </w:rPr>
+        <w:t>数据来源：本系统特征消融实验结果</w:t>
+      </w:r>
+    </w:p>
+    <w:p>
+      <w:pPr>
+        <w:pStyle w:val="a9"/>
+        <w:ind w:firstLine="420"/>
+      </w:pPr>
+    </w:p>
+    <w:p>
+      <w:pPr>
+        <w:spacing w:line="360" w:lineRule="auto"/>
+        <w:rPr>
+          <w:rFonts w:ascii="仿宋" w:eastAsia="仿宋" w:hAnsi="仿宋" w:hint="eastAsia"/>
+        </w:rPr>
+      </w:pPr>
+      <w:r>
+        <w:rPr>
+          <w:rFonts w:ascii="仿宋" w:eastAsia="仿宋" w:hAnsi="仿宋"/>
+        </w:rPr>
+        <w:t xml:space="preserve">实验结果显示，完整特征集对应的模型表现最好；当去除 </w:t>
+      </w:r>
+      <w:proofErr w:type="spellStart"/>
+      <w:r>
+        <w:rPr>
+          <w:rFonts w:ascii="仿宋" w:eastAsia="仿宋" w:hAnsi="仿宋"/>
+        </w:rPr>
+        <w:t>base_similarity</w:t>
+      </w:r>
+      <w:proofErr w:type="spellEnd"/>
+      <w:r>
+        <w:rPr>
+          <w:rFonts w:ascii="仿宋" w:eastAsia="仿宋" w:hAnsi="仿宋"/>
+        </w:rPr>
+        <w:t xml:space="preserve"> 后，模型性能仅出现较小幅度下降，说明除基础相似度外，Token 序列、词法统计和结构差异等特征同样能够提供有效判别信息。与此同时，仅使用 </w:t>
+      </w:r>
+      <w:proofErr w:type="spellStart"/>
+      <w:r>
+        <w:rPr>
+          <w:rFonts w:ascii="仿宋" w:eastAsia="仿宋" w:hAnsi="仿宋"/>
+        </w:rPr>
+        <w:t>base_similarity</w:t>
+      </w:r>
+      <w:proofErr w:type="spellEnd"/>
+      <w:r>
+        <w:rPr>
+          <w:rFonts w:ascii="仿宋" w:eastAsia="仿宋" w:hAnsi="仿宋"/>
+        </w:rPr>
+        <w:t xml:space="preserve"> 也能取得较高结果，说明规则相似度本身已经具有较强的区分能力。综合来看，本文所设计的多维特征体系具有一定互补性，并在</w:t>
+      </w:r>
+      <w:proofErr w:type="gramStart"/>
+      <w:r>
+        <w:rPr>
+          <w:rFonts w:ascii="仿宋" w:eastAsia="仿宋" w:hAnsi="仿宋"/>
+        </w:rPr>
+        <w:t>当前弱监督</w:t>
+      </w:r>
+      <w:proofErr w:type="gramEnd"/>
+      <w:r>
+        <w:rPr>
+          <w:rFonts w:ascii="仿宋" w:eastAsia="仿宋" w:hAnsi="仿宋"/>
+        </w:rPr>
+        <w:t>环境下表现出较好的稳定性。</w:t>
+      </w:r>
+    </w:p>
+    <w:p>
+      <w:pPr>
+        <w:pStyle w:val="a"/>
+        <w:spacing w:line="360" w:lineRule="auto"/>
+        <w:rPr>
+          <w:rFonts w:ascii="仿宋" w:hAnsi="仿宋" w:hint="eastAsia"/>
+        </w:rPr>
+      </w:pPr>
+      <w:bookmarkStart w:id="23" w:name="_Toc227755226"/>
+      <w:r>
+        <w:rPr>
+          <w:rFonts w:ascii="仿宋" w:hAnsi="仿宋"/>
+        </w:rPr>
+        <w:lastRenderedPageBreak/>
+        <w:t>更严格的按题目划分泛化实验</w:t>
+      </w:r>
+      <w:bookmarkEnd w:id="23"/>
+    </w:p>
+    <w:p>
+      <w:pPr>
+        <w:spacing w:line="360" w:lineRule="auto"/>
+        <w:rPr>
+          <w:rFonts w:ascii="仿宋" w:eastAsia="仿宋" w:hAnsi="仿宋" w:hint="eastAsia"/>
+        </w:rPr>
+      </w:pPr>
+      <w:r>
+        <w:rPr>
+          <w:rFonts w:ascii="仿宋" w:eastAsia="仿宋" w:hAnsi="仿宋"/>
+        </w:rPr>
+        <w:t>为避免仅在随机划分样本条件下得到过高评价，本文进一步设计了更严格的泛化实验：训练集和测试</w:t>
+      </w:r>
+      <w:proofErr w:type="gramStart"/>
+      <w:r>
+        <w:rPr>
+          <w:rFonts w:ascii="仿宋" w:eastAsia="仿宋" w:hAnsi="仿宋"/>
+        </w:rPr>
+        <w:t>集不再</w:t>
+      </w:r>
+      <w:proofErr w:type="gramEnd"/>
+      <w:r>
+        <w:rPr>
+          <w:rFonts w:ascii="仿宋" w:eastAsia="仿宋" w:hAnsi="仿宋"/>
+        </w:rPr>
+        <w:t xml:space="preserve">随机按代码对划分，而是按题目划分；同时移除 </w:t>
+      </w:r>
+      <w:proofErr w:type="spellStart"/>
+      <w:r>
+        <w:rPr>
+          <w:rFonts w:ascii="仿宋" w:eastAsia="仿宋" w:hAnsi="仿宋"/>
+        </w:rPr>
+        <w:t>base_similarity</w:t>
+      </w:r>
+      <w:proofErr w:type="spellEnd"/>
+      <w:r>
+        <w:rPr>
+          <w:rFonts w:ascii="仿宋" w:eastAsia="仿宋" w:hAnsi="仿宋"/>
+        </w:rPr>
+        <w:t xml:space="preserve"> 特征，减少标签与特征同源带来的影响；实验对象继续采用</w:t>
+      </w:r>
+      <w:proofErr w:type="gramStart"/>
+      <w:r>
+        <w:rPr>
+          <w:rFonts w:ascii="仿宋" w:eastAsia="仿宋" w:hAnsi="仿宋"/>
+        </w:rPr>
+        <w:t>跨用户</w:t>
+      </w:r>
+      <w:proofErr w:type="gramEnd"/>
+      <w:r>
+        <w:rPr>
+          <w:rFonts w:ascii="仿宋" w:eastAsia="仿宋" w:hAnsi="仿宋"/>
+        </w:rPr>
+        <w:t>过滤后的样本。严格泛化实验结果见表5。</w:t>
+      </w:r>
+    </w:p>
+    <w:p>
+      <w:pPr>
+        <w:spacing w:line="360" w:lineRule="auto"/>
+        <w:rPr>
+          <w:rFonts w:ascii="仿宋" w:eastAsia="仿宋" w:hAnsi="仿宋" w:hint="eastAsia"/>
+        </w:rPr>
+      </w:pPr>
+    </w:p>
+    <w:p>
+      <w:pPr>
+        <w:pStyle w:val="a7"/>
+        <w:rPr>
+          <w:rFonts w:ascii="仿宋" w:eastAsia="仿宋" w:hAnsi="仿宋" w:hint="eastAsia"/>
+          <w:sz w:val="21"/>
+          <w:szCs w:val="21"/>
+        </w:rPr>
+      </w:pPr>
+      <w:r>
+        <w:rPr>
+          <w:rFonts w:ascii="仿宋" w:eastAsia="仿宋" w:hAnsi="仿宋"/>
+          <w:sz w:val="21"/>
+          <w:szCs w:val="21"/>
+        </w:rPr>
+        <w:t>表5. 按题目划分的严格泛化实验结果</w:t>
+      </w:r>
+    </w:p>
+    <w:tbl>
+      <w:tblPr>
+        <w:tblStyle w:val="afc"/>
+        <w:tblW w:w="0" w:type="auto"/>
+        <w:tblLook w:val="04A0" w:firstRow="1" w:lastRow="0" w:firstColumn="1" w:lastColumn="0" w:noHBand="0" w:noVBand="1"/>
+      </w:tblPr>
+      <w:tblGrid>
+        <w:gridCol w:w="827"/>
+        <w:gridCol w:w="967"/>
+        <w:gridCol w:w="920"/>
+        <w:gridCol w:w="826"/>
+        <w:gridCol w:w="779"/>
+        <w:gridCol w:w="1061"/>
+        <w:gridCol w:w="1061"/>
+        <w:gridCol w:w="498"/>
+        <w:gridCol w:w="1061"/>
+        <w:gridCol w:w="1061"/>
+      </w:tblGrid>
+      <w:tr>
+        <w:tc>
+          <w:tcPr>
+            <w:tcW w:w="827" w:type="dxa"/>
+          </w:tcPr>
+          <w:p>
+            <w:pPr>
+              <w:jc w:val="center"/>
+              <w:rPr>
+                <w:rFonts w:ascii="仿宋" w:eastAsia="仿宋" w:hAnsi="仿宋" w:hint="eastAsia"/>
+              </w:rPr>
+            </w:pPr>
+            <w:proofErr w:type="spellStart"/>
+            <w:r>
+              <w:rPr>
+                <w:rFonts w:ascii="仿宋" w:eastAsia="仿宋" w:hAnsi="仿宋"/>
+                <w:sz w:val="21"/>
+              </w:rPr>
+              <w:t>model_type</w:t>
+            </w:r>
+            <w:proofErr w:type="spellEnd"/>
+          </w:p>
+        </w:tc>
+        <w:tc>
+          <w:tcPr>
+            <w:tcW w:w="967" w:type="dxa"/>
+          </w:tcPr>
+          <w:p>
+            <w:pPr>
+              <w:jc w:val="center"/>
+              <w:rPr>
+                <w:rFonts w:ascii="仿宋" w:eastAsia="仿宋" w:hAnsi="仿宋" w:hint="eastAsia"/>
+              </w:rPr>
+            </w:pPr>
+            <w:proofErr w:type="spellStart"/>
+            <w:r>
+              <w:rPr>
+                <w:rFonts w:ascii="仿宋" w:eastAsia="仿宋" w:hAnsi="仿宋"/>
+                <w:sz w:val="21"/>
+              </w:rPr>
+              <w:t>train_activities</w:t>
+            </w:r>
+            <w:proofErr w:type="spellEnd"/>
+          </w:p>
+        </w:tc>
+        <w:tc>
+          <w:tcPr>
+            <w:tcW w:w="920" w:type="dxa"/>
+          </w:tcPr>
+          <w:p>
+            <w:pPr>
+              <w:jc w:val="center"/>
+              <w:rPr>
+                <w:rFonts w:ascii="仿宋" w:eastAsia="仿宋" w:hAnsi="仿宋" w:hint="eastAsia"/>
+              </w:rPr>
+            </w:pPr>
+            <w:proofErr w:type="spellStart"/>
+            <w:r>
+              <w:rPr>
+                <w:rFonts w:ascii="仿宋" w:eastAsia="仿宋" w:hAnsi="仿宋"/>
+                <w:sz w:val="21"/>
+              </w:rPr>
+              <w:t>test_activities</w:t>
+            </w:r>
+            <w:proofErr w:type="spellEnd"/>
+          </w:p>
+        </w:tc>
+        <w:tc>
+          <w:tcPr>
+            <w:tcW w:w="826" w:type="dxa"/>
+          </w:tcPr>
+          <w:p>
+            <w:pPr>
+              <w:jc w:val="center"/>
+              <w:rPr>
+                <w:rFonts w:ascii="仿宋" w:eastAsia="仿宋" w:hAnsi="仿宋" w:hint="eastAsia"/>
+              </w:rPr>
+            </w:pPr>
+            <w:proofErr w:type="spellStart"/>
+            <w:r>
+              <w:rPr>
+                <w:rFonts w:ascii="仿宋" w:eastAsia="仿宋" w:hAnsi="仿宋"/>
+                <w:sz w:val="21"/>
+              </w:rPr>
+              <w:t>train_samples</w:t>
+            </w:r>
+            <w:proofErr w:type="spellEnd"/>
+          </w:p>
+        </w:tc>
+        <w:tc>
+          <w:tcPr>
+            <w:tcW w:w="779" w:type="dxa"/>
+          </w:tcPr>
+          <w:p>
+            <w:pPr>
+              <w:jc w:val="center"/>
+              <w:rPr>
+                <w:rFonts w:ascii="仿宋" w:eastAsia="仿宋" w:hAnsi="仿宋" w:hint="eastAsia"/>
+              </w:rPr>
+            </w:pPr>
+            <w:proofErr w:type="spellStart"/>
+            <w:r>
+              <w:rPr>
+                <w:rFonts w:ascii="仿宋" w:eastAsia="仿宋" w:hAnsi="仿宋"/>
+                <w:sz w:val="21"/>
+              </w:rPr>
+              <w:t>test_samples</w:t>
+            </w:r>
+            <w:proofErr w:type="spellEnd"/>
+          </w:p>
+        </w:tc>
+        <w:tc>
+          <w:tcPr>
+            <w:tcW w:w="1061" w:type="dxa"/>
+          </w:tcPr>
+          <w:p>
+            <w:pPr>
+              <w:jc w:val="center"/>
+              <w:rPr>
+                <w:rFonts w:ascii="仿宋" w:eastAsia="仿宋" w:hAnsi="仿宋" w:hint="eastAsia"/>
+              </w:rPr>
+            </w:pPr>
+            <w:r>
+              <w:rPr>
+                <w:rFonts w:ascii="仿宋" w:eastAsia="仿宋" w:hAnsi="仿宋"/>
+                <w:sz w:val="21"/>
+              </w:rPr>
+              <w:t>accuracy</w:t>
+            </w:r>
+          </w:p>
+        </w:tc>
+        <w:tc>
+          <w:tcPr>
+            <w:tcW w:w="1061" w:type="dxa"/>
+          </w:tcPr>
+          <w:p>
+            <w:pPr>
+              <w:jc w:val="center"/>
+              <w:rPr>
+                <w:rFonts w:ascii="仿宋" w:eastAsia="仿宋" w:hAnsi="仿宋" w:hint="eastAsia"/>
+              </w:rPr>
+            </w:pPr>
+            <w:r>
+              <w:rPr>
+                <w:rFonts w:ascii="仿宋" w:eastAsia="仿宋" w:hAnsi="仿宋"/>
+                <w:sz w:val="21"/>
+              </w:rPr>
+              <w:t>precision</w:t>
+            </w:r>
+          </w:p>
+        </w:tc>
+        <w:tc>
+          <w:tcPr>
+            <w:tcW w:w="925" w:type="dxa"/>
+          </w:tcPr>
+          <w:p>
+            <w:pPr>
+              <w:jc w:val="center"/>
+              <w:rPr>
+                <w:rFonts w:ascii="仿宋" w:eastAsia="仿宋" w:hAnsi="仿宋" w:hint="eastAsia"/>
+              </w:rPr>
+            </w:pPr>
+            <w:r>
+              <w:rPr>
+                <w:rFonts w:ascii="仿宋" w:eastAsia="仿宋" w:hAnsi="仿宋"/>
+                <w:sz w:val="21"/>
+              </w:rPr>
+              <w:t>recall</w:t>
+            </w:r>
+          </w:p>
+        </w:tc>
+        <w:tc>
+          <w:tcPr>
+            <w:tcW w:w="634" w:type="dxa"/>
+          </w:tcPr>
+          <w:p>
+            <w:pPr>
+              <w:jc w:val="center"/>
+              <w:rPr>
+                <w:rFonts w:ascii="仿宋" w:eastAsia="仿宋" w:hAnsi="仿宋" w:hint="eastAsia"/>
+              </w:rPr>
+            </w:pPr>
+            <w:r>
+              <w:rPr>
+                <w:rFonts w:ascii="仿宋" w:eastAsia="仿宋" w:hAnsi="仿宋"/>
+                <w:sz w:val="21"/>
+              </w:rPr>
+              <w:t>f1</w:t>
+            </w:r>
+          </w:p>
+        </w:tc>
+        <w:tc>
+          <w:tcPr>
+            <w:tcW w:w="1061" w:type="dxa"/>
+          </w:tcPr>
+          <w:p>
+            <w:pPr>
+              <w:jc w:val="center"/>
+              <w:rPr>
+                <w:rFonts w:ascii="仿宋" w:eastAsia="仿宋" w:hAnsi="仿宋" w:hint="eastAsia"/>
+              </w:rPr>
+            </w:pPr>
+            <w:proofErr w:type="spellStart"/>
+            <w:r>
+              <w:rPr>
+                <w:rFonts w:ascii="仿宋" w:eastAsia="仿宋" w:hAnsi="仿宋"/>
+                <w:sz w:val="21"/>
+              </w:rPr>
+              <w:t>roc_auc</w:t>
+            </w:r>
+            <w:proofErr w:type="spellEnd"/>
+          </w:p>
+        </w:tc>
+      </w:tr>
+      <w:tr>
+        <w:tc>
+          <w:tcPr>
+            <w:tcW w:w="827" w:type="dxa"/>
+          </w:tcPr>
+          <w:p>
+            <w:pPr>
+              <w:jc w:val="center"/>
+              <w:rPr>
+                <w:rFonts w:ascii="仿宋" w:eastAsia="仿宋" w:hAnsi="仿宋" w:hint="eastAsia"/>
+              </w:rPr>
+            </w:pPr>
+            <w:proofErr w:type="spellStart"/>
+            <w:r>
+              <w:rPr>
+                <w:rFonts w:ascii="仿宋" w:eastAsia="仿宋" w:hAnsi="仿宋"/>
+                <w:sz w:val="21"/>
+              </w:rPr>
+              <w:t>random_forest</w:t>
+            </w:r>
+            <w:proofErr w:type="spellEnd"/>
+          </w:p>
+        </w:tc>
+        <w:tc>
+          <w:tcPr>
+            <w:tcW w:w="967" w:type="dxa"/>
+          </w:tcPr>
+          <w:p>
+            <w:pPr>
+              <w:jc w:val="center"/>
+              <w:rPr>
+                <w:rFonts w:ascii="仿宋" w:eastAsia="仿宋" w:hAnsi="仿宋" w:hint="eastAsia"/>
+              </w:rPr>
+            </w:pPr>
+            <w:r>
+              <w:rPr>
+                <w:rFonts w:ascii="仿宋" w:eastAsia="仿宋" w:hAnsi="仿宋"/>
+                <w:sz w:val="21"/>
+              </w:rPr>
+              <w:t>68</w:t>
+            </w:r>
+          </w:p>
+        </w:tc>
+        <w:tc>
+          <w:tcPr>
+            <w:tcW w:w="920" w:type="dxa"/>
+          </w:tcPr>
+          <w:p>
+            <w:pPr>
+              <w:jc w:val="center"/>
+              <w:rPr>
+                <w:rFonts w:ascii="仿宋" w:eastAsia="仿宋" w:hAnsi="仿宋" w:hint="eastAsia"/>
+              </w:rPr>
+            </w:pPr>
+            <w:r>
+              <w:rPr>
+                <w:rFonts w:ascii="仿宋" w:eastAsia="仿宋" w:hAnsi="仿宋"/>
+                <w:sz w:val="21"/>
+              </w:rPr>
+              <w:t>30</w:t>
+            </w:r>
+          </w:p>
+        </w:tc>
+        <w:tc>
+          <w:tcPr>
+            <w:tcW w:w="826" w:type="dxa"/>
+          </w:tcPr>
+          <w:p>
+            <w:pPr>
+              <w:jc w:val="center"/>
+              <w:rPr>
+                <w:rFonts w:ascii="仿宋" w:eastAsia="仿宋" w:hAnsi="仿宋" w:hint="eastAsia"/>
+              </w:rPr>
+            </w:pPr>
+            <w:r>
+              <w:rPr>
+                <w:rFonts w:ascii="仿宋" w:eastAsia="仿宋" w:hAnsi="仿宋"/>
+                <w:sz w:val="21"/>
+              </w:rPr>
+              <w:t>48152</w:t>
+            </w:r>
+          </w:p>
+        </w:tc>
+        <w:tc>
+          <w:tcPr>
+            <w:tcW w:w="779" w:type="dxa"/>
+          </w:tcPr>
+          <w:p>
+            <w:pPr>
+              <w:jc w:val="center"/>
+              <w:rPr>
+                <w:rFonts w:ascii="仿宋" w:eastAsia="仿宋" w:hAnsi="仿宋" w:hint="eastAsia"/>
+              </w:rPr>
+            </w:pPr>
+            <w:r>
+              <w:rPr>
+                <w:rFonts w:ascii="仿宋" w:eastAsia="仿宋" w:hAnsi="仿宋"/>
+                <w:sz w:val="21"/>
+              </w:rPr>
+              <w:t>19947</w:t>
+            </w:r>
+          </w:p>
+        </w:tc>
+        <w:tc>
+          <w:tcPr>
+            <w:tcW w:w="1061" w:type="dxa"/>
+          </w:tcPr>
+          <w:p>
+            <w:pPr>
+              <w:jc w:val="center"/>
+              <w:rPr>
+                <w:rFonts w:ascii="仿宋" w:eastAsia="仿宋" w:hAnsi="仿宋" w:hint="eastAsia"/>
+              </w:rPr>
+            </w:pPr>
+            <w:r>
+              <w:rPr>
+                <w:rFonts w:ascii="仿宋" w:eastAsia="仿宋" w:hAnsi="仿宋"/>
+                <w:sz w:val="21"/>
+              </w:rPr>
+              <w:t>0.9999498671479421</w:t>
+            </w:r>
+          </w:p>
+        </w:tc>
+        <w:tc>
+          <w:tcPr>
+            <w:tcW w:w="1061" w:type="dxa"/>
+          </w:tcPr>
+          <w:p>
+            <w:pPr>
+              <w:jc w:val="center"/>
+              <w:rPr>
+                <w:rFonts w:ascii="仿宋" w:eastAsia="仿宋" w:hAnsi="仿宋" w:hint="eastAsia"/>
+              </w:rPr>
+            </w:pPr>
+            <w:r>
+              <w:rPr>
+                <w:rFonts w:ascii="仿宋" w:eastAsia="仿宋" w:hAnsi="仿宋"/>
+                <w:sz w:val="21"/>
+              </w:rPr>
+              <w:t>0.9991311902693311</w:t>
+            </w:r>
+          </w:p>
+        </w:tc>
+        <w:tc>
+          <w:tcPr>
+            <w:tcW w:w="925" w:type="dxa"/>
+          </w:tcPr>
+          <w:p>
+            <w:pPr>
+              <w:jc w:val="center"/>
+              <w:rPr>
+                <w:rFonts w:ascii="仿宋" w:eastAsia="仿宋" w:hAnsi="仿宋" w:hint="eastAsia"/>
+              </w:rPr>
+            </w:pPr>
+            <w:r>
+              <w:rPr>
+                <w:rFonts w:ascii="仿宋" w:eastAsia="仿宋" w:hAnsi="仿宋"/>
+                <w:sz w:val="21"/>
+              </w:rPr>
+              <w:t>1.0</w:t>
+            </w:r>
+          </w:p>
+        </w:tc>
+        <w:tc>
+          <w:tcPr>
+            <w:tcW w:w="634" w:type="dxa"/>
+          </w:tcPr>
+          <w:p>
+            <w:pPr>
+              <w:jc w:val="center"/>
+              <w:rPr>
+                <w:rFonts w:ascii="仿宋" w:eastAsia="仿宋" w:hAnsi="仿宋" w:hint="eastAsia"/>
+              </w:rPr>
+            </w:pPr>
+            <w:r>
+              <w:rPr>
+                <w:rFonts w:ascii="仿宋" w:eastAsia="仿宋" w:hAnsi="仿宋"/>
+                <w:sz w:val="21"/>
+              </w:rPr>
+              <w:t>0.9995654063450674</w:t>
+            </w:r>
+          </w:p>
+        </w:tc>
+        <w:tc>
+          <w:tcPr>
+            <w:tcW w:w="1061" w:type="dxa"/>
+          </w:tcPr>
+          <w:p>
+            <w:pPr>
+              <w:jc w:val="center"/>
+              <w:rPr>
+                <w:rFonts w:ascii="仿宋" w:eastAsia="仿宋" w:hAnsi="仿宋" w:hint="eastAsia"/>
+              </w:rPr>
+            </w:pPr>
+            <w:r>
+              <w:rPr>
+                <w:rFonts w:ascii="仿宋" w:eastAsia="仿宋" w:hAnsi="仿宋"/>
+                <w:sz w:val="21"/>
+              </w:rPr>
+              <w:t>0.9999999074782978</w:t>
+            </w:r>
+          </w:p>
+        </w:tc>
+      </w:tr>
+    </w:tbl>
+    <w:p>
+      <w:pPr>
+        <w:pStyle w:val="a9"/>
+        <w:ind w:firstLine="420"/>
+        <w:rPr>
+          <w:rFonts w:eastAsia="仿宋"/>
+          <w:sz w:val="21"/>
+        </w:rPr>
+      </w:pPr>
+      <w:r>
+        <w:rPr>
+          <w:rFonts w:eastAsia="仿宋"/>
+          <w:sz w:val="21"/>
+        </w:rPr>
+        <w:t>数据来源：本系统严格泛化实验结果</w:t>
+      </w:r>
+    </w:p>
+    <w:p>
+      <w:pPr>
+        <w:pStyle w:val="a9"/>
+        <w:ind w:firstLine="420"/>
+      </w:pPr>
+    </w:p>
+    <w:p>
+      <w:pPr>
+        <w:spacing w:line="360" w:lineRule="auto"/>
+        <w:rPr>
+          <w:rFonts w:ascii="仿宋" w:eastAsia="仿宋" w:hAnsi="仿宋" w:hint="eastAsia"/>
+        </w:rPr>
+      </w:pPr>
+      <w:r>
+        <w:rPr>
+          <w:rFonts w:ascii="仿宋" w:eastAsia="仿宋" w:hAnsi="仿宋"/>
+        </w:rPr>
+        <w:t xml:space="preserve">实验结果表明，在 68 </w:t>
+      </w:r>
+      <w:proofErr w:type="gramStart"/>
+      <w:r>
+        <w:rPr>
+          <w:rFonts w:ascii="仿宋" w:eastAsia="仿宋" w:hAnsi="仿宋"/>
+        </w:rPr>
+        <w:t>个</w:t>
+      </w:r>
+      <w:proofErr w:type="gramEnd"/>
+      <w:r>
+        <w:rPr>
+          <w:rFonts w:ascii="仿宋" w:eastAsia="仿宋" w:hAnsi="仿宋"/>
+        </w:rPr>
+        <w:t xml:space="preserve">训练题目和 30 </w:t>
+      </w:r>
+      <w:proofErr w:type="gramStart"/>
+      <w:r>
+        <w:rPr>
+          <w:rFonts w:ascii="仿宋" w:eastAsia="仿宋" w:hAnsi="仿宋"/>
+        </w:rPr>
+        <w:t>个</w:t>
+      </w:r>
+      <w:proofErr w:type="gramEnd"/>
+      <w:r>
+        <w:rPr>
+          <w:rFonts w:ascii="仿宋" w:eastAsia="仿宋" w:hAnsi="仿宋"/>
+        </w:rPr>
+        <w:t xml:space="preserve">测试题目条件下，随机森林模型在 48152 </w:t>
+      </w:r>
+      <w:proofErr w:type="gramStart"/>
+      <w:r>
+        <w:rPr>
+          <w:rFonts w:ascii="仿宋" w:eastAsia="仿宋" w:hAnsi="仿宋"/>
+        </w:rPr>
+        <w:t>个</w:t>
+      </w:r>
+      <w:proofErr w:type="gramEnd"/>
+      <w:r>
+        <w:rPr>
+          <w:rFonts w:ascii="仿宋" w:eastAsia="仿宋" w:hAnsi="仿宋"/>
+        </w:rPr>
+        <w:t xml:space="preserve">训练样本和 19947 </w:t>
+      </w:r>
+      <w:proofErr w:type="gramStart"/>
+      <w:r>
+        <w:rPr>
+          <w:rFonts w:ascii="仿宋" w:eastAsia="仿宋" w:hAnsi="仿宋"/>
+        </w:rPr>
+        <w:t>个</w:t>
+      </w:r>
+      <w:proofErr w:type="gramEnd"/>
+      <w:r>
+        <w:rPr>
+          <w:rFonts w:ascii="仿宋" w:eastAsia="仿宋" w:hAnsi="仿宋"/>
+        </w:rPr>
+        <w:t xml:space="preserve">测试样本上取得了较高性能，其中准确率为 0.99995，精确率为 0.99913，召回率为 1.00000，F1 值为 0.99957，ROC-AUC 为 0.9999999。虽然这些指标仍然较高，但相较于直接保留 </w:t>
+      </w:r>
+      <w:proofErr w:type="spellStart"/>
+      <w:r>
+        <w:rPr>
+          <w:rFonts w:ascii="仿宋" w:eastAsia="仿宋" w:hAnsi="仿宋"/>
+        </w:rPr>
+        <w:t>base_similarity</w:t>
+      </w:r>
+      <w:proofErr w:type="spellEnd"/>
+      <w:r>
+        <w:rPr>
+          <w:rFonts w:ascii="仿宋" w:eastAsia="仿宋" w:hAnsi="仿宋"/>
+        </w:rPr>
+        <w:t xml:space="preserve"> 特征的闭环评估，该实验从题目划分和特征约束两个方面降低了评价偏乐观的风险。该结果说明，本文设计的特征不仅能够在同一题目环境下发挥作用，也能够在一定程度上迁移到未参与训练的新题目上，因此可以作为论文中相对更具代表性的自动化评估结果。</w:t>
+      </w:r>
+    </w:p>
+    <w:p>
+      <w:pPr>
+        <w:pStyle w:val="a"/>
+        <w:spacing w:line="360" w:lineRule="auto"/>
+        <w:rPr>
+          <w:rFonts w:ascii="仿宋" w:hAnsi="仿宋" w:hint="eastAsia"/>
+        </w:rPr>
+      </w:pPr>
+      <w:bookmarkStart w:id="24" w:name="_Toc227755227"/>
+      <w:r>
+        <w:rPr>
+          <w:rFonts w:ascii="仿宋" w:hAnsi="仿宋"/>
+        </w:rPr>
+        <w:t>人工辅助复核分析</w:t>
+      </w:r>
+      <w:bookmarkEnd w:id="24"/>
+    </w:p>
+    <w:p>
+      <w:pPr>
+        <w:spacing w:line="360" w:lineRule="auto"/>
+        <w:rPr>
+          <w:rFonts w:ascii="仿宋" w:eastAsia="仿宋" w:hAnsi="仿宋" w:hint="eastAsia"/>
+        </w:rPr>
+      </w:pPr>
+      <w:r>
+        <w:rPr>
+          <w:rFonts w:ascii="仿宋" w:eastAsia="仿宋" w:hAnsi="仿宋"/>
+        </w:rPr>
+        <w:t>为了进一步</w:t>
+      </w:r>
+      <w:proofErr w:type="gramStart"/>
+      <w:r>
+        <w:rPr>
+          <w:rFonts w:ascii="仿宋" w:eastAsia="仿宋" w:hAnsi="仿宋"/>
+        </w:rPr>
+        <w:t>验证高</w:t>
+      </w:r>
+      <w:proofErr w:type="gramEnd"/>
+      <w:r>
+        <w:rPr>
+          <w:rFonts w:ascii="仿宋" w:eastAsia="仿宋" w:hAnsi="仿宋"/>
+        </w:rPr>
+        <w:t>相似结果的合理性，本文首先在</w:t>
+      </w:r>
+      <w:proofErr w:type="gramStart"/>
+      <w:r>
+        <w:rPr>
+          <w:rFonts w:ascii="仿宋" w:eastAsia="仿宋" w:hAnsi="仿宋"/>
+        </w:rPr>
+        <w:t>跨用户</w:t>
+      </w:r>
+      <w:proofErr w:type="gramEnd"/>
+      <w:r>
+        <w:rPr>
+          <w:rFonts w:ascii="仿宋" w:eastAsia="仿宋" w:hAnsi="仿宋"/>
+        </w:rPr>
+        <w:t>过滤后的高相似代码对中抽取 100 组样本进行人工辅助复核。复核过程中，结合代码片段、题目信息和多项相似度特征，对样本进行二次确认。统计结果显示，已完成复核的 100 组样本中，人工确认相似数量为 100，人工判断不相似数量为 0，人工确认率为 100.00%，抽样样本平均模型相似度为 0.9996，平均基础相似度为 0.9398。人工辅助复核统计结果见表6。结合抽查结果可以发现，这些样本即使在变量名、类名或局部代码组织方式上存在差异，其核心算法流程、关键结构和输入输出处理逻辑仍表现出较高一致性。</w:t>
+      </w:r>
+    </w:p>
+    <w:p>
+      <w:pPr>
+        <w:spacing w:line="360" w:lineRule="auto"/>
+        <w:rPr>
+          <w:rFonts w:ascii="仿宋" w:eastAsia="仿宋" w:hAnsi="仿宋" w:hint="eastAsia"/>
+        </w:rPr>
+      </w:pPr>
+    </w:p>
+    <w:p>
+      <w:pPr>
+        <w:pStyle w:val="a7"/>
+        <w:spacing w:line="360" w:lineRule="auto"/>
+        <w:rPr>
+          <w:rFonts w:ascii="仿宋" w:eastAsia="仿宋" w:hAnsi="仿宋" w:hint="eastAsia"/>
+          <w:sz w:val="21"/>
+          <w:szCs w:val="21"/>
+        </w:rPr>
+      </w:pPr>
+      <w:r>
+        <w:rPr>
+          <w:rFonts w:ascii="仿宋" w:eastAsia="仿宋" w:hAnsi="仿宋"/>
+          <w:sz w:val="21"/>
+          <w:szCs w:val="21"/>
+        </w:rPr>
+        <w:t>表6. 高分样本人工辅助复核统计结果</w:t>
       </w:r>
     </w:p>
     <w:tbl>
@@ -7198,11 +10775,18 @@
             <w:tcW w:w="4535" w:type="dxa"/>
           </w:tcPr>
           <w:p>
-            <w:r>
-              <w:rPr>
-                <w:sz w:val="21"/>
-              </w:rPr>
-              <w:t>label</w:t>
+            <w:pPr>
+              <w:jc w:val="center"/>
+              <w:rPr>
+                <w:rFonts w:ascii="仿宋" w:eastAsia="仿宋" w:hAnsi="仿宋" w:hint="eastAsia"/>
+              </w:rPr>
+            </w:pPr>
+            <w:r>
+              <w:rPr>
+                <w:rFonts w:ascii="仿宋" w:eastAsia="仿宋" w:hAnsi="仿宋"/>
+                <w:sz w:val="21"/>
+              </w:rPr>
+              <w:t>指标</w:t>
             </w:r>
           </w:p>
         </w:tc>
@@ -7211,11 +10795,18 @@
             <w:tcW w:w="4535" w:type="dxa"/>
           </w:tcPr>
           <w:p>
-            <w:r>
-              <w:rPr>
-                <w:sz w:val="21"/>
-              </w:rPr>
-              <w:t>count</w:t>
+            <w:pPr>
+              <w:jc w:val="center"/>
+              <w:rPr>
+                <w:rFonts w:ascii="仿宋" w:eastAsia="仿宋" w:hAnsi="仿宋" w:hint="eastAsia"/>
+              </w:rPr>
+            </w:pPr>
+            <w:r>
+              <w:rPr>
+                <w:rFonts w:ascii="仿宋" w:eastAsia="仿宋" w:hAnsi="仿宋"/>
+                <w:sz w:val="21"/>
+              </w:rPr>
+              <w:t>数值</w:t>
             </w:r>
           </w:p>
         </w:tc>
@@ -7226,11 +10817,19 @@
             <w:tcW w:w="4535" w:type="dxa"/>
           </w:tcPr>
           <w:p>
-            <w:r>
-              <w:rPr>
-                <w:sz w:val="21"/>
-              </w:rPr>
-              <w:t>0</w:t>
+            <w:pPr>
+              <w:jc w:val="center"/>
+              <w:rPr>
+                <w:rFonts w:ascii="仿宋" w:eastAsia="仿宋" w:hAnsi="仿宋" w:hint="eastAsia"/>
+              </w:rPr>
+            </w:pPr>
+            <w:r>
+              <w:rPr>
+                <w:rFonts w:ascii="仿宋" w:eastAsia="仿宋" w:hAnsi="仿宋"/>
+                <w:sz w:val="21"/>
+              </w:rPr>
+              <w:lastRenderedPageBreak/>
+              <w:t>抽样总数</w:t>
             </w:r>
           </w:p>
         </w:tc>
@@ -7239,11 +10838,18 @@
             <w:tcW w:w="4535" w:type="dxa"/>
           </w:tcPr>
           <w:p>
-            <w:r>
-              <w:rPr>
-                <w:sz w:val="21"/>
-              </w:rPr>
-              <w:t>65172</w:t>
+            <w:pPr>
+              <w:jc w:val="center"/>
+              <w:rPr>
+                <w:rFonts w:ascii="仿宋" w:eastAsia="仿宋" w:hAnsi="仿宋" w:hint="eastAsia"/>
+              </w:rPr>
+            </w:pPr>
+            <w:r>
+              <w:rPr>
+                <w:rFonts w:ascii="仿宋" w:eastAsia="仿宋" w:hAnsi="仿宋"/>
+                <w:sz w:val="21"/>
+              </w:rPr>
+              <w:t>100.0</w:t>
             </w:r>
           </w:p>
         </w:tc>
@@ -7254,11 +10860,18 @@
             <w:tcW w:w="4535" w:type="dxa"/>
           </w:tcPr>
           <w:p>
-            <w:r>
-              <w:rPr>
-                <w:sz w:val="21"/>
-              </w:rPr>
-              <w:t>1</w:t>
+            <w:pPr>
+              <w:jc w:val="center"/>
+              <w:rPr>
+                <w:rFonts w:ascii="仿宋" w:eastAsia="仿宋" w:hAnsi="仿宋" w:hint="eastAsia"/>
+              </w:rPr>
+            </w:pPr>
+            <w:r>
+              <w:rPr>
+                <w:rFonts w:ascii="仿宋" w:eastAsia="仿宋" w:hAnsi="仿宋"/>
+                <w:sz w:val="21"/>
+              </w:rPr>
+              <w:t>已复核数量</w:t>
             </w:r>
           </w:p>
         </w:tc>
@@ -7267,11 +10880,396 @@
             <w:tcW w:w="4535" w:type="dxa"/>
           </w:tcPr>
           <w:p>
-            <w:r>
-              <w:rPr>
-                <w:sz w:val="21"/>
-              </w:rPr>
-              <w:t>2927</w:t>
+            <w:pPr>
+              <w:jc w:val="center"/>
+              <w:rPr>
+                <w:rFonts w:ascii="仿宋" w:eastAsia="仿宋" w:hAnsi="仿宋" w:hint="eastAsia"/>
+              </w:rPr>
+            </w:pPr>
+            <w:r>
+              <w:rPr>
+                <w:rFonts w:ascii="仿宋" w:eastAsia="仿宋" w:hAnsi="仿宋"/>
+                <w:sz w:val="21"/>
+              </w:rPr>
+              <w:t>100.0</w:t>
+            </w:r>
+          </w:p>
+        </w:tc>
+      </w:tr>
+      <w:tr>
+        <w:tc>
+          <w:tcPr>
+            <w:tcW w:w="4535" w:type="dxa"/>
+          </w:tcPr>
+          <w:p>
+            <w:pPr>
+              <w:jc w:val="center"/>
+              <w:rPr>
+                <w:rFonts w:ascii="仿宋" w:eastAsia="仿宋" w:hAnsi="仿宋" w:hint="eastAsia"/>
+              </w:rPr>
+            </w:pPr>
+            <w:r>
+              <w:rPr>
+                <w:rFonts w:ascii="仿宋" w:eastAsia="仿宋" w:hAnsi="仿宋"/>
+                <w:sz w:val="21"/>
+              </w:rPr>
+              <w:t>待复核数量</w:t>
+            </w:r>
+          </w:p>
+        </w:tc>
+        <w:tc>
+          <w:tcPr>
+            <w:tcW w:w="4535" w:type="dxa"/>
+          </w:tcPr>
+          <w:p>
+            <w:pPr>
+              <w:jc w:val="center"/>
+              <w:rPr>
+                <w:rFonts w:ascii="仿宋" w:eastAsia="仿宋" w:hAnsi="仿宋" w:hint="eastAsia"/>
+              </w:rPr>
+            </w:pPr>
+            <w:r>
+              <w:rPr>
+                <w:rFonts w:ascii="仿宋" w:eastAsia="仿宋" w:hAnsi="仿宋"/>
+                <w:sz w:val="21"/>
+              </w:rPr>
+              <w:t>0.0</w:t>
+            </w:r>
+          </w:p>
+        </w:tc>
+      </w:tr>
+      <w:tr>
+        <w:tc>
+          <w:tcPr>
+            <w:tcW w:w="4535" w:type="dxa"/>
+          </w:tcPr>
+          <w:p>
+            <w:pPr>
+              <w:jc w:val="center"/>
+              <w:rPr>
+                <w:rFonts w:ascii="仿宋" w:eastAsia="仿宋" w:hAnsi="仿宋" w:hint="eastAsia"/>
+              </w:rPr>
+            </w:pPr>
+            <w:r>
+              <w:rPr>
+                <w:rFonts w:ascii="仿宋" w:eastAsia="仿宋" w:hAnsi="仿宋"/>
+                <w:sz w:val="21"/>
+              </w:rPr>
+              <w:t>人工确认相似数量</w:t>
+            </w:r>
+          </w:p>
+        </w:tc>
+        <w:tc>
+          <w:tcPr>
+            <w:tcW w:w="4535" w:type="dxa"/>
+          </w:tcPr>
+          <w:p>
+            <w:pPr>
+              <w:jc w:val="center"/>
+              <w:rPr>
+                <w:rFonts w:ascii="仿宋" w:eastAsia="仿宋" w:hAnsi="仿宋" w:hint="eastAsia"/>
+              </w:rPr>
+            </w:pPr>
+            <w:r>
+              <w:rPr>
+                <w:rFonts w:ascii="仿宋" w:eastAsia="仿宋" w:hAnsi="仿宋"/>
+                <w:sz w:val="21"/>
+              </w:rPr>
+              <w:t>100.0</w:t>
+            </w:r>
+          </w:p>
+        </w:tc>
+      </w:tr>
+      <w:tr>
+        <w:tc>
+          <w:tcPr>
+            <w:tcW w:w="4535" w:type="dxa"/>
+          </w:tcPr>
+          <w:p>
+            <w:pPr>
+              <w:jc w:val="center"/>
+              <w:rPr>
+                <w:rFonts w:ascii="仿宋" w:eastAsia="仿宋" w:hAnsi="仿宋" w:hint="eastAsia"/>
+              </w:rPr>
+            </w:pPr>
+            <w:r>
+              <w:rPr>
+                <w:rFonts w:ascii="仿宋" w:eastAsia="仿宋" w:hAnsi="仿宋"/>
+                <w:sz w:val="21"/>
+              </w:rPr>
+              <w:t>人工判断不相似数量</w:t>
+            </w:r>
+          </w:p>
+        </w:tc>
+        <w:tc>
+          <w:tcPr>
+            <w:tcW w:w="4535" w:type="dxa"/>
+          </w:tcPr>
+          <w:p>
+            <w:pPr>
+              <w:jc w:val="center"/>
+              <w:rPr>
+                <w:rFonts w:ascii="仿宋" w:eastAsia="仿宋" w:hAnsi="仿宋" w:hint="eastAsia"/>
+              </w:rPr>
+            </w:pPr>
+            <w:r>
+              <w:rPr>
+                <w:rFonts w:ascii="仿宋" w:eastAsia="仿宋" w:hAnsi="仿宋"/>
+                <w:sz w:val="21"/>
+              </w:rPr>
+              <w:t>0.0</w:t>
+            </w:r>
+          </w:p>
+        </w:tc>
+      </w:tr>
+      <w:tr>
+        <w:tc>
+          <w:tcPr>
+            <w:tcW w:w="4535" w:type="dxa"/>
+          </w:tcPr>
+          <w:p>
+            <w:pPr>
+              <w:jc w:val="center"/>
+              <w:rPr>
+                <w:rFonts w:ascii="仿宋" w:eastAsia="仿宋" w:hAnsi="仿宋" w:hint="eastAsia"/>
+              </w:rPr>
+            </w:pPr>
+            <w:r>
+              <w:rPr>
+                <w:rFonts w:ascii="仿宋" w:eastAsia="仿宋" w:hAnsi="仿宋"/>
+                <w:sz w:val="21"/>
+              </w:rPr>
+              <w:t>人工判断不确定数量</w:t>
+            </w:r>
+          </w:p>
+        </w:tc>
+        <w:tc>
+          <w:tcPr>
+            <w:tcW w:w="4535" w:type="dxa"/>
+          </w:tcPr>
+          <w:p>
+            <w:pPr>
+              <w:jc w:val="center"/>
+              <w:rPr>
+                <w:rFonts w:ascii="仿宋" w:eastAsia="仿宋" w:hAnsi="仿宋" w:hint="eastAsia"/>
+              </w:rPr>
+            </w:pPr>
+            <w:r>
+              <w:rPr>
+                <w:rFonts w:ascii="仿宋" w:eastAsia="仿宋" w:hAnsi="仿宋"/>
+                <w:sz w:val="21"/>
+              </w:rPr>
+              <w:t>0.0</w:t>
+            </w:r>
+          </w:p>
+        </w:tc>
+      </w:tr>
+      <w:tr>
+        <w:tc>
+          <w:tcPr>
+            <w:tcW w:w="4535" w:type="dxa"/>
+          </w:tcPr>
+          <w:p>
+            <w:pPr>
+              <w:jc w:val="center"/>
+              <w:rPr>
+                <w:rFonts w:ascii="仿宋" w:eastAsia="仿宋" w:hAnsi="仿宋" w:hint="eastAsia"/>
+              </w:rPr>
+            </w:pPr>
+            <w:r>
+              <w:rPr>
+                <w:rFonts w:ascii="仿宋" w:eastAsia="仿宋" w:hAnsi="仿宋"/>
+                <w:sz w:val="21"/>
+              </w:rPr>
+              <w:t>人工确认率</w:t>
+            </w:r>
+          </w:p>
+        </w:tc>
+        <w:tc>
+          <w:tcPr>
+            <w:tcW w:w="4535" w:type="dxa"/>
+          </w:tcPr>
+          <w:p>
+            <w:pPr>
+              <w:jc w:val="center"/>
+              <w:rPr>
+                <w:rFonts w:ascii="仿宋" w:eastAsia="仿宋" w:hAnsi="仿宋" w:hint="eastAsia"/>
+              </w:rPr>
+            </w:pPr>
+            <w:r>
+              <w:rPr>
+                <w:rFonts w:ascii="仿宋" w:eastAsia="仿宋" w:hAnsi="仿宋"/>
+                <w:sz w:val="21"/>
+              </w:rPr>
+              <w:t>1.0</w:t>
+            </w:r>
+          </w:p>
+        </w:tc>
+      </w:tr>
+      <w:tr>
+        <w:tc>
+          <w:tcPr>
+            <w:tcW w:w="4535" w:type="dxa"/>
+          </w:tcPr>
+          <w:p>
+            <w:pPr>
+              <w:jc w:val="center"/>
+              <w:rPr>
+                <w:rFonts w:ascii="仿宋" w:eastAsia="仿宋" w:hAnsi="仿宋" w:hint="eastAsia"/>
+              </w:rPr>
+            </w:pPr>
+            <w:r>
+              <w:rPr>
+                <w:rFonts w:ascii="仿宋" w:eastAsia="仿宋" w:hAnsi="仿宋"/>
+                <w:sz w:val="21"/>
+              </w:rPr>
+              <w:t>人工否定率</w:t>
+            </w:r>
+          </w:p>
+        </w:tc>
+        <w:tc>
+          <w:tcPr>
+            <w:tcW w:w="4535" w:type="dxa"/>
+          </w:tcPr>
+          <w:p>
+            <w:pPr>
+              <w:jc w:val="center"/>
+              <w:rPr>
+                <w:rFonts w:ascii="仿宋" w:eastAsia="仿宋" w:hAnsi="仿宋" w:hint="eastAsia"/>
+              </w:rPr>
+            </w:pPr>
+            <w:r>
+              <w:rPr>
+                <w:rFonts w:ascii="仿宋" w:eastAsia="仿宋" w:hAnsi="仿宋"/>
+                <w:sz w:val="21"/>
+              </w:rPr>
+              <w:t>0.0</w:t>
+            </w:r>
+          </w:p>
+        </w:tc>
+      </w:tr>
+      <w:tr>
+        <w:tc>
+          <w:tcPr>
+            <w:tcW w:w="4535" w:type="dxa"/>
+          </w:tcPr>
+          <w:p>
+            <w:pPr>
+              <w:jc w:val="center"/>
+              <w:rPr>
+                <w:rFonts w:ascii="仿宋" w:eastAsia="仿宋" w:hAnsi="仿宋" w:hint="eastAsia"/>
+              </w:rPr>
+            </w:pPr>
+            <w:r>
+              <w:rPr>
+                <w:rFonts w:ascii="仿宋" w:eastAsia="仿宋" w:hAnsi="仿宋"/>
+                <w:sz w:val="21"/>
+              </w:rPr>
+              <w:t>人工不确定率</w:t>
+            </w:r>
+          </w:p>
+        </w:tc>
+        <w:tc>
+          <w:tcPr>
+            <w:tcW w:w="4535" w:type="dxa"/>
+          </w:tcPr>
+          <w:p>
+            <w:pPr>
+              <w:jc w:val="center"/>
+              <w:rPr>
+                <w:rFonts w:ascii="仿宋" w:eastAsia="仿宋" w:hAnsi="仿宋" w:hint="eastAsia"/>
+              </w:rPr>
+            </w:pPr>
+            <w:r>
+              <w:rPr>
+                <w:rFonts w:ascii="仿宋" w:eastAsia="仿宋" w:hAnsi="仿宋"/>
+                <w:sz w:val="21"/>
+              </w:rPr>
+              <w:t>0.0</w:t>
+            </w:r>
+          </w:p>
+        </w:tc>
+      </w:tr>
+      <w:tr>
+        <w:tc>
+          <w:tcPr>
+            <w:tcW w:w="4535" w:type="dxa"/>
+          </w:tcPr>
+          <w:p>
+            <w:pPr>
+              <w:jc w:val="center"/>
+              <w:rPr>
+                <w:rFonts w:ascii="仿宋" w:eastAsia="仿宋" w:hAnsi="仿宋" w:hint="eastAsia"/>
+              </w:rPr>
+            </w:pPr>
+            <w:r>
+              <w:rPr>
+                <w:rFonts w:ascii="仿宋" w:eastAsia="仿宋" w:hAnsi="仿宋"/>
+                <w:sz w:val="21"/>
+              </w:rPr>
+              <w:t>平均模型相似度</w:t>
+            </w:r>
+          </w:p>
+        </w:tc>
+        <w:tc>
+          <w:tcPr>
+            <w:tcW w:w="4535" w:type="dxa"/>
+          </w:tcPr>
+          <w:p>
+            <w:pPr>
+              <w:jc w:val="center"/>
+              <w:rPr>
+                <w:rFonts w:ascii="仿宋" w:eastAsia="仿宋" w:hAnsi="仿宋" w:hint="eastAsia"/>
+              </w:rPr>
+            </w:pPr>
+            <w:r>
+              <w:rPr>
+                <w:rFonts w:ascii="仿宋" w:eastAsia="仿宋" w:hAnsi="仿宋"/>
+                <w:sz w:val="21"/>
+              </w:rPr>
+              <w:t>0.9996</w:t>
+            </w:r>
+          </w:p>
+        </w:tc>
+      </w:tr>
+      <w:tr>
+        <w:tc>
+          <w:tcPr>
+            <w:tcW w:w="4535" w:type="dxa"/>
+          </w:tcPr>
+          <w:p>
+            <w:pPr>
+              <w:jc w:val="center"/>
+              <w:rPr>
+                <w:rFonts w:ascii="仿宋" w:eastAsia="仿宋" w:hAnsi="仿宋" w:hint="eastAsia"/>
+              </w:rPr>
+            </w:pPr>
+            <w:r>
+              <w:rPr>
+                <w:rFonts w:ascii="仿宋" w:eastAsia="仿宋" w:hAnsi="仿宋"/>
+                <w:sz w:val="21"/>
+              </w:rPr>
+              <w:t>平均基础相似度</w:t>
+            </w:r>
+          </w:p>
+        </w:tc>
+        <w:tc>
+          <w:tcPr>
+            <w:tcW w:w="4535" w:type="dxa"/>
+          </w:tcPr>
+          <w:p>
+            <w:pPr>
+              <w:jc w:val="center"/>
+              <w:rPr>
+                <w:rFonts w:ascii="仿宋" w:eastAsia="仿宋" w:hAnsi="仿宋" w:hint="eastAsia"/>
+              </w:rPr>
+            </w:pPr>
+            <w:r>
+              <w:rPr>
+                <w:rFonts w:ascii="仿宋" w:eastAsia="仿宋" w:hAnsi="仿宋"/>
+                <w:sz w:val="21"/>
+              </w:rPr>
+              <w:t>0.9398</w:t>
             </w:r>
           </w:p>
         </w:tc>
@@ -7291,16 +11289,209 @@
           <w:rFonts w:eastAsia="仿宋"/>
           <w:sz w:val="21"/>
         </w:rPr>
-        <w:t>数据来源：本系统跨用户训练样本统计</w:t>
+        <w:t>数据来源：本系统高分样本人工辅助复核结果</w:t>
       </w:r>
     </w:p>
     <w:p>
       <w:pPr>
         <w:pStyle w:val="a9"/>
+        <w:ind w:firstLine="420"/>
+      </w:pPr>
+    </w:p>
+    <w:p>
+      <w:pPr>
+        <w:spacing w:line="360" w:lineRule="auto"/>
+        <w:rPr>
+          <w:rFonts w:ascii="仿宋" w:eastAsia="仿宋" w:hAnsi="仿宋" w:hint="eastAsia"/>
+        </w:rPr>
+      </w:pPr>
+      <w:r>
+        <w:rPr>
+          <w:rFonts w:ascii="仿宋" w:eastAsia="仿宋" w:hAnsi="仿宋"/>
+        </w:rPr>
+        <w:t>需要说明的是，上述人工复核主要针对高分样本，能够较好反映系统在高置信输出区域的命中质量，但对中间分数区间和低分区间的误报、漏报情况解释有限。为此，本文在系统实现中进一步补充了基于全量打分结果的分层人工复核抽样机制：系统先导出全部候选代码对的模型得分，再从高分、中间分数、低分三个区间分别抽取样本，构造更均衡的人工验证表。该机制能够为后续进一步扩展人工标注数据集提供工具支持，也有助于在答辩或后续研究中更全面地分析模型在不同分数区间的可靠性。</w:t>
+      </w:r>
+    </w:p>
+    <w:p>
+      <w:pPr>
+        <w:spacing w:line="360" w:lineRule="auto"/>
+        <w:rPr>
+          <w:rFonts w:ascii="仿宋" w:eastAsia="仿宋" w:hAnsi="仿宋" w:hint="eastAsia"/>
+        </w:rPr>
+      </w:pPr>
+      <w:r>
+        <w:rPr>
+          <w:rFonts w:ascii="仿宋" w:eastAsia="仿宋" w:hAnsi="仿宋"/>
+        </w:rPr>
+        <w:t>因此，本文对人工复核结果的解释采取两层口径：一方面，现有高分样本复核结果表明系统输出的高置信候选具有较高合理性；另一方面，新增的分层抽样流程为后续补充更严格、更全面的人工验证奠定了基础。虽然本文尚未完成大规模分层人工标注，但这一改进有助于降低仅依赖高分样本抽查所带来的结论偏乐观风险。</w:t>
+      </w:r>
+    </w:p>
+    <w:p>
+      <w:pPr>
+        <w:pStyle w:val="a"/>
+        <w:spacing w:line="360" w:lineRule="auto"/>
+        <w:rPr>
+          <w:rFonts w:ascii="仿宋" w:hAnsi="仿宋" w:hint="eastAsia"/>
+        </w:rPr>
+      </w:pPr>
+      <w:bookmarkStart w:id="25" w:name="_Toc227755228"/>
+      <w:r>
+        <w:rPr>
+          <w:rFonts w:ascii="仿宋" w:hAnsi="仿宋"/>
+        </w:rPr>
+        <w:t>结果分析与讨论</w:t>
+      </w:r>
+      <w:bookmarkEnd w:id="25"/>
+    </w:p>
+    <w:p>
+      <w:pPr>
+        <w:spacing w:line="360" w:lineRule="auto"/>
+        <w:rPr>
+          <w:rFonts w:ascii="仿宋" w:eastAsia="仿宋" w:hAnsi="仿宋" w:hint="eastAsia"/>
+        </w:rPr>
+      </w:pPr>
+      <w:r>
+        <w:rPr>
+          <w:rFonts w:ascii="仿宋" w:eastAsia="仿宋" w:hAnsi="仿宋"/>
+        </w:rPr>
+        <w:t>综合实验结果可以得到以下结论。</w:t>
+      </w:r>
+    </w:p>
+    <w:p>
+      <w:pPr>
+        <w:spacing w:line="360" w:lineRule="auto"/>
+        <w:rPr>
+          <w:rFonts w:ascii="仿宋" w:eastAsia="仿宋" w:hAnsi="仿宋" w:hint="eastAsia"/>
+        </w:rPr>
+      </w:pPr>
+      <w:r>
+        <w:rPr>
+          <w:rFonts w:ascii="仿宋" w:eastAsia="仿宋" w:hAnsi="仿宋"/>
+        </w:rPr>
+        <w:t>第一，本文构建的“预处理 + 特征工程 + 弱监督标签 + 传统机器学习训练”技术路线能够在真实数据集上较稳定地运行，完成从数据处理到高相似代码输出的完整流程。</w:t>
+      </w:r>
+    </w:p>
+    <w:p>
+      <w:pPr>
+        <w:spacing w:line="360" w:lineRule="auto"/>
+        <w:rPr>
+          <w:rFonts w:ascii="仿宋" w:eastAsia="仿宋" w:hAnsi="仿宋" w:hint="eastAsia"/>
+        </w:rPr>
+      </w:pPr>
+      <w:r>
+        <w:rPr>
+          <w:rFonts w:ascii="仿宋" w:eastAsia="仿宋" w:hAnsi="仿宋"/>
+        </w:rPr>
+        <w:t>第二，</w:t>
+      </w:r>
+      <w:proofErr w:type="gramStart"/>
+      <w:r>
+        <w:rPr>
+          <w:rFonts w:ascii="仿宋" w:eastAsia="仿宋" w:hAnsi="仿宋"/>
+        </w:rPr>
+        <w:t>跨用户</w:t>
+      </w:r>
+      <w:proofErr w:type="gramEnd"/>
+      <w:r>
+        <w:rPr>
+          <w:rFonts w:ascii="仿宋" w:eastAsia="仿宋" w:hAnsi="仿宋"/>
+        </w:rPr>
+        <w:t xml:space="preserve">过滤、去除 </w:t>
+      </w:r>
+      <w:proofErr w:type="spellStart"/>
+      <w:r>
+        <w:rPr>
+          <w:rFonts w:ascii="仿宋" w:eastAsia="仿宋" w:hAnsi="仿宋"/>
+        </w:rPr>
+        <w:t>base_similarity</w:t>
+      </w:r>
+      <w:proofErr w:type="spellEnd"/>
+      <w:r>
+        <w:rPr>
+          <w:rFonts w:ascii="仿宋" w:eastAsia="仿宋" w:hAnsi="仿宋"/>
+        </w:rPr>
+        <w:t xml:space="preserve"> 的严格泛化实验以及人工辅助复核，共同增强了结果可信度，使模型评估更贴近</w:t>
+      </w:r>
+      <w:proofErr w:type="gramStart"/>
+      <w:r>
+        <w:rPr>
+          <w:rFonts w:ascii="仿宋" w:eastAsia="仿宋" w:hAnsi="仿宋"/>
+        </w:rPr>
+        <w:t>教学查重场景</w:t>
+      </w:r>
+      <w:proofErr w:type="gramEnd"/>
+      <w:r>
+        <w:rPr>
+          <w:rFonts w:ascii="仿宋" w:eastAsia="仿宋" w:hAnsi="仿宋"/>
+        </w:rPr>
+        <w:t>。</w:t>
+      </w:r>
+    </w:p>
+    <w:p>
+      <w:pPr>
+        <w:spacing w:line="360" w:lineRule="auto"/>
+        <w:rPr>
+          <w:rFonts w:ascii="仿宋" w:eastAsia="仿宋" w:hAnsi="仿宋" w:hint="eastAsia"/>
+        </w:rPr>
+      </w:pPr>
+      <w:r>
+        <w:rPr>
+          <w:rFonts w:ascii="仿宋" w:eastAsia="仿宋" w:hAnsi="仿宋"/>
+        </w:rPr>
+        <w:t>第三，消融实验表明，基础相似度特征、Token 序列特征和结构特征在整体方法中均起到重要作用，特征之间具有一定互补性。</w:t>
+      </w:r>
+    </w:p>
+    <w:p>
+      <w:pPr>
+        <w:spacing w:line="360" w:lineRule="auto"/>
+        <w:rPr>
+          <w:rFonts w:ascii="仿宋" w:eastAsia="仿宋" w:hAnsi="仿宋" w:hint="eastAsia"/>
+        </w:rPr>
+      </w:pPr>
+      <w:r>
+        <w:rPr>
+          <w:rFonts w:ascii="仿宋" w:eastAsia="仿宋" w:hAnsi="仿宋"/>
+        </w:rPr>
+        <w:t>第四，当前实验指标整体较高，这一方面说明方法在该数据集上的区分能力较强，另一方面也提示弱监督标签和特征体系之间存在较高一致性。因此，论文在解释实验结</w:t>
+      </w:r>
+      <w:r>
+        <w:rPr>
+          <w:rFonts w:ascii="仿宋" w:eastAsia="仿宋" w:hAnsi="仿宋"/>
+        </w:rPr>
+        <w:lastRenderedPageBreak/>
+        <w:t>果时，不宜简单把伪标签上的满分或近满分指标直接视为真实最终性能，而应将其与更严格的按题目划分实验和人工复核结果结合起来综合讨论。</w:t>
+      </w:r>
+    </w:p>
+    <w:p>
+      <w:pPr>
+        <w:spacing w:line="360" w:lineRule="auto"/>
+        <w:rPr>
+          <w:rFonts w:ascii="仿宋" w:eastAsia="仿宋" w:hAnsi="仿宋" w:hint="eastAsia"/>
+        </w:rPr>
+      </w:pPr>
+      <w:r>
+        <w:rPr>
+          <w:rFonts w:ascii="仿宋" w:eastAsia="仿宋" w:hAnsi="仿宋"/>
+        </w:rPr>
+        <w:t>第五，新增的分层人工复核抽样机制使人工验证不再局限于最高分样本，有助于后续进一步观察边界样本和低分样本的实际表现。这一改进虽然尚未形成大规模分层标注结果，但已经为论文后续完善和系统继续迭代提供了较为明确的方向。</w:t>
+      </w:r>
+    </w:p>
+    <w:p>
+      <w:pPr>
+        <w:pStyle w:val="aff6"/>
+        <w:jc w:val="left"/>
         <w:rPr>
           <w:rFonts w:hint="eastAsia"/>
         </w:rPr>
       </w:pPr>
+      <w:bookmarkStart w:id="26" w:name="_Toc227755229"/>
+      <w:r>
+        <w:rPr>
+          <w:rFonts w:ascii="Times New Roman" w:hAnsi="Times New Roman"/>
+        </w:rPr>
+        <w:t>五、总结与展望</w:t>
+      </w:r>
+      <w:bookmarkEnd w:id="26"/>
     </w:p>
     <w:p>
       <w:pPr>
@@ -7310,39 +11501,340 @@
           <w:rFonts w:ascii="仿宋" w:hAnsi="仿宋" w:hint="eastAsia"/>
         </w:rPr>
       </w:pPr>
-      <w:bookmarkStart w:id="21" w:name="_Toc227755224"/>
+      <w:bookmarkStart w:id="27" w:name="_Toc227755230"/>
       <w:r>
         <w:rPr>
           <w:rFonts w:ascii="仿宋" w:hAnsi="仿宋"/>
         </w:rPr>
-        <w:t>模型对比实验</w:t>
-      </w:r>
-      <w:bookmarkEnd w:id="21"/>
-    </w:p>
-    <w:p>
-      <w:pPr>
-        <w:spacing w:line="360" w:lineRule="auto"/>
-        <w:rPr>
-          <w:rFonts w:ascii="仿宋" w:eastAsia="仿宋" w:hAnsi="仿宋"/>
-        </w:rPr>
-      </w:pPr>
-      <w:r>
-        <w:rPr>
-          <w:rFonts w:ascii="仿宋" w:eastAsia="仿宋" w:hAnsi="仿宋"/>
-        </w:rPr>
-        <w:t>本文首先在跨用户过滤条件下，对规则基线、逻辑回归和随机森林三种方法进行了对比实验。模型对比结果见表3。从表中可以看出，不同方法在当前弱监督标签体系下均取得了较高的准确率、精确率、召回率和 F1 值。需要指出的是，这里的评价对象仍然是由规则基础相似度生成的伪标签，因此该组结果更适合解释为“模型与弱监督标签体系的一致性表现”，而不宜直接等同于对真实人工标注标准下最终性能的判断。</w:t>
-      </w:r>
-    </w:p>
-    <w:p>
-      <w:pPr>
+        <w:t>工作总结</w:t>
+      </w:r>
+      <w:bookmarkEnd w:id="27"/>
+    </w:p>
+    <w:p>
+      <w:pPr>
+        <w:spacing w:line="360" w:lineRule="auto"/>
         <w:rPr>
           <w:rFonts w:ascii="仿宋" w:eastAsia="仿宋" w:hAnsi="仿宋" w:hint="eastAsia"/>
         </w:rPr>
       </w:pPr>
-    </w:p>
-    <w:p>
-      <w:pPr>
-        <w:pStyle w:val="a7"/>
+      <w:r>
+        <w:rPr>
+          <w:rFonts w:ascii="仿宋" w:eastAsia="仿宋" w:hAnsi="仿宋"/>
+        </w:rPr>
+        <w:t>本文围绕本科毕业设计“代码相似度算法设计”这一主题，完成了一套基于弱监督训练建模的代码相似度检测系统设计与实现。本文以 DSA Dataset 的 Java 提交数据为基础，完成了数据加载、代码预处理、特征工程、</w:t>
+      </w:r>
+      <w:proofErr w:type="gramStart"/>
+      <w:r>
+        <w:rPr>
+          <w:rFonts w:ascii="仿宋" w:eastAsia="仿宋" w:hAnsi="仿宋"/>
+        </w:rPr>
+        <w:t>弱监督</w:t>
+      </w:r>
+      <w:proofErr w:type="gramEnd"/>
+      <w:r>
+        <w:rPr>
+          <w:rFonts w:ascii="仿宋" w:eastAsia="仿宋" w:hAnsi="仿宋"/>
+        </w:rPr>
+        <w:t>标签构造、机器学习模型训练、批量预测、实验统计和人工辅助复核等工作。</w:t>
+      </w:r>
+    </w:p>
+    <w:p>
+      <w:pPr>
+        <w:spacing w:line="360" w:lineRule="auto"/>
+        <w:rPr>
+          <w:rFonts w:ascii="仿宋" w:eastAsia="仿宋" w:hAnsi="仿宋" w:hint="eastAsia"/>
+        </w:rPr>
+      </w:pPr>
+      <w:r>
+        <w:rPr>
+          <w:rFonts w:ascii="仿宋" w:eastAsia="仿宋" w:hAnsi="仿宋"/>
+        </w:rPr>
+        <w:t>在方法设计上，本文选择传统机器学习路线，避免了深度学习方案对算力、标注规模和</w:t>
+      </w:r>
+      <w:proofErr w:type="gramStart"/>
+      <w:r>
+        <w:rPr>
+          <w:rFonts w:ascii="仿宋" w:eastAsia="仿宋" w:hAnsi="仿宋"/>
+        </w:rPr>
+        <w:t>调参经验</w:t>
+      </w:r>
+      <w:proofErr w:type="gramEnd"/>
+      <w:r>
+        <w:rPr>
+          <w:rFonts w:ascii="仿宋" w:eastAsia="仿宋" w:hAnsi="仿宋"/>
+        </w:rPr>
+        <w:t>的较高要求，更适合本科毕业设计的研究深度与实现周期。实验结果表明，本文提出的方法能够较好识别同题场景下的高相似代码对，并在</w:t>
+      </w:r>
+      <w:proofErr w:type="gramStart"/>
+      <w:r>
+        <w:rPr>
+          <w:rFonts w:ascii="仿宋" w:eastAsia="仿宋" w:hAnsi="仿宋"/>
+        </w:rPr>
+        <w:t>跨用户</w:t>
+      </w:r>
+      <w:proofErr w:type="gramEnd"/>
+      <w:r>
+        <w:rPr>
+          <w:rFonts w:ascii="仿宋" w:eastAsia="仿宋" w:hAnsi="仿宋"/>
+        </w:rPr>
+        <w:t>与按题目划分等更严格条件下保持相对稳定的表现。</w:t>
+      </w:r>
+    </w:p>
+    <w:p>
+      <w:pPr>
+        <w:spacing w:line="360" w:lineRule="auto"/>
+        <w:rPr>
+          <w:rFonts w:ascii="仿宋" w:eastAsia="仿宋" w:hAnsi="仿宋" w:hint="eastAsia"/>
+        </w:rPr>
+      </w:pPr>
+      <w:r>
+        <w:rPr>
+          <w:rFonts w:ascii="仿宋" w:eastAsia="仿宋" w:hAnsi="仿宋"/>
+        </w:rPr>
+        <w:t>从工程实现角度看，本文已实现较为完整的命令行工具链，能够支持数据概况查看、训练、预测、对比实验、消融实验、严格泛化实验、人工复核抽样、分层人工复核样本生成和论文统计表生成，为后续论文撰写和答辩展示提供了较完整的实验基础。</w:t>
+      </w:r>
+    </w:p>
+    <w:p>
+      <w:pPr>
+        <w:pStyle w:val="a"/>
+        <w:spacing w:line="360" w:lineRule="auto"/>
+        <w:rPr>
+          <w:rFonts w:ascii="仿宋" w:hAnsi="仿宋" w:hint="eastAsia"/>
+        </w:rPr>
+      </w:pPr>
+      <w:bookmarkStart w:id="28" w:name="_Toc227755231"/>
+      <w:r>
+        <w:rPr>
+          <w:rFonts w:ascii="仿宋" w:hAnsi="仿宋"/>
+        </w:rPr>
+        <w:t>不足与展望</w:t>
+      </w:r>
+      <w:bookmarkEnd w:id="28"/>
+    </w:p>
+    <w:p>
+      <w:pPr>
+        <w:spacing w:line="360" w:lineRule="auto"/>
+        <w:rPr>
+          <w:rFonts w:ascii="仿宋" w:eastAsia="仿宋" w:hAnsi="仿宋" w:hint="eastAsia"/>
+        </w:rPr>
+      </w:pPr>
+      <w:r>
+        <w:rPr>
+          <w:rFonts w:ascii="仿宋" w:eastAsia="仿宋" w:hAnsi="仿宋"/>
+        </w:rPr>
+        <w:t>尽管本文完成了预期的系统设计与实验分析，但仍存在一些不足。</w:t>
+      </w:r>
+    </w:p>
+    <w:p>
+      <w:pPr>
+        <w:spacing w:line="360" w:lineRule="auto"/>
+        <w:rPr>
+          <w:rFonts w:ascii="仿宋" w:eastAsia="仿宋" w:hAnsi="仿宋" w:hint="eastAsia"/>
+        </w:rPr>
+      </w:pPr>
+      <w:r>
+        <w:rPr>
+          <w:rFonts w:ascii="仿宋" w:eastAsia="仿宋" w:hAnsi="仿宋"/>
+        </w:rPr>
+        <w:t>第一，本文所使用的训练标签来自</w:t>
+      </w:r>
+      <w:proofErr w:type="gramStart"/>
+      <w:r>
+        <w:rPr>
+          <w:rFonts w:ascii="仿宋" w:eastAsia="仿宋" w:hAnsi="仿宋"/>
+        </w:rPr>
+        <w:t>弱监督</w:t>
+      </w:r>
+      <w:proofErr w:type="gramEnd"/>
+      <w:r>
+        <w:rPr>
+          <w:rFonts w:ascii="仿宋" w:eastAsia="仿宋" w:hAnsi="仿宋"/>
+        </w:rPr>
+        <w:t>自动构造，而非大规模人工标注，因此实验指标仍受到标签质量和规则特征的一定影响。尤其是在标签构造规则与模型输入特征存在较高一致性时，自动化评价结果可能偏乐观。</w:t>
+      </w:r>
+    </w:p>
+    <w:p>
+      <w:pPr>
+        <w:spacing w:line="360" w:lineRule="auto"/>
+        <w:rPr>
+          <w:rFonts w:ascii="仿宋" w:eastAsia="仿宋" w:hAnsi="仿宋" w:hint="eastAsia"/>
+        </w:rPr>
+      </w:pPr>
+      <w:r>
+        <w:rPr>
+          <w:rFonts w:ascii="仿宋" w:eastAsia="仿宋" w:hAnsi="仿宋"/>
+        </w:rPr>
+        <w:t>第二，本文主要聚焦于同题内部的代码相似度分析，尚未进一步扩展到跨题目、跨课程或更复杂语义层面的代码相似检测场景。</w:t>
+      </w:r>
+    </w:p>
+    <w:p>
+      <w:pPr>
+        <w:spacing w:line="360" w:lineRule="auto"/>
+        <w:rPr>
+          <w:rFonts w:ascii="仿宋" w:eastAsia="仿宋" w:hAnsi="仿宋" w:hint="eastAsia"/>
+        </w:rPr>
+      </w:pPr>
+      <w:r>
+        <w:rPr>
+          <w:rFonts w:ascii="仿宋" w:eastAsia="仿宋" w:hAnsi="仿宋"/>
+        </w:rPr>
+        <w:t>第三，本文采用的特征主要基于词法和轻</w:t>
+      </w:r>
+      <w:proofErr w:type="gramStart"/>
+      <w:r>
+        <w:rPr>
+          <w:rFonts w:ascii="仿宋" w:eastAsia="仿宋" w:hAnsi="仿宋"/>
+        </w:rPr>
+        <w:t>量结构</w:t>
+      </w:r>
+      <w:proofErr w:type="gramEnd"/>
+      <w:r>
+        <w:rPr>
+          <w:rFonts w:ascii="仿宋" w:eastAsia="仿宋" w:hAnsi="仿宋"/>
+        </w:rPr>
+        <w:t>统计，尚未引入抽象语法树、控制流图或</w:t>
+      </w:r>
+      <w:proofErr w:type="gramStart"/>
+      <w:r>
+        <w:rPr>
+          <w:rFonts w:ascii="仿宋" w:eastAsia="仿宋" w:hAnsi="仿宋"/>
+        </w:rPr>
+        <w:t>预训练</w:t>
+      </w:r>
+      <w:proofErr w:type="gramEnd"/>
+      <w:r>
+        <w:rPr>
+          <w:rFonts w:ascii="仿宋" w:eastAsia="仿宋" w:hAnsi="仿宋"/>
+        </w:rPr>
+        <w:t>代码表示模型，因此在语义层面仍有进一步提升空间。</w:t>
+      </w:r>
+    </w:p>
+    <w:p>
+      <w:pPr>
+        <w:spacing w:line="360" w:lineRule="auto"/>
+        <w:rPr>
+          <w:rFonts w:ascii="仿宋" w:eastAsia="仿宋" w:hAnsi="仿宋" w:hint="eastAsia"/>
+        </w:rPr>
+      </w:pPr>
+      <w:r>
+        <w:rPr>
+          <w:rFonts w:ascii="仿宋" w:eastAsia="仿宋" w:hAnsi="仿宋"/>
+        </w:rPr>
+        <w:t>未来可从以下几个方向继续深入研究：</w:t>
+      </w:r>
+    </w:p>
+    <w:p>
+      <w:pPr>
+        <w:spacing w:line="360" w:lineRule="auto"/>
+        <w:rPr>
+          <w:rFonts w:ascii="仿宋" w:eastAsia="仿宋" w:hAnsi="仿宋" w:hint="eastAsia"/>
+        </w:rPr>
+      </w:pPr>
+      <w:r>
+        <w:rPr>
+          <w:rFonts w:ascii="仿宋" w:eastAsia="仿宋" w:hAnsi="仿宋"/>
+        </w:rPr>
+        <w:lastRenderedPageBreak/>
+        <w:t>1. 基于当前已实现的高/中/低分层抽样流程，构建更高质量的人类标注相似代码对数据集，用于更严格监督训练和评价；</w:t>
+      </w:r>
+    </w:p>
+    <w:p>
+      <w:pPr>
+        <w:spacing w:line="360" w:lineRule="auto"/>
+        <w:rPr>
+          <w:rFonts w:ascii="仿宋" w:eastAsia="仿宋" w:hAnsi="仿宋" w:hint="eastAsia"/>
+        </w:rPr>
+      </w:pPr>
+      <w:r>
+        <w:rPr>
+          <w:rFonts w:ascii="仿宋" w:eastAsia="仿宋" w:hAnsi="仿宋"/>
+        </w:rPr>
+        <w:t>2. 引入 AST、程序图或</w:t>
+      </w:r>
+      <w:proofErr w:type="gramStart"/>
+      <w:r>
+        <w:rPr>
+          <w:rFonts w:ascii="仿宋" w:eastAsia="仿宋" w:hAnsi="仿宋"/>
+        </w:rPr>
+        <w:t>预训练</w:t>
+      </w:r>
+      <w:proofErr w:type="gramEnd"/>
+      <w:r>
+        <w:rPr>
+          <w:rFonts w:ascii="仿宋" w:eastAsia="仿宋" w:hAnsi="仿宋"/>
+        </w:rPr>
+        <w:t>代码模型，增强对语义层面相似性的表达能力；</w:t>
+      </w:r>
+    </w:p>
+    <w:p>
+      <w:pPr>
+        <w:spacing w:line="360" w:lineRule="auto"/>
+        <w:rPr>
+          <w:rFonts w:ascii="仿宋" w:eastAsia="仿宋" w:hAnsi="仿宋" w:hint="eastAsia"/>
+        </w:rPr>
+      </w:pPr>
+      <w:r>
+        <w:rPr>
+          <w:rFonts w:ascii="仿宋" w:eastAsia="仿宋" w:hAnsi="仿宋"/>
+        </w:rPr>
+        <w:t>3. 研究更合理的负样本构造与难样本挖掘策略，提升模型区分细粒度相似代码的能力；</w:t>
+      </w:r>
+    </w:p>
+    <w:p>
+      <w:pPr>
+        <w:spacing w:line="360" w:lineRule="auto"/>
+        <w:rPr>
+          <w:rFonts w:ascii="仿宋" w:eastAsia="仿宋" w:hAnsi="仿宋" w:hint="eastAsia"/>
+        </w:rPr>
+      </w:pPr>
+      <w:r>
+        <w:rPr>
+          <w:rFonts w:ascii="仿宋" w:eastAsia="仿宋" w:hAnsi="仿宋"/>
+        </w:rPr>
+        <w:t>4. 将系统扩展为可视化教学辅助平台，为教师提供更直观的高相似代码对分析与证据展示功能。</w:t>
+      </w:r>
+    </w:p>
+    <w:p>
+      <w:pPr>
+        <w:spacing w:line="360" w:lineRule="auto"/>
+        <w:rPr>
+          <w:rFonts w:ascii="仿宋" w:eastAsia="仿宋" w:hAnsi="仿宋" w:hint="eastAsia"/>
+        </w:rPr>
+      </w:pPr>
+      <w:r>
+        <w:rPr>
+          <w:rFonts w:ascii="仿宋" w:eastAsia="仿宋" w:hAnsi="仿宋"/>
+        </w:rPr>
+        <w:br w:type="page"/>
+      </w:r>
+    </w:p>
+    <w:p>
+      <w:pPr>
+        <w:pStyle w:val="aff6"/>
+        <w:rPr>
+          <w:rFonts w:hint="eastAsia"/>
+        </w:rPr>
+      </w:pPr>
+      <w:bookmarkStart w:id="29" w:name="_Toc227755232"/>
+      <w:r>
+        <w:rPr>
+          <w:rFonts w:ascii="Times New Roman" w:hAnsi="Times New Roman"/>
+        </w:rPr>
+        <w:lastRenderedPageBreak/>
+        <w:t>参考文献</w:t>
+      </w:r>
+      <w:bookmarkEnd w:id="29"/>
+    </w:p>
+    <w:p>
+      <w:pPr>
+        <w:rPr>
+          <w:rFonts w:eastAsia="仿宋"/>
+        </w:rPr>
+      </w:pPr>
+    </w:p>
+    <w:p>
+      <w:pPr>
+        <w:spacing w:line="360" w:lineRule="auto"/>
         <w:rPr>
           <w:rFonts w:ascii="仿宋" w:eastAsia="仿宋" w:hAnsi="仿宋" w:hint="eastAsia"/>
           <w:sz w:val="21"/>
@@ -7355,460 +11847,30 @@
           <w:sz w:val="21"/>
           <w:szCs w:val="21"/>
         </w:rPr>
-        <w:t>表3. 模型对比实验结果</w:t>
-      </w:r>
-    </w:p>
-    <w:tbl>
-      <w:tblPr>
-        <w:tblStyle w:val="afc"/>
-        <w:tblW w:w="0" w:type="auto"/>
-        <w:tblLook w:val="04A0" w:firstRow="1" w:lastRow="0" w:firstColumn="1" w:lastColumn="0" w:noHBand="0" w:noVBand="1"/>
-      </w:tblPr>
-      <w:tblGrid>
-        <w:gridCol w:w="1803"/>
-        <w:gridCol w:w="1465"/>
-        <w:gridCol w:w="1467"/>
-        <w:gridCol w:w="1442"/>
-        <w:gridCol w:w="1425"/>
-        <w:gridCol w:w="1459"/>
-      </w:tblGrid>
-      <w:tr>
-        <w:tc>
-          <w:tcPr>
-            <w:tcW w:w="1512" w:type="dxa"/>
-          </w:tcPr>
-          <w:p>
-            <w:r>
-              <w:rPr>
-                <w:sz w:val="21"/>
-              </w:rPr>
-              <w:t>method</w:t>
-            </w:r>
-          </w:p>
-        </w:tc>
-        <w:tc>
-          <w:tcPr>
-            <w:tcW w:w="1512" w:type="dxa"/>
-          </w:tcPr>
-          <w:p>
-            <w:r>
-              <w:rPr>
-                <w:sz w:val="21"/>
-              </w:rPr>
-              <w:t>accuracy</w:t>
-            </w:r>
-          </w:p>
-        </w:tc>
-        <w:tc>
-          <w:tcPr>
-            <w:tcW w:w="1512" w:type="dxa"/>
-          </w:tcPr>
-          <w:p>
-            <w:r>
-              <w:rPr>
-                <w:sz w:val="21"/>
-              </w:rPr>
-              <w:t>precision</w:t>
-            </w:r>
-          </w:p>
-        </w:tc>
-        <w:tc>
-          <w:tcPr>
-            <w:tcW w:w="1512" w:type="dxa"/>
-          </w:tcPr>
-          <w:p>
-            <w:r>
-              <w:rPr>
-                <w:sz w:val="21"/>
-              </w:rPr>
-              <w:t>recall</w:t>
-            </w:r>
-          </w:p>
-        </w:tc>
-        <w:tc>
-          <w:tcPr>
-            <w:tcW w:w="1512" w:type="dxa"/>
-          </w:tcPr>
-          <w:p>
-            <w:r>
-              <w:rPr>
-                <w:sz w:val="21"/>
-              </w:rPr>
-              <w:t>f1</w:t>
-            </w:r>
-          </w:p>
-        </w:tc>
-        <w:tc>
-          <w:tcPr>
-            <w:tcW w:w="1512" w:type="dxa"/>
-          </w:tcPr>
-          <w:p>
-            <w:r>
-              <w:rPr>
-                <w:sz w:val="21"/>
-              </w:rPr>
-              <w:t>roc_auc</w:t>
-            </w:r>
-          </w:p>
-        </w:tc>
-      </w:tr>
-      <w:tr>
-        <w:tc>
-          <w:tcPr>
-            <w:tcW w:w="1512" w:type="dxa"/>
-          </w:tcPr>
-          <w:p>
-            <w:r>
-              <w:rPr>
-                <w:sz w:val="21"/>
-              </w:rPr>
-              <w:t>rule_baseline</w:t>
-            </w:r>
-          </w:p>
-        </w:tc>
-        <w:tc>
-          <w:tcPr>
-            <w:tcW w:w="1512" w:type="dxa"/>
-          </w:tcPr>
-          <w:p>
-            <w:r>
-              <w:rPr>
-                <w:sz w:val="21"/>
-              </w:rPr>
-              <w:t>1.0</w:t>
-            </w:r>
-          </w:p>
-        </w:tc>
-        <w:tc>
-          <w:tcPr>
-            <w:tcW w:w="1512" w:type="dxa"/>
-          </w:tcPr>
-          <w:p>
-            <w:r>
-              <w:rPr>
-                <w:sz w:val="21"/>
-              </w:rPr>
-              <w:t>1.0</w:t>
-            </w:r>
-          </w:p>
-        </w:tc>
-        <w:tc>
-          <w:tcPr>
-            <w:tcW w:w="1512" w:type="dxa"/>
-          </w:tcPr>
-          <w:p>
-            <w:r>
-              <w:rPr>
-                <w:sz w:val="21"/>
-              </w:rPr>
-              <w:t>1.0</w:t>
-            </w:r>
-          </w:p>
-        </w:tc>
-        <w:tc>
-          <w:tcPr>
-            <w:tcW w:w="1512" w:type="dxa"/>
-          </w:tcPr>
-          <w:p>
-            <w:r>
-              <w:rPr>
-                <w:sz w:val="21"/>
-              </w:rPr>
-              <w:t>1.0</w:t>
-            </w:r>
-          </w:p>
-        </w:tc>
-        <w:tc>
-          <w:tcPr>
-            <w:tcW w:w="1512" w:type="dxa"/>
-          </w:tcPr>
-          <w:p>
-            <w:r>
-              <w:rPr>
-                <w:sz w:val="21"/>
-              </w:rPr>
-              <w:t>1.0</w:t>
-            </w:r>
-          </w:p>
-        </w:tc>
-      </w:tr>
-      <w:tr>
-        <w:tc>
-          <w:tcPr>
-            <w:tcW w:w="1512" w:type="dxa"/>
-          </w:tcPr>
-          <w:p>
-            <w:r>
-              <w:rPr>
-                <w:sz w:val="21"/>
-              </w:rPr>
-              <w:t>logistic_regression</w:t>
-            </w:r>
-          </w:p>
-        </w:tc>
-        <w:tc>
-          <w:tcPr>
-            <w:tcW w:w="1512" w:type="dxa"/>
-          </w:tcPr>
-          <w:p>
-            <w:r>
-              <w:rPr>
-                <w:sz w:val="21"/>
-              </w:rPr>
-              <w:t>1.0</w:t>
-            </w:r>
-          </w:p>
-        </w:tc>
-        <w:tc>
-          <w:tcPr>
-            <w:tcW w:w="1512" w:type="dxa"/>
-          </w:tcPr>
-          <w:p>
-            <w:r>
-              <w:rPr>
-                <w:sz w:val="21"/>
-              </w:rPr>
-              <w:t>1.0</w:t>
-            </w:r>
-          </w:p>
-        </w:tc>
-        <w:tc>
-          <w:tcPr>
-            <w:tcW w:w="1512" w:type="dxa"/>
-          </w:tcPr>
-          <w:p>
-            <w:r>
-              <w:rPr>
-                <w:sz w:val="21"/>
-              </w:rPr>
-              <w:t>1.0</w:t>
-            </w:r>
-          </w:p>
-        </w:tc>
-        <w:tc>
-          <w:tcPr>
-            <w:tcW w:w="1512" w:type="dxa"/>
-          </w:tcPr>
-          <w:p>
-            <w:r>
-              <w:rPr>
-                <w:sz w:val="21"/>
-              </w:rPr>
-              <w:t>1.0</w:t>
-            </w:r>
-          </w:p>
-        </w:tc>
-        <w:tc>
-          <w:tcPr>
-            <w:tcW w:w="1512" w:type="dxa"/>
-          </w:tcPr>
-          <w:p>
-            <w:r>
-              <w:rPr>
-                <w:sz w:val="21"/>
-              </w:rPr>
-              <w:t>1.0</w:t>
-            </w:r>
-          </w:p>
-        </w:tc>
-      </w:tr>
-      <w:tr>
-        <w:tc>
-          <w:tcPr>
-            <w:tcW w:w="1512" w:type="dxa"/>
-          </w:tcPr>
-          <w:p>
-            <w:r>
-              <w:rPr>
-                <w:sz w:val="21"/>
-              </w:rPr>
-              <w:t>random_forest</w:t>
-            </w:r>
-          </w:p>
-        </w:tc>
-        <w:tc>
-          <w:tcPr>
-            <w:tcW w:w="1512" w:type="dxa"/>
-          </w:tcPr>
-          <w:p>
-            <w:r>
-              <w:rPr>
-                <w:sz w:val="21"/>
-              </w:rPr>
-              <w:t>1.0</w:t>
-            </w:r>
-          </w:p>
-        </w:tc>
-        <w:tc>
-          <w:tcPr>
-            <w:tcW w:w="1512" w:type="dxa"/>
-          </w:tcPr>
-          <w:p>
-            <w:r>
-              <w:rPr>
-                <w:sz w:val="21"/>
-              </w:rPr>
-              <w:t>1.0</w:t>
-            </w:r>
-          </w:p>
-        </w:tc>
-        <w:tc>
-          <w:tcPr>
-            <w:tcW w:w="1512" w:type="dxa"/>
-          </w:tcPr>
-          <w:p>
-            <w:r>
-              <w:rPr>
-                <w:sz w:val="21"/>
-              </w:rPr>
-              <w:t>1.0</w:t>
-            </w:r>
-          </w:p>
-        </w:tc>
-        <w:tc>
-          <w:tcPr>
-            <w:tcW w:w="1512" w:type="dxa"/>
-          </w:tcPr>
-          <w:p>
-            <w:r>
-              <w:rPr>
-                <w:sz w:val="21"/>
-              </w:rPr>
-              <w:t>1.0</w:t>
-            </w:r>
-          </w:p>
-        </w:tc>
-        <w:tc>
-          <w:tcPr>
-            <w:tcW w:w="1512" w:type="dxa"/>
-          </w:tcPr>
-          <w:p>
-            <w:r>
-              <w:rPr>
-                <w:sz w:val="21"/>
-              </w:rPr>
-              <w:t>1.0</w:t>
-            </w:r>
-          </w:p>
-        </w:tc>
-      </w:tr>
-    </w:tbl>
-    <w:p>
-      <w:pPr>
-        <w:pStyle w:val="a9"/>
-        <w:spacing w:line="360" w:lineRule="auto"/>
-        <w:ind w:firstLine="420"/>
-        <w:rPr>
-          <w:rFonts w:eastAsia="仿宋"/>
+        <w:t xml:space="preserve">[1] </w:t>
+      </w:r>
+      <w:proofErr w:type="gramStart"/>
+      <w:r>
+        <w:rPr>
+          <w:rFonts w:ascii="仿宋" w:eastAsia="仿宋" w:hAnsi="仿宋"/>
           <w:sz w:val="21"/>
-        </w:rPr>
-      </w:pPr>
-      <w:r>
-        <w:rPr>
-          <w:rFonts w:eastAsia="仿宋"/>
+          <w:szCs w:val="21"/>
+        </w:rPr>
+        <w:t>吴贺</w:t>
+      </w:r>
+      <w:proofErr w:type="gramEnd"/>
+      <w:r>
+        <w:rPr>
+          <w:rFonts w:ascii="仿宋" w:eastAsia="仿宋" w:hAnsi="仿宋"/>
           <w:sz w:val="21"/>
-        </w:rPr>
-        <w:t>数据来源：本系统模型对比实验结果</w:t>
-      </w:r>
-    </w:p>
-    <w:p>
-      <w:pPr>
-        <w:pStyle w:val="a9"/>
-        <w:spacing w:line="360" w:lineRule="auto"/>
-        <w:rPr>
-          <w:rFonts w:hint="eastAsia"/>
-        </w:rPr>
-      </w:pPr>
-    </w:p>
-    <w:p>
-      <w:pPr>
-        <w:spacing w:line="360" w:lineRule="auto"/>
-      </w:pPr>
-      <w:r>
-        <w:rPr>
-          <w:rFonts w:eastAsia="仿宋"/>
-        </w:rPr>
-        <w:t>尽管如此，该实验仍具有一定参考价值。首先，规则基线可作为系统最基础的比较对象；其次，逻辑回归和随机森林表明人工设计特征能够支持传统监督分类建模；最后，对比实验说明在当前特征体系下，随机森林更适合作为后续严格实验的主模型。为了降低</w:t>
-      </w:r>
-      <w:r>
-        <w:rPr>
-          <w:rFonts w:eastAsia="仿宋"/>
-        </w:rPr>
-        <w:t>“</w:t>
-      </w:r>
-      <w:r>
-        <w:rPr>
-          <w:rFonts w:eastAsia="仿宋"/>
-        </w:rPr>
-        <w:t>标签规则与模型特征同源</w:t>
-      </w:r>
-      <w:r>
-        <w:rPr>
-          <w:rFonts w:eastAsia="仿宋"/>
-        </w:rPr>
-        <w:t>”</w:t>
-      </w:r>
-      <w:r>
-        <w:rPr>
-          <w:rFonts w:eastAsia="仿宋"/>
-        </w:rPr>
-        <w:t>带来的影响，后文还进一步给出了去除</w:t>
-      </w:r>
-      <w:r>
-        <w:rPr>
-          <w:rFonts w:eastAsia="仿宋"/>
-        </w:rPr>
-        <w:t xml:space="preserve"> base_similarity </w:t>
-      </w:r>
-      <w:r>
-        <w:rPr>
-          <w:rFonts w:eastAsia="仿宋"/>
-        </w:rPr>
-        <w:t>特征的消融实验、按题目划分的严格泛化实验以及人工辅助复核分析。</w:t>
-      </w:r>
-    </w:p>
-    <w:p>
-      <w:pPr>
-        <w:pStyle w:val="a"/>
-        <w:spacing w:line="360" w:lineRule="auto"/>
-        <w:rPr>
-          <w:rFonts w:ascii="仿宋" w:hAnsi="仿宋" w:hint="eastAsia"/>
-        </w:rPr>
-      </w:pPr>
-      <w:bookmarkStart w:id="22" w:name="_Toc227755225"/>
-      <w:r>
-        <w:rPr>
-          <w:rFonts w:ascii="仿宋" w:hAnsi="仿宋"/>
-        </w:rPr>
-        <w:t>特征消融实验</w:t>
-      </w:r>
-      <w:bookmarkEnd w:id="22"/>
-    </w:p>
-    <w:p>
-      <w:pPr>
-        <w:spacing w:line="360" w:lineRule="auto"/>
-        <w:rPr>
-          <w:rFonts w:ascii="仿宋" w:eastAsia="仿宋" w:hAnsi="仿宋"/>
-        </w:rPr>
-      </w:pPr>
-      <w:r>
-        <w:rPr>
-          <w:rFonts w:ascii="仿宋" w:eastAsia="仿宋" w:hAnsi="仿宋"/>
-        </w:rPr>
-        <w:t>为分析不同特征对模型性能的影响，本文进一步进行了特征消融实验，分别考察完整特征、去除基础相似度、去除 Token Jaccard、去除序列相似度、去除结构特征以及仅保留基础相似度等情况。消融实验结果见表4。</w:t>
-      </w:r>
-    </w:p>
-    <w:p>
-      <w:pPr>
-        <w:spacing w:line="360" w:lineRule="auto"/>
-        <w:rPr>
-          <w:rFonts w:ascii="仿宋" w:eastAsia="仿宋" w:hAnsi="仿宋" w:hint="eastAsia"/>
-        </w:rPr>
-      </w:pPr>
-    </w:p>
-    <w:p>
-      <w:pPr>
-        <w:pStyle w:val="a7"/>
+          <w:szCs w:val="21"/>
+        </w:rPr>
+        <w:t>. 前后端解耦模式及开发[J]. 计算机系统应用, 2017, 26(2): 217-221.</w:t>
+      </w:r>
+    </w:p>
+    <w:p>
+      <w:pPr>
+        <w:spacing w:line="360" w:lineRule="auto"/>
         <w:rPr>
           <w:rFonts w:ascii="仿宋" w:eastAsia="仿宋" w:hAnsi="仿宋" w:hint="eastAsia"/>
           <w:sz w:val="21"/>
@@ -7821,673 +11883,12 @@
           <w:sz w:val="21"/>
           <w:szCs w:val="21"/>
         </w:rPr>
-        <w:t>表4. 特征消融实验结果</w:t>
-      </w:r>
-    </w:p>
-    <w:tbl>
-      <w:tblPr>
-        <w:tblStyle w:val="afc"/>
-        <w:tblW w:w="0" w:type="auto"/>
-        <w:tblLook w:val="04A0" w:firstRow="1" w:lastRow="0" w:firstColumn="1" w:lastColumn="0" w:noHBand="0" w:noVBand="1"/>
-      </w:tblPr>
-      <w:tblGrid>
-        <w:gridCol w:w="2075"/>
-        <w:gridCol w:w="1543"/>
-        <w:gridCol w:w="1623"/>
-        <w:gridCol w:w="574"/>
-        <w:gridCol w:w="1623"/>
-        <w:gridCol w:w="1623"/>
-      </w:tblGrid>
-      <w:tr>
-        <w:tc>
-          <w:tcPr>
-            <w:tcW w:w="1512" w:type="dxa"/>
-          </w:tcPr>
-          <w:p>
-            <w:r>
-              <w:rPr>
-                <w:sz w:val="21"/>
-              </w:rPr>
-              <w:t>ablation</w:t>
-            </w:r>
-          </w:p>
-        </w:tc>
-        <w:tc>
-          <w:tcPr>
-            <w:tcW w:w="1512" w:type="dxa"/>
-          </w:tcPr>
-          <w:p>
-            <w:r>
-              <w:rPr>
-                <w:sz w:val="21"/>
-              </w:rPr>
-              <w:t>accuracy</w:t>
-            </w:r>
-          </w:p>
-        </w:tc>
-        <w:tc>
-          <w:tcPr>
-            <w:tcW w:w="1512" w:type="dxa"/>
-          </w:tcPr>
-          <w:p>
-            <w:r>
-              <w:rPr>
-                <w:sz w:val="21"/>
-              </w:rPr>
-              <w:t>precision</w:t>
-            </w:r>
-          </w:p>
-        </w:tc>
-        <w:tc>
-          <w:tcPr>
-            <w:tcW w:w="1512" w:type="dxa"/>
-          </w:tcPr>
-          <w:p>
-            <w:r>
-              <w:rPr>
-                <w:sz w:val="21"/>
-              </w:rPr>
-              <w:t>recall</w:t>
-            </w:r>
-          </w:p>
-        </w:tc>
-        <w:tc>
-          <w:tcPr>
-            <w:tcW w:w="1512" w:type="dxa"/>
-          </w:tcPr>
-          <w:p>
-            <w:r>
-              <w:rPr>
-                <w:sz w:val="21"/>
-              </w:rPr>
-              <w:t>f1</w:t>
-            </w:r>
-          </w:p>
-        </w:tc>
-        <w:tc>
-          <w:tcPr>
-            <w:tcW w:w="1512" w:type="dxa"/>
-          </w:tcPr>
-          <w:p>
-            <w:r>
-              <w:rPr>
-                <w:sz w:val="21"/>
-              </w:rPr>
-              <w:t>roc_auc</w:t>
-            </w:r>
-          </w:p>
-        </w:tc>
-      </w:tr>
-      <w:tr>
-        <w:tc>
-          <w:tcPr>
-            <w:tcW w:w="1512" w:type="dxa"/>
-          </w:tcPr>
-          <w:p>
-            <w:r>
-              <w:rPr>
-                <w:sz w:val="21"/>
-              </w:rPr>
-              <w:t>full_features</w:t>
-            </w:r>
-          </w:p>
-        </w:tc>
-        <w:tc>
-          <w:tcPr>
-            <w:tcW w:w="1512" w:type="dxa"/>
-          </w:tcPr>
-          <w:p>
-            <w:r>
-              <w:rPr>
-                <w:sz w:val="21"/>
-              </w:rPr>
-              <w:t>1.0</w:t>
-            </w:r>
-          </w:p>
-        </w:tc>
-        <w:tc>
-          <w:tcPr>
-            <w:tcW w:w="1512" w:type="dxa"/>
-          </w:tcPr>
-          <w:p>
-            <w:r>
-              <w:rPr>
-                <w:sz w:val="21"/>
-              </w:rPr>
-              <w:t>1.0</w:t>
-            </w:r>
-          </w:p>
-        </w:tc>
-        <w:tc>
-          <w:tcPr>
-            <w:tcW w:w="1512" w:type="dxa"/>
-          </w:tcPr>
-          <w:p>
-            <w:r>
-              <w:rPr>
-                <w:sz w:val="21"/>
-              </w:rPr>
-              <w:t>1.0</w:t>
-            </w:r>
-          </w:p>
-        </w:tc>
-        <w:tc>
-          <w:tcPr>
-            <w:tcW w:w="1512" w:type="dxa"/>
-          </w:tcPr>
-          <w:p>
-            <w:r>
-              <w:rPr>
-                <w:sz w:val="21"/>
-              </w:rPr>
-              <w:t>1.0</w:t>
-            </w:r>
-          </w:p>
-        </w:tc>
-        <w:tc>
-          <w:tcPr>
-            <w:tcW w:w="1512" w:type="dxa"/>
-          </w:tcPr>
-          <w:p>
-            <w:r>
-              <w:rPr>
-                <w:sz w:val="21"/>
-              </w:rPr>
-              <w:t>1.0</w:t>
-            </w:r>
-          </w:p>
-        </w:tc>
-      </w:tr>
-      <w:tr>
-        <w:tc>
-          <w:tcPr>
-            <w:tcW w:w="1512" w:type="dxa"/>
-          </w:tcPr>
-          <w:p>
-            <w:r>
-              <w:rPr>
-                <w:sz w:val="21"/>
-              </w:rPr>
-              <w:t>without_base_similarity</w:t>
-            </w:r>
-          </w:p>
-        </w:tc>
-        <w:tc>
-          <w:tcPr>
-            <w:tcW w:w="1512" w:type="dxa"/>
-          </w:tcPr>
-          <w:p>
-            <w:r>
-              <w:rPr>
-                <w:sz w:val="21"/>
-              </w:rPr>
-              <w:t>0.999949867147942</w:t>
-            </w:r>
-          </w:p>
-        </w:tc>
-        <w:tc>
-          <w:tcPr>
-            <w:tcW w:w="1512" w:type="dxa"/>
-          </w:tcPr>
-          <w:p>
-            <w:r>
-              <w:rPr>
-                <w:sz w:val="21"/>
-              </w:rPr>
-              <w:t>0.9991311902693312</w:t>
-            </w:r>
-          </w:p>
-        </w:tc>
-        <w:tc>
-          <w:tcPr>
-            <w:tcW w:w="1512" w:type="dxa"/>
-          </w:tcPr>
-          <w:p>
-            <w:r>
-              <w:rPr>
-                <w:sz w:val="21"/>
-              </w:rPr>
-              <w:t>1.0</w:t>
-            </w:r>
-          </w:p>
-        </w:tc>
-        <w:tc>
-          <w:tcPr>
-            <w:tcW w:w="1512" w:type="dxa"/>
-          </w:tcPr>
-          <w:p>
-            <w:r>
-              <w:rPr>
-                <w:sz w:val="21"/>
-              </w:rPr>
-              <w:t>0.9995654063450674</w:t>
-            </w:r>
-          </w:p>
-        </w:tc>
-        <w:tc>
-          <w:tcPr>
-            <w:tcW w:w="1512" w:type="dxa"/>
-          </w:tcPr>
-          <w:p>
-            <w:r>
-              <w:rPr>
-                <w:sz w:val="21"/>
-              </w:rPr>
-              <w:t>0.9999999074782978</w:t>
-            </w:r>
-          </w:p>
-        </w:tc>
-      </w:tr>
-      <w:tr>
-        <w:tc>
-          <w:tcPr>
-            <w:tcW w:w="1512" w:type="dxa"/>
-          </w:tcPr>
-          <w:p>
-            <w:r>
-              <w:rPr>
-                <w:sz w:val="21"/>
-              </w:rPr>
-              <w:t>without_token_jaccard</w:t>
-            </w:r>
-          </w:p>
-        </w:tc>
-        <w:tc>
-          <w:tcPr>
-            <w:tcW w:w="1512" w:type="dxa"/>
-          </w:tcPr>
-          <w:p>
-            <w:r>
-              <w:rPr>
-                <w:sz w:val="21"/>
-              </w:rPr>
-              <w:t>1.0</w:t>
-            </w:r>
-          </w:p>
-        </w:tc>
-        <w:tc>
-          <w:tcPr>
-            <w:tcW w:w="1512" w:type="dxa"/>
-          </w:tcPr>
-          <w:p>
-            <w:r>
-              <w:rPr>
-                <w:sz w:val="21"/>
-              </w:rPr>
-              <w:t>1.0</w:t>
-            </w:r>
-          </w:p>
-        </w:tc>
-        <w:tc>
-          <w:tcPr>
-            <w:tcW w:w="1512" w:type="dxa"/>
-          </w:tcPr>
-          <w:p>
-            <w:r>
-              <w:rPr>
-                <w:sz w:val="21"/>
-              </w:rPr>
-              <w:t>1.0</w:t>
-            </w:r>
-          </w:p>
-        </w:tc>
-        <w:tc>
-          <w:tcPr>
-            <w:tcW w:w="1512" w:type="dxa"/>
-          </w:tcPr>
-          <w:p>
-            <w:r>
-              <w:rPr>
-                <w:sz w:val="21"/>
-              </w:rPr>
-              <w:t>1.0</w:t>
-            </w:r>
-          </w:p>
-        </w:tc>
-        <w:tc>
-          <w:tcPr>
-            <w:tcW w:w="1512" w:type="dxa"/>
-          </w:tcPr>
-          <w:p>
-            <w:r>
-              <w:rPr>
-                <w:sz w:val="21"/>
-              </w:rPr>
-              <w:t>1.0</w:t>
-            </w:r>
-          </w:p>
-        </w:tc>
-      </w:tr>
-      <w:tr>
-        <w:tc>
-          <w:tcPr>
-            <w:tcW w:w="1512" w:type="dxa"/>
-          </w:tcPr>
-          <w:p>
-            <w:r>
-              <w:rPr>
-                <w:sz w:val="21"/>
-              </w:rPr>
-              <w:t>without_sequence_similarity</w:t>
-            </w:r>
-          </w:p>
-        </w:tc>
-        <w:tc>
-          <w:tcPr>
-            <w:tcW w:w="1512" w:type="dxa"/>
-          </w:tcPr>
-          <w:p>
-            <w:r>
-              <w:rPr>
-                <w:sz w:val="21"/>
-              </w:rPr>
-              <w:t>1.0</w:t>
-            </w:r>
-          </w:p>
-        </w:tc>
-        <w:tc>
-          <w:tcPr>
-            <w:tcW w:w="1512" w:type="dxa"/>
-          </w:tcPr>
-          <w:p>
-            <w:r>
-              <w:rPr>
-                <w:sz w:val="21"/>
-              </w:rPr>
-              <w:t>1.0</w:t>
-            </w:r>
-          </w:p>
-        </w:tc>
-        <w:tc>
-          <w:tcPr>
-            <w:tcW w:w="1512" w:type="dxa"/>
-          </w:tcPr>
-          <w:p>
-            <w:r>
-              <w:rPr>
-                <w:sz w:val="21"/>
-              </w:rPr>
-              <w:t>1.0</w:t>
-            </w:r>
-          </w:p>
-        </w:tc>
-        <w:tc>
-          <w:tcPr>
-            <w:tcW w:w="1512" w:type="dxa"/>
-          </w:tcPr>
-          <w:p>
-            <w:r>
-              <w:rPr>
-                <w:sz w:val="21"/>
-              </w:rPr>
-              <w:t>1.0</w:t>
-            </w:r>
-          </w:p>
-        </w:tc>
-        <w:tc>
-          <w:tcPr>
-            <w:tcW w:w="1512" w:type="dxa"/>
-          </w:tcPr>
-          <w:p>
-            <w:r>
-              <w:rPr>
-                <w:sz w:val="21"/>
-              </w:rPr>
-              <w:t>1.0</w:t>
-            </w:r>
-          </w:p>
-        </w:tc>
-      </w:tr>
-      <w:tr>
-        <w:tc>
-          <w:tcPr>
-            <w:tcW w:w="1512" w:type="dxa"/>
-          </w:tcPr>
-          <w:p>
-            <w:r>
-              <w:rPr>
-                <w:sz w:val="21"/>
-              </w:rPr>
-              <w:t>without_structure_features</w:t>
-            </w:r>
-          </w:p>
-        </w:tc>
-        <w:tc>
-          <w:tcPr>
-            <w:tcW w:w="1512" w:type="dxa"/>
-          </w:tcPr>
-          <w:p>
-            <w:r>
-              <w:rPr>
-                <w:sz w:val="21"/>
-              </w:rPr>
-              <w:t>1.0</w:t>
-            </w:r>
-          </w:p>
-        </w:tc>
-        <w:tc>
-          <w:tcPr>
-            <w:tcW w:w="1512" w:type="dxa"/>
-          </w:tcPr>
-          <w:p>
-            <w:r>
-              <w:rPr>
-                <w:sz w:val="21"/>
-              </w:rPr>
-              <w:t>1.0</w:t>
-            </w:r>
-          </w:p>
-        </w:tc>
-        <w:tc>
-          <w:tcPr>
-            <w:tcW w:w="1512" w:type="dxa"/>
-          </w:tcPr>
-          <w:p>
-            <w:r>
-              <w:rPr>
-                <w:sz w:val="21"/>
-              </w:rPr>
-              <w:t>1.0</w:t>
-            </w:r>
-          </w:p>
-        </w:tc>
-        <w:tc>
-          <w:tcPr>
-            <w:tcW w:w="1512" w:type="dxa"/>
-          </w:tcPr>
-          <w:p>
-            <w:r>
-              <w:rPr>
-                <w:sz w:val="21"/>
-              </w:rPr>
-              <w:t>1.0</w:t>
-            </w:r>
-          </w:p>
-        </w:tc>
-        <w:tc>
-          <w:tcPr>
-            <w:tcW w:w="1512" w:type="dxa"/>
-          </w:tcPr>
-          <w:p>
-            <w:r>
-              <w:rPr>
-                <w:sz w:val="21"/>
-              </w:rPr>
-              <w:t>1.0</w:t>
-            </w:r>
-          </w:p>
-        </w:tc>
-      </w:tr>
-      <w:tr>
-        <w:tc>
-          <w:tcPr>
-            <w:tcW w:w="1512" w:type="dxa"/>
-          </w:tcPr>
-          <w:p>
-            <w:r>
-              <w:rPr>
-                <w:sz w:val="21"/>
-              </w:rPr>
-              <w:t>base_similarity_only</w:t>
-            </w:r>
-          </w:p>
-        </w:tc>
-        <w:tc>
-          <w:tcPr>
-            <w:tcW w:w="1512" w:type="dxa"/>
-          </w:tcPr>
-          <w:p>
-            <w:r>
-              <w:rPr>
-                <w:sz w:val="21"/>
-              </w:rPr>
-              <w:t>1.0</w:t>
-            </w:r>
-          </w:p>
-        </w:tc>
-        <w:tc>
-          <w:tcPr>
-            <w:tcW w:w="1512" w:type="dxa"/>
-          </w:tcPr>
-          <w:p>
-            <w:r>
-              <w:rPr>
-                <w:sz w:val="21"/>
-              </w:rPr>
-              <w:t>1.0</w:t>
-            </w:r>
-          </w:p>
-        </w:tc>
-        <w:tc>
-          <w:tcPr>
-            <w:tcW w:w="1512" w:type="dxa"/>
-          </w:tcPr>
-          <w:p>
-            <w:r>
-              <w:rPr>
-                <w:sz w:val="21"/>
-              </w:rPr>
-              <w:t>1.0</w:t>
-            </w:r>
-          </w:p>
-        </w:tc>
-        <w:tc>
-          <w:tcPr>
-            <w:tcW w:w="1512" w:type="dxa"/>
-          </w:tcPr>
-          <w:p>
-            <w:r>
-              <w:rPr>
-                <w:sz w:val="21"/>
-              </w:rPr>
-              <w:t>1.0</w:t>
-            </w:r>
-          </w:p>
-        </w:tc>
-        <w:tc>
-          <w:tcPr>
-            <w:tcW w:w="1512" w:type="dxa"/>
-          </w:tcPr>
-          <w:p>
-            <w:r>
-              <w:rPr>
-                <w:sz w:val="21"/>
-              </w:rPr>
-              <w:t>1.0</w:t>
-            </w:r>
-          </w:p>
-        </w:tc>
-      </w:tr>
-    </w:tbl>
-    <w:p>
-      <w:pPr>
-        <w:pStyle w:val="a9"/>
-        <w:ind w:firstLine="420"/>
-        <w:rPr>
-          <w:rFonts w:eastAsia="仿宋"/>
-          <w:sz w:val="21"/>
-        </w:rPr>
-      </w:pPr>
-      <w:r>
-        <w:rPr>
-          <w:rFonts w:eastAsia="仿宋"/>
-          <w:sz w:val="21"/>
-        </w:rPr>
-        <w:t>数据来源：本系统特征消融实验结果</w:t>
-      </w:r>
-    </w:p>
-    <w:p>
-      <w:pPr>
-        <w:pStyle w:val="a9"/>
-        <w:ind w:firstLine="420"/>
-        <w:rPr>
-          <w:rFonts w:hint="eastAsia"/>
-        </w:rPr>
-      </w:pPr>
-    </w:p>
-    <w:p>
-      <w:pPr>
-        <w:spacing w:line="360" w:lineRule="auto"/>
-        <w:rPr>
-          <w:rFonts w:ascii="仿宋" w:eastAsia="仿宋" w:hAnsi="仿宋"/>
-        </w:rPr>
-      </w:pPr>
-      <w:r>
-        <w:rPr>
-          <w:rFonts w:ascii="仿宋" w:eastAsia="仿宋" w:hAnsi="仿宋"/>
-        </w:rPr>
-        <w:t>实验结果显示，完整特征集对应的模型表现最好；当去除 base_similarity 后，模型性能仅出现较小幅度下降，说明除基础相似度外，Token 序列、词法统计和结构差异等特征同样能够提供有效判别信息。与此同时，仅使用 base_similarity 也能取得较</w:t>
-      </w:r>
-      <w:r>
-        <w:rPr>
-          <w:rFonts w:ascii="仿宋" w:eastAsia="仿宋" w:hAnsi="仿宋"/>
-        </w:rPr>
-        <w:lastRenderedPageBreak/>
-        <w:t>高结果，说明规则相似度本身已经具有较强的区分能力。综合来看，本文所设计的多维特征体系具有一定互补性，并在当前弱监督环境下表现出较好的稳定性。</w:t>
-      </w:r>
-    </w:p>
-    <w:p>
-      <w:pPr>
-        <w:pStyle w:val="a"/>
-        <w:spacing w:line="360" w:lineRule="auto"/>
-        <w:rPr>
-          <w:rFonts w:ascii="仿宋" w:hAnsi="仿宋" w:hint="eastAsia"/>
-        </w:rPr>
-      </w:pPr>
-      <w:bookmarkStart w:id="23" w:name="_Toc227755226"/>
-      <w:r>
-        <w:rPr>
-          <w:rFonts w:ascii="仿宋" w:hAnsi="仿宋"/>
-        </w:rPr>
-        <w:t>更严格的按题目划分泛化实验</w:t>
-      </w:r>
-      <w:bookmarkEnd w:id="23"/>
-    </w:p>
-    <w:p>
-      <w:pPr>
-        <w:spacing w:line="360" w:lineRule="auto"/>
-        <w:rPr>
-          <w:rFonts w:ascii="仿宋" w:eastAsia="仿宋" w:hAnsi="仿宋"/>
-        </w:rPr>
-      </w:pPr>
-      <w:r>
-        <w:rPr>
-          <w:rFonts w:ascii="仿宋" w:eastAsia="仿宋" w:hAnsi="仿宋"/>
-        </w:rPr>
-        <w:t>为避免仅在随机划分样本条件下得到过高评价，本文进一步设计了更严格的泛化实验：训练集和测试集不再随机按代码对划分，而是按题目划分；同时移除 base_similarity 特征，减少标签与特征同源带来的影响；实验对象继续采用跨用户过滤后的样本。严格泛化实验结果见表5。</w:t>
-      </w:r>
-    </w:p>
-    <w:p>
-      <w:pPr>
-        <w:spacing w:line="360" w:lineRule="auto"/>
-        <w:rPr>
-          <w:rFonts w:ascii="仿宋" w:eastAsia="仿宋" w:hAnsi="仿宋" w:hint="eastAsia"/>
-        </w:rPr>
-      </w:pPr>
-    </w:p>
-    <w:p>
-      <w:pPr>
-        <w:pStyle w:val="a7"/>
+        <w:t>[2] 李智慧. 大型网站技术架构[M]. 北京: 电子工业出版社, 2013.</w:t>
+      </w:r>
+    </w:p>
+    <w:p>
+      <w:pPr>
+        <w:spacing w:line="360" w:lineRule="auto"/>
         <w:rPr>
           <w:rFonts w:ascii="仿宋" w:eastAsia="仿宋" w:hAnsi="仿宋" w:hint="eastAsia"/>
           <w:sz w:val="21"/>
@@ -8500,374 +11901,11 @@
           <w:sz w:val="21"/>
           <w:szCs w:val="21"/>
         </w:rPr>
-        <w:t>表5. 按题目划分的严格泛化实验结果</w:t>
-      </w:r>
-    </w:p>
-    <w:tbl>
-      <w:tblPr>
-        <w:tblStyle w:val="afc"/>
-        <w:tblW w:w="0" w:type="auto"/>
-        <w:tblLook w:val="04A0" w:firstRow="1" w:lastRow="0" w:firstColumn="1" w:lastColumn="0" w:noHBand="0" w:noVBand="1"/>
-      </w:tblPr>
-      <w:tblGrid>
-        <w:gridCol w:w="834"/>
-        <w:gridCol w:w="845"/>
-        <w:gridCol w:w="798"/>
-        <w:gridCol w:w="804"/>
-        <w:gridCol w:w="757"/>
-        <w:gridCol w:w="1143"/>
-        <w:gridCol w:w="1143"/>
-        <w:gridCol w:w="451"/>
-        <w:gridCol w:w="1143"/>
-        <w:gridCol w:w="1143"/>
-      </w:tblGrid>
-      <w:tr>
-        <w:tc>
-          <w:tcPr>
-            <w:tcW w:w="907" w:type="dxa"/>
-          </w:tcPr>
-          <w:p>
-            <w:r>
-              <w:rPr>
-                <w:sz w:val="21"/>
-              </w:rPr>
-              <w:t>model_type</w:t>
-            </w:r>
-          </w:p>
-        </w:tc>
-        <w:tc>
-          <w:tcPr>
-            <w:tcW w:w="907" w:type="dxa"/>
-          </w:tcPr>
-          <w:p>
-            <w:r>
-              <w:rPr>
-                <w:sz w:val="21"/>
-              </w:rPr>
-              <w:t>train_activities</w:t>
-            </w:r>
-          </w:p>
-        </w:tc>
-        <w:tc>
-          <w:tcPr>
-            <w:tcW w:w="907" w:type="dxa"/>
-          </w:tcPr>
-          <w:p>
-            <w:r>
-              <w:rPr>
-                <w:sz w:val="21"/>
-              </w:rPr>
-              <w:t>test_activities</w:t>
-            </w:r>
-          </w:p>
-        </w:tc>
-        <w:tc>
-          <w:tcPr>
-            <w:tcW w:w="907" w:type="dxa"/>
-          </w:tcPr>
-          <w:p>
-            <w:r>
-              <w:rPr>
-                <w:sz w:val="21"/>
-              </w:rPr>
-              <w:t>train_samples</w:t>
-            </w:r>
-          </w:p>
-        </w:tc>
-        <w:tc>
-          <w:tcPr>
-            <w:tcW w:w="907" w:type="dxa"/>
-          </w:tcPr>
-          <w:p>
-            <w:r>
-              <w:rPr>
-                <w:sz w:val="21"/>
-              </w:rPr>
-              <w:t>test_samples</w:t>
-            </w:r>
-          </w:p>
-        </w:tc>
-        <w:tc>
-          <w:tcPr>
-            <w:tcW w:w="907" w:type="dxa"/>
-          </w:tcPr>
-          <w:p>
-            <w:r>
-              <w:rPr>
-                <w:sz w:val="21"/>
-              </w:rPr>
-              <w:t>accuracy</w:t>
-            </w:r>
-          </w:p>
-        </w:tc>
-        <w:tc>
-          <w:tcPr>
-            <w:tcW w:w="907" w:type="dxa"/>
-          </w:tcPr>
-          <w:p>
-            <w:r>
-              <w:rPr>
-                <w:sz w:val="21"/>
-              </w:rPr>
-              <w:t>precision</w:t>
-            </w:r>
-          </w:p>
-        </w:tc>
-        <w:tc>
-          <w:tcPr>
-            <w:tcW w:w="907" w:type="dxa"/>
-          </w:tcPr>
-          <w:p>
-            <w:r>
-              <w:rPr>
-                <w:sz w:val="21"/>
-              </w:rPr>
-              <w:t>recall</w:t>
-            </w:r>
-          </w:p>
-        </w:tc>
-        <w:tc>
-          <w:tcPr>
-            <w:tcW w:w="907" w:type="dxa"/>
-          </w:tcPr>
-          <w:p>
-            <w:r>
-              <w:rPr>
-                <w:sz w:val="21"/>
-              </w:rPr>
-              <w:t>f1</w:t>
-            </w:r>
-          </w:p>
-        </w:tc>
-        <w:tc>
-          <w:tcPr>
-            <w:tcW w:w="907" w:type="dxa"/>
-          </w:tcPr>
-          <w:p>
-            <w:r>
-              <w:rPr>
-                <w:sz w:val="21"/>
-              </w:rPr>
-              <w:t>roc_auc</w:t>
-            </w:r>
-          </w:p>
-        </w:tc>
-      </w:tr>
-      <w:tr>
-        <w:tc>
-          <w:tcPr>
-            <w:tcW w:w="907" w:type="dxa"/>
-          </w:tcPr>
-          <w:p>
-            <w:r>
-              <w:rPr>
-                <w:sz w:val="21"/>
-              </w:rPr>
-              <w:t>random_forest</w:t>
-            </w:r>
-          </w:p>
-        </w:tc>
-        <w:tc>
-          <w:tcPr>
-            <w:tcW w:w="907" w:type="dxa"/>
-          </w:tcPr>
-          <w:p>
-            <w:r>
-              <w:rPr>
-                <w:sz w:val="21"/>
-              </w:rPr>
-              <w:t>68</w:t>
-            </w:r>
-          </w:p>
-        </w:tc>
-        <w:tc>
-          <w:tcPr>
-            <w:tcW w:w="907" w:type="dxa"/>
-          </w:tcPr>
-          <w:p>
-            <w:r>
-              <w:rPr>
-                <w:sz w:val="21"/>
-              </w:rPr>
-              <w:t>30</w:t>
-            </w:r>
-          </w:p>
-        </w:tc>
-        <w:tc>
-          <w:tcPr>
-            <w:tcW w:w="907" w:type="dxa"/>
-          </w:tcPr>
-          <w:p>
-            <w:r>
-              <w:rPr>
-                <w:sz w:val="21"/>
-              </w:rPr>
-              <w:t>48152</w:t>
-            </w:r>
-          </w:p>
-        </w:tc>
-        <w:tc>
-          <w:tcPr>
-            <w:tcW w:w="907" w:type="dxa"/>
-          </w:tcPr>
-          <w:p>
-            <w:r>
-              <w:rPr>
-                <w:sz w:val="21"/>
-              </w:rPr>
-              <w:t>19947</w:t>
-            </w:r>
-          </w:p>
-        </w:tc>
-        <w:tc>
-          <w:tcPr>
-            <w:tcW w:w="907" w:type="dxa"/>
-          </w:tcPr>
-          <w:p>
-            <w:r>
-              <w:rPr>
-                <w:sz w:val="21"/>
-              </w:rPr>
-              <w:t>0.9999498671479421</w:t>
-            </w:r>
-          </w:p>
-        </w:tc>
-        <w:tc>
-          <w:tcPr>
-            <w:tcW w:w="907" w:type="dxa"/>
-          </w:tcPr>
-          <w:p>
-            <w:r>
-              <w:rPr>
-                <w:sz w:val="21"/>
-              </w:rPr>
-              <w:t>0.9991311902693311</w:t>
-            </w:r>
-          </w:p>
-        </w:tc>
-        <w:tc>
-          <w:tcPr>
-            <w:tcW w:w="907" w:type="dxa"/>
-          </w:tcPr>
-          <w:p>
-            <w:r>
-              <w:rPr>
-                <w:sz w:val="21"/>
-              </w:rPr>
-              <w:t>1.0</w:t>
-            </w:r>
-          </w:p>
-        </w:tc>
-        <w:tc>
-          <w:tcPr>
-            <w:tcW w:w="907" w:type="dxa"/>
-          </w:tcPr>
-          <w:p>
-            <w:r>
-              <w:rPr>
-                <w:sz w:val="21"/>
-              </w:rPr>
-              <w:t>0.9995654063450674</w:t>
-            </w:r>
-          </w:p>
-        </w:tc>
-        <w:tc>
-          <w:tcPr>
-            <w:tcW w:w="907" w:type="dxa"/>
-          </w:tcPr>
-          <w:p>
-            <w:r>
-              <w:rPr>
-                <w:sz w:val="21"/>
-              </w:rPr>
-              <w:t>0.9999999074782978</w:t>
-            </w:r>
-          </w:p>
-        </w:tc>
-      </w:tr>
-    </w:tbl>
-    <w:p>
-      <w:pPr>
-        <w:pStyle w:val="a9"/>
-        <w:ind w:firstLine="420"/>
-        <w:rPr>
-          <w:rFonts w:eastAsia="仿宋"/>
-          <w:sz w:val="21"/>
-        </w:rPr>
-      </w:pPr>
-      <w:r>
-        <w:rPr>
-          <w:rFonts w:eastAsia="仿宋"/>
-          <w:sz w:val="21"/>
-        </w:rPr>
-        <w:t>数据来源：本系统严格泛化实验结果</w:t>
-      </w:r>
-    </w:p>
-    <w:p>
-      <w:pPr>
-        <w:pStyle w:val="a9"/>
-        <w:ind w:firstLine="420"/>
-        <w:rPr>
-          <w:rFonts w:hint="eastAsia"/>
-        </w:rPr>
-      </w:pPr>
-    </w:p>
-    <w:p>
-      <w:pPr>
-        <w:spacing w:line="360" w:lineRule="auto"/>
-        <w:rPr>
-          <w:rFonts w:ascii="仿宋" w:eastAsia="仿宋" w:hAnsi="仿宋"/>
-        </w:rPr>
-      </w:pPr>
-      <w:r>
-        <w:rPr>
-          <w:rFonts w:ascii="仿宋" w:eastAsia="仿宋" w:hAnsi="仿宋"/>
-        </w:rPr>
-        <w:t>实验结果表明，在 68 个训练题目和 30 个测试题目条件下，随机森林模型在 48152 个训练样本和 19947 个测试样本上取得了较高性能，其中准确率为 0.99995，精确率为 0.99913，召回率为 1.00000，F1 值为 0.99957，ROC-AUC 为 0.9999999。虽然这些指标仍然较高，但相较于直接保留 base_similarity 特征的闭环评估，该实验从题目划分和特征约束两个方面降低了评价偏乐观的风险。该结果说明，本文设计的特征不仅能够在同一题目环境下发挥作用，也能够在一定程度上迁移到未参与训练的新题目上，因此可以作为论文中相对更具代表性的自动化评估结果。</w:t>
-      </w:r>
-    </w:p>
-    <w:p>
-      <w:pPr>
-        <w:pStyle w:val="a"/>
-        <w:spacing w:line="360" w:lineRule="auto"/>
-        <w:rPr>
-          <w:rFonts w:ascii="仿宋" w:hAnsi="仿宋" w:hint="eastAsia"/>
-        </w:rPr>
-      </w:pPr>
-      <w:bookmarkStart w:id="24" w:name="_Toc227755227"/>
-      <w:r>
-        <w:rPr>
-          <w:rFonts w:ascii="仿宋" w:hAnsi="仿宋"/>
-        </w:rPr>
-        <w:t>人工辅助复核分析</w:t>
-      </w:r>
-      <w:bookmarkEnd w:id="24"/>
-    </w:p>
-    <w:p>
-      <w:pPr>
-        <w:spacing w:line="360" w:lineRule="auto"/>
-        <w:rPr>
-          <w:rFonts w:ascii="仿宋" w:eastAsia="仿宋" w:hAnsi="仿宋"/>
-        </w:rPr>
-      </w:pPr>
-      <w:r>
-        <w:rPr>
-          <w:rFonts w:ascii="仿宋" w:eastAsia="仿宋" w:hAnsi="仿宋"/>
-        </w:rPr>
-        <w:t>为了进一步验证高相似结果的合理性，本文首先在跨用户过滤后的高相似代码对中抽取 100 组样本进行人工辅助复核。复核过程中，结合代码片段、题目信息和多项相似度特征，对样本进行二次确认。统计结果显示，已完成复核的 100 组样本中，人工确认相似数量为 100，人工判断不相似数量为 0，人工确认率为 100.00%，抽样样本平均模型相似度为 0.9996，平均基础相似度为 0.9398。人工辅助复核统计结果见表6。结合抽查结果可以发现，这些样本即使在变量名、类名或局部代码组织方式上存在差异，其核心算法流程、关键结构和输入输出处理逻辑仍表现出较高一致性。</w:t>
-      </w:r>
-    </w:p>
-    <w:p>
-      <w:pPr>
-        <w:spacing w:line="360" w:lineRule="auto"/>
-        <w:rPr>
-          <w:rFonts w:ascii="仿宋" w:eastAsia="仿宋" w:hAnsi="仿宋" w:hint="eastAsia"/>
-        </w:rPr>
-      </w:pPr>
-    </w:p>
-    <w:p>
-      <w:pPr>
-        <w:pStyle w:val="a7"/>
+        <w:t>[3] 王斌, 张海军. 程序代码相似度检测研究综述[J]. 计算机工程与应用, 相关年份后续可按学校数据库检索补全.</w:t>
+      </w:r>
+    </w:p>
+    <w:p>
+      <w:pPr>
         <w:spacing w:line="360" w:lineRule="auto"/>
         <w:rPr>
           <w:rFonts w:ascii="仿宋" w:eastAsia="仿宋" w:hAnsi="仿宋" w:hint="eastAsia"/>
@@ -8881,1083 +11919,223 @@
           <w:sz w:val="21"/>
           <w:szCs w:val="21"/>
         </w:rPr>
-        <w:lastRenderedPageBreak/>
-        <w:t>表6. 高分样本人工辅助复核统计结果</w:t>
-      </w:r>
-    </w:p>
-    <w:tbl>
-      <w:tblPr>
-        <w:tblStyle w:val="afc"/>
-        <w:tblW w:w="0" w:type="auto"/>
-        <w:tblLook w:val="04A0" w:firstRow="1" w:lastRow="0" w:firstColumn="1" w:lastColumn="0" w:noHBand="0" w:noVBand="1"/>
-      </w:tblPr>
-      <w:tblGrid>
-        <w:gridCol w:w="4530"/>
-        <w:gridCol w:w="4531"/>
-      </w:tblGrid>
-      <w:tr>
-        <w:tc>
-          <w:tcPr>
-            <w:tcW w:w="4535" w:type="dxa"/>
-          </w:tcPr>
-          <w:p>
-            <w:r>
-              <w:rPr>
-                <w:sz w:val="21"/>
-              </w:rPr>
-              <w:t>指标</w:t>
-            </w:r>
-          </w:p>
-        </w:tc>
-        <w:tc>
-          <w:tcPr>
-            <w:tcW w:w="4535" w:type="dxa"/>
-          </w:tcPr>
-          <w:p>
-            <w:r>
-              <w:rPr>
-                <w:sz w:val="21"/>
-              </w:rPr>
-              <w:t>数值</w:t>
-            </w:r>
-          </w:p>
-        </w:tc>
-      </w:tr>
-      <w:tr>
-        <w:tc>
-          <w:tcPr>
-            <w:tcW w:w="4535" w:type="dxa"/>
-          </w:tcPr>
-          <w:p>
-            <w:r>
-              <w:rPr>
-                <w:sz w:val="21"/>
-              </w:rPr>
-              <w:t>抽样总数</w:t>
-            </w:r>
-          </w:p>
-        </w:tc>
-        <w:tc>
-          <w:tcPr>
-            <w:tcW w:w="4535" w:type="dxa"/>
-          </w:tcPr>
-          <w:p>
-            <w:r>
-              <w:rPr>
-                <w:sz w:val="21"/>
-              </w:rPr>
-              <w:t>100.0</w:t>
-            </w:r>
-          </w:p>
-        </w:tc>
-      </w:tr>
-      <w:tr>
-        <w:tc>
-          <w:tcPr>
-            <w:tcW w:w="4535" w:type="dxa"/>
-          </w:tcPr>
-          <w:p>
-            <w:r>
-              <w:rPr>
-                <w:sz w:val="21"/>
-              </w:rPr>
-              <w:t>已复核数量</w:t>
-            </w:r>
-          </w:p>
-        </w:tc>
-        <w:tc>
-          <w:tcPr>
-            <w:tcW w:w="4535" w:type="dxa"/>
-          </w:tcPr>
-          <w:p>
-            <w:r>
-              <w:rPr>
-                <w:sz w:val="21"/>
-              </w:rPr>
-              <w:t>100.0</w:t>
-            </w:r>
-          </w:p>
-        </w:tc>
-      </w:tr>
-      <w:tr>
-        <w:tc>
-          <w:tcPr>
-            <w:tcW w:w="4535" w:type="dxa"/>
-          </w:tcPr>
-          <w:p>
-            <w:r>
-              <w:rPr>
-                <w:sz w:val="21"/>
-              </w:rPr>
-              <w:t>待复核数量</w:t>
-            </w:r>
-          </w:p>
-        </w:tc>
-        <w:tc>
-          <w:tcPr>
-            <w:tcW w:w="4535" w:type="dxa"/>
-          </w:tcPr>
-          <w:p>
-            <w:r>
-              <w:rPr>
-                <w:sz w:val="21"/>
-              </w:rPr>
-              <w:t>0.0</w:t>
-            </w:r>
-          </w:p>
-        </w:tc>
-      </w:tr>
-      <w:tr>
-        <w:tc>
-          <w:tcPr>
-            <w:tcW w:w="4535" w:type="dxa"/>
-          </w:tcPr>
-          <w:p>
-            <w:r>
-              <w:rPr>
-                <w:sz w:val="21"/>
-              </w:rPr>
-              <w:t>人工确认相似数量</w:t>
-            </w:r>
-          </w:p>
-        </w:tc>
-        <w:tc>
-          <w:tcPr>
-            <w:tcW w:w="4535" w:type="dxa"/>
-          </w:tcPr>
-          <w:p>
-            <w:r>
-              <w:rPr>
-                <w:sz w:val="21"/>
-              </w:rPr>
-              <w:t>100.0</w:t>
-            </w:r>
-          </w:p>
-        </w:tc>
-      </w:tr>
-      <w:tr>
-        <w:tc>
-          <w:tcPr>
-            <w:tcW w:w="4535" w:type="dxa"/>
-          </w:tcPr>
-          <w:p>
-            <w:r>
-              <w:rPr>
-                <w:sz w:val="21"/>
-              </w:rPr>
-              <w:t>人工判断不相似数量</w:t>
-            </w:r>
-          </w:p>
-        </w:tc>
-        <w:tc>
-          <w:tcPr>
-            <w:tcW w:w="4535" w:type="dxa"/>
-          </w:tcPr>
-          <w:p>
-            <w:r>
-              <w:rPr>
-                <w:sz w:val="21"/>
-              </w:rPr>
-              <w:t>0.0</w:t>
-            </w:r>
-          </w:p>
-        </w:tc>
-      </w:tr>
-      <w:tr>
-        <w:tc>
-          <w:tcPr>
-            <w:tcW w:w="4535" w:type="dxa"/>
-          </w:tcPr>
-          <w:p>
-            <w:r>
-              <w:rPr>
-                <w:sz w:val="21"/>
-              </w:rPr>
-              <w:t>人工判断不确定数量</w:t>
-            </w:r>
-          </w:p>
-        </w:tc>
-        <w:tc>
-          <w:tcPr>
-            <w:tcW w:w="4535" w:type="dxa"/>
-          </w:tcPr>
-          <w:p>
-            <w:r>
-              <w:rPr>
-                <w:sz w:val="21"/>
-              </w:rPr>
-              <w:t>0.0</w:t>
-            </w:r>
-          </w:p>
-        </w:tc>
-      </w:tr>
-      <w:tr>
-        <w:tc>
-          <w:tcPr>
-            <w:tcW w:w="4535" w:type="dxa"/>
-          </w:tcPr>
-          <w:p>
-            <w:r>
-              <w:rPr>
-                <w:sz w:val="21"/>
-              </w:rPr>
-              <w:t>人工确认率</w:t>
-            </w:r>
-          </w:p>
-        </w:tc>
-        <w:tc>
-          <w:tcPr>
-            <w:tcW w:w="4535" w:type="dxa"/>
-          </w:tcPr>
-          <w:p>
-            <w:r>
-              <w:rPr>
-                <w:sz w:val="21"/>
-              </w:rPr>
-              <w:t>1.0</w:t>
-            </w:r>
-          </w:p>
-        </w:tc>
-      </w:tr>
-      <w:tr>
-        <w:tc>
-          <w:tcPr>
-            <w:tcW w:w="4535" w:type="dxa"/>
-          </w:tcPr>
-          <w:p>
-            <w:r>
-              <w:rPr>
-                <w:sz w:val="21"/>
-              </w:rPr>
-              <w:t>人工否定率</w:t>
-            </w:r>
-          </w:p>
-        </w:tc>
-        <w:tc>
-          <w:tcPr>
-            <w:tcW w:w="4535" w:type="dxa"/>
-          </w:tcPr>
-          <w:p>
-            <w:r>
-              <w:rPr>
-                <w:sz w:val="21"/>
-              </w:rPr>
-              <w:t>0.0</w:t>
-            </w:r>
-          </w:p>
-        </w:tc>
-      </w:tr>
-      <w:tr>
-        <w:tc>
-          <w:tcPr>
-            <w:tcW w:w="4535" w:type="dxa"/>
-          </w:tcPr>
-          <w:p>
-            <w:r>
-              <w:rPr>
-                <w:sz w:val="21"/>
-              </w:rPr>
-              <w:t>人工不确定率</w:t>
-            </w:r>
-          </w:p>
-        </w:tc>
-        <w:tc>
-          <w:tcPr>
-            <w:tcW w:w="4535" w:type="dxa"/>
-          </w:tcPr>
-          <w:p>
-            <w:r>
-              <w:rPr>
-                <w:sz w:val="21"/>
-              </w:rPr>
-              <w:t>0.0</w:t>
-            </w:r>
-          </w:p>
-        </w:tc>
-      </w:tr>
-      <w:tr>
-        <w:tc>
-          <w:tcPr>
-            <w:tcW w:w="4535" w:type="dxa"/>
-          </w:tcPr>
-          <w:p>
-            <w:r>
-              <w:rPr>
-                <w:sz w:val="21"/>
-              </w:rPr>
-              <w:t>平均模型相似度</w:t>
-            </w:r>
-          </w:p>
-        </w:tc>
-        <w:tc>
-          <w:tcPr>
-            <w:tcW w:w="4535" w:type="dxa"/>
-          </w:tcPr>
-          <w:p>
-            <w:r>
-              <w:rPr>
-                <w:sz w:val="21"/>
-              </w:rPr>
-              <w:t>0.9996</w:t>
-            </w:r>
-          </w:p>
-        </w:tc>
-      </w:tr>
-      <w:tr>
-        <w:tc>
-          <w:tcPr>
-            <w:tcW w:w="4535" w:type="dxa"/>
-          </w:tcPr>
-          <w:p>
-            <w:r>
-              <w:rPr>
-                <w:sz w:val="21"/>
-              </w:rPr>
-              <w:t>平均基础相似度</w:t>
-            </w:r>
-          </w:p>
-        </w:tc>
-        <w:tc>
-          <w:tcPr>
-            <w:tcW w:w="4535" w:type="dxa"/>
-          </w:tcPr>
-          <w:p>
-            <w:r>
-              <w:rPr>
-                <w:sz w:val="21"/>
-              </w:rPr>
-              <w:t>0.9398</w:t>
-            </w:r>
-          </w:p>
-        </w:tc>
-      </w:tr>
-    </w:tbl>
-    <w:p>
-      <w:pPr>
-        <w:pStyle w:val="a9"/>
-        <w:ind w:firstLine="420"/>
-        <w:rPr>
-          <w:rFonts w:eastAsia="仿宋"/>
+        <w:t xml:space="preserve">[4] </w:t>
+      </w:r>
+      <w:proofErr w:type="gramStart"/>
+      <w:r>
+        <w:rPr>
+          <w:rFonts w:ascii="仿宋" w:eastAsia="仿宋" w:hAnsi="仿宋"/>
           <w:sz w:val="21"/>
-        </w:rPr>
-      </w:pPr>
-      <w:r>
-        <w:rPr>
-          <w:rFonts w:eastAsia="仿宋"/>
+          <w:szCs w:val="21"/>
+        </w:rPr>
+        <w:t>许令波</w:t>
+      </w:r>
+      <w:proofErr w:type="gramEnd"/>
+      <w:r>
+        <w:rPr>
+          <w:rFonts w:ascii="仿宋" w:eastAsia="仿宋" w:hAnsi="仿宋"/>
           <w:sz w:val="21"/>
-        </w:rPr>
-        <w:t>数据来源：本系统高分样本人工辅助复核结果</w:t>
-      </w:r>
-    </w:p>
-    <w:p>
-      <w:pPr>
-        <w:pStyle w:val="a9"/>
-        <w:ind w:firstLine="420"/>
-        <w:rPr>
-          <w:rFonts w:hint="eastAsia"/>
-        </w:rPr>
-      </w:pPr>
-    </w:p>
-    <w:p>
-      <w:pPr>
-        <w:spacing w:line="360" w:lineRule="auto"/>
-        <w:rPr>
-          <w:rFonts w:ascii="仿宋" w:eastAsia="仿宋" w:hAnsi="仿宋"/>
-        </w:rPr>
-      </w:pPr>
-      <w:r>
-        <w:rPr>
-          <w:rFonts w:ascii="仿宋" w:eastAsia="仿宋" w:hAnsi="仿宋"/>
-        </w:rPr>
-        <w:t>需要说明的是，上述人工复核主要针对高分样本，能够较好反映系统在高置信输出区域的命中质量，但对中间分数区间和低分区间的误报、漏报情况解释有限。为此，本文在系统实现中进一步补充了基于全量打分结果的分层人工复核抽样机制：系统先导出全部候选代码对的模型得分，再从高分、中间分数、低分三个区间分别抽取样本，构造更均衡的人工验证表。该机制能够为后续进一步扩展人工标注数据集提供工具支持，也有助于在答辩或后续研究中更全面地分析模型在不同分数区间的可靠性。</w:t>
-      </w:r>
-    </w:p>
-    <w:p>
-      <w:pPr>
-        <w:spacing w:line="360" w:lineRule="auto"/>
-        <w:rPr>
-          <w:rFonts w:ascii="仿宋" w:eastAsia="仿宋" w:hAnsi="仿宋"/>
-        </w:rPr>
-      </w:pPr>
-      <w:r>
-        <w:rPr>
-          <w:rFonts w:ascii="仿宋" w:eastAsia="仿宋" w:hAnsi="仿宋"/>
-        </w:rPr>
-        <w:t>因此，本文对人工复核结果的解释采取两层口径：一方面，现有高分样本复核结果表明系统输出的高置信候选具有较高合理性；另一方面，新增的分层抽样流程为后续补充更严格、更全面的人工验证奠定了基础。虽然本文尚未完成大规模分层人工标注，但这一改进有助于降低仅依赖高分样本抽查所带来的结论偏乐观风险。</w:t>
-      </w:r>
-    </w:p>
-    <w:p>
-      <w:pPr>
-        <w:pStyle w:val="a"/>
-        <w:spacing w:line="360" w:lineRule="auto"/>
-        <w:rPr>
-          <w:rFonts w:ascii="仿宋" w:hAnsi="仿宋" w:hint="eastAsia"/>
-        </w:rPr>
-      </w:pPr>
-      <w:bookmarkStart w:id="25" w:name="_Toc227755228"/>
-      <w:r>
-        <w:rPr>
-          <w:rFonts w:ascii="仿宋" w:hAnsi="仿宋"/>
-        </w:rPr>
-        <w:t>结果分析与讨论</w:t>
-      </w:r>
-      <w:bookmarkEnd w:id="25"/>
-    </w:p>
-    <w:p>
-      <w:pPr>
-        <w:spacing w:line="360" w:lineRule="auto"/>
-        <w:rPr>
-          <w:rFonts w:ascii="仿宋" w:eastAsia="仿宋" w:hAnsi="仿宋"/>
-        </w:rPr>
-      </w:pPr>
-      <w:r>
-        <w:rPr>
-          <w:rFonts w:ascii="仿宋" w:eastAsia="仿宋" w:hAnsi="仿宋"/>
-        </w:rPr>
-        <w:t>综合实验结果可以得到以下结论。</w:t>
-      </w:r>
-    </w:p>
-    <w:p>
-      <w:pPr>
-        <w:spacing w:line="360" w:lineRule="auto"/>
-        <w:rPr>
-          <w:rFonts w:ascii="仿宋" w:eastAsia="仿宋" w:hAnsi="仿宋"/>
-        </w:rPr>
-      </w:pPr>
-      <w:r>
-        <w:rPr>
-          <w:rFonts w:ascii="仿宋" w:eastAsia="仿宋" w:hAnsi="仿宋"/>
-        </w:rPr>
-        <w:t>第一，本文构建的“预处理 + 特征工程 + 弱监督标签 + 传统机器学习训练”技术路线能够在真实数据集上较稳定地运行，完成从数据处理到高相似代码输出的完整流程。</w:t>
-      </w:r>
-    </w:p>
-    <w:p>
-      <w:pPr>
-        <w:spacing w:line="360" w:lineRule="auto"/>
-        <w:rPr>
-          <w:rFonts w:ascii="仿宋" w:eastAsia="仿宋" w:hAnsi="仿宋"/>
-        </w:rPr>
-      </w:pPr>
-      <w:r>
-        <w:rPr>
-          <w:rFonts w:ascii="仿宋" w:eastAsia="仿宋" w:hAnsi="仿宋"/>
-        </w:rPr>
-        <w:t>第二，跨用户过滤、去除 base_similarity 的严格泛化实验以及人工辅助复核，共同增强了结果可信度，使模型评估更贴近教学查重场景。</w:t>
-      </w:r>
-    </w:p>
-    <w:p>
-      <w:pPr>
-        <w:spacing w:line="360" w:lineRule="auto"/>
-        <w:rPr>
-          <w:rFonts w:ascii="仿宋" w:eastAsia="仿宋" w:hAnsi="仿宋"/>
-        </w:rPr>
-      </w:pPr>
-      <w:r>
-        <w:rPr>
-          <w:rFonts w:ascii="仿宋" w:eastAsia="仿宋" w:hAnsi="仿宋"/>
-        </w:rPr>
-        <w:t>第三，消融实验表明，基础相似度特征、Token 序列特征和结构特征在整体方法中均起到重要作用，特征之间具有一定互补性。</w:t>
-      </w:r>
-    </w:p>
-    <w:p>
-      <w:pPr>
-        <w:spacing w:line="360" w:lineRule="auto"/>
-        <w:rPr>
-          <w:rFonts w:ascii="仿宋" w:eastAsia="仿宋" w:hAnsi="仿宋"/>
-        </w:rPr>
-      </w:pPr>
-      <w:r>
-        <w:rPr>
-          <w:rFonts w:ascii="仿宋" w:eastAsia="仿宋" w:hAnsi="仿宋"/>
-        </w:rPr>
-        <w:lastRenderedPageBreak/>
-        <w:t>第四，当前实验指标整体较高，这一方面说明方法在该数据集上的区分能力较强，另一方面也提示弱监督标签和特征体系之间存在较高一致性。因此，论文在解释实验结果时，不宜简单把伪标签上的满分或近满分指标直接视为真实最终性能，而应将其与更严格的按题目划分实验和人工复核结果结合起来综合讨论。</w:t>
-      </w:r>
-    </w:p>
-    <w:p>
-      <w:pPr>
-        <w:spacing w:line="360" w:lineRule="auto"/>
-        <w:rPr>
-          <w:rFonts w:ascii="仿宋" w:eastAsia="仿宋" w:hAnsi="仿宋"/>
-        </w:rPr>
-      </w:pPr>
-      <w:r>
-        <w:rPr>
-          <w:rFonts w:ascii="仿宋" w:eastAsia="仿宋" w:hAnsi="仿宋"/>
-        </w:rPr>
-        <w:t>第五，新增的分层人工复核抽样机制使人工验证不再局限于最高分样本，有助于后续进一步观察边界样本和低分样本的实际表现。这一改进虽然尚未形成大规模分层标注结果，但已经为论文后续完善和系统继续迭代提供了较为明确的方向。</w:t>
-      </w:r>
-    </w:p>
-    <w:p>
-      <w:pPr>
-        <w:pStyle w:val="aff6"/>
-        <w:jc w:val="left"/>
-        <w:rPr>
-          <w:rFonts w:hint="eastAsia"/>
-        </w:rPr>
-      </w:pPr>
-      <w:bookmarkStart w:id="26" w:name="_Toc227755229"/>
-      <w:r>
-        <w:rPr>
-          <w:rFonts w:ascii="Times New Roman" w:hAnsi="Times New Roman"/>
-        </w:rPr>
-        <w:t>五、总结与展望</w:t>
-      </w:r>
-      <w:bookmarkEnd w:id="26"/>
-    </w:p>
-    <w:p>
-      <w:pPr>
-        <w:pStyle w:val="a"/>
-        <w:spacing w:line="360" w:lineRule="auto"/>
-        <w:rPr>
-          <w:rFonts w:ascii="仿宋" w:hAnsi="仿宋" w:hint="eastAsia"/>
-        </w:rPr>
-      </w:pPr>
-      <w:bookmarkStart w:id="27" w:name="_Toc227755230"/>
-      <w:r>
-        <w:rPr>
-          <w:rFonts w:ascii="仿宋" w:hAnsi="仿宋"/>
-        </w:rPr>
-        <w:t>工作总结</w:t>
-      </w:r>
-      <w:bookmarkEnd w:id="27"/>
-    </w:p>
-    <w:p>
-      <w:pPr>
-        <w:spacing w:line="360" w:lineRule="auto"/>
-        <w:rPr>
-          <w:rFonts w:ascii="仿宋" w:eastAsia="仿宋" w:hAnsi="仿宋"/>
-        </w:rPr>
-      </w:pPr>
-      <w:r>
-        <w:rPr>
-          <w:rFonts w:ascii="仿宋" w:eastAsia="仿宋" w:hAnsi="仿宋"/>
-        </w:rPr>
-        <w:t>本文围绕本科毕业设计“代码相似度算法设计”这一主题，完成了一套基于弱监督训练建模的代码相似度检测系统设计与实现。本文以 DSA Dataset 的 Java 提交数据为基础，完成了数据加载、代码预处理、特征工程、弱监督标签构造、机器学习模型训练、批量预测、实验统计和人工辅助复核等工作。</w:t>
-      </w:r>
-    </w:p>
-    <w:p>
-      <w:pPr>
-        <w:spacing w:line="360" w:lineRule="auto"/>
-        <w:rPr>
-          <w:rFonts w:ascii="仿宋" w:eastAsia="仿宋" w:hAnsi="仿宋"/>
-        </w:rPr>
-      </w:pPr>
-      <w:r>
-        <w:rPr>
-          <w:rFonts w:ascii="仿宋" w:eastAsia="仿宋" w:hAnsi="仿宋"/>
-        </w:rPr>
-        <w:t>在方法设计上，本文选择传统机器学习路线，避免了深度学习方案对算力、标注规模和调参经验的较高要求，更适合本科毕业设计的研究深度与实现周期。实验结果表明，本文提出的方法能够较好识别同题场景下的高相似代码对，并在跨用户与按题目划分等更严格条件下保持相对稳定的表现。</w:t>
-      </w:r>
-    </w:p>
-    <w:p>
-      <w:pPr>
-        <w:spacing w:line="360" w:lineRule="auto"/>
-        <w:rPr>
-          <w:rFonts w:ascii="仿宋" w:eastAsia="仿宋" w:hAnsi="仿宋"/>
-        </w:rPr>
-      </w:pPr>
-      <w:r>
-        <w:rPr>
-          <w:rFonts w:ascii="仿宋" w:eastAsia="仿宋" w:hAnsi="仿宋"/>
-        </w:rPr>
-        <w:t>从工程实现角度看，本文已实现较为完整的命令行工具链，能够支持数据概况查看、训练、预测、对比实验、消融实验、严格泛化实验、人工复核抽样、分层人工复核样本生成和论文统计表生成，为后续论文撰写和答辩展示提供了较完整的实验基础。</w:t>
-      </w:r>
-    </w:p>
-    <w:p>
-      <w:pPr>
-        <w:pStyle w:val="a"/>
-        <w:spacing w:line="360" w:lineRule="auto"/>
-        <w:rPr>
-          <w:rFonts w:ascii="仿宋" w:hAnsi="仿宋" w:hint="eastAsia"/>
-        </w:rPr>
-      </w:pPr>
-      <w:bookmarkStart w:id="28" w:name="_Toc227755231"/>
-      <w:r>
-        <w:rPr>
-          <w:rFonts w:ascii="仿宋" w:hAnsi="仿宋"/>
-        </w:rPr>
-        <w:t>不足与展望</w:t>
-      </w:r>
-      <w:bookmarkEnd w:id="28"/>
-    </w:p>
-    <w:p>
-      <w:pPr>
-        <w:spacing w:line="360" w:lineRule="auto"/>
-        <w:rPr>
-          <w:rFonts w:ascii="仿宋" w:eastAsia="仿宋" w:hAnsi="仿宋"/>
-        </w:rPr>
-      </w:pPr>
-      <w:r>
-        <w:rPr>
-          <w:rFonts w:ascii="仿宋" w:eastAsia="仿宋" w:hAnsi="仿宋"/>
-        </w:rPr>
-        <w:t>尽管本文完成了预期的系统设计与实验分析，但仍存在一些不足。</w:t>
-      </w:r>
-    </w:p>
-    <w:p>
-      <w:pPr>
-        <w:spacing w:line="360" w:lineRule="auto"/>
-        <w:rPr>
-          <w:rFonts w:ascii="仿宋" w:eastAsia="仿宋" w:hAnsi="仿宋"/>
-        </w:rPr>
-      </w:pPr>
-      <w:r>
-        <w:rPr>
-          <w:rFonts w:ascii="仿宋" w:eastAsia="仿宋" w:hAnsi="仿宋"/>
-        </w:rPr>
-        <w:t>第一，本文所使用的训练标签来自弱监督自动构造，而非大规模人工标注，因此实验指标仍受到标签质量和规则特征的一定影响。尤其是在标签构造规则与模型输入特征存在较高一致性时，自动化评价结果可能偏乐观。</w:t>
-      </w:r>
-    </w:p>
-    <w:p>
-      <w:pPr>
-        <w:spacing w:line="360" w:lineRule="auto"/>
-        <w:rPr>
-          <w:rFonts w:ascii="仿宋" w:eastAsia="仿宋" w:hAnsi="仿宋"/>
-        </w:rPr>
-      </w:pPr>
-      <w:r>
-        <w:rPr>
-          <w:rFonts w:ascii="仿宋" w:eastAsia="仿宋" w:hAnsi="仿宋"/>
-        </w:rPr>
-        <w:t>第二，本文主要聚焦于同题内部的代码相似度分析，尚未进一步扩展到跨题目、跨课程或更复杂语义层面的代码相似检测场景。</w:t>
-      </w:r>
-    </w:p>
-    <w:p>
-      <w:pPr>
-        <w:spacing w:line="360" w:lineRule="auto"/>
-        <w:rPr>
-          <w:rFonts w:ascii="仿宋" w:eastAsia="仿宋" w:hAnsi="仿宋"/>
-        </w:rPr>
-      </w:pPr>
-      <w:r>
-        <w:rPr>
-          <w:rFonts w:ascii="仿宋" w:eastAsia="仿宋" w:hAnsi="仿宋"/>
-        </w:rPr>
-        <w:t>第三，本文采用的特征主要基于词法和轻量结构统计，尚未引入抽象语法树、控制流图或预训练代码表示模型，因此在语义层面仍有进一步提升空间。</w:t>
-      </w:r>
-    </w:p>
-    <w:p>
-      <w:pPr>
-        <w:spacing w:line="360" w:lineRule="auto"/>
-        <w:rPr>
-          <w:rFonts w:ascii="仿宋" w:eastAsia="仿宋" w:hAnsi="仿宋"/>
-        </w:rPr>
-      </w:pPr>
-      <w:r>
-        <w:rPr>
-          <w:rFonts w:ascii="仿宋" w:eastAsia="仿宋" w:hAnsi="仿宋"/>
-        </w:rPr>
-        <w:lastRenderedPageBreak/>
-        <w:t>未来可从以下几个方向继续深入研究：</w:t>
-      </w:r>
-    </w:p>
-    <w:p>
-      <w:pPr>
-        <w:spacing w:line="360" w:lineRule="auto"/>
-        <w:rPr>
-          <w:rFonts w:ascii="仿宋" w:eastAsia="仿宋" w:hAnsi="仿宋"/>
-        </w:rPr>
-      </w:pPr>
-      <w:r>
-        <w:rPr>
-          <w:rFonts w:ascii="仿宋" w:eastAsia="仿宋" w:hAnsi="仿宋"/>
-        </w:rPr>
-        <w:t>1. 基于当前已实现的高/中/低分层抽样流程，构建更高质量的人类标注相似代码对数据集，用于更严格监督训练和评价；</w:t>
-      </w:r>
-    </w:p>
-    <w:p>
-      <w:pPr>
-        <w:spacing w:line="360" w:lineRule="auto"/>
-        <w:rPr>
-          <w:rFonts w:ascii="仿宋" w:eastAsia="仿宋" w:hAnsi="仿宋"/>
-        </w:rPr>
-      </w:pPr>
-      <w:r>
-        <w:rPr>
-          <w:rFonts w:ascii="仿宋" w:eastAsia="仿宋" w:hAnsi="仿宋"/>
-        </w:rPr>
-        <w:t>2. 引入 AST、程序图或预训练代码模型，增强对语义层面相似性的表达能力；</w:t>
-      </w:r>
-    </w:p>
-    <w:p>
-      <w:pPr>
-        <w:spacing w:line="360" w:lineRule="auto"/>
-        <w:rPr>
-          <w:rFonts w:ascii="仿宋" w:eastAsia="仿宋" w:hAnsi="仿宋"/>
-        </w:rPr>
-      </w:pPr>
-      <w:r>
-        <w:rPr>
-          <w:rFonts w:ascii="仿宋" w:eastAsia="仿宋" w:hAnsi="仿宋"/>
-        </w:rPr>
-        <w:t>3. 研究更合理的负样本构造与难样本挖掘策略，提升模型区分细粒度相似代码的能力；</w:t>
-      </w:r>
-    </w:p>
-    <w:p>
-      <w:pPr>
-        <w:spacing w:line="360" w:lineRule="auto"/>
-        <w:rPr>
-          <w:rFonts w:ascii="仿宋" w:eastAsia="仿宋" w:hAnsi="仿宋"/>
-        </w:rPr>
-      </w:pPr>
-      <w:r>
-        <w:rPr>
-          <w:rFonts w:ascii="仿宋" w:eastAsia="仿宋" w:hAnsi="仿宋"/>
-        </w:rPr>
-        <w:t>4. 将系统扩展为可视化教学辅助平台，为教师提供更直观的高相似代码对分析与证据展示功能。</w:t>
-      </w:r>
-    </w:p>
-    <w:p>
-      <w:pPr>
-        <w:spacing w:line="360" w:lineRule="auto"/>
-        <w:rPr>
-          <w:rFonts w:ascii="仿宋" w:eastAsia="仿宋" w:hAnsi="仿宋"/>
-        </w:rPr>
-      </w:pPr>
-      <w:r>
-        <w:rPr>
-          <w:rFonts w:ascii="仿宋" w:eastAsia="仿宋" w:hAnsi="仿宋"/>
-        </w:rPr>
-        <w:br w:type="page"/>
-      </w:r>
-    </w:p>
-    <w:p>
-      <w:pPr>
-        <w:pStyle w:val="aff6"/>
-        <w:rPr>
-          <w:rFonts w:hint="eastAsia"/>
-        </w:rPr>
-      </w:pPr>
-      <w:bookmarkStart w:id="29" w:name="_Toc227755232"/>
-      <w:r>
-        <w:rPr>
-          <w:rFonts w:ascii="Times New Roman" w:hAnsi="Times New Roman"/>
-        </w:rPr>
-        <w:lastRenderedPageBreak/>
-        <w:t>参考文献</w:t>
-      </w:r>
-      <w:bookmarkEnd w:id="29"/>
-    </w:p>
-    <w:p>
-      <w:pPr>
-        <w:rPr>
-          <w:rFonts w:eastAsia="仿宋"/>
-        </w:rPr>
-      </w:pPr>
-    </w:p>
-    <w:p>
-      <w:r>
-        <w:rPr>
-          <w:rFonts w:eastAsia="仿宋"/>
-        </w:rPr>
-        <w:t>[1] DSA Dataset[DB/OL]. Zenodo, 2026. Available: https://zenodo.org/records/18136250.</w:t>
-      </w:r>
-    </w:p>
-    <w:p>
-      <w:r>
-        <w:rPr>
-          <w:rFonts w:eastAsia="仿宋"/>
-        </w:rPr>
-        <w:t xml:space="preserve">[2] </w:t>
-      </w:r>
-      <w:r>
-        <w:rPr>
-          <w:rFonts w:eastAsia="仿宋"/>
-        </w:rPr>
-        <w:t>吴贺</w:t>
-      </w:r>
-      <w:r>
-        <w:rPr>
-          <w:rFonts w:eastAsia="仿宋"/>
-        </w:rPr>
-        <w:t xml:space="preserve">. </w:t>
-      </w:r>
-      <w:r>
-        <w:rPr>
-          <w:rFonts w:eastAsia="仿宋"/>
-        </w:rPr>
-        <w:t>前后端解耦模式及开发</w:t>
-      </w:r>
-      <w:r>
-        <w:rPr>
-          <w:rFonts w:eastAsia="仿宋"/>
-        </w:rPr>
-        <w:t xml:space="preserve">[J]. </w:t>
-      </w:r>
-      <w:r>
-        <w:rPr>
-          <w:rFonts w:eastAsia="仿宋"/>
-        </w:rPr>
-        <w:t>计算机系统应用</w:t>
-      </w:r>
-      <w:r>
-        <w:rPr>
-          <w:rFonts w:eastAsia="仿宋"/>
-        </w:rPr>
-        <w:t>, 2017, 26(2): 217-221.</w:t>
-      </w:r>
-    </w:p>
-    <w:p>
-      <w:r>
-        <w:rPr>
-          <w:rFonts w:eastAsia="仿宋"/>
-        </w:rPr>
-        <w:t xml:space="preserve">[3] </w:t>
-      </w:r>
-      <w:r>
-        <w:rPr>
-          <w:rFonts w:eastAsia="仿宋"/>
-        </w:rPr>
-        <w:t>李智慧</w:t>
-      </w:r>
-      <w:r>
-        <w:rPr>
-          <w:rFonts w:eastAsia="仿宋"/>
-        </w:rPr>
-        <w:t xml:space="preserve">. </w:t>
-      </w:r>
-      <w:r>
-        <w:rPr>
-          <w:rFonts w:eastAsia="仿宋"/>
-        </w:rPr>
-        <w:t>大型网站技术架构</w:t>
-      </w:r>
-      <w:r>
-        <w:rPr>
-          <w:rFonts w:eastAsia="仿宋"/>
-        </w:rPr>
-        <w:t xml:space="preserve">[M]. </w:t>
-      </w:r>
-      <w:r>
-        <w:rPr>
-          <w:rFonts w:eastAsia="仿宋"/>
-        </w:rPr>
-        <w:t>北京</w:t>
-      </w:r>
-      <w:r>
-        <w:rPr>
-          <w:rFonts w:eastAsia="仿宋"/>
-        </w:rPr>
-        <w:t xml:space="preserve">: </w:t>
-      </w:r>
-      <w:r>
-        <w:rPr>
-          <w:rFonts w:eastAsia="仿宋"/>
-        </w:rPr>
-        <w:t>电子工业出版社</w:t>
-      </w:r>
-      <w:r>
-        <w:rPr>
-          <w:rFonts w:eastAsia="仿宋"/>
-        </w:rPr>
-        <w:t>, 2013.</w:t>
-      </w:r>
-    </w:p>
-    <w:p>
-      <w:r>
-        <w:rPr>
-          <w:rFonts w:eastAsia="仿宋"/>
-        </w:rPr>
-        <w:t xml:space="preserve">[4] </w:t>
-      </w:r>
-      <w:r>
-        <w:rPr>
-          <w:rFonts w:eastAsia="仿宋"/>
-        </w:rPr>
-        <w:t>许令波</w:t>
-      </w:r>
-      <w:r>
-        <w:rPr>
-          <w:rFonts w:eastAsia="仿宋"/>
-        </w:rPr>
-        <w:t xml:space="preserve">. </w:t>
-      </w:r>
-      <w:r>
-        <w:rPr>
-          <w:rFonts w:eastAsia="仿宋"/>
-        </w:rPr>
-        <w:t>深入分析</w:t>
-      </w:r>
-      <w:r>
-        <w:rPr>
-          <w:rFonts w:eastAsia="仿宋"/>
-        </w:rPr>
-        <w:t>Java Web</w:t>
-      </w:r>
-      <w:r>
-        <w:rPr>
-          <w:rFonts w:eastAsia="仿宋"/>
-        </w:rPr>
-        <w:t>技术内幕</w:t>
-      </w:r>
-      <w:r>
-        <w:rPr>
-          <w:rFonts w:eastAsia="仿宋"/>
-        </w:rPr>
-        <w:t xml:space="preserve">: </w:t>
-      </w:r>
-      <w:r>
-        <w:rPr>
-          <w:rFonts w:eastAsia="仿宋"/>
-        </w:rPr>
-        <w:t>第</w:t>
-      </w:r>
-      <w:r>
-        <w:rPr>
-          <w:rFonts w:eastAsia="仿宋"/>
-        </w:rPr>
-        <w:t>2</w:t>
-      </w:r>
-      <w:r>
-        <w:rPr>
-          <w:rFonts w:eastAsia="仿宋"/>
-        </w:rPr>
-        <w:t>版</w:t>
-      </w:r>
-      <w:r>
-        <w:rPr>
-          <w:rFonts w:eastAsia="仿宋"/>
-        </w:rPr>
-        <w:t xml:space="preserve">[M]. </w:t>
-      </w:r>
-      <w:r>
-        <w:rPr>
-          <w:rFonts w:eastAsia="仿宋"/>
-        </w:rPr>
-        <w:t>北京</w:t>
-      </w:r>
-      <w:r>
-        <w:rPr>
-          <w:rFonts w:eastAsia="仿宋"/>
-        </w:rPr>
-        <w:t xml:space="preserve">: </w:t>
-      </w:r>
-      <w:r>
-        <w:rPr>
-          <w:rFonts w:eastAsia="仿宋"/>
-        </w:rPr>
-        <w:t>电子工业出版社</w:t>
-      </w:r>
-      <w:r>
-        <w:rPr>
-          <w:rFonts w:eastAsia="仿宋"/>
-        </w:rPr>
-        <w:t>, 2014.</w:t>
-      </w:r>
-    </w:p>
-    <w:p>
-      <w:r>
-        <w:rPr>
-          <w:rFonts w:eastAsia="仿宋"/>
-        </w:rPr>
-        <w:t>[5] Breiman L. Random Forests[J]. Machine Learning, 2001, 45(1): 5-32.</w:t>
-      </w:r>
-    </w:p>
-    <w:p>
-      <w:r>
-        <w:rPr>
-          <w:rFonts w:eastAsia="仿宋"/>
-        </w:rPr>
-        <w:t>[6] Ratner A, Bach S, Ehrenberg H, et al. Snorkel: Rapid Training Data Creation with Weak Supervision[J]. Proceedings of the VLDB Endowment, 2017, 11(3): 269-282.</w:t>
-      </w:r>
-    </w:p>
-    <w:p>
-      <w:r>
-        <w:rPr>
-          <w:rFonts w:eastAsia="仿宋"/>
-        </w:rPr>
-        <w:t>[7] Jurafsky D, Martin J H. Speech and Language Processing[M]. 3rd draft ed. 2023.</w:t>
-      </w:r>
-    </w:p>
-    <w:p>
-      <w:r>
-        <w:rPr>
-          <w:rFonts w:eastAsia="仿宋"/>
+          <w:szCs w:val="21"/>
+        </w:rPr>
+        <w:t>. 深入分析Java Web技术内幕: 第2版[M]. 北京: 电子工业出版社, 2014.</w:t>
+      </w:r>
+    </w:p>
+    <w:p>
+      <w:pPr>
+        <w:spacing w:line="360" w:lineRule="auto"/>
+        <w:rPr>
+          <w:rFonts w:ascii="仿宋" w:eastAsia="仿宋" w:hAnsi="仿宋" w:hint="eastAsia"/>
+          <w:sz w:val="21"/>
+          <w:szCs w:val="21"/>
+        </w:rPr>
+      </w:pPr>
+      <w:r>
+        <w:rPr>
+          <w:rFonts w:ascii="仿宋" w:eastAsia="仿宋" w:hAnsi="仿宋"/>
+          <w:sz w:val="21"/>
+          <w:szCs w:val="21"/>
+        </w:rPr>
+        <w:t xml:space="preserve">[5] DSA </w:t>
+      </w:r>
+      <w:proofErr w:type="gramStart"/>
+      <w:r>
+        <w:rPr>
+          <w:rFonts w:ascii="仿宋" w:eastAsia="仿宋" w:hAnsi="仿宋"/>
+          <w:sz w:val="21"/>
+          <w:szCs w:val="21"/>
+        </w:rPr>
+        <w:t>Dataset[</w:t>
+      </w:r>
+      <w:proofErr w:type="gramEnd"/>
+      <w:r>
+        <w:rPr>
+          <w:rFonts w:ascii="仿宋" w:eastAsia="仿宋" w:hAnsi="仿宋"/>
+          <w:sz w:val="21"/>
+          <w:szCs w:val="21"/>
+        </w:rPr>
+        <w:t xml:space="preserve">DB/OL]. </w:t>
+      </w:r>
+      <w:proofErr w:type="spellStart"/>
+      <w:r>
+        <w:rPr>
+          <w:rFonts w:ascii="仿宋" w:eastAsia="仿宋" w:hAnsi="仿宋"/>
+          <w:sz w:val="21"/>
+          <w:szCs w:val="21"/>
+        </w:rPr>
+        <w:t>Zenodo</w:t>
+      </w:r>
+      <w:proofErr w:type="spellEnd"/>
+      <w:r>
+        <w:rPr>
+          <w:rFonts w:ascii="仿宋" w:eastAsia="仿宋" w:hAnsi="仿宋"/>
+          <w:sz w:val="21"/>
+          <w:szCs w:val="21"/>
+        </w:rPr>
+        <w:t>, 2026. Available: https://zenodo.org/records/18136250.</w:t>
+      </w:r>
+    </w:p>
+    <w:p>
+      <w:pPr>
+        <w:spacing w:line="360" w:lineRule="auto"/>
+        <w:rPr>
+          <w:rFonts w:ascii="仿宋" w:eastAsia="仿宋" w:hAnsi="仿宋" w:hint="eastAsia"/>
+          <w:sz w:val="21"/>
+          <w:szCs w:val="21"/>
+        </w:rPr>
+      </w:pPr>
+      <w:r>
+        <w:rPr>
+          <w:rFonts w:ascii="仿宋" w:eastAsia="仿宋" w:hAnsi="仿宋"/>
+          <w:sz w:val="21"/>
+          <w:szCs w:val="21"/>
+        </w:rPr>
+        <w:t xml:space="preserve">[6] </w:t>
+      </w:r>
+      <w:proofErr w:type="spellStart"/>
+      <w:r>
+        <w:rPr>
+          <w:rFonts w:ascii="仿宋" w:eastAsia="仿宋" w:hAnsi="仿宋"/>
+          <w:sz w:val="21"/>
+          <w:szCs w:val="21"/>
+        </w:rPr>
+        <w:t>Breiman</w:t>
+      </w:r>
+      <w:proofErr w:type="spellEnd"/>
+      <w:r>
+        <w:rPr>
+          <w:rFonts w:ascii="仿宋" w:eastAsia="仿宋" w:hAnsi="仿宋"/>
+          <w:sz w:val="21"/>
+          <w:szCs w:val="21"/>
+        </w:rPr>
+        <w:t xml:space="preserve"> L. Random Forests[J]. Machine Learning, 2001, 45(1): 5-32.</w:t>
+      </w:r>
+    </w:p>
+    <w:p>
+      <w:pPr>
+        <w:spacing w:line="360" w:lineRule="auto"/>
+        <w:rPr>
+          <w:rFonts w:ascii="仿宋" w:eastAsia="仿宋" w:hAnsi="仿宋" w:hint="eastAsia"/>
+          <w:sz w:val="21"/>
+          <w:szCs w:val="21"/>
+        </w:rPr>
+      </w:pPr>
+      <w:r>
+        <w:rPr>
+          <w:rFonts w:ascii="仿宋" w:eastAsia="仿宋" w:hAnsi="仿宋"/>
+          <w:sz w:val="21"/>
+          <w:szCs w:val="21"/>
+        </w:rPr>
+        <w:t xml:space="preserve">[7] </w:t>
+      </w:r>
+      <w:proofErr w:type="spellStart"/>
+      <w:r>
+        <w:rPr>
+          <w:rFonts w:ascii="仿宋" w:eastAsia="仿宋" w:hAnsi="仿宋"/>
+          <w:sz w:val="21"/>
+          <w:szCs w:val="21"/>
+        </w:rPr>
+        <w:t>Jurafsky</w:t>
+      </w:r>
+      <w:proofErr w:type="spellEnd"/>
+      <w:r>
+        <w:rPr>
+          <w:rFonts w:ascii="仿宋" w:eastAsia="仿宋" w:hAnsi="仿宋"/>
+          <w:sz w:val="21"/>
+          <w:szCs w:val="21"/>
+        </w:rPr>
+        <w:t xml:space="preserve"> D, Martin J H. Speech and Language Processing[M]. 3rd draft ed. 2023.</w:t>
+      </w:r>
+    </w:p>
+    <w:p>
+      <w:pPr>
+        <w:spacing w:line="360" w:lineRule="auto"/>
+        <w:rPr>
+          <w:rFonts w:ascii="仿宋" w:eastAsia="仿宋" w:hAnsi="仿宋" w:hint="eastAsia"/>
+          <w:sz w:val="21"/>
+          <w:szCs w:val="21"/>
+        </w:rPr>
+      </w:pPr>
+      <w:r>
+        <w:rPr>
+          <w:rFonts w:ascii="仿宋" w:eastAsia="仿宋" w:hAnsi="仿宋"/>
+          <w:sz w:val="21"/>
+          <w:szCs w:val="21"/>
         </w:rPr>
         <w:t>[8] Manning C D, Raghavan P, Schutze H. Introduction to Information Retrieval[M]. Cambridge: Cambridge University Press, 2008.</w:t>
       </w:r>
     </w:p>
     <w:p>
-      <w:r>
-        <w:rPr>
-          <w:rFonts w:eastAsia="仿宋"/>
-        </w:rPr>
-        <w:t xml:space="preserve">[9] </w:t>
-      </w:r>
-      <w:r>
-        <w:rPr>
-          <w:rFonts w:eastAsia="仿宋"/>
-        </w:rPr>
-        <w:t>王斌</w:t>
-      </w:r>
-      <w:r>
-        <w:rPr>
-          <w:rFonts w:eastAsia="仿宋"/>
-        </w:rPr>
-        <w:t xml:space="preserve">, </w:t>
-      </w:r>
-      <w:r>
-        <w:rPr>
-          <w:rFonts w:eastAsia="仿宋"/>
-        </w:rPr>
-        <w:t>张海军</w:t>
-      </w:r>
-      <w:r>
-        <w:rPr>
-          <w:rFonts w:eastAsia="仿宋"/>
-        </w:rPr>
-        <w:t xml:space="preserve">. </w:t>
-      </w:r>
-      <w:r>
-        <w:rPr>
-          <w:rFonts w:eastAsia="仿宋"/>
-        </w:rPr>
-        <w:t>程序代码相似度检测研究综述</w:t>
-      </w:r>
-      <w:r>
-        <w:rPr>
-          <w:rFonts w:eastAsia="仿宋"/>
-        </w:rPr>
-        <w:t xml:space="preserve">[J]. </w:t>
-      </w:r>
-      <w:r>
-        <w:rPr>
-          <w:rFonts w:eastAsia="仿宋"/>
-        </w:rPr>
-        <w:t>计算机工程与应用</w:t>
-      </w:r>
-      <w:r>
-        <w:rPr>
-          <w:rFonts w:eastAsia="仿宋"/>
-        </w:rPr>
-        <w:t xml:space="preserve">, </w:t>
-      </w:r>
-      <w:r>
-        <w:rPr>
-          <w:rFonts w:eastAsia="仿宋"/>
-        </w:rPr>
-        <w:t>相关年份后续可按学校数据库检索补全</w:t>
-      </w:r>
-      <w:r>
-        <w:rPr>
-          <w:rFonts w:eastAsia="仿宋"/>
-        </w:rPr>
-        <w:t>.</w:t>
-      </w:r>
-    </w:p>
-    <w:p>
-      <w:r>
-        <w:rPr>
-          <w:rFonts w:eastAsia="仿宋"/>
-        </w:rPr>
-        <w:t xml:space="preserve">[10] </w:t>
-      </w:r>
-      <w:r>
-        <w:rPr>
-          <w:rFonts w:eastAsia="仿宋"/>
-        </w:rPr>
-        <w:t>弱监督学习、代码相似度检测及程序查重相关中文文献，后续可继续按学校图书馆数据库补充与替换。</w:t>
+      <w:pPr>
+        <w:spacing w:line="360" w:lineRule="auto"/>
+        <w:rPr>
+          <w:rFonts w:ascii="仿宋" w:eastAsia="仿宋" w:hAnsi="仿宋" w:hint="eastAsia"/>
+          <w:sz w:val="21"/>
+          <w:szCs w:val="21"/>
+        </w:rPr>
+      </w:pPr>
+      <w:r>
+        <w:rPr>
+          <w:rFonts w:ascii="仿宋" w:eastAsia="仿宋" w:hAnsi="仿宋"/>
+          <w:sz w:val="21"/>
+          <w:szCs w:val="21"/>
+        </w:rPr>
+        <w:t>[9] Ratner A, Bach S, Ehrenberg H, et al. Snorkel: Rapid Training Data Creation with Weak Supervision[J]. Proceedings of the VLDB Endowment, 2017, 11(3): 269-282.</w:t>
+      </w:r>
+    </w:p>
+    <w:p>
+      <w:pPr>
+        <w:spacing w:line="360" w:lineRule="auto"/>
+        <w:rPr>
+          <w:rFonts w:ascii="仿宋" w:eastAsia="仿宋" w:hAnsi="仿宋" w:hint="eastAsia"/>
+          <w:sz w:val="21"/>
+          <w:szCs w:val="21"/>
+        </w:rPr>
+      </w:pPr>
+      <w:r>
+        <w:rPr>
+          <w:rFonts w:ascii="仿宋" w:eastAsia="仿宋" w:hAnsi="仿宋"/>
+          <w:sz w:val="21"/>
+          <w:szCs w:val="21"/>
+        </w:rPr>
+        <w:t>[10] 弱监督学习、代码相似度检测及程序</w:t>
+      </w:r>
+      <w:proofErr w:type="gramStart"/>
+      <w:r>
+        <w:rPr>
+          <w:rFonts w:ascii="仿宋" w:eastAsia="仿宋" w:hAnsi="仿宋"/>
+          <w:sz w:val="21"/>
+          <w:szCs w:val="21"/>
+        </w:rPr>
+        <w:t>查重相关</w:t>
+      </w:r>
+      <w:proofErr w:type="gramEnd"/>
+      <w:r>
+        <w:rPr>
+          <w:rFonts w:ascii="仿宋" w:eastAsia="仿宋" w:hAnsi="仿宋"/>
+          <w:sz w:val="21"/>
+          <w:szCs w:val="21"/>
+        </w:rPr>
+        <w:t>中文文献，后续可继续按学校图书馆数据库补充与替换.</w:t>
       </w:r>
     </w:p>
     <w:sectPr>
@@ -12370,6 +14548,28 @@
       <w:sz w:val="21"/>
     </w:rPr>
   </w:style>
+  <w:style w:type="paragraph" w:styleId="TOC">
+    <w:name w:val="TOC Heading"/>
+    <w:basedOn w:val="1"/>
+    <w:next w:val="a2"/>
+    <w:uiPriority w:val="39"/>
+    <w:unhideWhenUsed/>
+    <w:qFormat/>
+    <w:rsid w:val="00122717"/>
+    <w:pPr>
+      <w:widowControl/>
+      <w:spacing w:before="240" w:line="259" w:lineRule="auto"/>
+      <w:jc w:val="left"/>
+      <w:outlineLvl w:val="9"/>
+    </w:pPr>
+    <w:rPr>
+      <w:rFonts w:asciiTheme="majorHAnsi" w:eastAsiaTheme="majorEastAsia" w:hAnsiTheme="majorHAnsi" w:cstheme="majorBidi"/>
+      <w:color w:val="2F5496" w:themeColor="accent1" w:themeShade="BF"/>
+      <w:kern w:val="0"/>
+      <w:sz w:val="32"/>
+      <w:szCs w:val="32"/>
+    </w:rPr>
+  </w:style>
 </w:styles>
 </file>
 

--- a/毕业论文_代码相似度检测_格式修订版.docx
+++ b/毕业论文_代码相似度检测_格式修订版.docx
@@ -141,11 +141,11 @@
             </w:rPr>
             <w:fldChar w:fldCharType="separate"/>
           </w:r>
-          <w:hyperlink w:anchor="_Toc227755203" w:history="1">
+          <w:hyperlink w:anchor="_Toc227845117" w:history="1">
             <w:r>
               <w:rPr>
                 <w:rStyle w:val="aff2"/>
-                <w:rFonts w:hint="eastAsia"/>
+                <w:rFonts w:ascii="Times New Roman" w:hint="eastAsia"/>
                 <w:noProof/>
               </w:rPr>
               <w:t>一、绪论</w:t>
@@ -179,7 +179,7 @@
                 <w:noProof/>
                 <w:webHidden/>
               </w:rPr>
-              <w:instrText>PAGEREF _Toc227755203 \h</w:instrText>
+              <w:instrText>PAGEREF _Toc227845117 \h</w:instrText>
             </w:r>
             <w:r>
               <w:rPr>
@@ -238,11 +238,11 @@
               <w14:ligatures w14:val="standardContextual"/>
             </w:rPr>
           </w:pPr>
-          <w:hyperlink w:anchor="_Toc227755204" w:history="1">
+          <w:hyperlink w:anchor="_Toc227845118" w:history="1">
             <w:r>
               <w:rPr>
                 <w:rStyle w:val="aff2"/>
-                <w:rFonts w:hint="eastAsia"/>
+                <w:rFonts w:ascii="仿宋" w:hAnsi="仿宋" w:hint="eastAsia"/>
                 <w:noProof/>
               </w:rPr>
               <w:t>（一）</w:t>
@@ -262,7 +262,7 @@
             <w:r>
               <w:rPr>
                 <w:rStyle w:val="aff2"/>
-                <w:rFonts w:hint="eastAsia"/>
+                <w:rFonts w:ascii="仿宋" w:hAnsi="仿宋" w:hint="eastAsia"/>
                 <w:noProof/>
               </w:rPr>
               <w:t>研究背景</w:t>
@@ -296,7 +296,7 @@
                 <w:noProof/>
                 <w:webHidden/>
               </w:rPr>
-              <w:instrText>PAGEREF _Toc227755204 \h</w:instrText>
+              <w:instrText>PAGEREF _Toc227845118 \h</w:instrText>
             </w:r>
             <w:r>
               <w:rPr>
@@ -355,11 +355,11 @@
               <w14:ligatures w14:val="standardContextual"/>
             </w:rPr>
           </w:pPr>
-          <w:hyperlink w:anchor="_Toc227755205" w:history="1">
+          <w:hyperlink w:anchor="_Toc227845119" w:history="1">
             <w:r>
               <w:rPr>
                 <w:rStyle w:val="aff2"/>
-                <w:rFonts w:hint="eastAsia"/>
+                <w:rFonts w:ascii="仿宋" w:hAnsi="仿宋" w:hint="eastAsia"/>
                 <w:noProof/>
               </w:rPr>
               <w:t>（二）</w:t>
@@ -379,7 +379,7 @@
             <w:r>
               <w:rPr>
                 <w:rStyle w:val="aff2"/>
-                <w:rFonts w:hint="eastAsia"/>
+                <w:rFonts w:ascii="仿宋" w:hAnsi="仿宋" w:hint="eastAsia"/>
                 <w:noProof/>
               </w:rPr>
               <w:t>研究目的与意义</w:t>
@@ -413,7 +413,7 @@
                 <w:noProof/>
                 <w:webHidden/>
               </w:rPr>
-              <w:instrText>PAGEREF _Toc227755205 \h</w:instrText>
+              <w:instrText>PAGEREF _Toc227845119 \h</w:instrText>
             </w:r>
             <w:r>
               <w:rPr>
@@ -472,11 +472,11 @@
               <w14:ligatures w14:val="standardContextual"/>
             </w:rPr>
           </w:pPr>
-          <w:hyperlink w:anchor="_Toc227755206" w:history="1">
+          <w:hyperlink w:anchor="_Toc227845120" w:history="1">
             <w:r>
               <w:rPr>
                 <w:rStyle w:val="aff2"/>
-                <w:rFonts w:hint="eastAsia"/>
+                <w:rFonts w:ascii="仿宋" w:hAnsi="仿宋" w:hint="eastAsia"/>
                 <w:noProof/>
               </w:rPr>
               <w:t>（三）</w:t>
@@ -496,7 +496,7 @@
             <w:r>
               <w:rPr>
                 <w:rStyle w:val="aff2"/>
-                <w:rFonts w:hint="eastAsia"/>
+                <w:rFonts w:ascii="仿宋" w:hAnsi="仿宋" w:hint="eastAsia"/>
                 <w:noProof/>
               </w:rPr>
               <w:t>国内外研究现状</w:t>
@@ -530,7 +530,7 @@
                 <w:noProof/>
                 <w:webHidden/>
               </w:rPr>
-              <w:instrText>PAGEREF _Toc227755206 \h</w:instrText>
+              <w:instrText>PAGEREF _Toc227845120 \h</w:instrText>
             </w:r>
             <w:r>
               <w:rPr>
@@ -560,7 +560,7 @@
                 <w:noProof/>
                 <w:webHidden/>
               </w:rPr>
-              <w:t>1</w:t>
+              <w:t>2</w:t>
             </w:r>
             <w:r>
               <w:rPr>
@@ -589,11 +589,11 @@
               <w14:ligatures w14:val="standardContextual"/>
             </w:rPr>
           </w:pPr>
-          <w:hyperlink w:anchor="_Toc227755207" w:history="1">
+          <w:hyperlink w:anchor="_Toc227845121" w:history="1">
             <w:r>
               <w:rPr>
                 <w:rStyle w:val="aff2"/>
-                <w:rFonts w:hint="eastAsia"/>
+                <w:rFonts w:ascii="仿宋" w:hAnsi="仿宋" w:hint="eastAsia"/>
                 <w:noProof/>
               </w:rPr>
               <w:t>（四）</w:t>
@@ -613,7 +613,7 @@
             <w:r>
               <w:rPr>
                 <w:rStyle w:val="aff2"/>
-                <w:rFonts w:hint="eastAsia"/>
+                <w:rFonts w:ascii="仿宋" w:hAnsi="仿宋" w:hint="eastAsia"/>
                 <w:noProof/>
               </w:rPr>
               <w:t>本文主要工作</w:t>
@@ -647,7 +647,7 @@
                 <w:noProof/>
                 <w:webHidden/>
               </w:rPr>
-              <w:instrText>PAGEREF _Toc227755207 \h</w:instrText>
+              <w:instrText>PAGEREF _Toc227845121 \h</w:instrText>
             </w:r>
             <w:r>
               <w:rPr>
@@ -678,6 +678,102 @@
                 <w:webHidden/>
               </w:rPr>
               <w:t>2</w:t>
+            </w:r>
+            <w:r>
+              <w:rPr>
+                <w:rFonts w:hint="eastAsia"/>
+                <w:noProof/>
+                <w:webHidden/>
+              </w:rPr>
+              <w:fldChar w:fldCharType="end"/>
+            </w:r>
+          </w:hyperlink>
+        </w:p>
+        <w:p>
+          <w:pPr>
+            <w:pStyle w:val="TOC1"/>
+            <w:tabs>
+              <w:tab w:val="right" w:leader="dot" w:pos="9061"/>
+            </w:tabs>
+            <w:rPr>
+              <w:rFonts w:eastAsiaTheme="minorEastAsia" w:hAnsiTheme="minorHAnsi" w:cstheme="minorBidi" w:hint="eastAsia"/>
+              <w:b w:val="0"/>
+              <w:bCs w:val="0"/>
+              <w:noProof/>
+              <w:kern w:val="2"/>
+              <w:sz w:val="22"/>
+              <w14:ligatures w14:val="standardContextual"/>
+            </w:rPr>
+          </w:pPr>
+          <w:hyperlink w:anchor="_Toc227845122" w:history="1">
+            <w:r>
+              <w:rPr>
+                <w:rStyle w:val="aff2"/>
+                <w:rFonts w:ascii="Times New Roman" w:hint="eastAsia"/>
+                <w:noProof/>
+              </w:rPr>
+              <w:t>二、相关技术与理论基础</w:t>
+            </w:r>
+            <w:r>
+              <w:rPr>
+                <w:rFonts w:hint="eastAsia"/>
+                <w:noProof/>
+                <w:webHidden/>
+              </w:rPr>
+              <w:tab/>
+            </w:r>
+            <w:r>
+              <w:rPr>
+                <w:rFonts w:hint="eastAsia"/>
+                <w:noProof/>
+                <w:webHidden/>
+              </w:rPr>
+              <w:fldChar w:fldCharType="begin"/>
+            </w:r>
+            <w:r>
+              <w:rPr>
+                <w:rFonts w:hint="eastAsia"/>
+                <w:noProof/>
+                <w:webHidden/>
+              </w:rPr>
+              <w:instrText xml:space="preserve"> </w:instrText>
+            </w:r>
+            <w:r>
+              <w:rPr>
+                <w:noProof/>
+                <w:webHidden/>
+              </w:rPr>
+              <w:instrText>PAGEREF _Toc227845122 \h</w:instrText>
+            </w:r>
+            <w:r>
+              <w:rPr>
+                <w:rFonts w:hint="eastAsia"/>
+                <w:noProof/>
+                <w:webHidden/>
+              </w:rPr>
+              <w:instrText xml:space="preserve"> </w:instrText>
+            </w:r>
+            <w:r>
+              <w:rPr>
+                <w:rFonts w:hint="eastAsia"/>
+                <w:noProof/>
+                <w:webHidden/>
+              </w:rPr>
+            </w:r>
+            <w:r>
+              <w:rPr>
+                <w:rFonts w:hint="eastAsia"/>
+                <w:noProof/>
+                <w:webHidden/>
+              </w:rPr>
+              <w:fldChar w:fldCharType="separate"/>
+            </w:r>
+            <w:r>
+              <w:rPr>
+                <w:noProof/>
+                <w:webHidden/>
+              </w:rPr>
+              <w:t>3</w:t>
             </w:r>
             <w:r>
               <w:rPr>
@@ -706,11 +802,11 @@
               <w14:ligatures w14:val="standardContextual"/>
             </w:rPr>
           </w:pPr>
-          <w:hyperlink w:anchor="_Toc227755208" w:history="1">
+          <w:hyperlink w:anchor="_Toc227845123" w:history="1">
             <w:r>
               <w:rPr>
                 <w:rStyle w:val="aff2"/>
-                <w:rFonts w:hint="eastAsia"/>
+                <w:rFonts w:ascii="仿宋" w:hAnsi="仿宋" w:hint="eastAsia"/>
                 <w:noProof/>
               </w:rPr>
               <w:t>（五）</w:t>
@@ -730,10 +826,10 @@
             <w:r>
               <w:rPr>
                 <w:rStyle w:val="aff2"/>
-                <w:rFonts w:hint="eastAsia"/>
-                <w:noProof/>
-              </w:rPr>
-              <w:t>论文结构安排</w:t>
+                <w:rFonts w:ascii="仿宋" w:hAnsi="仿宋" w:hint="eastAsia"/>
+                <w:noProof/>
+              </w:rPr>
+              <w:t>代码相似度检测概述</w:t>
             </w:r>
             <w:r>
               <w:rPr>
@@ -764,7 +860,7 @@
                 <w:noProof/>
                 <w:webHidden/>
               </w:rPr>
-              <w:instrText>PAGEREF _Toc227755208 \h</w:instrText>
+              <w:instrText>PAGEREF _Toc227845123 \h</w:instrText>
             </w:r>
             <w:r>
               <w:rPr>
@@ -794,103 +890,7 @@
                 <w:noProof/>
                 <w:webHidden/>
               </w:rPr>
-              <w:t>2</w:t>
-            </w:r>
-            <w:r>
-              <w:rPr>
-                <w:rFonts w:hint="eastAsia"/>
-                <w:noProof/>
-                <w:webHidden/>
-              </w:rPr>
-              <w:fldChar w:fldCharType="end"/>
-            </w:r>
-          </w:hyperlink>
-        </w:p>
-        <w:p>
-          <w:pPr>
-            <w:pStyle w:val="TOC1"/>
-            <w:tabs>
-              <w:tab w:val="right" w:leader="dot" w:pos="9061"/>
-            </w:tabs>
-            <w:rPr>
-              <w:rFonts w:eastAsiaTheme="minorEastAsia" w:hAnsiTheme="minorHAnsi" w:cstheme="minorBidi" w:hint="eastAsia"/>
-              <w:b w:val="0"/>
-              <w:bCs w:val="0"/>
-              <w:noProof/>
-              <w:kern w:val="2"/>
-              <w:sz w:val="22"/>
-              <w14:ligatures w14:val="standardContextual"/>
-            </w:rPr>
-          </w:pPr>
-          <w:hyperlink w:anchor="_Toc227755209" w:history="1">
-            <w:r>
-              <w:rPr>
-                <w:rStyle w:val="aff2"/>
-                <w:rFonts w:hint="eastAsia"/>
-                <w:noProof/>
-              </w:rPr>
-              <w:t>二、相关技术与理论基础</w:t>
-            </w:r>
-            <w:r>
-              <w:rPr>
-                <w:rFonts w:hint="eastAsia"/>
-                <w:noProof/>
-                <w:webHidden/>
-              </w:rPr>
-              <w:tab/>
-            </w:r>
-            <w:r>
-              <w:rPr>
-                <w:rFonts w:hint="eastAsia"/>
-                <w:noProof/>
-                <w:webHidden/>
-              </w:rPr>
-              <w:fldChar w:fldCharType="begin"/>
-            </w:r>
-            <w:r>
-              <w:rPr>
-                <w:rFonts w:hint="eastAsia"/>
-                <w:noProof/>
-                <w:webHidden/>
-              </w:rPr>
-              <w:instrText xml:space="preserve"> </w:instrText>
-            </w:r>
-            <w:r>
-              <w:rPr>
-                <w:noProof/>
-                <w:webHidden/>
-              </w:rPr>
-              <w:instrText>PAGEREF _Toc227755209 \h</w:instrText>
-            </w:r>
-            <w:r>
-              <w:rPr>
-                <w:rFonts w:hint="eastAsia"/>
-                <w:noProof/>
-                <w:webHidden/>
-              </w:rPr>
-              <w:instrText xml:space="preserve"> </w:instrText>
-            </w:r>
-            <w:r>
-              <w:rPr>
-                <w:rFonts w:hint="eastAsia"/>
-                <w:noProof/>
-                <w:webHidden/>
-              </w:rPr>
-            </w:r>
-            <w:r>
-              <w:rPr>
-                <w:rFonts w:hint="eastAsia"/>
-                <w:noProof/>
-                <w:webHidden/>
-              </w:rPr>
-              <w:fldChar w:fldCharType="separate"/>
-            </w:r>
-            <w:r>
-              <w:rPr>
-                <w:noProof/>
-                <w:webHidden/>
-              </w:rPr>
-              <w:t>2</w:t>
+              <w:t>3</w:t>
             </w:r>
             <w:r>
               <w:rPr>
@@ -919,11 +919,11 @@
               <w14:ligatures w14:val="standardContextual"/>
             </w:rPr>
           </w:pPr>
-          <w:hyperlink w:anchor="_Toc227755210" w:history="1">
+          <w:hyperlink w:anchor="_Toc227845124" w:history="1">
             <w:r>
               <w:rPr>
                 <w:rStyle w:val="aff2"/>
-                <w:rFonts w:hint="eastAsia"/>
+                <w:rFonts w:ascii="仿宋" w:hAnsi="仿宋" w:hint="eastAsia"/>
                 <w:noProof/>
               </w:rPr>
               <w:t>（六）</w:t>
@@ -943,10 +943,10 @@
             <w:r>
               <w:rPr>
                 <w:rStyle w:val="aff2"/>
-                <w:rFonts w:hint="eastAsia"/>
-                <w:noProof/>
-              </w:rPr>
-              <w:t>代码相似度检测概述</w:t>
+                <w:rFonts w:ascii="仿宋" w:hAnsi="仿宋" w:hint="eastAsia"/>
+                <w:noProof/>
+              </w:rPr>
+              <w:t>弱监督学习</w:t>
             </w:r>
             <w:r>
               <w:rPr>
@@ -977,7 +977,7 @@
                 <w:noProof/>
                 <w:webHidden/>
               </w:rPr>
-              <w:instrText>PAGEREF _Toc227755210 \h</w:instrText>
+              <w:instrText>PAGEREF _Toc227845124 \h</w:instrText>
             </w:r>
             <w:r>
               <w:rPr>
@@ -1007,7 +1007,7 @@
                 <w:noProof/>
                 <w:webHidden/>
               </w:rPr>
-              <w:t>2</w:t>
+              <w:t>3</w:t>
             </w:r>
             <w:r>
               <w:rPr>
@@ -1036,11 +1036,11 @@
               <w14:ligatures w14:val="standardContextual"/>
             </w:rPr>
           </w:pPr>
-          <w:hyperlink w:anchor="_Toc227755211" w:history="1">
+          <w:hyperlink w:anchor="_Toc227845125" w:history="1">
             <w:r>
               <w:rPr>
                 <w:rStyle w:val="aff2"/>
-                <w:rFonts w:hint="eastAsia"/>
+                <w:rFonts w:ascii="仿宋" w:hAnsi="仿宋" w:hint="eastAsia"/>
                 <w:noProof/>
               </w:rPr>
               <w:t>（七）</w:t>
@@ -1060,10 +1060,10 @@
             <w:r>
               <w:rPr>
                 <w:rStyle w:val="aff2"/>
-                <w:rFonts w:hint="eastAsia"/>
-                <w:noProof/>
-              </w:rPr>
-              <w:t>弱监督学习</w:t>
+                <w:rFonts w:ascii="仿宋" w:hAnsi="仿宋" w:hint="eastAsia"/>
+                <w:noProof/>
+              </w:rPr>
+              <w:t>传统机器学习方法</w:t>
             </w:r>
             <w:r>
               <w:rPr>
@@ -1094,7 +1094,7 @@
                 <w:noProof/>
                 <w:webHidden/>
               </w:rPr>
-              <w:instrText>PAGEREF _Toc227755211 \h</w:instrText>
+              <w:instrText>PAGEREF _Toc227845125 \h</w:instrText>
             </w:r>
             <w:r>
               <w:rPr>
@@ -1153,11 +1153,11 @@
               <w14:ligatures w14:val="standardContextual"/>
             </w:rPr>
           </w:pPr>
-          <w:hyperlink w:anchor="_Toc227755212" w:history="1">
+          <w:hyperlink w:anchor="_Toc227845126" w:history="1">
             <w:r>
               <w:rPr>
                 <w:rStyle w:val="aff2"/>
-                <w:rFonts w:hint="eastAsia"/>
+                <w:rFonts w:ascii="仿宋" w:hAnsi="仿宋" w:hint="eastAsia"/>
                 <w:noProof/>
               </w:rPr>
               <w:t>（八）</w:t>
@@ -1177,10 +1177,10 @@
             <w:r>
               <w:rPr>
                 <w:rStyle w:val="aff2"/>
-                <w:rFonts w:hint="eastAsia"/>
-                <w:noProof/>
-              </w:rPr>
-              <w:t>传统机器学习方法</w:t>
+                <w:rFonts w:ascii="仿宋" w:hAnsi="仿宋" w:hint="eastAsia"/>
+                <w:noProof/>
+              </w:rPr>
+              <w:t>常用评价指标</w:t>
             </w:r>
             <w:r>
               <w:rPr>
@@ -1211,7 +1211,7 @@
                 <w:noProof/>
                 <w:webHidden/>
               </w:rPr>
-              <w:instrText>PAGEREF _Toc227755212 \h</w:instrText>
+              <w:instrText>PAGEREF _Toc227845126 \h</w:instrText>
             </w:r>
             <w:r>
               <w:rPr>
@@ -1241,7 +1241,103 @@
                 <w:noProof/>
                 <w:webHidden/>
               </w:rPr>
-              <w:t>3</w:t>
+              <w:t>4</w:t>
+            </w:r>
+            <w:r>
+              <w:rPr>
+                <w:rFonts w:hint="eastAsia"/>
+                <w:noProof/>
+                <w:webHidden/>
+              </w:rPr>
+              <w:fldChar w:fldCharType="end"/>
+            </w:r>
+          </w:hyperlink>
+        </w:p>
+        <w:p>
+          <w:pPr>
+            <w:pStyle w:val="TOC1"/>
+            <w:tabs>
+              <w:tab w:val="right" w:leader="dot" w:pos="9061"/>
+            </w:tabs>
+            <w:rPr>
+              <w:rFonts w:eastAsiaTheme="minorEastAsia" w:hAnsiTheme="minorHAnsi" w:cstheme="minorBidi" w:hint="eastAsia"/>
+              <w:b w:val="0"/>
+              <w:bCs w:val="0"/>
+              <w:noProof/>
+              <w:kern w:val="2"/>
+              <w:sz w:val="22"/>
+              <w14:ligatures w14:val="standardContextual"/>
+            </w:rPr>
+          </w:pPr>
+          <w:hyperlink w:anchor="_Toc227845127" w:history="1">
+            <w:r>
+              <w:rPr>
+                <w:rStyle w:val="aff2"/>
+                <w:rFonts w:ascii="Times New Roman" w:hint="eastAsia"/>
+                <w:noProof/>
+              </w:rPr>
+              <w:t>三、系统设计与算法实现</w:t>
+            </w:r>
+            <w:r>
+              <w:rPr>
+                <w:rFonts w:hint="eastAsia"/>
+                <w:noProof/>
+                <w:webHidden/>
+              </w:rPr>
+              <w:tab/>
+            </w:r>
+            <w:r>
+              <w:rPr>
+                <w:rFonts w:hint="eastAsia"/>
+                <w:noProof/>
+                <w:webHidden/>
+              </w:rPr>
+              <w:fldChar w:fldCharType="begin"/>
+            </w:r>
+            <w:r>
+              <w:rPr>
+                <w:rFonts w:hint="eastAsia"/>
+                <w:noProof/>
+                <w:webHidden/>
+              </w:rPr>
+              <w:instrText xml:space="preserve"> </w:instrText>
+            </w:r>
+            <w:r>
+              <w:rPr>
+                <w:noProof/>
+                <w:webHidden/>
+              </w:rPr>
+              <w:instrText>PAGEREF _Toc227845127 \h</w:instrText>
+            </w:r>
+            <w:r>
+              <w:rPr>
+                <w:rFonts w:hint="eastAsia"/>
+                <w:noProof/>
+                <w:webHidden/>
+              </w:rPr>
+              <w:instrText xml:space="preserve"> </w:instrText>
+            </w:r>
+            <w:r>
+              <w:rPr>
+                <w:rFonts w:hint="eastAsia"/>
+                <w:noProof/>
+                <w:webHidden/>
+              </w:rPr>
+            </w:r>
+            <w:r>
+              <w:rPr>
+                <w:rFonts w:hint="eastAsia"/>
+                <w:noProof/>
+                <w:webHidden/>
+              </w:rPr>
+              <w:fldChar w:fldCharType="separate"/>
+            </w:r>
+            <w:r>
+              <w:rPr>
+                <w:noProof/>
+                <w:webHidden/>
+              </w:rPr>
+              <w:t>4</w:t>
             </w:r>
             <w:r>
               <w:rPr>
@@ -1270,11 +1366,11 @@
               <w14:ligatures w14:val="standardContextual"/>
             </w:rPr>
           </w:pPr>
-          <w:hyperlink w:anchor="_Toc227755213" w:history="1">
+          <w:hyperlink w:anchor="_Toc227845128" w:history="1">
             <w:r>
               <w:rPr>
                 <w:rStyle w:val="aff2"/>
-                <w:rFonts w:hint="eastAsia"/>
+                <w:rFonts w:ascii="仿宋" w:hAnsi="仿宋" w:hint="eastAsia"/>
                 <w:noProof/>
               </w:rPr>
               <w:t>（九）</w:t>
@@ -1294,10 +1390,10 @@
             <w:r>
               <w:rPr>
                 <w:rStyle w:val="aff2"/>
-                <w:rFonts w:hint="eastAsia"/>
-                <w:noProof/>
-              </w:rPr>
-              <w:t>常用评价指标</w:t>
+                <w:rFonts w:ascii="仿宋" w:hAnsi="仿宋" w:hint="eastAsia"/>
+                <w:noProof/>
+              </w:rPr>
+              <w:t>系统总体设计</w:t>
             </w:r>
             <w:r>
               <w:rPr>
@@ -1328,7 +1424,7 @@
                 <w:noProof/>
                 <w:webHidden/>
               </w:rPr>
-              <w:instrText>PAGEREF _Toc227755213 \h</w:instrText>
+              <w:instrText>PAGEREF _Toc227845128 \h</w:instrText>
             </w:r>
             <w:r>
               <w:rPr>
@@ -1358,103 +1454,7 @@
                 <w:noProof/>
                 <w:webHidden/>
               </w:rPr>
-              <w:t>3</w:t>
-            </w:r>
-            <w:r>
-              <w:rPr>
-                <w:rFonts w:hint="eastAsia"/>
-                <w:noProof/>
-                <w:webHidden/>
-              </w:rPr>
-              <w:fldChar w:fldCharType="end"/>
-            </w:r>
-          </w:hyperlink>
-        </w:p>
-        <w:p>
-          <w:pPr>
-            <w:pStyle w:val="TOC1"/>
-            <w:tabs>
-              <w:tab w:val="right" w:leader="dot" w:pos="9061"/>
-            </w:tabs>
-            <w:rPr>
-              <w:rFonts w:eastAsiaTheme="minorEastAsia" w:hAnsiTheme="minorHAnsi" w:cstheme="minorBidi" w:hint="eastAsia"/>
-              <w:b w:val="0"/>
-              <w:bCs w:val="0"/>
-              <w:noProof/>
-              <w:kern w:val="2"/>
-              <w:sz w:val="22"/>
-              <w14:ligatures w14:val="standardContextual"/>
-            </w:rPr>
-          </w:pPr>
-          <w:hyperlink w:anchor="_Toc227755214" w:history="1">
-            <w:r>
-              <w:rPr>
-                <w:rStyle w:val="aff2"/>
-                <w:rFonts w:hint="eastAsia"/>
-                <w:noProof/>
-              </w:rPr>
-              <w:t>三、系统设计与算法实现</w:t>
-            </w:r>
-            <w:r>
-              <w:rPr>
-                <w:rFonts w:hint="eastAsia"/>
-                <w:noProof/>
-                <w:webHidden/>
-              </w:rPr>
-              <w:tab/>
-            </w:r>
-            <w:r>
-              <w:rPr>
-                <w:rFonts w:hint="eastAsia"/>
-                <w:noProof/>
-                <w:webHidden/>
-              </w:rPr>
-              <w:fldChar w:fldCharType="begin"/>
-            </w:r>
-            <w:r>
-              <w:rPr>
-                <w:rFonts w:hint="eastAsia"/>
-                <w:noProof/>
-                <w:webHidden/>
-              </w:rPr>
-              <w:instrText xml:space="preserve"> </w:instrText>
-            </w:r>
-            <w:r>
-              <w:rPr>
-                <w:noProof/>
-                <w:webHidden/>
-              </w:rPr>
-              <w:instrText>PAGEREF _Toc227755214 \h</w:instrText>
-            </w:r>
-            <w:r>
-              <w:rPr>
-                <w:rFonts w:hint="eastAsia"/>
-                <w:noProof/>
-                <w:webHidden/>
-              </w:rPr>
-              <w:instrText xml:space="preserve"> </w:instrText>
-            </w:r>
-            <w:r>
-              <w:rPr>
-                <w:rFonts w:hint="eastAsia"/>
-                <w:noProof/>
-                <w:webHidden/>
-              </w:rPr>
-            </w:r>
-            <w:r>
-              <w:rPr>
-                <w:rFonts w:hint="eastAsia"/>
-                <w:noProof/>
-                <w:webHidden/>
-              </w:rPr>
-              <w:fldChar w:fldCharType="separate"/>
-            </w:r>
-            <w:r>
-              <w:rPr>
-                <w:noProof/>
-                <w:webHidden/>
-              </w:rPr>
-              <w:t>3</w:t>
+              <w:t>4</w:t>
             </w:r>
             <w:r>
               <w:rPr>
@@ -1483,11 +1483,11 @@
               <w14:ligatures w14:val="standardContextual"/>
             </w:rPr>
           </w:pPr>
-          <w:hyperlink w:anchor="_Toc227755215" w:history="1">
+          <w:hyperlink w:anchor="_Toc227845129" w:history="1">
             <w:r>
               <w:rPr>
                 <w:rStyle w:val="aff2"/>
-                <w:rFonts w:hint="eastAsia"/>
+                <w:rFonts w:ascii="仿宋" w:hAnsi="仿宋" w:hint="eastAsia"/>
                 <w:noProof/>
               </w:rPr>
               <w:t>（十）</w:t>
@@ -1507,10 +1507,10 @@
             <w:r>
               <w:rPr>
                 <w:rStyle w:val="aff2"/>
-                <w:rFonts w:hint="eastAsia"/>
-                <w:noProof/>
-              </w:rPr>
-              <w:t>系统总体设计</w:t>
+                <w:rFonts w:ascii="仿宋" w:hAnsi="仿宋" w:hint="eastAsia"/>
+                <w:noProof/>
+              </w:rPr>
+              <w:t>数据集与数据处理</w:t>
             </w:r>
             <w:r>
               <w:rPr>
@@ -1541,7 +1541,7 @@
                 <w:noProof/>
                 <w:webHidden/>
               </w:rPr>
-              <w:instrText>PAGEREF _Toc227755215 \h</w:instrText>
+              <w:instrText>PAGEREF _Toc227845129 \h</w:instrText>
             </w:r>
             <w:r>
               <w:rPr>
@@ -1571,7 +1571,7 @@
                 <w:noProof/>
                 <w:webHidden/>
               </w:rPr>
-              <w:t>3</w:t>
+              <w:t>5</w:t>
             </w:r>
             <w:r>
               <w:rPr>
@@ -1600,11 +1600,11 @@
               <w14:ligatures w14:val="standardContextual"/>
             </w:rPr>
           </w:pPr>
-          <w:hyperlink w:anchor="_Toc227755216" w:history="1">
+          <w:hyperlink w:anchor="_Toc227845130" w:history="1">
             <w:r>
               <w:rPr>
                 <w:rStyle w:val="aff2"/>
-                <w:rFonts w:hint="eastAsia"/>
+                <w:rFonts w:ascii="仿宋" w:hAnsi="仿宋" w:hint="eastAsia"/>
                 <w:noProof/>
               </w:rPr>
               <w:t>（十一）</w:t>
@@ -1624,10 +1624,10 @@
             <w:r>
               <w:rPr>
                 <w:rStyle w:val="aff2"/>
-                <w:rFonts w:hint="eastAsia"/>
-                <w:noProof/>
-              </w:rPr>
-              <w:t>数据集与数据处理</w:t>
+                <w:rFonts w:ascii="仿宋" w:hAnsi="仿宋" w:hint="eastAsia"/>
+                <w:noProof/>
+              </w:rPr>
+              <w:t>代码预处理设计</w:t>
             </w:r>
             <w:r>
               <w:rPr>
@@ -1658,7 +1658,7 @@
                 <w:noProof/>
                 <w:webHidden/>
               </w:rPr>
-              <w:instrText>PAGEREF _Toc227755216 \h</w:instrText>
+              <w:instrText>PAGEREF _Toc227845130 \h</w:instrText>
             </w:r>
             <w:r>
               <w:rPr>
@@ -1688,7 +1688,7 @@
                 <w:noProof/>
                 <w:webHidden/>
               </w:rPr>
-              <w:t>4</w:t>
+              <w:t>5</w:t>
             </w:r>
             <w:r>
               <w:rPr>
@@ -1717,11 +1717,11 @@
               <w14:ligatures w14:val="standardContextual"/>
             </w:rPr>
           </w:pPr>
-          <w:hyperlink w:anchor="_Toc227755217" w:history="1">
+          <w:hyperlink w:anchor="_Toc227845131" w:history="1">
             <w:r>
               <w:rPr>
                 <w:rStyle w:val="aff2"/>
-                <w:rFonts w:hint="eastAsia"/>
+                <w:rFonts w:ascii="仿宋" w:hAnsi="仿宋" w:hint="eastAsia"/>
                 <w:noProof/>
               </w:rPr>
               <w:t>（十二）</w:t>
@@ -1741,10 +1741,10 @@
             <w:r>
               <w:rPr>
                 <w:rStyle w:val="aff2"/>
-                <w:rFonts w:hint="eastAsia"/>
-                <w:noProof/>
-              </w:rPr>
-              <w:t>代码预处理设计</w:t>
+                <w:rFonts w:ascii="仿宋" w:hAnsi="仿宋" w:hint="eastAsia"/>
+                <w:noProof/>
+              </w:rPr>
+              <w:t>特征工程设计</w:t>
             </w:r>
             <w:r>
               <w:rPr>
@@ -1775,7 +1775,7 @@
                 <w:noProof/>
                 <w:webHidden/>
               </w:rPr>
-              <w:instrText>PAGEREF _Toc227755217 \h</w:instrText>
+              <w:instrText>PAGEREF _Toc227845131 \h</w:instrText>
             </w:r>
             <w:r>
               <w:rPr>
@@ -1805,7 +1805,7 @@
                 <w:noProof/>
                 <w:webHidden/>
               </w:rPr>
-              <w:t>4</w:t>
+              <w:t>6</w:t>
             </w:r>
             <w:r>
               <w:rPr>
@@ -1834,11 +1834,11 @@
               <w14:ligatures w14:val="standardContextual"/>
             </w:rPr>
           </w:pPr>
-          <w:hyperlink w:anchor="_Toc227755218" w:history="1">
+          <w:hyperlink w:anchor="_Toc227845132" w:history="1">
             <w:r>
               <w:rPr>
                 <w:rStyle w:val="aff2"/>
-                <w:rFonts w:hint="eastAsia"/>
+                <w:rFonts w:ascii="仿宋" w:hAnsi="仿宋" w:hint="eastAsia"/>
                 <w:noProof/>
               </w:rPr>
               <w:t>（十三）</w:t>
@@ -1858,10 +1858,10 @@
             <w:r>
               <w:rPr>
                 <w:rStyle w:val="aff2"/>
-                <w:rFonts w:hint="eastAsia"/>
-                <w:noProof/>
-              </w:rPr>
-              <w:t>特征工程设计</w:t>
+                <w:rFonts w:ascii="仿宋" w:hAnsi="仿宋" w:hint="eastAsia"/>
+                <w:noProof/>
+              </w:rPr>
+              <w:t>弱监督标签构造</w:t>
             </w:r>
             <w:r>
               <w:rPr>
@@ -1892,7 +1892,7 @@
                 <w:noProof/>
                 <w:webHidden/>
               </w:rPr>
-              <w:instrText>PAGEREF _Toc227755218 \h</w:instrText>
+              <w:instrText>PAGEREF _Toc227845132 \h</w:instrText>
             </w:r>
             <w:r>
               <w:rPr>
@@ -1922,7 +1922,7 @@
                 <w:noProof/>
                 <w:webHidden/>
               </w:rPr>
-              <w:t>4</w:t>
+              <w:t>6</w:t>
             </w:r>
             <w:r>
               <w:rPr>
@@ -1951,11 +1951,11 @@
               <w14:ligatures w14:val="standardContextual"/>
             </w:rPr>
           </w:pPr>
-          <w:hyperlink w:anchor="_Toc227755219" w:history="1">
+          <w:hyperlink w:anchor="_Toc227845133" w:history="1">
             <w:r>
               <w:rPr>
                 <w:rStyle w:val="aff2"/>
-                <w:rFonts w:hint="eastAsia"/>
+                <w:rFonts w:ascii="仿宋" w:hAnsi="仿宋" w:hint="eastAsia"/>
                 <w:noProof/>
               </w:rPr>
               <w:t>（十四）</w:t>
@@ -1975,10 +1975,10 @@
             <w:r>
               <w:rPr>
                 <w:rStyle w:val="aff2"/>
-                <w:rFonts w:hint="eastAsia"/>
-                <w:noProof/>
-              </w:rPr>
-              <w:t>弱监督标签构造</w:t>
+                <w:rFonts w:ascii="仿宋" w:hAnsi="仿宋" w:hint="eastAsia"/>
+                <w:noProof/>
+              </w:rPr>
+              <w:t>模型训练与预测流程</w:t>
             </w:r>
             <w:r>
               <w:rPr>
@@ -2009,7 +2009,7 @@
                 <w:noProof/>
                 <w:webHidden/>
               </w:rPr>
-              <w:instrText>PAGEREF _Toc227755219 \h</w:instrText>
+              <w:instrText>PAGEREF _Toc227845133 \h</w:instrText>
             </w:r>
             <w:r>
               <w:rPr>
@@ -2039,7 +2039,103 @@
                 <w:noProof/>
                 <w:webHidden/>
               </w:rPr>
-              <w:t>5</w:t>
+              <w:t>7</w:t>
+            </w:r>
+            <w:r>
+              <w:rPr>
+                <w:rFonts w:hint="eastAsia"/>
+                <w:noProof/>
+                <w:webHidden/>
+              </w:rPr>
+              <w:fldChar w:fldCharType="end"/>
+            </w:r>
+          </w:hyperlink>
+        </w:p>
+        <w:p>
+          <w:pPr>
+            <w:pStyle w:val="TOC1"/>
+            <w:tabs>
+              <w:tab w:val="right" w:leader="dot" w:pos="9061"/>
+            </w:tabs>
+            <w:rPr>
+              <w:rFonts w:eastAsiaTheme="minorEastAsia" w:hAnsiTheme="minorHAnsi" w:cstheme="minorBidi" w:hint="eastAsia"/>
+              <w:b w:val="0"/>
+              <w:bCs w:val="0"/>
+              <w:noProof/>
+              <w:kern w:val="2"/>
+              <w:sz w:val="22"/>
+              <w14:ligatures w14:val="standardContextual"/>
+            </w:rPr>
+          </w:pPr>
+          <w:hyperlink w:anchor="_Toc227845134" w:history="1">
+            <w:r>
+              <w:rPr>
+                <w:rStyle w:val="aff2"/>
+                <w:rFonts w:ascii="Times New Roman" w:hint="eastAsia"/>
+                <w:noProof/>
+              </w:rPr>
+              <w:t>四、实验设计与结果分析</w:t>
+            </w:r>
+            <w:r>
+              <w:rPr>
+                <w:rFonts w:hint="eastAsia"/>
+                <w:noProof/>
+                <w:webHidden/>
+              </w:rPr>
+              <w:tab/>
+            </w:r>
+            <w:r>
+              <w:rPr>
+                <w:rFonts w:hint="eastAsia"/>
+                <w:noProof/>
+                <w:webHidden/>
+              </w:rPr>
+              <w:fldChar w:fldCharType="begin"/>
+            </w:r>
+            <w:r>
+              <w:rPr>
+                <w:rFonts w:hint="eastAsia"/>
+                <w:noProof/>
+                <w:webHidden/>
+              </w:rPr>
+              <w:instrText xml:space="preserve"> </w:instrText>
+            </w:r>
+            <w:r>
+              <w:rPr>
+                <w:noProof/>
+                <w:webHidden/>
+              </w:rPr>
+              <w:instrText>PAGEREF _Toc227845134 \h</w:instrText>
+            </w:r>
+            <w:r>
+              <w:rPr>
+                <w:rFonts w:hint="eastAsia"/>
+                <w:noProof/>
+                <w:webHidden/>
+              </w:rPr>
+              <w:instrText xml:space="preserve"> </w:instrText>
+            </w:r>
+            <w:r>
+              <w:rPr>
+                <w:rFonts w:hint="eastAsia"/>
+                <w:noProof/>
+                <w:webHidden/>
+              </w:rPr>
+            </w:r>
+            <w:r>
+              <w:rPr>
+                <w:rFonts w:hint="eastAsia"/>
+                <w:noProof/>
+                <w:webHidden/>
+              </w:rPr>
+              <w:fldChar w:fldCharType="separate"/>
+            </w:r>
+            <w:r>
+              <w:rPr>
+                <w:noProof/>
+                <w:webHidden/>
+              </w:rPr>
+              <w:t>7</w:t>
             </w:r>
             <w:r>
               <w:rPr>
@@ -2068,11 +2164,11 @@
               <w14:ligatures w14:val="standardContextual"/>
             </w:rPr>
           </w:pPr>
-          <w:hyperlink w:anchor="_Toc227755220" w:history="1">
+          <w:hyperlink w:anchor="_Toc227845135" w:history="1">
             <w:r>
               <w:rPr>
                 <w:rStyle w:val="aff2"/>
-                <w:rFonts w:hint="eastAsia"/>
+                <w:rFonts w:ascii="仿宋" w:hAnsi="仿宋" w:hint="eastAsia"/>
                 <w:noProof/>
               </w:rPr>
               <w:t>（十五）</w:t>
@@ -2092,10 +2188,10 @@
             <w:r>
               <w:rPr>
                 <w:rStyle w:val="aff2"/>
-                <w:rFonts w:hint="eastAsia"/>
-                <w:noProof/>
-              </w:rPr>
-              <w:t>模型训练与预测流程</w:t>
+                <w:rFonts w:ascii="仿宋" w:hAnsi="仿宋" w:hint="eastAsia"/>
+                <w:noProof/>
+              </w:rPr>
+              <w:t>实验环境与配置</w:t>
             </w:r>
             <w:r>
               <w:rPr>
@@ -2126,7 +2222,7 @@
                 <w:noProof/>
                 <w:webHidden/>
               </w:rPr>
-              <w:instrText>PAGEREF _Toc227755220 \h</w:instrText>
+              <w:instrText>PAGEREF _Toc227845135 \h</w:instrText>
             </w:r>
             <w:r>
               <w:rPr>
@@ -2156,103 +2252,7 @@
                 <w:noProof/>
                 <w:webHidden/>
               </w:rPr>
-              <w:t>5</w:t>
-            </w:r>
-            <w:r>
-              <w:rPr>
-                <w:rFonts w:hint="eastAsia"/>
-                <w:noProof/>
-                <w:webHidden/>
-              </w:rPr>
-              <w:fldChar w:fldCharType="end"/>
-            </w:r>
-          </w:hyperlink>
-        </w:p>
-        <w:p>
-          <w:pPr>
-            <w:pStyle w:val="TOC1"/>
-            <w:tabs>
-              <w:tab w:val="right" w:leader="dot" w:pos="9061"/>
-            </w:tabs>
-            <w:rPr>
-              <w:rFonts w:eastAsiaTheme="minorEastAsia" w:hAnsiTheme="minorHAnsi" w:cstheme="minorBidi" w:hint="eastAsia"/>
-              <w:b w:val="0"/>
-              <w:bCs w:val="0"/>
-              <w:noProof/>
-              <w:kern w:val="2"/>
-              <w:sz w:val="22"/>
-              <w14:ligatures w14:val="standardContextual"/>
-            </w:rPr>
-          </w:pPr>
-          <w:hyperlink w:anchor="_Toc227755221" w:history="1">
-            <w:r>
-              <w:rPr>
-                <w:rStyle w:val="aff2"/>
-                <w:rFonts w:hint="eastAsia"/>
-                <w:noProof/>
-              </w:rPr>
-              <w:t>四、实验设计与结果分析</w:t>
-            </w:r>
-            <w:r>
-              <w:rPr>
-                <w:rFonts w:hint="eastAsia"/>
-                <w:noProof/>
-                <w:webHidden/>
-              </w:rPr>
-              <w:tab/>
-            </w:r>
-            <w:r>
-              <w:rPr>
-                <w:rFonts w:hint="eastAsia"/>
-                <w:noProof/>
-                <w:webHidden/>
-              </w:rPr>
-              <w:fldChar w:fldCharType="begin"/>
-            </w:r>
-            <w:r>
-              <w:rPr>
-                <w:rFonts w:hint="eastAsia"/>
-                <w:noProof/>
-                <w:webHidden/>
-              </w:rPr>
-              <w:instrText xml:space="preserve"> </w:instrText>
-            </w:r>
-            <w:r>
-              <w:rPr>
-                <w:noProof/>
-                <w:webHidden/>
-              </w:rPr>
-              <w:instrText>PAGEREF _Toc227755221 \h</w:instrText>
-            </w:r>
-            <w:r>
-              <w:rPr>
-                <w:rFonts w:hint="eastAsia"/>
-                <w:noProof/>
-                <w:webHidden/>
-              </w:rPr>
-              <w:instrText xml:space="preserve"> </w:instrText>
-            </w:r>
-            <w:r>
-              <w:rPr>
-                <w:rFonts w:hint="eastAsia"/>
-                <w:noProof/>
-                <w:webHidden/>
-              </w:rPr>
-            </w:r>
-            <w:r>
-              <w:rPr>
-                <w:rFonts w:hint="eastAsia"/>
-                <w:noProof/>
-                <w:webHidden/>
-              </w:rPr>
-              <w:fldChar w:fldCharType="separate"/>
-            </w:r>
-            <w:r>
-              <w:rPr>
-                <w:noProof/>
-                <w:webHidden/>
-              </w:rPr>
-              <w:t>6</w:t>
+              <w:t>7</w:t>
             </w:r>
             <w:r>
               <w:rPr>
@@ -2281,11 +2281,11 @@
               <w14:ligatures w14:val="standardContextual"/>
             </w:rPr>
           </w:pPr>
-          <w:hyperlink w:anchor="_Toc227755222" w:history="1">
+          <w:hyperlink w:anchor="_Toc227845136" w:history="1">
             <w:r>
               <w:rPr>
                 <w:rStyle w:val="aff2"/>
-                <w:rFonts w:hint="eastAsia"/>
+                <w:rFonts w:ascii="仿宋" w:hAnsi="仿宋" w:hint="eastAsia"/>
                 <w:noProof/>
               </w:rPr>
               <w:t>（十六）</w:t>
@@ -2305,10 +2305,10 @@
             <w:r>
               <w:rPr>
                 <w:rStyle w:val="aff2"/>
-                <w:rFonts w:hint="eastAsia"/>
-                <w:noProof/>
-              </w:rPr>
-              <w:t>实验环境与配置</w:t>
+                <w:rFonts w:ascii="仿宋" w:hAnsi="仿宋" w:hint="eastAsia"/>
+                <w:noProof/>
+              </w:rPr>
+              <w:t>数据集统计分析</w:t>
             </w:r>
             <w:r>
               <w:rPr>
@@ -2339,7 +2339,7 @@
                 <w:noProof/>
                 <w:webHidden/>
               </w:rPr>
-              <w:instrText>PAGEREF _Toc227755222 \h</w:instrText>
+              <w:instrText>PAGEREF _Toc227845136 \h</w:instrText>
             </w:r>
             <w:r>
               <w:rPr>
@@ -2369,7 +2369,7 @@
                 <w:noProof/>
                 <w:webHidden/>
               </w:rPr>
-              <w:t>6</w:t>
+              <w:t>8</w:t>
             </w:r>
             <w:r>
               <w:rPr>
@@ -2398,11 +2398,11 @@
               <w14:ligatures w14:val="standardContextual"/>
             </w:rPr>
           </w:pPr>
-          <w:hyperlink w:anchor="_Toc227755223" w:history="1">
+          <w:hyperlink w:anchor="_Toc227845137" w:history="1">
             <w:r>
               <w:rPr>
                 <w:rStyle w:val="aff2"/>
-                <w:rFonts w:hint="eastAsia"/>
+                <w:rFonts w:ascii="仿宋" w:hAnsi="仿宋" w:hint="eastAsia"/>
                 <w:noProof/>
               </w:rPr>
               <w:t>（十七）</w:t>
@@ -2422,10 +2422,10 @@
             <w:r>
               <w:rPr>
                 <w:rStyle w:val="aff2"/>
-                <w:rFonts w:hint="eastAsia"/>
-                <w:noProof/>
-              </w:rPr>
-              <w:t>数据集统计分析</w:t>
+                <w:rFonts w:ascii="仿宋" w:hAnsi="仿宋" w:hint="eastAsia"/>
+                <w:noProof/>
+              </w:rPr>
+              <w:t>模型对比实验</w:t>
             </w:r>
             <w:r>
               <w:rPr>
@@ -2456,7 +2456,7 @@
                 <w:noProof/>
                 <w:webHidden/>
               </w:rPr>
-              <w:instrText>PAGEREF _Toc227755223 \h</w:instrText>
+              <w:instrText>PAGEREF _Toc227845137 \h</w:instrText>
             </w:r>
             <w:r>
               <w:rPr>
@@ -2486,7 +2486,7 @@
                 <w:noProof/>
                 <w:webHidden/>
               </w:rPr>
-              <w:t>6</w:t>
+              <w:t>9</w:t>
             </w:r>
             <w:r>
               <w:rPr>
@@ -2515,11 +2515,11 @@
               <w14:ligatures w14:val="standardContextual"/>
             </w:rPr>
           </w:pPr>
-          <w:hyperlink w:anchor="_Toc227755224" w:history="1">
+          <w:hyperlink w:anchor="_Toc227845138" w:history="1">
             <w:r>
               <w:rPr>
                 <w:rStyle w:val="aff2"/>
-                <w:rFonts w:hint="eastAsia"/>
+                <w:rFonts w:ascii="仿宋" w:hAnsi="仿宋" w:hint="eastAsia"/>
                 <w:noProof/>
               </w:rPr>
               <w:t>（十八）</w:t>
@@ -2539,10 +2539,10 @@
             <w:r>
               <w:rPr>
                 <w:rStyle w:val="aff2"/>
-                <w:rFonts w:hint="eastAsia"/>
-                <w:noProof/>
-              </w:rPr>
-              <w:t>模型对比实验</w:t>
+                <w:rFonts w:ascii="仿宋" w:hAnsi="仿宋" w:hint="eastAsia"/>
+                <w:noProof/>
+              </w:rPr>
+              <w:t>特征消融实验</w:t>
             </w:r>
             <w:r>
               <w:rPr>
@@ -2573,7 +2573,7 @@
                 <w:noProof/>
                 <w:webHidden/>
               </w:rPr>
-              <w:instrText>PAGEREF _Toc227755224 \h</w:instrText>
+              <w:instrText>PAGEREF _Toc227845138 \h</w:instrText>
             </w:r>
             <w:r>
               <w:rPr>
@@ -2603,7 +2603,7 @@
                 <w:noProof/>
                 <w:webHidden/>
               </w:rPr>
-              <w:t>7</w:t>
+              <w:t>9</w:t>
             </w:r>
             <w:r>
               <w:rPr>
@@ -2632,11 +2632,11 @@
               <w14:ligatures w14:val="standardContextual"/>
             </w:rPr>
           </w:pPr>
-          <w:hyperlink w:anchor="_Toc227755225" w:history="1">
+          <w:hyperlink w:anchor="_Toc227845139" w:history="1">
             <w:r>
               <w:rPr>
                 <w:rStyle w:val="aff2"/>
-                <w:rFonts w:hint="eastAsia"/>
+                <w:rFonts w:ascii="仿宋" w:hAnsi="仿宋" w:hint="eastAsia"/>
                 <w:noProof/>
               </w:rPr>
               <w:t>（十九）</w:t>
@@ -2656,10 +2656,10 @@
             <w:r>
               <w:rPr>
                 <w:rStyle w:val="aff2"/>
-                <w:rFonts w:hint="eastAsia"/>
-                <w:noProof/>
-              </w:rPr>
-              <w:t>特征消融实验</w:t>
+                <w:rFonts w:ascii="仿宋" w:hAnsi="仿宋" w:hint="eastAsia"/>
+                <w:noProof/>
+              </w:rPr>
+              <w:t>更严格的按题目划分泛化实验</w:t>
             </w:r>
             <w:r>
               <w:rPr>
@@ -2690,7 +2690,7 @@
                 <w:noProof/>
                 <w:webHidden/>
               </w:rPr>
-              <w:instrText>PAGEREF _Toc227755225 \h</w:instrText>
+              <w:instrText>PAGEREF _Toc227845139 \h</w:instrText>
             </w:r>
             <w:r>
               <w:rPr>
@@ -2720,7 +2720,7 @@
                 <w:noProof/>
                 <w:webHidden/>
               </w:rPr>
-              <w:t>7</w:t>
+              <w:t>10</w:t>
             </w:r>
             <w:r>
               <w:rPr>
@@ -2749,11 +2749,11 @@
               <w14:ligatures w14:val="standardContextual"/>
             </w:rPr>
           </w:pPr>
-          <w:hyperlink w:anchor="_Toc227755226" w:history="1">
+          <w:hyperlink w:anchor="_Toc227845140" w:history="1">
             <w:r>
               <w:rPr>
                 <w:rStyle w:val="aff2"/>
-                <w:rFonts w:hint="eastAsia"/>
+                <w:rFonts w:ascii="仿宋" w:hAnsi="仿宋" w:hint="eastAsia"/>
                 <w:noProof/>
               </w:rPr>
               <w:t>（二十）</w:t>
@@ -2773,10 +2773,10 @@
             <w:r>
               <w:rPr>
                 <w:rStyle w:val="aff2"/>
-                <w:rFonts w:hint="eastAsia"/>
-                <w:noProof/>
-              </w:rPr>
-              <w:t>更严格的按题目划分泛化实验</w:t>
+                <w:rFonts w:ascii="仿宋" w:hAnsi="仿宋" w:hint="eastAsia"/>
+                <w:noProof/>
+              </w:rPr>
+              <w:t>人工辅助复核分析</w:t>
             </w:r>
             <w:r>
               <w:rPr>
@@ -2807,7 +2807,7 @@
                 <w:noProof/>
                 <w:webHidden/>
               </w:rPr>
-              <w:instrText>PAGEREF _Toc227755226 \h</w:instrText>
+              <w:instrText>PAGEREF _Toc227845140 \h</w:instrText>
             </w:r>
             <w:r>
               <w:rPr>
@@ -2837,7 +2837,7 @@
                 <w:noProof/>
                 <w:webHidden/>
               </w:rPr>
-              <w:t>8</w:t>
+              <w:t>11</w:t>
             </w:r>
             <w:r>
               <w:rPr>
@@ -2866,11 +2866,11 @@
               <w14:ligatures w14:val="standardContextual"/>
             </w:rPr>
           </w:pPr>
-          <w:hyperlink w:anchor="_Toc227755227" w:history="1">
+          <w:hyperlink w:anchor="_Toc227845141" w:history="1">
             <w:r>
               <w:rPr>
                 <w:rStyle w:val="aff2"/>
-                <w:rFonts w:hint="eastAsia"/>
+                <w:rFonts w:ascii="仿宋" w:hAnsi="仿宋" w:hint="eastAsia"/>
                 <w:noProof/>
               </w:rPr>
               <w:t>（二十一）</w:t>
@@ -2890,10 +2890,10 @@
             <w:r>
               <w:rPr>
                 <w:rStyle w:val="aff2"/>
-                <w:rFonts w:hint="eastAsia"/>
-                <w:noProof/>
-              </w:rPr>
-              <w:t>人工辅助复核分析</w:t>
+                <w:rFonts w:ascii="仿宋" w:hAnsi="仿宋" w:hint="eastAsia"/>
+                <w:noProof/>
+              </w:rPr>
+              <w:t>结果分析与讨论</w:t>
             </w:r>
             <w:r>
               <w:rPr>
@@ -2924,7 +2924,7 @@
                 <w:noProof/>
                 <w:webHidden/>
               </w:rPr>
-              <w:instrText>PAGEREF _Toc227755227 \h</w:instrText>
+              <w:instrText>PAGEREF _Toc227845141 \h</w:instrText>
             </w:r>
             <w:r>
               <w:rPr>
@@ -2954,7 +2954,103 @@
                 <w:noProof/>
                 <w:webHidden/>
               </w:rPr>
-              <w:t>8</w:t>
+              <w:t>12</w:t>
+            </w:r>
+            <w:r>
+              <w:rPr>
+                <w:rFonts w:hint="eastAsia"/>
+                <w:noProof/>
+                <w:webHidden/>
+              </w:rPr>
+              <w:fldChar w:fldCharType="end"/>
+            </w:r>
+          </w:hyperlink>
+        </w:p>
+        <w:p>
+          <w:pPr>
+            <w:pStyle w:val="TOC1"/>
+            <w:tabs>
+              <w:tab w:val="right" w:leader="dot" w:pos="9061"/>
+            </w:tabs>
+            <w:rPr>
+              <w:rFonts w:eastAsiaTheme="minorEastAsia" w:hAnsiTheme="minorHAnsi" w:cstheme="minorBidi" w:hint="eastAsia"/>
+              <w:b w:val="0"/>
+              <w:bCs w:val="0"/>
+              <w:noProof/>
+              <w:kern w:val="2"/>
+              <w:sz w:val="22"/>
+              <w14:ligatures w14:val="standardContextual"/>
+            </w:rPr>
+          </w:pPr>
+          <w:hyperlink w:anchor="_Toc227845142" w:history="1">
+            <w:r>
+              <w:rPr>
+                <w:rStyle w:val="aff2"/>
+                <w:rFonts w:hint="eastAsia"/>
+                <w:noProof/>
+              </w:rPr>
+              <w:t>五、总结与未来展望</w:t>
+            </w:r>
+            <w:r>
+              <w:rPr>
+                <w:rFonts w:hint="eastAsia"/>
+                <w:noProof/>
+                <w:webHidden/>
+              </w:rPr>
+              <w:tab/>
+            </w:r>
+            <w:r>
+              <w:rPr>
+                <w:rFonts w:hint="eastAsia"/>
+                <w:noProof/>
+                <w:webHidden/>
+              </w:rPr>
+              <w:fldChar w:fldCharType="begin"/>
+            </w:r>
+            <w:r>
+              <w:rPr>
+                <w:rFonts w:hint="eastAsia"/>
+                <w:noProof/>
+                <w:webHidden/>
+              </w:rPr>
+              <w:instrText xml:space="preserve"> </w:instrText>
+            </w:r>
+            <w:r>
+              <w:rPr>
+                <w:noProof/>
+                <w:webHidden/>
+              </w:rPr>
+              <w:instrText>PAGEREF _Toc227845142 \h</w:instrText>
+            </w:r>
+            <w:r>
+              <w:rPr>
+                <w:rFonts w:hint="eastAsia"/>
+                <w:noProof/>
+                <w:webHidden/>
+              </w:rPr>
+              <w:instrText xml:space="preserve"> </w:instrText>
+            </w:r>
+            <w:r>
+              <w:rPr>
+                <w:rFonts w:hint="eastAsia"/>
+                <w:noProof/>
+                <w:webHidden/>
+              </w:rPr>
+            </w:r>
+            <w:r>
+              <w:rPr>
+                <w:rFonts w:hint="eastAsia"/>
+                <w:noProof/>
+                <w:webHidden/>
+              </w:rPr>
+              <w:fldChar w:fldCharType="separate"/>
+            </w:r>
+            <w:r>
+              <w:rPr>
+                <w:noProof/>
+                <w:webHidden/>
+              </w:rPr>
+              <w:t>12</w:t>
             </w:r>
             <w:r>
               <w:rPr>
@@ -2983,11 +3079,11 @@
               <w14:ligatures w14:val="standardContextual"/>
             </w:rPr>
           </w:pPr>
-          <w:hyperlink w:anchor="_Toc227755228" w:history="1">
+          <w:hyperlink w:anchor="_Toc227845143" w:history="1">
             <w:r>
               <w:rPr>
                 <w:rStyle w:val="aff2"/>
-                <w:rFonts w:hint="eastAsia"/>
+                <w:rFonts w:ascii="仿宋" w:hAnsi="仿宋" w:hint="eastAsia"/>
                 <w:noProof/>
               </w:rPr>
               <w:t>（二十二）</w:t>
@@ -3007,10 +3103,10 @@
             <w:r>
               <w:rPr>
                 <w:rStyle w:val="aff2"/>
-                <w:rFonts w:hint="eastAsia"/>
-                <w:noProof/>
-              </w:rPr>
-              <w:t>结果分析与讨论</w:t>
+                <w:rFonts w:ascii="仿宋" w:hAnsi="仿宋" w:hint="eastAsia"/>
+                <w:noProof/>
+              </w:rPr>
+              <w:t>工作总结</w:t>
             </w:r>
             <w:r>
               <w:rPr>
@@ -3041,7 +3137,7 @@
                 <w:noProof/>
                 <w:webHidden/>
               </w:rPr>
-              <w:instrText>PAGEREF _Toc227755228 \h</w:instrText>
+              <w:instrText>PAGEREF _Toc227845143 \h</w:instrText>
             </w:r>
             <w:r>
               <w:rPr>
@@ -3071,103 +3167,7 @@
                 <w:noProof/>
                 <w:webHidden/>
               </w:rPr>
-              <w:t>9</w:t>
-            </w:r>
-            <w:r>
-              <w:rPr>
-                <w:rFonts w:hint="eastAsia"/>
-                <w:noProof/>
-                <w:webHidden/>
-              </w:rPr>
-              <w:fldChar w:fldCharType="end"/>
-            </w:r>
-          </w:hyperlink>
-        </w:p>
-        <w:p>
-          <w:pPr>
-            <w:pStyle w:val="TOC1"/>
-            <w:tabs>
-              <w:tab w:val="right" w:leader="dot" w:pos="9061"/>
-            </w:tabs>
-            <w:rPr>
-              <w:rFonts w:eastAsiaTheme="minorEastAsia" w:hAnsiTheme="minorHAnsi" w:cstheme="minorBidi" w:hint="eastAsia"/>
-              <w:b w:val="0"/>
-              <w:bCs w:val="0"/>
-              <w:noProof/>
-              <w:kern w:val="2"/>
-              <w:sz w:val="22"/>
-              <w14:ligatures w14:val="standardContextual"/>
-            </w:rPr>
-          </w:pPr>
-          <w:hyperlink w:anchor="_Toc227755229" w:history="1">
-            <w:r>
-              <w:rPr>
-                <w:rStyle w:val="aff2"/>
-                <w:rFonts w:hint="eastAsia"/>
-                <w:noProof/>
-              </w:rPr>
-              <w:t>五、总结与展望</w:t>
-            </w:r>
-            <w:r>
-              <w:rPr>
-                <w:rFonts w:hint="eastAsia"/>
-                <w:noProof/>
-                <w:webHidden/>
-              </w:rPr>
-              <w:tab/>
-            </w:r>
-            <w:r>
-              <w:rPr>
-                <w:rFonts w:hint="eastAsia"/>
-                <w:noProof/>
-                <w:webHidden/>
-              </w:rPr>
-              <w:fldChar w:fldCharType="begin"/>
-            </w:r>
-            <w:r>
-              <w:rPr>
-                <w:rFonts w:hint="eastAsia"/>
-                <w:noProof/>
-                <w:webHidden/>
-              </w:rPr>
-              <w:instrText xml:space="preserve"> </w:instrText>
-            </w:r>
-            <w:r>
-              <w:rPr>
-                <w:noProof/>
-                <w:webHidden/>
-              </w:rPr>
-              <w:instrText>PAGEREF _Toc227755229 \h</w:instrText>
-            </w:r>
-            <w:r>
-              <w:rPr>
-                <w:rFonts w:hint="eastAsia"/>
-                <w:noProof/>
-                <w:webHidden/>
-              </w:rPr>
-              <w:instrText xml:space="preserve"> </w:instrText>
-            </w:r>
-            <w:r>
-              <w:rPr>
-                <w:rFonts w:hint="eastAsia"/>
-                <w:noProof/>
-                <w:webHidden/>
-              </w:rPr>
-            </w:r>
-            <w:r>
-              <w:rPr>
-                <w:rFonts w:hint="eastAsia"/>
-                <w:noProof/>
-                <w:webHidden/>
-              </w:rPr>
-              <w:fldChar w:fldCharType="separate"/>
-            </w:r>
-            <w:r>
-              <w:rPr>
-                <w:noProof/>
-                <w:webHidden/>
-              </w:rPr>
-              <w:t>10</w:t>
+              <w:t>12</w:t>
             </w:r>
             <w:r>
               <w:rPr>
@@ -3196,11 +3196,11 @@
               <w14:ligatures w14:val="standardContextual"/>
             </w:rPr>
           </w:pPr>
-          <w:hyperlink w:anchor="_Toc227755230" w:history="1">
+          <w:hyperlink w:anchor="_Toc227845144" w:history="1">
             <w:r>
               <w:rPr>
                 <w:rStyle w:val="aff2"/>
-                <w:rFonts w:hint="eastAsia"/>
+                <w:rFonts w:ascii="仿宋" w:hAnsi="仿宋" w:hint="eastAsia"/>
                 <w:noProof/>
               </w:rPr>
               <w:t>（二十三）</w:t>
@@ -3223,7 +3223,7 @@
                 <w:rFonts w:hint="eastAsia"/>
                 <w:noProof/>
               </w:rPr>
-              <w:t>工作总结</w:t>
+              <w:t>未来展望</w:t>
             </w:r>
             <w:r>
               <w:rPr>
@@ -3254,7 +3254,7 @@
                 <w:noProof/>
                 <w:webHidden/>
               </w:rPr>
-              <w:instrText>PAGEREF _Toc227755230 \h</w:instrText>
+              <w:instrText>PAGEREF _Toc227845144 \h</w:instrText>
             </w:r>
             <w:r>
               <w:rPr>
@@ -3284,124 +3284,7 @@
                 <w:noProof/>
                 <w:webHidden/>
               </w:rPr>
-              <w:t>10</w:t>
-            </w:r>
-            <w:r>
-              <w:rPr>
-                <w:rFonts w:hint="eastAsia"/>
-                <w:noProof/>
-                <w:webHidden/>
-              </w:rPr>
-              <w:fldChar w:fldCharType="end"/>
-            </w:r>
-          </w:hyperlink>
-        </w:p>
-        <w:p>
-          <w:pPr>
-            <w:pStyle w:val="TOC1"/>
-            <w:tabs>
-              <w:tab w:val="left" w:pos="1440"/>
-              <w:tab w:val="right" w:leader="dot" w:pos="9061"/>
-            </w:tabs>
-            <w:rPr>
-              <w:rFonts w:eastAsiaTheme="minorEastAsia" w:hAnsiTheme="minorHAnsi" w:cstheme="minorBidi" w:hint="eastAsia"/>
-              <w:b w:val="0"/>
-              <w:bCs w:val="0"/>
-              <w:noProof/>
-              <w:kern w:val="2"/>
-              <w:sz w:val="22"/>
-              <w14:ligatures w14:val="standardContextual"/>
-            </w:rPr>
-          </w:pPr>
-          <w:hyperlink w:anchor="_Toc227755231" w:history="1">
-            <w:r>
-              <w:rPr>
-                <w:rStyle w:val="aff2"/>
-                <w:rFonts w:hint="eastAsia"/>
-                <w:noProof/>
-              </w:rPr>
-              <w:t>（二十四）</w:t>
-            </w:r>
-            <w:r>
-              <w:rPr>
-                <w:rFonts w:eastAsiaTheme="minorEastAsia" w:hAnsiTheme="minorHAnsi" w:cstheme="minorBidi" w:hint="eastAsia"/>
-                <w:b w:val="0"/>
-                <w:bCs w:val="0"/>
-                <w:noProof/>
-                <w:kern w:val="2"/>
-                <w:sz w:val="22"/>
-                <w14:ligatures w14:val="standardContextual"/>
-              </w:rPr>
-              <w:tab/>
-            </w:r>
-            <w:r>
-              <w:rPr>
-                <w:rStyle w:val="aff2"/>
-                <w:rFonts w:hint="eastAsia"/>
-                <w:noProof/>
-              </w:rPr>
-              <w:t>不足与展望</w:t>
-            </w:r>
-            <w:r>
-              <w:rPr>
-                <w:rFonts w:hint="eastAsia"/>
-                <w:noProof/>
-                <w:webHidden/>
-              </w:rPr>
-              <w:tab/>
-            </w:r>
-            <w:r>
-              <w:rPr>
-                <w:rFonts w:hint="eastAsia"/>
-                <w:noProof/>
-                <w:webHidden/>
-              </w:rPr>
-              <w:fldChar w:fldCharType="begin"/>
-            </w:r>
-            <w:r>
-              <w:rPr>
-                <w:rFonts w:hint="eastAsia"/>
-                <w:noProof/>
-                <w:webHidden/>
-              </w:rPr>
-              <w:instrText xml:space="preserve"> </w:instrText>
-            </w:r>
-            <w:r>
-              <w:rPr>
-                <w:noProof/>
-                <w:webHidden/>
-              </w:rPr>
-              <w:instrText>PAGEREF _Toc227755231 \h</w:instrText>
-            </w:r>
-            <w:r>
-              <w:rPr>
-                <w:rFonts w:hint="eastAsia"/>
-                <w:noProof/>
-                <w:webHidden/>
-              </w:rPr>
-              <w:instrText xml:space="preserve"> </w:instrText>
-            </w:r>
-            <w:r>
-              <w:rPr>
-                <w:rFonts w:hint="eastAsia"/>
-                <w:noProof/>
-                <w:webHidden/>
-              </w:rPr>
-            </w:r>
-            <w:r>
-              <w:rPr>
-                <w:rFonts w:hint="eastAsia"/>
-                <w:noProof/>
-                <w:webHidden/>
-              </w:rPr>
-              <w:fldChar w:fldCharType="separate"/>
-            </w:r>
-            <w:r>
-              <w:rPr>
-                <w:noProof/>
-                <w:webHidden/>
-              </w:rPr>
-              <w:t>10</w:t>
+              <w:t>13</w:t>
             </w:r>
             <w:r>
               <w:rPr>
@@ -3429,11 +3312,11 @@
               <w14:ligatures w14:val="standardContextual"/>
             </w:rPr>
           </w:pPr>
-          <w:hyperlink w:anchor="_Toc227755232" w:history="1">
+          <w:hyperlink w:anchor="_Toc227845145" w:history="1">
             <w:r>
               <w:rPr>
                 <w:rStyle w:val="aff2"/>
-                <w:rFonts w:hint="eastAsia"/>
+                <w:rFonts w:ascii="Times New Roman" w:hint="eastAsia"/>
                 <w:noProof/>
               </w:rPr>
               <w:t>参考文献</w:t>
@@ -3467,7 +3350,7 @@
                 <w:noProof/>
                 <w:webHidden/>
               </w:rPr>
-              <w:instrText>PAGEREF _Toc227755232 \h</w:instrText>
+              <w:instrText>PAGEREF _Toc227845145 \h</w:instrText>
             </w:r>
             <w:r>
               <w:rPr>
@@ -3497,7 +3380,7 @@
                 <w:noProof/>
                 <w:webHidden/>
               </w:rPr>
-              <w:t>11</w:t>
+              <w:t>14</w:t>
             </w:r>
             <w:r>
               <w:rPr>
@@ -3895,7 +3778,7 @@
           <w:rFonts w:hint="eastAsia"/>
         </w:rPr>
       </w:pPr>
-      <w:bookmarkStart w:id="0" w:name="_Toc227755203"/>
+      <w:bookmarkStart w:id="0" w:name="_Toc227845117"/>
       <w:r>
         <w:rPr>
           <w:rFonts w:ascii="Times New Roman" w:hAnsi="Times New Roman"/>
@@ -3912,7 +3795,7 @@
           <w:rFonts w:ascii="仿宋" w:hAnsi="仿宋" w:hint="eastAsia"/>
         </w:rPr>
       </w:pPr>
-      <w:bookmarkStart w:id="1" w:name="_Toc227755204"/>
+      <w:bookmarkStart w:id="1" w:name="_Toc227845118"/>
       <w:r>
         <w:rPr>
           <w:rFonts w:ascii="仿宋" w:hAnsi="仿宋"/>
@@ -3986,7 +3869,7 @@
           <w:rFonts w:ascii="仿宋" w:hAnsi="仿宋" w:hint="eastAsia"/>
         </w:rPr>
       </w:pPr>
-      <w:bookmarkStart w:id="2" w:name="_Toc227755205"/>
+      <w:bookmarkStart w:id="2" w:name="_Toc227845119"/>
       <w:r>
         <w:rPr>
           <w:rFonts w:ascii="仿宋" w:hAnsi="仿宋"/>
@@ -4111,7 +3994,7 @@
           <w:rFonts w:ascii="仿宋" w:hAnsi="仿宋" w:hint="eastAsia"/>
         </w:rPr>
       </w:pPr>
-      <w:bookmarkStart w:id="3" w:name="_Toc227755206"/>
+      <w:bookmarkStart w:id="3" w:name="_Toc227845120"/>
       <w:r>
         <w:rPr>
           <w:rFonts w:ascii="仿宋" w:hAnsi="仿宋"/>
@@ -4297,7 +4180,7 @@
           <w:rFonts w:ascii="仿宋" w:hAnsi="仿宋" w:hint="eastAsia"/>
         </w:rPr>
       </w:pPr>
-      <w:bookmarkStart w:id="4" w:name="_Toc227755207"/>
+      <w:bookmarkStart w:id="4" w:name="_Toc227845121"/>
       <w:r>
         <w:rPr>
           <w:rFonts w:ascii="仿宋" w:hAnsi="仿宋"/>
@@ -4541,132 +4424,80 @@
     </w:p>
     <w:p>
       <w:pPr>
-        <w:pStyle w:val="a"/>
-        <w:spacing w:line="360" w:lineRule="auto"/>
-        <w:rPr>
-          <w:rFonts w:ascii="仿宋" w:hAnsi="仿宋" w:hint="eastAsia"/>
-        </w:rPr>
-      </w:pPr>
-      <w:bookmarkStart w:id="5" w:name="_Toc227755208"/>
-      <w:r>
-        <w:rPr>
-          <w:rFonts w:ascii="仿宋" w:hAnsi="仿宋"/>
-        </w:rPr>
-        <w:t>论文结构安排</w:t>
-      </w:r>
-      <w:bookmarkEnd w:id="5"/>
-    </w:p>
-    <w:p>
-      <w:pPr>
-        <w:spacing w:line="360" w:lineRule="auto"/>
-      </w:pPr>
-      <w:r>
-        <w:rPr>
-          <w:rFonts w:eastAsia="仿宋"/>
-        </w:rPr>
-        <w:t>本文共分为五章。</w:t>
-      </w:r>
-    </w:p>
-    <w:p>
-      <w:pPr>
-        <w:spacing w:line="360" w:lineRule="auto"/>
-      </w:pPr>
-      <w:r>
-        <w:rPr>
-          <w:rFonts w:eastAsia="仿宋"/>
-        </w:rPr>
-        <w:t>第一章为绪论，介绍研究背景、研究意义、国内外研究现状、本文主要工作和论文结构。</w:t>
-      </w:r>
-    </w:p>
-    <w:p>
-      <w:pPr>
-        <w:spacing w:line="360" w:lineRule="auto"/>
-      </w:pPr>
-      <w:r>
-        <w:rPr>
-          <w:rFonts w:eastAsia="仿宋"/>
-        </w:rPr>
-        <w:t>第二章为相关技术与理论基础，介绍代码相似度检测所涉及的关键概念、机器学习基础和实验评价指标。</w:t>
-      </w:r>
-    </w:p>
-    <w:p>
-      <w:pPr>
-        <w:spacing w:line="360" w:lineRule="auto"/>
-      </w:pPr>
-      <w:r>
-        <w:rPr>
-          <w:rFonts w:eastAsia="仿宋"/>
-        </w:rPr>
-        <w:t>第三章为系统设计与算法实现，详细说明数据处理流程、特征工程设计、</w:t>
-      </w:r>
-      <w:proofErr w:type="gramStart"/>
-      <w:r>
-        <w:rPr>
-          <w:rFonts w:eastAsia="仿宋"/>
-        </w:rPr>
-        <w:t>弱监督</w:t>
-      </w:r>
-      <w:proofErr w:type="gramEnd"/>
-      <w:r>
-        <w:rPr>
-          <w:rFonts w:eastAsia="仿宋"/>
-        </w:rPr>
-        <w:t>标签构造、模型训练策略和系统实现结构。</w:t>
-      </w:r>
-    </w:p>
-    <w:p>
-      <w:pPr>
-        <w:spacing w:line="360" w:lineRule="auto"/>
-      </w:pPr>
-      <w:r>
-        <w:rPr>
-          <w:rFonts w:eastAsia="仿宋"/>
-        </w:rPr>
-        <w:t>第四章为实验设计与结果分析，给出数据集说明、实验配置、对比实验、消融实验、严格泛化实验以及人工复核分析。</w:t>
-      </w:r>
-    </w:p>
-    <w:p>
-      <w:pPr>
-        <w:spacing w:line="360" w:lineRule="auto"/>
-      </w:pPr>
-      <w:r>
-        <w:rPr>
-          <w:rFonts w:eastAsia="仿宋"/>
-        </w:rPr>
-        <w:t>第五章为总结与展望，总结本文工作并讨论存在的不足与未来改进方向。</w:t>
-      </w:r>
-    </w:p>
-    <w:p>
-      <w:pPr>
         <w:pStyle w:val="aff6"/>
         <w:jc w:val="left"/>
         <w:rPr>
           <w:rFonts w:hint="eastAsia"/>
         </w:rPr>
       </w:pPr>
-      <w:bookmarkStart w:id="6" w:name="_Toc227755209"/>
+      <w:bookmarkStart w:id="5" w:name="_Toc227845122"/>
       <w:r>
         <w:rPr>
           <w:rFonts w:ascii="Times New Roman" w:hAnsi="Times New Roman"/>
         </w:rPr>
         <w:t>二、相关技术与理论基础</w:t>
       </w:r>
+      <w:bookmarkEnd w:id="5"/>
+    </w:p>
+    <w:p>
+      <w:pPr>
+        <w:pStyle w:val="a"/>
+        <w:spacing w:line="360" w:lineRule="auto"/>
+        <w:rPr>
+          <w:rFonts w:ascii="仿宋" w:hAnsi="仿宋" w:hint="eastAsia"/>
+        </w:rPr>
+      </w:pPr>
+      <w:bookmarkStart w:id="6" w:name="_Toc227845123"/>
+      <w:r>
+        <w:rPr>
+          <w:rFonts w:ascii="仿宋" w:hAnsi="仿宋"/>
+        </w:rPr>
+        <w:t>代码相似度检测概述</w:t>
+      </w:r>
       <w:bookmarkEnd w:id="6"/>
     </w:p>
     <w:p>
       <w:pPr>
+        <w:spacing w:line="360" w:lineRule="auto"/>
+        <w:rPr>
+          <w:rFonts w:ascii="仿宋" w:eastAsia="仿宋" w:hAnsi="仿宋" w:hint="eastAsia"/>
+        </w:rPr>
+      </w:pPr>
+      <w:r>
+        <w:rPr>
+          <w:rFonts w:ascii="仿宋" w:eastAsia="仿宋" w:hAnsi="仿宋"/>
+        </w:rPr>
+        <w:t>代码相似度检测是指根据一定规则或模型，对两段或多段程序代码之间的相似程度进行量化分析。其应用场景包括程序查重、教学分析、代码检索、版本演化分析和软件维护等。在教学场景中，代码相似度检测更关注不同学生提交之间是否存在过高程度的实现重合，从而辅助教师识别可能的抄袭、过度借鉴或模板化复制现象。</w:t>
+      </w:r>
+    </w:p>
+    <w:p>
+      <w:pPr>
+        <w:spacing w:line="360" w:lineRule="auto"/>
+        <w:rPr>
+          <w:rFonts w:ascii="仿宋" w:eastAsia="仿宋" w:hAnsi="仿宋" w:hint="eastAsia"/>
+        </w:rPr>
+      </w:pPr>
+      <w:r>
+        <w:rPr>
+          <w:rFonts w:ascii="仿宋" w:eastAsia="仿宋" w:hAnsi="仿宋"/>
+        </w:rPr>
+        <w:t>从输入形式看，代码相似度检测可以面向源代码文本，也可以面向经过语法分析后的中间表示。前者实现门槛低、工程代价小，后者能够提供更强的结构表达能力。本文考虑到本科毕业设计的时间成本、实现复杂度与论文可解释性，选择以源代码预处理和手工特征工程为基础开展研究。</w:t>
+      </w:r>
+    </w:p>
+    <w:p>
+      <w:pPr>
         <w:pStyle w:val="a"/>
         <w:spacing w:line="360" w:lineRule="auto"/>
         <w:rPr>
           <w:rFonts w:ascii="仿宋" w:hAnsi="仿宋" w:hint="eastAsia"/>
         </w:rPr>
       </w:pPr>
-      <w:bookmarkStart w:id="7" w:name="_Toc227755210"/>
+      <w:bookmarkStart w:id="7" w:name="_Toc227845124"/>
       <w:r>
         <w:rPr>
           <w:rFonts w:ascii="仿宋" w:hAnsi="仿宋"/>
         </w:rPr>
-        <w:t>代码相似度检测概述</w:t>
+        <w:t>弱监督学习</w:t>
       </w:r>
       <w:bookmarkEnd w:id="7"/>
     </w:p>
@@ -4681,7 +4512,21 @@
         <w:rPr>
           <w:rFonts w:ascii="仿宋" w:eastAsia="仿宋" w:hAnsi="仿宋"/>
         </w:rPr>
-        <w:t>代码相似度检测是指根据一定规则或模型，对两段或多段程序代码之间的相似程度进行量化分析。其应用场景包括程序查重、教学分析、代码检索、版本演化分析和软件维护等。在教学场景中，代码相似度检测更关注不同学生提交之间是否存在过高程度的实现重合，从而辅助教师识别可能的抄袭、过度借鉴或模板化复制现象。</w:t>
+        <w:t>弱监督学习是指在缺少精确人工标注数据的条件下，利用启发式规则、伪标签、远程监督或不完全标签等方式构造训练信号，从而建立机器学习模型的方法。在实际工程中，人工标注通常昂贵且耗时，尤其在代码相似度任务中，逐条判定两份代码是否“相似”往往需要较强的专业背景。因此，使用</w:t>
+      </w:r>
+      <w:proofErr w:type="gramStart"/>
+      <w:r>
+        <w:rPr>
+          <w:rFonts w:ascii="仿宋" w:eastAsia="仿宋" w:hAnsi="仿宋"/>
+        </w:rPr>
+        <w:t>弱监督</w:t>
+      </w:r>
+      <w:proofErr w:type="gramEnd"/>
+      <w:r>
+        <w:rPr>
+          <w:rFonts w:ascii="仿宋" w:eastAsia="仿宋" w:hAnsi="仿宋"/>
+        </w:rPr>
+        <w:t>构造训练标签具有较高现实可行性。</w:t>
       </w:r>
     </w:p>
     <w:p>
@@ -4695,7 +4540,35 @@
         <w:rPr>
           <w:rFonts w:ascii="仿宋" w:eastAsia="仿宋" w:hAnsi="仿宋"/>
         </w:rPr>
-        <w:t>从输入形式看，代码相似度检测可以面向源代码文本，也可以面向经过语法分析后的中间表示。前者实现门槛低、工程代价小，后者能够提供更强的结构表达能力。本文考虑到本科毕业设计的时间成本、实现复杂度与论文可解释性，选择以源代码预处理和手工特征工程为基础开展研究。</w:t>
+        <w:t>本文所采用的</w:t>
+      </w:r>
+      <w:proofErr w:type="gramStart"/>
+      <w:r>
+        <w:rPr>
+          <w:rFonts w:ascii="仿宋" w:eastAsia="仿宋" w:hAnsi="仿宋"/>
+        </w:rPr>
+        <w:t>弱监督</w:t>
+      </w:r>
+      <w:proofErr w:type="gramEnd"/>
+      <w:r>
+        <w:rPr>
+          <w:rFonts w:ascii="仿宋" w:eastAsia="仿宋" w:hAnsi="仿宋"/>
+        </w:rPr>
+        <w:t>方式主要包括以下步骤：首先利用多种规则特征构造基础相似度分数；其次通过高阈值和低阈值筛选高</w:t>
+      </w:r>
+      <w:proofErr w:type="gramStart"/>
+      <w:r>
+        <w:rPr>
+          <w:rFonts w:ascii="仿宋" w:eastAsia="仿宋" w:hAnsi="仿宋"/>
+        </w:rPr>
+        <w:t>置信正</w:t>
+      </w:r>
+      <w:proofErr w:type="gramEnd"/>
+      <w:r>
+        <w:rPr>
+          <w:rFonts w:ascii="仿宋" w:eastAsia="仿宋" w:hAnsi="仿宋"/>
+        </w:rPr>
+        <w:t>样本与高置信负样本；最后对中间区域样本进行舍弃或自适应处理，从而得到相对可靠的训练集。这种方式虽然无法完全替代人工标注，但能够显著降低样本构造成本，并支持后续模型训练与实验分析。</w:t>
       </w:r>
     </w:p>
     <w:p>
@@ -4706,84 +4579,28 @@
           <w:rFonts w:ascii="仿宋" w:hAnsi="仿宋" w:hint="eastAsia"/>
         </w:rPr>
       </w:pPr>
-      <w:bookmarkStart w:id="8" w:name="_Toc227755211"/>
+      <w:bookmarkStart w:id="8" w:name="_Toc227845125"/>
       <w:r>
         <w:rPr>
           <w:rFonts w:ascii="仿宋" w:hAnsi="仿宋"/>
         </w:rPr>
+        <w:t>传统机器学习方法</w:t>
+      </w:r>
+      <w:bookmarkEnd w:id="8"/>
+    </w:p>
+    <w:p>
+      <w:pPr>
+        <w:spacing w:line="360" w:lineRule="auto"/>
+        <w:rPr>
+          <w:rFonts w:ascii="仿宋" w:eastAsia="仿宋" w:hAnsi="仿宋" w:hint="eastAsia"/>
+        </w:rPr>
+      </w:pPr>
+      <w:r>
+        <w:rPr>
+          <w:rFonts w:ascii="仿宋" w:eastAsia="仿宋" w:hAnsi="仿宋"/>
+        </w:rPr>
         <w:lastRenderedPageBreak/>
-        <w:t>弱监督学习</w:t>
-      </w:r>
-      <w:bookmarkEnd w:id="8"/>
-    </w:p>
-    <w:p>
-      <w:pPr>
-        <w:spacing w:line="360" w:lineRule="auto"/>
-        <w:rPr>
-          <w:rFonts w:ascii="仿宋" w:eastAsia="仿宋" w:hAnsi="仿宋" w:hint="eastAsia"/>
-        </w:rPr>
-      </w:pPr>
-      <w:r>
-        <w:rPr>
-          <w:rFonts w:ascii="仿宋" w:eastAsia="仿宋" w:hAnsi="仿宋"/>
-        </w:rPr>
-        <w:t>弱监督学习是指在缺少精确人工标注数据的条件下，利用启发式规则、伪标签、远程监督或不完全标签等方式构造训练信号，从而建立机器学习模型的方法。在实际工程中，人工标注通常昂贵且耗时，尤其在代码相似度任务中，逐条判定两份代码是否“相似”往往需要较强的专业背景。因此，使用</w:t>
-      </w:r>
-      <w:proofErr w:type="gramStart"/>
-      <w:r>
-        <w:rPr>
-          <w:rFonts w:ascii="仿宋" w:eastAsia="仿宋" w:hAnsi="仿宋"/>
-        </w:rPr>
-        <w:t>弱监督</w:t>
-      </w:r>
-      <w:proofErr w:type="gramEnd"/>
-      <w:r>
-        <w:rPr>
-          <w:rFonts w:ascii="仿宋" w:eastAsia="仿宋" w:hAnsi="仿宋"/>
-        </w:rPr>
-        <w:t>构造训练标签具有较高现实可行性。</w:t>
-      </w:r>
-    </w:p>
-    <w:p>
-      <w:pPr>
-        <w:spacing w:line="360" w:lineRule="auto"/>
-        <w:rPr>
-          <w:rFonts w:ascii="仿宋" w:eastAsia="仿宋" w:hAnsi="仿宋" w:hint="eastAsia"/>
-        </w:rPr>
-      </w:pPr>
-      <w:r>
-        <w:rPr>
-          <w:rFonts w:ascii="仿宋" w:eastAsia="仿宋" w:hAnsi="仿宋"/>
-        </w:rPr>
-        <w:t>本文所采用的</w:t>
-      </w:r>
-      <w:proofErr w:type="gramStart"/>
-      <w:r>
-        <w:rPr>
-          <w:rFonts w:ascii="仿宋" w:eastAsia="仿宋" w:hAnsi="仿宋"/>
-        </w:rPr>
-        <w:t>弱监督</w:t>
-      </w:r>
-      <w:proofErr w:type="gramEnd"/>
-      <w:r>
-        <w:rPr>
-          <w:rFonts w:ascii="仿宋" w:eastAsia="仿宋" w:hAnsi="仿宋"/>
-        </w:rPr>
-        <w:t>方式主要包括以下步骤：首先利用多种规则特征构造基础相似度分数；其次通过高阈值和低阈值筛选高</w:t>
-      </w:r>
-      <w:proofErr w:type="gramStart"/>
-      <w:r>
-        <w:rPr>
-          <w:rFonts w:ascii="仿宋" w:eastAsia="仿宋" w:hAnsi="仿宋"/>
-        </w:rPr>
-        <w:t>置信正</w:t>
-      </w:r>
-      <w:proofErr w:type="gramEnd"/>
-      <w:r>
-        <w:rPr>
-          <w:rFonts w:ascii="仿宋" w:eastAsia="仿宋" w:hAnsi="仿宋"/>
-        </w:rPr>
-        <w:t>样本与高置信负样本；最后对中间区域样本进行舍弃或自适应处理，从而得到相对可靠的训练集。这种方式虽然无法完全替代人工标注，但能够显著降低样本构造成本，并支持后续模型训练与实验分析。</w:t>
+        <w:t>逻辑回归是一种经典的线性分类模型，具有实现简单、训练速度快、可解释性较强等优点，常作为分类任务基线。随机森林则通过集成多棵决策树进行预测，能够在非线性特征空间中学习更复杂的决策边界，通常具有较好的鲁棒性和泛化能力。本文同时采用逻辑回归和随机森林模型，旨在从线性和非线性两个角度评估特征体系的有效性。</w:t>
       </w:r>
     </w:p>
     <w:p>
@@ -4794,45 +4611,14 @@
           <w:rFonts w:ascii="仿宋" w:hAnsi="仿宋" w:hint="eastAsia"/>
         </w:rPr>
       </w:pPr>
-      <w:bookmarkStart w:id="9" w:name="_Toc227755212"/>
+      <w:bookmarkStart w:id="9" w:name="_Toc227845126"/>
       <w:r>
         <w:rPr>
           <w:rFonts w:ascii="仿宋" w:hAnsi="仿宋"/>
         </w:rPr>
-        <w:t>传统机器学习方法</w:t>
+        <w:t>常用评价指标</w:t>
       </w:r>
       <w:bookmarkEnd w:id="9"/>
-    </w:p>
-    <w:p>
-      <w:pPr>
-        <w:spacing w:line="360" w:lineRule="auto"/>
-        <w:rPr>
-          <w:rFonts w:ascii="仿宋" w:eastAsia="仿宋" w:hAnsi="仿宋" w:hint="eastAsia"/>
-        </w:rPr>
-      </w:pPr>
-      <w:r>
-        <w:rPr>
-          <w:rFonts w:ascii="仿宋" w:eastAsia="仿宋" w:hAnsi="仿宋"/>
-        </w:rPr>
-        <w:t>逻辑回归是一种经典的线性分类模型，具有实现简单、训练速度快、可解释性较强等优点，常作为分类任务基线。随机森林则通过集成多棵决策树进行预测，能够在非线性特征空间中学习更复杂的决策边界，通常具有较好的鲁棒性和泛化能力。本文同时采用逻辑回归和随机森林模型，旨在从线性和非线性两个角度评估特征体系的有效性。</w:t>
-      </w:r>
-    </w:p>
-    <w:p>
-      <w:pPr>
-        <w:pStyle w:val="a"/>
-        <w:spacing w:line="360" w:lineRule="auto"/>
-        <w:rPr>
-          <w:rFonts w:ascii="仿宋" w:hAnsi="仿宋" w:hint="eastAsia"/>
-        </w:rPr>
-      </w:pPr>
-      <w:bookmarkStart w:id="10" w:name="_Toc227755213"/>
-      <w:r>
-        <w:rPr>
-          <w:rFonts w:ascii="仿宋" w:hAnsi="仿宋"/>
-        </w:rPr>
-        <w:t>常用评价指标</w:t>
-      </w:r>
-      <w:bookmarkEnd w:id="10"/>
     </w:p>
     <w:p>
       <w:pPr>
@@ -5010,32 +4796,31 @@
           <w:rFonts w:hint="eastAsia"/>
         </w:rPr>
       </w:pPr>
-      <w:bookmarkStart w:id="11" w:name="_Toc227755214"/>
+      <w:bookmarkStart w:id="10" w:name="_Toc227845127"/>
       <w:r>
         <w:rPr>
           <w:rFonts w:ascii="Times New Roman" w:hAnsi="Times New Roman"/>
         </w:rPr>
         <w:t>三、系统设计与算法实现</w:t>
       </w:r>
+      <w:bookmarkEnd w:id="10"/>
+    </w:p>
+    <w:p>
+      <w:pPr>
+        <w:pStyle w:val="a"/>
+        <w:spacing w:line="360" w:lineRule="auto"/>
+        <w:rPr>
+          <w:rFonts w:ascii="仿宋" w:hAnsi="仿宋" w:hint="eastAsia"/>
+        </w:rPr>
+      </w:pPr>
+      <w:bookmarkStart w:id="11" w:name="_Toc227845128"/>
+      <w:r>
+        <w:rPr>
+          <w:rFonts w:ascii="仿宋" w:hAnsi="仿宋"/>
+        </w:rPr>
+        <w:t>系统总体设计</w:t>
+      </w:r>
       <w:bookmarkEnd w:id="11"/>
-    </w:p>
-    <w:p>
-      <w:pPr>
-        <w:pStyle w:val="a"/>
-        <w:spacing w:line="360" w:lineRule="auto"/>
-        <w:rPr>
-          <w:rFonts w:ascii="仿宋" w:hAnsi="仿宋" w:hint="eastAsia"/>
-        </w:rPr>
-      </w:pPr>
-      <w:bookmarkStart w:id="12" w:name="_Toc227755215"/>
-      <w:r>
-        <w:rPr>
-          <w:rFonts w:ascii="仿宋" w:hAnsi="仿宋"/>
-        </w:rPr>
-        <w:lastRenderedPageBreak/>
-        <w:t>系统总体设计</w:t>
-      </w:r>
-      <w:bookmarkEnd w:id="12"/>
     </w:p>
     <w:p>
       <w:pPr>
@@ -5688,13 +5473,156 @@
           <w:rFonts w:ascii="仿宋" w:hAnsi="仿宋" w:hint="eastAsia"/>
         </w:rPr>
       </w:pPr>
-      <w:bookmarkStart w:id="13" w:name="_Toc227755216"/>
+      <w:bookmarkStart w:id="12" w:name="_Toc227845129"/>
       <w:r>
         <w:rPr>
           <w:rFonts w:ascii="仿宋" w:hAnsi="仿宋"/>
         </w:rPr>
         <w:t>数据集与数据处理</w:t>
       </w:r>
+      <w:bookmarkEnd w:id="12"/>
+    </w:p>
+    <w:p>
+      <w:pPr>
+        <w:spacing w:line="360" w:lineRule="auto"/>
+        <w:rPr>
+          <w:rFonts w:ascii="仿宋" w:eastAsia="仿宋" w:hAnsi="仿宋" w:hint="eastAsia"/>
+        </w:rPr>
+      </w:pPr>
+      <w:r>
+        <w:rPr>
+          <w:rFonts w:ascii="仿宋" w:eastAsia="仿宋" w:hAnsi="仿宋"/>
+        </w:rPr>
+        <w:t xml:space="preserve">本文使用的数据集来源于 </w:t>
+      </w:r>
+      <w:proofErr w:type="spellStart"/>
+      <w:r>
+        <w:rPr>
+          <w:rFonts w:ascii="仿宋" w:eastAsia="仿宋" w:hAnsi="仿宋"/>
+        </w:rPr>
+        <w:t>Zenodo</w:t>
+      </w:r>
+      <w:proofErr w:type="spellEnd"/>
+      <w:r>
+        <w:rPr>
+          <w:rFonts w:ascii="仿宋" w:eastAsia="仿宋" w:hAnsi="仿宋"/>
+        </w:rPr>
+        <w:t xml:space="preserve"> 平台发布的 DSA Dataset。本项目实际使用其中的 Java 提交数据文件 java_submissions.csv，并辅以题目分布文件 distribution_per_question.csv 和题目信息文件 tst_questions.csv。经统计，数据集中共包含 16074 份 Java 提交、99 道题目、约 270 名匿名学生用户。</w:t>
+      </w:r>
+    </w:p>
+    <w:p>
+      <w:pPr>
+        <w:spacing w:line="360" w:lineRule="auto"/>
+        <w:rPr>
+          <w:rFonts w:ascii="仿宋" w:eastAsia="仿宋" w:hAnsi="仿宋" w:hint="eastAsia"/>
+        </w:rPr>
+      </w:pPr>
+      <w:r>
+        <w:rPr>
+          <w:rFonts w:ascii="仿宋" w:eastAsia="仿宋" w:hAnsi="仿宋"/>
+        </w:rPr>
+        <w:t>在数据处理阶段，本文主要完成以下工作：</w:t>
+      </w:r>
+    </w:p>
+    <w:p>
+      <w:pPr>
+        <w:spacing w:line="360" w:lineRule="auto"/>
+        <w:rPr>
+          <w:rFonts w:ascii="仿宋" w:eastAsia="仿宋" w:hAnsi="仿宋" w:hint="eastAsia"/>
+        </w:rPr>
+      </w:pPr>
+      <w:r>
+        <w:rPr>
+          <w:rFonts w:ascii="仿宋" w:eastAsia="仿宋" w:hAnsi="仿宋"/>
+        </w:rPr>
+        <w:t>1. 读取提交记录，提取提交编号、用户编号、题目编号和代码内容。</w:t>
+      </w:r>
+    </w:p>
+    <w:p>
+      <w:pPr>
+        <w:spacing w:line="360" w:lineRule="auto"/>
+        <w:rPr>
+          <w:rFonts w:ascii="仿宋" w:eastAsia="仿宋" w:hAnsi="仿宋" w:hint="eastAsia"/>
+        </w:rPr>
+      </w:pPr>
+      <w:r>
+        <w:rPr>
+          <w:rFonts w:ascii="仿宋" w:eastAsia="仿宋" w:hAnsi="仿宋"/>
+        </w:rPr>
+        <w:t>2. 过滤空代码或无效代码，保证训练与预测样本的基本质量。</w:t>
+      </w:r>
+    </w:p>
+    <w:p>
+      <w:pPr>
+        <w:spacing w:line="360" w:lineRule="auto"/>
+        <w:rPr>
+          <w:rFonts w:ascii="仿宋" w:eastAsia="仿宋" w:hAnsi="仿宋" w:hint="eastAsia"/>
+        </w:rPr>
+      </w:pPr>
+      <w:r>
+        <w:rPr>
+          <w:rFonts w:ascii="仿宋" w:eastAsia="仿宋" w:hAnsi="仿宋"/>
+        </w:rPr>
+        <w:t>3. 按题目编号对提交进行分组，默认仅在同一道</w:t>
+      </w:r>
+      <w:proofErr w:type="gramStart"/>
+      <w:r>
+        <w:rPr>
+          <w:rFonts w:ascii="仿宋" w:eastAsia="仿宋" w:hAnsi="仿宋"/>
+        </w:rPr>
+        <w:t>题内部</w:t>
+      </w:r>
+      <w:proofErr w:type="gramEnd"/>
+      <w:r>
+        <w:rPr>
+          <w:rFonts w:ascii="仿宋" w:eastAsia="仿宋" w:hAnsi="仿宋"/>
+        </w:rPr>
+        <w:t>构造代码对，避免不同题目之间因题意差异引入噪声。</w:t>
+      </w:r>
+    </w:p>
+    <w:p>
+      <w:pPr>
+        <w:spacing w:line="360" w:lineRule="auto"/>
+        <w:rPr>
+          <w:rFonts w:ascii="仿宋" w:eastAsia="仿宋" w:hAnsi="仿宋" w:hint="eastAsia"/>
+        </w:rPr>
+      </w:pPr>
+      <w:r>
+        <w:rPr>
+          <w:rFonts w:ascii="仿宋" w:eastAsia="仿宋" w:hAnsi="仿宋"/>
+        </w:rPr>
+        <w:t>4. 在扩展实验中加入</w:t>
+      </w:r>
+      <w:proofErr w:type="gramStart"/>
+      <w:r>
+        <w:rPr>
+          <w:rFonts w:ascii="仿宋" w:eastAsia="仿宋" w:hAnsi="仿宋"/>
+        </w:rPr>
+        <w:t>跨用户</w:t>
+      </w:r>
+      <w:proofErr w:type="gramEnd"/>
+      <w:r>
+        <w:rPr>
+          <w:rFonts w:ascii="仿宋" w:eastAsia="仿宋" w:hAnsi="仿宋"/>
+        </w:rPr>
+        <w:t>过滤，仅保留不同用户之间的代码对，以减少同一学生多次提交带来的偏高相似问题。</w:t>
+      </w:r>
+    </w:p>
+    <w:p>
+      <w:pPr>
+        <w:pStyle w:val="a"/>
+        <w:spacing w:line="360" w:lineRule="auto"/>
+        <w:rPr>
+          <w:rFonts w:ascii="仿宋" w:hAnsi="仿宋" w:hint="eastAsia"/>
+        </w:rPr>
+      </w:pPr>
+      <w:bookmarkStart w:id="13" w:name="_Toc227845130"/>
+      <w:r>
+        <w:rPr>
+          <w:rFonts w:ascii="仿宋" w:hAnsi="仿宋"/>
+        </w:rPr>
+        <w:t>代码预处理设计</w:t>
+      </w:r>
       <w:bookmarkEnd w:id="13"/>
     </w:p>
     <w:p>
@@ -5708,21 +5636,7 @@
         <w:rPr>
           <w:rFonts w:ascii="仿宋" w:eastAsia="仿宋" w:hAnsi="仿宋"/>
         </w:rPr>
-        <w:t xml:space="preserve">本文使用的数据集来源于 </w:t>
-      </w:r>
-      <w:proofErr w:type="spellStart"/>
-      <w:r>
-        <w:rPr>
-          <w:rFonts w:ascii="仿宋" w:eastAsia="仿宋" w:hAnsi="仿宋"/>
-        </w:rPr>
-        <w:t>Zenodo</w:t>
-      </w:r>
-      <w:proofErr w:type="spellEnd"/>
-      <w:r>
-        <w:rPr>
-          <w:rFonts w:ascii="仿宋" w:eastAsia="仿宋" w:hAnsi="仿宋"/>
-        </w:rPr>
-        <w:t xml:space="preserve"> 平台发布的 DSA Dataset。本项目实际使用其中的 Java 提交数据文件 java_submissions.csv，并辅以题目分布文件 distribution_per_question.csv 和题目信息文件 tst_questions.csv。经统计，数据集中共包含 16074 份 Java 提交、99 道题目、约 270 名匿名学生用户。</w:t>
+        <w:t>原始 Java 代码中通常包含注释、字符串字面量、数值常量、格式差异和变量命名差异，这些因素会对相似度判断造成干扰。因此，本文设计了如下预处理流程：</w:t>
       </w:r>
     </w:p>
     <w:p>
@@ -5736,7 +5650,7 @@
         <w:rPr>
           <w:rFonts w:ascii="仿宋" w:eastAsia="仿宋" w:hAnsi="仿宋"/>
         </w:rPr>
-        <w:t>在数据处理阶段，本文主要完成以下工作：</w:t>
+        <w:t>1. 移除单行注释和多行注释，尽量保留字符串内容不被误删。</w:t>
       </w:r>
     </w:p>
     <w:p>
@@ -5750,7 +5664,7 @@
         <w:rPr>
           <w:rFonts w:ascii="仿宋" w:eastAsia="仿宋" w:hAnsi="仿宋"/>
         </w:rPr>
-        <w:t>1. 读取提交记录，提取提交编号、用户编号、题目编号和代码内容。</w:t>
+        <w:t>2. 将字符串字面量统一替换为 STR_LITERAL，字符字面量替换为 CHAR_LITERAL，数字字面量替换为 NUM_LITERAL。</w:t>
       </w:r>
     </w:p>
     <w:p>
@@ -5764,7 +5678,7 @@
         <w:rPr>
           <w:rFonts w:ascii="仿宋" w:eastAsia="仿宋" w:hAnsi="仿宋"/>
         </w:rPr>
-        <w:t>2. 过滤空代码或无效代码，保证训练与预测样本的基本质量。</w:t>
+        <w:t>3. 对代码进行轻量级 Token 化。</w:t>
       </w:r>
     </w:p>
     <w:p>
@@ -5778,22 +5692,36 @@
         <w:rPr>
           <w:rFonts w:ascii="仿宋" w:eastAsia="仿宋" w:hAnsi="仿宋"/>
         </w:rPr>
+        <w:t>4. 对非 Java 关键字的标识符统一归一化为 IDENT。</w:t>
+      </w:r>
+    </w:p>
+    <w:p>
+      <w:pPr>
+        <w:spacing w:line="360" w:lineRule="auto"/>
+        <w:rPr>
+          <w:rFonts w:ascii="仿宋" w:eastAsia="仿宋" w:hAnsi="仿宋" w:hint="eastAsia"/>
+        </w:rPr>
+      </w:pPr>
+      <w:r>
+        <w:rPr>
+          <w:rFonts w:ascii="仿宋" w:eastAsia="仿宋" w:hAnsi="仿宋"/>
+        </w:rPr>
         <w:lastRenderedPageBreak/>
-        <w:t>3. 按题目编号对提交进行分组，默认仅在同一道</w:t>
+        <w:t>5. 将处理后的 Token 序列重新组织为规范化代码文本，</w:t>
       </w:r>
       <w:proofErr w:type="gramStart"/>
       <w:r>
         <w:rPr>
           <w:rFonts w:ascii="仿宋" w:eastAsia="仿宋" w:hAnsi="仿宋"/>
         </w:rPr>
-        <w:t>题内部</w:t>
+        <w:t>供特征</w:t>
       </w:r>
       <w:proofErr w:type="gramEnd"/>
       <w:r>
         <w:rPr>
           <w:rFonts w:ascii="仿宋" w:eastAsia="仿宋" w:hAnsi="仿宋"/>
         </w:rPr>
-        <w:t>构造代码对，避免不同题目之间因题意差异引入噪声。</w:t>
+        <w:t>计算和向量化使用。</w:t>
       </w:r>
     </w:p>
     <w:p>
@@ -5807,39 +5735,165 @@
         <w:rPr>
           <w:rFonts w:ascii="仿宋" w:eastAsia="仿宋" w:hAnsi="仿宋"/>
         </w:rPr>
-        <w:t>4. 在扩展实验中加入</w:t>
+        <w:t>通过上述处理，可以显著降低变量名修改、常量替换和代码格式变化对相似度判断的影响，使模型更关注代码实现结构本身。</w:t>
+      </w:r>
+    </w:p>
+    <w:p>
+      <w:pPr>
+        <w:pStyle w:val="a"/>
+        <w:spacing w:line="360" w:lineRule="auto"/>
+        <w:rPr>
+          <w:rFonts w:ascii="仿宋" w:hAnsi="仿宋" w:hint="eastAsia"/>
+        </w:rPr>
+      </w:pPr>
+      <w:bookmarkStart w:id="14" w:name="_Toc227845131"/>
+      <w:r>
+        <w:rPr>
+          <w:rFonts w:ascii="仿宋" w:hAnsi="仿宋"/>
+        </w:rPr>
+        <w:t>特征工程设计</w:t>
+      </w:r>
+      <w:bookmarkEnd w:id="14"/>
+    </w:p>
+    <w:p>
+      <w:pPr>
+        <w:spacing w:line="360" w:lineRule="auto"/>
+        <w:rPr>
+          <w:rFonts w:ascii="仿宋" w:eastAsia="仿宋" w:hAnsi="仿宋" w:hint="eastAsia"/>
+        </w:rPr>
+      </w:pPr>
+      <w:r>
+        <w:rPr>
+          <w:rFonts w:ascii="仿宋" w:eastAsia="仿宋" w:hAnsi="仿宋"/>
+        </w:rPr>
+        <w:t>为了兼顾可解释性与检测效果，本文采用多维人工特征设计。主要特征如下：</w:t>
+      </w:r>
+    </w:p>
+    <w:p>
+      <w:pPr>
+        <w:spacing w:line="360" w:lineRule="auto"/>
+        <w:rPr>
+          <w:rFonts w:ascii="仿宋" w:eastAsia="仿宋" w:hAnsi="仿宋" w:hint="eastAsia"/>
+        </w:rPr>
+      </w:pPr>
+      <w:r>
+        <w:rPr>
+          <w:rFonts w:ascii="仿宋" w:eastAsia="仿宋" w:hAnsi="仿宋"/>
+        </w:rPr>
+        <w:t>1. Token Jaccard 相似度：衡量两份代码 Token 集合的交并比，用于反映词汇层面的重合程度。</w:t>
+      </w:r>
+    </w:p>
+    <w:p>
+      <w:pPr>
+        <w:spacing w:line="360" w:lineRule="auto"/>
+        <w:rPr>
+          <w:rFonts w:ascii="仿宋" w:eastAsia="仿宋" w:hAnsi="仿宋" w:hint="eastAsia"/>
+        </w:rPr>
+      </w:pPr>
+      <w:r>
+        <w:rPr>
+          <w:rFonts w:ascii="仿宋" w:eastAsia="仿宋" w:hAnsi="仿宋"/>
+        </w:rPr>
+        <w:t>2. Token 序列相似度：利用序列匹配方法评估 Token 序列的相似程度，用于反映语句组织和算法流程上的一致性。</w:t>
+      </w:r>
+    </w:p>
+    <w:p>
+      <w:pPr>
+        <w:spacing w:line="360" w:lineRule="auto"/>
+        <w:rPr>
+          <w:rFonts w:ascii="仿宋" w:eastAsia="仿宋" w:hAnsi="仿宋" w:hint="eastAsia"/>
+        </w:rPr>
+      </w:pPr>
+      <w:r>
+        <w:rPr>
+          <w:rFonts w:ascii="仿宋" w:eastAsia="仿宋" w:hAnsi="仿宋"/>
+        </w:rPr>
+        <w:t>3. 关键字余弦相似度：统计 Java 关键字频次并计算余弦相似度，反映控制结构和语言构造的使用模式。</w:t>
+      </w:r>
+    </w:p>
+    <w:p>
+      <w:pPr>
+        <w:spacing w:line="360" w:lineRule="auto"/>
+        <w:rPr>
+          <w:rFonts w:ascii="仿宋" w:eastAsia="仿宋" w:hAnsi="仿宋" w:hint="eastAsia"/>
+        </w:rPr>
+      </w:pPr>
+      <w:r>
+        <w:rPr>
+          <w:rFonts w:ascii="仿宋" w:eastAsia="仿宋" w:hAnsi="仿宋"/>
+        </w:rPr>
+        <w:t>4. 运算符余弦相似度：统计运算符使用情况，反映表达式和计算逻辑的相似程度。</w:t>
+      </w:r>
+    </w:p>
+    <w:p>
+      <w:pPr>
+        <w:spacing w:line="360" w:lineRule="auto"/>
+        <w:rPr>
+          <w:rFonts w:ascii="仿宋" w:eastAsia="仿宋" w:hAnsi="仿宋" w:hint="eastAsia"/>
+        </w:rPr>
+      </w:pPr>
+      <w:r>
+        <w:rPr>
+          <w:rFonts w:ascii="仿宋" w:eastAsia="仿宋" w:hAnsi="仿宋"/>
+        </w:rPr>
+        <w:t>5. 结构相似度：围绕分支、循环、括号和对象构造等结构性 Token 统计相似度。</w:t>
+      </w:r>
+    </w:p>
+    <w:p>
+      <w:pPr>
+        <w:spacing w:line="360" w:lineRule="auto"/>
+        <w:rPr>
+          <w:rFonts w:ascii="仿宋" w:eastAsia="仿宋" w:hAnsi="仿宋" w:hint="eastAsia"/>
+        </w:rPr>
+      </w:pPr>
+      <w:r>
+        <w:rPr>
+          <w:rFonts w:ascii="仿宋" w:eastAsia="仿宋" w:hAnsi="仿宋"/>
+        </w:rPr>
+        <w:t>6. 长度差异特征：比较 Token 数量和代码行数差异。</w:t>
+      </w:r>
+    </w:p>
+    <w:p>
+      <w:pPr>
+        <w:spacing w:line="360" w:lineRule="auto"/>
+        <w:rPr>
+          <w:rFonts w:ascii="仿宋" w:eastAsia="仿宋" w:hAnsi="仿宋" w:hint="eastAsia"/>
+        </w:rPr>
+      </w:pPr>
+      <w:r>
+        <w:rPr>
+          <w:rFonts w:ascii="仿宋" w:eastAsia="仿宋" w:hAnsi="仿宋"/>
+        </w:rPr>
+        <w:t>7. 方法数量、循环数量、分支数量差异特征：从代码整体结构角度补充描述。</w:t>
+      </w:r>
+    </w:p>
+    <w:p>
+      <w:pPr>
+        <w:spacing w:line="360" w:lineRule="auto"/>
+        <w:rPr>
+          <w:rFonts w:ascii="仿宋" w:eastAsia="仿宋" w:hAnsi="仿宋" w:hint="eastAsia"/>
+        </w:rPr>
+      </w:pPr>
+      <w:r>
+        <w:rPr>
+          <w:rFonts w:ascii="仿宋" w:eastAsia="仿宋" w:hAnsi="仿宋"/>
+        </w:rPr>
+        <w:t>8. 基础相似度：将若干规则特征加权融合得到基础相似度，用于</w:t>
       </w:r>
       <w:proofErr w:type="gramStart"/>
       <w:r>
         <w:rPr>
           <w:rFonts w:ascii="仿宋" w:eastAsia="仿宋" w:hAnsi="仿宋"/>
         </w:rPr>
-        <w:t>跨用户</w:t>
+        <w:t>弱监督</w:t>
       </w:r>
       <w:proofErr w:type="gramEnd"/>
       <w:r>
         <w:rPr>
           <w:rFonts w:ascii="仿宋" w:eastAsia="仿宋" w:hAnsi="仿宋"/>
         </w:rPr>
-        <w:t>过滤，仅保留不同用户之间的代码对，以减少同一学生多次提交带来的偏高相似问题。</w:t>
-      </w:r>
-    </w:p>
-    <w:p>
-      <w:pPr>
-        <w:pStyle w:val="a"/>
-        <w:spacing w:line="360" w:lineRule="auto"/>
-        <w:rPr>
-          <w:rFonts w:ascii="仿宋" w:hAnsi="仿宋" w:hint="eastAsia"/>
-        </w:rPr>
-      </w:pPr>
-      <w:bookmarkStart w:id="14" w:name="_Toc227755217"/>
-      <w:r>
-        <w:rPr>
-          <w:rFonts w:ascii="仿宋" w:hAnsi="仿宋"/>
-        </w:rPr>
-        <w:t>代码预处理设计</w:t>
-      </w:r>
-      <w:bookmarkEnd w:id="14"/>
+        <w:t>标签生成和解释性分析。</w:t>
+      </w:r>
     </w:p>
     <w:p>
       <w:pPr>
@@ -5852,276 +5906,6 @@
         <w:rPr>
           <w:rFonts w:ascii="仿宋" w:eastAsia="仿宋" w:hAnsi="仿宋"/>
         </w:rPr>
-        <w:t>原始 Java 代码中通常包含注释、字符串字面量、数值常量、格式差异和变量命名差异，这些因素会对相似度判断造成干扰。因此，本文设计了如下预处理流程：</w:t>
-      </w:r>
-    </w:p>
-    <w:p>
-      <w:pPr>
-        <w:spacing w:line="360" w:lineRule="auto"/>
-        <w:rPr>
-          <w:rFonts w:ascii="仿宋" w:eastAsia="仿宋" w:hAnsi="仿宋" w:hint="eastAsia"/>
-        </w:rPr>
-      </w:pPr>
-      <w:r>
-        <w:rPr>
-          <w:rFonts w:ascii="仿宋" w:eastAsia="仿宋" w:hAnsi="仿宋"/>
-        </w:rPr>
-        <w:t>1. 移除单行注释和多行注释，尽量保留字符串内容不被误删。</w:t>
-      </w:r>
-    </w:p>
-    <w:p>
-      <w:pPr>
-        <w:spacing w:line="360" w:lineRule="auto"/>
-        <w:rPr>
-          <w:rFonts w:ascii="仿宋" w:eastAsia="仿宋" w:hAnsi="仿宋" w:hint="eastAsia"/>
-        </w:rPr>
-      </w:pPr>
-      <w:r>
-        <w:rPr>
-          <w:rFonts w:ascii="仿宋" w:eastAsia="仿宋" w:hAnsi="仿宋"/>
-        </w:rPr>
-        <w:t>2. 将字符串字面量统一替换为 STR_LITERAL，字符字面量替换为 CHAR_LITERAL，数字字面量替换为 NUM_LITERAL。</w:t>
-      </w:r>
-    </w:p>
-    <w:p>
-      <w:pPr>
-        <w:spacing w:line="360" w:lineRule="auto"/>
-        <w:rPr>
-          <w:rFonts w:ascii="仿宋" w:eastAsia="仿宋" w:hAnsi="仿宋" w:hint="eastAsia"/>
-        </w:rPr>
-      </w:pPr>
-      <w:r>
-        <w:rPr>
-          <w:rFonts w:ascii="仿宋" w:eastAsia="仿宋" w:hAnsi="仿宋"/>
-        </w:rPr>
-        <w:t>3. 对代码进行轻量级 Token 化。</w:t>
-      </w:r>
-    </w:p>
-    <w:p>
-      <w:pPr>
-        <w:spacing w:line="360" w:lineRule="auto"/>
-        <w:rPr>
-          <w:rFonts w:ascii="仿宋" w:eastAsia="仿宋" w:hAnsi="仿宋" w:hint="eastAsia"/>
-        </w:rPr>
-      </w:pPr>
-      <w:r>
-        <w:rPr>
-          <w:rFonts w:ascii="仿宋" w:eastAsia="仿宋" w:hAnsi="仿宋"/>
-        </w:rPr>
-        <w:t>4. 对非 Java 关键字的标识符统一归一化为 IDENT。</w:t>
-      </w:r>
-    </w:p>
-    <w:p>
-      <w:pPr>
-        <w:spacing w:line="360" w:lineRule="auto"/>
-        <w:rPr>
-          <w:rFonts w:ascii="仿宋" w:eastAsia="仿宋" w:hAnsi="仿宋" w:hint="eastAsia"/>
-        </w:rPr>
-      </w:pPr>
-      <w:r>
-        <w:rPr>
-          <w:rFonts w:ascii="仿宋" w:eastAsia="仿宋" w:hAnsi="仿宋"/>
-        </w:rPr>
-        <w:t>5. 将处理后的 Token 序列重新组织为规范化代码文本，</w:t>
-      </w:r>
-      <w:proofErr w:type="gramStart"/>
-      <w:r>
-        <w:rPr>
-          <w:rFonts w:ascii="仿宋" w:eastAsia="仿宋" w:hAnsi="仿宋"/>
-        </w:rPr>
-        <w:t>供特征</w:t>
-      </w:r>
-      <w:proofErr w:type="gramEnd"/>
-      <w:r>
-        <w:rPr>
-          <w:rFonts w:ascii="仿宋" w:eastAsia="仿宋" w:hAnsi="仿宋"/>
-        </w:rPr>
-        <w:t>计算和向量化使用。</w:t>
-      </w:r>
-    </w:p>
-    <w:p>
-      <w:pPr>
-        <w:spacing w:line="360" w:lineRule="auto"/>
-        <w:rPr>
-          <w:rFonts w:ascii="仿宋" w:eastAsia="仿宋" w:hAnsi="仿宋" w:hint="eastAsia"/>
-        </w:rPr>
-      </w:pPr>
-      <w:r>
-        <w:rPr>
-          <w:rFonts w:ascii="仿宋" w:eastAsia="仿宋" w:hAnsi="仿宋"/>
-        </w:rPr>
-        <w:t>通过上述处理，可以显著降低变量名修改、常量替换和代码格式变化对相似度判断的影响，使模型更关注代码实现结构本身。</w:t>
-      </w:r>
-    </w:p>
-    <w:p>
-      <w:pPr>
-        <w:pStyle w:val="a"/>
-        <w:spacing w:line="360" w:lineRule="auto"/>
-        <w:rPr>
-          <w:rFonts w:ascii="仿宋" w:hAnsi="仿宋" w:hint="eastAsia"/>
-        </w:rPr>
-      </w:pPr>
-      <w:bookmarkStart w:id="15" w:name="_Toc227755218"/>
-      <w:r>
-        <w:rPr>
-          <w:rFonts w:ascii="仿宋" w:hAnsi="仿宋"/>
-        </w:rPr>
-        <w:t>特征工程设计</w:t>
-      </w:r>
-      <w:bookmarkEnd w:id="15"/>
-    </w:p>
-    <w:p>
-      <w:pPr>
-        <w:spacing w:line="360" w:lineRule="auto"/>
-        <w:rPr>
-          <w:rFonts w:ascii="仿宋" w:eastAsia="仿宋" w:hAnsi="仿宋" w:hint="eastAsia"/>
-        </w:rPr>
-      </w:pPr>
-      <w:r>
-        <w:rPr>
-          <w:rFonts w:ascii="仿宋" w:eastAsia="仿宋" w:hAnsi="仿宋"/>
-        </w:rPr>
-        <w:t>为了兼顾可解释性与检测效果，本文采用多维人工特征设计。主要特征如下：</w:t>
-      </w:r>
-    </w:p>
-    <w:p>
-      <w:pPr>
-        <w:spacing w:line="360" w:lineRule="auto"/>
-        <w:rPr>
-          <w:rFonts w:ascii="仿宋" w:eastAsia="仿宋" w:hAnsi="仿宋" w:hint="eastAsia"/>
-        </w:rPr>
-      </w:pPr>
-      <w:r>
-        <w:rPr>
-          <w:rFonts w:ascii="仿宋" w:eastAsia="仿宋" w:hAnsi="仿宋"/>
-        </w:rPr>
-        <w:t>1. Token Jaccard 相似度：衡量两份代码 Token 集合的交并比，用于反映词汇层面的重合程度。</w:t>
-      </w:r>
-    </w:p>
-    <w:p>
-      <w:pPr>
-        <w:spacing w:line="360" w:lineRule="auto"/>
-        <w:rPr>
-          <w:rFonts w:ascii="仿宋" w:eastAsia="仿宋" w:hAnsi="仿宋" w:hint="eastAsia"/>
-        </w:rPr>
-      </w:pPr>
-      <w:r>
-        <w:rPr>
-          <w:rFonts w:ascii="仿宋" w:eastAsia="仿宋" w:hAnsi="仿宋"/>
-        </w:rPr>
-        <w:t>2. Token 序列相似度：利用序列匹配方法评估 Token 序列的相似程度，用于反映语句组织和算法流程上的一致性。</w:t>
-      </w:r>
-    </w:p>
-    <w:p>
-      <w:pPr>
-        <w:spacing w:line="360" w:lineRule="auto"/>
-        <w:rPr>
-          <w:rFonts w:ascii="仿宋" w:eastAsia="仿宋" w:hAnsi="仿宋" w:hint="eastAsia"/>
-        </w:rPr>
-      </w:pPr>
-      <w:r>
-        <w:rPr>
-          <w:rFonts w:ascii="仿宋" w:eastAsia="仿宋" w:hAnsi="仿宋"/>
-        </w:rPr>
-        <w:t>3. 关键字余弦相似度：统计 Java 关键字频次并计算余弦相似度，反映控制结构和语言构造的使用模式。</w:t>
-      </w:r>
-    </w:p>
-    <w:p>
-      <w:pPr>
-        <w:spacing w:line="360" w:lineRule="auto"/>
-        <w:rPr>
-          <w:rFonts w:ascii="仿宋" w:eastAsia="仿宋" w:hAnsi="仿宋" w:hint="eastAsia"/>
-        </w:rPr>
-      </w:pPr>
-      <w:r>
-        <w:rPr>
-          <w:rFonts w:ascii="仿宋" w:eastAsia="仿宋" w:hAnsi="仿宋"/>
-        </w:rPr>
-        <w:t>4. 运算符余弦相似度：统计运算符使用情况，反映表达式和计算逻辑的相似程度。</w:t>
-      </w:r>
-    </w:p>
-    <w:p>
-      <w:pPr>
-        <w:spacing w:line="360" w:lineRule="auto"/>
-        <w:rPr>
-          <w:rFonts w:ascii="仿宋" w:eastAsia="仿宋" w:hAnsi="仿宋" w:hint="eastAsia"/>
-        </w:rPr>
-      </w:pPr>
-      <w:r>
-        <w:rPr>
-          <w:rFonts w:ascii="仿宋" w:eastAsia="仿宋" w:hAnsi="仿宋"/>
-        </w:rPr>
-        <w:t>5. 结构相似度：围绕分支、循环、括号和对象构造等结构性 Token 统计相似度。</w:t>
-      </w:r>
-    </w:p>
-    <w:p>
-      <w:pPr>
-        <w:spacing w:line="360" w:lineRule="auto"/>
-        <w:rPr>
-          <w:rFonts w:ascii="仿宋" w:eastAsia="仿宋" w:hAnsi="仿宋" w:hint="eastAsia"/>
-        </w:rPr>
-      </w:pPr>
-      <w:r>
-        <w:rPr>
-          <w:rFonts w:ascii="仿宋" w:eastAsia="仿宋" w:hAnsi="仿宋"/>
-        </w:rPr>
-        <w:t>6. 长度差异特征：比较 Token 数量和代码行数差异。</w:t>
-      </w:r>
-    </w:p>
-    <w:p>
-      <w:pPr>
-        <w:spacing w:line="360" w:lineRule="auto"/>
-        <w:rPr>
-          <w:rFonts w:ascii="仿宋" w:eastAsia="仿宋" w:hAnsi="仿宋" w:hint="eastAsia"/>
-        </w:rPr>
-      </w:pPr>
-      <w:r>
-        <w:rPr>
-          <w:rFonts w:ascii="仿宋" w:eastAsia="仿宋" w:hAnsi="仿宋"/>
-        </w:rPr>
-        <w:t>7. 方法数量、循环数量、分支数量差异特征：从代码整体结构角度补充描述。</w:t>
-      </w:r>
-    </w:p>
-    <w:p>
-      <w:pPr>
-        <w:spacing w:line="360" w:lineRule="auto"/>
-        <w:rPr>
-          <w:rFonts w:ascii="仿宋" w:eastAsia="仿宋" w:hAnsi="仿宋" w:hint="eastAsia"/>
-        </w:rPr>
-      </w:pPr>
-      <w:r>
-        <w:rPr>
-          <w:rFonts w:ascii="仿宋" w:eastAsia="仿宋" w:hAnsi="仿宋"/>
-        </w:rPr>
-        <w:t>8. 基础相似度：将若干规则特征加权融合得到基础相似度，用于</w:t>
-      </w:r>
-      <w:proofErr w:type="gramStart"/>
-      <w:r>
-        <w:rPr>
-          <w:rFonts w:ascii="仿宋" w:eastAsia="仿宋" w:hAnsi="仿宋"/>
-        </w:rPr>
-        <w:t>弱监督</w:t>
-      </w:r>
-      <w:proofErr w:type="gramEnd"/>
-      <w:r>
-        <w:rPr>
-          <w:rFonts w:ascii="仿宋" w:eastAsia="仿宋" w:hAnsi="仿宋"/>
-        </w:rPr>
-        <w:t>标签生成和解释性分析。</w:t>
-      </w:r>
-    </w:p>
-    <w:p>
-      <w:pPr>
-        <w:spacing w:line="360" w:lineRule="auto"/>
-        <w:rPr>
-          <w:rFonts w:ascii="仿宋" w:eastAsia="仿宋" w:hAnsi="仿宋" w:hint="eastAsia"/>
-        </w:rPr>
-      </w:pPr>
-      <w:r>
-        <w:rPr>
-          <w:rFonts w:ascii="仿宋" w:eastAsia="仿宋" w:hAnsi="仿宋"/>
-        </w:rPr>
-        <w:lastRenderedPageBreak/>
         <w:t>上述特征既能够为模型输出提供一定解释依据，也便于在消融实验中分析不同特征的作用。本文所构建的特征体系如图3所示。</w:t>
       </w:r>
     </w:p>
@@ -6570,7 +6354,7 @@
           <w:rFonts w:ascii="仿宋" w:hAnsi="仿宋" w:hint="eastAsia"/>
         </w:rPr>
       </w:pPr>
-      <w:bookmarkStart w:id="16" w:name="_Toc227755219"/>
+      <w:bookmarkStart w:id="15" w:name="_Toc227845132"/>
       <w:proofErr w:type="gramStart"/>
       <w:r>
         <w:rPr>
@@ -6585,154 +6369,155 @@
         </w:rPr>
         <w:t>标签构造</w:t>
       </w:r>
+      <w:bookmarkEnd w:id="15"/>
+    </w:p>
+    <w:p>
+      <w:pPr>
+        <w:spacing w:line="360" w:lineRule="auto"/>
+        <w:rPr>
+          <w:rFonts w:ascii="仿宋" w:eastAsia="仿宋" w:hAnsi="仿宋" w:hint="eastAsia"/>
+        </w:rPr>
+      </w:pPr>
+      <w:r>
+        <w:rPr>
+          <w:rFonts w:ascii="仿宋" w:eastAsia="仿宋" w:hAnsi="仿宋"/>
+        </w:rPr>
+        <w:lastRenderedPageBreak/>
+        <w:t>由于数据集中没有现成的“相似代码对”人工标注信息，本文采用</w:t>
+      </w:r>
+      <w:proofErr w:type="gramStart"/>
+      <w:r>
+        <w:rPr>
+          <w:rFonts w:ascii="仿宋" w:eastAsia="仿宋" w:hAnsi="仿宋"/>
+        </w:rPr>
+        <w:t>弱监督</w:t>
+      </w:r>
+      <w:proofErr w:type="gramEnd"/>
+      <w:r>
+        <w:rPr>
+          <w:rFonts w:ascii="仿宋" w:eastAsia="仿宋" w:hAnsi="仿宋"/>
+        </w:rPr>
+        <w:t>方式自动构造训练样本。具体策略如下：</w:t>
+      </w:r>
+    </w:p>
+    <w:p>
+      <w:pPr>
+        <w:spacing w:line="360" w:lineRule="auto"/>
+        <w:rPr>
+          <w:rFonts w:ascii="仿宋" w:eastAsia="仿宋" w:hAnsi="仿宋" w:hint="eastAsia"/>
+        </w:rPr>
+      </w:pPr>
+      <w:r>
+        <w:rPr>
+          <w:rFonts w:ascii="仿宋" w:eastAsia="仿宋" w:hAnsi="仿宋"/>
+        </w:rPr>
+        <w:t>1. 对同题代码对提取特征，并计算基础相似度分数。</w:t>
+      </w:r>
+    </w:p>
+    <w:p>
+      <w:pPr>
+        <w:spacing w:line="360" w:lineRule="auto"/>
+        <w:rPr>
+          <w:rFonts w:ascii="仿宋" w:eastAsia="仿宋" w:hAnsi="仿宋" w:hint="eastAsia"/>
+        </w:rPr>
+      </w:pPr>
+      <w:r>
+        <w:rPr>
+          <w:rFonts w:ascii="仿宋" w:eastAsia="仿宋" w:hAnsi="仿宋"/>
+        </w:rPr>
+        <w:t>2. 当基础相似度大于等于高阈值时，将其标记为正样本，即“相似代码对”。</w:t>
+      </w:r>
+    </w:p>
+    <w:p>
+      <w:pPr>
+        <w:spacing w:line="360" w:lineRule="auto"/>
+        <w:rPr>
+          <w:rFonts w:ascii="仿宋" w:eastAsia="仿宋" w:hAnsi="仿宋" w:hint="eastAsia"/>
+        </w:rPr>
+      </w:pPr>
+      <w:r>
+        <w:rPr>
+          <w:rFonts w:ascii="仿宋" w:eastAsia="仿宋" w:hAnsi="仿宋"/>
+        </w:rPr>
+        <w:t>3. 当基础相似度小于</w:t>
+      </w:r>
+      <w:proofErr w:type="gramStart"/>
+      <w:r>
+        <w:rPr>
+          <w:rFonts w:ascii="仿宋" w:eastAsia="仿宋" w:hAnsi="仿宋"/>
+        </w:rPr>
+        <w:t>等于低</w:t>
+      </w:r>
+      <w:proofErr w:type="gramEnd"/>
+      <w:r>
+        <w:rPr>
+          <w:rFonts w:ascii="仿宋" w:eastAsia="仿宋" w:hAnsi="仿宋"/>
+        </w:rPr>
+        <w:t>阈值时，将其标记为负样本，即“不相似代码对”。</w:t>
+      </w:r>
+    </w:p>
+    <w:p>
+      <w:pPr>
+        <w:spacing w:line="360" w:lineRule="auto"/>
+        <w:rPr>
+          <w:rFonts w:ascii="仿宋" w:eastAsia="仿宋" w:hAnsi="仿宋" w:hint="eastAsia"/>
+        </w:rPr>
+      </w:pPr>
+      <w:r>
+        <w:rPr>
+          <w:rFonts w:ascii="仿宋" w:eastAsia="仿宋" w:hAnsi="仿宋"/>
+        </w:rPr>
+        <w:t>4. 对介于高低阈值之间的样本暂不用于监督训练，以减少噪声标签干扰。</w:t>
+      </w:r>
+    </w:p>
+    <w:p>
+      <w:pPr>
+        <w:spacing w:line="360" w:lineRule="auto"/>
+        <w:rPr>
+          <w:rFonts w:ascii="仿宋" w:eastAsia="仿宋" w:hAnsi="仿宋" w:hint="eastAsia"/>
+        </w:rPr>
+      </w:pPr>
+      <w:r>
+        <w:rPr>
+          <w:rFonts w:ascii="仿宋" w:eastAsia="仿宋" w:hAnsi="仿宋"/>
+        </w:rPr>
+        <w:t>5. 当某些小样本题目在固定阈值下无法同时生成正负样本时，使用自适应分位数方式补充标签，保证训练可执行性。</w:t>
+      </w:r>
+    </w:p>
+    <w:p>
+      <w:pPr>
+        <w:spacing w:line="360" w:lineRule="auto"/>
+        <w:rPr>
+          <w:rFonts w:ascii="仿宋" w:eastAsia="仿宋" w:hAnsi="仿宋" w:hint="eastAsia"/>
+        </w:rPr>
+      </w:pPr>
+      <w:r>
+        <w:rPr>
+          <w:rFonts w:ascii="仿宋" w:eastAsia="仿宋" w:hAnsi="仿宋"/>
+        </w:rPr>
+        <w:t>在后续实验中，本文主要采用高阈值 0.90、低阈值 0.75 的配置，以提高样本标签可信度。</w:t>
+      </w:r>
+    </w:p>
+    <w:p>
+      <w:pPr>
+        <w:pStyle w:val="a"/>
+        <w:spacing w:line="360" w:lineRule="auto"/>
+        <w:rPr>
+          <w:rFonts w:ascii="仿宋" w:hAnsi="仿宋" w:hint="eastAsia"/>
+        </w:rPr>
+      </w:pPr>
+      <w:bookmarkStart w:id="16" w:name="_Toc227845133"/>
+      <w:r>
+        <w:rPr>
+          <w:rFonts w:ascii="仿宋" w:hAnsi="仿宋"/>
+        </w:rPr>
+        <w:t>模型训练与预测流程</w:t>
+      </w:r>
       <w:bookmarkEnd w:id="16"/>
     </w:p>
     <w:p>
       <w:pPr>
         <w:spacing w:line="360" w:lineRule="auto"/>
-        <w:rPr>
-          <w:rFonts w:ascii="仿宋" w:eastAsia="仿宋" w:hAnsi="仿宋" w:hint="eastAsia"/>
-        </w:rPr>
-      </w:pPr>
-      <w:r>
-        <w:rPr>
-          <w:rFonts w:ascii="仿宋" w:eastAsia="仿宋" w:hAnsi="仿宋"/>
-        </w:rPr>
-        <w:t>由于数据集中没有现成的“相似代码对”人工标注信息，本文采用</w:t>
-      </w:r>
-      <w:proofErr w:type="gramStart"/>
-      <w:r>
-        <w:rPr>
-          <w:rFonts w:ascii="仿宋" w:eastAsia="仿宋" w:hAnsi="仿宋"/>
-        </w:rPr>
-        <w:t>弱监督</w:t>
-      </w:r>
-      <w:proofErr w:type="gramEnd"/>
-      <w:r>
-        <w:rPr>
-          <w:rFonts w:ascii="仿宋" w:eastAsia="仿宋" w:hAnsi="仿宋"/>
-        </w:rPr>
-        <w:t>方式自动构造训练样本。具体策略如下：</w:t>
-      </w:r>
-    </w:p>
-    <w:p>
-      <w:pPr>
-        <w:spacing w:line="360" w:lineRule="auto"/>
-        <w:rPr>
-          <w:rFonts w:ascii="仿宋" w:eastAsia="仿宋" w:hAnsi="仿宋" w:hint="eastAsia"/>
-        </w:rPr>
-      </w:pPr>
-      <w:r>
-        <w:rPr>
-          <w:rFonts w:ascii="仿宋" w:eastAsia="仿宋" w:hAnsi="仿宋"/>
-        </w:rPr>
-        <w:t>1. 对同题代码对提取特征，并计算基础相似度分数。</w:t>
-      </w:r>
-    </w:p>
-    <w:p>
-      <w:pPr>
-        <w:spacing w:line="360" w:lineRule="auto"/>
-        <w:rPr>
-          <w:rFonts w:ascii="仿宋" w:eastAsia="仿宋" w:hAnsi="仿宋" w:hint="eastAsia"/>
-        </w:rPr>
-      </w:pPr>
-      <w:r>
-        <w:rPr>
-          <w:rFonts w:ascii="仿宋" w:eastAsia="仿宋" w:hAnsi="仿宋"/>
-        </w:rPr>
-        <w:t>2. 当基础相似度大于等于高阈值时，将其标记为正样本，即“相似代码对”。</w:t>
-      </w:r>
-    </w:p>
-    <w:p>
-      <w:pPr>
-        <w:spacing w:line="360" w:lineRule="auto"/>
-        <w:rPr>
-          <w:rFonts w:ascii="仿宋" w:eastAsia="仿宋" w:hAnsi="仿宋" w:hint="eastAsia"/>
-        </w:rPr>
-      </w:pPr>
-      <w:r>
-        <w:rPr>
-          <w:rFonts w:ascii="仿宋" w:eastAsia="仿宋" w:hAnsi="仿宋"/>
-        </w:rPr>
-        <w:t>3. 当基础相似度小于</w:t>
-      </w:r>
-      <w:proofErr w:type="gramStart"/>
-      <w:r>
-        <w:rPr>
-          <w:rFonts w:ascii="仿宋" w:eastAsia="仿宋" w:hAnsi="仿宋"/>
-        </w:rPr>
-        <w:t>等于低</w:t>
-      </w:r>
-      <w:proofErr w:type="gramEnd"/>
-      <w:r>
-        <w:rPr>
-          <w:rFonts w:ascii="仿宋" w:eastAsia="仿宋" w:hAnsi="仿宋"/>
-        </w:rPr>
-        <w:t>阈值时，将其标记为负样本，即“不相似代码对”。</w:t>
-      </w:r>
-    </w:p>
-    <w:p>
-      <w:pPr>
-        <w:spacing w:line="360" w:lineRule="auto"/>
-        <w:rPr>
-          <w:rFonts w:ascii="仿宋" w:eastAsia="仿宋" w:hAnsi="仿宋" w:hint="eastAsia"/>
-        </w:rPr>
-      </w:pPr>
-      <w:r>
-        <w:rPr>
-          <w:rFonts w:ascii="仿宋" w:eastAsia="仿宋" w:hAnsi="仿宋"/>
-        </w:rPr>
-        <w:t>4. 对介于高低阈值之间的样本暂不用于监督训练，以减少噪声标签干扰。</w:t>
-      </w:r>
-    </w:p>
-    <w:p>
-      <w:pPr>
-        <w:spacing w:line="360" w:lineRule="auto"/>
-        <w:rPr>
-          <w:rFonts w:ascii="仿宋" w:eastAsia="仿宋" w:hAnsi="仿宋" w:hint="eastAsia"/>
-        </w:rPr>
-      </w:pPr>
-      <w:r>
-        <w:rPr>
-          <w:rFonts w:ascii="仿宋" w:eastAsia="仿宋" w:hAnsi="仿宋"/>
-        </w:rPr>
-        <w:t>5. 当某些小样本题目在固定阈值下无法同时生成正负样本时，使用自适应分位数方式补充标签，保证训练可执行性。</w:t>
-      </w:r>
-    </w:p>
-    <w:p>
-      <w:pPr>
-        <w:spacing w:line="360" w:lineRule="auto"/>
-        <w:rPr>
-          <w:rFonts w:ascii="仿宋" w:eastAsia="仿宋" w:hAnsi="仿宋" w:hint="eastAsia"/>
-        </w:rPr>
-      </w:pPr>
-      <w:r>
-        <w:rPr>
-          <w:rFonts w:ascii="仿宋" w:eastAsia="仿宋" w:hAnsi="仿宋"/>
-        </w:rPr>
-        <w:t>在后续实验中，本文主要采用高阈值 0.90、低阈值 0.75 的配置，以提高样本标签可信度。</w:t>
-      </w:r>
-    </w:p>
-    <w:p>
-      <w:pPr>
-        <w:pStyle w:val="a"/>
-        <w:spacing w:line="360" w:lineRule="auto"/>
-        <w:rPr>
-          <w:rFonts w:ascii="仿宋" w:hAnsi="仿宋" w:hint="eastAsia"/>
-        </w:rPr>
-      </w:pPr>
-      <w:bookmarkStart w:id="17" w:name="_Toc227755220"/>
-      <w:r>
-        <w:rPr>
-          <w:rFonts w:ascii="仿宋" w:hAnsi="仿宋"/>
-        </w:rPr>
-        <w:t>模型训练与预测流程</w:t>
-      </w:r>
-      <w:bookmarkEnd w:id="17"/>
-    </w:p>
-    <w:p>
-      <w:pPr>
-        <w:spacing w:line="360" w:lineRule="auto"/>
       </w:pPr>
       <w:r>
         <w:rPr>
@@ -6801,7 +6586,6 @@
         <w:rPr>
           <w:rFonts w:eastAsia="仿宋"/>
         </w:rPr>
-        <w:lastRenderedPageBreak/>
         <w:t xml:space="preserve">2. </w:t>
       </w:r>
       <w:proofErr w:type="gramStart"/>
@@ -6878,34 +6662,34 @@
           <w:rFonts w:hint="eastAsia"/>
         </w:rPr>
       </w:pPr>
-      <w:bookmarkStart w:id="18" w:name="_Toc227755221"/>
+      <w:bookmarkStart w:id="17" w:name="_Toc227845134"/>
       <w:r>
         <w:rPr>
           <w:rFonts w:ascii="Times New Roman" w:hAnsi="Times New Roman"/>
         </w:rPr>
         <w:t>四、实验设计与结果分析</w:t>
       </w:r>
+      <w:bookmarkEnd w:id="17"/>
+    </w:p>
+    <w:p>
+      <w:pPr>
+        <w:pStyle w:val="a"/>
+        <w:spacing w:line="360" w:lineRule="auto"/>
+        <w:rPr>
+          <w:rFonts w:ascii="仿宋" w:hAnsi="仿宋" w:hint="eastAsia"/>
+        </w:rPr>
+      </w:pPr>
+      <w:bookmarkStart w:id="18" w:name="_Toc227845135"/>
+      <w:r>
+        <w:rPr>
+          <w:rFonts w:ascii="仿宋" w:hAnsi="仿宋"/>
+        </w:rPr>
+        <w:t>实验环境与配置</w:t>
+      </w:r>
       <w:bookmarkEnd w:id="18"/>
     </w:p>
     <w:p>
       <w:pPr>
-        <w:pStyle w:val="a"/>
-        <w:spacing w:line="360" w:lineRule="auto"/>
-        <w:rPr>
-          <w:rFonts w:ascii="仿宋" w:hAnsi="仿宋" w:hint="eastAsia"/>
-        </w:rPr>
-      </w:pPr>
-      <w:bookmarkStart w:id="19" w:name="_Toc227755222"/>
-      <w:r>
-        <w:rPr>
-          <w:rFonts w:ascii="仿宋" w:hAnsi="仿宋"/>
-        </w:rPr>
-        <w:t>实验环境与配置</w:t>
-      </w:r>
-      <w:bookmarkEnd w:id="19"/>
-    </w:p>
-    <w:p>
-      <w:pPr>
         <w:spacing w:line="360" w:lineRule="auto"/>
         <w:rPr>
           <w:rFonts w:ascii="仿宋" w:eastAsia="仿宋" w:hAnsi="仿宋" w:hint="eastAsia"/>
@@ -6971,6 +6755,7 @@
         <w:rPr>
           <w:rFonts w:ascii="仿宋" w:eastAsia="仿宋" w:hAnsi="仿宋"/>
         </w:rPr>
+        <w:lastRenderedPageBreak/>
         <w:t>在主要实验配置中，本文采用如下参数：</w:t>
       </w:r>
     </w:p>
@@ -7415,15 +7200,14 @@
           <w:rFonts w:ascii="仿宋" w:hAnsi="仿宋" w:hint="eastAsia"/>
         </w:rPr>
       </w:pPr>
-      <w:bookmarkStart w:id="20" w:name="_Toc227755223"/>
+      <w:bookmarkStart w:id="19" w:name="_Toc227845136"/>
       <w:r>
         <w:rPr>
           <w:rFonts w:ascii="仿宋" w:hAnsi="仿宋"/>
         </w:rPr>
-        <w:lastRenderedPageBreak/>
         <w:t>数据集统计分析</w:t>
       </w:r>
-      <w:bookmarkEnd w:id="20"/>
+      <w:bookmarkEnd w:id="19"/>
     </w:p>
     <w:p>
       <w:pPr>
@@ -7678,6 +7462,7 @@
                 <w:rFonts w:ascii="仿宋" w:eastAsia="仿宋" w:hAnsi="仿宋"/>
                 <w:sz w:val="21"/>
               </w:rPr>
+              <w:lastRenderedPageBreak/>
               <w:t>selection_sort_step_by_step</w:t>
             </w:r>
             <w:proofErr w:type="spellEnd"/>
@@ -8280,14 +8065,14 @@
           <w:rFonts w:ascii="仿宋" w:hAnsi="仿宋" w:hint="eastAsia"/>
         </w:rPr>
       </w:pPr>
-      <w:bookmarkStart w:id="21" w:name="_Toc227755224"/>
+      <w:bookmarkStart w:id="20" w:name="_Toc227845137"/>
       <w:r>
         <w:rPr>
           <w:rFonts w:ascii="仿宋" w:hAnsi="仿宋"/>
         </w:rPr>
         <w:t>模型对比实验</w:t>
       </w:r>
-      <w:bookmarkEnd w:id="21"/>
+      <w:bookmarkEnd w:id="20"/>
     </w:p>
     <w:p>
       <w:pPr>
@@ -8988,14 +8773,14 @@
           <w:rFonts w:ascii="仿宋" w:hAnsi="仿宋" w:hint="eastAsia"/>
         </w:rPr>
       </w:pPr>
-      <w:bookmarkStart w:id="22" w:name="_Toc227755225"/>
+      <w:bookmarkStart w:id="21" w:name="_Toc227845138"/>
       <w:r>
         <w:rPr>
           <w:rFonts w:ascii="仿宋" w:hAnsi="仿宋"/>
         </w:rPr>
         <w:t>特征消融实验</w:t>
       </w:r>
-      <w:bookmarkEnd w:id="22"/>
+      <w:bookmarkEnd w:id="21"/>
     </w:p>
     <w:p>
       <w:pPr>
@@ -9008,6 +8793,7 @@
         <w:rPr>
           <w:rFonts w:ascii="仿宋" w:eastAsia="仿宋" w:hAnsi="仿宋"/>
         </w:rPr>
+        <w:lastRenderedPageBreak/>
         <w:t>为分析不同特征对模型性能的影响，本文进一步进行了特征消融实验，分别考察完整特征、去除基础相似度、去除 Token Jaccard、去除序列相似度、去除结构特征以及仅保留基础相似度等情况。消融实验结果见表4。</w:t>
       </w:r>
     </w:p>
@@ -10037,15 +9823,14 @@
           <w:rFonts w:ascii="仿宋" w:hAnsi="仿宋" w:hint="eastAsia"/>
         </w:rPr>
       </w:pPr>
-      <w:bookmarkStart w:id="23" w:name="_Toc227755226"/>
+      <w:bookmarkStart w:id="22" w:name="_Toc227845139"/>
       <w:r>
         <w:rPr>
           <w:rFonts w:ascii="仿宋" w:hAnsi="仿宋"/>
         </w:rPr>
-        <w:lastRenderedPageBreak/>
         <w:t>更严格的按题目划分泛化实验</w:t>
       </w:r>
-      <w:bookmarkEnd w:id="23"/>
+      <w:bookmarkEnd w:id="22"/>
     </w:p>
     <w:p>
       <w:pPr>
@@ -10681,14 +10466,14 @@
           <w:rFonts w:ascii="仿宋" w:hAnsi="仿宋" w:hint="eastAsia"/>
         </w:rPr>
       </w:pPr>
-      <w:bookmarkStart w:id="24" w:name="_Toc227755227"/>
+      <w:bookmarkStart w:id="23" w:name="_Toc227845140"/>
       <w:r>
         <w:rPr>
           <w:rFonts w:ascii="仿宋" w:hAnsi="仿宋"/>
         </w:rPr>
         <w:t>人工辅助复核分析</w:t>
       </w:r>
-      <w:bookmarkEnd w:id="24"/>
+      <w:bookmarkEnd w:id="23"/>
     </w:p>
     <w:p>
       <w:pPr>
@@ -10828,7 +10613,6 @@
                 <w:rFonts w:ascii="仿宋" w:eastAsia="仿宋" w:hAnsi="仿宋"/>
                 <w:sz w:val="21"/>
               </w:rPr>
-              <w:lastRenderedPageBreak/>
               <w:t>抽样总数</w:t>
             </w:r>
           </w:p>
@@ -11309,7 +11093,14 @@
         <w:rPr>
           <w:rFonts w:ascii="仿宋" w:eastAsia="仿宋" w:hAnsi="仿宋"/>
         </w:rPr>
-        <w:t>需要说明的是，上述人工复核主要针对高分样本，能够较好反映系统在高置信输出区域的命中质量，但对中间分数区间和低分区间的误报、漏报情况解释有限。为此，本文在系统实现中进一步补充了基于全量打分结果的分层人工复核抽样机制：系统先导出全部候选代码对的模型得分，再从高分、中间分数、低分三个区间分别抽取样本，构造更均衡的人工验证表。该机制能够为后续进一步扩展人工标注数据集提供工具支持，也有助于在答辩或后续研究中更全面地分析模型在不同分数区间的可靠性。</w:t>
+        <w:t>需要说明的是，上述人工复核主要针对高分样本，能够较好反映系统在高置信输出区域的命中质量，但对中间分数区间和低分区间的误报、漏报情况解释有限。为此，本</w:t>
+      </w:r>
+      <w:r>
+        <w:rPr>
+          <w:rFonts w:ascii="仿宋" w:eastAsia="仿宋" w:hAnsi="仿宋"/>
+        </w:rPr>
+        <w:lastRenderedPageBreak/>
+        <w:t>文在系统实现中进一步补充了基于全量打分结果的分层人工复核抽样机制：系统先导出全部候选代码对的模型得分，再从高分、中间分数、低分三个区间分别抽取样本，构造更均衡的人工验证表。该机制能够为后续进一步扩展人工标注数据集提供工具支持，也有助于在答辩或后续研究中更全面地分析模型在不同分数区间的可靠性。</w:t>
       </w:r>
     </w:p>
     <w:p>
@@ -11334,14 +11125,14 @@
           <w:rFonts w:ascii="仿宋" w:hAnsi="仿宋" w:hint="eastAsia"/>
         </w:rPr>
       </w:pPr>
-      <w:bookmarkStart w:id="25" w:name="_Toc227755228"/>
+      <w:bookmarkStart w:id="24" w:name="_Toc227845141"/>
       <w:r>
         <w:rPr>
           <w:rFonts w:ascii="仿宋" w:hAnsi="仿宋"/>
         </w:rPr>
         <w:t>结果分析与讨论</w:t>
       </w:r>
-      <w:bookmarkEnd w:id="25"/>
+      <w:bookmarkEnd w:id="24"/>
     </w:p>
     <w:p>
       <w:pPr>
@@ -11452,14 +11243,7 @@
         <w:rPr>
           <w:rFonts w:ascii="仿宋" w:eastAsia="仿宋" w:hAnsi="仿宋"/>
         </w:rPr>
-        <w:t>第四，当前实验指标整体较高，这一方面说明方法在该数据集上的区分能力较强，另一方面也提示弱监督标签和特征体系之间存在较高一致性。因此，论文在解释实验结</w:t>
-      </w:r>
-      <w:r>
-        <w:rPr>
-          <w:rFonts w:ascii="仿宋" w:eastAsia="仿宋" w:hAnsi="仿宋"/>
-        </w:rPr>
-        <w:lastRenderedPageBreak/>
-        <w:t>果时，不宜简单把伪标签上的满分或近满分指标直接视为真实最终性能，而应将其与更严格的按题目划分实验和人工复核结果结合起来综合讨论。</w:t>
+        <w:t>第四，当前实验指标整体较高，这一方面说明方法在该数据集上的区分能力较强，另一方面也提示弱监督标签和特征体系之间存在较高一致性。因此，论文在解释实验结果时，不宜简单把伪标签上的满分或近满分指标直接视为真实最终性能，而应将其与更严格的按题目划分实验和人工复核结果结合起来综合讨论。</w:t>
       </w:r>
     </w:p>
     <w:p>
@@ -11484,29 +11268,131 @@
           <w:rFonts w:hint="eastAsia"/>
         </w:rPr>
       </w:pPr>
-      <w:bookmarkStart w:id="26" w:name="_Toc227755229"/>
-      <w:r>
-        <w:rPr>
-          <w:rFonts w:ascii="Times New Roman" w:hAnsi="Times New Roman"/>
-        </w:rPr>
-        <w:t>五、总结与展望</w:t>
+      <w:bookmarkStart w:id="25" w:name="_Toc227845142"/>
+      <w:r>
+        <w:t>五、总结与未来展望</w:t>
+      </w:r>
+      <w:bookmarkEnd w:id="25"/>
+    </w:p>
+    <w:p>
+      <w:pPr>
+        <w:pStyle w:val="a"/>
+        <w:spacing w:line="360" w:lineRule="auto"/>
+        <w:rPr>
+          <w:rFonts w:ascii="仿宋" w:hAnsi="仿宋" w:hint="eastAsia"/>
+        </w:rPr>
+      </w:pPr>
+      <w:bookmarkStart w:id="26" w:name="_Toc227845143"/>
+      <w:r>
+        <w:rPr>
+          <w:rFonts w:ascii="仿宋" w:hAnsi="仿宋"/>
+        </w:rPr>
+        <w:t>工作总结</w:t>
       </w:r>
       <w:bookmarkEnd w:id="26"/>
     </w:p>
     <w:p>
       <w:pPr>
+        <w:spacing w:line="360" w:lineRule="auto"/>
+        <w:rPr>
+          <w:rFonts w:ascii="仿宋" w:eastAsia="仿宋" w:hAnsi="仿宋" w:hint="eastAsia"/>
+        </w:rPr>
+      </w:pPr>
+      <w:r>
+        <w:rPr>
+          <w:rFonts w:ascii="仿宋" w:eastAsia="仿宋" w:hAnsi="仿宋"/>
+        </w:rPr>
+        <w:t>本文围绕本科毕业设计“代码相似度算法设计”这一主题，完成了一套基于弱监督训练建模的代码相似度检测系统设计与实现。本文以 DSA Dataset 的 Java 提交数据为</w:t>
+      </w:r>
+      <w:r>
+        <w:rPr>
+          <w:rFonts w:ascii="仿宋" w:eastAsia="仿宋" w:hAnsi="仿宋"/>
+        </w:rPr>
+        <w:lastRenderedPageBreak/>
+        <w:t>基础，完成了数据加载、代码预处理、特征工程、</w:t>
+      </w:r>
+      <w:proofErr w:type="gramStart"/>
+      <w:r>
+        <w:rPr>
+          <w:rFonts w:ascii="仿宋" w:eastAsia="仿宋" w:hAnsi="仿宋"/>
+        </w:rPr>
+        <w:t>弱监督</w:t>
+      </w:r>
+      <w:proofErr w:type="gramEnd"/>
+      <w:r>
+        <w:rPr>
+          <w:rFonts w:ascii="仿宋" w:eastAsia="仿宋" w:hAnsi="仿宋"/>
+        </w:rPr>
+        <w:t>标签构造、机器学习模型训练、批量预测、实验统计和人工辅助复核等工作。</w:t>
+      </w:r>
+    </w:p>
+    <w:p>
+      <w:pPr>
+        <w:spacing w:line="360" w:lineRule="auto"/>
+        <w:rPr>
+          <w:rFonts w:ascii="仿宋" w:eastAsia="仿宋" w:hAnsi="仿宋" w:hint="eastAsia"/>
+        </w:rPr>
+      </w:pPr>
+      <w:r>
+        <w:rPr>
+          <w:rFonts w:ascii="仿宋" w:eastAsia="仿宋" w:hAnsi="仿宋"/>
+        </w:rPr>
+        <w:t>在方法设计上，本文选择传统机器学习路线，避免了深度学习方案对算力、标注规模和</w:t>
+      </w:r>
+      <w:proofErr w:type="gramStart"/>
+      <w:r>
+        <w:rPr>
+          <w:rFonts w:ascii="仿宋" w:eastAsia="仿宋" w:hAnsi="仿宋"/>
+        </w:rPr>
+        <w:t>调参经验</w:t>
+      </w:r>
+      <w:proofErr w:type="gramEnd"/>
+      <w:r>
+        <w:rPr>
+          <w:rFonts w:ascii="仿宋" w:eastAsia="仿宋" w:hAnsi="仿宋"/>
+        </w:rPr>
+        <w:t>的较高要求，更适合本科毕业设计的研究深度与实现周期。实验结果表明，本文提出的方法能够较好识别同题场景下的高相似代码对，并在</w:t>
+      </w:r>
+      <w:proofErr w:type="gramStart"/>
+      <w:r>
+        <w:rPr>
+          <w:rFonts w:ascii="仿宋" w:eastAsia="仿宋" w:hAnsi="仿宋"/>
+        </w:rPr>
+        <w:t>跨用户</w:t>
+      </w:r>
+      <w:proofErr w:type="gramEnd"/>
+      <w:r>
+        <w:rPr>
+          <w:rFonts w:ascii="仿宋" w:eastAsia="仿宋" w:hAnsi="仿宋"/>
+        </w:rPr>
+        <w:t>与按题目划分等更严格条件下保持相对稳定的表现。</w:t>
+      </w:r>
+    </w:p>
+    <w:p>
+      <w:pPr>
+        <w:spacing w:line="360" w:lineRule="auto"/>
+        <w:rPr>
+          <w:rFonts w:ascii="仿宋" w:eastAsia="仿宋" w:hAnsi="仿宋" w:hint="eastAsia"/>
+        </w:rPr>
+      </w:pPr>
+      <w:r>
+        <w:rPr>
+          <w:rFonts w:ascii="仿宋" w:eastAsia="仿宋" w:hAnsi="仿宋"/>
+        </w:rPr>
+        <w:t>从工程实现角度看，本文已实现较为完整的命令行工具链，能够支持数据概况查看、训练、预测、对比实验、消融实验、严格泛化实验、人工复核抽样、分层人工复核样本生成和论文统计表生成，为后续论文撰写和答辩展示提供了较完整的实验基础。</w:t>
+      </w:r>
+    </w:p>
+    <w:p>
+      <w:pPr>
         <w:pStyle w:val="a"/>
         <w:spacing w:line="360" w:lineRule="auto"/>
         <w:rPr>
           <w:rFonts w:ascii="仿宋" w:hAnsi="仿宋" w:hint="eastAsia"/>
         </w:rPr>
       </w:pPr>
-      <w:bookmarkStart w:id="27" w:name="_Toc227755230"/>
-      <w:r>
-        <w:rPr>
-          <w:rFonts w:ascii="仿宋" w:hAnsi="仿宋"/>
-        </w:rPr>
-        <w:t>工作总结</w:t>
+      <w:bookmarkStart w:id="27" w:name="_Toc227845144"/>
+      <w:r>
+        <w:t>未来展望</w:t>
       </w:r>
       <w:bookmarkEnd w:id="27"/>
     </w:p>
@@ -11521,7 +11407,21 @@
         <w:rPr>
           <w:rFonts w:ascii="仿宋" w:eastAsia="仿宋" w:hAnsi="仿宋"/>
         </w:rPr>
-        <w:t>本文围绕本科毕业设计“代码相似度算法设计”这一主题，完成了一套基于弱监督训练建模的代码相似度检测系统设计与实现。本文以 DSA Dataset 的 Java 提交数据为基础，完成了数据加载、代码预处理、特征工程、</w:t>
+        <w:t>在完成当前系统设计、实验验证和论文分析的基础上，本文后续仍有较大的拓展空间，可从数据、特征、模型和系统应用等多个方面继续深入。</w:t>
+      </w:r>
+    </w:p>
+    <w:p>
+      <w:pPr>
+        <w:spacing w:line="360" w:lineRule="auto"/>
+        <w:rPr>
+          <w:rFonts w:ascii="仿宋" w:eastAsia="仿宋" w:hAnsi="仿宋" w:hint="eastAsia"/>
+        </w:rPr>
+      </w:pPr>
+      <w:r>
+        <w:rPr>
+          <w:rFonts w:ascii="仿宋" w:eastAsia="仿宋" w:hAnsi="仿宋"/>
+        </w:rPr>
+        <w:t>第一，本文所使用的训练标签来自</w:t>
       </w:r>
       <w:proofErr w:type="gramStart"/>
       <w:r>
@@ -11535,7 +11435,7 @@
         <w:rPr>
           <w:rFonts w:ascii="仿宋" w:eastAsia="仿宋" w:hAnsi="仿宋"/>
         </w:rPr>
-        <w:t>标签构造、机器学习模型训练、批量预测、实验统计和人工辅助复核等工作。</w:t>
+        <w:t>自动构造，而非大规模人工标注，因此实验指标仍受到标签质量和规则特征的一定影响。尤其是在标签构造规则与模型输入特征存在较高一致性时，自动化评价结果可能偏乐观。</w:t>
       </w:r>
     </w:p>
     <w:p>
@@ -11549,35 +11449,49 @@
         <w:rPr>
           <w:rFonts w:ascii="仿宋" w:eastAsia="仿宋" w:hAnsi="仿宋"/>
         </w:rPr>
-        <w:t>在方法设计上，本文选择传统机器学习路线，避免了深度学习方案对算力、标注规模和</w:t>
+        <w:t>第二，本文主要聚焦于同题内部的代码相似度分析，尚未进一步扩展到跨题目、跨课程或更复杂语义层面的代码相似检测场景。</w:t>
+      </w:r>
+    </w:p>
+    <w:p>
+      <w:pPr>
+        <w:spacing w:line="360" w:lineRule="auto"/>
+        <w:rPr>
+          <w:rFonts w:ascii="仿宋" w:eastAsia="仿宋" w:hAnsi="仿宋" w:hint="eastAsia"/>
+        </w:rPr>
+      </w:pPr>
+      <w:r>
+        <w:rPr>
+          <w:rFonts w:ascii="仿宋" w:eastAsia="仿宋" w:hAnsi="仿宋"/>
+        </w:rPr>
+        <w:t>第三，本文采用的特征主要基于词法和轻</w:t>
       </w:r>
       <w:proofErr w:type="gramStart"/>
       <w:r>
         <w:rPr>
           <w:rFonts w:ascii="仿宋" w:eastAsia="仿宋" w:hAnsi="仿宋"/>
         </w:rPr>
-        <w:t>调参经验</w:t>
+        <w:t>量结构</w:t>
       </w:r>
       <w:proofErr w:type="gramEnd"/>
       <w:r>
         <w:rPr>
           <w:rFonts w:ascii="仿宋" w:eastAsia="仿宋" w:hAnsi="仿宋"/>
         </w:rPr>
-        <w:t>的较高要求，更适合本科毕业设计的研究深度与实现周期。实验结果表明，本文提出的方法能够较好识别同题场景下的高相似代码对，并在</w:t>
+        <w:t>统计，尚未引入抽象语法树、控制流图或</w:t>
       </w:r>
       <w:proofErr w:type="gramStart"/>
       <w:r>
         <w:rPr>
           <w:rFonts w:ascii="仿宋" w:eastAsia="仿宋" w:hAnsi="仿宋"/>
         </w:rPr>
-        <w:t>跨用户</w:t>
+        <w:t>预训练</w:t>
       </w:r>
       <w:proofErr w:type="gramEnd"/>
       <w:r>
         <w:rPr>
           <w:rFonts w:ascii="仿宋" w:eastAsia="仿宋" w:hAnsi="仿宋"/>
         </w:rPr>
-        <w:t>与按题目划分等更严格条件下保持相对稳定的表现。</w:t>
+        <w:t>代码表示模型，因此在语义层面仍有进一步提升空间。</w:t>
       </w:r>
     </w:p>
     <w:p>
@@ -11591,25 +11505,8 @@
         <w:rPr>
           <w:rFonts w:ascii="仿宋" w:eastAsia="仿宋" w:hAnsi="仿宋"/>
         </w:rPr>
-        <w:t>从工程实现角度看，本文已实现较为完整的命令行工具链，能够支持数据概况查看、训练、预测、对比实验、消融实验、严格泛化实验、人工复核抽样、分层人工复核样本生成和论文统计表生成，为后续论文撰写和答辩展示提供了较完整的实验基础。</w:t>
-      </w:r>
-    </w:p>
-    <w:p>
-      <w:pPr>
-        <w:pStyle w:val="a"/>
-        <w:spacing w:line="360" w:lineRule="auto"/>
-        <w:rPr>
-          <w:rFonts w:ascii="仿宋" w:hAnsi="仿宋" w:hint="eastAsia"/>
-        </w:rPr>
-      </w:pPr>
-      <w:bookmarkStart w:id="28" w:name="_Toc227755231"/>
-      <w:r>
-        <w:rPr>
-          <w:rFonts w:ascii="仿宋" w:hAnsi="仿宋"/>
-        </w:rPr>
-        <w:t>不足与展望</w:t>
-      </w:r>
-      <w:bookmarkEnd w:id="28"/>
+        <w:t>未来可从以下几个方向继续深入研究：</w:t>
+      </w:r>
     </w:p>
     <w:p>
       <w:pPr>
@@ -11622,7 +11519,7 @@
         <w:rPr>
           <w:rFonts w:ascii="仿宋" w:eastAsia="仿宋" w:hAnsi="仿宋"/>
         </w:rPr>
-        <w:t>尽管本文完成了预期的系统设计与实验分析，但仍存在一些不足。</w:t>
+        <w:t>1. 基于当前已实现的高/中/低分层抽样流程，构建更高质量的人类标注相似代码对数据集，用于更严格监督训练和评价；</w:t>
       </w:r>
     </w:p>
     <w:p>
@@ -11636,21 +11533,21 @@
         <w:rPr>
           <w:rFonts w:ascii="仿宋" w:eastAsia="仿宋" w:hAnsi="仿宋"/>
         </w:rPr>
-        <w:t>第一，本文所使用的训练标签来自</w:t>
+        <w:t>2. 引入 AST、程序图或</w:t>
       </w:r>
       <w:proofErr w:type="gramStart"/>
       <w:r>
         <w:rPr>
           <w:rFonts w:ascii="仿宋" w:eastAsia="仿宋" w:hAnsi="仿宋"/>
         </w:rPr>
-        <w:t>弱监督</w:t>
+        <w:t>预训练</w:t>
       </w:r>
       <w:proofErr w:type="gramEnd"/>
       <w:r>
         <w:rPr>
           <w:rFonts w:ascii="仿宋" w:eastAsia="仿宋" w:hAnsi="仿宋"/>
         </w:rPr>
-        <w:t>自动构造，而非大规模人工标注，因此实验指标仍受到标签质量和规则特征的一定影响。尤其是在标签构造规则与模型输入特征存在较高一致性时，自动化评价结果可能偏乐观。</w:t>
+        <w:t>代码模型，增强对语义层面相似性的表达能力；</w:t>
       </w:r>
     </w:p>
     <w:p>
@@ -11664,7 +11561,7 @@
         <w:rPr>
           <w:rFonts w:ascii="仿宋" w:eastAsia="仿宋" w:hAnsi="仿宋"/>
         </w:rPr>
-        <w:t>第二，本文主要聚焦于同题内部的代码相似度分析，尚未进一步扩展到跨题目、跨课程或更复杂语义层面的代码相似检测场景。</w:t>
+        <w:t>3. 研究更合理的负样本构造与难样本挖掘策略，提升模型区分细粒度相似代码的能力；</w:t>
       </w:r>
     </w:p>
     <w:p>
@@ -11678,35 +11575,7 @@
         <w:rPr>
           <w:rFonts w:ascii="仿宋" w:eastAsia="仿宋" w:hAnsi="仿宋"/>
         </w:rPr>
-        <w:t>第三，本文采用的特征主要基于词法和轻</w:t>
-      </w:r>
-      <w:proofErr w:type="gramStart"/>
-      <w:r>
-        <w:rPr>
-          <w:rFonts w:ascii="仿宋" w:eastAsia="仿宋" w:hAnsi="仿宋"/>
-        </w:rPr>
-        <w:t>量结构</w:t>
-      </w:r>
-      <w:proofErr w:type="gramEnd"/>
-      <w:r>
-        <w:rPr>
-          <w:rFonts w:ascii="仿宋" w:eastAsia="仿宋" w:hAnsi="仿宋"/>
-        </w:rPr>
-        <w:t>统计，尚未引入抽象语法树、控制流图或</w:t>
-      </w:r>
-      <w:proofErr w:type="gramStart"/>
-      <w:r>
-        <w:rPr>
-          <w:rFonts w:ascii="仿宋" w:eastAsia="仿宋" w:hAnsi="仿宋"/>
-        </w:rPr>
-        <w:t>预训练</w:t>
-      </w:r>
-      <w:proofErr w:type="gramEnd"/>
-      <w:r>
-        <w:rPr>
-          <w:rFonts w:ascii="仿宋" w:eastAsia="仿宋" w:hAnsi="仿宋"/>
-        </w:rPr>
-        <w:t>代码表示模型，因此在语义层面仍有进一步提升空间。</w:t>
+        <w:t>4. 将系统扩展为可视化教学辅助平台，为教师提供更直观的高相似代码对分析与证据展示功能。</w:t>
       </w:r>
     </w:p>
     <w:p>
@@ -11720,91 +11589,6 @@
         <w:rPr>
           <w:rFonts w:ascii="仿宋" w:eastAsia="仿宋" w:hAnsi="仿宋"/>
         </w:rPr>
-        <w:t>未来可从以下几个方向继续深入研究：</w:t>
-      </w:r>
-    </w:p>
-    <w:p>
-      <w:pPr>
-        <w:spacing w:line="360" w:lineRule="auto"/>
-        <w:rPr>
-          <w:rFonts w:ascii="仿宋" w:eastAsia="仿宋" w:hAnsi="仿宋" w:hint="eastAsia"/>
-        </w:rPr>
-      </w:pPr>
-      <w:r>
-        <w:rPr>
-          <w:rFonts w:ascii="仿宋" w:eastAsia="仿宋" w:hAnsi="仿宋"/>
-        </w:rPr>
-        <w:lastRenderedPageBreak/>
-        <w:t>1. 基于当前已实现的高/中/低分层抽样流程，构建更高质量的人类标注相似代码对数据集，用于更严格监督训练和评价；</w:t>
-      </w:r>
-    </w:p>
-    <w:p>
-      <w:pPr>
-        <w:spacing w:line="360" w:lineRule="auto"/>
-        <w:rPr>
-          <w:rFonts w:ascii="仿宋" w:eastAsia="仿宋" w:hAnsi="仿宋" w:hint="eastAsia"/>
-        </w:rPr>
-      </w:pPr>
-      <w:r>
-        <w:rPr>
-          <w:rFonts w:ascii="仿宋" w:eastAsia="仿宋" w:hAnsi="仿宋"/>
-        </w:rPr>
-        <w:t>2. 引入 AST、程序图或</w:t>
-      </w:r>
-      <w:proofErr w:type="gramStart"/>
-      <w:r>
-        <w:rPr>
-          <w:rFonts w:ascii="仿宋" w:eastAsia="仿宋" w:hAnsi="仿宋"/>
-        </w:rPr>
-        <w:t>预训练</w:t>
-      </w:r>
-      <w:proofErr w:type="gramEnd"/>
-      <w:r>
-        <w:rPr>
-          <w:rFonts w:ascii="仿宋" w:eastAsia="仿宋" w:hAnsi="仿宋"/>
-        </w:rPr>
-        <w:t>代码模型，增强对语义层面相似性的表达能力；</w:t>
-      </w:r>
-    </w:p>
-    <w:p>
-      <w:pPr>
-        <w:spacing w:line="360" w:lineRule="auto"/>
-        <w:rPr>
-          <w:rFonts w:ascii="仿宋" w:eastAsia="仿宋" w:hAnsi="仿宋" w:hint="eastAsia"/>
-        </w:rPr>
-      </w:pPr>
-      <w:r>
-        <w:rPr>
-          <w:rFonts w:ascii="仿宋" w:eastAsia="仿宋" w:hAnsi="仿宋"/>
-        </w:rPr>
-        <w:t>3. 研究更合理的负样本构造与难样本挖掘策略，提升模型区分细粒度相似代码的能力；</w:t>
-      </w:r>
-    </w:p>
-    <w:p>
-      <w:pPr>
-        <w:spacing w:line="360" w:lineRule="auto"/>
-        <w:rPr>
-          <w:rFonts w:ascii="仿宋" w:eastAsia="仿宋" w:hAnsi="仿宋" w:hint="eastAsia"/>
-        </w:rPr>
-      </w:pPr>
-      <w:r>
-        <w:rPr>
-          <w:rFonts w:ascii="仿宋" w:eastAsia="仿宋" w:hAnsi="仿宋"/>
-        </w:rPr>
-        <w:t>4. 将系统扩展为可视化教学辅助平台，为教师提供更直观的高相似代码对分析与证据展示功能。</w:t>
-      </w:r>
-    </w:p>
-    <w:p>
-      <w:pPr>
-        <w:spacing w:line="360" w:lineRule="auto"/>
-        <w:rPr>
-          <w:rFonts w:ascii="仿宋" w:eastAsia="仿宋" w:hAnsi="仿宋" w:hint="eastAsia"/>
-        </w:rPr>
-      </w:pPr>
-      <w:r>
-        <w:rPr>
-          <w:rFonts w:ascii="仿宋" w:eastAsia="仿宋" w:hAnsi="仿宋"/>
-        </w:rPr>
         <w:br w:type="page"/>
       </w:r>
     </w:p>
@@ -11815,7 +11599,7 @@
           <w:rFonts w:hint="eastAsia"/>
         </w:rPr>
       </w:pPr>
-      <w:bookmarkStart w:id="29" w:name="_Toc227755232"/>
+      <w:bookmarkStart w:id="28" w:name="_Toc227845145"/>
       <w:r>
         <w:rPr>
           <w:rFonts w:ascii="Times New Roman" w:hAnsi="Times New Roman"/>
@@ -11823,7 +11607,7 @@
         <w:lastRenderedPageBreak/>
         <w:t>参考文献</w:t>
       </w:r>
-      <w:bookmarkEnd w:id="29"/>
+      <w:bookmarkEnd w:id="28"/>
     </w:p>
     <w:p>
       <w:pPr>

--- a/毕业论文_代码相似度检测_格式修订版.docx
+++ b/毕业论文_代码相似度检测_格式修订版.docx
@@ -72,33 +72,6 @@
               <w:szCs w:val="44"/>
             </w:rPr>
             <w:t>录</w:t>
-          </w:r>
-          <w:r>
-            <w:rPr>
-              <w:rFonts w:hint="eastAsia"/>
-              <w:b/>
-              <w:bCs/>
-              <w:highlight w:val="yellow"/>
-            </w:rPr>
-            <w:t>(</w:t>
-          </w:r>
-          <w:r>
-            <w:rPr>
-              <w:rFonts w:hint="eastAsia"/>
-              <w:b/>
-              <w:bCs/>
-              <w:highlight w:val="yellow"/>
-            </w:rPr>
-            <w:t>黑体二号</w:t>
-          </w:r>
-          <w:r>
-            <w:rPr>
-              <w:rFonts w:hint="eastAsia"/>
-              <w:b/>
-              <w:bCs/>
-              <w:highlight w:val="yellow"/>
-            </w:rPr>
-            <w:t>)</w:t>
           </w:r>
         </w:p>
         <w:p>
@@ -141,7 +114,7 @@
             </w:rPr>
             <w:fldChar w:fldCharType="separate"/>
           </w:r>
-          <w:hyperlink w:anchor="_Toc227845117" w:history="1">
+          <w:hyperlink w:anchor="_Toc227856729" w:history="1">
             <w:r>
               <w:rPr>
                 <w:rStyle w:val="aff2"/>
@@ -179,7 +152,7 @@
                 <w:noProof/>
                 <w:webHidden/>
               </w:rPr>
-              <w:instrText>PAGEREF _Toc227845117 \h</w:instrText>
+              <w:instrText>PAGEREF _Toc227856729 \h</w:instrText>
             </w:r>
             <w:r>
               <w:rPr>
@@ -238,7 +211,7 @@
               <w14:ligatures w14:val="standardContextual"/>
             </w:rPr>
           </w:pPr>
-          <w:hyperlink w:anchor="_Toc227845118" w:history="1">
+          <w:hyperlink w:anchor="_Toc227856730" w:history="1">
             <w:r>
               <w:rPr>
                 <w:rStyle w:val="aff2"/>
@@ -296,7 +269,7 @@
                 <w:noProof/>
                 <w:webHidden/>
               </w:rPr>
-              <w:instrText>PAGEREF _Toc227845118 \h</w:instrText>
+              <w:instrText>PAGEREF _Toc227856730 \h</w:instrText>
             </w:r>
             <w:r>
               <w:rPr>
@@ -355,7 +328,7 @@
               <w14:ligatures w14:val="standardContextual"/>
             </w:rPr>
           </w:pPr>
-          <w:hyperlink w:anchor="_Toc227845119" w:history="1">
+          <w:hyperlink w:anchor="_Toc227856731" w:history="1">
             <w:r>
               <w:rPr>
                 <w:rStyle w:val="aff2"/>
@@ -413,7 +386,7 @@
                 <w:noProof/>
                 <w:webHidden/>
               </w:rPr>
-              <w:instrText>PAGEREF _Toc227845119 \h</w:instrText>
+              <w:instrText>PAGEREF _Toc227856731 \h</w:instrText>
             </w:r>
             <w:r>
               <w:rPr>
@@ -472,7 +445,7 @@
               <w14:ligatures w14:val="standardContextual"/>
             </w:rPr>
           </w:pPr>
-          <w:hyperlink w:anchor="_Toc227845120" w:history="1">
+          <w:hyperlink w:anchor="_Toc227856732" w:history="1">
             <w:r>
               <w:rPr>
                 <w:rStyle w:val="aff2"/>
@@ -530,7 +503,7 @@
                 <w:noProof/>
                 <w:webHidden/>
               </w:rPr>
-              <w:instrText>PAGEREF _Toc227845120 \h</w:instrText>
+              <w:instrText>PAGEREF _Toc227856732 \h</w:instrText>
             </w:r>
             <w:r>
               <w:rPr>
@@ -589,7 +562,7 @@
               <w14:ligatures w14:val="standardContextual"/>
             </w:rPr>
           </w:pPr>
-          <w:hyperlink w:anchor="_Toc227845121" w:history="1">
+          <w:hyperlink w:anchor="_Toc227856733" w:history="1">
             <w:r>
               <w:rPr>
                 <w:rStyle w:val="aff2"/>
@@ -647,7 +620,7 @@
                 <w:noProof/>
                 <w:webHidden/>
               </w:rPr>
-              <w:instrText>PAGEREF _Toc227845121 \h</w:instrText>
+              <w:instrText>PAGEREF _Toc227856733 \h</w:instrText>
             </w:r>
             <w:r>
               <w:rPr>
@@ -705,7 +678,7 @@
               <w14:ligatures w14:val="standardContextual"/>
             </w:rPr>
           </w:pPr>
-          <w:hyperlink w:anchor="_Toc227845122" w:history="1">
+          <w:hyperlink w:anchor="_Toc227856734" w:history="1">
             <w:r>
               <w:rPr>
                 <w:rStyle w:val="aff2"/>
@@ -743,7 +716,7 @@
                 <w:noProof/>
                 <w:webHidden/>
               </w:rPr>
-              <w:instrText>PAGEREF _Toc227845122 \h</w:instrText>
+              <w:instrText>PAGEREF _Toc227856734 \h</w:instrText>
             </w:r>
             <w:r>
               <w:rPr>
@@ -802,7 +775,7 @@
               <w14:ligatures w14:val="standardContextual"/>
             </w:rPr>
           </w:pPr>
-          <w:hyperlink w:anchor="_Toc227845123" w:history="1">
+          <w:hyperlink w:anchor="_Toc227856735" w:history="1">
             <w:r>
               <w:rPr>
                 <w:rStyle w:val="aff2"/>
@@ -860,7 +833,7 @@
                 <w:noProof/>
                 <w:webHidden/>
               </w:rPr>
-              <w:instrText>PAGEREF _Toc227845123 \h</w:instrText>
+              <w:instrText>PAGEREF _Toc227856735 \h</w:instrText>
             </w:r>
             <w:r>
               <w:rPr>
@@ -919,7 +892,7 @@
               <w14:ligatures w14:val="standardContextual"/>
             </w:rPr>
           </w:pPr>
-          <w:hyperlink w:anchor="_Toc227845124" w:history="1">
+          <w:hyperlink w:anchor="_Toc227856736" w:history="1">
             <w:r>
               <w:rPr>
                 <w:rStyle w:val="aff2"/>
@@ -977,7 +950,7 @@
                 <w:noProof/>
                 <w:webHidden/>
               </w:rPr>
-              <w:instrText>PAGEREF _Toc227845124 \h</w:instrText>
+              <w:instrText>PAGEREF _Toc227856736 \h</w:instrText>
             </w:r>
             <w:r>
               <w:rPr>
@@ -1036,7 +1009,7 @@
               <w14:ligatures w14:val="standardContextual"/>
             </w:rPr>
           </w:pPr>
-          <w:hyperlink w:anchor="_Toc227845125" w:history="1">
+          <w:hyperlink w:anchor="_Toc227856737" w:history="1">
             <w:r>
               <w:rPr>
                 <w:rStyle w:val="aff2"/>
@@ -1094,7 +1067,7 @@
                 <w:noProof/>
                 <w:webHidden/>
               </w:rPr>
-              <w:instrText>PAGEREF _Toc227845125 \h</w:instrText>
+              <w:instrText>PAGEREF _Toc227856737 \h</w:instrText>
             </w:r>
             <w:r>
               <w:rPr>
@@ -1153,7 +1126,7 @@
               <w14:ligatures w14:val="standardContextual"/>
             </w:rPr>
           </w:pPr>
-          <w:hyperlink w:anchor="_Toc227845126" w:history="1">
+          <w:hyperlink w:anchor="_Toc227856738" w:history="1">
             <w:r>
               <w:rPr>
                 <w:rStyle w:val="aff2"/>
@@ -1211,7 +1184,7 @@
                 <w:noProof/>
                 <w:webHidden/>
               </w:rPr>
-              <w:instrText>PAGEREF _Toc227845126 \h</w:instrText>
+              <w:instrText>PAGEREF _Toc227856738 \h</w:instrText>
             </w:r>
             <w:r>
               <w:rPr>
@@ -1269,7 +1242,7 @@
               <w14:ligatures w14:val="standardContextual"/>
             </w:rPr>
           </w:pPr>
-          <w:hyperlink w:anchor="_Toc227845127" w:history="1">
+          <w:hyperlink w:anchor="_Toc227856739" w:history="1">
             <w:r>
               <w:rPr>
                 <w:rStyle w:val="aff2"/>
@@ -1307,7 +1280,7 @@
                 <w:noProof/>
                 <w:webHidden/>
               </w:rPr>
-              <w:instrText>PAGEREF _Toc227845127 \h</w:instrText>
+              <w:instrText>PAGEREF _Toc227856739 \h</w:instrText>
             </w:r>
             <w:r>
               <w:rPr>
@@ -1366,7 +1339,7 @@
               <w14:ligatures w14:val="standardContextual"/>
             </w:rPr>
           </w:pPr>
-          <w:hyperlink w:anchor="_Toc227845128" w:history="1">
+          <w:hyperlink w:anchor="_Toc227856740" w:history="1">
             <w:r>
               <w:rPr>
                 <w:rStyle w:val="aff2"/>
@@ -1424,7 +1397,7 @@
                 <w:noProof/>
                 <w:webHidden/>
               </w:rPr>
-              <w:instrText>PAGEREF _Toc227845128 \h</w:instrText>
+              <w:instrText>PAGEREF _Toc227856740 \h</w:instrText>
             </w:r>
             <w:r>
               <w:rPr>
@@ -1483,7 +1456,7 @@
               <w14:ligatures w14:val="standardContextual"/>
             </w:rPr>
           </w:pPr>
-          <w:hyperlink w:anchor="_Toc227845129" w:history="1">
+          <w:hyperlink w:anchor="_Toc227856741" w:history="1">
             <w:r>
               <w:rPr>
                 <w:rStyle w:val="aff2"/>
@@ -1541,7 +1514,7 @@
                 <w:noProof/>
                 <w:webHidden/>
               </w:rPr>
-              <w:instrText>PAGEREF _Toc227845129 \h</w:instrText>
+              <w:instrText>PAGEREF _Toc227856741 \h</w:instrText>
             </w:r>
             <w:r>
               <w:rPr>
@@ -1600,7 +1573,7 @@
               <w14:ligatures w14:val="standardContextual"/>
             </w:rPr>
           </w:pPr>
-          <w:hyperlink w:anchor="_Toc227845130" w:history="1">
+          <w:hyperlink w:anchor="_Toc227856742" w:history="1">
             <w:r>
               <w:rPr>
                 <w:rStyle w:val="aff2"/>
@@ -1658,7 +1631,7 @@
                 <w:noProof/>
                 <w:webHidden/>
               </w:rPr>
-              <w:instrText>PAGEREF _Toc227845130 \h</w:instrText>
+              <w:instrText>PAGEREF _Toc227856742 \h</w:instrText>
             </w:r>
             <w:r>
               <w:rPr>
@@ -1717,7 +1690,7 @@
               <w14:ligatures w14:val="standardContextual"/>
             </w:rPr>
           </w:pPr>
-          <w:hyperlink w:anchor="_Toc227845131" w:history="1">
+          <w:hyperlink w:anchor="_Toc227856743" w:history="1">
             <w:r>
               <w:rPr>
                 <w:rStyle w:val="aff2"/>
@@ -1775,7 +1748,7 @@
                 <w:noProof/>
                 <w:webHidden/>
               </w:rPr>
-              <w:instrText>PAGEREF _Toc227845131 \h</w:instrText>
+              <w:instrText>PAGEREF _Toc227856743 \h</w:instrText>
             </w:r>
             <w:r>
               <w:rPr>
@@ -1834,7 +1807,7 @@
               <w14:ligatures w14:val="standardContextual"/>
             </w:rPr>
           </w:pPr>
-          <w:hyperlink w:anchor="_Toc227845132" w:history="1">
+          <w:hyperlink w:anchor="_Toc227856744" w:history="1">
             <w:r>
               <w:rPr>
                 <w:rStyle w:val="aff2"/>
@@ -1892,7 +1865,7 @@
                 <w:noProof/>
                 <w:webHidden/>
               </w:rPr>
-              <w:instrText>PAGEREF _Toc227845132 \h</w:instrText>
+              <w:instrText>PAGEREF _Toc227856744 \h</w:instrText>
             </w:r>
             <w:r>
               <w:rPr>
@@ -1951,7 +1924,7 @@
               <w14:ligatures w14:val="standardContextual"/>
             </w:rPr>
           </w:pPr>
-          <w:hyperlink w:anchor="_Toc227845133" w:history="1">
+          <w:hyperlink w:anchor="_Toc227856745" w:history="1">
             <w:r>
               <w:rPr>
                 <w:rStyle w:val="aff2"/>
@@ -2009,7 +1982,7 @@
                 <w:noProof/>
                 <w:webHidden/>
               </w:rPr>
-              <w:instrText>PAGEREF _Toc227845133 \h</w:instrText>
+              <w:instrText>PAGEREF _Toc227856745 \h</w:instrText>
             </w:r>
             <w:r>
               <w:rPr>
@@ -2067,7 +2040,7 @@
               <w14:ligatures w14:val="standardContextual"/>
             </w:rPr>
           </w:pPr>
-          <w:hyperlink w:anchor="_Toc227845134" w:history="1">
+          <w:hyperlink w:anchor="_Toc227856746" w:history="1">
             <w:r>
               <w:rPr>
                 <w:rStyle w:val="aff2"/>
@@ -2105,7 +2078,7 @@
                 <w:noProof/>
                 <w:webHidden/>
               </w:rPr>
-              <w:instrText>PAGEREF _Toc227845134 \h</w:instrText>
+              <w:instrText>PAGEREF _Toc227856746 \h</w:instrText>
             </w:r>
             <w:r>
               <w:rPr>
@@ -2135,7 +2108,7 @@
                 <w:noProof/>
                 <w:webHidden/>
               </w:rPr>
-              <w:t>7</w:t>
+              <w:t>8</w:t>
             </w:r>
             <w:r>
               <w:rPr>
@@ -2164,7 +2137,7 @@
               <w14:ligatures w14:val="standardContextual"/>
             </w:rPr>
           </w:pPr>
-          <w:hyperlink w:anchor="_Toc227845135" w:history="1">
+          <w:hyperlink w:anchor="_Toc227856747" w:history="1">
             <w:r>
               <w:rPr>
                 <w:rStyle w:val="aff2"/>
@@ -2222,7 +2195,7 @@
                 <w:noProof/>
                 <w:webHidden/>
               </w:rPr>
-              <w:instrText>PAGEREF _Toc227845135 \h</w:instrText>
+              <w:instrText>PAGEREF _Toc227856747 \h</w:instrText>
             </w:r>
             <w:r>
               <w:rPr>
@@ -2252,7 +2225,7 @@
                 <w:noProof/>
                 <w:webHidden/>
               </w:rPr>
-              <w:t>7</w:t>
+              <w:t>8</w:t>
             </w:r>
             <w:r>
               <w:rPr>
@@ -2281,7 +2254,7 @@
               <w14:ligatures w14:val="standardContextual"/>
             </w:rPr>
           </w:pPr>
-          <w:hyperlink w:anchor="_Toc227845136" w:history="1">
+          <w:hyperlink w:anchor="_Toc227856748" w:history="1">
             <w:r>
               <w:rPr>
                 <w:rStyle w:val="aff2"/>
@@ -2339,7 +2312,7 @@
                 <w:noProof/>
                 <w:webHidden/>
               </w:rPr>
-              <w:instrText>PAGEREF _Toc227845136 \h</w:instrText>
+              <w:instrText>PAGEREF _Toc227856748 \h</w:instrText>
             </w:r>
             <w:r>
               <w:rPr>
@@ -2369,7 +2342,7 @@
                 <w:noProof/>
                 <w:webHidden/>
               </w:rPr>
-              <w:t>8</w:t>
+              <w:t>9</w:t>
             </w:r>
             <w:r>
               <w:rPr>
@@ -2398,7 +2371,7 @@
               <w14:ligatures w14:val="standardContextual"/>
             </w:rPr>
           </w:pPr>
-          <w:hyperlink w:anchor="_Toc227845137" w:history="1">
+          <w:hyperlink w:anchor="_Toc227856749" w:history="1">
             <w:r>
               <w:rPr>
                 <w:rStyle w:val="aff2"/>
@@ -2456,7 +2429,7 @@
                 <w:noProof/>
                 <w:webHidden/>
               </w:rPr>
-              <w:instrText>PAGEREF _Toc227845137 \h</w:instrText>
+              <w:instrText>PAGEREF _Toc227856749 \h</w:instrText>
             </w:r>
             <w:r>
               <w:rPr>
@@ -2486,7 +2459,7 @@
                 <w:noProof/>
                 <w:webHidden/>
               </w:rPr>
-              <w:t>9</w:t>
+              <w:t>10</w:t>
             </w:r>
             <w:r>
               <w:rPr>
@@ -2515,7 +2488,7 @@
               <w14:ligatures w14:val="standardContextual"/>
             </w:rPr>
           </w:pPr>
-          <w:hyperlink w:anchor="_Toc227845138" w:history="1">
+          <w:hyperlink w:anchor="_Toc227856750" w:history="1">
             <w:r>
               <w:rPr>
                 <w:rStyle w:val="aff2"/>
@@ -2573,7 +2546,7 @@
                 <w:noProof/>
                 <w:webHidden/>
               </w:rPr>
-              <w:instrText>PAGEREF _Toc227845138 \h</w:instrText>
+              <w:instrText>PAGEREF _Toc227856750 \h</w:instrText>
             </w:r>
             <w:r>
               <w:rPr>
@@ -2603,7 +2576,7 @@
                 <w:noProof/>
                 <w:webHidden/>
               </w:rPr>
-              <w:t>9</w:t>
+              <w:t>11</w:t>
             </w:r>
             <w:r>
               <w:rPr>
@@ -2632,7 +2605,7 @@
               <w14:ligatures w14:val="standardContextual"/>
             </w:rPr>
           </w:pPr>
-          <w:hyperlink w:anchor="_Toc227845139" w:history="1">
+          <w:hyperlink w:anchor="_Toc227856751" w:history="1">
             <w:r>
               <w:rPr>
                 <w:rStyle w:val="aff2"/>
@@ -2690,7 +2663,7 @@
                 <w:noProof/>
                 <w:webHidden/>
               </w:rPr>
-              <w:instrText>PAGEREF _Toc227845139 \h</w:instrText>
+              <w:instrText>PAGEREF _Toc227856751 \h</w:instrText>
             </w:r>
             <w:r>
               <w:rPr>
@@ -2720,7 +2693,7 @@
                 <w:noProof/>
                 <w:webHidden/>
               </w:rPr>
-              <w:t>10</w:t>
+              <w:t>12</w:t>
             </w:r>
             <w:r>
               <w:rPr>
@@ -2749,7 +2722,7 @@
               <w14:ligatures w14:val="standardContextual"/>
             </w:rPr>
           </w:pPr>
-          <w:hyperlink w:anchor="_Toc227845140" w:history="1">
+          <w:hyperlink w:anchor="_Toc227856752" w:history="1">
             <w:r>
               <w:rPr>
                 <w:rStyle w:val="aff2"/>
@@ -2807,7 +2780,7 @@
                 <w:noProof/>
                 <w:webHidden/>
               </w:rPr>
-              <w:instrText>PAGEREF _Toc227845140 \h</w:instrText>
+              <w:instrText>PAGEREF _Toc227856752 \h</w:instrText>
             </w:r>
             <w:r>
               <w:rPr>
@@ -2837,7 +2810,7 @@
                 <w:noProof/>
                 <w:webHidden/>
               </w:rPr>
-              <w:t>11</w:t>
+              <w:t>14</w:t>
             </w:r>
             <w:r>
               <w:rPr>
@@ -2866,7 +2839,7 @@
               <w14:ligatures w14:val="standardContextual"/>
             </w:rPr>
           </w:pPr>
-          <w:hyperlink w:anchor="_Toc227845141" w:history="1">
+          <w:hyperlink w:anchor="_Toc227856753" w:history="1">
             <w:r>
               <w:rPr>
                 <w:rStyle w:val="aff2"/>
@@ -2924,7 +2897,7 @@
                 <w:noProof/>
                 <w:webHidden/>
               </w:rPr>
-              <w:instrText>PAGEREF _Toc227845141 \h</w:instrText>
+              <w:instrText>PAGEREF _Toc227856753 \h</w:instrText>
             </w:r>
             <w:r>
               <w:rPr>
@@ -2954,7 +2927,7 @@
                 <w:noProof/>
                 <w:webHidden/>
               </w:rPr>
-              <w:t>12</w:t>
+              <w:t>15</w:t>
             </w:r>
             <w:r>
               <w:rPr>
@@ -2982,7 +2955,7 @@
               <w14:ligatures w14:val="standardContextual"/>
             </w:rPr>
           </w:pPr>
-          <w:hyperlink w:anchor="_Toc227845142" w:history="1">
+          <w:hyperlink w:anchor="_Toc227856754" w:history="1">
             <w:r>
               <w:rPr>
                 <w:rStyle w:val="aff2"/>
@@ -3020,7 +2993,7 @@
                 <w:noProof/>
                 <w:webHidden/>
               </w:rPr>
-              <w:instrText>PAGEREF _Toc227845142 \h</w:instrText>
+              <w:instrText>PAGEREF _Toc227856754 \h</w:instrText>
             </w:r>
             <w:r>
               <w:rPr>
@@ -3050,7 +3023,7 @@
                 <w:noProof/>
                 <w:webHidden/>
               </w:rPr>
-              <w:t>12</w:t>
+              <w:t>16</w:t>
             </w:r>
             <w:r>
               <w:rPr>
@@ -3079,7 +3052,7 @@
               <w14:ligatures w14:val="standardContextual"/>
             </w:rPr>
           </w:pPr>
-          <w:hyperlink w:anchor="_Toc227845143" w:history="1">
+          <w:hyperlink w:anchor="_Toc227856755" w:history="1">
             <w:r>
               <w:rPr>
                 <w:rStyle w:val="aff2"/>
@@ -3137,7 +3110,7 @@
                 <w:noProof/>
                 <w:webHidden/>
               </w:rPr>
-              <w:instrText>PAGEREF _Toc227845143 \h</w:instrText>
+              <w:instrText>PAGEREF _Toc227856755 \h</w:instrText>
             </w:r>
             <w:r>
               <w:rPr>
@@ -3167,7 +3140,7 @@
                 <w:noProof/>
                 <w:webHidden/>
               </w:rPr>
-              <w:t>12</w:t>
+              <w:t>16</w:t>
             </w:r>
             <w:r>
               <w:rPr>
@@ -3196,7 +3169,7 @@
               <w14:ligatures w14:val="standardContextual"/>
             </w:rPr>
           </w:pPr>
-          <w:hyperlink w:anchor="_Toc227845144" w:history="1">
+          <w:hyperlink w:anchor="_Toc227856756" w:history="1">
             <w:r>
               <w:rPr>
                 <w:rStyle w:val="aff2"/>
@@ -3254,7 +3227,7 @@
                 <w:noProof/>
                 <w:webHidden/>
               </w:rPr>
-              <w:instrText>PAGEREF _Toc227845144 \h</w:instrText>
+              <w:instrText>PAGEREF _Toc227856756 \h</w:instrText>
             </w:r>
             <w:r>
               <w:rPr>
@@ -3284,7 +3257,7 @@
                 <w:noProof/>
                 <w:webHidden/>
               </w:rPr>
-              <w:t>13</w:t>
+              <w:t>16</w:t>
             </w:r>
             <w:r>
               <w:rPr>
@@ -3312,7 +3285,7 @@
               <w14:ligatures w14:val="standardContextual"/>
             </w:rPr>
           </w:pPr>
-          <w:hyperlink w:anchor="_Toc227845145" w:history="1">
+          <w:hyperlink w:anchor="_Toc227856757" w:history="1">
             <w:r>
               <w:rPr>
                 <w:rStyle w:val="aff2"/>
@@ -3350,7 +3323,7 @@
                 <w:noProof/>
                 <w:webHidden/>
               </w:rPr>
-              <w:instrText>PAGEREF _Toc227845145 \h</w:instrText>
+              <w:instrText>PAGEREF _Toc227856757 \h</w:instrText>
             </w:r>
             <w:r>
               <w:rPr>
@@ -3380,7 +3353,7 @@
                 <w:noProof/>
                 <w:webHidden/>
               </w:rPr>
-              <w:t>14</w:t>
+              <w:t>18</w:t>
             </w:r>
             <w:r>
               <w:rPr>
@@ -3473,9 +3446,19 @@
           <w:sz w:val="21"/>
           <w:szCs w:val="21"/>
         </w:rPr>
-        <w:t xml:space="preserve">：随着程序设计课程规模不断扩大，教师在作业批改、实验评估和学术诚信管理方面面临越来越大的压力。传统人工检查方式效率较低，且存在一定主观性，难以满足大规模程序提交场景下的代码相似度分析需求。基于此，本文围绕本科毕业设计场景，设计并实现了一套基于弱监督训练建模的代码相似度检测方法。本文以 </w:t>
-      </w:r>
-      <w:proofErr w:type="spellStart"/>
+        <w:t>：随着程序设计课程规模不断扩大，教师在作业批改、实验评估和学术诚信管理方面面临越来越大的压力。传统人工检查方式效率较低，且存在一定主观性，难以满足大规模程序提交场景下的代码相似度分析需求。基于此，本文围绕本科毕业设计场景，设计并实现了一套基于弱监督训练建模的代码相似度检测方法。本文以 Zenodo 平台公开的 DSA Dataset 为实验数据来源，选取其中的 Java 提交数据作为研究对象，结合本科生课程作业的代码特点，对代码预处理、特征工程、弱监督标签构造、传统机器学习训练和结果分析进行了较为系统的设计与实现。 在方法上，本文首先对 Java 源代码进行注释移除、字符串与数字字面量归一化、空白规范化以及标识符归一化处理，以减少变量命名和字面常量对相似度判断的干扰。在此基础上，提取 Token Jaccard 相似度、Token 序列相似度、关键字余弦相似度、运算符余弦相似度、结构相似度以及长度、分支、循环、方法数量等差异特征。考虑到真实数据中缺少人工标注的相似代码对，本文采用弱监督方式构造训练标签：先由规则基础相似度对代码对进行打分，再通过上下阈值自动生成正负样本，从而构建可训练的二分类数据集。随后，利用逻辑回归、随机森林等传统机器学习模型进行训练，并将模型输出概率作为最终代码相似度分数。 在实验部分，本文完成了规则基线、逻辑回归、随机森林对比实验，并进一步补充了跨用户过滤实验、特征消融实验、按题目划分的严格泛化实验以及人工辅助复核分析。实验结果表明，所设计的方法能够较好识别同题场景下的高相似代码对，并在跨用户条件下保持相对稳定的表现。人工复核结果从侧面支持了高相似输出结果的合理性。本文实现的系统同时提供数据概况分析、模型训练、批量预测、对比实验、人工复核抽样与统计分析等功能，可为本科程序设计课程中的代码查重与相似性分析提供一定参考。</w:t>
+      </w:r>
+    </w:p>
+    <w:p>
+      <w:pPr>
+        <w:spacing w:line="360" w:lineRule="auto"/>
+        <w:rPr>
+          <w:rFonts w:ascii="仿宋" w:eastAsia="仿宋" w:hAnsi="仿宋" w:hint="eastAsia"/>
+          <w:bCs/>
+          <w:sz w:val="21"/>
+          <w:szCs w:val="21"/>
+        </w:rPr>
+      </w:pPr>
       <w:r>
         <w:rPr>
           <w:rFonts w:ascii="仿宋" w:eastAsia="仿宋" w:hAnsi="仿宋"/>
@@ -3483,136 +3466,6 @@
           <w:sz w:val="21"/>
           <w:szCs w:val="21"/>
         </w:rPr>
-        <w:t>Zenodo</w:t>
-      </w:r>
-      <w:proofErr w:type="spellEnd"/>
-      <w:r>
-        <w:rPr>
-          <w:rFonts w:ascii="仿宋" w:eastAsia="仿宋" w:hAnsi="仿宋"/>
-          <w:bCs/>
-          <w:sz w:val="21"/>
-          <w:szCs w:val="21"/>
-        </w:rPr>
-        <w:t xml:space="preserve"> 平台公开的 DSA Dataset 为实验数据来源，选取其中的 Java 提交数据作为研究对象，结合本科生课程作业的代码特点，对代码预处理、特征工程、</w:t>
-      </w:r>
-      <w:proofErr w:type="gramStart"/>
-      <w:r>
-        <w:rPr>
-          <w:rFonts w:ascii="仿宋" w:eastAsia="仿宋" w:hAnsi="仿宋"/>
-          <w:bCs/>
-          <w:sz w:val="21"/>
-          <w:szCs w:val="21"/>
-        </w:rPr>
-        <w:t>弱监督</w:t>
-      </w:r>
-      <w:proofErr w:type="gramEnd"/>
-      <w:r>
-        <w:rPr>
-          <w:rFonts w:ascii="仿宋" w:eastAsia="仿宋" w:hAnsi="仿宋"/>
-          <w:bCs/>
-          <w:sz w:val="21"/>
-          <w:szCs w:val="21"/>
-        </w:rPr>
-        <w:t>标签构造、传统机器学习训练和结果分析进行了较为系统的设计与实现。 在方法上，本文首先对 Java 源代码进行注释移除、字符串与数字字面量归一化、空白规范化以及标识符归一化处理，以减少变量命名和字面常量对相似度判断的干扰。在此基础上，提取 Token Jaccard 相似度、Token 序列相似度、关键字余弦相似度、运算符余弦相似度、结构相似度以及长度、分支、循环、方法数量等差异特征。考虑到真实数据中缺少人工标注的相似代码对，本文采用</w:t>
-      </w:r>
-      <w:proofErr w:type="gramStart"/>
-      <w:r>
-        <w:rPr>
-          <w:rFonts w:ascii="仿宋" w:eastAsia="仿宋" w:hAnsi="仿宋"/>
-          <w:bCs/>
-          <w:sz w:val="21"/>
-          <w:szCs w:val="21"/>
-        </w:rPr>
-        <w:t>弱监督</w:t>
-      </w:r>
-      <w:proofErr w:type="gramEnd"/>
-      <w:r>
-        <w:rPr>
-          <w:rFonts w:ascii="仿宋" w:eastAsia="仿宋" w:hAnsi="仿宋"/>
-          <w:bCs/>
-          <w:sz w:val="21"/>
-          <w:szCs w:val="21"/>
-        </w:rPr>
-        <w:t>方式构造训练标签：先由规则基础相似度对代码对进行打分，再通过上下阈值自动生成正负样本，从而构建可训练的二分类数据集。随后，利用逻辑回归、随机森林等传统机器学习模型进行训练，并将模型输出概率作为最终代码相似度分数。 在实验部分，本文完成了规则基线、逻辑回归、随机森林对比实验，并进一步补充了</w:t>
-      </w:r>
-      <w:proofErr w:type="gramStart"/>
-      <w:r>
-        <w:rPr>
-          <w:rFonts w:ascii="仿宋" w:eastAsia="仿宋" w:hAnsi="仿宋"/>
-          <w:bCs/>
-          <w:sz w:val="21"/>
-          <w:szCs w:val="21"/>
-        </w:rPr>
-        <w:t>跨用户</w:t>
-      </w:r>
-      <w:proofErr w:type="gramEnd"/>
-      <w:r>
-        <w:rPr>
-          <w:rFonts w:ascii="仿宋" w:eastAsia="仿宋" w:hAnsi="仿宋"/>
-          <w:bCs/>
-          <w:sz w:val="21"/>
-          <w:szCs w:val="21"/>
-        </w:rPr>
-        <w:t>过滤实验、特征消融实验、按题目划分的严格泛化实验以及人工辅助复核分析。实验结果表明，所设计的方法能够较好识别同题场景下的高相似代码对，并在</w:t>
-      </w:r>
-      <w:proofErr w:type="gramStart"/>
-      <w:r>
-        <w:rPr>
-          <w:rFonts w:ascii="仿宋" w:eastAsia="仿宋" w:hAnsi="仿宋"/>
-          <w:bCs/>
-          <w:sz w:val="21"/>
-          <w:szCs w:val="21"/>
-        </w:rPr>
-        <w:t>跨用户</w:t>
-      </w:r>
-      <w:proofErr w:type="gramEnd"/>
-      <w:r>
-        <w:rPr>
-          <w:rFonts w:ascii="仿宋" w:eastAsia="仿宋" w:hAnsi="仿宋"/>
-          <w:bCs/>
-          <w:sz w:val="21"/>
-          <w:szCs w:val="21"/>
-        </w:rPr>
-        <w:t>条件下保持相对稳定的表现。人工复核结果从侧面支持了高相似输出结果的合理性。本文实现的系统同时提供数据概况分析、模型训练、批量预测、对比实验、人工复核抽样与统计分析等功能，可为本科程序设计课程中的</w:t>
-      </w:r>
-      <w:proofErr w:type="gramStart"/>
-      <w:r>
-        <w:rPr>
-          <w:rFonts w:ascii="仿宋" w:eastAsia="仿宋" w:hAnsi="仿宋"/>
-          <w:bCs/>
-          <w:sz w:val="21"/>
-          <w:szCs w:val="21"/>
-        </w:rPr>
-        <w:t>代码查重与</w:t>
-      </w:r>
-      <w:proofErr w:type="gramEnd"/>
-      <w:r>
-        <w:rPr>
-          <w:rFonts w:ascii="仿宋" w:eastAsia="仿宋" w:hAnsi="仿宋"/>
-          <w:bCs/>
-          <w:sz w:val="21"/>
-          <w:szCs w:val="21"/>
-        </w:rPr>
-        <w:t>相似性分析提供一定参考。</w:t>
-      </w:r>
-    </w:p>
-    <w:p>
-      <w:pPr>
-        <w:spacing w:line="360" w:lineRule="auto"/>
-        <w:rPr>
-          <w:rFonts w:ascii="仿宋" w:eastAsia="仿宋" w:hAnsi="仿宋" w:hint="eastAsia"/>
-          <w:bCs/>
-          <w:sz w:val="21"/>
-          <w:szCs w:val="21"/>
-        </w:rPr>
-      </w:pPr>
-      <w:r>
-        <w:rPr>
-          <w:rFonts w:ascii="仿宋" w:eastAsia="仿宋" w:hAnsi="仿宋"/>
-          <w:bCs/>
-          <w:sz w:val="21"/>
-          <w:szCs w:val="21"/>
-        </w:rPr>
         <w:t>关键词：代码相似度检测；弱监督学习；特征工程；机器学习；程序查重；Java</w:t>
       </w:r>
     </w:p>
@@ -3676,47 +3529,7 @@
           <w:sz w:val="21"/>
           <w:szCs w:val="21"/>
         </w:rPr>
-        <w:t xml:space="preserve">With the increasing scale of programming courses, instructors face growing pressure in assignment grading, lab evaluation, and academic integrity management. Manual inspection is relatively inefficient and subjective, making it difficult to analyze code similarity in large-scale programming submission scenarios. Therefore, this thesis designs and implements a weakly supervised training-based code similarity detection method for undergraduate graduation projects. The study uses the Java subset of the publicly available DSA Dataset from </w:t>
-      </w:r>
-      <w:proofErr w:type="spellStart"/>
-      <w:r>
-        <w:rPr>
-          <w:rFonts w:eastAsia="仿宋"/>
-          <w:bCs/>
-          <w:sz w:val="21"/>
-          <w:szCs w:val="21"/>
-        </w:rPr>
-        <w:t>Zenodo</w:t>
-      </w:r>
-      <w:proofErr w:type="spellEnd"/>
-      <w:r>
-        <w:rPr>
-          <w:rFonts w:eastAsia="仿宋"/>
-          <w:bCs/>
-          <w:sz w:val="21"/>
-          <w:szCs w:val="21"/>
-        </w:rPr>
-        <w:t xml:space="preserve"> as the experimental data source, and investigates code preprocessing, feature engineering, weakly supervised label construction, traditional machine learning training, and result analysis in a relatively systematic manner. The proposed method first preprocesses Java source code through comment removal, normalization of string and numeric literals, whitespace normalization, and identifier normalization, </w:t>
-      </w:r>
-      <w:proofErr w:type="gramStart"/>
-      <w:r>
-        <w:rPr>
-          <w:rFonts w:eastAsia="仿宋"/>
-          <w:bCs/>
-          <w:sz w:val="21"/>
-          <w:szCs w:val="21"/>
-        </w:rPr>
-        <w:t>so as to</w:t>
-      </w:r>
-      <w:proofErr w:type="gramEnd"/>
-      <w:r>
-        <w:rPr>
-          <w:rFonts w:eastAsia="仿宋"/>
-          <w:bCs/>
-          <w:sz w:val="21"/>
-          <w:szCs w:val="21"/>
-        </w:rPr>
-        <w:t xml:space="preserve"> reduce the influence of variable naming and constants on similarity judgment. Based on the normalized representation, multiple features are extracted, including Token Jaccard similarity, Token sequence similarity, keyword cosine similarity, operator cosine similarity, structural similarity, and differences in length, branches, loops, and method counts. Since the dataset does not provide manually labeled similar code pairs, this thesis constructs weakly supervised labels by first computing rule-based base similarity scores and then generating positive and negative samples using upper and lower thresholds. These labeled code pairs are subsequently used to train traditional machine learning models such as logistic regression and random forest, and the predicted probability is used as the final similarity score. Experiments include rule-based baseline comparison, logistic regression and random forest model comparison, cross-user filtering experiments, feature ablation studies, stricter generalization evaluation with question-level train-test split, and AI-assisted manual review of high-similarity samples. The results indicate that the proposed method can identify highly similar code pairs within the same programming task and maintain relatively stable performance under cross-user conditions. The manual review further supports the rationality of the high-similarity outputs. The implemented system provides functions for dataset inspection, model training, batch prediction, comparison experiments, manual review sampling, and statistical analysis, offering practical support for plagiarism detection and similarity analysis in undergraduate programming education.</w:t>
+        <w:t>With the increasing scale of programming courses, instructors face growing pressure in assignment grading, lab evaluation, and academic integrity management. Manual inspection is relatively inefficient and subjective, making it difficult to analyze code similarity in large-scale programming submission scenarios. Therefore, this thesis designs and implements a weakly supervised training-based code similarity detection method for undergraduate graduation projects. The study uses the Java subset of the publicly available DSA Dataset from Zenodo as the experimental data source, and investigates code preprocessing, feature engineering, weakly supervised label construction, traditional machine learning training, and result analysis in a relatively systematic manner. The proposed method first preprocesses Java source code through comment removal, normalization of string and numeric literals, whitespace normalization, and identifier normalization, so as to reduce the influence of variable naming and constants on similarity judgment. Based on the normalized representation, multiple features are extracted, including Token Jaccard similarity, Token sequence similarity, keyword cosine similarity, operator cosine similarity, structural similarity, and differences in length, branches, loops, and method counts. Since the dataset does not provide manually labeled similar code pairs, this thesis constructs weakly supervised labels by first computing rule-based base similarity scores and then generating positive and negative samples using upper and lower thresholds. These labeled code pairs are subsequently used to train traditional machine learning models such as logistic regression and random forest, and the predicted probability is used as the final similarity score. Experiments include rule-based baseline comparison, logistic regression and random forest model comparison, cross-user filtering experiments, feature ablation studies, stricter generalization evaluation with question-level train-test split, and AI-assisted manual review of high-similarity samples. The results indicate that the proposed method can identify highly similar code pairs within the same programming task and maintain relatively stable performance under cross-user conditions. The manual review further supports the rationality of the high-similarity outputs. The implemented system provides functions for dataset inspection, model training, batch prediction, comparison experiments, manual review sampling, and statistical analysis, offering practical support for plagiarism detection and similarity analysis in undergraduate programming education.</w:t>
       </w:r>
     </w:p>
     <w:p>
@@ -3778,7 +3591,7 @@
           <w:rFonts w:hint="eastAsia"/>
         </w:rPr>
       </w:pPr>
-      <w:bookmarkStart w:id="0" w:name="_Toc227845117"/>
+      <w:bookmarkStart w:id="0" w:name="_Toc227856729"/>
       <w:r>
         <w:rPr>
           <w:rFonts w:ascii="Times New Roman" w:hAnsi="Times New Roman"/>
@@ -3795,7 +3608,7 @@
           <w:rFonts w:ascii="仿宋" w:hAnsi="仿宋" w:hint="eastAsia"/>
         </w:rPr>
       </w:pPr>
-      <w:bookmarkStart w:id="1" w:name="_Toc227845118"/>
+      <w:bookmarkStart w:id="1" w:name="_Toc227856730"/>
       <w:r>
         <w:rPr>
           <w:rFonts w:ascii="仿宋" w:hAnsi="仿宋"/>
@@ -3869,7 +3682,7 @@
           <w:rFonts w:ascii="仿宋" w:hAnsi="仿宋" w:hint="eastAsia"/>
         </w:rPr>
       </w:pPr>
-      <w:bookmarkStart w:id="2" w:name="_Toc227845119"/>
+      <w:bookmarkStart w:id="2" w:name="_Toc227856731"/>
       <w:r>
         <w:rPr>
           <w:rFonts w:ascii="仿宋" w:hAnsi="仿宋"/>
@@ -3944,21 +3757,46 @@
           <w:rFonts w:eastAsia="仿宋"/>
         </w:rPr>
         <w:lastRenderedPageBreak/>
-        <w:t>第二，在算法设计层面，本文并未直接采用复杂的深度学习模型，而是结合代码预处理、规则相似度、</w:t>
-      </w:r>
-      <w:proofErr w:type="gramStart"/>
+        <w:t>第二，在算法设计层面，本文并未直接采用复杂的深度学习模型，而是结合代码预处理、规则相似度、弱监督标签构造和传统机器学习训练，形成了一条更加适合本科阶段实现与论证的技术路线。</w:t>
+      </w:r>
+    </w:p>
+    <w:p>
+      <w:pPr>
+        <w:spacing w:line="360" w:lineRule="auto"/>
+      </w:pPr>
       <w:r>
         <w:rPr>
           <w:rFonts w:eastAsia="仿宋"/>
         </w:rPr>
-        <w:t>弱监督</w:t>
-      </w:r>
-      <w:proofErr w:type="gramEnd"/>
+        <w:t>第三，在实验研究层面，本文基于公开数据集构建了完整的实验流程，并通过对比实验、消融实验、跨用户实验和人工复核分析，较系统地评估了方法的有效性。</w:t>
+      </w:r>
+    </w:p>
+    <w:p>
+      <w:pPr>
+        <w:pStyle w:val="a"/>
+        <w:spacing w:line="360" w:lineRule="auto"/>
+        <w:rPr>
+          <w:rFonts w:ascii="仿宋" w:hAnsi="仿宋" w:hint="eastAsia"/>
+        </w:rPr>
+      </w:pPr>
+      <w:bookmarkStart w:id="3" w:name="_Toc227856732"/>
+      <w:r>
+        <w:rPr>
+          <w:rFonts w:ascii="仿宋" w:hAnsi="仿宋"/>
+        </w:rPr>
+        <w:t>国内外研究现状</w:t>
+      </w:r>
+      <w:bookmarkEnd w:id="3"/>
+    </w:p>
+    <w:p>
+      <w:pPr>
+        <w:spacing w:line="360" w:lineRule="auto"/>
+      </w:pPr>
       <w:r>
         <w:rPr>
           <w:rFonts w:eastAsia="仿宋"/>
         </w:rPr>
-        <w:t>标签构造和传统机器学习训练，形成了一条更加适合本科阶段实现与论证的技术路线。</w:t>
+        <w:t>代码相似度检测相关研究通常可以分为基于文本的方法、基于结构的方法和基于学习的方法三类。</w:t>
       </w:r>
     </w:p>
     <w:p>
@@ -3969,21 +3807,112 @@
         <w:rPr>
           <w:rFonts w:eastAsia="仿宋"/>
         </w:rPr>
-        <w:t>第三，在实验研究层面，本文基于公开数据集构建了完整的实验流程，并通过对比实验、消融实验、</w:t>
-      </w:r>
-      <w:proofErr w:type="gramStart"/>
+        <w:t>基于文本的方法主要通过字符串匹配、编辑距离、</w:t>
+      </w:r>
       <w:r>
         <w:rPr>
           <w:rFonts w:eastAsia="仿宋"/>
         </w:rPr>
-        <w:t>跨用户</w:t>
-      </w:r>
-      <w:proofErr w:type="gramEnd"/>
+        <w:t>n-gram</w:t>
+      </w:r>
       <w:r>
         <w:rPr>
           <w:rFonts w:eastAsia="仿宋"/>
         </w:rPr>
-        <w:t>实验和人工复核分析，较系统地评估了方法的有效性。</w:t>
+        <w:t>、</w:t>
+      </w:r>
+      <w:r>
+        <w:rPr>
+          <w:rFonts w:eastAsia="仿宋"/>
+        </w:rPr>
+        <w:t xml:space="preserve">Token </w:t>
+      </w:r>
+      <w:r>
+        <w:rPr>
+          <w:rFonts w:eastAsia="仿宋"/>
+        </w:rPr>
+        <w:t>相似度等方式计算代码之间的表层相似性。这类方法实现简单、计算速度较快，适合作为基础基线或候选筛选手段，但对于变量替换、语句重排和局部结构调整的鲁棒性有限。</w:t>
+      </w:r>
+    </w:p>
+    <w:p>
+      <w:pPr>
+        <w:spacing w:line="360" w:lineRule="auto"/>
+      </w:pPr>
+      <w:r>
+        <w:rPr>
+          <w:rFonts w:eastAsia="仿宋"/>
+        </w:rPr>
+        <w:t>基于结构的方法通常利用抽象语法树、程序依赖图、控制流图等中间表示，对代码结构进行更深层分析。这类方法在理论上更能反映程序本质结构，但实现复杂度较高，对语法解析质量和工程环境依赖更强，不一定适合在本科毕业设计周期内完成从数据处理到实验验证的全流程。</w:t>
+      </w:r>
+    </w:p>
+    <w:p>
+      <w:pPr>
+        <w:spacing w:line="360" w:lineRule="auto"/>
+      </w:pPr>
+      <w:r>
+        <w:rPr>
+          <w:rFonts w:eastAsia="仿宋"/>
+        </w:rPr>
+        <w:t>基于学习的方法近年来发展较快，包括传统机器学习方法和深度学习方法。传统机器学习通常依赖人工设计特征，通过逻辑回归、支持向量机、随机森林等模型完成分类或排序任务；深度学习方法则尝试通过代码向量化、预训练模型或图神经网络等方式自动学习代码表示。虽然深度学习方法具有较高研究热度，但通常依赖更大规模的标注数据、训练算力和模型调优经验。对于本科毕业设计而言，传统机器学习配合合理的特征工程和可解释实验设计，往往更具实施可行性。</w:t>
+      </w:r>
+    </w:p>
+    <w:p>
+      <w:pPr>
+        <w:spacing w:line="360" w:lineRule="auto"/>
+      </w:pPr>
+      <w:r>
+        <w:rPr>
+          <w:rFonts w:eastAsia="仿宋"/>
+        </w:rPr>
+        <w:t>综合已有研究可以发现，如何在缺少人工标注数据的条件下建立可训练的代码相似度模型，仍然是一个值得关注的问题。本文所采用的</w:t>
+      </w:r>
+      <w:r>
+        <w:rPr>
+          <w:rFonts w:eastAsia="仿宋"/>
+        </w:rPr>
+        <w:t>“</w:t>
+      </w:r>
+      <w:r>
+        <w:rPr>
+          <w:rFonts w:eastAsia="仿宋"/>
+        </w:rPr>
+        <w:t>规则相似度</w:t>
+      </w:r>
+      <w:r>
+        <w:rPr>
+          <w:rFonts w:eastAsia="仿宋"/>
+        </w:rPr>
+        <w:t xml:space="preserve"> + </w:t>
+      </w:r>
+      <w:r>
+        <w:rPr>
+          <w:rFonts w:eastAsia="仿宋"/>
+        </w:rPr>
+        <w:t>弱监督标签</w:t>
+      </w:r>
+      <w:r>
+        <w:rPr>
+          <w:rFonts w:eastAsia="仿宋"/>
+        </w:rPr>
+        <w:t xml:space="preserve"> + </w:t>
+      </w:r>
+      <w:r>
+        <w:rPr>
+          <w:rFonts w:eastAsia="仿宋"/>
+        </w:rPr>
+        <w:t>传统机器学习训练</w:t>
+      </w:r>
+      <w:r>
+        <w:rPr>
+          <w:rFonts w:eastAsia="仿宋"/>
+        </w:rPr>
+        <w:t>”</w:t>
+      </w:r>
+      <w:r>
+        <w:rPr>
+          <w:rFonts w:eastAsia="仿宋"/>
+        </w:rPr>
+        <w:t>路线，正是围绕这一问题展开。</w:t>
       </w:r>
     </w:p>
     <w:p>
@@ -3994,193 +3923,7 @@
           <w:rFonts w:ascii="仿宋" w:hAnsi="仿宋" w:hint="eastAsia"/>
         </w:rPr>
       </w:pPr>
-      <w:bookmarkStart w:id="3" w:name="_Toc227845120"/>
-      <w:r>
-        <w:rPr>
-          <w:rFonts w:ascii="仿宋" w:hAnsi="仿宋"/>
-        </w:rPr>
-        <w:t>国内外研究现状</w:t>
-      </w:r>
-      <w:bookmarkEnd w:id="3"/>
-    </w:p>
-    <w:p>
-      <w:pPr>
-        <w:spacing w:line="360" w:lineRule="auto"/>
-      </w:pPr>
-      <w:r>
-        <w:rPr>
-          <w:rFonts w:eastAsia="仿宋"/>
-        </w:rPr>
-        <w:t>代码相似度检测相关研究通常可以分为基于文本的方法、基于结构的方法和基于学习的方法三类。</w:t>
-      </w:r>
-    </w:p>
-    <w:p>
-      <w:pPr>
-        <w:spacing w:line="360" w:lineRule="auto"/>
-      </w:pPr>
-      <w:r>
-        <w:rPr>
-          <w:rFonts w:eastAsia="仿宋"/>
-        </w:rPr>
-        <w:t>基于文本的方法主要通过字符串匹配、编辑距离、</w:t>
-      </w:r>
-      <w:r>
-        <w:rPr>
-          <w:rFonts w:eastAsia="仿宋"/>
-        </w:rPr>
-        <w:t>n-gram</w:t>
-      </w:r>
-      <w:r>
-        <w:rPr>
-          <w:rFonts w:eastAsia="仿宋"/>
-        </w:rPr>
-        <w:t>、</w:t>
-      </w:r>
-      <w:r>
-        <w:rPr>
-          <w:rFonts w:eastAsia="仿宋"/>
-        </w:rPr>
-        <w:t xml:space="preserve">Token </w:t>
-      </w:r>
-      <w:r>
-        <w:rPr>
-          <w:rFonts w:eastAsia="仿宋"/>
-        </w:rPr>
-        <w:t>相似度等方式计算代码之间的表层相似性。这类方法实现简单、计算速度较快，适合作为基础基线或候选筛选手段，但对于变量替换、语句重排和局部结构调整的鲁棒性有限。</w:t>
-      </w:r>
-    </w:p>
-    <w:p>
-      <w:pPr>
-        <w:spacing w:line="360" w:lineRule="auto"/>
-      </w:pPr>
-      <w:r>
-        <w:rPr>
-          <w:rFonts w:eastAsia="仿宋"/>
-        </w:rPr>
-        <w:t>基于结构的方法通常利用抽象语法树、程序依赖图、控制流图等中间表示，对代码结构进行更深层分析。这类方法在理论上更能反映程序本质结构，但实现复杂度较高，对语法解析质量和工程环境依赖更强，不一定适合在本科毕业设计周期内完成从数据处理到实验验证的全流程。</w:t>
-      </w:r>
-    </w:p>
-    <w:p>
-      <w:pPr>
-        <w:spacing w:line="360" w:lineRule="auto"/>
-      </w:pPr>
-      <w:r>
-        <w:rPr>
-          <w:rFonts w:eastAsia="仿宋"/>
-        </w:rPr>
-        <w:t>基于学习的方法近年来发展较快，包括传统机器学习方法和深度学习方法。传统机器学习通常依赖人工设计特征，通过逻辑回归、支持向量机、随机森林等模型完成分类或排序任务；深度学习方法则尝试通过代码向量化、</w:t>
-      </w:r>
-      <w:proofErr w:type="gramStart"/>
-      <w:r>
-        <w:rPr>
-          <w:rFonts w:eastAsia="仿宋"/>
-        </w:rPr>
-        <w:t>预训练</w:t>
-      </w:r>
-      <w:proofErr w:type="gramEnd"/>
-      <w:r>
-        <w:rPr>
-          <w:rFonts w:eastAsia="仿宋"/>
-        </w:rPr>
-        <w:t>模型或图神经网络等方式自动学习代码表示。虽然深度学习方法具有较高研究热度，但通常依赖更大规模的标注数据、</w:t>
-      </w:r>
-      <w:proofErr w:type="gramStart"/>
-      <w:r>
-        <w:rPr>
-          <w:rFonts w:eastAsia="仿宋"/>
-        </w:rPr>
-        <w:t>训练算力和</w:t>
-      </w:r>
-      <w:proofErr w:type="gramEnd"/>
-      <w:r>
-        <w:rPr>
-          <w:rFonts w:eastAsia="仿宋"/>
-        </w:rPr>
-        <w:t>模型调优经验。对于本科毕业设计而言，传统机器学习配合合理的特征工程和</w:t>
-      </w:r>
-      <w:proofErr w:type="gramStart"/>
-      <w:r>
-        <w:rPr>
-          <w:rFonts w:eastAsia="仿宋"/>
-        </w:rPr>
-        <w:t>可</w:t>
-      </w:r>
-      <w:proofErr w:type="gramEnd"/>
-      <w:r>
-        <w:rPr>
-          <w:rFonts w:eastAsia="仿宋"/>
-        </w:rPr>
-        <w:t>解释实验设计，往往更具实施可行性。</w:t>
-      </w:r>
-    </w:p>
-    <w:p>
-      <w:pPr>
-        <w:spacing w:line="360" w:lineRule="auto"/>
-      </w:pPr>
-      <w:r>
-        <w:rPr>
-          <w:rFonts w:eastAsia="仿宋"/>
-        </w:rPr>
-        <w:t>综合已有研究可以发现，如何在缺少人工标注数据的条件下建立可训练的代码相似度模型，仍然是一个值得关注的问题。本文所采用的</w:t>
-      </w:r>
-      <w:r>
-        <w:rPr>
-          <w:rFonts w:eastAsia="仿宋"/>
-        </w:rPr>
-        <w:t>“</w:t>
-      </w:r>
-      <w:r>
-        <w:rPr>
-          <w:rFonts w:eastAsia="仿宋"/>
-        </w:rPr>
-        <w:t>规则相似度</w:t>
-      </w:r>
-      <w:r>
-        <w:rPr>
-          <w:rFonts w:eastAsia="仿宋"/>
-        </w:rPr>
-        <w:t xml:space="preserve"> + </w:t>
-      </w:r>
-      <w:r>
-        <w:rPr>
-          <w:rFonts w:eastAsia="仿宋"/>
-        </w:rPr>
-        <w:t>弱监督标签</w:t>
-      </w:r>
-      <w:r>
-        <w:rPr>
-          <w:rFonts w:eastAsia="仿宋"/>
-        </w:rPr>
-        <w:t xml:space="preserve"> + </w:t>
-      </w:r>
-      <w:r>
-        <w:rPr>
-          <w:rFonts w:eastAsia="仿宋"/>
-        </w:rPr>
-        <w:t>传统机器学习训练</w:t>
-      </w:r>
-      <w:r>
-        <w:rPr>
-          <w:rFonts w:eastAsia="仿宋"/>
-        </w:rPr>
-        <w:t>”</w:t>
-      </w:r>
-      <w:r>
-        <w:rPr>
-          <w:rFonts w:eastAsia="仿宋"/>
-        </w:rPr>
-        <w:t>路线，正是围绕这一问题展开。</w:t>
-      </w:r>
-    </w:p>
-    <w:p>
-      <w:pPr>
-        <w:pStyle w:val="a"/>
-        <w:spacing w:line="360" w:lineRule="auto"/>
-        <w:rPr>
-          <w:rFonts w:ascii="仿宋" w:hAnsi="仿宋" w:hint="eastAsia"/>
-        </w:rPr>
-      </w:pPr>
-      <w:bookmarkStart w:id="4" w:name="_Toc227845121"/>
+      <w:bookmarkStart w:id="4" w:name="_Toc227856733"/>
       <w:r>
         <w:rPr>
           <w:rFonts w:ascii="仿宋" w:hAnsi="仿宋"/>
@@ -4309,21 +4052,24 @@
         <w:rPr>
           <w:rFonts w:eastAsia="仿宋"/>
         </w:rPr>
-        <w:t>集合相似度、序列相似度、关键字与运算</w:t>
-      </w:r>
-      <w:proofErr w:type="gramStart"/>
+        <w:t>集合相似度、序列相似度、关键字与运算符统计特征以及结构差异特征。</w:t>
+      </w:r>
+    </w:p>
+    <w:p>
+      <w:pPr>
+        <w:spacing w:line="360" w:lineRule="auto"/>
+      </w:pPr>
       <w:r>
         <w:rPr>
           <w:rFonts w:eastAsia="仿宋"/>
         </w:rPr>
-        <w:t>符统计</w:t>
-      </w:r>
-      <w:proofErr w:type="gramEnd"/>
+        <w:t xml:space="preserve">4. </w:t>
+      </w:r>
       <w:r>
         <w:rPr>
           <w:rFonts w:eastAsia="仿宋"/>
         </w:rPr>
-        <w:t>特征以及结构差异特征。</w:t>
+        <w:t>设计弱监督标签构造方法，通过基础相似度和上下阈值自动生成正负样本，解决人工标注不足问题。</w:t>
       </w:r>
     </w:p>
     <w:p>
@@ -4334,27 +4080,30 @@
         <w:rPr>
           <w:rFonts w:eastAsia="仿宋"/>
         </w:rPr>
-        <w:t xml:space="preserve">4. </w:t>
+        <w:t xml:space="preserve">5. </w:t>
       </w:r>
       <w:r>
         <w:rPr>
           <w:rFonts w:eastAsia="仿宋"/>
         </w:rPr>
-        <w:t>设计</w:t>
-      </w:r>
-      <w:proofErr w:type="gramStart"/>
+        <w:t>实现逻辑回归与随机森林模型训练流程，并将预测概率作为最终代码相似度分数。</w:t>
+      </w:r>
+    </w:p>
+    <w:p>
+      <w:pPr>
+        <w:spacing w:line="360" w:lineRule="auto"/>
+      </w:pPr>
       <w:r>
         <w:rPr>
           <w:rFonts w:eastAsia="仿宋"/>
         </w:rPr>
-        <w:t>弱监督</w:t>
-      </w:r>
-      <w:proofErr w:type="gramEnd"/>
+        <w:t xml:space="preserve">6. </w:t>
+      </w:r>
       <w:r>
         <w:rPr>
           <w:rFonts w:eastAsia="仿宋"/>
         </w:rPr>
-        <w:t>标签构造方法，通过基础相似度和上下阈值自动生成正负样本，解决人工标注不足问题。</w:t>
+        <w:t>构建完整命令行实验系统，支持训练、预测、对比实验、消融实验、严格泛化实验、人工复核抽样与统计分析。</w:t>
       </w:r>
     </w:p>
     <w:p>
@@ -4365,61 +4114,13 @@
         <w:rPr>
           <w:rFonts w:eastAsia="仿宋"/>
         </w:rPr>
-        <w:t xml:space="preserve">5. </w:t>
+        <w:t xml:space="preserve">7. </w:t>
       </w:r>
       <w:r>
         <w:rPr>
           <w:rFonts w:eastAsia="仿宋"/>
         </w:rPr>
-        <w:t>实现逻辑回归与随机森林模型训练流程，并将预测概率作为最终代码相似度分数。</w:t>
-      </w:r>
-    </w:p>
-    <w:p>
-      <w:pPr>
-        <w:spacing w:line="360" w:lineRule="auto"/>
-      </w:pPr>
-      <w:r>
-        <w:rPr>
-          <w:rFonts w:eastAsia="仿宋"/>
-        </w:rPr>
-        <w:t xml:space="preserve">6. </w:t>
-      </w:r>
-      <w:r>
-        <w:rPr>
-          <w:rFonts w:eastAsia="仿宋"/>
-        </w:rPr>
-        <w:t>构建完整命令行实验系统，支持训练、预测、对比实验、消融实验、严格泛化实验、人工复核抽样与统计分析。</w:t>
-      </w:r>
-    </w:p>
-    <w:p>
-      <w:pPr>
-        <w:spacing w:line="360" w:lineRule="auto"/>
-      </w:pPr>
-      <w:r>
-        <w:rPr>
-          <w:rFonts w:eastAsia="仿宋"/>
-        </w:rPr>
-        <w:t xml:space="preserve">7. </w:t>
-      </w:r>
-      <w:r>
-        <w:rPr>
-          <w:rFonts w:eastAsia="仿宋"/>
-        </w:rPr>
-        <w:t>基于真实数据</w:t>
-      </w:r>
-      <w:proofErr w:type="gramStart"/>
-      <w:r>
-        <w:rPr>
-          <w:rFonts w:eastAsia="仿宋"/>
-        </w:rPr>
-        <w:t>集开展</w:t>
-      </w:r>
-      <w:proofErr w:type="gramEnd"/>
-      <w:r>
-        <w:rPr>
-          <w:rFonts w:eastAsia="仿宋"/>
-        </w:rPr>
-        <w:t>多组实验，并生成可直接用于论文的统计表与分析结果。</w:t>
+        <w:t>基于真实数据集开展多组实验，并生成可直接用于论文的统计表与分析结果。</w:t>
       </w:r>
     </w:p>
     <w:p>
@@ -4430,7 +4131,7 @@
           <w:rFonts w:hint="eastAsia"/>
         </w:rPr>
       </w:pPr>
-      <w:bookmarkStart w:id="5" w:name="_Toc227845122"/>
+      <w:bookmarkStart w:id="5" w:name="_Toc227856734"/>
       <w:r>
         <w:rPr>
           <w:rFonts w:ascii="Times New Roman" w:hAnsi="Times New Roman"/>
@@ -4447,7 +4148,7 @@
           <w:rFonts w:ascii="仿宋" w:hAnsi="仿宋" w:hint="eastAsia"/>
         </w:rPr>
       </w:pPr>
-      <w:bookmarkStart w:id="6" w:name="_Toc227845123"/>
+      <w:bookmarkStart w:id="6" w:name="_Toc227856735"/>
       <w:r>
         <w:rPr>
           <w:rFonts w:ascii="仿宋" w:hAnsi="仿宋"/>
@@ -4492,7 +4193,7 @@
           <w:rFonts w:ascii="仿宋" w:hAnsi="仿宋" w:hint="eastAsia"/>
         </w:rPr>
       </w:pPr>
-      <w:bookmarkStart w:id="7" w:name="_Toc227845124"/>
+      <w:bookmarkStart w:id="7" w:name="_Toc227856736"/>
       <w:r>
         <w:rPr>
           <w:rFonts w:ascii="仿宋" w:hAnsi="仿宋"/>
@@ -4512,63 +4213,21 @@
         <w:rPr>
           <w:rFonts w:ascii="仿宋" w:eastAsia="仿宋" w:hAnsi="仿宋"/>
         </w:rPr>
-        <w:t>弱监督学习是指在缺少精确人工标注数据的条件下，利用启发式规则、伪标签、远程监督或不完全标签等方式构造训练信号，从而建立机器学习模型的方法。在实际工程中，人工标注通常昂贵且耗时，尤其在代码相似度任务中，逐条判定两份代码是否“相似”往往需要较强的专业背景。因此，使用</w:t>
-      </w:r>
-      <w:proofErr w:type="gramStart"/>
+        <w:t>弱监督学习是指在缺少精确人工标注数据的条件下，利用启发式规则、伪标签、远程监督或不完全标签等方式构造训练信号，从而建立机器学习模型的方法。在实际工程中，人工标注通常昂贵且耗时，尤其在代码相似度任务中，逐条判定两份代码是否“相似”往往需要较强的专业背景。因此，使用弱监督构造训练标签具有较高现实可行性。</w:t>
+      </w:r>
+    </w:p>
+    <w:p>
+      <w:pPr>
+        <w:spacing w:line="360" w:lineRule="auto"/>
+        <w:rPr>
+          <w:rFonts w:ascii="仿宋" w:eastAsia="仿宋" w:hAnsi="仿宋" w:hint="eastAsia"/>
+        </w:rPr>
+      </w:pPr>
       <w:r>
         <w:rPr>
           <w:rFonts w:ascii="仿宋" w:eastAsia="仿宋" w:hAnsi="仿宋"/>
         </w:rPr>
-        <w:t>弱监督</w:t>
-      </w:r>
-      <w:proofErr w:type="gramEnd"/>
-      <w:r>
-        <w:rPr>
-          <w:rFonts w:ascii="仿宋" w:eastAsia="仿宋" w:hAnsi="仿宋"/>
-        </w:rPr>
-        <w:t>构造训练标签具有较高现实可行性。</w:t>
-      </w:r>
-    </w:p>
-    <w:p>
-      <w:pPr>
-        <w:spacing w:line="360" w:lineRule="auto"/>
-        <w:rPr>
-          <w:rFonts w:ascii="仿宋" w:eastAsia="仿宋" w:hAnsi="仿宋" w:hint="eastAsia"/>
-        </w:rPr>
-      </w:pPr>
-      <w:r>
-        <w:rPr>
-          <w:rFonts w:ascii="仿宋" w:eastAsia="仿宋" w:hAnsi="仿宋"/>
-        </w:rPr>
-        <w:t>本文所采用的</w:t>
-      </w:r>
-      <w:proofErr w:type="gramStart"/>
-      <w:r>
-        <w:rPr>
-          <w:rFonts w:ascii="仿宋" w:eastAsia="仿宋" w:hAnsi="仿宋"/>
-        </w:rPr>
-        <w:t>弱监督</w:t>
-      </w:r>
-      <w:proofErr w:type="gramEnd"/>
-      <w:r>
-        <w:rPr>
-          <w:rFonts w:ascii="仿宋" w:eastAsia="仿宋" w:hAnsi="仿宋"/>
-        </w:rPr>
-        <w:t>方式主要包括以下步骤：首先利用多种规则特征构造基础相似度分数；其次通过高阈值和低阈值筛选高</w:t>
-      </w:r>
-      <w:proofErr w:type="gramStart"/>
-      <w:r>
-        <w:rPr>
-          <w:rFonts w:ascii="仿宋" w:eastAsia="仿宋" w:hAnsi="仿宋"/>
-        </w:rPr>
-        <w:t>置信正</w:t>
-      </w:r>
-      <w:proofErr w:type="gramEnd"/>
-      <w:r>
-        <w:rPr>
-          <w:rFonts w:ascii="仿宋" w:eastAsia="仿宋" w:hAnsi="仿宋"/>
-        </w:rPr>
-        <w:t>样本与高置信负样本；最后对中间区域样本进行舍弃或自适应处理，从而得到相对可靠的训练集。这种方式虽然无法完全替代人工标注，但能够显著降低样本构造成本，并支持后续模型训练与实验分析。</w:t>
+        <w:t>本文所采用的弱监督方式主要包括以下步骤：首先利用多种规则特征构造基础相似度分数；其次通过高阈值和低阈值筛选高置信正样本与高置信负样本；最后对中间区域样本进行舍弃或自适应处理，从而得到相对可靠的训练集。这种方式虽然无法完全替代人工标注，但能够显著降低样本构造成本，并支持后续模型训练与实验分析。</w:t>
       </w:r>
     </w:p>
     <w:p>
@@ -4579,7 +4238,7 @@
           <w:rFonts w:ascii="仿宋" w:hAnsi="仿宋" w:hint="eastAsia"/>
         </w:rPr>
       </w:pPr>
-      <w:bookmarkStart w:id="8" w:name="_Toc227845125"/>
+      <w:bookmarkStart w:id="8" w:name="_Toc227856737"/>
       <w:r>
         <w:rPr>
           <w:rFonts w:ascii="仿宋" w:hAnsi="仿宋"/>
@@ -4611,7 +4270,7 @@
           <w:rFonts w:ascii="仿宋" w:hAnsi="仿宋" w:hint="eastAsia"/>
         </w:rPr>
       </w:pPr>
-      <w:bookmarkStart w:id="9" w:name="_Toc227845126"/>
+      <w:bookmarkStart w:id="9" w:name="_Toc227856738"/>
       <w:r>
         <w:rPr>
           <w:rFonts w:ascii="仿宋" w:hAnsi="仿宋"/>
@@ -4659,21 +4318,35 @@
         <w:rPr>
           <w:rFonts w:ascii="仿宋" w:eastAsia="仿宋" w:hAnsi="仿宋"/>
         </w:rPr>
-        <w:t>精确</w:t>
-      </w:r>
-      <w:proofErr w:type="gramStart"/>
+        <w:t>精确率表示被模型判定为相似的样本中，真实相似样本所占比例，反映误报情况。</w:t>
+      </w:r>
+    </w:p>
+    <w:p>
+      <w:pPr>
+        <w:spacing w:line="360" w:lineRule="auto"/>
+        <w:rPr>
+          <w:rFonts w:ascii="仿宋" w:eastAsia="仿宋" w:hAnsi="仿宋" w:hint="eastAsia"/>
+        </w:rPr>
+      </w:pPr>
       <w:r>
         <w:rPr>
           <w:rFonts w:ascii="仿宋" w:eastAsia="仿宋" w:hAnsi="仿宋"/>
         </w:rPr>
-        <w:t>率表示</w:t>
-      </w:r>
-      <w:proofErr w:type="gramEnd"/>
+        <w:t>召回率表示真实相似样本中被模型成功识别出的比例，反映漏报情况。</w:t>
+      </w:r>
+    </w:p>
+    <w:p>
+      <w:pPr>
+        <w:spacing w:line="360" w:lineRule="auto"/>
+        <w:rPr>
+          <w:rFonts w:ascii="仿宋" w:eastAsia="仿宋" w:hAnsi="仿宋" w:hint="eastAsia"/>
+        </w:rPr>
+      </w:pPr>
       <w:r>
         <w:rPr>
           <w:rFonts w:ascii="仿宋" w:eastAsia="仿宋" w:hAnsi="仿宋"/>
         </w:rPr>
-        <w:t>被模型判定为相似的样本中，真实相似样本所占比例，反映误报情况。</w:t>
+        <w:t>F1 值综合考虑精确率和召回率，是两者的调和平均数。</w:t>
       </w:r>
     </w:p>
     <w:p>
@@ -4687,105 +4360,21 @@
         <w:rPr>
           <w:rFonts w:ascii="仿宋" w:eastAsia="仿宋" w:hAnsi="仿宋"/>
         </w:rPr>
-        <w:t>召回</w:t>
-      </w:r>
-      <w:proofErr w:type="gramStart"/>
+        <w:t>ROC-AUC 反映模型对正负样本整体排序区分能力，越接近 1 表示分类效果越好。</w:t>
+      </w:r>
+    </w:p>
+    <w:p>
+      <w:pPr>
+        <w:spacing w:line="360" w:lineRule="auto"/>
+        <w:rPr>
+          <w:rFonts w:ascii="仿宋" w:eastAsia="仿宋" w:hAnsi="仿宋" w:hint="eastAsia"/>
+        </w:rPr>
+      </w:pPr>
       <w:r>
         <w:rPr>
           <w:rFonts w:ascii="仿宋" w:eastAsia="仿宋" w:hAnsi="仿宋"/>
         </w:rPr>
-        <w:t>率表示</w:t>
-      </w:r>
-      <w:proofErr w:type="gramEnd"/>
-      <w:r>
-        <w:rPr>
-          <w:rFonts w:ascii="仿宋" w:eastAsia="仿宋" w:hAnsi="仿宋"/>
-        </w:rPr>
-        <w:t>真实相似样本中被模型成功识别出的比例，反映漏报情况。</w:t>
-      </w:r>
-    </w:p>
-    <w:p>
-      <w:pPr>
-        <w:spacing w:line="360" w:lineRule="auto"/>
-        <w:rPr>
-          <w:rFonts w:ascii="仿宋" w:eastAsia="仿宋" w:hAnsi="仿宋" w:hint="eastAsia"/>
-        </w:rPr>
-      </w:pPr>
-      <w:r>
-        <w:rPr>
-          <w:rFonts w:ascii="仿宋" w:eastAsia="仿宋" w:hAnsi="仿宋"/>
-        </w:rPr>
-        <w:t xml:space="preserve">F1 </w:t>
-      </w:r>
-      <w:proofErr w:type="gramStart"/>
-      <w:r>
-        <w:rPr>
-          <w:rFonts w:ascii="仿宋" w:eastAsia="仿宋" w:hAnsi="仿宋"/>
-        </w:rPr>
-        <w:t>值综合</w:t>
-      </w:r>
-      <w:proofErr w:type="gramEnd"/>
-      <w:r>
-        <w:rPr>
-          <w:rFonts w:ascii="仿宋" w:eastAsia="仿宋" w:hAnsi="仿宋"/>
-        </w:rPr>
-        <w:t>考虑精确率和召回率，是两者的调和平均数。</w:t>
-      </w:r>
-    </w:p>
-    <w:p>
-      <w:pPr>
-        <w:spacing w:line="360" w:lineRule="auto"/>
-        <w:rPr>
-          <w:rFonts w:ascii="仿宋" w:eastAsia="仿宋" w:hAnsi="仿宋" w:hint="eastAsia"/>
-        </w:rPr>
-      </w:pPr>
-      <w:r>
-        <w:rPr>
-          <w:rFonts w:ascii="仿宋" w:eastAsia="仿宋" w:hAnsi="仿宋"/>
-        </w:rPr>
-        <w:t>ROC-AUC 反映模型对正负样本整体排序区分能力，越接近 1 表示分类效果越好。</w:t>
-      </w:r>
-    </w:p>
-    <w:p>
-      <w:pPr>
-        <w:spacing w:line="360" w:lineRule="auto"/>
-        <w:rPr>
-          <w:rFonts w:ascii="仿宋" w:eastAsia="仿宋" w:hAnsi="仿宋" w:hint="eastAsia"/>
-        </w:rPr>
-      </w:pPr>
-      <w:r>
-        <w:rPr>
-          <w:rFonts w:ascii="仿宋" w:eastAsia="仿宋" w:hAnsi="仿宋"/>
-        </w:rPr>
-        <w:t>需要指出的是，由于本文采用</w:t>
-      </w:r>
-      <w:proofErr w:type="gramStart"/>
-      <w:r>
-        <w:rPr>
-          <w:rFonts w:ascii="仿宋" w:eastAsia="仿宋" w:hAnsi="仿宋"/>
-        </w:rPr>
-        <w:t>弱监督</w:t>
-      </w:r>
-      <w:proofErr w:type="gramEnd"/>
-      <w:r>
-        <w:rPr>
-          <w:rFonts w:ascii="仿宋" w:eastAsia="仿宋" w:hAnsi="仿宋"/>
-        </w:rPr>
-        <w:t>方式构造训练标签，自动评价指标在很大程度上反映的是模型对伪标签的拟合情况及其在同类样本上的区分能力。因此，为提高结果解释的稳健性，本文进一步引入</w:t>
-      </w:r>
-      <w:proofErr w:type="gramStart"/>
-      <w:r>
-        <w:rPr>
-          <w:rFonts w:ascii="仿宋" w:eastAsia="仿宋" w:hAnsi="仿宋"/>
-        </w:rPr>
-        <w:t>跨用户</w:t>
-      </w:r>
-      <w:proofErr w:type="gramEnd"/>
-      <w:r>
-        <w:rPr>
-          <w:rFonts w:ascii="仿宋" w:eastAsia="仿宋" w:hAnsi="仿宋"/>
-        </w:rPr>
-        <w:t>过滤、按题目划分的泛化实验以及人工辅助复核分析。</w:t>
+        <w:t>需要指出的是，由于本文采用弱监督方式构造训练标签，自动评价指标在很大程度上反映的是模型对伪标签的拟合情况及其在同类样本上的区分能力。因此，为提高结果解释的稳健性，本文进一步引入跨用户过滤、按题目划分的泛化实验以及人工辅助复核分析。</w:t>
       </w:r>
     </w:p>
     <w:p>
@@ -4796,7 +4385,7 @@
           <w:rFonts w:hint="eastAsia"/>
         </w:rPr>
       </w:pPr>
-      <w:bookmarkStart w:id="10" w:name="_Toc227845127"/>
+      <w:bookmarkStart w:id="10" w:name="_Toc227856739"/>
       <w:r>
         <w:rPr>
           <w:rFonts w:ascii="Times New Roman" w:hAnsi="Times New Roman"/>
@@ -4813,7 +4402,7 @@
           <w:rFonts w:ascii="仿宋" w:hAnsi="仿宋" w:hint="eastAsia"/>
         </w:rPr>
       </w:pPr>
-      <w:bookmarkStart w:id="11" w:name="_Toc227845128"/>
+      <w:bookmarkStart w:id="11" w:name="_Toc227856740"/>
       <w:r>
         <w:rPr>
           <w:rFonts w:ascii="仿宋" w:hAnsi="仿宋"/>
@@ -4833,21 +4422,7 @@
         <w:rPr>
           <w:rFonts w:ascii="仿宋" w:eastAsia="仿宋" w:hAnsi="仿宋"/>
         </w:rPr>
-        <w:t>本文实现的代码相似度检测系统采用模块化设计，主要包括数据加载模块、代码预处理模块、特征提取模块、样本构造模块、模型训练模块、预测与报告模块以及实验分析模块七个部分。系统整体流程如下：首先从数据集中读取 Java 提交记录并按题目组织；随后对代码进行预处理和特征提取；接着构造代码对并生成</w:t>
-      </w:r>
-      <w:proofErr w:type="gramStart"/>
-      <w:r>
-        <w:rPr>
-          <w:rFonts w:ascii="仿宋" w:eastAsia="仿宋" w:hAnsi="仿宋"/>
-        </w:rPr>
-        <w:t>弱监督</w:t>
-      </w:r>
-      <w:proofErr w:type="gramEnd"/>
-      <w:r>
-        <w:rPr>
-          <w:rFonts w:ascii="仿宋" w:eastAsia="仿宋" w:hAnsi="仿宋"/>
-        </w:rPr>
-        <w:t>标签；之后训练传统机器学习模型并计算相似概率；最后输出高相似代码对、统计表和实验分析结果。系统整体流程如图1所示。</w:t>
+        <w:t>本文实现的代码相似度检测系统采用模块化设计，主要包括数据加载模块、代码预处理模块、特征提取模块、样本构造模块、模型训练模块、预测与报告模块以及实验分析模块七个部分。系统整体流程如下：首先从数据集中读取 Java 提交记录并按题目组织；随后对代码进行预处理和特征提取；接着构造代码对并生成弱监督标签；之后训练传统机器学习模型并计算相似概率；最后输出高相似代码对、统计表和实验分析结果。系统整体流程如图1所示。</w:t>
       </w:r>
     </w:p>
     <w:tbl>
@@ -4933,21 +4508,12 @@
             <w:pPr>
               <w:jc w:val="center"/>
             </w:pPr>
-            <w:proofErr w:type="gramStart"/>
             <w:r>
               <w:rPr>
                 <w:b/>
                 <w:sz w:val="21"/>
               </w:rPr>
-              <w:t>弱监督</w:t>
-            </w:r>
-            <w:proofErr w:type="gramEnd"/>
-            <w:r>
-              <w:rPr>
-                <w:b/>
-                <w:sz w:val="21"/>
-              </w:rPr>
-              <w:t>标注</w:t>
+              <w:t>弱监督标注</w:t>
             </w:r>
           </w:p>
         </w:tc>
@@ -5473,7 +5039,7 @@
           <w:rFonts w:ascii="仿宋" w:hAnsi="仿宋" w:hint="eastAsia"/>
         </w:rPr>
       </w:pPr>
-      <w:bookmarkStart w:id="12" w:name="_Toc227845129"/>
+      <w:bookmarkStart w:id="12" w:name="_Toc227856741"/>
       <w:r>
         <w:rPr>
           <w:rFonts w:ascii="仿宋" w:hAnsi="仿宋"/>
@@ -5493,21 +5059,35 @@
         <w:rPr>
           <w:rFonts w:ascii="仿宋" w:eastAsia="仿宋" w:hAnsi="仿宋"/>
         </w:rPr>
-        <w:t xml:space="preserve">本文使用的数据集来源于 </w:t>
-      </w:r>
-      <w:proofErr w:type="spellStart"/>
+        <w:t>本文使用的数据集来源于 Zenodo 平台发布的 DSA Dataset。本项目实际使用其中的 Java 提交数据文件 java_submissions.csv，并辅以题目分布文件 distribution_per_question.csv 和题目信息文件 tst_questions.csv。经统计，数据集中共包含 16074 份 Java 提交、99 道题目、约 270 名匿名学生用户。</w:t>
+      </w:r>
+    </w:p>
+    <w:p>
+      <w:pPr>
+        <w:spacing w:line="360" w:lineRule="auto"/>
+        <w:rPr>
+          <w:rFonts w:ascii="仿宋" w:eastAsia="仿宋" w:hAnsi="仿宋" w:hint="eastAsia"/>
+        </w:rPr>
+      </w:pPr>
       <w:r>
         <w:rPr>
           <w:rFonts w:ascii="仿宋" w:eastAsia="仿宋" w:hAnsi="仿宋"/>
         </w:rPr>
-        <w:t>Zenodo</w:t>
-      </w:r>
-      <w:proofErr w:type="spellEnd"/>
+        <w:t>在数据处理阶段，本文主要完成以下工作：</w:t>
+      </w:r>
+    </w:p>
+    <w:p>
+      <w:pPr>
+        <w:spacing w:line="360" w:lineRule="auto"/>
+        <w:rPr>
+          <w:rFonts w:ascii="仿宋" w:eastAsia="仿宋" w:hAnsi="仿宋" w:hint="eastAsia"/>
+        </w:rPr>
+      </w:pPr>
       <w:r>
         <w:rPr>
           <w:rFonts w:ascii="仿宋" w:eastAsia="仿宋" w:hAnsi="仿宋"/>
         </w:rPr>
-        <w:t xml:space="preserve"> 平台发布的 DSA Dataset。本项目实际使用其中的 Java 提交数据文件 java_submissions.csv，并辅以题目分布文件 distribution_per_question.csv 和题目信息文件 tst_questions.csv。经统计，数据集中共包含 16074 份 Java 提交、99 道题目、约 270 名匿名学生用户。</w:t>
+        <w:t>1. 读取提交记录，提取提交编号、用户编号、题目编号和代码内容。</w:t>
       </w:r>
     </w:p>
     <w:p>
@@ -5521,7 +5101,7 @@
         <w:rPr>
           <w:rFonts w:ascii="仿宋" w:eastAsia="仿宋" w:hAnsi="仿宋"/>
         </w:rPr>
-        <w:t>在数据处理阶段，本文主要完成以下工作：</w:t>
+        <w:t>2. 过滤空代码或无效代码，保证训练与预测样本的基本质量。</w:t>
       </w:r>
     </w:p>
     <w:p>
@@ -5535,7 +5115,7 @@
         <w:rPr>
           <w:rFonts w:ascii="仿宋" w:eastAsia="仿宋" w:hAnsi="仿宋"/>
         </w:rPr>
-        <w:t>1. 读取提交记录，提取提交编号、用户编号、题目编号和代码内容。</w:t>
+        <w:t>3. 按题目编号对提交进行分组，默认仅在同一道题内部构造代码对，避免不同题目之间因题意差异引入噪声。</w:t>
       </w:r>
     </w:p>
     <w:p>
@@ -5549,8 +5129,25 @@
         <w:rPr>
           <w:rFonts w:ascii="仿宋" w:eastAsia="仿宋" w:hAnsi="仿宋"/>
         </w:rPr>
-        <w:t>2. 过滤空代码或无效代码，保证训练与预测样本的基本质量。</w:t>
-      </w:r>
+        <w:t>4. 在扩展实验中加入跨用户过滤，仅保留不同用户之间的代码对，以减少同一学生多次提交带来的偏高相似问题。</w:t>
+      </w:r>
+    </w:p>
+    <w:p>
+      <w:pPr>
+        <w:pStyle w:val="a"/>
+        <w:spacing w:line="360" w:lineRule="auto"/>
+        <w:rPr>
+          <w:rFonts w:ascii="仿宋" w:hAnsi="仿宋" w:hint="eastAsia"/>
+        </w:rPr>
+      </w:pPr>
+      <w:bookmarkStart w:id="13" w:name="_Toc227856742"/>
+      <w:r>
+        <w:rPr>
+          <w:rFonts w:ascii="仿宋" w:hAnsi="仿宋"/>
+        </w:rPr>
+        <w:t>代码预处理设计</w:t>
+      </w:r>
+      <w:bookmarkEnd w:id="13"/>
     </w:p>
     <w:p>
       <w:pPr>
@@ -5563,21 +5160,35 @@
         <w:rPr>
           <w:rFonts w:ascii="仿宋" w:eastAsia="仿宋" w:hAnsi="仿宋"/>
         </w:rPr>
-        <w:t>3. 按题目编号对提交进行分组，默认仅在同一道</w:t>
-      </w:r>
-      <w:proofErr w:type="gramStart"/>
+        <w:t>原始 Java 代码中通常包含注释、字符串字面量、数值常量、格式差异和变量命名差异，这些因素会对相似度判断造成干扰。因此，本文设计了如下预处理流程：</w:t>
+      </w:r>
+    </w:p>
+    <w:p>
+      <w:pPr>
+        <w:spacing w:line="360" w:lineRule="auto"/>
+        <w:rPr>
+          <w:rFonts w:ascii="仿宋" w:eastAsia="仿宋" w:hAnsi="仿宋" w:hint="eastAsia"/>
+        </w:rPr>
+      </w:pPr>
       <w:r>
         <w:rPr>
           <w:rFonts w:ascii="仿宋" w:eastAsia="仿宋" w:hAnsi="仿宋"/>
         </w:rPr>
-        <w:t>题内部</w:t>
-      </w:r>
-      <w:proofErr w:type="gramEnd"/>
+        <w:t>1. 移除单行注释和多行注释，尽量保留字符串内容不被误删。</w:t>
+      </w:r>
+    </w:p>
+    <w:p>
+      <w:pPr>
+        <w:spacing w:line="360" w:lineRule="auto"/>
+        <w:rPr>
+          <w:rFonts w:ascii="仿宋" w:eastAsia="仿宋" w:hAnsi="仿宋" w:hint="eastAsia"/>
+        </w:rPr>
+      </w:pPr>
       <w:r>
         <w:rPr>
           <w:rFonts w:ascii="仿宋" w:eastAsia="仿宋" w:hAnsi="仿宋"/>
         </w:rPr>
-        <w:t>构造代码对，避免不同题目之间因题意差异引入噪声。</w:t>
+        <w:t>2. 将字符串字面量统一替换为 STR_LITERAL，字符字面量替换为 CHAR_LITERAL，数字字面量替换为 NUM_LITERAL。</w:t>
       </w:r>
     </w:p>
     <w:p>
@@ -5591,21 +5202,50 @@
         <w:rPr>
           <w:rFonts w:ascii="仿宋" w:eastAsia="仿宋" w:hAnsi="仿宋"/>
         </w:rPr>
-        <w:t>4. 在扩展实验中加入</w:t>
-      </w:r>
-      <w:proofErr w:type="gramStart"/>
+        <w:t>3. 对代码进行轻量级 Token 化。</w:t>
+      </w:r>
+    </w:p>
+    <w:p>
+      <w:pPr>
+        <w:spacing w:line="360" w:lineRule="auto"/>
+        <w:rPr>
+          <w:rFonts w:ascii="仿宋" w:eastAsia="仿宋" w:hAnsi="仿宋" w:hint="eastAsia"/>
+        </w:rPr>
+      </w:pPr>
       <w:r>
         <w:rPr>
           <w:rFonts w:ascii="仿宋" w:eastAsia="仿宋" w:hAnsi="仿宋"/>
         </w:rPr>
-        <w:t>跨用户</w:t>
-      </w:r>
-      <w:proofErr w:type="gramEnd"/>
+        <w:t>4. 对非 Java 关键字的标识符统一归一化为 IDENT。</w:t>
+      </w:r>
+    </w:p>
+    <w:p>
+      <w:pPr>
+        <w:spacing w:line="360" w:lineRule="auto"/>
+        <w:rPr>
+          <w:rFonts w:ascii="仿宋" w:eastAsia="仿宋" w:hAnsi="仿宋" w:hint="eastAsia"/>
+        </w:rPr>
+      </w:pPr>
       <w:r>
         <w:rPr>
           <w:rFonts w:ascii="仿宋" w:eastAsia="仿宋" w:hAnsi="仿宋"/>
         </w:rPr>
-        <w:t>过滤，仅保留不同用户之间的代码对，以减少同一学生多次提交带来的偏高相似问题。</w:t>
+        <w:lastRenderedPageBreak/>
+        <w:t>5. 将处理后的 Token 序列重新组织为规范化代码文本，供特征计算和向量化使用。</w:t>
+      </w:r>
+    </w:p>
+    <w:p>
+      <w:pPr>
+        <w:spacing w:line="360" w:lineRule="auto"/>
+        <w:rPr>
+          <w:rFonts w:ascii="仿宋" w:eastAsia="仿宋" w:hAnsi="仿宋" w:hint="eastAsia"/>
+        </w:rPr>
+      </w:pPr>
+      <w:r>
+        <w:rPr>
+          <w:rFonts w:ascii="仿宋" w:eastAsia="仿宋" w:hAnsi="仿宋"/>
+        </w:rPr>
+        <w:t>通过上述处理，可以显著降低变量名修改、常量替换和代码格式变化对相似度判断的影响，使模型更关注代码实现结构本身。</w:t>
       </w:r>
     </w:p>
     <w:p>
@@ -5616,14 +5256,14 @@
           <w:rFonts w:ascii="仿宋" w:hAnsi="仿宋" w:hint="eastAsia"/>
         </w:rPr>
       </w:pPr>
-      <w:bookmarkStart w:id="13" w:name="_Toc227845130"/>
+      <w:bookmarkStart w:id="14" w:name="_Toc227856743"/>
       <w:r>
         <w:rPr>
           <w:rFonts w:ascii="仿宋" w:hAnsi="仿宋"/>
         </w:rPr>
-        <w:t>代码预处理设计</w:t>
-      </w:r>
-      <w:bookmarkEnd w:id="13"/>
+        <w:t>特征工程设计</w:t>
+      </w:r>
+      <w:bookmarkEnd w:id="14"/>
     </w:p>
     <w:p>
       <w:pPr>
@@ -5636,7 +5276,7 @@
         <w:rPr>
           <w:rFonts w:ascii="仿宋" w:eastAsia="仿宋" w:hAnsi="仿宋"/>
         </w:rPr>
-        <w:t>原始 Java 代码中通常包含注释、字符串字面量、数值常量、格式差异和变量命名差异，这些因素会对相似度判断造成干扰。因此，本文设计了如下预处理流程：</w:t>
+        <w:t>为了兼顾可解释性与检测效果，本文采用多维人工特征设计。主要特征如下：</w:t>
       </w:r>
     </w:p>
     <w:p>
@@ -5650,7 +5290,7 @@
         <w:rPr>
           <w:rFonts w:ascii="仿宋" w:eastAsia="仿宋" w:hAnsi="仿宋"/>
         </w:rPr>
-        <w:t>1. 移除单行注释和多行注释，尽量保留字符串内容不被误删。</w:t>
+        <w:t>1. Token Jaccard 相似度：衡量两份代码 Token 集合的交并比，用于反映词汇层面的重合程度。</w:t>
       </w:r>
     </w:p>
     <w:p>
@@ -5664,7 +5304,7 @@
         <w:rPr>
           <w:rFonts w:ascii="仿宋" w:eastAsia="仿宋" w:hAnsi="仿宋"/>
         </w:rPr>
-        <w:t>2. 将字符串字面量统一替换为 STR_LITERAL，字符字面量替换为 CHAR_LITERAL，数字字面量替换为 NUM_LITERAL。</w:t>
+        <w:t>2. Token 序列相似度：利用序列匹配方法评估 Token 序列的相似程度，用于反映语句组织和算法流程上的一致性。</w:t>
       </w:r>
     </w:p>
     <w:p>
@@ -5678,7 +5318,7 @@
         <w:rPr>
           <w:rFonts w:ascii="仿宋" w:eastAsia="仿宋" w:hAnsi="仿宋"/>
         </w:rPr>
-        <w:t>3. 对代码进行轻量级 Token 化。</w:t>
+        <w:t>3. 关键字余弦相似度：统计 Java 关键字频次并计算余弦相似度，反映控制结构和语言构造的使用模式。</w:t>
       </w:r>
     </w:p>
     <w:p>
@@ -5692,7 +5332,7 @@
         <w:rPr>
           <w:rFonts w:ascii="仿宋" w:eastAsia="仿宋" w:hAnsi="仿宋"/>
         </w:rPr>
-        <w:t>4. 对非 Java 关键字的标识符统一归一化为 IDENT。</w:t>
+        <w:t>4. 运算符余弦相似度：统计运算符使用情况，反映表达式和计算逻辑的相似程度。</w:t>
       </w:r>
     </w:p>
     <w:p>
@@ -5706,22 +5346,35 @@
         <w:rPr>
           <w:rFonts w:ascii="仿宋" w:eastAsia="仿宋" w:hAnsi="仿宋"/>
         </w:rPr>
-        <w:lastRenderedPageBreak/>
-        <w:t>5. 将处理后的 Token 序列重新组织为规范化代码文本，</w:t>
-      </w:r>
-      <w:proofErr w:type="gramStart"/>
+        <w:t>5. 结构相似度：围绕分支、循环、括号和对象构造等结构性 Token 统计相似度。</w:t>
+      </w:r>
+    </w:p>
+    <w:p>
+      <w:pPr>
+        <w:spacing w:line="360" w:lineRule="auto"/>
+        <w:rPr>
+          <w:rFonts w:ascii="仿宋" w:eastAsia="仿宋" w:hAnsi="仿宋" w:hint="eastAsia"/>
+        </w:rPr>
+      </w:pPr>
       <w:r>
         <w:rPr>
           <w:rFonts w:ascii="仿宋" w:eastAsia="仿宋" w:hAnsi="仿宋"/>
         </w:rPr>
-        <w:t>供特征</w:t>
-      </w:r>
-      <w:proofErr w:type="gramEnd"/>
+        <w:t>6. 长度差异特征：比较 Token 数量和代码行数差异。</w:t>
+      </w:r>
+    </w:p>
+    <w:p>
+      <w:pPr>
+        <w:spacing w:line="360" w:lineRule="auto"/>
+        <w:rPr>
+          <w:rFonts w:ascii="仿宋" w:eastAsia="仿宋" w:hAnsi="仿宋" w:hint="eastAsia"/>
+        </w:rPr>
+      </w:pPr>
       <w:r>
         <w:rPr>
           <w:rFonts w:ascii="仿宋" w:eastAsia="仿宋" w:hAnsi="仿宋"/>
         </w:rPr>
-        <w:t>计算和向量化使用。</w:t>
+        <w:t>7. 方法数量、循环数量、分支数量差异特征：从代码整体结构角度补充描述。</w:t>
       </w:r>
     </w:p>
     <w:p>
@@ -5735,164 +5388,7 @@
         <w:rPr>
           <w:rFonts w:ascii="仿宋" w:eastAsia="仿宋" w:hAnsi="仿宋"/>
         </w:rPr>
-        <w:t>通过上述处理，可以显著降低变量名修改、常量替换和代码格式变化对相似度判断的影响，使模型更关注代码实现结构本身。</w:t>
-      </w:r>
-    </w:p>
-    <w:p>
-      <w:pPr>
-        <w:pStyle w:val="a"/>
-        <w:spacing w:line="360" w:lineRule="auto"/>
-        <w:rPr>
-          <w:rFonts w:ascii="仿宋" w:hAnsi="仿宋" w:hint="eastAsia"/>
-        </w:rPr>
-      </w:pPr>
-      <w:bookmarkStart w:id="14" w:name="_Toc227845131"/>
-      <w:r>
-        <w:rPr>
-          <w:rFonts w:ascii="仿宋" w:hAnsi="仿宋"/>
-        </w:rPr>
-        <w:t>特征工程设计</w:t>
-      </w:r>
-      <w:bookmarkEnd w:id="14"/>
-    </w:p>
-    <w:p>
-      <w:pPr>
-        <w:spacing w:line="360" w:lineRule="auto"/>
-        <w:rPr>
-          <w:rFonts w:ascii="仿宋" w:eastAsia="仿宋" w:hAnsi="仿宋" w:hint="eastAsia"/>
-        </w:rPr>
-      </w:pPr>
-      <w:r>
-        <w:rPr>
-          <w:rFonts w:ascii="仿宋" w:eastAsia="仿宋" w:hAnsi="仿宋"/>
-        </w:rPr>
-        <w:t>为了兼顾可解释性与检测效果，本文采用多维人工特征设计。主要特征如下：</w:t>
-      </w:r>
-    </w:p>
-    <w:p>
-      <w:pPr>
-        <w:spacing w:line="360" w:lineRule="auto"/>
-        <w:rPr>
-          <w:rFonts w:ascii="仿宋" w:eastAsia="仿宋" w:hAnsi="仿宋" w:hint="eastAsia"/>
-        </w:rPr>
-      </w:pPr>
-      <w:r>
-        <w:rPr>
-          <w:rFonts w:ascii="仿宋" w:eastAsia="仿宋" w:hAnsi="仿宋"/>
-        </w:rPr>
-        <w:t>1. Token Jaccard 相似度：衡量两份代码 Token 集合的交并比，用于反映词汇层面的重合程度。</w:t>
-      </w:r>
-    </w:p>
-    <w:p>
-      <w:pPr>
-        <w:spacing w:line="360" w:lineRule="auto"/>
-        <w:rPr>
-          <w:rFonts w:ascii="仿宋" w:eastAsia="仿宋" w:hAnsi="仿宋" w:hint="eastAsia"/>
-        </w:rPr>
-      </w:pPr>
-      <w:r>
-        <w:rPr>
-          <w:rFonts w:ascii="仿宋" w:eastAsia="仿宋" w:hAnsi="仿宋"/>
-        </w:rPr>
-        <w:t>2. Token 序列相似度：利用序列匹配方法评估 Token 序列的相似程度，用于反映语句组织和算法流程上的一致性。</w:t>
-      </w:r>
-    </w:p>
-    <w:p>
-      <w:pPr>
-        <w:spacing w:line="360" w:lineRule="auto"/>
-        <w:rPr>
-          <w:rFonts w:ascii="仿宋" w:eastAsia="仿宋" w:hAnsi="仿宋" w:hint="eastAsia"/>
-        </w:rPr>
-      </w:pPr>
-      <w:r>
-        <w:rPr>
-          <w:rFonts w:ascii="仿宋" w:eastAsia="仿宋" w:hAnsi="仿宋"/>
-        </w:rPr>
-        <w:t>3. 关键字余弦相似度：统计 Java 关键字频次并计算余弦相似度，反映控制结构和语言构造的使用模式。</w:t>
-      </w:r>
-    </w:p>
-    <w:p>
-      <w:pPr>
-        <w:spacing w:line="360" w:lineRule="auto"/>
-        <w:rPr>
-          <w:rFonts w:ascii="仿宋" w:eastAsia="仿宋" w:hAnsi="仿宋" w:hint="eastAsia"/>
-        </w:rPr>
-      </w:pPr>
-      <w:r>
-        <w:rPr>
-          <w:rFonts w:ascii="仿宋" w:eastAsia="仿宋" w:hAnsi="仿宋"/>
-        </w:rPr>
-        <w:t>4. 运算符余弦相似度：统计运算符使用情况，反映表达式和计算逻辑的相似程度。</w:t>
-      </w:r>
-    </w:p>
-    <w:p>
-      <w:pPr>
-        <w:spacing w:line="360" w:lineRule="auto"/>
-        <w:rPr>
-          <w:rFonts w:ascii="仿宋" w:eastAsia="仿宋" w:hAnsi="仿宋" w:hint="eastAsia"/>
-        </w:rPr>
-      </w:pPr>
-      <w:r>
-        <w:rPr>
-          <w:rFonts w:ascii="仿宋" w:eastAsia="仿宋" w:hAnsi="仿宋"/>
-        </w:rPr>
-        <w:t>5. 结构相似度：围绕分支、循环、括号和对象构造等结构性 Token 统计相似度。</w:t>
-      </w:r>
-    </w:p>
-    <w:p>
-      <w:pPr>
-        <w:spacing w:line="360" w:lineRule="auto"/>
-        <w:rPr>
-          <w:rFonts w:ascii="仿宋" w:eastAsia="仿宋" w:hAnsi="仿宋" w:hint="eastAsia"/>
-        </w:rPr>
-      </w:pPr>
-      <w:r>
-        <w:rPr>
-          <w:rFonts w:ascii="仿宋" w:eastAsia="仿宋" w:hAnsi="仿宋"/>
-        </w:rPr>
-        <w:t>6. 长度差异特征：比较 Token 数量和代码行数差异。</w:t>
-      </w:r>
-    </w:p>
-    <w:p>
-      <w:pPr>
-        <w:spacing w:line="360" w:lineRule="auto"/>
-        <w:rPr>
-          <w:rFonts w:ascii="仿宋" w:eastAsia="仿宋" w:hAnsi="仿宋" w:hint="eastAsia"/>
-        </w:rPr>
-      </w:pPr>
-      <w:r>
-        <w:rPr>
-          <w:rFonts w:ascii="仿宋" w:eastAsia="仿宋" w:hAnsi="仿宋"/>
-        </w:rPr>
-        <w:t>7. 方法数量、循环数量、分支数量差异特征：从代码整体结构角度补充描述。</w:t>
-      </w:r>
-    </w:p>
-    <w:p>
-      <w:pPr>
-        <w:spacing w:line="360" w:lineRule="auto"/>
-        <w:rPr>
-          <w:rFonts w:ascii="仿宋" w:eastAsia="仿宋" w:hAnsi="仿宋" w:hint="eastAsia"/>
-        </w:rPr>
-      </w:pPr>
-      <w:r>
-        <w:rPr>
-          <w:rFonts w:ascii="仿宋" w:eastAsia="仿宋" w:hAnsi="仿宋"/>
-        </w:rPr>
-        <w:t>8. 基础相似度：将若干规则特征加权融合得到基础相似度，用于</w:t>
-      </w:r>
-      <w:proofErr w:type="gramStart"/>
-      <w:r>
-        <w:rPr>
-          <w:rFonts w:ascii="仿宋" w:eastAsia="仿宋" w:hAnsi="仿宋"/>
-        </w:rPr>
-        <w:t>弱监督</w:t>
-      </w:r>
-      <w:proofErr w:type="gramEnd"/>
-      <w:r>
-        <w:rPr>
-          <w:rFonts w:ascii="仿宋" w:eastAsia="仿宋" w:hAnsi="仿宋"/>
-        </w:rPr>
-        <w:t>标签生成和解释性分析。</w:t>
+        <w:t>8. 基础相似度：将若干规则特征加权融合得到基础相似度，用于弱监督标签生成和解释性分析。</w:t>
       </w:r>
     </w:p>
     <w:p>
@@ -6284,21 +5780,7 @@
               <w:rPr>
                 <w:sz w:val="21"/>
               </w:rPr>
-              <w:t>用于</w:t>
-            </w:r>
-            <w:proofErr w:type="gramStart"/>
-            <w:r>
-              <w:rPr>
-                <w:sz w:val="21"/>
-              </w:rPr>
-              <w:t>弱监督</w:t>
-            </w:r>
-            <w:proofErr w:type="gramEnd"/>
-            <w:r>
-              <w:rPr>
-                <w:sz w:val="21"/>
-              </w:rPr>
-              <w:t>标签构造和结果解释</w:t>
+              <w:t>用于弱监督标签构造和结果解释</w:t>
             </w:r>
           </w:p>
         </w:tc>
@@ -6354,305 +5836,360 @@
           <w:rFonts w:ascii="仿宋" w:hAnsi="仿宋" w:hint="eastAsia"/>
         </w:rPr>
       </w:pPr>
-      <w:bookmarkStart w:id="15" w:name="_Toc227845132"/>
-      <w:proofErr w:type="gramStart"/>
+      <w:bookmarkStart w:id="15" w:name="_Toc227856744"/>
       <w:r>
         <w:rPr>
           <w:rFonts w:ascii="仿宋" w:hAnsi="仿宋"/>
         </w:rPr>
-        <w:t>弱监督</w:t>
-      </w:r>
-      <w:proofErr w:type="gramEnd"/>
+        <w:t>弱监督标签构造</w:t>
+      </w:r>
+      <w:bookmarkEnd w:id="15"/>
+    </w:p>
+    <w:p>
+      <w:pPr>
+        <w:spacing w:line="360" w:lineRule="auto"/>
+        <w:rPr>
+          <w:rFonts w:ascii="仿宋" w:eastAsia="仿宋" w:hAnsi="仿宋" w:hint="eastAsia"/>
+        </w:rPr>
+      </w:pPr>
+      <w:r>
+        <w:rPr>
+          <w:rFonts w:ascii="仿宋" w:eastAsia="仿宋" w:hAnsi="仿宋"/>
+        </w:rPr>
+        <w:lastRenderedPageBreak/>
+        <w:t>由于数据集中没有现成的“相似代码对”人工标注信息，本文采用弱监督方式自动构造训练样本。具体策略如下：</w:t>
+      </w:r>
+    </w:p>
+    <w:p>
+      <w:pPr>
+        <w:spacing w:line="360" w:lineRule="auto"/>
+        <w:rPr>
+          <w:rFonts w:ascii="仿宋" w:eastAsia="仿宋" w:hAnsi="仿宋" w:hint="eastAsia"/>
+        </w:rPr>
+      </w:pPr>
+      <w:r>
+        <w:rPr>
+          <w:rFonts w:ascii="仿宋" w:eastAsia="仿宋" w:hAnsi="仿宋"/>
+        </w:rPr>
+        <w:t>1. 对同题代码对提取特征，并计算基础相似度分数。</w:t>
+      </w:r>
+    </w:p>
+    <w:p>
+      <w:pPr>
+        <w:spacing w:line="360" w:lineRule="auto"/>
+        <w:rPr>
+          <w:rFonts w:ascii="仿宋" w:eastAsia="仿宋" w:hAnsi="仿宋" w:hint="eastAsia"/>
+        </w:rPr>
+      </w:pPr>
+      <w:r>
+        <w:rPr>
+          <w:rFonts w:ascii="仿宋" w:eastAsia="仿宋" w:hAnsi="仿宋"/>
+        </w:rPr>
+        <w:t>2. 当基础相似度大于等于高阈值时，将其标记为正样本，即“相似代码对”。</w:t>
+      </w:r>
+    </w:p>
+    <w:p>
+      <w:pPr>
+        <w:spacing w:line="360" w:lineRule="auto"/>
+        <w:rPr>
+          <w:rFonts w:ascii="仿宋" w:eastAsia="仿宋" w:hAnsi="仿宋" w:hint="eastAsia"/>
+        </w:rPr>
+      </w:pPr>
+      <w:r>
+        <w:rPr>
+          <w:rFonts w:ascii="仿宋" w:eastAsia="仿宋" w:hAnsi="仿宋"/>
+        </w:rPr>
+        <w:t>3. 当基础相似度小于等于低阈值时，将其标记为负样本，即“不相似代码对”。</w:t>
+      </w:r>
+    </w:p>
+    <w:p>
+      <w:pPr>
+        <w:spacing w:line="360" w:lineRule="auto"/>
+        <w:rPr>
+          <w:rFonts w:ascii="仿宋" w:eastAsia="仿宋" w:hAnsi="仿宋" w:hint="eastAsia"/>
+        </w:rPr>
+      </w:pPr>
+      <w:r>
+        <w:rPr>
+          <w:rFonts w:ascii="仿宋" w:eastAsia="仿宋" w:hAnsi="仿宋"/>
+        </w:rPr>
+        <w:t>4. 对介于高低阈值之间的样本暂不用于监督训练，以减少噪声标签干扰。</w:t>
+      </w:r>
+    </w:p>
+    <w:p>
+      <w:pPr>
+        <w:spacing w:line="360" w:lineRule="auto"/>
+        <w:rPr>
+          <w:rFonts w:ascii="仿宋" w:eastAsia="仿宋" w:hAnsi="仿宋" w:hint="eastAsia"/>
+        </w:rPr>
+      </w:pPr>
+      <w:r>
+        <w:rPr>
+          <w:rFonts w:ascii="仿宋" w:eastAsia="仿宋" w:hAnsi="仿宋"/>
+        </w:rPr>
+        <w:t>5. 当某些小样本题目在固定阈值下无法同时生成正负样本时，使用自适应分位数方式补充标签，保证训练可执行性。</w:t>
+      </w:r>
+    </w:p>
+    <w:p>
+      <w:pPr>
+        <w:spacing w:line="360" w:lineRule="auto"/>
+        <w:rPr>
+          <w:rFonts w:ascii="仿宋" w:eastAsia="仿宋" w:hAnsi="仿宋" w:hint="eastAsia"/>
+        </w:rPr>
+      </w:pPr>
+      <w:r>
+        <w:rPr>
+          <w:rFonts w:ascii="仿宋" w:eastAsia="仿宋" w:hAnsi="仿宋"/>
+        </w:rPr>
+        <w:t>在后续实验中，本文主要采用高阈值 0.90、低阈值 0.75 的配置，以提高样本标签可信度。</w:t>
+      </w:r>
+    </w:p>
+    <w:p>
+      <w:pPr>
+        <w:pStyle w:val="a"/>
+        <w:spacing w:line="360" w:lineRule="auto"/>
+        <w:rPr>
+          <w:rFonts w:ascii="仿宋" w:hAnsi="仿宋" w:hint="eastAsia"/>
+        </w:rPr>
+      </w:pPr>
+      <w:bookmarkStart w:id="16" w:name="_Toc227856745"/>
       <w:r>
         <w:rPr>
           <w:rFonts w:ascii="仿宋" w:hAnsi="仿宋"/>
         </w:rPr>
-        <w:t>标签构造</w:t>
-      </w:r>
-      <w:bookmarkEnd w:id="15"/>
-    </w:p>
-    <w:p>
-      <w:pPr>
-        <w:spacing w:line="360" w:lineRule="auto"/>
+        <w:t>模型训练与预测流程</w:t>
+      </w:r>
+      <w:bookmarkEnd w:id="16"/>
+    </w:p>
+    <w:p>
+      <w:pPr>
+        <w:spacing w:line="360" w:lineRule="auto"/>
+      </w:pPr>
+      <w:r>
+        <w:rPr>
+          <w:rFonts w:eastAsia="仿宋"/>
+        </w:rPr>
+        <w:t>在得到弱监督训练样本后，本文分别训练逻辑回归和随机森林模型。模型输入为各项数值特征，输出为代码对属于</w:t>
+      </w:r>
+      <w:r>
+        <w:rPr>
+          <w:rFonts w:eastAsia="仿宋"/>
+        </w:rPr>
+        <w:t>“</w:t>
+      </w:r>
+      <w:r>
+        <w:rPr>
+          <w:rFonts w:eastAsia="仿宋"/>
+        </w:rPr>
+        <w:t>相似</w:t>
+      </w:r>
+      <w:r>
+        <w:rPr>
+          <w:rFonts w:eastAsia="仿宋"/>
+        </w:rPr>
+        <w:t>”</w:t>
+      </w:r>
+      <w:r>
+        <w:rPr>
+          <w:rFonts w:eastAsia="仿宋"/>
+        </w:rPr>
+        <w:t>类别的概率值。本文将该概率值作为最终代码相似度分数，用于排序和高相似样本筛选。</w:t>
+      </w:r>
+    </w:p>
+    <w:p>
+      <w:pPr>
+        <w:spacing w:line="360" w:lineRule="auto"/>
+      </w:pPr>
+      <w:r>
+        <w:rPr>
+          <w:rFonts w:eastAsia="仿宋"/>
+        </w:rPr>
+        <w:t>系统支持两种主要使用方式：</w:t>
+      </w:r>
+    </w:p>
+    <w:p>
+      <w:pPr>
+        <w:spacing w:line="360" w:lineRule="auto"/>
+      </w:pPr>
+      <w:r>
+        <w:rPr>
+          <w:rFonts w:eastAsia="仿宋"/>
+        </w:rPr>
+        <w:t xml:space="preserve">1. </w:t>
+      </w:r>
+      <w:r>
+        <w:rPr>
+          <w:rFonts w:eastAsia="仿宋"/>
+        </w:rPr>
+        <w:t>批量训练与预测：输入数据集目录，自动构造代码对、训练模型并输出高相似结果。</w:t>
+      </w:r>
+    </w:p>
+    <w:p>
+      <w:pPr>
+        <w:spacing w:line="360" w:lineRule="auto"/>
+      </w:pPr>
+      <w:r>
+        <w:rPr>
+          <w:rFonts w:eastAsia="仿宋"/>
+        </w:rPr>
+        <w:t xml:space="preserve">2. </w:t>
+      </w:r>
+      <w:r>
+        <w:rPr>
+          <w:rFonts w:eastAsia="仿宋"/>
+        </w:rPr>
+        <w:t>单文件比较：输入两份本地</w:t>
+      </w:r>
+      <w:r>
+        <w:rPr>
+          <w:rFonts w:eastAsia="仿宋"/>
+        </w:rPr>
+        <w:t xml:space="preserve"> Java </w:t>
+      </w:r>
+      <w:r>
+        <w:rPr>
+          <w:rFonts w:eastAsia="仿宋"/>
+        </w:rPr>
+        <w:t>文件，直接输出特征明细和相似概率。</w:t>
+      </w:r>
+    </w:p>
+    <w:p>
+      <w:pPr>
+        <w:spacing w:line="360" w:lineRule="auto"/>
+      </w:pPr>
+      <w:r>
+        <w:rPr>
+          <w:rFonts w:eastAsia="仿宋"/>
+        </w:rPr>
+        <w:t>此外，系统还支持模型对比实验、特征消融实验、严格泛化实验、全量打分结果导出以及人工复核抽样。为了避免人工验证仅集中在最高分样本上，系统在输出高相似代码对之外，还能够导出全部候选代码对的打分结果，并按高分、中间分数、低分三个区间构造分层人工复核样本。这种设计有助于在实验分析中同时观察高置信样本、边界模糊样本和低分对照样本，从而更客观地讨论误报风险与结果可信度。</w:t>
+      </w:r>
+    </w:p>
+    <w:p>
+      <w:pPr>
+        <w:spacing w:line="360" w:lineRule="auto"/>
+        <w:rPr>
+          <w:rFonts w:eastAsia="仿宋"/>
+        </w:rPr>
+      </w:pPr>
+      <w:r>
+        <w:rPr>
+          <w:rFonts w:eastAsia="仿宋"/>
+        </w:rPr>
+        <w:t>系统训练流程可以通过统一命令行入口执行，程序会自动完成样本构造、模型训练、结果导出与报告生成，其典型运行界面如图</w:t>
+      </w:r>
+      <w:r>
+        <w:rPr>
+          <w:rFonts w:eastAsia="仿宋"/>
+        </w:rPr>
+        <w:t>9</w:t>
+      </w:r>
+      <w:r>
+        <w:rPr>
+          <w:rFonts w:eastAsia="仿宋"/>
+        </w:rPr>
+        <w:t>所示。</w:t>
+      </w:r>
+    </w:p>
+    <w:p>
+      <w:r>
+        <w:rPr>
+          <w:noProof/>
+        </w:rPr>
+        <w:lastRenderedPageBreak/>
+        <w:drawing>
+          <wp:inline distT="0" distB="0" distL="0" distR="0" wp14:anchorId="185AB44A" wp14:editId="0D1989E1">
+            <wp:extent cx="5693434" cy="2890672"/>
+            <wp:effectExtent l="0" t="0" r="2540" b="5080"/>
+            <wp:docPr id="5" name="Picture 5"/>
+            <wp:cNvGraphicFramePr>
+              <a:graphicFrameLocks xmlns:a="http://schemas.openxmlformats.org/drawingml/2006/main" noChangeAspect="1"/>
+            </wp:cNvGraphicFramePr>
+            <a:graphic xmlns:a="http://schemas.openxmlformats.org/drawingml/2006/main">
+              <a:graphicData uri="http://schemas.openxmlformats.org/drawingml/2006/picture">
+                <pic:pic xmlns:pic="http://schemas.openxmlformats.org/drawingml/2006/picture">
+                  <pic:nvPicPr>
+                    <pic:cNvPr id="0" name="fig_cli_full_pipeline.png"/>
+                    <pic:cNvPicPr/>
+                  </pic:nvPicPr>
+                  <pic:blipFill rotWithShape="1">
+                    <a:blip r:embed="rId11"/>
+                    <a:srcRect t="9702" r="16449"/>
+                    <a:stretch>
+                      <a:fillRect/>
+                    </a:stretch>
+                  </pic:blipFill>
+                  <pic:spPr bwMode="auto">
+                    <a:xfrm>
+                      <a:off x="0" y="0"/>
+                      <a:ext cx="5722426" cy="2905392"/>
+                    </a:xfrm>
+                    <a:prstGeom prst="rect">
+                      <a:avLst/>
+                    </a:prstGeom>
+                    <a:ln>
+                      <a:noFill/>
+                    </a:ln>
+                    <a:extLst>
+                      <a:ext uri="{53640926-AAD7-44D8-BBD7-CCE9431645EC}">
+                        <a14:shadowObscured xmlns:a14="http://schemas.microsoft.com/office/drawing/2010/main"/>
+                      </a:ext>
+                    </a:extLst>
+                  </pic:spPr>
+                </pic:pic>
+              </a:graphicData>
+            </a:graphic>
+          </wp:inline>
+        </w:drawing>
+      </w:r>
+    </w:p>
+    <w:p>
+      <w:pPr>
+        <w:pStyle w:val="a7"/>
+        <w:jc w:val="center"/>
         <w:rPr>
           <w:rFonts w:ascii="仿宋" w:eastAsia="仿宋" w:hAnsi="仿宋" w:hint="eastAsia"/>
+          <w:sz w:val="21"/>
+          <w:szCs w:val="21"/>
         </w:rPr>
       </w:pPr>
       <w:r>
         <w:rPr>
           <w:rFonts w:ascii="仿宋" w:eastAsia="仿宋" w:hAnsi="仿宋"/>
-        </w:rPr>
-        <w:lastRenderedPageBreak/>
-        <w:t>由于数据集中没有现成的“相似代码对”人工标注信息，本文采用</w:t>
-      </w:r>
-      <w:proofErr w:type="gramStart"/>
-      <w:r>
+          <w:sz w:val="21"/>
+          <w:szCs w:val="21"/>
+        </w:rPr>
+        <w:t>图4. 完整训练流水线命令行输出</w:t>
+      </w:r>
+    </w:p>
+    <w:p>
+      <w:pPr>
+        <w:pStyle w:val="a9"/>
+        <w:ind w:firstLine="420"/>
         <w:rPr>
           <w:rFonts w:ascii="仿宋" w:eastAsia="仿宋" w:hAnsi="仿宋"/>
-        </w:rPr>
-        <w:t>弱监督</w:t>
-      </w:r>
-      <w:proofErr w:type="gramEnd"/>
+          <w:sz w:val="21"/>
+          <w:szCs w:val="21"/>
+        </w:rPr>
+      </w:pPr>
       <w:r>
         <w:rPr>
           <w:rFonts w:ascii="仿宋" w:eastAsia="仿宋" w:hAnsi="仿宋"/>
-        </w:rPr>
-        <w:t>方式自动构造训练样本。具体策略如下：</w:t>
-      </w:r>
-    </w:p>
-    <w:p>
-      <w:pPr>
-        <w:spacing w:line="360" w:lineRule="auto"/>
+          <w:sz w:val="21"/>
+          <w:szCs w:val="21"/>
+        </w:rPr>
+        <w:t>数据来源：本系统命令行运行结果整理</w:t>
+      </w:r>
+    </w:p>
+    <w:p>
+      <w:pPr>
+        <w:pStyle w:val="a9"/>
+        <w:ind w:firstLine="420"/>
         <w:rPr>
           <w:rFonts w:ascii="仿宋" w:eastAsia="仿宋" w:hAnsi="仿宋" w:hint="eastAsia"/>
-        </w:rPr>
-      </w:pPr>
-      <w:r>
-        <w:rPr>
-          <w:rFonts w:ascii="仿宋" w:eastAsia="仿宋" w:hAnsi="仿宋"/>
-        </w:rPr>
-        <w:t>1. 对同题代码对提取特征，并计算基础相似度分数。</w:t>
-      </w:r>
-    </w:p>
-    <w:p>
-      <w:pPr>
-        <w:spacing w:line="360" w:lineRule="auto"/>
-        <w:rPr>
-          <w:rFonts w:ascii="仿宋" w:eastAsia="仿宋" w:hAnsi="仿宋" w:hint="eastAsia"/>
-        </w:rPr>
-      </w:pPr>
-      <w:r>
-        <w:rPr>
-          <w:rFonts w:ascii="仿宋" w:eastAsia="仿宋" w:hAnsi="仿宋"/>
-        </w:rPr>
-        <w:t>2. 当基础相似度大于等于高阈值时，将其标记为正样本，即“相似代码对”。</w:t>
-      </w:r>
-    </w:p>
-    <w:p>
-      <w:pPr>
-        <w:spacing w:line="360" w:lineRule="auto"/>
-        <w:rPr>
-          <w:rFonts w:ascii="仿宋" w:eastAsia="仿宋" w:hAnsi="仿宋" w:hint="eastAsia"/>
-        </w:rPr>
-      </w:pPr>
-      <w:r>
-        <w:rPr>
-          <w:rFonts w:ascii="仿宋" w:eastAsia="仿宋" w:hAnsi="仿宋"/>
-        </w:rPr>
-        <w:t>3. 当基础相似度小于</w:t>
-      </w:r>
-      <w:proofErr w:type="gramStart"/>
-      <w:r>
-        <w:rPr>
-          <w:rFonts w:ascii="仿宋" w:eastAsia="仿宋" w:hAnsi="仿宋"/>
-        </w:rPr>
-        <w:t>等于低</w:t>
-      </w:r>
-      <w:proofErr w:type="gramEnd"/>
-      <w:r>
-        <w:rPr>
-          <w:rFonts w:ascii="仿宋" w:eastAsia="仿宋" w:hAnsi="仿宋"/>
-        </w:rPr>
-        <w:t>阈值时，将其标记为负样本，即“不相似代码对”。</w:t>
-      </w:r>
-    </w:p>
-    <w:p>
-      <w:pPr>
-        <w:spacing w:line="360" w:lineRule="auto"/>
-        <w:rPr>
-          <w:rFonts w:ascii="仿宋" w:eastAsia="仿宋" w:hAnsi="仿宋" w:hint="eastAsia"/>
-        </w:rPr>
-      </w:pPr>
-      <w:r>
-        <w:rPr>
-          <w:rFonts w:ascii="仿宋" w:eastAsia="仿宋" w:hAnsi="仿宋"/>
-        </w:rPr>
-        <w:t>4. 对介于高低阈值之间的样本暂不用于监督训练，以减少噪声标签干扰。</w:t>
-      </w:r>
-    </w:p>
-    <w:p>
-      <w:pPr>
-        <w:spacing w:line="360" w:lineRule="auto"/>
-        <w:rPr>
-          <w:rFonts w:ascii="仿宋" w:eastAsia="仿宋" w:hAnsi="仿宋" w:hint="eastAsia"/>
-        </w:rPr>
-      </w:pPr>
-      <w:r>
-        <w:rPr>
-          <w:rFonts w:ascii="仿宋" w:eastAsia="仿宋" w:hAnsi="仿宋"/>
-        </w:rPr>
-        <w:t>5. 当某些小样本题目在固定阈值下无法同时生成正负样本时，使用自适应分位数方式补充标签，保证训练可执行性。</w:t>
-      </w:r>
-    </w:p>
-    <w:p>
-      <w:pPr>
-        <w:spacing w:line="360" w:lineRule="auto"/>
-        <w:rPr>
-          <w:rFonts w:ascii="仿宋" w:eastAsia="仿宋" w:hAnsi="仿宋" w:hint="eastAsia"/>
-        </w:rPr>
-      </w:pPr>
-      <w:r>
-        <w:rPr>
-          <w:rFonts w:ascii="仿宋" w:eastAsia="仿宋" w:hAnsi="仿宋"/>
-        </w:rPr>
-        <w:t>在后续实验中，本文主要采用高阈值 0.90、低阈值 0.75 的配置，以提高样本标签可信度。</w:t>
-      </w:r>
-    </w:p>
-    <w:p>
-      <w:pPr>
-        <w:pStyle w:val="a"/>
-        <w:spacing w:line="360" w:lineRule="auto"/>
-        <w:rPr>
-          <w:rFonts w:ascii="仿宋" w:hAnsi="仿宋" w:hint="eastAsia"/>
-        </w:rPr>
-      </w:pPr>
-      <w:bookmarkStart w:id="16" w:name="_Toc227845133"/>
-      <w:r>
-        <w:rPr>
-          <w:rFonts w:ascii="仿宋" w:hAnsi="仿宋"/>
-        </w:rPr>
-        <w:t>模型训练与预测流程</w:t>
-      </w:r>
-      <w:bookmarkEnd w:id="16"/>
-    </w:p>
-    <w:p>
-      <w:pPr>
-        <w:spacing w:line="360" w:lineRule="auto"/>
-      </w:pPr>
-      <w:r>
-        <w:rPr>
-          <w:rFonts w:eastAsia="仿宋"/>
-        </w:rPr>
-        <w:t>在得到弱监督训练样本后，本文分别训练逻辑回归和随机森林模型。模型输入为各项数值特征，输出为代码对属于</w:t>
-      </w:r>
-      <w:r>
-        <w:rPr>
-          <w:rFonts w:eastAsia="仿宋"/>
-        </w:rPr>
-        <w:t>“</w:t>
-      </w:r>
-      <w:r>
-        <w:rPr>
-          <w:rFonts w:eastAsia="仿宋"/>
-        </w:rPr>
-        <w:t>相似</w:t>
-      </w:r>
-      <w:r>
-        <w:rPr>
-          <w:rFonts w:eastAsia="仿宋"/>
-        </w:rPr>
-        <w:t>”</w:t>
-      </w:r>
-      <w:r>
-        <w:rPr>
-          <w:rFonts w:eastAsia="仿宋"/>
-        </w:rPr>
-        <w:t>类别的概率值。本文将该概率值作为最终代码相似度分数，用于排序和高相似样本筛选。</w:t>
-      </w:r>
-    </w:p>
-    <w:p>
-      <w:pPr>
-        <w:spacing w:line="360" w:lineRule="auto"/>
-      </w:pPr>
-      <w:r>
-        <w:rPr>
-          <w:rFonts w:eastAsia="仿宋"/>
-        </w:rPr>
-        <w:t>系统支持两种主要使用方式：</w:t>
-      </w:r>
-    </w:p>
-    <w:p>
-      <w:pPr>
-        <w:spacing w:line="360" w:lineRule="auto"/>
-      </w:pPr>
-      <w:r>
-        <w:rPr>
-          <w:rFonts w:eastAsia="仿宋"/>
-        </w:rPr>
-        <w:t xml:space="preserve">1. </w:t>
-      </w:r>
-      <w:r>
-        <w:rPr>
-          <w:rFonts w:eastAsia="仿宋"/>
-        </w:rPr>
-        <w:t>批量训练与预测：输入数据集目录，自动构造代码对、训练模型并输出高相似结果。</w:t>
-      </w:r>
-    </w:p>
-    <w:p>
-      <w:pPr>
-        <w:spacing w:line="360" w:lineRule="auto"/>
-      </w:pPr>
-      <w:r>
-        <w:rPr>
-          <w:rFonts w:eastAsia="仿宋"/>
-        </w:rPr>
-        <w:t xml:space="preserve">2. </w:t>
-      </w:r>
-      <w:proofErr w:type="gramStart"/>
-      <w:r>
-        <w:rPr>
-          <w:rFonts w:eastAsia="仿宋"/>
-        </w:rPr>
-        <w:t>单文件</w:t>
-      </w:r>
-      <w:proofErr w:type="gramEnd"/>
-      <w:r>
-        <w:rPr>
-          <w:rFonts w:eastAsia="仿宋"/>
-        </w:rPr>
-        <w:t>比较：输入两份本地</w:t>
-      </w:r>
-      <w:r>
-        <w:rPr>
-          <w:rFonts w:eastAsia="仿宋"/>
-        </w:rPr>
-        <w:t xml:space="preserve"> Java </w:t>
-      </w:r>
-      <w:r>
-        <w:rPr>
-          <w:rFonts w:eastAsia="仿宋"/>
-        </w:rPr>
-        <w:t>文件，直接输出特征明细和相似概率。</w:t>
-      </w:r>
-    </w:p>
-    <w:p>
-      <w:pPr>
-        <w:spacing w:line="360" w:lineRule="auto"/>
-      </w:pPr>
-      <w:r>
-        <w:rPr>
-          <w:rFonts w:eastAsia="仿宋"/>
-        </w:rPr>
-        <w:t>此外，系统还支持模型对比实验、特征消融实验、严格泛化实验、全量打分结果导出以及人工复核抽样。为了避免人工</w:t>
-      </w:r>
-      <w:proofErr w:type="gramStart"/>
-      <w:r>
-        <w:rPr>
-          <w:rFonts w:eastAsia="仿宋"/>
-        </w:rPr>
-        <w:t>验证仅</w:t>
-      </w:r>
-      <w:proofErr w:type="gramEnd"/>
-      <w:r>
-        <w:rPr>
-          <w:rFonts w:eastAsia="仿宋"/>
-        </w:rPr>
-        <w:t>集中在最高分样本上，系统在输出高相似代码对之外，还能够导出全部候选代码对的打分结果，并按高分、中间分数、低分三个区间构造分层人工复核样本。这种设计有助于在实验分析中同时</w:t>
-      </w:r>
-      <w:proofErr w:type="gramStart"/>
-      <w:r>
-        <w:rPr>
-          <w:rFonts w:eastAsia="仿宋"/>
-        </w:rPr>
-        <w:t>观察高</w:t>
-      </w:r>
-      <w:proofErr w:type="gramEnd"/>
-      <w:r>
-        <w:rPr>
-          <w:rFonts w:eastAsia="仿宋"/>
-        </w:rPr>
-        <w:t>置信样本、边界模糊样本和低分对照样本，从而更客观地讨论误报风险与结果可信度。</w:t>
-      </w:r>
+          <w:sz w:val="21"/>
+          <w:szCs w:val="21"/>
+        </w:rPr>
+      </w:pPr>
     </w:p>
     <w:p>
       <w:pPr>
@@ -6662,7 +6199,7 @@
           <w:rFonts w:hint="eastAsia"/>
         </w:rPr>
       </w:pPr>
-      <w:bookmarkStart w:id="17" w:name="_Toc227845134"/>
+      <w:bookmarkStart w:id="17" w:name="_Toc227856746"/>
       <w:r>
         <w:rPr>
           <w:rFonts w:ascii="Times New Roman" w:hAnsi="Times New Roman"/>
@@ -6679,7 +6216,7 @@
           <w:rFonts w:ascii="仿宋" w:hAnsi="仿宋" w:hint="eastAsia"/>
         </w:rPr>
       </w:pPr>
-      <w:bookmarkStart w:id="18" w:name="_Toc227845135"/>
+      <w:bookmarkStart w:id="18" w:name="_Toc227856747"/>
       <w:r>
         <w:rPr>
           <w:rFonts w:ascii="仿宋" w:hAnsi="仿宋"/>
@@ -6699,163 +6236,207 @@
         <w:rPr>
           <w:rFonts w:ascii="仿宋" w:eastAsia="仿宋" w:hAnsi="仿宋"/>
         </w:rPr>
-        <w:t>本文实验在 Windows 环境下完成，使用 Python 3.12 虚拟环境实现系统。主要依赖包括 pandas、scikit-learn、</w:t>
-      </w:r>
-      <w:proofErr w:type="spellStart"/>
+        <w:t>本文实验在 Windows 环境下完成，使用 Python 3.12 虚拟环境实现系统。主要依赖包括 pandas、scikit-learn、joblib 和 pytest。实验对象为 DSA Dataset 中的 Java 提交数据，默认按题目构造代码对，并在关键实验中启用跨用户过滤，以避免同一用户多次提交对结果产生干扰。</w:t>
+      </w:r>
+    </w:p>
+    <w:p>
+      <w:pPr>
+        <w:spacing w:line="360" w:lineRule="auto"/>
+        <w:rPr>
+          <w:rFonts w:ascii="仿宋" w:eastAsia="仿宋" w:hAnsi="仿宋" w:hint="eastAsia"/>
+        </w:rPr>
+      </w:pPr>
       <w:r>
         <w:rPr>
           <w:rFonts w:ascii="仿宋" w:eastAsia="仿宋" w:hAnsi="仿宋"/>
         </w:rPr>
-        <w:t>joblib</w:t>
-      </w:r>
-      <w:proofErr w:type="spellEnd"/>
+        <w:t>在主要实验配置中，本文采用如下参数：</w:t>
+      </w:r>
+    </w:p>
+    <w:p>
+      <w:pPr>
+        <w:spacing w:line="360" w:lineRule="auto"/>
+        <w:rPr>
+          <w:rFonts w:ascii="仿宋" w:eastAsia="仿宋" w:hAnsi="仿宋" w:hint="eastAsia"/>
+        </w:rPr>
+      </w:pPr>
       <w:r>
         <w:rPr>
           <w:rFonts w:ascii="仿宋" w:eastAsia="仿宋" w:hAnsi="仿宋"/>
         </w:rPr>
-        <w:t xml:space="preserve"> 和 </w:t>
-      </w:r>
-      <w:proofErr w:type="spellStart"/>
+        <w:t>1. 每题最多抽取 1000 对代码对用于大规模实验；</w:t>
+      </w:r>
+    </w:p>
+    <w:p>
+      <w:pPr>
+        <w:spacing w:line="360" w:lineRule="auto"/>
+        <w:rPr>
+          <w:rFonts w:ascii="仿宋" w:eastAsia="仿宋" w:hAnsi="仿宋" w:hint="eastAsia"/>
+        </w:rPr>
+      </w:pPr>
       <w:r>
         <w:rPr>
           <w:rFonts w:ascii="仿宋" w:eastAsia="仿宋" w:hAnsi="仿宋"/>
         </w:rPr>
-        <w:t>pytest</w:t>
-      </w:r>
-      <w:proofErr w:type="spellEnd"/>
+        <w:t>2. 弱监督标签高阈值设为 0.90，低阈值设为 0.75；</w:t>
+      </w:r>
+    </w:p>
+    <w:p>
+      <w:pPr>
+        <w:spacing w:line="360" w:lineRule="auto"/>
+        <w:rPr>
+          <w:rFonts w:ascii="仿宋" w:eastAsia="仿宋" w:hAnsi="仿宋" w:hint="eastAsia"/>
+        </w:rPr>
+      </w:pPr>
       <w:r>
         <w:rPr>
           <w:rFonts w:ascii="仿宋" w:eastAsia="仿宋" w:hAnsi="仿宋"/>
         </w:rPr>
-        <w:t>。实验对象为 DSA Dataset 中的 Java 提交数据，默认按题目构造代码对，并在关键实验中启用</w:t>
-      </w:r>
-      <w:proofErr w:type="gramStart"/>
+        <w:t>3. 高相似结果输出阈值设为 0.90；</w:t>
+      </w:r>
+    </w:p>
+    <w:p>
+      <w:pPr>
+        <w:spacing w:line="360" w:lineRule="auto"/>
+        <w:rPr>
+          <w:rFonts w:ascii="仿宋" w:eastAsia="仿宋" w:hAnsi="仿宋" w:hint="eastAsia"/>
+        </w:rPr>
+      </w:pPr>
       <w:r>
         <w:rPr>
           <w:rFonts w:ascii="仿宋" w:eastAsia="仿宋" w:hAnsi="仿宋"/>
         </w:rPr>
-        <w:t>跨用户</w:t>
-      </w:r>
-      <w:proofErr w:type="gramEnd"/>
+        <w:t>4. 主要模型包括逻辑回归和随机森林；</w:t>
+      </w:r>
+    </w:p>
+    <w:p>
+      <w:pPr>
+        <w:spacing w:line="360" w:lineRule="auto"/>
+        <w:rPr>
+          <w:rFonts w:ascii="仿宋" w:eastAsia="仿宋" w:hAnsi="仿宋" w:hint="eastAsia"/>
+        </w:rPr>
+      </w:pPr>
       <w:r>
         <w:rPr>
           <w:rFonts w:ascii="仿宋" w:eastAsia="仿宋" w:hAnsi="仿宋"/>
         </w:rPr>
-        <w:t>过滤，以避免同一用户多次提交对结果产生干扰。</w:t>
-      </w:r>
-    </w:p>
-    <w:p>
-      <w:pPr>
-        <w:spacing w:line="360" w:lineRule="auto"/>
+        <w:t>5. 在严格泛化实验中，默认移除 base_similarity 特征，并按题目划分训练集与测试集；</w:t>
+      </w:r>
+    </w:p>
+    <w:p>
+      <w:pPr>
+        <w:spacing w:line="360" w:lineRule="auto"/>
+        <w:rPr>
+          <w:rFonts w:ascii="仿宋" w:eastAsia="仿宋" w:hAnsi="仿宋"/>
+        </w:rPr>
+      </w:pPr>
+      <w:r>
+        <w:rPr>
+          <w:rFonts w:ascii="仿宋" w:eastAsia="仿宋" w:hAnsi="仿宋"/>
+        </w:rPr>
+        <w:t>在正式训练前，系统会先对数据集规模、题目数量和用户数量进行统计，便于确认实验输入的完整性与可用性，如图4所示。</w:t>
+      </w:r>
+    </w:p>
+    <w:p>
+      <w:r>
+        <w:rPr>
+          <w:noProof/>
+        </w:rPr>
+        <w:lastRenderedPageBreak/>
+        <w:drawing>
+          <wp:inline distT="0" distB="0" distL="0" distR="0" wp14:anchorId="5DCAA619" wp14:editId="425307D1">
+            <wp:extent cx="5633770" cy="2432649"/>
+            <wp:effectExtent l="0" t="0" r="5080" b="6350"/>
+            <wp:docPr id="1" name="Picture 1"/>
+            <wp:cNvGraphicFramePr>
+              <a:graphicFrameLocks xmlns:a="http://schemas.openxmlformats.org/drawingml/2006/main" noChangeAspect="1"/>
+            </wp:cNvGraphicFramePr>
+            <a:graphic xmlns:a="http://schemas.openxmlformats.org/drawingml/2006/main">
+              <a:graphicData uri="http://schemas.openxmlformats.org/drawingml/2006/picture">
+                <pic:pic xmlns:pic="http://schemas.openxmlformats.org/drawingml/2006/picture">
+                  <pic:nvPicPr>
+                    <pic:cNvPr id="0" name="fig_cli_inspect_data.png"/>
+                    <pic:cNvPicPr/>
+                  </pic:nvPicPr>
+                  <pic:blipFill rotWithShape="1">
+                    <a:blip r:embed="rId12"/>
+                    <a:srcRect t="10077" r="17689"/>
+                    <a:stretch>
+                      <a:fillRect/>
+                    </a:stretch>
+                  </pic:blipFill>
+                  <pic:spPr bwMode="auto">
+                    <a:xfrm>
+                      <a:off x="0" y="0"/>
+                      <a:ext cx="5660616" cy="2444241"/>
+                    </a:xfrm>
+                    <a:prstGeom prst="rect">
+                      <a:avLst/>
+                    </a:prstGeom>
+                    <a:ln>
+                      <a:noFill/>
+                    </a:ln>
+                    <a:extLst>
+                      <a:ext uri="{53640926-AAD7-44D8-BBD7-CCE9431645EC}">
+                        <a14:shadowObscured xmlns:a14="http://schemas.microsoft.com/office/drawing/2010/main"/>
+                      </a:ext>
+                    </a:extLst>
+                  </pic:spPr>
+                </pic:pic>
+              </a:graphicData>
+            </a:graphic>
+          </wp:inline>
+        </w:drawing>
+      </w:r>
+    </w:p>
+    <w:p>
+      <w:pPr>
+        <w:pStyle w:val="a7"/>
+        <w:jc w:val="center"/>
         <w:rPr>
           <w:rFonts w:ascii="仿宋" w:eastAsia="仿宋" w:hAnsi="仿宋" w:hint="eastAsia"/>
+          <w:sz w:val="21"/>
+          <w:szCs w:val="21"/>
         </w:rPr>
       </w:pPr>
       <w:r>
         <w:rPr>
           <w:rFonts w:ascii="仿宋" w:eastAsia="仿宋" w:hAnsi="仿宋"/>
-        </w:rPr>
-        <w:lastRenderedPageBreak/>
-        <w:t>在主要实验配置中，本文采用如下参数：</w:t>
-      </w:r>
-    </w:p>
-    <w:p>
-      <w:pPr>
-        <w:spacing w:line="360" w:lineRule="auto"/>
+          <w:sz w:val="21"/>
+          <w:szCs w:val="21"/>
+        </w:rPr>
+        <w:t>图5. 数据集概况统计命令行输出</w:t>
+      </w:r>
+    </w:p>
+    <w:p>
+      <w:pPr>
+        <w:pStyle w:val="a9"/>
+        <w:ind w:firstLine="420"/>
+        <w:rPr>
+          <w:rFonts w:ascii="仿宋" w:eastAsia="仿宋" w:hAnsi="仿宋"/>
+          <w:sz w:val="21"/>
+          <w:szCs w:val="21"/>
+        </w:rPr>
+      </w:pPr>
+      <w:r>
+        <w:rPr>
+          <w:rFonts w:ascii="仿宋" w:eastAsia="仿宋" w:hAnsi="仿宋"/>
+          <w:sz w:val="21"/>
+          <w:szCs w:val="21"/>
+        </w:rPr>
+        <w:t>数据来源：本系统命令行运行结果整理</w:t>
+      </w:r>
+    </w:p>
+    <w:p>
+      <w:pPr>
+        <w:pStyle w:val="a9"/>
+        <w:ind w:firstLine="420"/>
         <w:rPr>
           <w:rFonts w:ascii="仿宋" w:eastAsia="仿宋" w:hAnsi="仿宋" w:hint="eastAsia"/>
-        </w:rPr>
-      </w:pPr>
-      <w:r>
-        <w:rPr>
-          <w:rFonts w:ascii="仿宋" w:eastAsia="仿宋" w:hAnsi="仿宋"/>
-        </w:rPr>
-        <w:t>1. 每题最多抽取 1000 对代码对用于大规模实验；</w:t>
-      </w:r>
-    </w:p>
-    <w:p>
-      <w:pPr>
-        <w:spacing w:line="360" w:lineRule="auto"/>
-        <w:rPr>
-          <w:rFonts w:ascii="仿宋" w:eastAsia="仿宋" w:hAnsi="仿宋" w:hint="eastAsia"/>
-        </w:rPr>
-      </w:pPr>
-      <w:r>
-        <w:rPr>
-          <w:rFonts w:ascii="仿宋" w:eastAsia="仿宋" w:hAnsi="仿宋"/>
-        </w:rPr>
-        <w:t xml:space="preserve">2. </w:t>
-      </w:r>
-      <w:proofErr w:type="gramStart"/>
-      <w:r>
-        <w:rPr>
-          <w:rFonts w:ascii="仿宋" w:eastAsia="仿宋" w:hAnsi="仿宋"/>
-        </w:rPr>
-        <w:t>弱监督</w:t>
-      </w:r>
-      <w:proofErr w:type="gramEnd"/>
-      <w:r>
-        <w:rPr>
-          <w:rFonts w:ascii="仿宋" w:eastAsia="仿宋" w:hAnsi="仿宋"/>
-        </w:rPr>
-        <w:t>标签高阈值设为 0.90，低阈值设为 0.75；</w:t>
-      </w:r>
-    </w:p>
-    <w:p>
-      <w:pPr>
-        <w:spacing w:line="360" w:lineRule="auto"/>
-        <w:rPr>
-          <w:rFonts w:ascii="仿宋" w:eastAsia="仿宋" w:hAnsi="仿宋" w:hint="eastAsia"/>
-        </w:rPr>
-      </w:pPr>
-      <w:r>
-        <w:rPr>
-          <w:rFonts w:ascii="仿宋" w:eastAsia="仿宋" w:hAnsi="仿宋"/>
-        </w:rPr>
-        <w:t>3. 高相似结果输出阈值设为 0.90；</w:t>
-      </w:r>
-    </w:p>
-    <w:p>
-      <w:pPr>
-        <w:spacing w:line="360" w:lineRule="auto"/>
-        <w:rPr>
-          <w:rFonts w:ascii="仿宋" w:eastAsia="仿宋" w:hAnsi="仿宋" w:hint="eastAsia"/>
-        </w:rPr>
-      </w:pPr>
-      <w:r>
-        <w:rPr>
-          <w:rFonts w:ascii="仿宋" w:eastAsia="仿宋" w:hAnsi="仿宋"/>
-        </w:rPr>
-        <w:t>4. 主要模型包括逻辑回归和随机森林；</w:t>
-      </w:r>
-    </w:p>
-    <w:p>
-      <w:pPr>
-        <w:spacing w:line="360" w:lineRule="auto"/>
-        <w:rPr>
-          <w:rFonts w:ascii="仿宋" w:eastAsia="仿宋" w:hAnsi="仿宋" w:hint="eastAsia"/>
-        </w:rPr>
-      </w:pPr>
-      <w:r>
-        <w:rPr>
-          <w:rFonts w:ascii="仿宋" w:eastAsia="仿宋" w:hAnsi="仿宋"/>
-        </w:rPr>
-        <w:t xml:space="preserve">5. 在严格泛化实验中，默认移除 </w:t>
-      </w:r>
-      <w:proofErr w:type="spellStart"/>
-      <w:r>
-        <w:rPr>
-          <w:rFonts w:ascii="仿宋" w:eastAsia="仿宋" w:hAnsi="仿宋"/>
-        </w:rPr>
-        <w:t>base_similarity</w:t>
-      </w:r>
-      <w:proofErr w:type="spellEnd"/>
-      <w:r>
-        <w:rPr>
-          <w:rFonts w:ascii="仿宋" w:eastAsia="仿宋" w:hAnsi="仿宋"/>
-        </w:rPr>
-        <w:t xml:space="preserve"> 特征，并按题目划分训练集与测试集；</w:t>
-      </w:r>
+          <w:sz w:val="21"/>
+          <w:szCs w:val="21"/>
+        </w:rPr>
+      </w:pPr>
     </w:p>
     <w:p>
       <w:pPr>
@@ -7006,21 +6587,7 @@
               <w:rPr>
                 <w:sz w:val="21"/>
               </w:rPr>
-              <w:t>检验模型对</w:t>
-            </w:r>
-            <w:proofErr w:type="gramStart"/>
-            <w:r>
-              <w:rPr>
-                <w:sz w:val="21"/>
-              </w:rPr>
-              <w:t>弱监督</w:t>
-            </w:r>
-            <w:proofErr w:type="gramEnd"/>
-            <w:r>
-              <w:rPr>
-                <w:sz w:val="21"/>
-              </w:rPr>
-              <w:t>标签体系的拟合情况</w:t>
+              <w:t>检验模型对弱监督标签体系的拟合情况</w:t>
             </w:r>
           </w:p>
         </w:tc>
@@ -7054,34 +6621,18 @@
             <w:pPr>
               <w:jc w:val="center"/>
             </w:pPr>
-            <w:proofErr w:type="gramStart"/>
-            <w:r>
-              <w:rPr>
-                <w:sz w:val="21"/>
-              </w:rPr>
-              <w:t>跨用户</w:t>
-            </w:r>
-            <w:proofErr w:type="gramEnd"/>
-            <w:r>
-              <w:rPr>
-                <w:sz w:val="21"/>
-              </w:rPr>
-              <w:t>过滤、按题目划分、移除</w:t>
-            </w:r>
-            <w:r>
-              <w:rPr>
-                <w:sz w:val="21"/>
-              </w:rPr>
-              <w:t xml:space="preserve"> </w:t>
-            </w:r>
-            <w:proofErr w:type="spellStart"/>
-            <w:r>
-              <w:rPr>
-                <w:sz w:val="21"/>
-              </w:rPr>
-              <w:t>base_similarity</w:t>
-            </w:r>
-            <w:proofErr w:type="spellEnd"/>
+            <w:r>
+              <w:rPr>
+                <w:sz w:val="21"/>
+              </w:rPr>
+              <w:t>跨用户过滤、按题目划分、移除</w:t>
+            </w:r>
+            <w:r>
+              <w:rPr>
+                <w:sz w:val="21"/>
+              </w:rPr>
+              <w:t xml:space="preserve"> base_similarity</w:t>
+            </w:r>
           </w:p>
         </w:tc>
         <w:tc>
@@ -7176,31 +6727,44 @@
           <w:sz w:val="21"/>
           <w:szCs w:val="21"/>
         </w:rPr>
-        <w:t>图4. 实验验证思路图</w:t>
+        <w:t>图6. 实验验证思路图</w:t>
       </w:r>
     </w:p>
     <w:p>
       <w:pPr>
         <w:pStyle w:val="a9"/>
         <w:ind w:firstLine="420"/>
-      </w:pPr>
-      <w:r>
         <w:rPr>
           <w:rFonts w:eastAsia="仿宋"/>
           <w:sz w:val="21"/>
         </w:rPr>
+      </w:pPr>
+      <w:r>
+        <w:rPr>
+          <w:rFonts w:eastAsia="仿宋"/>
+          <w:sz w:val="21"/>
+        </w:rPr>
         <w:t>数据来源：根据本文实验设计整理</w:t>
       </w:r>
     </w:p>
     <w:p>
       <w:pPr>
+        <w:pStyle w:val="a9"/>
+        <w:ind w:firstLine="420"/>
+        <w:rPr>
+          <w:rFonts w:hint="eastAsia"/>
+        </w:rPr>
+      </w:pPr>
+    </w:p>
+    <w:p>
+      <w:pPr>
         <w:pStyle w:val="a"/>
         <w:spacing w:line="360" w:lineRule="auto"/>
         <w:rPr>
           <w:rFonts w:ascii="仿宋" w:hAnsi="仿宋" w:hint="eastAsia"/>
         </w:rPr>
       </w:pPr>
-      <w:bookmarkStart w:id="19" w:name="_Toc227845136"/>
+      <w:bookmarkStart w:id="19" w:name="_Toc227856748"/>
       <w:r>
         <w:rPr>
           <w:rFonts w:ascii="仿宋" w:hAnsi="仿宋"/>
@@ -7234,35 +6798,14 @@
         <w:rPr>
           <w:rFonts w:ascii="仿宋" w:eastAsia="仿宋" w:hAnsi="仿宋"/>
         </w:rPr>
-        <w:t>在</w:t>
-      </w:r>
-      <w:proofErr w:type="gramStart"/>
+        <w:t>在跨用户过滤实验下，训练样本规模达到 68099 对，其中正样本 2927 对，负样本 65172 对。这表明在严格阈值和跨用户条件下，系统仍能构造出规模可观的弱监督训</w:t>
+      </w:r>
       <w:r>
         <w:rPr>
           <w:rFonts w:ascii="仿宋" w:eastAsia="仿宋" w:hAnsi="仿宋"/>
         </w:rPr>
-        <w:t>跨用户</w:t>
-      </w:r>
-      <w:proofErr w:type="gramEnd"/>
-      <w:r>
-        <w:rPr>
-          <w:rFonts w:ascii="仿宋" w:eastAsia="仿宋" w:hAnsi="仿宋"/>
-        </w:rPr>
-        <w:t>过滤实验下，训练样本规模达到 68099 对，其中正样本 2927 对，负样本 65172 对。这表明在严格阈值和</w:t>
-      </w:r>
-      <w:proofErr w:type="gramStart"/>
-      <w:r>
-        <w:rPr>
-          <w:rFonts w:ascii="仿宋" w:eastAsia="仿宋" w:hAnsi="仿宋"/>
-        </w:rPr>
-        <w:t>跨用户</w:t>
-      </w:r>
-      <w:proofErr w:type="gramEnd"/>
-      <w:r>
-        <w:rPr>
-          <w:rFonts w:ascii="仿宋" w:eastAsia="仿宋" w:hAnsi="仿宋"/>
-        </w:rPr>
-        <w:t>条件下，系统仍能构造出规模可观的弱监督训练集，为后续机器学习训练提供支持。题目提交数量分布见表1，训练样本标签分布见表2。</w:t>
+        <w:lastRenderedPageBreak/>
+        <w:t>练集，为后续机器学习训练提供支持。题目提交数量分布见表1，训练样本标签分布见表2。</w:t>
       </w:r>
     </w:p>
     <w:p>
@@ -7362,7 +6905,6 @@
                 <w:rFonts w:ascii="仿宋" w:eastAsia="仿宋" w:hAnsi="仿宋" w:hint="eastAsia"/>
               </w:rPr>
             </w:pPr>
-            <w:proofErr w:type="spellStart"/>
             <w:r>
               <w:rPr>
                 <w:rFonts w:ascii="仿宋" w:eastAsia="仿宋" w:hAnsi="仿宋"/>
@@ -7370,7 +6912,6 @@
               </w:rPr>
               <w:t>queue_with_array</w:t>
             </w:r>
-            <w:proofErr w:type="spellEnd"/>
           </w:p>
         </w:tc>
         <w:tc>
@@ -7409,7 +6950,6 @@
                 <w:rFonts w:ascii="仿宋" w:eastAsia="仿宋" w:hAnsi="仿宋" w:hint="eastAsia"/>
               </w:rPr>
             </w:pPr>
-            <w:proofErr w:type="spellStart"/>
             <w:r>
               <w:rPr>
                 <w:rFonts w:ascii="仿宋" w:eastAsia="仿宋" w:hAnsi="仿宋"/>
@@ -7417,7 +6957,6 @@
               </w:rPr>
               <w:t>duplicate_elements</w:t>
             </w:r>
-            <w:proofErr w:type="spellEnd"/>
           </w:p>
         </w:tc>
         <w:tc>
@@ -7456,16 +6995,13 @@
                 <w:rFonts w:ascii="仿宋" w:eastAsia="仿宋" w:hAnsi="仿宋" w:hint="eastAsia"/>
               </w:rPr>
             </w:pPr>
-            <w:proofErr w:type="spellStart"/>
             <w:r>
               <w:rPr>
                 <w:rFonts w:ascii="仿宋" w:eastAsia="仿宋" w:hAnsi="仿宋"/>
                 <w:sz w:val="21"/>
               </w:rPr>
-              <w:lastRenderedPageBreak/>
               <w:t>selection_sort_step_by_step</w:t>
             </w:r>
-            <w:proofErr w:type="spellEnd"/>
           </w:p>
         </w:tc>
         <w:tc>
@@ -7504,7 +7040,6 @@
                 <w:rFonts w:ascii="仿宋" w:eastAsia="仿宋" w:hAnsi="仿宋" w:hint="eastAsia"/>
               </w:rPr>
             </w:pPr>
-            <w:proofErr w:type="spellStart"/>
             <w:r>
               <w:rPr>
                 <w:rFonts w:ascii="仿宋" w:eastAsia="仿宋" w:hAnsi="仿宋"/>
@@ -7512,7 +7047,6 @@
               </w:rPr>
               <w:t>linked_list</w:t>
             </w:r>
-            <w:proofErr w:type="spellEnd"/>
           </w:p>
         </w:tc>
         <w:tc>
@@ -7551,7 +7085,6 @@
                 <w:rFonts w:ascii="仿宋" w:eastAsia="仿宋" w:hAnsi="仿宋" w:hint="eastAsia"/>
               </w:rPr>
             </w:pPr>
-            <w:proofErr w:type="spellStart"/>
             <w:r>
               <w:rPr>
                 <w:rFonts w:ascii="仿宋" w:eastAsia="仿宋" w:hAnsi="仿宋"/>
@@ -7559,7 +7092,6 @@
               </w:rPr>
               <w:t>sorted_insertion_last</w:t>
             </w:r>
-            <w:proofErr w:type="spellEnd"/>
           </w:p>
         </w:tc>
         <w:tc>
@@ -7598,7 +7130,6 @@
                 <w:rFonts w:ascii="仿宋" w:eastAsia="仿宋" w:hAnsi="仿宋" w:hint="eastAsia"/>
               </w:rPr>
             </w:pPr>
-            <w:proofErr w:type="spellStart"/>
             <w:r>
               <w:rPr>
                 <w:rFonts w:ascii="仿宋" w:eastAsia="仿宋" w:hAnsi="仿宋"/>
@@ -7606,7 +7137,6 @@
               </w:rPr>
               <w:t>warm_up_dsa</w:t>
             </w:r>
-            <w:proofErr w:type="spellEnd"/>
           </w:p>
         </w:tc>
         <w:tc>
@@ -7645,7 +7175,6 @@
                 <w:rFonts w:ascii="仿宋" w:eastAsia="仿宋" w:hAnsi="仿宋" w:hint="eastAsia"/>
               </w:rPr>
             </w:pPr>
-            <w:proofErr w:type="spellStart"/>
             <w:r>
               <w:rPr>
                 <w:rFonts w:ascii="仿宋" w:eastAsia="仿宋" w:hAnsi="仿宋"/>
@@ -7653,7 +7182,6 @@
               </w:rPr>
               <w:t>hashset</w:t>
             </w:r>
-            <w:proofErr w:type="spellEnd"/>
           </w:p>
         </w:tc>
         <w:tc>
@@ -7692,7 +7220,6 @@
                 <w:rFonts w:ascii="仿宋" w:eastAsia="仿宋" w:hAnsi="仿宋" w:hint="eastAsia"/>
               </w:rPr>
             </w:pPr>
-            <w:proofErr w:type="spellStart"/>
             <w:r>
               <w:rPr>
                 <w:rFonts w:ascii="仿宋" w:eastAsia="仿宋" w:hAnsi="仿宋"/>
@@ -7700,7 +7227,6 @@
               </w:rPr>
               <w:t>counting_sort_step_by_step</w:t>
             </w:r>
-            <w:proofErr w:type="spellEnd"/>
           </w:p>
         </w:tc>
         <w:tc>
@@ -7739,7 +7265,6 @@
                 <w:rFonts w:ascii="仿宋" w:eastAsia="仿宋" w:hAnsi="仿宋" w:hint="eastAsia"/>
               </w:rPr>
             </w:pPr>
-            <w:proofErr w:type="spellStart"/>
             <w:r>
               <w:rPr>
                 <w:rFonts w:ascii="仿宋" w:eastAsia="仿宋" w:hAnsi="仿宋"/>
@@ -7747,7 +7272,6 @@
               </w:rPr>
               <w:t>recursive_insertion_sort</w:t>
             </w:r>
-            <w:proofErr w:type="spellEnd"/>
           </w:p>
         </w:tc>
         <w:tc>
@@ -7786,7 +7310,6 @@
                 <w:rFonts w:ascii="仿宋" w:eastAsia="仿宋" w:hAnsi="仿宋" w:hint="eastAsia"/>
               </w:rPr>
             </w:pPr>
-            <w:proofErr w:type="spellStart"/>
             <w:r>
               <w:rPr>
                 <w:rFonts w:ascii="仿宋" w:eastAsia="仿宋" w:hAnsi="仿宋"/>
@@ -7794,7 +7317,6 @@
               </w:rPr>
               <w:t>swap_neighbors</w:t>
             </w:r>
-            <w:proofErr w:type="spellEnd"/>
           </w:p>
         </w:tc>
         <w:tc>
@@ -7835,21 +7357,12 @@
         </w:rPr>
         <w:t>数据来源：</w:t>
       </w:r>
-      <w:proofErr w:type="spellStart"/>
       <w:r>
         <w:rPr>
           <w:rFonts w:eastAsia="仿宋"/>
           <w:sz w:val="21"/>
         </w:rPr>
-        <w:t>Zenodo</w:t>
-      </w:r>
-      <w:proofErr w:type="spellEnd"/>
-      <w:r>
-        <w:rPr>
-          <w:rFonts w:eastAsia="仿宋"/>
-          <w:sz w:val="21"/>
-        </w:rPr>
-        <w:t xml:space="preserve"> DSA Dataset </w:t>
+        <w:t xml:space="preserve">Zenodo DSA Dataset </w:t>
       </w:r>
       <w:r>
         <w:rPr>
@@ -8033,23 +7546,7 @@
           <w:rFonts w:eastAsia="仿宋"/>
           <w:sz w:val="21"/>
         </w:rPr>
-        <w:t>数据来源：本系统</w:t>
-      </w:r>
-      <w:proofErr w:type="gramStart"/>
-      <w:r>
-        <w:rPr>
-          <w:rFonts w:eastAsia="仿宋"/>
-          <w:sz w:val="21"/>
-        </w:rPr>
-        <w:t>跨用户</w:t>
-      </w:r>
-      <w:proofErr w:type="gramEnd"/>
-      <w:r>
-        <w:rPr>
-          <w:rFonts w:eastAsia="仿宋"/>
-          <w:sz w:val="21"/>
-        </w:rPr>
-        <w:t>训练样本统计</w:t>
+        <w:t>数据来源：本系统跨用户训练样本统计</w:t>
       </w:r>
     </w:p>
     <w:p>
@@ -8065,7 +7562,7 @@
           <w:rFonts w:ascii="仿宋" w:hAnsi="仿宋" w:hint="eastAsia"/>
         </w:rPr>
       </w:pPr>
-      <w:bookmarkStart w:id="20" w:name="_Toc227845137"/>
+      <w:bookmarkStart w:id="20" w:name="_Toc227856749"/>
       <w:r>
         <w:rPr>
           <w:rFonts w:ascii="仿宋" w:hAnsi="仿宋"/>
@@ -8085,35 +7582,7 @@
         <w:rPr>
           <w:rFonts w:ascii="仿宋" w:eastAsia="仿宋" w:hAnsi="仿宋"/>
         </w:rPr>
-        <w:t>本文首先在</w:t>
-      </w:r>
-      <w:proofErr w:type="gramStart"/>
-      <w:r>
-        <w:rPr>
-          <w:rFonts w:ascii="仿宋" w:eastAsia="仿宋" w:hAnsi="仿宋"/>
-        </w:rPr>
-        <w:t>跨用户</w:t>
-      </w:r>
-      <w:proofErr w:type="gramEnd"/>
-      <w:r>
-        <w:rPr>
-          <w:rFonts w:ascii="仿宋" w:eastAsia="仿宋" w:hAnsi="仿宋"/>
-        </w:rPr>
-        <w:t>过滤条件下，对规则基线、逻辑回归和随机森林三种方法进行了对比实验。模型对比结果见表3。从表中可以看出，不同方法在</w:t>
-      </w:r>
-      <w:proofErr w:type="gramStart"/>
-      <w:r>
-        <w:rPr>
-          <w:rFonts w:ascii="仿宋" w:eastAsia="仿宋" w:hAnsi="仿宋"/>
-        </w:rPr>
-        <w:t>当前弱监督</w:t>
-      </w:r>
-      <w:proofErr w:type="gramEnd"/>
-      <w:r>
-        <w:rPr>
-          <w:rFonts w:ascii="仿宋" w:eastAsia="仿宋" w:hAnsi="仿宋"/>
-        </w:rPr>
-        <w:t>标签体系下均取得了较高的准确率、精确率、召回率和 F1 值。需要指出的是，这里的评价对象仍然是由规则基础相似度生成的伪标签，因此该组结果更适合解释为“模型与弱监督标签体系的一致性表现”，而不宜直接等同于对真实人工标注标准下最终性能的判断。</w:t>
+        <w:t>本文首先在跨用户过滤条件下，对规则基线、逻辑回归和随机森林三种方法进行了对比实验。模型对比结果见表3。从表中可以看出，不同方法在当前弱监督标签体系下均取得了较高的准确率、精确率、召回率和 F1 值。需要指出的是，这里的评价对象仍然是由规则基础相似度生成的伪标签，因此该组结果更适合解释为“模型与弱监督标签体系的一致性表现”，而不宜直接等同于对真实人工标注标准下最终性能的判断。</w:t>
       </w:r>
     </w:p>
     <w:p>
@@ -8267,7 +7736,6 @@
                 <w:rFonts w:ascii="仿宋" w:eastAsia="仿宋" w:hAnsi="仿宋" w:hint="eastAsia"/>
               </w:rPr>
             </w:pPr>
-            <w:proofErr w:type="spellStart"/>
             <w:r>
               <w:rPr>
                 <w:rFonts w:ascii="仿宋" w:eastAsia="仿宋" w:hAnsi="仿宋"/>
@@ -8275,7 +7743,6 @@
               </w:rPr>
               <w:t>roc_auc</w:t>
             </w:r>
-            <w:proofErr w:type="spellEnd"/>
           </w:p>
         </w:tc>
       </w:tr>
@@ -8291,7 +7758,6 @@
                 <w:rFonts w:ascii="仿宋" w:eastAsia="仿宋" w:hAnsi="仿宋" w:hint="eastAsia"/>
               </w:rPr>
             </w:pPr>
-            <w:proofErr w:type="spellStart"/>
             <w:r>
               <w:rPr>
                 <w:rFonts w:ascii="仿宋" w:eastAsia="仿宋" w:hAnsi="仿宋"/>
@@ -8299,7 +7765,6 @@
               </w:rPr>
               <w:t>rule_baseline</w:t>
             </w:r>
-            <w:proofErr w:type="spellEnd"/>
           </w:p>
         </w:tc>
         <w:tc>
@@ -8415,7 +7880,6 @@
                 <w:rFonts w:ascii="仿宋" w:eastAsia="仿宋" w:hAnsi="仿宋" w:hint="eastAsia"/>
               </w:rPr>
             </w:pPr>
-            <w:proofErr w:type="spellStart"/>
             <w:r>
               <w:rPr>
                 <w:rFonts w:ascii="仿宋" w:eastAsia="仿宋" w:hAnsi="仿宋"/>
@@ -8423,7 +7887,6 @@
               </w:rPr>
               <w:t>logistic_regression</w:t>
             </w:r>
-            <w:proofErr w:type="spellEnd"/>
           </w:p>
         </w:tc>
         <w:tc>
@@ -8539,7 +8002,6 @@
                 <w:rFonts w:ascii="仿宋" w:eastAsia="仿宋" w:hAnsi="仿宋" w:hint="eastAsia"/>
               </w:rPr>
             </w:pPr>
-            <w:proofErr w:type="spellStart"/>
             <w:r>
               <w:rPr>
                 <w:rFonts w:ascii="仿宋" w:eastAsia="仿宋" w:hAnsi="仿宋"/>
@@ -8547,7 +8009,6 @@
               </w:rPr>
               <w:t>random_forest</w:t>
             </w:r>
-            <w:proofErr w:type="spellEnd"/>
           </w:p>
         </w:tc>
         <w:tc>
@@ -8679,91 +8140,152 @@
     <w:p>
       <w:pPr>
         <w:spacing w:line="360" w:lineRule="auto"/>
+        <w:rPr>
+          <w:rFonts w:ascii="仿宋" w:eastAsia="仿宋" w:hAnsi="仿宋"/>
+        </w:rPr>
       </w:pPr>
       <w:r>
         <w:rPr>
           <w:rFonts w:eastAsia="仿宋"/>
         </w:rPr>
-        <w:t>尽管如此，该</w:t>
-      </w:r>
-      <w:proofErr w:type="gramStart"/>
+        <w:lastRenderedPageBreak/>
+        <w:t>尽管如此，该实验仍具有一定参考价值。首先，规则基线可作为系统最基础的比较对象；其次，逻辑回归和随机森林表明人工设计特征能够支持传统监督分类建模；最后，对比实验说明在当前特征体系下，随机森林更适合作为后续严格实验的主模型。为了降低</w:t>
+      </w:r>
       <w:r>
         <w:rPr>
           <w:rFonts w:eastAsia="仿宋"/>
         </w:rPr>
-        <w:t>实验仍</w:t>
-      </w:r>
-      <w:proofErr w:type="gramEnd"/>
+        <w:t>“</w:t>
+      </w:r>
       <w:r>
         <w:rPr>
           <w:rFonts w:eastAsia="仿宋"/>
         </w:rPr>
-        <w:t>具有一定参考价值。首先，规则基线可作为系统</w:t>
-      </w:r>
-      <w:proofErr w:type="gramStart"/>
+        <w:t>标签规则与模型特征同源</w:t>
+      </w:r>
       <w:r>
         <w:rPr>
           <w:rFonts w:eastAsia="仿宋"/>
         </w:rPr>
-        <w:t>最</w:t>
-      </w:r>
-      <w:proofErr w:type="gramEnd"/>
+        <w:t>”</w:t>
+      </w:r>
       <w:r>
         <w:rPr>
           <w:rFonts w:eastAsia="仿宋"/>
         </w:rPr>
-        <w:t>基础的比较对象；其次，逻辑回归和随机森林表明人工设计特征能够支持传统监督分类建模；最后，对比实验说明在当前特征体系下，随机森林更适合作为后续严格实验的主模型。为了降低</w:t>
-      </w:r>
-      <w:r>
-        <w:rPr>
-          <w:rFonts w:eastAsia="仿宋"/>
-        </w:rPr>
-        <w:t>“</w:t>
-      </w:r>
-      <w:r>
-        <w:rPr>
-          <w:rFonts w:eastAsia="仿宋"/>
-        </w:rPr>
-        <w:t>标签规则与模型特征同源</w:t>
-      </w:r>
-      <w:r>
-        <w:rPr>
-          <w:rFonts w:eastAsia="仿宋"/>
-        </w:rPr>
-        <w:t>”</w:t>
-      </w:r>
-      <w:r>
-        <w:rPr>
-          <w:rFonts w:eastAsia="仿宋"/>
-        </w:rPr>
-        <w:t>带来的影响，后文还进一步给出了去除</w:t>
-      </w:r>
-      <w:r>
-        <w:rPr>
-          <w:rFonts w:eastAsia="仿宋"/>
-        </w:rPr>
-        <w:t xml:space="preserve"> </w:t>
-      </w:r>
-      <w:proofErr w:type="spellStart"/>
-      <w:r>
-        <w:rPr>
-          <w:rFonts w:eastAsia="仿宋"/>
-        </w:rPr>
-        <w:t>base_similarity</w:t>
-      </w:r>
-      <w:proofErr w:type="spellEnd"/>
-      <w:r>
-        <w:rPr>
-          <w:rFonts w:eastAsia="仿宋"/>
-        </w:rPr>
-        <w:t xml:space="preserve"> </w:t>
-      </w:r>
-      <w:r>
-        <w:rPr>
-          <w:rFonts w:eastAsia="仿宋"/>
-        </w:rPr>
-        <w:t>特征的消融实验、按题目划分的严格泛化实验以及人工辅助复核分析。</w:t>
-      </w:r>
+        <w:t>带来的影响，</w:t>
+      </w:r>
+      <w:r>
+        <w:rPr>
+          <w:rFonts w:ascii="仿宋" w:eastAsia="仿宋" w:hAnsi="仿宋"/>
+        </w:rPr>
+        <w:t>后文还进一步给出了去除 base_similarity 特征的消融实验、按题目划分的严格泛化实验以及人工辅助复核分析。</w:t>
+      </w:r>
+    </w:p>
+    <w:p>
+      <w:pPr>
+        <w:spacing w:line="360" w:lineRule="auto"/>
+        <w:rPr>
+          <w:rFonts w:ascii="仿宋" w:eastAsia="仿宋" w:hAnsi="仿宋"/>
+        </w:rPr>
+      </w:pPr>
+      <w:r>
+        <w:rPr>
+          <w:rFonts w:ascii="仿宋" w:eastAsia="仿宋" w:hAnsi="仿宋"/>
+        </w:rPr>
+        <w:t>为了更直观地展示不同方法在主要评价指标上的差异，本文进一步将模型对比实验结果绘制为可视化柱状图，如图6所示。</w:t>
+      </w:r>
+    </w:p>
+    <w:p>
+      <w:r>
+        <w:rPr>
+          <w:noProof/>
+        </w:rPr>
+        <w:drawing>
+          <wp:inline distT="0" distB="0" distL="0" distR="0" wp14:anchorId="065FA4A3" wp14:editId="1E3BAE2D">
+            <wp:extent cx="5112000" cy="2526674"/>
+            <wp:effectExtent l="0" t="0" r="0" b="0"/>
+            <wp:docPr id="2" name="Picture 2"/>
+            <wp:cNvGraphicFramePr>
+              <a:graphicFrameLocks xmlns:a="http://schemas.openxmlformats.org/drawingml/2006/main" noChangeAspect="1"/>
+            </wp:cNvGraphicFramePr>
+            <a:graphic xmlns:a="http://schemas.openxmlformats.org/drawingml/2006/main">
+              <a:graphicData uri="http://schemas.openxmlformats.org/drawingml/2006/picture">
+                <pic:pic xmlns:pic="http://schemas.openxmlformats.org/drawingml/2006/picture">
+                  <pic:nvPicPr>
+                    <pic:cNvPr id="0" name="fig_model_comparison.png"/>
+                    <pic:cNvPicPr/>
+                  </pic:nvPicPr>
+                  <pic:blipFill>
+                    <a:blip r:embed="rId13"/>
+                    <a:stretch>
+                      <a:fillRect/>
+                    </a:stretch>
+                  </pic:blipFill>
+                  <pic:spPr>
+                    <a:xfrm>
+                      <a:off x="0" y="0"/>
+                      <a:ext cx="5112000" cy="2526674"/>
+                    </a:xfrm>
+                    <a:prstGeom prst="rect">
+                      <a:avLst/>
+                    </a:prstGeom>
+                  </pic:spPr>
+                </pic:pic>
+              </a:graphicData>
+            </a:graphic>
+          </wp:inline>
+        </w:drawing>
+      </w:r>
+    </w:p>
+    <w:p>
+      <w:pPr>
+        <w:pStyle w:val="a7"/>
+        <w:jc w:val="center"/>
+        <w:rPr>
+          <w:rFonts w:ascii="仿宋" w:eastAsia="仿宋" w:hAnsi="仿宋" w:hint="eastAsia"/>
+          <w:sz w:val="21"/>
+          <w:szCs w:val="21"/>
+        </w:rPr>
+      </w:pPr>
+      <w:r>
+        <w:rPr>
+          <w:rFonts w:ascii="仿宋" w:eastAsia="仿宋" w:hAnsi="仿宋"/>
+          <w:sz w:val="21"/>
+          <w:szCs w:val="21"/>
+        </w:rPr>
+        <w:t>图7. 模型对比实验结果可视化</w:t>
+      </w:r>
+    </w:p>
+    <w:p>
+      <w:pPr>
+        <w:pStyle w:val="a9"/>
+        <w:ind w:firstLine="420"/>
+        <w:rPr>
+          <w:rFonts w:ascii="仿宋" w:eastAsia="仿宋" w:hAnsi="仿宋"/>
+          <w:sz w:val="21"/>
+          <w:szCs w:val="21"/>
+        </w:rPr>
+      </w:pPr>
+      <w:r>
+        <w:rPr>
+          <w:rFonts w:ascii="仿宋" w:eastAsia="仿宋" w:hAnsi="仿宋"/>
+          <w:sz w:val="21"/>
+          <w:szCs w:val="21"/>
+        </w:rPr>
+        <w:t>数据来源：本系统模型对比实验结果整理</w:t>
+      </w:r>
+    </w:p>
+    <w:p>
+      <w:pPr>
+        <w:pStyle w:val="a9"/>
+        <w:ind w:firstLine="420"/>
+        <w:rPr>
+          <w:rFonts w:ascii="仿宋" w:eastAsia="仿宋" w:hAnsi="仿宋" w:hint="eastAsia"/>
+          <w:sz w:val="21"/>
+          <w:szCs w:val="21"/>
+        </w:rPr>
+      </w:pPr>
     </w:p>
     <w:p>
       <w:pPr>
@@ -8773,7 +8295,7 @@
           <w:rFonts w:ascii="仿宋" w:hAnsi="仿宋" w:hint="eastAsia"/>
         </w:rPr>
       </w:pPr>
-      <w:bookmarkStart w:id="21" w:name="_Toc227845138"/>
+      <w:bookmarkStart w:id="21" w:name="_Toc227856750"/>
       <w:r>
         <w:rPr>
           <w:rFonts w:ascii="仿宋" w:hAnsi="仿宋"/>
@@ -8793,7 +8315,6 @@
         <w:rPr>
           <w:rFonts w:ascii="仿宋" w:eastAsia="仿宋" w:hAnsi="仿宋"/>
         </w:rPr>
-        <w:lastRenderedPageBreak/>
         <w:t>为分析不同特征对模型性能的影响，本文进一步进行了特征消融实验，分别考察完整特征、去除基础相似度、去除 Token Jaccard、去除序列相似度、去除结构特征以及仅保留基础相似度等情况。消融实验结果见表4。</w:t>
       </w:r>
     </w:p>
@@ -8955,7 +8476,6 @@
                 <w:rFonts w:ascii="仿宋" w:eastAsia="仿宋" w:hAnsi="仿宋" w:hint="eastAsia"/>
               </w:rPr>
             </w:pPr>
-            <w:proofErr w:type="spellStart"/>
             <w:r>
               <w:rPr>
                 <w:rFonts w:ascii="仿宋" w:eastAsia="仿宋" w:hAnsi="仿宋"/>
@@ -8963,7 +8483,6 @@
               </w:rPr>
               <w:t>roc_auc</w:t>
             </w:r>
-            <w:proofErr w:type="spellEnd"/>
           </w:p>
         </w:tc>
       </w:tr>
@@ -8983,7 +8502,6 @@
                 <w:rFonts w:ascii="仿宋" w:eastAsia="仿宋" w:hAnsi="仿宋" w:hint="eastAsia"/>
               </w:rPr>
             </w:pPr>
-            <w:proofErr w:type="spellStart"/>
             <w:r>
               <w:rPr>
                 <w:rFonts w:ascii="仿宋" w:eastAsia="仿宋" w:hAnsi="仿宋"/>
@@ -8991,7 +8509,6 @@
               </w:rPr>
               <w:t>full_features</w:t>
             </w:r>
-            <w:proofErr w:type="spellEnd"/>
           </w:p>
         </w:tc>
         <w:tc>
@@ -9111,7 +8628,6 @@
                 <w:rFonts w:ascii="仿宋" w:eastAsia="仿宋" w:hAnsi="仿宋" w:hint="eastAsia"/>
               </w:rPr>
             </w:pPr>
-            <w:proofErr w:type="spellStart"/>
             <w:r>
               <w:rPr>
                 <w:rFonts w:ascii="仿宋" w:eastAsia="仿宋" w:hAnsi="仿宋"/>
@@ -9119,7 +8635,6 @@
               </w:rPr>
               <w:t>without_base_similarity</w:t>
             </w:r>
-            <w:proofErr w:type="spellEnd"/>
           </w:p>
         </w:tc>
         <w:tc>
@@ -9239,7 +8754,6 @@
                 <w:rFonts w:ascii="仿宋" w:eastAsia="仿宋" w:hAnsi="仿宋" w:hint="eastAsia"/>
               </w:rPr>
             </w:pPr>
-            <w:proofErr w:type="spellStart"/>
             <w:r>
               <w:rPr>
                 <w:rFonts w:ascii="仿宋" w:eastAsia="仿宋" w:hAnsi="仿宋"/>
@@ -9247,7 +8761,6 @@
               </w:rPr>
               <w:t>without_token_jaccard</w:t>
             </w:r>
-            <w:proofErr w:type="spellEnd"/>
           </w:p>
         </w:tc>
         <w:tc>
@@ -9367,7 +8880,6 @@
                 <w:rFonts w:ascii="仿宋" w:eastAsia="仿宋" w:hAnsi="仿宋" w:hint="eastAsia"/>
               </w:rPr>
             </w:pPr>
-            <w:proofErr w:type="spellStart"/>
             <w:r>
               <w:rPr>
                 <w:rFonts w:ascii="仿宋" w:eastAsia="仿宋" w:hAnsi="仿宋"/>
@@ -9375,7 +8887,6 @@
               </w:rPr>
               <w:t>without_sequence_similarity</w:t>
             </w:r>
-            <w:proofErr w:type="spellEnd"/>
           </w:p>
         </w:tc>
         <w:tc>
@@ -9495,15 +9006,14 @@
                 <w:rFonts w:ascii="仿宋" w:eastAsia="仿宋" w:hAnsi="仿宋" w:hint="eastAsia"/>
               </w:rPr>
             </w:pPr>
-            <w:proofErr w:type="spellStart"/>
             <w:r>
               <w:rPr>
                 <w:rFonts w:ascii="仿宋" w:eastAsia="仿宋" w:hAnsi="仿宋"/>
                 <w:sz w:val="21"/>
               </w:rPr>
+              <w:lastRenderedPageBreak/>
               <w:t>without_structure_features</w:t>
             </w:r>
-            <w:proofErr w:type="spellEnd"/>
           </w:p>
         </w:tc>
         <w:tc>
@@ -9623,7 +9133,6 @@
                 <w:rFonts w:ascii="仿宋" w:eastAsia="仿宋" w:hAnsi="仿宋" w:hint="eastAsia"/>
               </w:rPr>
             </w:pPr>
-            <w:proofErr w:type="spellStart"/>
             <w:r>
               <w:rPr>
                 <w:rFonts w:ascii="仿宋" w:eastAsia="仿宋" w:hAnsi="仿宋"/>
@@ -9631,7 +9140,6 @@
               </w:rPr>
               <w:t>base_similarity_only</w:t>
             </w:r>
-            <w:proofErr w:type="spellEnd"/>
           </w:p>
         </w:tc>
         <w:tc>
@@ -9770,50 +9278,119 @@
         <w:rPr>
           <w:rFonts w:ascii="仿宋" w:eastAsia="仿宋" w:hAnsi="仿宋"/>
         </w:rPr>
-        <w:t xml:space="preserve">实验结果显示，完整特征集对应的模型表现最好；当去除 </w:t>
-      </w:r>
-      <w:proofErr w:type="spellStart"/>
+        <w:t>实验结果显示，完整特征集对应的模型表现最好；当去除 base_similarity 后，模型性能仅出现较小幅度下降，说明除基础相似度外，Token 序列、词法统计和结构差异等特征同样能够提供有效判别信息。与此同时，仅使用 base_similarity 也能取得较高结果，说明规则相似度本身已经具有较强的区分能力。综合来看，本文所设计的多</w:t>
+      </w:r>
       <w:r>
         <w:rPr>
           <w:rFonts w:ascii="仿宋" w:eastAsia="仿宋" w:hAnsi="仿宋"/>
         </w:rPr>
-        <w:t>base_similarity</w:t>
-      </w:r>
-      <w:proofErr w:type="spellEnd"/>
-      <w:r>
+        <w:t>维特征体系具有一定互补性，并在当前弱监督环境下表现出较好的稳定性。</w:t>
+      </w:r>
+    </w:p>
+    <w:p>
+      <w:pPr>
+        <w:spacing w:line="360" w:lineRule="auto"/>
         <w:rPr>
           <w:rFonts w:ascii="仿宋" w:eastAsia="仿宋" w:hAnsi="仿宋"/>
         </w:rPr>
-        <w:t xml:space="preserve"> 后，模型性能仅出现较小幅度下降，说明除基础相似度外，Token 序列、词法统计和结构差异等特征同样能够提供有效判别信息。与此同时，仅使用 </w:t>
-      </w:r>
-      <w:proofErr w:type="spellStart"/>
+      </w:pPr>
       <w:r>
         <w:rPr>
           <w:rFonts w:ascii="仿宋" w:eastAsia="仿宋" w:hAnsi="仿宋"/>
         </w:rPr>
-        <w:t>base_similarity</w:t>
-      </w:r>
-      <w:proofErr w:type="spellEnd"/>
+        <w:t>为了进一步分析特征组合变化对模型性能的影响，本文将消融实验中的 F1 值绘制成图，如图7所示。</w:t>
+      </w:r>
+    </w:p>
+    <w:p>
+      <w:r>
+        <w:rPr>
+          <w:noProof/>
+        </w:rPr>
+        <w:drawing>
+          <wp:inline distT="0" distB="0" distL="0" distR="0" wp14:anchorId="7295A739" wp14:editId="723D1C5B">
+            <wp:extent cx="5112000" cy="2526674"/>
+            <wp:effectExtent l="0" t="0" r="0" b="0"/>
+            <wp:docPr id="3" name="Picture 3"/>
+            <wp:cNvGraphicFramePr>
+              <a:graphicFrameLocks xmlns:a="http://schemas.openxmlformats.org/drawingml/2006/main" noChangeAspect="1"/>
+            </wp:cNvGraphicFramePr>
+            <a:graphic xmlns:a="http://schemas.openxmlformats.org/drawingml/2006/main">
+              <a:graphicData uri="http://schemas.openxmlformats.org/drawingml/2006/picture">
+                <pic:pic xmlns:pic="http://schemas.openxmlformats.org/drawingml/2006/picture">
+                  <pic:nvPicPr>
+                    <pic:cNvPr id="0" name="fig_ablation_f1.png"/>
+                    <pic:cNvPicPr/>
+                  </pic:nvPicPr>
+                  <pic:blipFill>
+                    <a:blip r:embed="rId14"/>
+                    <a:stretch>
+                      <a:fillRect/>
+                    </a:stretch>
+                  </pic:blipFill>
+                  <pic:spPr>
+                    <a:xfrm>
+                      <a:off x="0" y="0"/>
+                      <a:ext cx="5112000" cy="2526674"/>
+                    </a:xfrm>
+                    <a:prstGeom prst="rect">
+                      <a:avLst/>
+                    </a:prstGeom>
+                  </pic:spPr>
+                </pic:pic>
+              </a:graphicData>
+            </a:graphic>
+          </wp:inline>
+        </w:drawing>
+      </w:r>
+    </w:p>
+    <w:p>
+      <w:pPr>
+        <w:pStyle w:val="a7"/>
+        <w:jc w:val="center"/>
+        <w:rPr>
+          <w:rFonts w:ascii="仿宋" w:eastAsia="仿宋" w:hAnsi="仿宋" w:hint="eastAsia"/>
+          <w:sz w:val="21"/>
+          <w:szCs w:val="21"/>
+        </w:rPr>
+      </w:pPr>
       <w:r>
         <w:rPr>
           <w:rFonts w:ascii="仿宋" w:eastAsia="仿宋" w:hAnsi="仿宋"/>
-        </w:rPr>
-        <w:t xml:space="preserve"> 也能取得较高结果，说明规则相似度本身已经具有较强的区分能力。综合来看，本文所设计的多维特征体系具有一定互补性，并在</w:t>
-      </w:r>
-      <w:proofErr w:type="gramStart"/>
-      <w:r>
+          <w:sz w:val="21"/>
+          <w:szCs w:val="21"/>
+        </w:rPr>
+        <w:t>图8. 特征消融实验 F1 值对比</w:t>
+      </w:r>
+    </w:p>
+    <w:p>
+      <w:pPr>
+        <w:pStyle w:val="a9"/>
+        <w:ind w:firstLine="420"/>
         <w:rPr>
           <w:rFonts w:ascii="仿宋" w:eastAsia="仿宋" w:hAnsi="仿宋"/>
-        </w:rPr>
-        <w:t>当前弱监督</w:t>
-      </w:r>
-      <w:proofErr w:type="gramEnd"/>
+          <w:sz w:val="21"/>
+          <w:szCs w:val="21"/>
+        </w:rPr>
+      </w:pPr>
       <w:r>
         <w:rPr>
           <w:rFonts w:ascii="仿宋" w:eastAsia="仿宋" w:hAnsi="仿宋"/>
-        </w:rPr>
-        <w:t>环境下表现出较好的稳定性。</w:t>
-      </w:r>
+          <w:sz w:val="21"/>
+          <w:szCs w:val="21"/>
+        </w:rPr>
+        <w:t>数据来源：本系统特征消融实验结果整理</w:t>
+      </w:r>
+    </w:p>
+    <w:p>
+      <w:pPr>
+        <w:pStyle w:val="a9"/>
+        <w:ind w:firstLine="420"/>
+        <w:rPr>
+          <w:rFonts w:ascii="仿宋" w:eastAsia="仿宋" w:hAnsi="仿宋" w:hint="eastAsia"/>
+          <w:sz w:val="21"/>
+          <w:szCs w:val="21"/>
+        </w:rPr>
+      </w:pPr>
     </w:p>
     <w:p>
       <w:pPr>
@@ -9823,7 +9400,7 @@
           <w:rFonts w:ascii="仿宋" w:hAnsi="仿宋" w:hint="eastAsia"/>
         </w:rPr>
       </w:pPr>
-      <w:bookmarkStart w:id="22" w:name="_Toc227845139"/>
+      <w:bookmarkStart w:id="22" w:name="_Toc227856751"/>
       <w:r>
         <w:rPr>
           <w:rFonts w:ascii="仿宋" w:hAnsi="仿宋"/>
@@ -9843,49 +9420,7 @@
         <w:rPr>
           <w:rFonts w:ascii="仿宋" w:eastAsia="仿宋" w:hAnsi="仿宋"/>
         </w:rPr>
-        <w:t>为避免仅在随机划分样本条件下得到过高评价，本文进一步设计了更严格的泛化实验：训练集和测试</w:t>
-      </w:r>
-      <w:proofErr w:type="gramStart"/>
-      <w:r>
-        <w:rPr>
-          <w:rFonts w:ascii="仿宋" w:eastAsia="仿宋" w:hAnsi="仿宋"/>
-        </w:rPr>
-        <w:t>集不再</w:t>
-      </w:r>
-      <w:proofErr w:type="gramEnd"/>
-      <w:r>
-        <w:rPr>
-          <w:rFonts w:ascii="仿宋" w:eastAsia="仿宋" w:hAnsi="仿宋"/>
-        </w:rPr>
-        <w:t xml:space="preserve">随机按代码对划分，而是按题目划分；同时移除 </w:t>
-      </w:r>
-      <w:proofErr w:type="spellStart"/>
-      <w:r>
-        <w:rPr>
-          <w:rFonts w:ascii="仿宋" w:eastAsia="仿宋" w:hAnsi="仿宋"/>
-        </w:rPr>
-        <w:t>base_similarity</w:t>
-      </w:r>
-      <w:proofErr w:type="spellEnd"/>
-      <w:r>
-        <w:rPr>
-          <w:rFonts w:ascii="仿宋" w:eastAsia="仿宋" w:hAnsi="仿宋"/>
-        </w:rPr>
-        <w:t xml:space="preserve"> 特征，减少标签与特征同源带来的影响；实验对象继续采用</w:t>
-      </w:r>
-      <w:proofErr w:type="gramStart"/>
-      <w:r>
-        <w:rPr>
-          <w:rFonts w:ascii="仿宋" w:eastAsia="仿宋" w:hAnsi="仿宋"/>
-        </w:rPr>
-        <w:t>跨用户</w:t>
-      </w:r>
-      <w:proofErr w:type="gramEnd"/>
-      <w:r>
-        <w:rPr>
-          <w:rFonts w:ascii="仿宋" w:eastAsia="仿宋" w:hAnsi="仿宋"/>
-        </w:rPr>
-        <w:t>过滤后的样本。严格泛化实验结果见表5。</w:t>
+        <w:t>为避免仅在随机划分样本条件下得到过高评价，本文进一步设计了更严格的泛化实验：训练集和测试集不再随机按代码对划分，而是按题目划分；同时移除 base_similarity 特征，减少标签与特征同源带来的影响；实验对象继续采用跨用户过滤后的样本。严格泛化实验结果见表5。</w:t>
       </w:r>
     </w:p>
     <w:p>
@@ -9944,7 +9479,6 @@
                 <w:rFonts w:ascii="仿宋" w:eastAsia="仿宋" w:hAnsi="仿宋" w:hint="eastAsia"/>
               </w:rPr>
             </w:pPr>
-            <w:proofErr w:type="spellStart"/>
             <w:r>
               <w:rPr>
                 <w:rFonts w:ascii="仿宋" w:eastAsia="仿宋" w:hAnsi="仿宋"/>
@@ -9952,7 +9486,6 @@
               </w:rPr>
               <w:t>model_type</w:t>
             </w:r>
-            <w:proofErr w:type="spellEnd"/>
           </w:p>
         </w:tc>
         <w:tc>
@@ -9966,7 +9499,6 @@
                 <w:rFonts w:ascii="仿宋" w:eastAsia="仿宋" w:hAnsi="仿宋" w:hint="eastAsia"/>
               </w:rPr>
             </w:pPr>
-            <w:proofErr w:type="spellStart"/>
             <w:r>
               <w:rPr>
                 <w:rFonts w:ascii="仿宋" w:eastAsia="仿宋" w:hAnsi="仿宋"/>
@@ -9974,7 +9506,6 @@
               </w:rPr>
               <w:t>train_activities</w:t>
             </w:r>
-            <w:proofErr w:type="spellEnd"/>
           </w:p>
         </w:tc>
         <w:tc>
@@ -9988,7 +9519,6 @@
                 <w:rFonts w:ascii="仿宋" w:eastAsia="仿宋" w:hAnsi="仿宋" w:hint="eastAsia"/>
               </w:rPr>
             </w:pPr>
-            <w:proofErr w:type="spellStart"/>
             <w:r>
               <w:rPr>
                 <w:rFonts w:ascii="仿宋" w:eastAsia="仿宋" w:hAnsi="仿宋"/>
@@ -9996,7 +9526,6 @@
               </w:rPr>
               <w:t>test_activities</w:t>
             </w:r>
-            <w:proofErr w:type="spellEnd"/>
           </w:p>
         </w:tc>
         <w:tc>
@@ -10010,7 +9539,6 @@
                 <w:rFonts w:ascii="仿宋" w:eastAsia="仿宋" w:hAnsi="仿宋" w:hint="eastAsia"/>
               </w:rPr>
             </w:pPr>
-            <w:proofErr w:type="spellStart"/>
             <w:r>
               <w:rPr>
                 <w:rFonts w:ascii="仿宋" w:eastAsia="仿宋" w:hAnsi="仿宋"/>
@@ -10018,7 +9546,6 @@
               </w:rPr>
               <w:t>train_samples</w:t>
             </w:r>
-            <w:proofErr w:type="spellEnd"/>
           </w:p>
         </w:tc>
         <w:tc>
@@ -10032,7 +9559,6 @@
                 <w:rFonts w:ascii="仿宋" w:eastAsia="仿宋" w:hAnsi="仿宋" w:hint="eastAsia"/>
               </w:rPr>
             </w:pPr>
-            <w:proofErr w:type="spellStart"/>
             <w:r>
               <w:rPr>
                 <w:rFonts w:ascii="仿宋" w:eastAsia="仿宋" w:hAnsi="仿宋"/>
@@ -10040,7 +9566,6 @@
               </w:rPr>
               <w:t>test_samples</w:t>
             </w:r>
-            <w:proofErr w:type="spellEnd"/>
           </w:p>
         </w:tc>
         <w:tc>
@@ -10134,7 +9659,6 @@
                 <w:rFonts w:ascii="仿宋" w:eastAsia="仿宋" w:hAnsi="仿宋" w:hint="eastAsia"/>
               </w:rPr>
             </w:pPr>
-            <w:proofErr w:type="spellStart"/>
             <w:r>
               <w:rPr>
                 <w:rFonts w:ascii="仿宋" w:eastAsia="仿宋" w:hAnsi="仿宋"/>
@@ -10142,7 +9666,6 @@
               </w:rPr>
               <w:t>roc_auc</w:t>
             </w:r>
-            <w:proofErr w:type="spellEnd"/>
           </w:p>
         </w:tc>
       </w:tr>
@@ -10158,15 +9681,14 @@
                 <w:rFonts w:ascii="仿宋" w:eastAsia="仿宋" w:hAnsi="仿宋" w:hint="eastAsia"/>
               </w:rPr>
             </w:pPr>
-            <w:proofErr w:type="spellStart"/>
             <w:r>
               <w:rPr>
                 <w:rFonts w:ascii="仿宋" w:eastAsia="仿宋" w:hAnsi="仿宋"/>
                 <w:sz w:val="21"/>
               </w:rPr>
+              <w:lastRenderedPageBreak/>
               <w:t>random_forest</w:t>
             </w:r>
-            <w:proofErr w:type="spellEnd"/>
           </w:p>
         </w:tc>
         <w:tc>
@@ -10378,143 +9900,271 @@
       <w:pPr>
         <w:spacing w:line="360" w:lineRule="auto"/>
         <w:rPr>
+          <w:rFonts w:ascii="仿宋" w:eastAsia="仿宋" w:hAnsi="仿宋"/>
+        </w:rPr>
+      </w:pPr>
+      <w:r>
+        <w:rPr>
+          <w:rFonts w:ascii="仿宋" w:eastAsia="仿宋" w:hAnsi="仿宋"/>
+        </w:rPr>
+        <w:t>除结果表和指标图之外，严格泛化实验的命令行执行过程也能够直观反映训练题目数、测试题目数及输出文件情况，如图10所示。</w:t>
+      </w:r>
+    </w:p>
+    <w:p>
+      <w:r>
+        <w:rPr>
+          <w:noProof/>
+        </w:rPr>
+        <w:drawing>
+          <wp:inline distT="0" distB="0" distL="0" distR="0" wp14:anchorId="2D75C991" wp14:editId="78B33FA9">
+            <wp:extent cx="5577259" cy="3450566"/>
+            <wp:effectExtent l="0" t="0" r="4445" b="0"/>
+            <wp:docPr id="6" name="Picture 6"/>
+            <wp:cNvGraphicFramePr>
+              <a:graphicFrameLocks xmlns:a="http://schemas.openxmlformats.org/drawingml/2006/main" noChangeAspect="1"/>
+            </wp:cNvGraphicFramePr>
+            <a:graphic xmlns:a="http://schemas.openxmlformats.org/drawingml/2006/main">
+              <a:graphicData uri="http://schemas.openxmlformats.org/drawingml/2006/picture">
+                <pic:pic xmlns:pic="http://schemas.openxmlformats.org/drawingml/2006/picture">
+                  <pic:nvPicPr>
+                    <pic:cNvPr id="0" name="fig_cli_question_split.png"/>
+                    <pic:cNvPicPr/>
+                  </pic:nvPicPr>
+                  <pic:blipFill rotWithShape="1">
+                    <a:blip r:embed="rId15"/>
+                    <a:srcRect t="9382" r="20339" b="4992"/>
+                    <a:stretch>
+                      <a:fillRect/>
+                    </a:stretch>
+                  </pic:blipFill>
+                  <pic:spPr bwMode="auto">
+                    <a:xfrm>
+                      <a:off x="0" y="0"/>
+                      <a:ext cx="5608781" cy="3470068"/>
+                    </a:xfrm>
+                    <a:prstGeom prst="rect">
+                      <a:avLst/>
+                    </a:prstGeom>
+                    <a:ln>
+                      <a:noFill/>
+                    </a:ln>
+                    <a:extLst>
+                      <a:ext uri="{53640926-AAD7-44D8-BBD7-CCE9431645EC}">
+                        <a14:shadowObscured xmlns:a14="http://schemas.microsoft.com/office/drawing/2010/main"/>
+                      </a:ext>
+                    </a:extLst>
+                  </pic:spPr>
+                </pic:pic>
+              </a:graphicData>
+            </a:graphic>
+          </wp:inline>
+        </w:drawing>
+      </w:r>
+    </w:p>
+    <w:p>
+      <w:pPr>
+        <w:pStyle w:val="a7"/>
+        <w:jc w:val="center"/>
+        <w:rPr>
           <w:rFonts w:ascii="仿宋" w:eastAsia="仿宋" w:hAnsi="仿宋" w:hint="eastAsia"/>
+          <w:sz w:val="21"/>
+          <w:szCs w:val="21"/>
         </w:rPr>
       </w:pPr>
       <w:r>
         <w:rPr>
           <w:rFonts w:ascii="仿宋" w:eastAsia="仿宋" w:hAnsi="仿宋"/>
-        </w:rPr>
-        <w:t xml:space="preserve">实验结果表明，在 68 </w:t>
-      </w:r>
-      <w:proofErr w:type="gramStart"/>
-      <w:r>
+          <w:sz w:val="21"/>
+          <w:szCs w:val="21"/>
+        </w:rPr>
+        <w:t>图9. 严格泛化实验命令行输出</w:t>
+      </w:r>
+    </w:p>
+    <w:p>
+      <w:pPr>
+        <w:pStyle w:val="a9"/>
+        <w:ind w:firstLine="420"/>
         <w:rPr>
           <w:rFonts w:ascii="仿宋" w:eastAsia="仿宋" w:hAnsi="仿宋"/>
-        </w:rPr>
-        <w:t>个</w:t>
-      </w:r>
-      <w:proofErr w:type="gramEnd"/>
+          <w:sz w:val="21"/>
+          <w:szCs w:val="21"/>
+        </w:rPr>
+      </w:pPr>
       <w:r>
         <w:rPr>
           <w:rFonts w:ascii="仿宋" w:eastAsia="仿宋" w:hAnsi="仿宋"/>
-        </w:rPr>
-        <w:t xml:space="preserve">训练题目和 30 </w:t>
-      </w:r>
-      <w:proofErr w:type="gramStart"/>
+          <w:sz w:val="21"/>
+          <w:szCs w:val="21"/>
+        </w:rPr>
+        <w:t>数据来源：本系统命令行运行结果整理</w:t>
+      </w:r>
+    </w:p>
+    <w:p>
+      <w:pPr>
+        <w:pStyle w:val="a9"/>
+        <w:ind w:firstLine="420"/>
+        <w:rPr>
+          <w:rFonts w:ascii="仿宋" w:eastAsia="仿宋" w:hAnsi="仿宋" w:hint="eastAsia"/>
+          <w:sz w:val="21"/>
+          <w:szCs w:val="21"/>
+        </w:rPr>
+      </w:pPr>
+    </w:p>
+    <w:p>
+      <w:pPr>
+        <w:spacing w:line="360" w:lineRule="auto"/>
+        <w:rPr>
+          <w:rFonts w:ascii="仿宋" w:eastAsia="仿宋" w:hAnsi="仿宋" w:hint="eastAsia"/>
+        </w:rPr>
+      </w:pPr>
       <w:r>
         <w:rPr>
           <w:rFonts w:ascii="仿宋" w:eastAsia="仿宋" w:hAnsi="仿宋"/>
         </w:rPr>
-        <w:t>个</w:t>
-      </w:r>
-      <w:proofErr w:type="gramEnd"/>
+        <w:t>实验结果表明，在 68 个训练题目和 30 个测试题目条件下，随机森林模型在 48152 个训练样本和 19947 个测试样本上取得了较高性能，其中准确率为 0.99995，精确率为 0.99913，召回率为 1.00000，F1 值为 0.99957，ROC-AUC 为 0.9999999。虽然这些指标仍然较高，但相较于直接保留 base_similarity 特征的闭环评估，该实验从题目划分和特征约束两个方面降低了评价偏乐观的风险。该结果说明，本文设计的特征不仅能够在同一题目环境下发挥作用，也能够在一定程度上迁移到未参与训练的新题</w:t>
+      </w:r>
       <w:r>
         <w:rPr>
           <w:rFonts w:ascii="仿宋" w:eastAsia="仿宋" w:hAnsi="仿宋"/>
         </w:rPr>
-        <w:t xml:space="preserve">测试题目条件下，随机森林模型在 48152 </w:t>
-      </w:r>
-      <w:proofErr w:type="gramStart"/>
-      <w:r>
+        <w:t>目上，因此可以作为论文中相对更具代表性的自动化评估结果。</w:t>
+      </w:r>
+    </w:p>
+    <w:p>
+      <w:pPr>
+        <w:spacing w:line="360" w:lineRule="auto"/>
         <w:rPr>
           <w:rFonts w:ascii="仿宋" w:eastAsia="仿宋" w:hAnsi="仿宋"/>
         </w:rPr>
-        <w:t>个</w:t>
-      </w:r>
-      <w:proofErr w:type="gramEnd"/>
+      </w:pPr>
       <w:r>
         <w:rPr>
           <w:rFonts w:ascii="仿宋" w:eastAsia="仿宋" w:hAnsi="仿宋"/>
         </w:rPr>
-        <w:t xml:space="preserve">训练样本和 19947 </w:t>
-      </w:r>
-      <w:proofErr w:type="gramStart"/>
+        <w:t>为了更清晰地展示按题目划分后的泛化能力，本文将严格实验的主要指标绘制成图，如图8所示。</w:t>
+      </w:r>
+    </w:p>
+    <w:p>
+      <w:r>
+        <w:rPr>
+          <w:noProof/>
+        </w:rPr>
+        <w:lastRenderedPageBreak/>
+        <w:drawing>
+          <wp:inline distT="0" distB="0" distL="0" distR="0" wp14:anchorId="36712FA9" wp14:editId="5FA947DA">
+            <wp:extent cx="5526810" cy="3079631"/>
+            <wp:effectExtent l="0" t="0" r="0" b="6985"/>
+            <wp:docPr id="4" name="Picture 4"/>
+            <wp:cNvGraphicFramePr>
+              <a:graphicFrameLocks xmlns:a="http://schemas.openxmlformats.org/drawingml/2006/main" noChangeAspect="1"/>
+            </wp:cNvGraphicFramePr>
+            <a:graphic xmlns:a="http://schemas.openxmlformats.org/drawingml/2006/main">
+              <a:graphicData uri="http://schemas.openxmlformats.org/drawingml/2006/picture">
+                <pic:pic xmlns:pic="http://schemas.openxmlformats.org/drawingml/2006/picture">
+                  <pic:nvPicPr>
+                    <pic:cNvPr id="0" name="fig_question_split_metrics.png"/>
+                    <pic:cNvPicPr/>
+                  </pic:nvPicPr>
+                  <pic:blipFill>
+                    <a:blip r:embed="rId16"/>
+                    <a:stretch>
+                      <a:fillRect/>
+                    </a:stretch>
+                  </pic:blipFill>
+                  <pic:spPr>
+                    <a:xfrm>
+                      <a:off x="0" y="0"/>
+                      <a:ext cx="5539296" cy="3086588"/>
+                    </a:xfrm>
+                    <a:prstGeom prst="rect">
+                      <a:avLst/>
+                    </a:prstGeom>
+                  </pic:spPr>
+                </pic:pic>
+              </a:graphicData>
+            </a:graphic>
+          </wp:inline>
+        </w:drawing>
+      </w:r>
+    </w:p>
+    <w:p>
+      <w:pPr>
+        <w:pStyle w:val="a7"/>
+        <w:jc w:val="center"/>
+        <w:rPr>
+          <w:rFonts w:ascii="仿宋" w:eastAsia="仿宋" w:hAnsi="仿宋" w:hint="eastAsia"/>
+          <w:sz w:val="21"/>
+          <w:szCs w:val="21"/>
+        </w:rPr>
+      </w:pPr>
       <w:r>
         <w:rPr>
           <w:rFonts w:ascii="仿宋" w:eastAsia="仿宋" w:hAnsi="仿宋"/>
-        </w:rPr>
-        <w:t>个</w:t>
-      </w:r>
-      <w:proofErr w:type="gramEnd"/>
-      <w:r>
+          <w:sz w:val="21"/>
+          <w:szCs w:val="21"/>
+        </w:rPr>
+        <w:t>图10. 按题目划分严格泛化实验结果</w:t>
+      </w:r>
+    </w:p>
+    <w:p>
+      <w:pPr>
+        <w:pStyle w:val="a9"/>
+        <w:ind w:firstLine="420"/>
         <w:rPr>
           <w:rFonts w:ascii="仿宋" w:eastAsia="仿宋" w:hAnsi="仿宋"/>
-        </w:rPr>
-        <w:t xml:space="preserve">测试样本上取得了较高性能，其中准确率为 0.99995，精确率为 0.99913，召回率为 1.00000，F1 值为 0.99957，ROC-AUC 为 0.9999999。虽然这些指标仍然较高，但相较于直接保留 </w:t>
-      </w:r>
-      <w:proofErr w:type="spellStart"/>
+          <w:sz w:val="21"/>
+          <w:szCs w:val="21"/>
+        </w:rPr>
+      </w:pPr>
       <w:r>
         <w:rPr>
           <w:rFonts w:ascii="仿宋" w:eastAsia="仿宋" w:hAnsi="仿宋"/>
-        </w:rPr>
-        <w:t>base_similarity</w:t>
-      </w:r>
-      <w:proofErr w:type="spellEnd"/>
+          <w:sz w:val="21"/>
+          <w:szCs w:val="21"/>
+        </w:rPr>
+        <w:t>数据来源：本系统严格泛化实验结果整理</w:t>
+      </w:r>
+    </w:p>
+    <w:p>
+      <w:pPr>
+        <w:pStyle w:val="a9"/>
+        <w:ind w:firstLine="420"/>
+        <w:rPr>
+          <w:rFonts w:ascii="仿宋" w:eastAsia="仿宋" w:hAnsi="仿宋" w:hint="eastAsia"/>
+          <w:sz w:val="21"/>
+          <w:szCs w:val="21"/>
+        </w:rPr>
+      </w:pPr>
+    </w:p>
+    <w:p>
+      <w:pPr>
+        <w:pStyle w:val="a"/>
+        <w:spacing w:line="360" w:lineRule="auto"/>
+        <w:rPr>
+          <w:rFonts w:ascii="仿宋" w:hAnsi="仿宋" w:hint="eastAsia"/>
+        </w:rPr>
+      </w:pPr>
+      <w:bookmarkStart w:id="23" w:name="_Toc227856752"/>
+      <w:r>
+        <w:rPr>
+          <w:rFonts w:ascii="仿宋" w:hAnsi="仿宋"/>
+        </w:rPr>
+        <w:t>人工辅助复核分析</w:t>
+      </w:r>
+      <w:bookmarkEnd w:id="23"/>
+    </w:p>
+    <w:p>
+      <w:pPr>
+        <w:spacing w:line="360" w:lineRule="auto"/>
+        <w:rPr>
+          <w:rFonts w:ascii="仿宋" w:eastAsia="仿宋" w:hAnsi="仿宋" w:hint="eastAsia"/>
+        </w:rPr>
+      </w:pPr>
       <w:r>
         <w:rPr>
           <w:rFonts w:ascii="仿宋" w:eastAsia="仿宋" w:hAnsi="仿宋"/>
         </w:rPr>
-        <w:t xml:space="preserve"> 特征的闭环评估，该实验从题目划分和特征约束两个方面降低了评价偏乐观的风险。该结果说明，本文设计的特征不仅能够在同一题目环境下发挥作用，也能够在一定程度上迁移到未参与训练的新题目上，因此可以作为论文中相对更具代表性的自动化评估结果。</w:t>
-      </w:r>
-    </w:p>
-    <w:p>
-      <w:pPr>
-        <w:pStyle w:val="a"/>
-        <w:spacing w:line="360" w:lineRule="auto"/>
-        <w:rPr>
-          <w:rFonts w:ascii="仿宋" w:hAnsi="仿宋" w:hint="eastAsia"/>
-        </w:rPr>
-      </w:pPr>
-      <w:bookmarkStart w:id="23" w:name="_Toc227845140"/>
-      <w:r>
-        <w:rPr>
-          <w:rFonts w:ascii="仿宋" w:hAnsi="仿宋"/>
-        </w:rPr>
-        <w:t>人工辅助复核分析</w:t>
-      </w:r>
-      <w:bookmarkEnd w:id="23"/>
-    </w:p>
-    <w:p>
-      <w:pPr>
-        <w:spacing w:line="360" w:lineRule="auto"/>
-        <w:rPr>
-          <w:rFonts w:ascii="仿宋" w:eastAsia="仿宋" w:hAnsi="仿宋" w:hint="eastAsia"/>
-        </w:rPr>
-      </w:pPr>
-      <w:r>
-        <w:rPr>
-          <w:rFonts w:ascii="仿宋" w:eastAsia="仿宋" w:hAnsi="仿宋"/>
-        </w:rPr>
-        <w:t>为了进一步</w:t>
-      </w:r>
-      <w:proofErr w:type="gramStart"/>
-      <w:r>
-        <w:rPr>
-          <w:rFonts w:ascii="仿宋" w:eastAsia="仿宋" w:hAnsi="仿宋"/>
-        </w:rPr>
-        <w:t>验证高</w:t>
-      </w:r>
-      <w:proofErr w:type="gramEnd"/>
-      <w:r>
-        <w:rPr>
-          <w:rFonts w:ascii="仿宋" w:eastAsia="仿宋" w:hAnsi="仿宋"/>
-        </w:rPr>
-        <w:t>相似结果的合理性，本文首先在</w:t>
-      </w:r>
-      <w:proofErr w:type="gramStart"/>
-      <w:r>
-        <w:rPr>
-          <w:rFonts w:ascii="仿宋" w:eastAsia="仿宋" w:hAnsi="仿宋"/>
-        </w:rPr>
-        <w:t>跨用户</w:t>
-      </w:r>
-      <w:proofErr w:type="gramEnd"/>
-      <w:r>
-        <w:rPr>
-          <w:rFonts w:ascii="仿宋" w:eastAsia="仿宋" w:hAnsi="仿宋"/>
-        </w:rPr>
-        <w:t>过滤后的高相似代码对中抽取 100 组样本进行人工辅助复核。复核过程中，结合代码片段、题目信息和多项相似度特征，对样本进行二次确认。统计结果显示，已完成复核的 100 组样本中，人工确认相似数量为 100，人工判断不相似数量为 0，人工确认率为 100.00%，抽样样本平均模型相似度为 0.9996，平均基础相似度为 0.9398。人工辅助复核统计结果见表6。结合抽查结果可以发现，这些样本即使在变量名、类名或局部代码组织方式上存在差异，其核心算法流程、关键结构和输入输出处理逻辑仍表现出较高一致性。</w:t>
+        <w:t>为了进一步验证高相似结果的合理性，本文首先在跨用户过滤后的高相似代码对中抽取 100 组样本进行人工辅助复核。复核过程中，结合代码片段、题目信息和多项相似度特征，对样本进行二次确认。统计结果显示，已完成复核的 100 组样本中，人工确认相似数量为 100，人工判断不相似数量为 0，人工确认率为 100.00%，抽样样本平均模型相似度为 0.9996，平均基础相似度为 0.9398。人工辅助复核统计结果见表6。结合抽查结果可以发现，这些样本即使在变量名、类名或局部代码组织方式上存在差异，其核心算法流程、关键结构和输入输出处理逻辑仍表现出较高一致性。</w:t>
       </w:r>
     </w:p>
     <w:p>
@@ -10991,6 +10641,7 @@
                 <w:rFonts w:ascii="仿宋" w:eastAsia="仿宋" w:hAnsi="仿宋"/>
                 <w:sz w:val="21"/>
               </w:rPr>
+              <w:lastRenderedPageBreak/>
               <w:t>平均模型相似度</w:t>
             </w:r>
           </w:p>
@@ -11093,15 +10744,39 @@
         <w:rPr>
           <w:rFonts w:ascii="仿宋" w:eastAsia="仿宋" w:hAnsi="仿宋"/>
         </w:rPr>
-        <w:t>需要说明的是，上述人工复核主要针对高分样本，能够较好反映系统在高置信输出区域的命中质量，但对中间分数区间和低分区间的误报、漏报情况解释有限。为此，本</w:t>
-      </w:r>
+        <w:t>需要说明的是，上述人工复核主要针对高分样本，能够较好反映系统在高置信输出区域的命中质量，但对中间分数区间和低分区间的误报、漏报情况解释有限。为此，本文在系统实现中进一步补充了基于全量打分结果的分层人工复核抽样机制：系统先导出全部候选代码对的模型得分，再从高分、中间分数、低分三个区间分别抽取样本，构造更均衡的人工验证表。该机制能够为后续进一步扩展人工标注数据集提供工具支持，也有助于在答辩或后续研究中更全面地分析模型在不同分数区间的可靠性。</w:t>
+      </w:r>
+    </w:p>
+    <w:p>
+      <w:pPr>
+        <w:spacing w:line="360" w:lineRule="auto"/>
+        <w:rPr>
+          <w:rFonts w:ascii="仿宋" w:eastAsia="仿宋" w:hAnsi="仿宋" w:hint="eastAsia"/>
+        </w:rPr>
+      </w:pPr>
       <w:r>
         <w:rPr>
           <w:rFonts w:ascii="仿宋" w:eastAsia="仿宋" w:hAnsi="仿宋"/>
         </w:rPr>
-        <w:lastRenderedPageBreak/>
-        <w:t>文在系统实现中进一步补充了基于全量打分结果的分层人工复核抽样机制：系统先导出全部候选代码对的模型得分，再从高分、中间分数、低分三个区间分别抽取样本，构造更均衡的人工验证表。该机制能够为后续进一步扩展人工标注数据集提供工具支持，也有助于在答辩或后续研究中更全面地分析模型在不同分数区间的可靠性。</w:t>
-      </w:r>
+        <w:t>因此，本文对人工复核结果的解释采取两层口径：一方面，现有高分样本复核结果表明系统输出的高置信候选具有较高合理性；另一方面，新增的分层抽样流程为后续补充更严格、更全面的人工验证奠定了基础。虽然本文尚未完成大规模分层人工标注，但这一改进有助于降低仅依赖高分样本抽查所带来的结论偏乐观风险。</w:t>
+      </w:r>
+    </w:p>
+    <w:p>
+      <w:pPr>
+        <w:pStyle w:val="a"/>
+        <w:spacing w:line="360" w:lineRule="auto"/>
+        <w:rPr>
+          <w:rFonts w:ascii="仿宋" w:hAnsi="仿宋" w:hint="eastAsia"/>
+        </w:rPr>
+      </w:pPr>
+      <w:bookmarkStart w:id="24" w:name="_Toc227856753"/>
+      <w:r>
+        <w:rPr>
+          <w:rFonts w:ascii="仿宋" w:hAnsi="仿宋"/>
+        </w:rPr>
+        <w:t>结果分析与讨论</w:t>
+      </w:r>
+      <w:bookmarkEnd w:id="24"/>
     </w:p>
     <w:p>
       <w:pPr>
@@ -11114,25 +10789,8 @@
         <w:rPr>
           <w:rFonts w:ascii="仿宋" w:eastAsia="仿宋" w:hAnsi="仿宋"/>
         </w:rPr>
-        <w:t>因此，本文对人工复核结果的解释采取两层口径：一方面，现有高分样本复核结果表明系统输出的高置信候选具有较高合理性；另一方面，新增的分层抽样流程为后续补充更严格、更全面的人工验证奠定了基础。虽然本文尚未完成大规模分层人工标注，但这一改进有助于降低仅依赖高分样本抽查所带来的结论偏乐观风险。</w:t>
-      </w:r>
-    </w:p>
-    <w:p>
-      <w:pPr>
-        <w:pStyle w:val="a"/>
-        <w:spacing w:line="360" w:lineRule="auto"/>
-        <w:rPr>
-          <w:rFonts w:ascii="仿宋" w:hAnsi="仿宋" w:hint="eastAsia"/>
-        </w:rPr>
-      </w:pPr>
-      <w:bookmarkStart w:id="24" w:name="_Toc227845141"/>
-      <w:r>
-        <w:rPr>
-          <w:rFonts w:ascii="仿宋" w:hAnsi="仿宋"/>
-        </w:rPr>
-        <w:t>结果分析与讨论</w:t>
-      </w:r>
-      <w:bookmarkEnd w:id="24"/>
+        <w:t>综合实验结果可以得到以下结论。</w:t>
+      </w:r>
     </w:p>
     <w:p>
       <w:pPr>
@@ -11145,7 +10803,7 @@
         <w:rPr>
           <w:rFonts w:ascii="仿宋" w:eastAsia="仿宋" w:hAnsi="仿宋"/>
         </w:rPr>
-        <w:t>综合实验结果可以得到以下结论。</w:t>
+        <w:t>第一，本文构建的“预处理 + 特征工程 + 弱监督标签 + 传统机器学习训练”技术路线能够在真实数据集上较稳定地运行，完成从数据处理到高相似代码输出的完整流程。</w:t>
       </w:r>
     </w:p>
     <w:p>
@@ -11159,63 +10817,7 @@
         <w:rPr>
           <w:rFonts w:ascii="仿宋" w:eastAsia="仿宋" w:hAnsi="仿宋"/>
         </w:rPr>
-        <w:t>第一，本文构建的“预处理 + 特征工程 + 弱监督标签 + 传统机器学习训练”技术路线能够在真实数据集上较稳定地运行，完成从数据处理到高相似代码输出的完整流程。</w:t>
-      </w:r>
-    </w:p>
-    <w:p>
-      <w:pPr>
-        <w:spacing w:line="360" w:lineRule="auto"/>
-        <w:rPr>
-          <w:rFonts w:ascii="仿宋" w:eastAsia="仿宋" w:hAnsi="仿宋" w:hint="eastAsia"/>
-        </w:rPr>
-      </w:pPr>
-      <w:r>
-        <w:rPr>
-          <w:rFonts w:ascii="仿宋" w:eastAsia="仿宋" w:hAnsi="仿宋"/>
-        </w:rPr>
-        <w:t>第二，</w:t>
-      </w:r>
-      <w:proofErr w:type="gramStart"/>
-      <w:r>
-        <w:rPr>
-          <w:rFonts w:ascii="仿宋" w:eastAsia="仿宋" w:hAnsi="仿宋"/>
-        </w:rPr>
-        <w:t>跨用户</w:t>
-      </w:r>
-      <w:proofErr w:type="gramEnd"/>
-      <w:r>
-        <w:rPr>
-          <w:rFonts w:ascii="仿宋" w:eastAsia="仿宋" w:hAnsi="仿宋"/>
-        </w:rPr>
-        <w:t xml:space="preserve">过滤、去除 </w:t>
-      </w:r>
-      <w:proofErr w:type="spellStart"/>
-      <w:r>
-        <w:rPr>
-          <w:rFonts w:ascii="仿宋" w:eastAsia="仿宋" w:hAnsi="仿宋"/>
-        </w:rPr>
-        <w:t>base_similarity</w:t>
-      </w:r>
-      <w:proofErr w:type="spellEnd"/>
-      <w:r>
-        <w:rPr>
-          <w:rFonts w:ascii="仿宋" w:eastAsia="仿宋" w:hAnsi="仿宋"/>
-        </w:rPr>
-        <w:t xml:space="preserve"> 的严格泛化实验以及人工辅助复核，共同增强了结果可信度，使模型评估更贴近</w:t>
-      </w:r>
-      <w:proofErr w:type="gramStart"/>
-      <w:r>
-        <w:rPr>
-          <w:rFonts w:ascii="仿宋" w:eastAsia="仿宋" w:hAnsi="仿宋"/>
-        </w:rPr>
-        <w:t>教学查重场景</w:t>
-      </w:r>
-      <w:proofErr w:type="gramEnd"/>
-      <w:r>
-        <w:rPr>
-          <w:rFonts w:ascii="仿宋" w:eastAsia="仿宋" w:hAnsi="仿宋"/>
-        </w:rPr>
-        <w:t>。</w:t>
+        <w:t>第二，跨用户过滤、去除 base_similarity 的严格泛化实验以及人工辅助复核，共同增强了结果可信度，使模型评估更贴近教学查重场景。</w:t>
       </w:r>
     </w:p>
     <w:p>
@@ -11268,8 +10870,9 @@
           <w:rFonts w:hint="eastAsia"/>
         </w:rPr>
       </w:pPr>
-      <w:bookmarkStart w:id="25" w:name="_Toc227845142"/>
-      <w:r>
+      <w:bookmarkStart w:id="25" w:name="_Toc227856754"/>
+      <w:r>
+        <w:lastRenderedPageBreak/>
         <w:t>五、总结与未来展望</w:t>
       </w:r>
       <w:bookmarkEnd w:id="25"/>
@@ -11282,7 +10885,7 @@
           <w:rFonts w:ascii="仿宋" w:hAnsi="仿宋" w:hint="eastAsia"/>
         </w:rPr>
       </w:pPr>
-      <w:bookmarkStart w:id="26" w:name="_Toc227845143"/>
+      <w:bookmarkStart w:id="26" w:name="_Toc227856755"/>
       <w:r>
         <w:rPr>
           <w:rFonts w:ascii="仿宋" w:hAnsi="仿宋"/>
@@ -11302,293 +10905,189 @@
         <w:rPr>
           <w:rFonts w:ascii="仿宋" w:eastAsia="仿宋" w:hAnsi="仿宋"/>
         </w:rPr>
-        <w:t>本文围绕本科毕业设计“代码相似度算法设计”这一主题，完成了一套基于弱监督训练建模的代码相似度检测系统设计与实现。本文以 DSA Dataset 的 Java 提交数据为</w:t>
-      </w:r>
+        <w:t>本文围绕本科毕业设计“代码相似度算法设计”这一主题，完成了一套基于弱监督训练建模的代码相似度检测系统设计与实现。本文以 DSA Dataset 的 Java 提交数据为基础，完成了数据加载、代码预处理、特征工程、弱监督标签构造、机器学习模型训练、批量预测、实验统计和人工辅助复核等工作。</w:t>
+      </w:r>
+    </w:p>
+    <w:p>
+      <w:pPr>
+        <w:spacing w:line="360" w:lineRule="auto"/>
+        <w:rPr>
+          <w:rFonts w:ascii="仿宋" w:eastAsia="仿宋" w:hAnsi="仿宋" w:hint="eastAsia"/>
+        </w:rPr>
+      </w:pPr>
       <w:r>
         <w:rPr>
           <w:rFonts w:ascii="仿宋" w:eastAsia="仿宋" w:hAnsi="仿宋"/>
         </w:rPr>
+        <w:t>在方法设计上，本文选择传统机器学习路线，避免了深度学习方案对算力、标注规模和调参经验的较高要求，更适合本科毕业设计的研究深度与实现周期。实验结果表明，本文提出的方法能够较好识别同题场景下的高相似代码对，并在跨用户与按题目划分等更严格条件下保持相对稳定的表现。</w:t>
+      </w:r>
+    </w:p>
+    <w:p>
+      <w:pPr>
+        <w:spacing w:line="360" w:lineRule="auto"/>
+        <w:rPr>
+          <w:rFonts w:ascii="仿宋" w:eastAsia="仿宋" w:hAnsi="仿宋" w:hint="eastAsia"/>
+        </w:rPr>
+      </w:pPr>
+      <w:r>
+        <w:rPr>
+          <w:rFonts w:ascii="仿宋" w:eastAsia="仿宋" w:hAnsi="仿宋"/>
+        </w:rPr>
+        <w:t>从工程实现角度看，本文已实现较为完整的命令行工具链，能够支持数据概况查看、训练、预测、对比实验、消融实验、严格泛化实验、人工复核抽样、分层人工复核样本生成和论文统计表生成，为后续论文撰写和答辩展示提供了较完整的实验基础。</w:t>
+      </w:r>
+    </w:p>
+    <w:p>
+      <w:pPr>
+        <w:pStyle w:val="a"/>
+        <w:spacing w:line="360" w:lineRule="auto"/>
+        <w:rPr>
+          <w:rFonts w:ascii="仿宋" w:hAnsi="仿宋" w:hint="eastAsia"/>
+        </w:rPr>
+      </w:pPr>
+      <w:bookmarkStart w:id="27" w:name="_Toc227856756"/>
+      <w:r>
+        <w:t>未来展望</w:t>
+      </w:r>
+      <w:bookmarkEnd w:id="27"/>
+    </w:p>
+    <w:p>
+      <w:pPr>
+        <w:spacing w:line="360" w:lineRule="auto"/>
+        <w:rPr>
+          <w:rFonts w:ascii="仿宋" w:eastAsia="仿宋" w:hAnsi="仿宋" w:hint="eastAsia"/>
+        </w:rPr>
+      </w:pPr>
+      <w:r>
+        <w:rPr>
+          <w:rFonts w:ascii="仿宋" w:eastAsia="仿宋" w:hAnsi="仿宋"/>
+        </w:rPr>
+        <w:t>在完成当前系统设计、实验验证和论文分析的基础上，本文后续仍有较大的拓展空间，可从数据、特征、模型和系统应用等多个方面继续深入。</w:t>
+      </w:r>
+    </w:p>
+    <w:p>
+      <w:pPr>
+        <w:spacing w:line="360" w:lineRule="auto"/>
+        <w:rPr>
+          <w:rFonts w:ascii="仿宋" w:eastAsia="仿宋" w:hAnsi="仿宋" w:hint="eastAsia"/>
+        </w:rPr>
+      </w:pPr>
+      <w:r>
+        <w:rPr>
+          <w:rFonts w:ascii="仿宋" w:eastAsia="仿宋" w:hAnsi="仿宋"/>
+        </w:rPr>
+        <w:t>第一，本文所使用的训练标签来自弱监督自动构造，而非大规模人工标注，因此实验指标仍受到标签质量和规则特征的一定影响。尤其是在标签构造规则与模型输入特征存在较高一致性时，自动化评价结果可能偏乐观。</w:t>
+      </w:r>
+    </w:p>
+    <w:p>
+      <w:pPr>
+        <w:spacing w:line="360" w:lineRule="auto"/>
+        <w:rPr>
+          <w:rFonts w:ascii="仿宋" w:eastAsia="仿宋" w:hAnsi="仿宋" w:hint="eastAsia"/>
+        </w:rPr>
+      </w:pPr>
+      <w:r>
+        <w:rPr>
+          <w:rFonts w:ascii="仿宋" w:eastAsia="仿宋" w:hAnsi="仿宋"/>
+        </w:rPr>
+        <w:t>第二，本文主要聚焦于同题内部的代码相似度分析，尚未进一步扩展到跨题目、跨课程或更复杂语义层面的代码相似检测场景。</w:t>
+      </w:r>
+    </w:p>
+    <w:p>
+      <w:pPr>
+        <w:spacing w:line="360" w:lineRule="auto"/>
+        <w:rPr>
+          <w:rFonts w:ascii="仿宋" w:eastAsia="仿宋" w:hAnsi="仿宋" w:hint="eastAsia"/>
+        </w:rPr>
+      </w:pPr>
+      <w:r>
+        <w:rPr>
+          <w:rFonts w:ascii="仿宋" w:eastAsia="仿宋" w:hAnsi="仿宋"/>
+        </w:rPr>
+        <w:t>第三，本文采用的特征主要基于词法和轻量结构统计，尚未引入抽象语法树、控制流图或预训练代码表示模型，因此在语义层面仍有进一步提升空间。</w:t>
+      </w:r>
+    </w:p>
+    <w:p>
+      <w:pPr>
+        <w:spacing w:line="360" w:lineRule="auto"/>
+        <w:rPr>
+          <w:rFonts w:ascii="仿宋" w:eastAsia="仿宋" w:hAnsi="仿宋" w:hint="eastAsia"/>
+        </w:rPr>
+      </w:pPr>
+      <w:r>
+        <w:rPr>
+          <w:rFonts w:ascii="仿宋" w:eastAsia="仿宋" w:hAnsi="仿宋"/>
+        </w:rPr>
+        <w:t>未来可从以下几个方向继续深入研究：</w:t>
+      </w:r>
+    </w:p>
+    <w:p>
+      <w:pPr>
+        <w:spacing w:line="360" w:lineRule="auto"/>
+        <w:rPr>
+          <w:rFonts w:ascii="仿宋" w:eastAsia="仿宋" w:hAnsi="仿宋" w:hint="eastAsia"/>
+        </w:rPr>
+      </w:pPr>
+      <w:r>
+        <w:rPr>
+          <w:rFonts w:ascii="仿宋" w:eastAsia="仿宋" w:hAnsi="仿宋"/>
+        </w:rPr>
+        <w:t>1. 基于当前已实现的高/中/低分层抽样流程，构建更高质量的人类标注相似代码对数据集，用于更严格监督训练和评价；</w:t>
+      </w:r>
+    </w:p>
+    <w:p>
+      <w:pPr>
+        <w:spacing w:line="360" w:lineRule="auto"/>
+        <w:rPr>
+          <w:rFonts w:ascii="仿宋" w:eastAsia="仿宋" w:hAnsi="仿宋" w:hint="eastAsia"/>
+        </w:rPr>
+      </w:pPr>
+      <w:r>
+        <w:rPr>
+          <w:rFonts w:ascii="仿宋" w:eastAsia="仿宋" w:hAnsi="仿宋"/>
+        </w:rPr>
+        <w:t>2. 引入 AST、程序图或预训练代码模型，增强对语义层面相似性的表达能力；</w:t>
+      </w:r>
+    </w:p>
+    <w:p>
+      <w:pPr>
+        <w:spacing w:line="360" w:lineRule="auto"/>
+        <w:rPr>
+          <w:rFonts w:ascii="仿宋" w:eastAsia="仿宋" w:hAnsi="仿宋" w:hint="eastAsia"/>
+        </w:rPr>
+      </w:pPr>
+      <w:r>
+        <w:rPr>
+          <w:rFonts w:ascii="仿宋" w:eastAsia="仿宋" w:hAnsi="仿宋"/>
+        </w:rPr>
+        <w:t>3. 研究更合理的负样本构造与难样本挖掘策略，提升模型区分细粒度相似代码的能力；</w:t>
+      </w:r>
+    </w:p>
+    <w:p>
+      <w:pPr>
+        <w:spacing w:line="360" w:lineRule="auto"/>
+        <w:rPr>
+          <w:rFonts w:ascii="仿宋" w:eastAsia="仿宋" w:hAnsi="仿宋" w:hint="eastAsia"/>
+        </w:rPr>
+      </w:pPr>
+      <w:r>
+        <w:rPr>
+          <w:rFonts w:ascii="仿宋" w:eastAsia="仿宋" w:hAnsi="仿宋"/>
+        </w:rPr>
         <w:lastRenderedPageBreak/>
-        <w:t>基础，完成了数据加载、代码预处理、特征工程、</w:t>
-      </w:r>
-      <w:proofErr w:type="gramStart"/>
+        <w:t>4. 将系统扩展为可视化教学辅助平台，为教师提供更直观的高相似代码对分析与证据展示功能。</w:t>
+      </w:r>
+    </w:p>
+    <w:p>
+      <w:pPr>
+        <w:spacing w:line="360" w:lineRule="auto"/>
+        <w:rPr>
+          <w:rFonts w:ascii="仿宋" w:eastAsia="仿宋" w:hAnsi="仿宋" w:hint="eastAsia"/>
+        </w:rPr>
+      </w:pPr>
       <w:r>
         <w:rPr>
           <w:rFonts w:ascii="仿宋" w:eastAsia="仿宋" w:hAnsi="仿宋"/>
         </w:rPr>
-        <w:t>弱监督</w:t>
-      </w:r>
-      <w:proofErr w:type="gramEnd"/>
-      <w:r>
-        <w:rPr>
-          <w:rFonts w:ascii="仿宋" w:eastAsia="仿宋" w:hAnsi="仿宋"/>
-        </w:rPr>
-        <w:t>标签构造、机器学习模型训练、批量预测、实验统计和人工辅助复核等工作。</w:t>
-      </w:r>
-    </w:p>
-    <w:p>
-      <w:pPr>
-        <w:spacing w:line="360" w:lineRule="auto"/>
-        <w:rPr>
-          <w:rFonts w:ascii="仿宋" w:eastAsia="仿宋" w:hAnsi="仿宋" w:hint="eastAsia"/>
-        </w:rPr>
-      </w:pPr>
-      <w:r>
-        <w:rPr>
-          <w:rFonts w:ascii="仿宋" w:eastAsia="仿宋" w:hAnsi="仿宋"/>
-        </w:rPr>
-        <w:t>在方法设计上，本文选择传统机器学习路线，避免了深度学习方案对算力、标注规模和</w:t>
-      </w:r>
-      <w:proofErr w:type="gramStart"/>
-      <w:r>
-        <w:rPr>
-          <w:rFonts w:ascii="仿宋" w:eastAsia="仿宋" w:hAnsi="仿宋"/>
-        </w:rPr>
-        <w:t>调参经验</w:t>
-      </w:r>
-      <w:proofErr w:type="gramEnd"/>
-      <w:r>
-        <w:rPr>
-          <w:rFonts w:ascii="仿宋" w:eastAsia="仿宋" w:hAnsi="仿宋"/>
-        </w:rPr>
-        <w:t>的较高要求，更适合本科毕业设计的研究深度与实现周期。实验结果表明，本文提出的方法能够较好识别同题场景下的高相似代码对，并在</w:t>
-      </w:r>
-      <w:proofErr w:type="gramStart"/>
-      <w:r>
-        <w:rPr>
-          <w:rFonts w:ascii="仿宋" w:eastAsia="仿宋" w:hAnsi="仿宋"/>
-        </w:rPr>
-        <w:t>跨用户</w:t>
-      </w:r>
-      <w:proofErr w:type="gramEnd"/>
-      <w:r>
-        <w:rPr>
-          <w:rFonts w:ascii="仿宋" w:eastAsia="仿宋" w:hAnsi="仿宋"/>
-        </w:rPr>
-        <w:t>与按题目划分等更严格条件下保持相对稳定的表现。</w:t>
-      </w:r>
-    </w:p>
-    <w:p>
-      <w:pPr>
-        <w:spacing w:line="360" w:lineRule="auto"/>
-        <w:rPr>
-          <w:rFonts w:ascii="仿宋" w:eastAsia="仿宋" w:hAnsi="仿宋" w:hint="eastAsia"/>
-        </w:rPr>
-      </w:pPr>
-      <w:r>
-        <w:rPr>
-          <w:rFonts w:ascii="仿宋" w:eastAsia="仿宋" w:hAnsi="仿宋"/>
-        </w:rPr>
-        <w:t>从工程实现角度看，本文已实现较为完整的命令行工具链，能够支持数据概况查看、训练、预测、对比实验、消融实验、严格泛化实验、人工复核抽样、分层人工复核样本生成和论文统计表生成，为后续论文撰写和答辩展示提供了较完整的实验基础。</w:t>
-      </w:r>
-    </w:p>
-    <w:p>
-      <w:pPr>
-        <w:pStyle w:val="a"/>
-        <w:spacing w:line="360" w:lineRule="auto"/>
-        <w:rPr>
-          <w:rFonts w:ascii="仿宋" w:hAnsi="仿宋" w:hint="eastAsia"/>
-        </w:rPr>
-      </w:pPr>
-      <w:bookmarkStart w:id="27" w:name="_Toc227845144"/>
-      <w:r>
-        <w:t>未来展望</w:t>
-      </w:r>
-      <w:bookmarkEnd w:id="27"/>
-    </w:p>
-    <w:p>
-      <w:pPr>
-        <w:spacing w:line="360" w:lineRule="auto"/>
-        <w:rPr>
-          <w:rFonts w:ascii="仿宋" w:eastAsia="仿宋" w:hAnsi="仿宋" w:hint="eastAsia"/>
-        </w:rPr>
-      </w:pPr>
-      <w:r>
-        <w:rPr>
-          <w:rFonts w:ascii="仿宋" w:eastAsia="仿宋" w:hAnsi="仿宋"/>
-        </w:rPr>
-        <w:t>在完成当前系统设计、实验验证和论文分析的基础上，本文后续仍有较大的拓展空间，可从数据、特征、模型和系统应用等多个方面继续深入。</w:t>
-      </w:r>
-    </w:p>
-    <w:p>
-      <w:pPr>
-        <w:spacing w:line="360" w:lineRule="auto"/>
-        <w:rPr>
-          <w:rFonts w:ascii="仿宋" w:eastAsia="仿宋" w:hAnsi="仿宋" w:hint="eastAsia"/>
-        </w:rPr>
-      </w:pPr>
-      <w:r>
-        <w:rPr>
-          <w:rFonts w:ascii="仿宋" w:eastAsia="仿宋" w:hAnsi="仿宋"/>
-        </w:rPr>
-        <w:t>第一，本文所使用的训练标签来自</w:t>
-      </w:r>
-      <w:proofErr w:type="gramStart"/>
-      <w:r>
-        <w:rPr>
-          <w:rFonts w:ascii="仿宋" w:eastAsia="仿宋" w:hAnsi="仿宋"/>
-        </w:rPr>
-        <w:t>弱监督</w:t>
-      </w:r>
-      <w:proofErr w:type="gramEnd"/>
-      <w:r>
-        <w:rPr>
-          <w:rFonts w:ascii="仿宋" w:eastAsia="仿宋" w:hAnsi="仿宋"/>
-        </w:rPr>
-        <w:t>自动构造，而非大规模人工标注，因此实验指标仍受到标签质量和规则特征的一定影响。尤其是在标签构造规则与模型输入特征存在较高一致性时，自动化评价结果可能偏乐观。</w:t>
-      </w:r>
-    </w:p>
-    <w:p>
-      <w:pPr>
-        <w:spacing w:line="360" w:lineRule="auto"/>
-        <w:rPr>
-          <w:rFonts w:ascii="仿宋" w:eastAsia="仿宋" w:hAnsi="仿宋" w:hint="eastAsia"/>
-        </w:rPr>
-      </w:pPr>
-      <w:r>
-        <w:rPr>
-          <w:rFonts w:ascii="仿宋" w:eastAsia="仿宋" w:hAnsi="仿宋"/>
-        </w:rPr>
-        <w:t>第二，本文主要聚焦于同题内部的代码相似度分析，尚未进一步扩展到跨题目、跨课程或更复杂语义层面的代码相似检测场景。</w:t>
-      </w:r>
-    </w:p>
-    <w:p>
-      <w:pPr>
-        <w:spacing w:line="360" w:lineRule="auto"/>
-        <w:rPr>
-          <w:rFonts w:ascii="仿宋" w:eastAsia="仿宋" w:hAnsi="仿宋" w:hint="eastAsia"/>
-        </w:rPr>
-      </w:pPr>
-      <w:r>
-        <w:rPr>
-          <w:rFonts w:ascii="仿宋" w:eastAsia="仿宋" w:hAnsi="仿宋"/>
-        </w:rPr>
-        <w:t>第三，本文采用的特征主要基于词法和轻</w:t>
-      </w:r>
-      <w:proofErr w:type="gramStart"/>
-      <w:r>
-        <w:rPr>
-          <w:rFonts w:ascii="仿宋" w:eastAsia="仿宋" w:hAnsi="仿宋"/>
-        </w:rPr>
-        <w:t>量结构</w:t>
-      </w:r>
-      <w:proofErr w:type="gramEnd"/>
-      <w:r>
-        <w:rPr>
-          <w:rFonts w:ascii="仿宋" w:eastAsia="仿宋" w:hAnsi="仿宋"/>
-        </w:rPr>
-        <w:t>统计，尚未引入抽象语法树、控制流图或</w:t>
-      </w:r>
-      <w:proofErr w:type="gramStart"/>
-      <w:r>
-        <w:rPr>
-          <w:rFonts w:ascii="仿宋" w:eastAsia="仿宋" w:hAnsi="仿宋"/>
-        </w:rPr>
-        <w:t>预训练</w:t>
-      </w:r>
-      <w:proofErr w:type="gramEnd"/>
-      <w:r>
-        <w:rPr>
-          <w:rFonts w:ascii="仿宋" w:eastAsia="仿宋" w:hAnsi="仿宋"/>
-        </w:rPr>
-        <w:t>代码表示模型，因此在语义层面仍有进一步提升空间。</w:t>
-      </w:r>
-    </w:p>
-    <w:p>
-      <w:pPr>
-        <w:spacing w:line="360" w:lineRule="auto"/>
-        <w:rPr>
-          <w:rFonts w:ascii="仿宋" w:eastAsia="仿宋" w:hAnsi="仿宋" w:hint="eastAsia"/>
-        </w:rPr>
-      </w:pPr>
-      <w:r>
-        <w:rPr>
-          <w:rFonts w:ascii="仿宋" w:eastAsia="仿宋" w:hAnsi="仿宋"/>
-        </w:rPr>
-        <w:t>未来可从以下几个方向继续深入研究：</w:t>
-      </w:r>
-    </w:p>
-    <w:p>
-      <w:pPr>
-        <w:spacing w:line="360" w:lineRule="auto"/>
-        <w:rPr>
-          <w:rFonts w:ascii="仿宋" w:eastAsia="仿宋" w:hAnsi="仿宋" w:hint="eastAsia"/>
-        </w:rPr>
-      </w:pPr>
-      <w:r>
-        <w:rPr>
-          <w:rFonts w:ascii="仿宋" w:eastAsia="仿宋" w:hAnsi="仿宋"/>
-        </w:rPr>
-        <w:t>1. 基于当前已实现的高/中/低分层抽样流程，构建更高质量的人类标注相似代码对数据集，用于更严格监督训练和评价；</w:t>
-      </w:r>
-    </w:p>
-    <w:p>
-      <w:pPr>
-        <w:spacing w:line="360" w:lineRule="auto"/>
-        <w:rPr>
-          <w:rFonts w:ascii="仿宋" w:eastAsia="仿宋" w:hAnsi="仿宋" w:hint="eastAsia"/>
-        </w:rPr>
-      </w:pPr>
-      <w:r>
-        <w:rPr>
-          <w:rFonts w:ascii="仿宋" w:eastAsia="仿宋" w:hAnsi="仿宋"/>
-        </w:rPr>
-        <w:t>2. 引入 AST、程序图或</w:t>
-      </w:r>
-      <w:proofErr w:type="gramStart"/>
-      <w:r>
-        <w:rPr>
-          <w:rFonts w:ascii="仿宋" w:eastAsia="仿宋" w:hAnsi="仿宋"/>
-        </w:rPr>
-        <w:t>预训练</w:t>
-      </w:r>
-      <w:proofErr w:type="gramEnd"/>
-      <w:r>
-        <w:rPr>
-          <w:rFonts w:ascii="仿宋" w:eastAsia="仿宋" w:hAnsi="仿宋"/>
-        </w:rPr>
-        <w:t>代码模型，增强对语义层面相似性的表达能力；</w:t>
-      </w:r>
-    </w:p>
-    <w:p>
-      <w:pPr>
-        <w:spacing w:line="360" w:lineRule="auto"/>
-        <w:rPr>
-          <w:rFonts w:ascii="仿宋" w:eastAsia="仿宋" w:hAnsi="仿宋" w:hint="eastAsia"/>
-        </w:rPr>
-      </w:pPr>
-      <w:r>
-        <w:rPr>
-          <w:rFonts w:ascii="仿宋" w:eastAsia="仿宋" w:hAnsi="仿宋"/>
-        </w:rPr>
-        <w:t>3. 研究更合理的负样本构造与难样本挖掘策略，提升模型区分细粒度相似代码的能力；</w:t>
-      </w:r>
-    </w:p>
-    <w:p>
-      <w:pPr>
-        <w:spacing w:line="360" w:lineRule="auto"/>
-        <w:rPr>
-          <w:rFonts w:ascii="仿宋" w:eastAsia="仿宋" w:hAnsi="仿宋" w:hint="eastAsia"/>
-        </w:rPr>
-      </w:pPr>
-      <w:r>
-        <w:rPr>
-          <w:rFonts w:ascii="仿宋" w:eastAsia="仿宋" w:hAnsi="仿宋"/>
-        </w:rPr>
-        <w:t>4. 将系统扩展为可视化教学辅助平台，为教师提供更直观的高相似代码对分析与证据展示功能。</w:t>
-      </w:r>
-    </w:p>
-    <w:p>
-      <w:pPr>
-        <w:spacing w:line="360" w:lineRule="auto"/>
-        <w:rPr>
-          <w:rFonts w:ascii="仿宋" w:eastAsia="仿宋" w:hAnsi="仿宋" w:hint="eastAsia"/>
-        </w:rPr>
-      </w:pPr>
-      <w:r>
-        <w:rPr>
-          <w:rFonts w:ascii="仿宋" w:eastAsia="仿宋" w:hAnsi="仿宋"/>
-        </w:rPr>
         <w:br w:type="page"/>
       </w:r>
     </w:p>
@@ -11599,7 +11098,7 @@
           <w:rFonts w:hint="eastAsia"/>
         </w:rPr>
       </w:pPr>
-      <w:bookmarkStart w:id="28" w:name="_Toc227845145"/>
+      <w:bookmarkStart w:id="28" w:name="_Toc227856757"/>
       <w:r>
         <w:rPr>
           <w:rFonts w:ascii="Times New Roman" w:hAnsi="Times New Roman"/>
@@ -11631,25 +11130,43 @@
           <w:sz w:val="21"/>
           <w:szCs w:val="21"/>
         </w:rPr>
-        <w:t xml:space="preserve">[1] </w:t>
-      </w:r>
-      <w:proofErr w:type="gramStart"/>
+        <w:t>[1] 吴贺. 前后端解耦模式及开发[J]. 计算机系统应用, 2017, 26(2): 217-221.</w:t>
+      </w:r>
+    </w:p>
+    <w:p>
+      <w:pPr>
+        <w:spacing w:line="360" w:lineRule="auto"/>
+        <w:rPr>
+          <w:rFonts w:ascii="仿宋" w:eastAsia="仿宋" w:hAnsi="仿宋" w:hint="eastAsia"/>
+          <w:sz w:val="21"/>
+          <w:szCs w:val="21"/>
+        </w:rPr>
+      </w:pPr>
       <w:r>
         <w:rPr>
           <w:rFonts w:ascii="仿宋" w:eastAsia="仿宋" w:hAnsi="仿宋"/>
           <w:sz w:val="21"/>
           <w:szCs w:val="21"/>
         </w:rPr>
-        <w:t>吴贺</w:t>
-      </w:r>
-      <w:proofErr w:type="gramEnd"/>
+        <w:t>[2] 李智慧. 大型网站技术架构[M]. 北京: 电子工业出版社, 2013.</w:t>
+      </w:r>
+    </w:p>
+    <w:p>
+      <w:pPr>
+        <w:spacing w:line="360" w:lineRule="auto"/>
+        <w:rPr>
+          <w:rFonts w:ascii="仿宋" w:eastAsia="仿宋" w:hAnsi="仿宋" w:hint="eastAsia"/>
+          <w:sz w:val="21"/>
+          <w:szCs w:val="21"/>
+        </w:rPr>
+      </w:pPr>
       <w:r>
         <w:rPr>
           <w:rFonts w:ascii="仿宋" w:eastAsia="仿宋" w:hAnsi="仿宋"/>
           <w:sz w:val="21"/>
           <w:szCs w:val="21"/>
         </w:rPr>
-        <w:t>. 前后端解耦模式及开发[J]. 计算机系统应用, 2017, 26(2): 217-221.</w:t>
+        <w:t>[3] 王斌, 张海军. 程序代码相似度检测研究综述[J]. 计算机工程与应用, 相关年份后续可按学校数据库检索补全.</w:t>
       </w:r>
     </w:p>
     <w:p>
@@ -11667,7 +11184,7 @@
           <w:sz w:val="21"/>
           <w:szCs w:val="21"/>
         </w:rPr>
-        <w:t>[2] 李智慧. 大型网站技术架构[M]. 北京: 电子工业出版社, 2013.</w:t>
+        <w:t>[4] 许令波. 深入分析Java Web技术内幕: 第2版[M]. 北京: 电子工业出版社, 2014.</w:t>
       </w:r>
     </w:p>
     <w:p>
@@ -11685,7 +11202,7 @@
           <w:sz w:val="21"/>
           <w:szCs w:val="21"/>
         </w:rPr>
-        <w:t>[3] 王斌, 张海军. 程序代码相似度检测研究综述[J]. 计算机工程与应用, 相关年份后续可按学校数据库检索补全.</w:t>
+        <w:t>[5] DSA Dataset[DB/OL]. Zenodo, 2026. Available: https://zenodo.org/records/18136250.</w:t>
       </w:r>
     </w:p>
     <w:p>
@@ -11703,25 +11220,43 @@
           <w:sz w:val="21"/>
           <w:szCs w:val="21"/>
         </w:rPr>
-        <w:t xml:space="preserve">[4] </w:t>
-      </w:r>
-      <w:proofErr w:type="gramStart"/>
+        <w:t>[6] Breiman L. Random Forests[J]. Machine Learning, 2001, 45(1): 5-32.</w:t>
+      </w:r>
+    </w:p>
+    <w:p>
+      <w:pPr>
+        <w:spacing w:line="360" w:lineRule="auto"/>
+        <w:rPr>
+          <w:rFonts w:ascii="仿宋" w:eastAsia="仿宋" w:hAnsi="仿宋" w:hint="eastAsia"/>
+          <w:sz w:val="21"/>
+          <w:szCs w:val="21"/>
+        </w:rPr>
+      </w:pPr>
       <w:r>
         <w:rPr>
           <w:rFonts w:ascii="仿宋" w:eastAsia="仿宋" w:hAnsi="仿宋"/>
           <w:sz w:val="21"/>
           <w:szCs w:val="21"/>
         </w:rPr>
-        <w:t>许令波</w:t>
-      </w:r>
-      <w:proofErr w:type="gramEnd"/>
+        <w:t>[7] Jurafsky D, Martin J H. Speech and Language Processing[M]. 3rd draft ed. 2023.</w:t>
+      </w:r>
+    </w:p>
+    <w:p>
+      <w:pPr>
+        <w:spacing w:line="360" w:lineRule="auto"/>
+        <w:rPr>
+          <w:rFonts w:ascii="仿宋" w:eastAsia="仿宋" w:hAnsi="仿宋" w:hint="eastAsia"/>
+          <w:sz w:val="21"/>
+          <w:szCs w:val="21"/>
+        </w:rPr>
+      </w:pPr>
       <w:r>
         <w:rPr>
           <w:rFonts w:ascii="仿宋" w:eastAsia="仿宋" w:hAnsi="仿宋"/>
           <w:sz w:val="21"/>
           <w:szCs w:val="21"/>
         </w:rPr>
-        <w:t>. 深入分析Java Web技术内幕: 第2版[M]. 北京: 电子工业出版社, 2014.</w:t>
+        <w:t>[8] Manning C D, Raghavan P, Schutze H. Introduction to Information Retrieval[M]. Cambridge: Cambridge University Press, 2008.</w:t>
       </w:r>
     </w:p>
     <w:p>
@@ -11739,191 +11274,29 @@
           <w:sz w:val="21"/>
           <w:szCs w:val="21"/>
         </w:rPr>
-        <w:t xml:space="preserve">[5] DSA </w:t>
-      </w:r>
-      <w:proofErr w:type="gramStart"/>
+        <w:t>[9] Ratner A, Bach S, Ehrenberg H, et al. Snorkel: Rapid Training Data Creation with Weak Supervision[J]. Proceedings of the VLDB Endowment, 2017, 11(3): 269-282.</w:t>
+      </w:r>
+    </w:p>
+    <w:p>
+      <w:pPr>
+        <w:spacing w:line="360" w:lineRule="auto"/>
+        <w:rPr>
+          <w:rFonts w:ascii="仿宋" w:eastAsia="仿宋" w:hAnsi="仿宋" w:hint="eastAsia"/>
+          <w:sz w:val="21"/>
+          <w:szCs w:val="21"/>
+        </w:rPr>
+      </w:pPr>
       <w:r>
         <w:rPr>
           <w:rFonts w:ascii="仿宋" w:eastAsia="仿宋" w:hAnsi="仿宋"/>
           <w:sz w:val="21"/>
           <w:szCs w:val="21"/>
         </w:rPr>
-        <w:t>Dataset[</w:t>
-      </w:r>
-      <w:proofErr w:type="gramEnd"/>
-      <w:r>
-        <w:rPr>
-          <w:rFonts w:ascii="仿宋" w:eastAsia="仿宋" w:hAnsi="仿宋"/>
-          <w:sz w:val="21"/>
-          <w:szCs w:val="21"/>
-        </w:rPr>
-        <w:t xml:space="preserve">DB/OL]. </w:t>
-      </w:r>
-      <w:proofErr w:type="spellStart"/>
-      <w:r>
-        <w:rPr>
-          <w:rFonts w:ascii="仿宋" w:eastAsia="仿宋" w:hAnsi="仿宋"/>
-          <w:sz w:val="21"/>
-          <w:szCs w:val="21"/>
-        </w:rPr>
-        <w:t>Zenodo</w:t>
-      </w:r>
-      <w:proofErr w:type="spellEnd"/>
-      <w:r>
-        <w:rPr>
-          <w:rFonts w:ascii="仿宋" w:eastAsia="仿宋" w:hAnsi="仿宋"/>
-          <w:sz w:val="21"/>
-          <w:szCs w:val="21"/>
-        </w:rPr>
-        <w:t>, 2026. Available: https://zenodo.org/records/18136250.</w:t>
-      </w:r>
-    </w:p>
-    <w:p>
-      <w:pPr>
-        <w:spacing w:line="360" w:lineRule="auto"/>
-        <w:rPr>
-          <w:rFonts w:ascii="仿宋" w:eastAsia="仿宋" w:hAnsi="仿宋" w:hint="eastAsia"/>
-          <w:sz w:val="21"/>
-          <w:szCs w:val="21"/>
-        </w:rPr>
-      </w:pPr>
-      <w:r>
-        <w:rPr>
-          <w:rFonts w:ascii="仿宋" w:eastAsia="仿宋" w:hAnsi="仿宋"/>
-          <w:sz w:val="21"/>
-          <w:szCs w:val="21"/>
-        </w:rPr>
-        <w:t xml:space="preserve">[6] </w:t>
-      </w:r>
-      <w:proofErr w:type="spellStart"/>
-      <w:r>
-        <w:rPr>
-          <w:rFonts w:ascii="仿宋" w:eastAsia="仿宋" w:hAnsi="仿宋"/>
-          <w:sz w:val="21"/>
-          <w:szCs w:val="21"/>
-        </w:rPr>
-        <w:t>Breiman</w:t>
-      </w:r>
-      <w:proofErr w:type="spellEnd"/>
-      <w:r>
-        <w:rPr>
-          <w:rFonts w:ascii="仿宋" w:eastAsia="仿宋" w:hAnsi="仿宋"/>
-          <w:sz w:val="21"/>
-          <w:szCs w:val="21"/>
-        </w:rPr>
-        <w:t xml:space="preserve"> L. Random Forests[J]. Machine Learning, 2001, 45(1): 5-32.</w:t>
-      </w:r>
-    </w:p>
-    <w:p>
-      <w:pPr>
-        <w:spacing w:line="360" w:lineRule="auto"/>
-        <w:rPr>
-          <w:rFonts w:ascii="仿宋" w:eastAsia="仿宋" w:hAnsi="仿宋" w:hint="eastAsia"/>
-          <w:sz w:val="21"/>
-          <w:szCs w:val="21"/>
-        </w:rPr>
-      </w:pPr>
-      <w:r>
-        <w:rPr>
-          <w:rFonts w:ascii="仿宋" w:eastAsia="仿宋" w:hAnsi="仿宋"/>
-          <w:sz w:val="21"/>
-          <w:szCs w:val="21"/>
-        </w:rPr>
-        <w:t xml:space="preserve">[7] </w:t>
-      </w:r>
-      <w:proofErr w:type="spellStart"/>
-      <w:r>
-        <w:rPr>
-          <w:rFonts w:ascii="仿宋" w:eastAsia="仿宋" w:hAnsi="仿宋"/>
-          <w:sz w:val="21"/>
-          <w:szCs w:val="21"/>
-        </w:rPr>
-        <w:t>Jurafsky</w:t>
-      </w:r>
-      <w:proofErr w:type="spellEnd"/>
-      <w:r>
-        <w:rPr>
-          <w:rFonts w:ascii="仿宋" w:eastAsia="仿宋" w:hAnsi="仿宋"/>
-          <w:sz w:val="21"/>
-          <w:szCs w:val="21"/>
-        </w:rPr>
-        <w:t xml:space="preserve"> D, Martin J H. Speech and Language Processing[M]. 3rd draft ed. 2023.</w:t>
-      </w:r>
-    </w:p>
-    <w:p>
-      <w:pPr>
-        <w:spacing w:line="360" w:lineRule="auto"/>
-        <w:rPr>
-          <w:rFonts w:ascii="仿宋" w:eastAsia="仿宋" w:hAnsi="仿宋" w:hint="eastAsia"/>
-          <w:sz w:val="21"/>
-          <w:szCs w:val="21"/>
-        </w:rPr>
-      </w:pPr>
-      <w:r>
-        <w:rPr>
-          <w:rFonts w:ascii="仿宋" w:eastAsia="仿宋" w:hAnsi="仿宋"/>
-          <w:sz w:val="21"/>
-          <w:szCs w:val="21"/>
-        </w:rPr>
-        <w:t>[8] Manning C D, Raghavan P, Schutze H. Introduction to Information Retrieval[M]. Cambridge: Cambridge University Press, 2008.</w:t>
-      </w:r>
-    </w:p>
-    <w:p>
-      <w:pPr>
-        <w:spacing w:line="360" w:lineRule="auto"/>
-        <w:rPr>
-          <w:rFonts w:ascii="仿宋" w:eastAsia="仿宋" w:hAnsi="仿宋" w:hint="eastAsia"/>
-          <w:sz w:val="21"/>
-          <w:szCs w:val="21"/>
-        </w:rPr>
-      </w:pPr>
-      <w:r>
-        <w:rPr>
-          <w:rFonts w:ascii="仿宋" w:eastAsia="仿宋" w:hAnsi="仿宋"/>
-          <w:sz w:val="21"/>
-          <w:szCs w:val="21"/>
-        </w:rPr>
-        <w:t>[9] Ratner A, Bach S, Ehrenberg H, et al. Snorkel: Rapid Training Data Creation with Weak Supervision[J]. Proceedings of the VLDB Endowment, 2017, 11(3): 269-282.</w:t>
-      </w:r>
-    </w:p>
-    <w:p>
-      <w:pPr>
-        <w:spacing w:line="360" w:lineRule="auto"/>
-        <w:rPr>
-          <w:rFonts w:ascii="仿宋" w:eastAsia="仿宋" w:hAnsi="仿宋" w:hint="eastAsia"/>
-          <w:sz w:val="21"/>
-          <w:szCs w:val="21"/>
-        </w:rPr>
-      </w:pPr>
-      <w:r>
-        <w:rPr>
-          <w:rFonts w:ascii="仿宋" w:eastAsia="仿宋" w:hAnsi="仿宋"/>
-          <w:sz w:val="21"/>
-          <w:szCs w:val="21"/>
-        </w:rPr>
-        <w:t>[10] 弱监督学习、代码相似度检测及程序</w:t>
-      </w:r>
-      <w:proofErr w:type="gramStart"/>
-      <w:r>
-        <w:rPr>
-          <w:rFonts w:ascii="仿宋" w:eastAsia="仿宋" w:hAnsi="仿宋"/>
-          <w:sz w:val="21"/>
-          <w:szCs w:val="21"/>
-        </w:rPr>
-        <w:t>查重相关</w:t>
-      </w:r>
-      <w:proofErr w:type="gramEnd"/>
-      <w:r>
-        <w:rPr>
-          <w:rFonts w:ascii="仿宋" w:eastAsia="仿宋" w:hAnsi="仿宋"/>
-          <w:sz w:val="21"/>
-          <w:szCs w:val="21"/>
-        </w:rPr>
-        <w:t>中文文献，后续可继续按学校图书馆数据库补充与替换.</w:t>
+        <w:t>[10] 弱监督学习、代码相似度检测及程序查重相关中文文献，后续可继续按学校图书馆数据库补充与替换.</w:t>
       </w:r>
     </w:p>
     <w:sectPr>
-      <w:footerReference w:type="default" r:id="rId11"/>
+      <w:footerReference w:type="default" r:id="rId17"/>
       <w:footnotePr>
         <w:numFmt w:val="decimalEnclosedCircleChinese"/>
       </w:footnotePr>

--- a/毕业论文_代码相似度检测_格式修订版.docx
+++ b/毕业论文_代码相似度检测_格式修订版.docx
@@ -2,6 +2,1346 @@
 <file path=word/document.xml><?xml version="1.0" encoding="utf-8"?>
 <w:document xmlns:wpc="http://schemas.microsoft.com/office/word/2010/wordprocessingCanvas" xmlns:cx="http://schemas.microsoft.com/office/drawing/2014/chartex" xmlns:cx1="http://schemas.microsoft.com/office/drawing/2015/9/8/chartex" xmlns:cx2="http://schemas.microsoft.com/office/drawing/2015/10/21/chartex" xmlns:cx3="http://schemas.microsoft.com/office/drawing/2016/5/9/chartex" xmlns:cx4="http://schemas.microsoft.com/office/drawing/2016/5/10/chartex" xmlns:cx5="http://schemas.microsoft.com/office/drawing/2016/5/11/chartex" xmlns:cx6="http://schemas.microsoft.com/office/drawing/2016/5/12/chartex" xmlns:cx7="http://schemas.microsoft.com/office/drawing/2016/5/13/chartex" xmlns:cx8="http://schemas.microsoft.com/office/drawing/2016/5/14/chartex" xmlns:mc="http://schemas.openxmlformats.org/markup-compatibility/2006" xmlns:aink="http://schemas.microsoft.com/office/drawing/2016/ink" xmlns:am3d="http://schemas.microsoft.com/office/drawing/2017/model3d" xmlns:o="urn:schemas-microsoft-com:office:office" xmlns:oel="http://schemas.microsoft.com/office/2019/extlst" xmlns:r="http://schemas.openxmlformats.org/officeDocument/2006/relationships" xmlns:m="http://schemas.openxmlformats.org/officeDocument/2006/math" xmlns:v="urn:schemas-microsoft-com:vml" xmlns:wp14="http://schemas.microsoft.com/office/word/2010/wordprocessingDrawing" xmlns:wp="http://schemas.openxmlformats.org/drawingml/2006/wordprocessingDrawing" xmlns:w10="urn:schemas-microsoft-com:office:word" xmlns:w="http://schemas.openxmlformats.org/wordprocessingml/2006/main" xmlns:w14="http://schemas.microsoft.com/office/word/2010/wordml" xmlns:w15="http://schemas.microsoft.com/office/word/2012/wordml" xmlns:w16cex="http://schemas.microsoft.com/office/word/2018/wordml/cex" xmlns:w16cid="http://schemas.microsoft.com/office/word/2016/wordml/cid" xmlns:w16="http://schemas.microsoft.com/office/word/2018/wordml" xmlns:w16du="http://schemas.microsoft.com/office/word/2023/wordml/word16du" xmlns:w16sdtdh="http://schemas.microsoft.com/office/word/2020/wordml/sdtdatahash" xmlns:w16sdtfl="http://schemas.microsoft.com/office/word/2024/wordml/sdtformatlock" xmlns:w16se="http://schemas.microsoft.com/office/word/2015/wordml/symex" xmlns:wpg="http://schemas.microsoft.com/office/word/2010/wordprocessingGroup" xmlns:wpi="http://schemas.microsoft.com/office/word/2010/wordprocessingInk" xmlns:wne="http://schemas.microsoft.com/office/word/2006/wordml" xmlns:wps="http://schemas.microsoft.com/office/word/2010/wordprocessingShape" mc:Ignorable="w14 w15 w16se w16cid w16 w16cex w16sdtdh w16sdtfl w16du wp14">
   <w:body>
+    <w:tbl>
+      <w:tblPr>
+        <w:tblW w:w="9288" w:type="dxa"/>
+        <w:tblLayout w:type="fixed"/>
+        <w:tblLook w:val="0000" w:firstRow="0" w:lastRow="0" w:firstColumn="0" w:lastColumn="0" w:noHBand="0" w:noVBand="0"/>
+      </w:tblPr>
+      <w:tblGrid>
+        <w:gridCol w:w="6408"/>
+        <w:gridCol w:w="2880"/>
+      </w:tblGrid>
+      <w:tr>
+        <w:tc>
+          <w:tcPr>
+            <w:tcW w:w="6408" w:type="dxa"/>
+          </w:tcPr>
+          <w:p>
+            <w:pPr>
+              <w:spacing w:line="480" w:lineRule="exact"/>
+              <w:rPr>
+                <w:rFonts w:ascii="仿宋" w:eastAsia="仿宋" w:hAnsi="仿宋" w:hint="eastAsia"/>
+              </w:rPr>
+            </w:pPr>
+            <w:r>
+              <w:rPr>
+                <w:rFonts w:eastAsia="楷体_GB2312"/>
+                <w:sz w:val="26"/>
+              </w:rPr>
+              <w:t>南京财经大学本科毕业论文</w:t>
+            </w:r>
+            <w:r>
+              <w:rPr>
+                <w:rFonts w:eastAsia="楷体_GB2312"/>
+                <w:sz w:val="26"/>
+              </w:rPr>
+              <w:t xml:space="preserve">     </w:t>
+            </w:r>
+          </w:p>
+        </w:tc>
+        <w:tc>
+          <w:tcPr>
+            <w:tcW w:w="2880" w:type="dxa"/>
+          </w:tcPr>
+          <w:p>
+            <w:pPr>
+              <w:spacing w:line="480" w:lineRule="exact"/>
+              <w:rPr>
+                <w:rFonts w:hint="eastAsia"/>
+              </w:rPr>
+            </w:pPr>
+            <w:r>
+              <w:rPr>
+                <w:rFonts w:eastAsia="楷体_GB2312"/>
+                <w:sz w:val="26"/>
+              </w:rPr>
+              <w:t>学校代码</w:t>
+            </w:r>
+            <w:r>
+              <w:rPr>
+                <w:rFonts w:eastAsia="楷体_GB2312" w:hint="eastAsia"/>
+                <w:sz w:val="26"/>
+              </w:rPr>
+              <w:t>：</w:t>
+            </w:r>
+            <w:r>
+              <w:rPr>
+                <w:rFonts w:eastAsia="楷体_GB2312"/>
+                <w:sz w:val="26"/>
+              </w:rPr>
+              <w:t>10327</w:t>
+            </w:r>
+          </w:p>
+          <w:p>
+            <w:pPr>
+              <w:spacing w:line="480" w:lineRule="exact"/>
+              <w:rPr>
+                <w:rFonts w:eastAsia="楷体_GB2312" w:hint="eastAsia"/>
+              </w:rPr>
+            </w:pPr>
+            <w:r>
+              <w:rPr>
+                <w:rFonts w:eastAsia="楷体_GB2312"/>
+                <w:sz w:val="26"/>
+              </w:rPr>
+              <w:t>学</w:t>
+            </w:r>
+            <w:r>
+              <w:rPr>
+                <w:rFonts w:eastAsia="楷体_GB2312"/>
+                <w:sz w:val="26"/>
+              </w:rPr>
+              <w:t xml:space="preserve">    </w:t>
+            </w:r>
+            <w:r>
+              <w:rPr>
+                <w:rFonts w:eastAsia="楷体_GB2312"/>
+                <w:sz w:val="26"/>
+              </w:rPr>
+              <w:t>号：</w:t>
+            </w:r>
+            <w:r>
+              <w:rPr>
+                <w:rFonts w:eastAsia="楷体_GB2312"/>
+                <w:sz w:val="26"/>
+              </w:rPr>
+              <w:t>2120203389</w:t>
+            </w:r>
+          </w:p>
+        </w:tc>
+      </w:tr>
+    </w:tbl>
+    <w:p>
+      <w:pPr>
+        <w:spacing w:line="560" w:lineRule="exact"/>
+        <w:rPr>
+          <w:rFonts w:hint="eastAsia"/>
+          <w:b/>
+          <w:bCs/>
+          <w:sz w:val="28"/>
+          <w:szCs w:val="28"/>
+        </w:rPr>
+      </w:pPr>
+    </w:p>
+    <w:p>
+      <w:pPr>
+        <w:rPr>
+          <w:rFonts w:hint="eastAsia"/>
+        </w:rPr>
+      </w:pPr>
+      <w:r>
+        <w:rPr>
+          <w:noProof/>
+        </w:rPr>
+        <w:drawing>
+          <wp:anchor distT="0" distB="0" distL="114300" distR="114300" simplePos="0" relativeHeight="251659264" behindDoc="0" locked="0" layoutInCell="1" allowOverlap="1" wp14:anchorId="4A0C030F" wp14:editId="49DE329C">
+            <wp:simplePos x="0" y="0"/>
+            <wp:positionH relativeFrom="column">
+              <wp:posOffset>800100</wp:posOffset>
+            </wp:positionH>
+            <wp:positionV relativeFrom="paragraph">
+              <wp:posOffset>124460</wp:posOffset>
+            </wp:positionV>
+            <wp:extent cx="3931920" cy="1016635"/>
+            <wp:effectExtent l="0" t="0" r="0" b="0"/>
+            <wp:wrapNone/>
+            <wp:docPr id="1950674067" name="图片 1" descr="横校名"/>
+            <wp:cNvGraphicFramePr>
+              <a:graphicFrameLocks xmlns:a="http://schemas.openxmlformats.org/drawingml/2006/main" noChangeAspect="1"/>
+            </wp:cNvGraphicFramePr>
+            <a:graphic xmlns:a="http://schemas.openxmlformats.org/drawingml/2006/main">
+              <a:graphicData uri="http://schemas.openxmlformats.org/drawingml/2006/picture">
+                <pic:pic xmlns:pic="http://schemas.openxmlformats.org/drawingml/2006/picture">
+                  <pic:nvPicPr>
+                    <pic:cNvPr id="0" name="图片 9" descr="横校名"/>
+                    <pic:cNvPicPr>
+                      <a:picLocks noChangeAspect="1" noChangeArrowheads="1"/>
+                    </pic:cNvPicPr>
+                  </pic:nvPicPr>
+                  <pic:blipFill>
+                    <a:blip r:embed="rId8" cstate="print">
+                      <a:extLst>
+                        <a:ext uri="{28A0092B-C50C-407E-A947-70E740481C1C}">
+                          <a14:useLocalDpi xmlns:a14="http://schemas.microsoft.com/office/drawing/2010/main" val="0"/>
+                        </a:ext>
+                      </a:extLst>
+                    </a:blip>
+                    <a:srcRect/>
+                    <a:stretch>
+                      <a:fillRect/>
+                    </a:stretch>
+                  </pic:blipFill>
+                  <pic:spPr bwMode="auto">
+                    <a:xfrm>
+                      <a:off x="0" y="0"/>
+                      <a:ext cx="3931920" cy="1016635"/>
+                    </a:xfrm>
+                    <a:prstGeom prst="rect">
+                      <a:avLst/>
+                    </a:prstGeom>
+                    <a:noFill/>
+                    <a:ln>
+                      <a:noFill/>
+                    </a:ln>
+                  </pic:spPr>
+                </pic:pic>
+              </a:graphicData>
+            </a:graphic>
+            <wp14:sizeRelH relativeFrom="page">
+              <wp14:pctWidth>0</wp14:pctWidth>
+            </wp14:sizeRelH>
+            <wp14:sizeRelV relativeFrom="page">
+              <wp14:pctHeight>0</wp14:pctHeight>
+            </wp14:sizeRelV>
+          </wp:anchor>
+        </w:drawing>
+      </w:r>
+    </w:p>
+    <w:p>
+      <w:pPr>
+        <w:rPr>
+          <w:rFonts w:hint="eastAsia"/>
+        </w:rPr>
+      </w:pPr>
+    </w:p>
+    <w:p>
+      <w:pPr>
+        <w:rPr>
+          <w:rFonts w:hint="eastAsia"/>
+        </w:rPr>
+      </w:pPr>
+    </w:p>
+    <w:p>
+      <w:pPr>
+        <w:rPr>
+          <w:rFonts w:hint="eastAsia"/>
+        </w:rPr>
+      </w:pPr>
+    </w:p>
+    <w:p>
+      <w:pPr>
+        <w:rPr>
+          <w:rFonts w:hint="eastAsia"/>
+        </w:rPr>
+      </w:pPr>
+    </w:p>
+    <w:p>
+      <w:pPr>
+        <w:rPr>
+          <w:rFonts w:hint="eastAsia"/>
+        </w:rPr>
+      </w:pPr>
+    </w:p>
+    <w:p>
+      <w:pPr>
+        <w:rPr>
+          <w:rFonts w:hint="eastAsia"/>
+        </w:rPr>
+      </w:pPr>
+    </w:p>
+    <w:tbl>
+      <w:tblPr>
+        <w:tblpPr w:leftFromText="180" w:rightFromText="180" w:vertAnchor="text" w:horzAnchor="margin" w:tblpX="288" w:tblpY="665"/>
+        <w:tblW w:w="8240" w:type="dxa"/>
+        <w:tblBorders>
+          <w:insideH w:val="single" w:sz="4" w:space="0" w:color="auto"/>
+          <w:insideV w:val="single" w:sz="4" w:space="0" w:color="auto"/>
+        </w:tblBorders>
+        <w:tblLook w:val="0000" w:firstRow="0" w:lastRow="0" w:firstColumn="0" w:lastColumn="0" w:noHBand="0" w:noVBand="0"/>
+      </w:tblPr>
+      <w:tblGrid>
+        <w:gridCol w:w="8240"/>
+      </w:tblGrid>
+      <w:tr>
+        <w:tc>
+          <w:tcPr>
+            <w:tcW w:w="8240" w:type="dxa"/>
+          </w:tcPr>
+          <w:p>
+            <w:pPr>
+              <w:jc w:val="center"/>
+              <w:rPr>
+                <w:rFonts w:ascii="楷体_GB2312" w:eastAsia="楷体_GB2312" w:hint="eastAsia"/>
+                <w:b/>
+                <w:spacing w:val="60"/>
+                <w:sz w:val="60"/>
+                <w:szCs w:val="52"/>
+              </w:rPr>
+            </w:pPr>
+            <w:r>
+              <w:rPr>
+                <w:rFonts w:ascii="楷体_GB2312" w:eastAsia="楷体_GB2312"/>
+                <w:b/>
+                <w:spacing w:val="60"/>
+                <w:sz w:val="60"/>
+                <w:szCs w:val="52"/>
+              </w:rPr>
+              <w:t xml:space="preserve">  </w:t>
+            </w:r>
+            <w:r>
+              <w:rPr>
+                <w:rFonts w:ascii="楷体_GB2312" w:eastAsia="楷体_GB2312" w:hint="eastAsia"/>
+                <w:b/>
+                <w:spacing w:val="60"/>
+                <w:sz w:val="60"/>
+                <w:szCs w:val="52"/>
+              </w:rPr>
+              <w:t xml:space="preserve"> 本科毕业论文</w:t>
+            </w:r>
+          </w:p>
+        </w:tc>
+      </w:tr>
+    </w:tbl>
+    <w:p>
+      <w:pPr>
+        <w:rPr>
+          <w:rFonts w:hint="eastAsia"/>
+        </w:rPr>
+      </w:pPr>
+    </w:p>
+    <w:tbl>
+      <w:tblPr>
+        <w:tblpPr w:leftFromText="180" w:rightFromText="180" w:vertAnchor="text" w:horzAnchor="margin" w:tblpXSpec="center" w:tblpY="2010"/>
+        <w:tblW w:w="9009" w:type="dxa"/>
+        <w:tblLook w:val="0000" w:firstRow="0" w:lastRow="0" w:firstColumn="0" w:lastColumn="0" w:noHBand="0" w:noVBand="0"/>
+      </w:tblPr>
+      <w:tblGrid>
+        <w:gridCol w:w="2407"/>
+        <w:gridCol w:w="6602"/>
+      </w:tblGrid>
+      <w:tr>
+        <w:trPr>
+          <w:trHeight w:val="682"/>
+        </w:trPr>
+        <w:tc>
+          <w:tcPr>
+            <w:tcW w:w="2407" w:type="dxa"/>
+            <w:tcMar>
+              <w:right w:w="0" w:type="dxa"/>
+            </w:tcMar>
+          </w:tcPr>
+          <w:p>
+            <w:pPr>
+              <w:tabs>
+                <w:tab w:val="center" w:pos="1599"/>
+                <w:tab w:val="right" w:pos="2899"/>
+              </w:tabs>
+              <w:ind w:firstLineChars="250" w:firstLine="703"/>
+              <w:rPr>
+                <w:rFonts w:eastAsia="仿宋" w:hint="eastAsia"/>
+                <w:b/>
+                <w:sz w:val="28"/>
+                <w:szCs w:val="28"/>
+              </w:rPr>
+            </w:pPr>
+            <w:r>
+              <w:rPr>
+                <w:rFonts w:eastAsia="仿宋" w:hAnsi="仿宋"/>
+                <w:b/>
+                <w:sz w:val="28"/>
+                <w:szCs w:val="28"/>
+              </w:rPr>
+              <w:t>中文题目：</w:t>
+            </w:r>
+          </w:p>
+        </w:tc>
+        <w:tc>
+          <w:tcPr>
+            <w:tcW w:w="6602" w:type="dxa"/>
+            <w:tcMar>
+              <w:left w:w="0" w:type="dxa"/>
+            </w:tcMar>
+          </w:tcPr>
+          <w:p>
+            <w:pPr>
+              <w:jc w:val="center"/>
+              <w:outlineLvl w:val="0"/>
+              <w:rPr>
+                <w:rFonts w:ascii="仿宋" w:eastAsia="仿宋" w:hAnsi="仿宋" w:cs="宋体"/>
+                <w:b/>
+                <w:sz w:val="28"/>
+                <w:szCs w:val="28"/>
+                <w:u w:val="single"/>
+              </w:rPr>
+            </w:pPr>
+            <w:bookmarkStart w:id="0" w:name="_Toc227917756"/>
+            <w:r>
+              <w:rPr>
+                <w:rFonts w:ascii="仿宋" w:eastAsia="仿宋" w:hAnsi="仿宋" w:cs="宋体" w:hint="eastAsia"/>
+                <w:b/>
+                <w:sz w:val="28"/>
+                <w:szCs w:val="28"/>
+                <w:u w:val="single"/>
+              </w:rPr>
+              <w:t>基于弱监督训练建模的本科代码相似度</w:t>
+            </w:r>
+            <w:bookmarkEnd w:id="0"/>
+          </w:p>
+          <w:p>
+            <w:pPr>
+              <w:jc w:val="center"/>
+              <w:outlineLvl w:val="0"/>
+              <w:rPr>
+                <w:rFonts w:ascii="仿宋" w:eastAsia="仿宋" w:hAnsi="仿宋" w:cs="宋体" w:hint="eastAsia"/>
+                <w:b/>
+                <w:sz w:val="28"/>
+                <w:szCs w:val="28"/>
+                <w:u w:val="single"/>
+              </w:rPr>
+            </w:pPr>
+            <w:bookmarkStart w:id="1" w:name="_Toc227917757"/>
+            <w:r>
+              <w:rPr>
+                <w:rFonts w:ascii="仿宋" w:eastAsia="仿宋" w:hAnsi="仿宋" w:cs="宋体" w:hint="eastAsia"/>
+                <w:b/>
+                <w:sz w:val="28"/>
+                <w:szCs w:val="28"/>
+                <w:u w:val="single"/>
+              </w:rPr>
+              <w:t>检测算法设计与实现</w:t>
+            </w:r>
+            <w:bookmarkEnd w:id="1"/>
+          </w:p>
+        </w:tc>
+      </w:tr>
+      <w:tr>
+        <w:trPr>
+          <w:trHeight w:val="682"/>
+        </w:trPr>
+        <w:tc>
+          <w:tcPr>
+            <w:tcW w:w="2407" w:type="dxa"/>
+            <w:tcMar>
+              <w:right w:w="0" w:type="dxa"/>
+            </w:tcMar>
+          </w:tcPr>
+          <w:p>
+            <w:pPr>
+              <w:tabs>
+                <w:tab w:val="center" w:pos="1599"/>
+                <w:tab w:val="right" w:pos="2899"/>
+              </w:tabs>
+              <w:ind w:firstLineChars="250" w:firstLine="703"/>
+              <w:rPr>
+                <w:rFonts w:eastAsia="仿宋" w:hint="eastAsia"/>
+                <w:b/>
+                <w:sz w:val="28"/>
+                <w:szCs w:val="28"/>
+              </w:rPr>
+            </w:pPr>
+            <w:r>
+              <w:rPr>
+                <w:rFonts w:eastAsia="仿宋" w:hAnsi="仿宋"/>
+                <w:b/>
+                <w:sz w:val="28"/>
+                <w:szCs w:val="28"/>
+              </w:rPr>
+              <w:t>英文题目：</w:t>
+            </w:r>
+            <w:r>
+              <w:rPr>
+                <w:rFonts w:eastAsia="仿宋"/>
+                <w:b/>
+                <w:sz w:val="28"/>
+                <w:szCs w:val="28"/>
+              </w:rPr>
+              <w:t xml:space="preserve">          </w:t>
+            </w:r>
+          </w:p>
+        </w:tc>
+        <w:tc>
+          <w:tcPr>
+            <w:tcW w:w="6602" w:type="dxa"/>
+            <w:tcMar>
+              <w:left w:w="0" w:type="dxa"/>
+            </w:tcMar>
+          </w:tcPr>
+          <w:p>
+            <w:pPr>
+              <w:jc w:val="center"/>
+              <w:rPr>
+                <w:rFonts w:ascii="宋体" w:hAnsi="宋体" w:cs="宋体" w:hint="eastAsia"/>
+                <w:b/>
+                <w:sz w:val="30"/>
+                <w:szCs w:val="30"/>
+                <w:u w:val="single"/>
+              </w:rPr>
+            </w:pPr>
+            <w:r>
+              <w:rPr>
+                <w:rFonts w:ascii="仿宋" w:eastAsia="仿宋" w:hAnsi="仿宋" w:cs="宋体"/>
+                <w:bCs/>
+                <w:sz w:val="30"/>
+                <w:szCs w:val="30"/>
+                <w:u w:val="single"/>
+              </w:rPr>
+              <w:t>Design and Implementation of Undergraduate Code Similarity Detection Based on Weakly Supervised Training</w:t>
+            </w:r>
+          </w:p>
+        </w:tc>
+      </w:tr>
+      <w:tr>
+        <w:trPr>
+          <w:trHeight w:val="682"/>
+        </w:trPr>
+        <w:tc>
+          <w:tcPr>
+            <w:tcW w:w="2407" w:type="dxa"/>
+            <w:tcMar>
+              <w:right w:w="0" w:type="dxa"/>
+            </w:tcMar>
+          </w:tcPr>
+          <w:p>
+            <w:pPr>
+              <w:tabs>
+                <w:tab w:val="center" w:pos="1599"/>
+                <w:tab w:val="right" w:pos="2899"/>
+              </w:tabs>
+              <w:ind w:firstLineChars="250" w:firstLine="703"/>
+              <w:rPr>
+                <w:rFonts w:eastAsia="仿宋" w:hint="eastAsia"/>
+                <w:b/>
+                <w:sz w:val="28"/>
+                <w:szCs w:val="28"/>
+              </w:rPr>
+            </w:pPr>
+            <w:r>
+              <w:rPr>
+                <w:rFonts w:eastAsia="仿宋" w:hAnsi="仿宋"/>
+                <w:b/>
+                <w:sz w:val="28"/>
+                <w:szCs w:val="28"/>
+              </w:rPr>
+              <w:t>所在院系：</w:t>
+            </w:r>
+            <w:r>
+              <w:rPr>
+                <w:rFonts w:eastAsia="仿宋"/>
+                <w:b/>
+                <w:sz w:val="28"/>
+                <w:szCs w:val="28"/>
+              </w:rPr>
+              <w:t xml:space="preserve">         </w:t>
+            </w:r>
+          </w:p>
+        </w:tc>
+        <w:tc>
+          <w:tcPr>
+            <w:tcW w:w="6602" w:type="dxa"/>
+            <w:tcMar>
+              <w:left w:w="0" w:type="dxa"/>
+            </w:tcMar>
+          </w:tcPr>
+          <w:p>
+            <w:pPr>
+              <w:outlineLvl w:val="0"/>
+              <w:rPr>
+                <w:rFonts w:ascii="宋体" w:hAnsi="宋体" w:cs="宋体" w:hint="eastAsia"/>
+                <w:b/>
+                <w:sz w:val="30"/>
+                <w:szCs w:val="30"/>
+                <w:u w:val="single"/>
+              </w:rPr>
+            </w:pPr>
+            <w:r>
+              <w:rPr>
+                <w:rFonts w:ascii="宋体" w:hAnsi="宋体" w:cs="宋体" w:hint="eastAsia"/>
+                <w:b/>
+                <w:sz w:val="30"/>
+                <w:szCs w:val="30"/>
+                <w:u w:val="single"/>
+              </w:rPr>
+              <w:t xml:space="preserve">           </w:t>
+            </w:r>
+            <w:bookmarkStart w:id="2" w:name="_Toc166856670"/>
+            <w:bookmarkStart w:id="3" w:name="_Toc227917165"/>
+            <w:bookmarkStart w:id="4" w:name="_Toc227917758"/>
+            <w:r>
+              <w:rPr>
+                <w:rFonts w:ascii="仿宋" w:eastAsia="仿宋" w:hAnsi="仿宋" w:cs="宋体" w:hint="eastAsia"/>
+                <w:bCs/>
+                <w:sz w:val="28"/>
+                <w:szCs w:val="28"/>
+                <w:u w:val="single"/>
+              </w:rPr>
+              <w:t>信息工程学院</w:t>
+            </w:r>
+            <w:bookmarkEnd w:id="2"/>
+            <w:bookmarkEnd w:id="3"/>
+            <w:bookmarkEnd w:id="4"/>
+            <w:r>
+              <w:rPr>
+                <w:rFonts w:ascii="仿宋" w:eastAsia="仿宋" w:hAnsi="仿宋" w:cs="宋体" w:hint="eastAsia"/>
+                <w:bCs/>
+                <w:sz w:val="28"/>
+                <w:szCs w:val="28"/>
+                <w:u w:val="single"/>
+              </w:rPr>
+              <w:t xml:space="preserve"> </w:t>
+            </w:r>
+            <w:r>
+              <w:rPr>
+                <w:rFonts w:ascii="宋体" w:hAnsi="宋体" w:cs="宋体" w:hint="eastAsia"/>
+                <w:b/>
+                <w:sz w:val="30"/>
+                <w:szCs w:val="30"/>
+                <w:u w:val="single"/>
+              </w:rPr>
+              <w:t xml:space="preserve">             </w:t>
+            </w:r>
+          </w:p>
+        </w:tc>
+      </w:tr>
+      <w:tr>
+        <w:trPr>
+          <w:trHeight w:val="682"/>
+        </w:trPr>
+        <w:tc>
+          <w:tcPr>
+            <w:tcW w:w="2407" w:type="dxa"/>
+            <w:tcMar>
+              <w:right w:w="0" w:type="dxa"/>
+            </w:tcMar>
+          </w:tcPr>
+          <w:p>
+            <w:pPr>
+              <w:tabs>
+                <w:tab w:val="center" w:pos="1599"/>
+                <w:tab w:val="right" w:pos="2899"/>
+              </w:tabs>
+              <w:ind w:firstLineChars="250" w:firstLine="703"/>
+              <w:rPr>
+                <w:rFonts w:eastAsia="仿宋" w:hint="eastAsia"/>
+                <w:b/>
+                <w:sz w:val="28"/>
+                <w:szCs w:val="28"/>
+              </w:rPr>
+            </w:pPr>
+            <w:r>
+              <w:rPr>
+                <w:rFonts w:eastAsia="仿宋" w:hAnsi="仿宋"/>
+                <w:b/>
+                <w:sz w:val="28"/>
+                <w:szCs w:val="28"/>
+              </w:rPr>
+              <w:t>专业班级：</w:t>
+            </w:r>
+            <w:r>
+              <w:rPr>
+                <w:rFonts w:eastAsia="仿宋"/>
+                <w:b/>
+                <w:sz w:val="28"/>
+                <w:szCs w:val="28"/>
+              </w:rPr>
+              <w:t xml:space="preserve">          </w:t>
+            </w:r>
+          </w:p>
+        </w:tc>
+        <w:tc>
+          <w:tcPr>
+            <w:tcW w:w="6602" w:type="dxa"/>
+            <w:tcMar>
+              <w:left w:w="0" w:type="dxa"/>
+            </w:tcMar>
+          </w:tcPr>
+          <w:p>
+            <w:pPr>
+              <w:outlineLvl w:val="0"/>
+              <w:rPr>
+                <w:rFonts w:ascii="宋体" w:hAnsi="宋体" w:cs="宋体" w:hint="eastAsia"/>
+                <w:b/>
+                <w:sz w:val="30"/>
+                <w:szCs w:val="30"/>
+                <w:u w:val="single"/>
+              </w:rPr>
+            </w:pPr>
+            <w:r>
+              <w:rPr>
+                <w:rFonts w:ascii="宋体" w:hAnsi="宋体" w:cs="宋体" w:hint="eastAsia"/>
+                <w:b/>
+                <w:sz w:val="30"/>
+                <w:szCs w:val="30"/>
+                <w:u w:val="single"/>
+              </w:rPr>
+              <w:t xml:space="preserve">          </w:t>
+            </w:r>
+            <w:bookmarkStart w:id="5" w:name="_Toc166856671"/>
+            <w:bookmarkStart w:id="6" w:name="_Toc227917166"/>
+            <w:bookmarkStart w:id="7" w:name="_Toc227917759"/>
+            <w:r>
+              <w:rPr>
+                <w:rFonts w:ascii="仿宋" w:eastAsia="仿宋" w:hAnsi="仿宋" w:cs="宋体" w:hint="eastAsia"/>
+                <w:bCs/>
+                <w:sz w:val="28"/>
+                <w:szCs w:val="28"/>
+                <w:u w:val="single"/>
+              </w:rPr>
+              <w:t>物联网</w:t>
+            </w:r>
+            <w:r>
+              <w:rPr>
+                <w:rFonts w:ascii="仿宋" w:eastAsia="仿宋" w:hAnsi="仿宋" w:cs="宋体" w:hint="eastAsia"/>
+                <w:bCs/>
+                <w:sz w:val="28"/>
+                <w:szCs w:val="28"/>
+                <w:u w:val="single"/>
+              </w:rPr>
+              <w:t>工程</w:t>
+            </w:r>
+            <w:r>
+              <w:rPr>
+                <w:rFonts w:ascii="仿宋" w:eastAsia="仿宋" w:hAnsi="仿宋" w:cs="宋体" w:hint="eastAsia"/>
+                <w:bCs/>
+                <w:sz w:val="28"/>
+                <w:szCs w:val="28"/>
+                <w:u w:val="single"/>
+              </w:rPr>
+              <w:t>2001</w:t>
+            </w:r>
+            <w:bookmarkEnd w:id="5"/>
+            <w:bookmarkEnd w:id="6"/>
+            <w:bookmarkEnd w:id="7"/>
+            <w:r>
+              <w:rPr>
+                <w:rFonts w:ascii="宋体" w:hAnsi="宋体" w:cs="宋体" w:hint="eastAsia"/>
+                <w:b/>
+                <w:sz w:val="30"/>
+                <w:szCs w:val="30"/>
+                <w:u w:val="single"/>
+              </w:rPr>
+              <w:t xml:space="preserve">             </w:t>
+            </w:r>
+          </w:p>
+        </w:tc>
+      </w:tr>
+      <w:tr>
+        <w:trPr>
+          <w:trHeight w:val="682"/>
+        </w:trPr>
+        <w:tc>
+          <w:tcPr>
+            <w:tcW w:w="2407" w:type="dxa"/>
+            <w:tcMar>
+              <w:right w:w="0" w:type="dxa"/>
+            </w:tcMar>
+          </w:tcPr>
+          <w:p>
+            <w:pPr>
+              <w:tabs>
+                <w:tab w:val="center" w:pos="1599"/>
+                <w:tab w:val="right" w:pos="2899"/>
+              </w:tabs>
+              <w:ind w:firstLineChars="250" w:firstLine="703"/>
+              <w:rPr>
+                <w:rFonts w:eastAsia="仿宋" w:hint="eastAsia"/>
+                <w:b/>
+                <w:sz w:val="28"/>
+                <w:szCs w:val="28"/>
+              </w:rPr>
+            </w:pPr>
+            <w:r>
+              <w:rPr>
+                <w:rFonts w:eastAsia="仿宋" w:hAnsi="仿宋"/>
+                <w:b/>
+                <w:sz w:val="28"/>
+                <w:szCs w:val="28"/>
+              </w:rPr>
+              <w:t>学生姓名：</w:t>
+            </w:r>
+          </w:p>
+        </w:tc>
+        <w:tc>
+          <w:tcPr>
+            <w:tcW w:w="6602" w:type="dxa"/>
+            <w:tcMar>
+              <w:left w:w="0" w:type="dxa"/>
+            </w:tcMar>
+          </w:tcPr>
+          <w:p>
+            <w:pPr>
+              <w:outlineLvl w:val="0"/>
+              <w:rPr>
+                <w:rFonts w:ascii="宋体" w:hAnsi="宋体" w:cs="宋体" w:hint="eastAsia"/>
+                <w:b/>
+                <w:sz w:val="30"/>
+                <w:szCs w:val="30"/>
+                <w:u w:val="single"/>
+              </w:rPr>
+            </w:pPr>
+            <w:r>
+              <w:rPr>
+                <w:rFonts w:ascii="宋体" w:hAnsi="宋体" w:cs="宋体" w:hint="eastAsia"/>
+                <w:b/>
+                <w:sz w:val="30"/>
+                <w:szCs w:val="30"/>
+                <w:u w:val="single"/>
+              </w:rPr>
+              <w:t xml:space="preserve">             </w:t>
+            </w:r>
+            <w:bookmarkStart w:id="8" w:name="_Toc166856672"/>
+            <w:bookmarkStart w:id="9" w:name="_Toc227917167"/>
+            <w:bookmarkStart w:id="10" w:name="_Toc227917760"/>
+            <w:proofErr w:type="gramStart"/>
+            <w:r>
+              <w:rPr>
+                <w:rFonts w:ascii="仿宋" w:eastAsia="仿宋" w:hAnsi="仿宋" w:cs="宋体" w:hint="eastAsia"/>
+                <w:bCs/>
+                <w:sz w:val="28"/>
+                <w:szCs w:val="28"/>
+                <w:u w:val="single"/>
+              </w:rPr>
+              <w:t>李嘉涛</w:t>
+            </w:r>
+            <w:bookmarkEnd w:id="8"/>
+            <w:bookmarkEnd w:id="9"/>
+            <w:bookmarkEnd w:id="10"/>
+            <w:proofErr w:type="gramEnd"/>
+            <w:r>
+              <w:rPr>
+                <w:rFonts w:ascii="仿宋" w:eastAsia="仿宋" w:hAnsi="仿宋" w:cs="宋体" w:hint="eastAsia"/>
+                <w:bCs/>
+                <w:sz w:val="28"/>
+                <w:szCs w:val="28"/>
+                <w:u w:val="single"/>
+              </w:rPr>
+              <w:t xml:space="preserve"> </w:t>
+            </w:r>
+            <w:r>
+              <w:rPr>
+                <w:rFonts w:ascii="宋体" w:hAnsi="宋体" w:cs="宋体" w:hint="eastAsia"/>
+                <w:b/>
+                <w:sz w:val="30"/>
+                <w:szCs w:val="30"/>
+                <w:u w:val="single"/>
+              </w:rPr>
+              <w:t xml:space="preserve">                </w:t>
+            </w:r>
+          </w:p>
+        </w:tc>
+      </w:tr>
+      <w:tr>
+        <w:trPr>
+          <w:trHeight w:val="682"/>
+        </w:trPr>
+        <w:tc>
+          <w:tcPr>
+            <w:tcW w:w="2407" w:type="dxa"/>
+            <w:tcMar>
+              <w:right w:w="0" w:type="dxa"/>
+            </w:tcMar>
+          </w:tcPr>
+          <w:p>
+            <w:pPr>
+              <w:tabs>
+                <w:tab w:val="center" w:pos="1599"/>
+                <w:tab w:val="right" w:pos="2899"/>
+              </w:tabs>
+              <w:ind w:firstLineChars="250" w:firstLine="703"/>
+              <w:rPr>
+                <w:rFonts w:eastAsia="仿宋" w:hAnsi="仿宋" w:hint="eastAsia"/>
+                <w:b/>
+                <w:sz w:val="28"/>
+                <w:szCs w:val="28"/>
+              </w:rPr>
+            </w:pPr>
+            <w:r>
+              <w:rPr>
+                <w:rFonts w:eastAsia="仿宋" w:hAnsi="仿宋" w:hint="eastAsia"/>
+                <w:b/>
+                <w:sz w:val="28"/>
+                <w:szCs w:val="28"/>
+              </w:rPr>
+              <w:t>校内导师：</w:t>
+            </w:r>
+          </w:p>
+        </w:tc>
+        <w:tc>
+          <w:tcPr>
+            <w:tcW w:w="6602" w:type="dxa"/>
+            <w:tcMar>
+              <w:left w:w="0" w:type="dxa"/>
+            </w:tcMar>
+          </w:tcPr>
+          <w:p>
+            <w:pPr>
+              <w:outlineLvl w:val="0"/>
+              <w:rPr>
+                <w:rFonts w:ascii="宋体" w:hAnsi="宋体" w:cs="宋体" w:hint="eastAsia"/>
+                <w:b/>
+                <w:sz w:val="30"/>
+                <w:szCs w:val="30"/>
+                <w:u w:val="single"/>
+              </w:rPr>
+            </w:pPr>
+            <w:r>
+              <w:rPr>
+                <w:rFonts w:ascii="宋体" w:hAnsi="宋体" w:cs="宋体" w:hint="eastAsia"/>
+                <w:b/>
+                <w:sz w:val="30"/>
+                <w:szCs w:val="30"/>
+                <w:u w:val="single"/>
+              </w:rPr>
+              <w:t xml:space="preserve">             </w:t>
+            </w:r>
+            <w:bookmarkStart w:id="11" w:name="_Toc166856673"/>
+            <w:bookmarkStart w:id="12" w:name="_Toc227917168"/>
+            <w:bookmarkStart w:id="13" w:name="_Toc227917761"/>
+            <w:r>
+              <w:rPr>
+                <w:rFonts w:ascii="仿宋" w:eastAsia="仿宋" w:hAnsi="仿宋" w:cs="宋体" w:hint="eastAsia"/>
+                <w:bCs/>
+                <w:sz w:val="28"/>
+                <w:szCs w:val="28"/>
+                <w:u w:val="single"/>
+              </w:rPr>
+              <w:t>赵庆华</w:t>
+            </w:r>
+            <w:bookmarkEnd w:id="11"/>
+            <w:bookmarkEnd w:id="12"/>
+            <w:bookmarkEnd w:id="13"/>
+            <w:r>
+              <w:rPr>
+                <w:rFonts w:ascii="仿宋" w:eastAsia="仿宋" w:hAnsi="仿宋" w:cs="宋体" w:hint="eastAsia"/>
+                <w:bCs/>
+                <w:sz w:val="28"/>
+                <w:szCs w:val="28"/>
+                <w:u w:val="single"/>
+              </w:rPr>
+              <w:t xml:space="preserve"> </w:t>
+            </w:r>
+            <w:r>
+              <w:rPr>
+                <w:rFonts w:ascii="宋体" w:hAnsi="宋体" w:cs="宋体" w:hint="eastAsia"/>
+                <w:b/>
+                <w:sz w:val="30"/>
+                <w:szCs w:val="30"/>
+                <w:u w:val="single"/>
+              </w:rPr>
+              <w:t xml:space="preserve">                </w:t>
+            </w:r>
+          </w:p>
+        </w:tc>
+      </w:tr>
+      <w:tr>
+        <w:trPr>
+          <w:trHeight w:val="682"/>
+        </w:trPr>
+        <w:tc>
+          <w:tcPr>
+            <w:tcW w:w="2407" w:type="dxa"/>
+            <w:tcMar>
+              <w:right w:w="0" w:type="dxa"/>
+            </w:tcMar>
+          </w:tcPr>
+          <w:p>
+            <w:pPr>
+              <w:tabs>
+                <w:tab w:val="center" w:pos="1599"/>
+                <w:tab w:val="right" w:pos="2899"/>
+              </w:tabs>
+              <w:ind w:firstLineChars="250" w:firstLine="703"/>
+              <w:rPr>
+                <w:rFonts w:eastAsia="仿宋" w:hAnsi="仿宋" w:hint="eastAsia"/>
+                <w:b/>
+                <w:sz w:val="28"/>
+                <w:szCs w:val="28"/>
+              </w:rPr>
+            </w:pPr>
+            <w:r>
+              <w:rPr>
+                <w:rFonts w:eastAsia="仿宋" w:hAnsi="仿宋" w:hint="eastAsia"/>
+                <w:b/>
+                <w:sz w:val="28"/>
+                <w:szCs w:val="28"/>
+              </w:rPr>
+              <w:t>校外导</w:t>
+            </w:r>
+            <w:r>
+              <w:rPr>
+                <w:rFonts w:eastAsia="仿宋" w:hAnsi="仿宋"/>
+                <w:b/>
+                <w:sz w:val="28"/>
+                <w:szCs w:val="28"/>
+              </w:rPr>
+              <w:t>师：</w:t>
+            </w:r>
+          </w:p>
+        </w:tc>
+        <w:tc>
+          <w:tcPr>
+            <w:tcW w:w="6602" w:type="dxa"/>
+            <w:tcMar>
+              <w:left w:w="0" w:type="dxa"/>
+            </w:tcMar>
+          </w:tcPr>
+          <w:p>
+            <w:pPr>
+              <w:rPr>
+                <w:rFonts w:ascii="宋体" w:hAnsi="宋体" w:cs="宋体" w:hint="eastAsia"/>
+                <w:sz w:val="30"/>
+                <w:szCs w:val="30"/>
+              </w:rPr>
+            </w:pPr>
+            <w:r>
+              <w:rPr>
+                <w:rFonts w:ascii="宋体" w:hAnsi="宋体" w:cs="宋体" w:hint="eastAsia"/>
+                <w:b/>
+                <w:sz w:val="30"/>
+                <w:szCs w:val="30"/>
+                <w:u w:val="single"/>
+              </w:rPr>
+              <w:t xml:space="preserve">              </w:t>
+            </w:r>
+            <w:r>
+              <w:rPr>
+                <w:rFonts w:eastAsia="仿宋" w:hAnsi="仿宋" w:hint="eastAsia"/>
+                <w:b/>
+                <w:sz w:val="28"/>
+                <w:szCs w:val="28"/>
+              </w:rPr>
+              <w:t>单位</w:t>
+            </w:r>
+            <w:r>
+              <w:rPr>
+                <w:rFonts w:ascii="宋体" w:hAnsi="宋体" w:cs="宋体" w:hint="eastAsia"/>
+                <w:b/>
+                <w:sz w:val="30"/>
+                <w:szCs w:val="30"/>
+              </w:rPr>
+              <w:t>：</w:t>
+            </w:r>
+            <w:r>
+              <w:rPr>
+                <w:rFonts w:ascii="宋体" w:hAnsi="宋体" w:cs="宋体" w:hint="eastAsia"/>
+                <w:b/>
+                <w:sz w:val="30"/>
+                <w:szCs w:val="30"/>
+                <w:u w:val="single"/>
+              </w:rPr>
+              <w:t xml:space="preserve">                </w:t>
+            </w:r>
+          </w:p>
+        </w:tc>
+      </w:tr>
+      <w:tr>
+        <w:trPr>
+          <w:trHeight w:val="682"/>
+        </w:trPr>
+        <w:tc>
+          <w:tcPr>
+            <w:tcW w:w="2407" w:type="dxa"/>
+            <w:tcMar>
+              <w:right w:w="0" w:type="dxa"/>
+            </w:tcMar>
+          </w:tcPr>
+          <w:p>
+            <w:pPr>
+              <w:tabs>
+                <w:tab w:val="center" w:pos="1599"/>
+                <w:tab w:val="right" w:pos="2899"/>
+              </w:tabs>
+              <w:ind w:firstLineChars="250" w:firstLine="703"/>
+              <w:rPr>
+                <w:rFonts w:eastAsia="仿宋" w:hint="eastAsia"/>
+                <w:b/>
+                <w:sz w:val="28"/>
+                <w:szCs w:val="28"/>
+              </w:rPr>
+            </w:pPr>
+          </w:p>
+        </w:tc>
+        <w:tc>
+          <w:tcPr>
+            <w:tcW w:w="6602" w:type="dxa"/>
+            <w:tcMar>
+              <w:left w:w="0" w:type="dxa"/>
+            </w:tcMar>
+          </w:tcPr>
+          <w:p>
+            <w:pPr>
+              <w:jc w:val="center"/>
+              <w:rPr>
+                <w:rFonts w:ascii="黑体" w:eastAsia="黑体" w:hint="eastAsia"/>
+                <w:sz w:val="32"/>
+                <w:szCs w:val="32"/>
+              </w:rPr>
+            </w:pPr>
+          </w:p>
+          <w:p>
+            <w:pPr>
+              <w:ind w:firstLineChars="300" w:firstLine="960"/>
+              <w:rPr>
+                <w:rFonts w:ascii="黑体" w:eastAsia="黑体" w:hint="eastAsia"/>
+                <w:sz w:val="32"/>
+                <w:szCs w:val="32"/>
+              </w:rPr>
+            </w:pPr>
+            <w:r>
+              <w:rPr>
+                <w:rFonts w:ascii="黑体" w:eastAsia="黑体" w:hint="eastAsia"/>
+                <w:sz w:val="32"/>
+                <w:szCs w:val="32"/>
+              </w:rPr>
+              <w:t xml:space="preserve">二零二四 年 五 </w:t>
+            </w:r>
+            <w:r>
+              <w:rPr>
+                <w:rFonts w:ascii="黑体" w:eastAsia="黑体" w:hint="eastAsia"/>
+                <w:sz w:val="32"/>
+                <w:szCs w:val="32"/>
+              </w:rPr>
+              <w:t>月</w:t>
+            </w:r>
+          </w:p>
+        </w:tc>
+      </w:tr>
+    </w:tbl>
+    <w:p>
+      <w:pPr>
+        <w:spacing w:line="700" w:lineRule="exact"/>
+        <w:ind w:firstLineChars="200" w:firstLine="600"/>
+        <w:rPr>
+          <w:rFonts w:ascii="仿宋" w:eastAsia="仿宋" w:hAnsi="仿宋" w:cs="Arial" w:hint="eastAsia"/>
+          <w:sz w:val="30"/>
+          <w:szCs w:val="30"/>
+        </w:rPr>
+      </w:pPr>
+    </w:p>
+    <w:p>
+      <w:pPr>
+        <w:spacing w:line="700" w:lineRule="exact"/>
+        <w:jc w:val="center"/>
+        <w:rPr>
+          <w:rFonts w:ascii="黑体" w:eastAsia="黑体" w:hAnsi="黑体" w:hint="eastAsia"/>
+          <w:b/>
+          <w:bCs/>
+          <w:sz w:val="44"/>
+          <w:szCs w:val="44"/>
+        </w:rPr>
+      </w:pPr>
+    </w:p>
+    <w:p>
+      <w:pPr>
+        <w:spacing w:line="700" w:lineRule="exact"/>
+        <w:jc w:val="center"/>
+        <w:rPr>
+          <w:rFonts w:ascii="黑体" w:eastAsia="黑体" w:hAnsi="黑体" w:hint="eastAsia"/>
+          <w:b/>
+          <w:bCs/>
+          <w:sz w:val="44"/>
+          <w:szCs w:val="44"/>
+        </w:rPr>
+      </w:pPr>
+      <w:r>
+        <w:rPr>
+          <w:rFonts w:ascii="黑体" w:eastAsia="黑体" w:hAnsi="黑体" w:hint="eastAsia"/>
+          <w:b/>
+          <w:bCs/>
+          <w:sz w:val="44"/>
+          <w:szCs w:val="44"/>
+        </w:rPr>
+        <w:t>学位论文（设计）原创声明</w:t>
+      </w:r>
+    </w:p>
+    <w:p>
+      <w:pPr>
+        <w:spacing w:line="700" w:lineRule="exact"/>
+        <w:jc w:val="center"/>
+        <w:rPr>
+          <w:rFonts w:ascii="仿宋" w:eastAsia="仿宋" w:hAnsi="仿宋" w:cs="Arial" w:hint="eastAsia"/>
+          <w:sz w:val="30"/>
+          <w:szCs w:val="30"/>
+        </w:rPr>
+      </w:pPr>
+    </w:p>
+    <w:p>
+      <w:pPr>
+        <w:spacing w:line="700" w:lineRule="exact"/>
+        <w:ind w:firstLineChars="200" w:firstLine="600"/>
+        <w:rPr>
+          <w:rFonts w:ascii="仿宋" w:eastAsia="仿宋" w:hAnsi="仿宋" w:cs="Arial" w:hint="eastAsia"/>
+          <w:sz w:val="30"/>
+          <w:szCs w:val="30"/>
+        </w:rPr>
+      </w:pPr>
+      <w:r>
+        <w:rPr>
+          <w:rFonts w:ascii="仿宋" w:eastAsia="仿宋" w:hAnsi="仿宋" w:cs="Arial" w:hint="eastAsia"/>
+          <w:sz w:val="30"/>
+          <w:szCs w:val="30"/>
+        </w:rPr>
+        <w:t>本论文是我个人在导师指导下进行的研究工作及取得的研究成果。论文中除了特别加以标注和致谢的地方外，不包含其他人或其它机构已经发表或撰写过的研究成果。其他同志对本研究的启发和所做的贡献均已在论文中作了明确的声明并表示了谢意。</w:t>
+      </w:r>
+    </w:p>
+    <w:p>
+      <w:pPr>
+        <w:spacing w:line="312" w:lineRule="auto"/>
+        <w:rPr>
+          <w:rFonts w:ascii="等线" w:eastAsia="等线" w:hAnsi="等线" w:hint="eastAsia"/>
+          <w:szCs w:val="21"/>
+        </w:rPr>
+      </w:pPr>
+    </w:p>
+    <w:p>
+      <w:pPr>
+        <w:spacing w:line="312" w:lineRule="auto"/>
+        <w:rPr>
+          <w:rFonts w:ascii="等线" w:eastAsia="等线" w:hAnsi="等线" w:hint="eastAsia"/>
+          <w:szCs w:val="21"/>
+        </w:rPr>
+      </w:pPr>
+    </w:p>
+    <w:p>
+      <w:pPr>
+        <w:spacing w:line="312" w:lineRule="auto"/>
+        <w:rPr>
+          <w:rFonts w:ascii="等线" w:eastAsia="等线" w:hAnsi="等线" w:hint="eastAsia"/>
+          <w:szCs w:val="21"/>
+        </w:rPr>
+      </w:pPr>
+    </w:p>
+    <w:p>
+      <w:pPr>
+        <w:spacing w:line="312" w:lineRule="auto"/>
+        <w:jc w:val="right"/>
+        <w:rPr>
+          <w:rFonts w:ascii="等线" w:eastAsia="等线" w:hAnsi="等线" w:hint="eastAsia"/>
+          <w:szCs w:val="21"/>
+        </w:rPr>
+      </w:pPr>
+    </w:p>
+    <w:p>
+      <w:pPr>
+        <w:wordWrap w:val="0"/>
+        <w:spacing w:line="312" w:lineRule="auto"/>
+        <w:ind w:right="900"/>
+        <w:jc w:val="right"/>
+        <w:rPr>
+          <w:rFonts w:ascii="仿宋" w:eastAsia="仿宋" w:hAnsi="仿宋" w:hint="eastAsia"/>
+        </w:rPr>
+      </w:pPr>
+      <w:r>
+        <w:rPr>
+          <w:rFonts w:ascii="仿宋" w:eastAsia="仿宋" w:hAnsi="仿宋" w:hint="eastAsia"/>
+          <w:sz w:val="30"/>
+          <w:szCs w:val="30"/>
+        </w:rPr>
+        <w:t>作者签名：</w:t>
+      </w:r>
+      <w:r>
+        <w:rPr>
+          <w:rFonts w:ascii="仿宋" w:eastAsia="仿宋" w:hAnsi="仿宋" w:hint="eastAsia"/>
+          <w:u w:val="single"/>
+        </w:rPr>
+        <w:t xml:space="preserve">   </w:t>
+      </w:r>
+      <w:r>
+        <w:rPr>
+          <w:rFonts w:ascii="仿宋" w:eastAsia="仿宋" w:hAnsi="仿宋" w:hint="eastAsia"/>
+          <w:u w:val="single"/>
+        </w:rPr>
+        <w:t xml:space="preserve">   </w:t>
+      </w:r>
+      <w:r>
+        <w:rPr>
+          <w:rFonts w:ascii="仿宋" w:eastAsia="仿宋" w:hAnsi="仿宋"/>
+          <w:u w:val="single"/>
+        </w:rPr>
+        <w:t xml:space="preserve">  </w:t>
+      </w:r>
+      <w:r>
+        <w:rPr>
+          <w:rFonts w:ascii="仿宋" w:eastAsia="仿宋" w:hAnsi="仿宋" w:hint="eastAsia"/>
+          <w:u w:val="single"/>
+        </w:rPr>
+        <w:t xml:space="preserve">   </w:t>
+      </w:r>
+      <w:r>
+        <w:rPr>
+          <w:rFonts w:ascii="仿宋" w:eastAsia="仿宋" w:hAnsi="仿宋"/>
+          <w:u w:val="single"/>
+        </w:rPr>
+        <w:t xml:space="preserve">  </w:t>
+      </w:r>
+      <w:r>
+        <w:rPr>
+          <w:rFonts w:ascii="仿宋" w:eastAsia="仿宋" w:hAnsi="仿宋" w:hint="eastAsia"/>
+          <w:u w:val="single"/>
+        </w:rPr>
+        <w:t xml:space="preserve"> </w:t>
+      </w:r>
+      <w:r>
+        <w:rPr>
+          <w:rFonts w:ascii="仿宋" w:eastAsia="仿宋" w:hAnsi="仿宋" w:hint="eastAsia"/>
+        </w:rPr>
+        <w:t xml:space="preserve"> </w:t>
+      </w:r>
+      <w:r>
+        <w:rPr>
+          <w:rFonts w:ascii="仿宋" w:eastAsia="仿宋" w:hAnsi="仿宋"/>
+        </w:rPr>
+        <w:t xml:space="preserve">  </w:t>
+      </w:r>
+      <w:r>
+        <w:rPr>
+          <w:rFonts w:ascii="仿宋" w:eastAsia="仿宋" w:hAnsi="仿宋" w:hint="eastAsia"/>
+          <w:sz w:val="30"/>
+          <w:szCs w:val="30"/>
+        </w:rPr>
+        <w:t>日期：</w:t>
+      </w:r>
+      <w:r>
+        <w:rPr>
+          <w:rFonts w:ascii="仿宋" w:eastAsia="仿宋" w:hAnsi="仿宋" w:hint="eastAsia"/>
+          <w:u w:val="single"/>
+        </w:rPr>
+        <w:t xml:space="preserve"> </w:t>
+      </w:r>
+      <w:r>
+        <w:rPr>
+          <w:rFonts w:ascii="仿宋" w:eastAsia="仿宋" w:hAnsi="仿宋" w:hint="eastAsia"/>
+          <w:u w:val="single"/>
+        </w:rPr>
+        <w:t xml:space="preserve">  </w:t>
+      </w:r>
+      <w:r>
+        <w:rPr>
+          <w:rFonts w:ascii="仿宋" w:eastAsia="仿宋" w:hAnsi="仿宋"/>
+          <w:u w:val="single"/>
+        </w:rPr>
+        <w:t xml:space="preserve"> </w:t>
+      </w:r>
+      <w:r>
+        <w:rPr>
+          <w:rFonts w:ascii="仿宋" w:eastAsia="仿宋" w:hAnsi="仿宋" w:hint="eastAsia"/>
+          <w:u w:val="single"/>
+        </w:rPr>
+        <w:t xml:space="preserve">         </w:t>
+      </w:r>
+    </w:p>
+    <w:p>
+      <w:pPr>
+        <w:rPr>
+          <w:rFonts w:ascii="宋体" w:eastAsiaTheme="majorEastAsia" w:hAnsi="宋体" w:cstheme="majorBidi" w:hint="eastAsia"/>
+          <w:b/>
+          <w:bCs/>
+          <w:color w:val="2F5496" w:themeColor="accent1" w:themeShade="BF"/>
+          <w:sz w:val="21"/>
+          <w:szCs w:val="21"/>
+          <w:shd w:val="clear" w:color="auto" w:fill="FFFFFF" w:themeFill="background1"/>
+        </w:rPr>
+      </w:pPr>
+      <w:r>
+        <w:rPr>
+          <w:rFonts w:ascii="宋体" w:hAnsi="宋体" w:hint="eastAsia"/>
+          <w:sz w:val="21"/>
+          <w:szCs w:val="21"/>
+          <w:shd w:val="clear" w:color="auto" w:fill="FFFFFF" w:themeFill="background1"/>
+        </w:rPr>
+        <w:br w:type="page"/>
+      </w:r>
+    </w:p>
     <w:p>
       <w:pPr>
         <w:pStyle w:val="TOC10"/>
@@ -114,7 +1454,24 @@
             </w:rPr>
             <w:fldChar w:fldCharType="separate"/>
           </w:r>
-          <w:hyperlink w:anchor="_Toc227856729" w:history="1">
+        </w:p>
+        <w:p>
+          <w:pPr>
+            <w:pStyle w:val="TOC1"/>
+            <w:tabs>
+              <w:tab w:val="right" w:leader="dot" w:pos="9061"/>
+            </w:tabs>
+            <w:rPr>
+              <w:rFonts w:eastAsiaTheme="minorEastAsia" w:hAnsiTheme="minorHAnsi" w:cstheme="minorBidi" w:hint="eastAsia"/>
+              <w:b w:val="0"/>
+              <w:bCs w:val="0"/>
+              <w:noProof/>
+              <w:kern w:val="2"/>
+              <w:sz w:val="22"/>
+              <w14:ligatures w14:val="standardContextual"/>
+            </w:rPr>
+          </w:pPr>
+          <w:hyperlink w:anchor="_Toc227917762" w:history="1">
             <w:r>
               <w:rPr>
                 <w:rStyle w:val="aff2"/>
@@ -152,7 +1509,7 @@
                 <w:noProof/>
                 <w:webHidden/>
               </w:rPr>
-              <w:instrText>PAGEREF _Toc227856729 \h</w:instrText>
+              <w:instrText>PAGEREF _Toc227917762 \h</w:instrText>
             </w:r>
             <w:r>
               <w:rPr>
@@ -211,7 +1568,7 @@
               <w14:ligatures w14:val="standardContextual"/>
             </w:rPr>
           </w:pPr>
-          <w:hyperlink w:anchor="_Toc227856730" w:history="1">
+          <w:hyperlink w:anchor="_Toc227917763" w:history="1">
             <w:r>
               <w:rPr>
                 <w:rStyle w:val="aff2"/>
@@ -235,10 +1592,10 @@
             <w:r>
               <w:rPr>
                 <w:rStyle w:val="aff2"/>
-                <w:rFonts w:ascii="仿宋" w:hAnsi="仿宋" w:hint="eastAsia"/>
-                <w:noProof/>
-              </w:rPr>
-              <w:t>研究背景</w:t>
+                <w:rFonts w:hint="eastAsia"/>
+                <w:noProof/>
+              </w:rPr>
+              <w:t>（一）研究背景</w:t>
             </w:r>
             <w:r>
               <w:rPr>
@@ -269,7 +1626,7 @@
                 <w:noProof/>
                 <w:webHidden/>
               </w:rPr>
-              <w:instrText>PAGEREF _Toc227856730 \h</w:instrText>
+              <w:instrText>PAGEREF _Toc227917763 \h</w:instrText>
             </w:r>
             <w:r>
               <w:rPr>
@@ -328,7 +1685,7 @@
               <w14:ligatures w14:val="standardContextual"/>
             </w:rPr>
           </w:pPr>
-          <w:hyperlink w:anchor="_Toc227856731" w:history="1">
+          <w:hyperlink w:anchor="_Toc227917764" w:history="1">
             <w:r>
               <w:rPr>
                 <w:rStyle w:val="aff2"/>
@@ -352,10 +1709,10 @@
             <w:r>
               <w:rPr>
                 <w:rStyle w:val="aff2"/>
-                <w:rFonts w:ascii="仿宋" w:hAnsi="仿宋" w:hint="eastAsia"/>
-                <w:noProof/>
-              </w:rPr>
-              <w:t>研究目的与意义</w:t>
+                <w:rFonts w:hint="eastAsia"/>
+                <w:noProof/>
+              </w:rPr>
+              <w:t>（二）研究目的与意义</w:t>
             </w:r>
             <w:r>
               <w:rPr>
@@ -386,7 +1743,7 @@
                 <w:noProof/>
                 <w:webHidden/>
               </w:rPr>
-              <w:instrText>PAGEREF _Toc227856731 \h</w:instrText>
+              <w:instrText>PAGEREF _Toc227917764 \h</w:instrText>
             </w:r>
             <w:r>
               <w:rPr>
@@ -445,7 +1802,7 @@
               <w14:ligatures w14:val="standardContextual"/>
             </w:rPr>
           </w:pPr>
-          <w:hyperlink w:anchor="_Toc227856732" w:history="1">
+          <w:hyperlink w:anchor="_Toc227917765" w:history="1">
             <w:r>
               <w:rPr>
                 <w:rStyle w:val="aff2"/>
@@ -469,10 +1826,10 @@
             <w:r>
               <w:rPr>
                 <w:rStyle w:val="aff2"/>
-                <w:rFonts w:ascii="仿宋" w:hAnsi="仿宋" w:hint="eastAsia"/>
-                <w:noProof/>
-              </w:rPr>
-              <w:t>国内外研究现状</w:t>
+                <w:rFonts w:hint="eastAsia"/>
+                <w:noProof/>
+              </w:rPr>
+              <w:t>（三）国内外研究现状</w:t>
             </w:r>
             <w:r>
               <w:rPr>
@@ -503,7 +1860,7 @@
                 <w:noProof/>
                 <w:webHidden/>
               </w:rPr>
-              <w:instrText>PAGEREF _Toc227856732 \h</w:instrText>
+              <w:instrText>PAGEREF _Toc227917765 \h</w:instrText>
             </w:r>
             <w:r>
               <w:rPr>
@@ -562,7 +1919,7 @@
               <w14:ligatures w14:val="standardContextual"/>
             </w:rPr>
           </w:pPr>
-          <w:hyperlink w:anchor="_Toc227856733" w:history="1">
+          <w:hyperlink w:anchor="_Toc227917766" w:history="1">
             <w:r>
               <w:rPr>
                 <w:rStyle w:val="aff2"/>
@@ -586,10 +1943,10 @@
             <w:r>
               <w:rPr>
                 <w:rStyle w:val="aff2"/>
-                <w:rFonts w:ascii="仿宋" w:hAnsi="仿宋" w:hint="eastAsia"/>
-                <w:noProof/>
-              </w:rPr>
-              <w:t>本文主要工作</w:t>
+                <w:rFonts w:hint="eastAsia"/>
+                <w:noProof/>
+              </w:rPr>
+              <w:t>（四）本文主要工作</w:t>
             </w:r>
             <w:r>
               <w:rPr>
@@ -620,7 +1977,7 @@
                 <w:noProof/>
                 <w:webHidden/>
               </w:rPr>
-              <w:instrText>PAGEREF _Toc227856733 \h</w:instrText>
+              <w:instrText>PAGEREF _Toc227917766 \h</w:instrText>
             </w:r>
             <w:r>
               <w:rPr>
@@ -678,7 +2035,7 @@
               <w14:ligatures w14:val="standardContextual"/>
             </w:rPr>
           </w:pPr>
-          <w:hyperlink w:anchor="_Toc227856734" w:history="1">
+          <w:hyperlink w:anchor="_Toc227917767" w:history="1">
             <w:r>
               <w:rPr>
                 <w:rStyle w:val="aff2"/>
@@ -716,7 +2073,7 @@
                 <w:noProof/>
                 <w:webHidden/>
               </w:rPr>
-              <w:instrText>PAGEREF _Toc227856734 \h</w:instrText>
+              <w:instrText>PAGEREF _Toc227917767 \h</w:instrText>
             </w:r>
             <w:r>
               <w:rPr>
@@ -746,7 +2103,7 @@
                 <w:noProof/>
                 <w:webHidden/>
               </w:rPr>
-              <w:t>3</w:t>
+              <w:t>4</w:t>
             </w:r>
             <w:r>
               <w:rPr>
@@ -775,7 +2132,7 @@
               <w14:ligatures w14:val="standardContextual"/>
             </w:rPr>
           </w:pPr>
-          <w:hyperlink w:anchor="_Toc227856735" w:history="1">
+          <w:hyperlink w:anchor="_Toc227917768" w:history="1">
             <w:r>
               <w:rPr>
                 <w:rStyle w:val="aff2"/>
@@ -799,10 +2156,10 @@
             <w:r>
               <w:rPr>
                 <w:rStyle w:val="aff2"/>
-                <w:rFonts w:ascii="仿宋" w:hAnsi="仿宋" w:hint="eastAsia"/>
-                <w:noProof/>
-              </w:rPr>
-              <w:t>代码相似度检测概述</w:t>
+                <w:rFonts w:hint="eastAsia"/>
+                <w:noProof/>
+              </w:rPr>
+              <w:t>（一）代码相似度检测概述</w:t>
             </w:r>
             <w:r>
               <w:rPr>
@@ -833,7 +2190,7 @@
                 <w:noProof/>
                 <w:webHidden/>
               </w:rPr>
-              <w:instrText>PAGEREF _Toc227856735 \h</w:instrText>
+              <w:instrText>PAGEREF _Toc227917768 \h</w:instrText>
             </w:r>
             <w:r>
               <w:rPr>
@@ -863,7 +2220,7 @@
                 <w:noProof/>
                 <w:webHidden/>
               </w:rPr>
-              <w:t>3</w:t>
+              <w:t>4</w:t>
             </w:r>
             <w:r>
               <w:rPr>
@@ -892,7 +2249,7 @@
               <w14:ligatures w14:val="standardContextual"/>
             </w:rPr>
           </w:pPr>
-          <w:hyperlink w:anchor="_Toc227856736" w:history="1">
+          <w:hyperlink w:anchor="_Toc227917769" w:history="1">
             <w:r>
               <w:rPr>
                 <w:rStyle w:val="aff2"/>
@@ -916,10 +2273,10 @@
             <w:r>
               <w:rPr>
                 <w:rStyle w:val="aff2"/>
-                <w:rFonts w:ascii="仿宋" w:hAnsi="仿宋" w:hint="eastAsia"/>
-                <w:noProof/>
-              </w:rPr>
-              <w:t>弱监督学习</w:t>
+                <w:rFonts w:hint="eastAsia"/>
+                <w:noProof/>
+              </w:rPr>
+              <w:t>（二）弱监督学习</w:t>
             </w:r>
             <w:r>
               <w:rPr>
@@ -950,7 +2307,7 @@
                 <w:noProof/>
                 <w:webHidden/>
               </w:rPr>
-              <w:instrText>PAGEREF _Toc227856736 \h</w:instrText>
+              <w:instrText>PAGEREF _Toc227917769 \h</w:instrText>
             </w:r>
             <w:r>
               <w:rPr>
@@ -980,7 +2337,7 @@
                 <w:noProof/>
                 <w:webHidden/>
               </w:rPr>
-              <w:t>3</w:t>
+              <w:t>4</w:t>
             </w:r>
             <w:r>
               <w:rPr>
@@ -1009,7 +2366,7 @@
               <w14:ligatures w14:val="standardContextual"/>
             </w:rPr>
           </w:pPr>
-          <w:hyperlink w:anchor="_Toc227856737" w:history="1">
+          <w:hyperlink w:anchor="_Toc227917770" w:history="1">
             <w:r>
               <w:rPr>
                 <w:rStyle w:val="aff2"/>
@@ -1033,10 +2390,10 @@
             <w:r>
               <w:rPr>
                 <w:rStyle w:val="aff2"/>
-                <w:rFonts w:ascii="仿宋" w:hAnsi="仿宋" w:hint="eastAsia"/>
-                <w:noProof/>
-              </w:rPr>
-              <w:t>传统机器学习方法</w:t>
+                <w:rFonts w:hint="eastAsia"/>
+                <w:noProof/>
+              </w:rPr>
+              <w:t>（三）传统机器学习方法</w:t>
             </w:r>
             <w:r>
               <w:rPr>
@@ -1067,7 +2424,7 @@
                 <w:noProof/>
                 <w:webHidden/>
               </w:rPr>
-              <w:instrText>PAGEREF _Toc227856737 \h</w:instrText>
+              <w:instrText>PAGEREF _Toc227917770 \h</w:instrText>
             </w:r>
             <w:r>
               <w:rPr>
@@ -1097,7 +2454,7 @@
                 <w:noProof/>
                 <w:webHidden/>
               </w:rPr>
-              <w:t>3</w:t>
+              <w:t>4</w:t>
             </w:r>
             <w:r>
               <w:rPr>
@@ -1126,7 +2483,7 @@
               <w14:ligatures w14:val="standardContextual"/>
             </w:rPr>
           </w:pPr>
-          <w:hyperlink w:anchor="_Toc227856738" w:history="1">
+          <w:hyperlink w:anchor="_Toc227917771" w:history="1">
             <w:r>
               <w:rPr>
                 <w:rStyle w:val="aff2"/>
@@ -1150,10 +2507,10 @@
             <w:r>
               <w:rPr>
                 <w:rStyle w:val="aff2"/>
-                <w:rFonts w:ascii="仿宋" w:hAnsi="仿宋" w:hint="eastAsia"/>
-                <w:noProof/>
-              </w:rPr>
-              <w:t>常用评价指标</w:t>
+                <w:rFonts w:hint="eastAsia"/>
+                <w:noProof/>
+              </w:rPr>
+              <w:t>（四）常用评价指标</w:t>
             </w:r>
             <w:r>
               <w:rPr>
@@ -1184,7 +2541,7 @@
                 <w:noProof/>
                 <w:webHidden/>
               </w:rPr>
-              <w:instrText>PAGEREF _Toc227856738 \h</w:instrText>
+              <w:instrText>PAGEREF _Toc227917771 \h</w:instrText>
             </w:r>
             <w:r>
               <w:rPr>
@@ -1242,7 +2599,7 @@
               <w14:ligatures w14:val="standardContextual"/>
             </w:rPr>
           </w:pPr>
-          <w:hyperlink w:anchor="_Toc227856739" w:history="1">
+          <w:hyperlink w:anchor="_Toc227917772" w:history="1">
             <w:r>
               <w:rPr>
                 <w:rStyle w:val="aff2"/>
@@ -1280,7 +2637,7 @@
                 <w:noProof/>
                 <w:webHidden/>
               </w:rPr>
-              <w:instrText>PAGEREF _Toc227856739 \h</w:instrText>
+              <w:instrText>PAGEREF _Toc227917772 \h</w:instrText>
             </w:r>
             <w:r>
               <w:rPr>
@@ -1310,7 +2667,7 @@
                 <w:noProof/>
                 <w:webHidden/>
               </w:rPr>
-              <w:t>4</w:t>
+              <w:t>6</w:t>
             </w:r>
             <w:r>
               <w:rPr>
@@ -1339,7 +2696,7 @@
               <w14:ligatures w14:val="standardContextual"/>
             </w:rPr>
           </w:pPr>
-          <w:hyperlink w:anchor="_Toc227856740" w:history="1">
+          <w:hyperlink w:anchor="_Toc227917773" w:history="1">
             <w:r>
               <w:rPr>
                 <w:rStyle w:val="aff2"/>
@@ -1363,10 +2720,10 @@
             <w:r>
               <w:rPr>
                 <w:rStyle w:val="aff2"/>
-                <w:rFonts w:ascii="仿宋" w:hAnsi="仿宋" w:hint="eastAsia"/>
-                <w:noProof/>
-              </w:rPr>
-              <w:t>系统总体设计</w:t>
+                <w:rFonts w:hint="eastAsia"/>
+                <w:noProof/>
+              </w:rPr>
+              <w:t>（一）系统总体设计</w:t>
             </w:r>
             <w:r>
               <w:rPr>
@@ -1397,7 +2754,7 @@
                 <w:noProof/>
                 <w:webHidden/>
               </w:rPr>
-              <w:instrText>PAGEREF _Toc227856740 \h</w:instrText>
+              <w:instrText>PAGEREF _Toc227917773 \h</w:instrText>
             </w:r>
             <w:r>
               <w:rPr>
@@ -1427,7 +2784,7 @@
                 <w:noProof/>
                 <w:webHidden/>
               </w:rPr>
-              <w:t>4</w:t>
+              <w:t>6</w:t>
             </w:r>
             <w:r>
               <w:rPr>
@@ -1456,7 +2813,7 @@
               <w14:ligatures w14:val="standardContextual"/>
             </w:rPr>
           </w:pPr>
-          <w:hyperlink w:anchor="_Toc227856741" w:history="1">
+          <w:hyperlink w:anchor="_Toc227917774" w:history="1">
             <w:r>
               <w:rPr>
                 <w:rStyle w:val="aff2"/>
@@ -1480,10 +2837,10 @@
             <w:r>
               <w:rPr>
                 <w:rStyle w:val="aff2"/>
-                <w:rFonts w:ascii="仿宋" w:hAnsi="仿宋" w:hint="eastAsia"/>
-                <w:noProof/>
-              </w:rPr>
-              <w:t>数据集与数据处理</w:t>
+                <w:rFonts w:hint="eastAsia"/>
+                <w:noProof/>
+              </w:rPr>
+              <w:t>（二）数据集与数据处理</w:t>
             </w:r>
             <w:r>
               <w:rPr>
@@ -1514,7 +2871,7 @@
                 <w:noProof/>
                 <w:webHidden/>
               </w:rPr>
-              <w:instrText>PAGEREF _Toc227856741 \h</w:instrText>
+              <w:instrText>PAGEREF _Toc227917774 \h</w:instrText>
             </w:r>
             <w:r>
               <w:rPr>
@@ -1544,7 +2901,7 @@
                 <w:noProof/>
                 <w:webHidden/>
               </w:rPr>
-              <w:t>5</w:t>
+              <w:t>6</w:t>
             </w:r>
             <w:r>
               <w:rPr>
@@ -1573,7 +2930,7 @@
               <w14:ligatures w14:val="standardContextual"/>
             </w:rPr>
           </w:pPr>
-          <w:hyperlink w:anchor="_Toc227856742" w:history="1">
+          <w:hyperlink w:anchor="_Toc227917775" w:history="1">
             <w:r>
               <w:rPr>
                 <w:rStyle w:val="aff2"/>
@@ -1597,10 +2954,10 @@
             <w:r>
               <w:rPr>
                 <w:rStyle w:val="aff2"/>
-                <w:rFonts w:ascii="仿宋" w:hAnsi="仿宋" w:hint="eastAsia"/>
-                <w:noProof/>
-              </w:rPr>
-              <w:t>代码预处理设计</w:t>
+                <w:rFonts w:hint="eastAsia"/>
+                <w:noProof/>
+              </w:rPr>
+              <w:t>（三）代码预处理设计</w:t>
             </w:r>
             <w:r>
               <w:rPr>
@@ -1631,7 +2988,7 @@
                 <w:noProof/>
                 <w:webHidden/>
               </w:rPr>
-              <w:instrText>PAGEREF _Toc227856742 \h</w:instrText>
+              <w:instrText>PAGEREF _Toc227917775 \h</w:instrText>
             </w:r>
             <w:r>
               <w:rPr>
@@ -1661,7 +3018,7 @@
                 <w:noProof/>
                 <w:webHidden/>
               </w:rPr>
-              <w:t>5</w:t>
+              <w:t>7</w:t>
             </w:r>
             <w:r>
               <w:rPr>
@@ -1690,7 +3047,7 @@
               <w14:ligatures w14:val="standardContextual"/>
             </w:rPr>
           </w:pPr>
-          <w:hyperlink w:anchor="_Toc227856743" w:history="1">
+          <w:hyperlink w:anchor="_Toc227917776" w:history="1">
             <w:r>
               <w:rPr>
                 <w:rStyle w:val="aff2"/>
@@ -1714,10 +3071,10 @@
             <w:r>
               <w:rPr>
                 <w:rStyle w:val="aff2"/>
-                <w:rFonts w:ascii="仿宋" w:hAnsi="仿宋" w:hint="eastAsia"/>
-                <w:noProof/>
-              </w:rPr>
-              <w:t>特征工程设计</w:t>
+                <w:rFonts w:hint="eastAsia"/>
+                <w:noProof/>
+              </w:rPr>
+              <w:t>（四）特征工程设计</w:t>
             </w:r>
             <w:r>
               <w:rPr>
@@ -1748,7 +3105,7 @@
                 <w:noProof/>
                 <w:webHidden/>
               </w:rPr>
-              <w:instrText>PAGEREF _Toc227856743 \h</w:instrText>
+              <w:instrText>PAGEREF _Toc227917776 \h</w:instrText>
             </w:r>
             <w:r>
               <w:rPr>
@@ -1778,7 +3135,7 @@
                 <w:noProof/>
                 <w:webHidden/>
               </w:rPr>
-              <w:t>6</w:t>
+              <w:t>7</w:t>
             </w:r>
             <w:r>
               <w:rPr>
@@ -1807,7 +3164,7 @@
               <w14:ligatures w14:val="standardContextual"/>
             </w:rPr>
           </w:pPr>
-          <w:hyperlink w:anchor="_Toc227856744" w:history="1">
+          <w:hyperlink w:anchor="_Toc227917777" w:history="1">
             <w:r>
               <w:rPr>
                 <w:rStyle w:val="aff2"/>
@@ -1831,10 +3188,10 @@
             <w:r>
               <w:rPr>
                 <w:rStyle w:val="aff2"/>
-                <w:rFonts w:ascii="仿宋" w:hAnsi="仿宋" w:hint="eastAsia"/>
-                <w:noProof/>
-              </w:rPr>
-              <w:t>弱监督标签构造</w:t>
+                <w:rFonts w:hint="eastAsia"/>
+                <w:noProof/>
+              </w:rPr>
+              <w:t>（五）弱监督标签构造</w:t>
             </w:r>
             <w:r>
               <w:rPr>
@@ -1865,7 +3222,7 @@
                 <w:noProof/>
                 <w:webHidden/>
               </w:rPr>
-              <w:instrText>PAGEREF _Toc227856744 \h</w:instrText>
+              <w:instrText>PAGEREF _Toc227917777 \h</w:instrText>
             </w:r>
             <w:r>
               <w:rPr>
@@ -1895,7 +3252,7 @@
                 <w:noProof/>
                 <w:webHidden/>
               </w:rPr>
-              <w:t>6</w:t>
+              <w:t>8</w:t>
             </w:r>
             <w:r>
               <w:rPr>
@@ -1924,7 +3281,7 @@
               <w14:ligatures w14:val="standardContextual"/>
             </w:rPr>
           </w:pPr>
-          <w:hyperlink w:anchor="_Toc227856745" w:history="1">
+          <w:hyperlink w:anchor="_Toc227917778" w:history="1">
             <w:r>
               <w:rPr>
                 <w:rStyle w:val="aff2"/>
@@ -1948,10 +3305,10 @@
             <w:r>
               <w:rPr>
                 <w:rStyle w:val="aff2"/>
-                <w:rFonts w:ascii="仿宋" w:hAnsi="仿宋" w:hint="eastAsia"/>
-                <w:noProof/>
-              </w:rPr>
-              <w:t>模型训练与预测流程</w:t>
+                <w:rFonts w:hint="eastAsia"/>
+                <w:noProof/>
+              </w:rPr>
+              <w:t>（六）模型训练与预测流程</w:t>
             </w:r>
             <w:r>
               <w:rPr>
@@ -1982,7 +3339,7 @@
                 <w:noProof/>
                 <w:webHidden/>
               </w:rPr>
-              <w:instrText>PAGEREF _Toc227856745 \h</w:instrText>
+              <w:instrText>PAGEREF _Toc227917778 \h</w:instrText>
             </w:r>
             <w:r>
               <w:rPr>
@@ -2012,7 +3369,7 @@
                 <w:noProof/>
                 <w:webHidden/>
               </w:rPr>
-              <w:t>7</w:t>
+              <w:t>8</w:t>
             </w:r>
             <w:r>
               <w:rPr>
@@ -2040,7 +3397,7 @@
               <w14:ligatures w14:val="standardContextual"/>
             </w:rPr>
           </w:pPr>
-          <w:hyperlink w:anchor="_Toc227856746" w:history="1">
+          <w:hyperlink w:anchor="_Toc227917779" w:history="1">
             <w:r>
               <w:rPr>
                 <w:rStyle w:val="aff2"/>
@@ -2078,7 +3435,7 @@
                 <w:noProof/>
                 <w:webHidden/>
               </w:rPr>
-              <w:instrText>PAGEREF _Toc227856746 \h</w:instrText>
+              <w:instrText>PAGEREF _Toc227917779 \h</w:instrText>
             </w:r>
             <w:r>
               <w:rPr>
@@ -2108,7 +3465,7 @@
                 <w:noProof/>
                 <w:webHidden/>
               </w:rPr>
-              <w:t>8</w:t>
+              <w:t>10</w:t>
             </w:r>
             <w:r>
               <w:rPr>
@@ -2137,7 +3494,7 @@
               <w14:ligatures w14:val="standardContextual"/>
             </w:rPr>
           </w:pPr>
-          <w:hyperlink w:anchor="_Toc227856747" w:history="1">
+          <w:hyperlink w:anchor="_Toc227917780" w:history="1">
             <w:r>
               <w:rPr>
                 <w:rStyle w:val="aff2"/>
@@ -2161,10 +3518,10 @@
             <w:r>
               <w:rPr>
                 <w:rStyle w:val="aff2"/>
-                <w:rFonts w:ascii="仿宋" w:hAnsi="仿宋" w:hint="eastAsia"/>
-                <w:noProof/>
-              </w:rPr>
-              <w:t>实验环境与配置</w:t>
+                <w:rFonts w:hint="eastAsia"/>
+                <w:noProof/>
+              </w:rPr>
+              <w:t>（一）实验环境与配置</w:t>
             </w:r>
             <w:r>
               <w:rPr>
@@ -2195,7 +3552,7 @@
                 <w:noProof/>
                 <w:webHidden/>
               </w:rPr>
-              <w:instrText>PAGEREF _Toc227856747 \h</w:instrText>
+              <w:instrText>PAGEREF _Toc227917780 \h</w:instrText>
             </w:r>
             <w:r>
               <w:rPr>
@@ -2225,7 +3582,7 @@
                 <w:noProof/>
                 <w:webHidden/>
               </w:rPr>
-              <w:t>8</w:t>
+              <w:t>10</w:t>
             </w:r>
             <w:r>
               <w:rPr>
@@ -2254,7 +3611,7 @@
               <w14:ligatures w14:val="standardContextual"/>
             </w:rPr>
           </w:pPr>
-          <w:hyperlink w:anchor="_Toc227856748" w:history="1">
+          <w:hyperlink w:anchor="_Toc227917781" w:history="1">
             <w:r>
               <w:rPr>
                 <w:rStyle w:val="aff2"/>
@@ -2278,10 +3635,10 @@
             <w:r>
               <w:rPr>
                 <w:rStyle w:val="aff2"/>
-                <w:rFonts w:ascii="仿宋" w:hAnsi="仿宋" w:hint="eastAsia"/>
-                <w:noProof/>
-              </w:rPr>
-              <w:t>数据集统计分析</w:t>
+                <w:rFonts w:hint="eastAsia"/>
+                <w:noProof/>
+              </w:rPr>
+              <w:t>（二）数据集统计分析</w:t>
             </w:r>
             <w:r>
               <w:rPr>
@@ -2312,7 +3669,7 @@
                 <w:noProof/>
                 <w:webHidden/>
               </w:rPr>
-              <w:instrText>PAGEREF _Toc227856748 \h</w:instrText>
+              <w:instrText>PAGEREF _Toc227917781 \h</w:instrText>
             </w:r>
             <w:r>
               <w:rPr>
@@ -2342,7 +3699,7 @@
                 <w:noProof/>
                 <w:webHidden/>
               </w:rPr>
-              <w:t>9</w:t>
+              <w:t>11</w:t>
             </w:r>
             <w:r>
               <w:rPr>
@@ -2371,7 +3728,7 @@
               <w14:ligatures w14:val="standardContextual"/>
             </w:rPr>
           </w:pPr>
-          <w:hyperlink w:anchor="_Toc227856749" w:history="1">
+          <w:hyperlink w:anchor="_Toc227917782" w:history="1">
             <w:r>
               <w:rPr>
                 <w:rStyle w:val="aff2"/>
@@ -2395,10 +3752,10 @@
             <w:r>
               <w:rPr>
                 <w:rStyle w:val="aff2"/>
-                <w:rFonts w:ascii="仿宋" w:hAnsi="仿宋" w:hint="eastAsia"/>
-                <w:noProof/>
-              </w:rPr>
-              <w:t>模型对比实验</w:t>
+                <w:rFonts w:hint="eastAsia"/>
+                <w:noProof/>
+              </w:rPr>
+              <w:t>（三）模型对比实验</w:t>
             </w:r>
             <w:r>
               <w:rPr>
@@ -2429,7 +3786,7 @@
                 <w:noProof/>
                 <w:webHidden/>
               </w:rPr>
-              <w:instrText>PAGEREF _Toc227856749 \h</w:instrText>
+              <w:instrText>PAGEREF _Toc227917782 \h</w:instrText>
             </w:r>
             <w:r>
               <w:rPr>
@@ -2459,7 +3816,7 @@
                 <w:noProof/>
                 <w:webHidden/>
               </w:rPr>
-              <w:t>10</w:t>
+              <w:t>12</w:t>
             </w:r>
             <w:r>
               <w:rPr>
@@ -2488,7 +3845,7 @@
               <w14:ligatures w14:val="standardContextual"/>
             </w:rPr>
           </w:pPr>
-          <w:hyperlink w:anchor="_Toc227856750" w:history="1">
+          <w:hyperlink w:anchor="_Toc227917783" w:history="1">
             <w:r>
               <w:rPr>
                 <w:rStyle w:val="aff2"/>
@@ -2512,10 +3869,10 @@
             <w:r>
               <w:rPr>
                 <w:rStyle w:val="aff2"/>
-                <w:rFonts w:ascii="仿宋" w:hAnsi="仿宋" w:hint="eastAsia"/>
-                <w:noProof/>
-              </w:rPr>
-              <w:t>特征消融实验</w:t>
+                <w:rFonts w:hint="eastAsia"/>
+                <w:noProof/>
+              </w:rPr>
+              <w:t>（四）特征消融实验</w:t>
             </w:r>
             <w:r>
               <w:rPr>
@@ -2546,7 +3903,7 @@
                 <w:noProof/>
                 <w:webHidden/>
               </w:rPr>
-              <w:instrText>PAGEREF _Toc227856750 \h</w:instrText>
+              <w:instrText>PAGEREF _Toc227917783 \h</w:instrText>
             </w:r>
             <w:r>
               <w:rPr>
@@ -2576,7 +3933,7 @@
                 <w:noProof/>
                 <w:webHidden/>
               </w:rPr>
-              <w:t>11</w:t>
+              <w:t>13</w:t>
             </w:r>
             <w:r>
               <w:rPr>
@@ -2605,7 +3962,7 @@
               <w14:ligatures w14:val="standardContextual"/>
             </w:rPr>
           </w:pPr>
-          <w:hyperlink w:anchor="_Toc227856751" w:history="1">
+          <w:hyperlink w:anchor="_Toc227917784" w:history="1">
             <w:r>
               <w:rPr>
                 <w:rStyle w:val="aff2"/>
@@ -2629,10 +3986,10 @@
             <w:r>
               <w:rPr>
                 <w:rStyle w:val="aff2"/>
-                <w:rFonts w:ascii="仿宋" w:hAnsi="仿宋" w:hint="eastAsia"/>
-                <w:noProof/>
-              </w:rPr>
-              <w:t>更严格的按题目划分泛化实验</w:t>
+                <w:rFonts w:hint="eastAsia"/>
+                <w:noProof/>
+              </w:rPr>
+              <w:t>（五）更严格的按题目划分泛化实验</w:t>
             </w:r>
             <w:r>
               <w:rPr>
@@ -2663,7 +4020,7 @@
                 <w:noProof/>
                 <w:webHidden/>
               </w:rPr>
-              <w:instrText>PAGEREF _Toc227856751 \h</w:instrText>
+              <w:instrText>PAGEREF _Toc227917784 \h</w:instrText>
             </w:r>
             <w:r>
               <w:rPr>
@@ -2693,7 +4050,7 @@
                 <w:noProof/>
                 <w:webHidden/>
               </w:rPr>
-              <w:t>12</w:t>
+              <w:t>14</w:t>
             </w:r>
             <w:r>
               <w:rPr>
@@ -2722,7 +4079,7 @@
               <w14:ligatures w14:val="standardContextual"/>
             </w:rPr>
           </w:pPr>
-          <w:hyperlink w:anchor="_Toc227856752" w:history="1">
+          <w:hyperlink w:anchor="_Toc227917785" w:history="1">
             <w:r>
               <w:rPr>
                 <w:rStyle w:val="aff2"/>
@@ -2746,10 +4103,10 @@
             <w:r>
               <w:rPr>
                 <w:rStyle w:val="aff2"/>
-                <w:rFonts w:ascii="仿宋" w:hAnsi="仿宋" w:hint="eastAsia"/>
-                <w:noProof/>
-              </w:rPr>
-              <w:t>人工辅助复核分析</w:t>
+                <w:rFonts w:hint="eastAsia"/>
+                <w:noProof/>
+              </w:rPr>
+              <w:t>（六）人工辅助复核分析</w:t>
             </w:r>
             <w:r>
               <w:rPr>
@@ -2780,7 +4137,7 @@
                 <w:noProof/>
                 <w:webHidden/>
               </w:rPr>
-              <w:instrText>PAGEREF _Toc227856752 \h</w:instrText>
+              <w:instrText>PAGEREF _Toc227917785 \h</w:instrText>
             </w:r>
             <w:r>
               <w:rPr>
@@ -2810,7 +4167,7 @@
                 <w:noProof/>
                 <w:webHidden/>
               </w:rPr>
-              <w:t>14</w:t>
+              <w:t>16</w:t>
             </w:r>
             <w:r>
               <w:rPr>
@@ -2839,7 +4196,7 @@
               <w14:ligatures w14:val="standardContextual"/>
             </w:rPr>
           </w:pPr>
-          <w:hyperlink w:anchor="_Toc227856753" w:history="1">
+          <w:hyperlink w:anchor="_Toc227917786" w:history="1">
             <w:r>
               <w:rPr>
                 <w:rStyle w:val="aff2"/>
@@ -2863,10 +4220,10 @@
             <w:r>
               <w:rPr>
                 <w:rStyle w:val="aff2"/>
-                <w:rFonts w:ascii="仿宋" w:hAnsi="仿宋" w:hint="eastAsia"/>
-                <w:noProof/>
-              </w:rPr>
-              <w:t>结果分析与讨论</w:t>
+                <w:rFonts w:hint="eastAsia"/>
+                <w:noProof/>
+              </w:rPr>
+              <w:t>（七）结果分析与讨论</w:t>
             </w:r>
             <w:r>
               <w:rPr>
@@ -2897,7 +4254,7 @@
                 <w:noProof/>
                 <w:webHidden/>
               </w:rPr>
-              <w:instrText>PAGEREF _Toc227856753 \h</w:instrText>
+              <w:instrText>PAGEREF _Toc227917786 \h</w:instrText>
             </w:r>
             <w:r>
               <w:rPr>
@@ -2927,7 +4284,7 @@
                 <w:noProof/>
                 <w:webHidden/>
               </w:rPr>
-              <w:t>15</w:t>
+              <w:t>17</w:t>
             </w:r>
             <w:r>
               <w:rPr>
@@ -2955,7 +4312,7 @@
               <w14:ligatures w14:val="standardContextual"/>
             </w:rPr>
           </w:pPr>
-          <w:hyperlink w:anchor="_Toc227856754" w:history="1">
+          <w:hyperlink w:anchor="_Toc227917787" w:history="1">
             <w:r>
               <w:rPr>
                 <w:rStyle w:val="aff2"/>
@@ -2993,7 +4350,7 @@
                 <w:noProof/>
                 <w:webHidden/>
               </w:rPr>
-              <w:instrText>PAGEREF _Toc227856754 \h</w:instrText>
+              <w:instrText>PAGEREF _Toc227917787 \h</w:instrText>
             </w:r>
             <w:r>
               <w:rPr>
@@ -3023,7 +4380,7 @@
                 <w:noProof/>
                 <w:webHidden/>
               </w:rPr>
-              <w:t>16</w:t>
+              <w:t>18</w:t>
             </w:r>
             <w:r>
               <w:rPr>
@@ -3052,7 +4409,7 @@
               <w14:ligatures w14:val="standardContextual"/>
             </w:rPr>
           </w:pPr>
-          <w:hyperlink w:anchor="_Toc227856755" w:history="1">
+          <w:hyperlink w:anchor="_Toc227917788" w:history="1">
             <w:r>
               <w:rPr>
                 <w:rStyle w:val="aff2"/>
@@ -3076,10 +4433,10 @@
             <w:r>
               <w:rPr>
                 <w:rStyle w:val="aff2"/>
-                <w:rFonts w:ascii="仿宋" w:hAnsi="仿宋" w:hint="eastAsia"/>
-                <w:noProof/>
-              </w:rPr>
-              <w:t>工作总结</w:t>
+                <w:rFonts w:hint="eastAsia"/>
+                <w:noProof/>
+              </w:rPr>
+              <w:t>（一）工作总结</w:t>
             </w:r>
             <w:r>
               <w:rPr>
@@ -3110,7 +4467,7 @@
                 <w:noProof/>
                 <w:webHidden/>
               </w:rPr>
-              <w:instrText>PAGEREF _Toc227856755 \h</w:instrText>
+              <w:instrText>PAGEREF _Toc227917788 \h</w:instrText>
             </w:r>
             <w:r>
               <w:rPr>
@@ -3140,7 +4497,7 @@
                 <w:noProof/>
                 <w:webHidden/>
               </w:rPr>
-              <w:t>16</w:t>
+              <w:t>18</w:t>
             </w:r>
             <w:r>
               <w:rPr>
@@ -3169,7 +4526,7 @@
               <w14:ligatures w14:val="standardContextual"/>
             </w:rPr>
           </w:pPr>
-          <w:hyperlink w:anchor="_Toc227856756" w:history="1">
+          <w:hyperlink w:anchor="_Toc227917789" w:history="1">
             <w:r>
               <w:rPr>
                 <w:rStyle w:val="aff2"/>
@@ -3196,7 +4553,7 @@
                 <w:rFonts w:hint="eastAsia"/>
                 <w:noProof/>
               </w:rPr>
-              <w:t>未来展望</w:t>
+              <w:t>（二）未来展望</w:t>
             </w:r>
             <w:r>
               <w:rPr>
@@ -3227,7 +4584,7 @@
                 <w:noProof/>
                 <w:webHidden/>
               </w:rPr>
-              <w:instrText>PAGEREF _Toc227856756 \h</w:instrText>
+              <w:instrText>PAGEREF _Toc227917789 \h</w:instrText>
             </w:r>
             <w:r>
               <w:rPr>
@@ -3257,7 +4614,7 @@
                 <w:noProof/>
                 <w:webHidden/>
               </w:rPr>
-              <w:t>16</w:t>
+              <w:t>18</w:t>
             </w:r>
             <w:r>
               <w:rPr>
@@ -3285,7 +4642,7 @@
               <w14:ligatures w14:val="standardContextual"/>
             </w:rPr>
           </w:pPr>
-          <w:hyperlink w:anchor="_Toc227856757" w:history="1">
+          <w:hyperlink w:anchor="_Toc227917790" w:history="1">
             <w:r>
               <w:rPr>
                 <w:rStyle w:val="aff2"/>
@@ -3323,7 +4680,7 @@
                 <w:noProof/>
                 <w:webHidden/>
               </w:rPr>
-              <w:instrText>PAGEREF _Toc227856757 \h</w:instrText>
+              <w:instrText>PAGEREF _Toc227917790 \h</w:instrText>
             </w:r>
             <w:r>
               <w:rPr>
@@ -3353,7 +4710,7 @@
                 <w:noProof/>
                 <w:webHidden/>
               </w:rPr>
-              <w:t>18</w:t>
+              <w:t>20</w:t>
             </w:r>
             <w:r>
               <w:rPr>
@@ -3384,6 +4741,11 @@
     <w:p/>
     <w:p/>
     <w:p>
+      <w:pPr>
+        <w:rPr>
+          <w:rFonts w:hint="eastAsia"/>
+        </w:rPr>
+      </w:pPr>
       <w:r>
         <w:rPr>
           <w:rFonts w:eastAsia="仿宋"/>
@@ -3391,7 +4753,6 @@
         <w:br w:type="page"/>
       </w:r>
     </w:p>
-    <w:p/>
     <w:p>
       <w:pPr>
         <w:pStyle w:val="aff7"/>
@@ -3407,6 +4768,7 @@
           <w:sz w:val="44"/>
           <w:szCs w:val="44"/>
         </w:rPr>
+        <w:lastRenderedPageBreak/>
         <w:t>基于弱监督训练建模的本科代码相似度检测算法设计与实现</w:t>
       </w:r>
     </w:p>
@@ -3446,7 +4808,127 @@
           <w:sz w:val="21"/>
           <w:szCs w:val="21"/>
         </w:rPr>
-        <w:t>：随着程序设计课程规模不断扩大，教师在作业批改、实验评估和学术诚信管理方面面临越来越大的压力。传统人工检查方式效率较低，且存在一定主观性，难以满足大规模程序提交场景下的代码相似度分析需求。基于此，本文围绕本科毕业设计场景，设计并实现了一套基于弱监督训练建模的代码相似度检测方法。本文以 Zenodo 平台公开的 DSA Dataset 为实验数据来源，选取其中的 Java 提交数据作为研究对象，结合本科生课程作业的代码特点，对代码预处理、特征工程、弱监督标签构造、传统机器学习训练和结果分析进行了较为系统的设计与实现。 在方法上，本文首先对 Java 源代码进行注释移除、字符串与数字字面量归一化、空白规范化以及标识符归一化处理，以减少变量命名和字面常量对相似度判断的干扰。在此基础上，提取 Token Jaccard 相似度、Token 序列相似度、关键字余弦相似度、运算符余弦相似度、结构相似度以及长度、分支、循环、方法数量等差异特征。考虑到真实数据中缺少人工标注的相似代码对，本文采用弱监督方式构造训练标签：先由规则基础相似度对代码对进行打分，再通过上下阈值自动生成正负样本，从而构建可训练的二分类数据集。随后，利用逻辑回归、随机森林等传统机器学习模型进行训练，并将模型输出概率作为最终代码相似度分数。 在实验部分，本文完成了规则基线、逻辑回归、随机森林对比实验，并进一步补充了跨用户过滤实验、特征消融实验、按题目划分的严格泛化实验以及人工辅助复核分析。实验结果表明，所设计的方法能够较好识别同题场景下的高相似代码对，并在跨用户条件下保持相对稳定的表现。人工复核结果从侧面支持了高相似输出结果的合理性。本文实现的系统同时提供数据概况分析、模型训练、批量预测、对比实验、人工复核抽样与统计分析等功能，可为本科程序设计课程中的代码查重与相似性分析提供一定参考。</w:t>
+        <w:t xml:space="preserve">：随着程序设计课程规模不断扩大，教师在作业批改、实验评估和学术诚信管理方面面临越来越大的压力。传统人工检查方式效率较低，且存在一定主观性，难以满足大规模程序提交场景下的代码相似度分析需求。基于此，本文围绕本科毕业设计场景，设计并实现了一套基于弱监督训练建模的代码相似度检测方法。本文以 </w:t>
+      </w:r>
+      <w:proofErr w:type="spellStart"/>
+      <w:r>
+        <w:rPr>
+          <w:rFonts w:ascii="仿宋" w:eastAsia="仿宋" w:hAnsi="仿宋"/>
+          <w:bCs/>
+          <w:sz w:val="21"/>
+          <w:szCs w:val="21"/>
+        </w:rPr>
+        <w:t>Zenodo</w:t>
+      </w:r>
+      <w:proofErr w:type="spellEnd"/>
+      <w:r>
+        <w:rPr>
+          <w:rFonts w:ascii="仿宋" w:eastAsia="仿宋" w:hAnsi="仿宋"/>
+          <w:bCs/>
+          <w:sz w:val="21"/>
+          <w:szCs w:val="21"/>
+        </w:rPr>
+        <w:t xml:space="preserve"> 平台公开的 DSA Dataset 为实验数据来源，选取其中的 Java 提交数据作为研究对象，结合本科生课程作业的代码特点，对代码预处理、特征工程、</w:t>
+      </w:r>
+      <w:proofErr w:type="gramStart"/>
+      <w:r>
+        <w:rPr>
+          <w:rFonts w:ascii="仿宋" w:eastAsia="仿宋" w:hAnsi="仿宋"/>
+          <w:bCs/>
+          <w:sz w:val="21"/>
+          <w:szCs w:val="21"/>
+        </w:rPr>
+        <w:t>弱监督</w:t>
+      </w:r>
+      <w:proofErr w:type="gramEnd"/>
+      <w:r>
+        <w:rPr>
+          <w:rFonts w:ascii="仿宋" w:eastAsia="仿宋" w:hAnsi="仿宋"/>
+          <w:bCs/>
+          <w:sz w:val="21"/>
+          <w:szCs w:val="21"/>
+        </w:rPr>
+        <w:t>标签构造、传统机器学习训练和结果分析进行了较为系统的设计与实现。 在方法上，本文首先对 Java 源代码进行注释移除、字符串与数字字面量归一化、空白规范化以及标识符归一化处理，以减少变量命名和字面常量对相似度判断的干扰。在此基础上，提取 Token Jaccard 相似度、Token 序列相似度、关键字余弦相似度、运算符余弦相似度、结构相似度以及长度、分支、循环、方法数量等差异特征。考虑到真实数据中缺少人工标注的相似代码对，本文采用</w:t>
+      </w:r>
+      <w:proofErr w:type="gramStart"/>
+      <w:r>
+        <w:rPr>
+          <w:rFonts w:ascii="仿宋" w:eastAsia="仿宋" w:hAnsi="仿宋"/>
+          <w:bCs/>
+          <w:sz w:val="21"/>
+          <w:szCs w:val="21"/>
+        </w:rPr>
+        <w:t>弱监督</w:t>
+      </w:r>
+      <w:proofErr w:type="gramEnd"/>
+      <w:r>
+        <w:rPr>
+          <w:rFonts w:ascii="仿宋" w:eastAsia="仿宋" w:hAnsi="仿宋"/>
+          <w:bCs/>
+          <w:sz w:val="21"/>
+          <w:szCs w:val="21"/>
+        </w:rPr>
+        <w:t>方式构造训练标签：先由规则基础相似度对代码对进行打分，再通过上下阈值自动生成正负样本，从而构建可训练的二分类数据集。随后，利用逻辑回归、随机森林等传统机器学习模型进行训练，并将模型输出概率作为最终代码相似度分数。 在实验部分，本文完成了规则基线、逻辑回归、随机森林对比实验，并进一步补充了</w:t>
+      </w:r>
+      <w:proofErr w:type="gramStart"/>
+      <w:r>
+        <w:rPr>
+          <w:rFonts w:ascii="仿宋" w:eastAsia="仿宋" w:hAnsi="仿宋"/>
+          <w:bCs/>
+          <w:sz w:val="21"/>
+          <w:szCs w:val="21"/>
+        </w:rPr>
+        <w:t>跨用户</w:t>
+      </w:r>
+      <w:proofErr w:type="gramEnd"/>
+      <w:r>
+        <w:rPr>
+          <w:rFonts w:ascii="仿宋" w:eastAsia="仿宋" w:hAnsi="仿宋"/>
+          <w:bCs/>
+          <w:sz w:val="21"/>
+          <w:szCs w:val="21"/>
+        </w:rPr>
+        <w:t>过滤实验、特征消融实验、按题目划分的严格泛化实验以及人工辅助复核分析。实验结果表明，所设计的方法能够较好识别同题场景下的高相似代码对，并在</w:t>
+      </w:r>
+      <w:proofErr w:type="gramStart"/>
+      <w:r>
+        <w:rPr>
+          <w:rFonts w:ascii="仿宋" w:eastAsia="仿宋" w:hAnsi="仿宋"/>
+          <w:bCs/>
+          <w:sz w:val="21"/>
+          <w:szCs w:val="21"/>
+        </w:rPr>
+        <w:t>跨用户</w:t>
+      </w:r>
+      <w:proofErr w:type="gramEnd"/>
+      <w:r>
+        <w:rPr>
+          <w:rFonts w:ascii="仿宋" w:eastAsia="仿宋" w:hAnsi="仿宋"/>
+          <w:bCs/>
+          <w:sz w:val="21"/>
+          <w:szCs w:val="21"/>
+        </w:rPr>
+        <w:t>条件下保持相对稳定的表现。人工复核结果从侧面支持了高相似输出结果的合理性。本文实现的系统同时提供数据概况分析、模型训练、批量预测、对比实验、人工复核抽样与统计分析等功能，可为本科程序设计课程中的</w:t>
+      </w:r>
+      <w:proofErr w:type="gramStart"/>
+      <w:r>
+        <w:rPr>
+          <w:rFonts w:ascii="仿宋" w:eastAsia="仿宋" w:hAnsi="仿宋"/>
+          <w:bCs/>
+          <w:sz w:val="21"/>
+          <w:szCs w:val="21"/>
+        </w:rPr>
+        <w:t>代码查重与</w:t>
+      </w:r>
+      <w:proofErr w:type="gramEnd"/>
+      <w:r>
+        <w:rPr>
+          <w:rFonts w:ascii="仿宋" w:eastAsia="仿宋" w:hAnsi="仿宋"/>
+          <w:bCs/>
+          <w:sz w:val="21"/>
+          <w:szCs w:val="21"/>
+        </w:rPr>
+        <w:t>相似性分析提供一定参考。</w:t>
       </w:r>
     </w:p>
     <w:p>
@@ -3462,11 +4944,20 @@
       <w:r>
         <w:rPr>
           <w:rFonts w:ascii="仿宋" w:eastAsia="仿宋" w:hAnsi="仿宋"/>
+          <w:b/>
           <w:bCs/>
           <w:sz w:val="21"/>
           <w:szCs w:val="21"/>
         </w:rPr>
-        <w:t>关键词：代码相似度检测；弱监督学习；特征工程；机器学习；程序查重；Java</w:t>
+        <w:t>关键词</w:t>
+      </w:r>
+      <w:r>
+        <w:rPr>
+          <w:rFonts w:ascii="仿宋" w:eastAsia="仿宋" w:hAnsi="仿宋"/>
+          <w:sz w:val="21"/>
+          <w:szCs w:val="21"/>
+        </w:rPr>
+        <w:t>：代码相似度检测；弱监督学习；特征工程；机器学习</w:t>
       </w:r>
     </w:p>
     <w:p>
@@ -3529,29 +5020,19 @@
           <w:sz w:val="21"/>
           <w:szCs w:val="21"/>
         </w:rPr>
-        <w:t>With the increasing scale of programming courses, instructors face growing pressure in assignment grading, lab evaluation, and academic integrity management. Manual inspection is relatively inefficient and subjective, making it difficult to analyze code similarity in large-scale programming submission scenarios. Therefore, this thesis designs and implements a weakly supervised training-based code similarity detection method for undergraduate graduation projects. The study uses the Java subset of the publicly available DSA Dataset from Zenodo as the experimental data source, and investigates code preprocessing, feature engineering, weakly supervised label construction, traditional machine learning training, and result analysis in a relatively systematic manner. The proposed method first preprocesses Java source code through comment removal, normalization of string and numeric literals, whitespace normalization, and identifier normalization, so as to reduce the influence of variable naming and constants on similarity judgment. Based on the normalized representation, multiple features are extracted, including Token Jaccard similarity, Token sequence similarity, keyword cosine similarity, operator cosine similarity, structural similarity, and differences in length, branches, loops, and method counts. Since the dataset does not provide manually labeled similar code pairs, this thesis constructs weakly supervised labels by first computing rule-based base similarity scores and then generating positive and negative samples using upper and lower thresholds. These labeled code pairs are subsequently used to train traditional machine learning models such as logistic regression and random forest, and the predicted probability is used as the final similarity score. Experiments include rule-based baseline comparison, logistic regression and random forest model comparison, cross-user filtering experiments, feature ablation studies, stricter generalization evaluation with question-level train-test split, and AI-assisted manual review of high-similarity samples. The results indicate that the proposed method can identify highly similar code pairs within the same programming task and maintain relatively stable performance under cross-user conditions. The manual review further supports the rationality of the high-similarity outputs. The implemented system provides functions for dataset inspection, model training, batch prediction, comparison experiments, manual review sampling, and statistical analysis, offering practical support for plagiarism detection and similarity analysis in undergraduate programming education.</w:t>
-      </w:r>
-    </w:p>
-    <w:p>
-      <w:pPr>
-        <w:spacing w:line="276" w:lineRule="auto"/>
-        <w:ind w:firstLine="420"/>
+        <w:t xml:space="preserve">With the increasing scale of programming courses, instructors face growing pressure in assignment grading, lab evaluation, and academic integrity management. Manual inspection is relatively inefficient and subjective, making it difficult to analyze code similarity in large-scale programming submission scenarios. Therefore, this thesis designs and implements a weakly supervised training-based code similarity detection method for undergraduate graduation projects. The study uses the Java subset of the publicly available DSA Dataset from </w:t>
+      </w:r>
+      <w:proofErr w:type="spellStart"/>
+      <w:r>
         <w:rPr>
           <w:rFonts w:eastAsia="仿宋"/>
           <w:bCs/>
           <w:sz w:val="21"/>
           <w:szCs w:val="21"/>
         </w:rPr>
-      </w:pPr>
-      <w:r>
-        <w:rPr>
-          <w:rFonts w:eastAsia="仿宋"/>
-          <w:b/>
-          <w:sz w:val="21"/>
-          <w:szCs w:val="21"/>
-        </w:rPr>
-        <w:t>Keywords</w:t>
-      </w:r>
+        <w:t>Zenodo</w:t>
+      </w:r>
+      <w:proofErr w:type="spellEnd"/>
       <w:r>
         <w:rPr>
           <w:rFonts w:eastAsia="仿宋"/>
@@ -3559,7 +5040,99 @@
           <w:sz w:val="21"/>
           <w:szCs w:val="21"/>
         </w:rPr>
-        <w:t>: code similarity detection; weak supervision; feature engineering; machine learning; plagiarism detection; Java</w:t>
+        <w:t xml:space="preserve"> as the experimental data source, and investigates code preprocessing, feature engineering, weakly supervised label construction, traditional machine learning training, and result analysis in a relatively systematic manner. The proposed method first preprocesses Java source code through comment removal, normalization of string and numeric literals, whitespace normalization, and identifier normalization, </w:t>
+      </w:r>
+      <w:proofErr w:type="gramStart"/>
+      <w:r>
+        <w:rPr>
+          <w:rFonts w:eastAsia="仿宋"/>
+          <w:bCs/>
+          <w:sz w:val="21"/>
+          <w:szCs w:val="21"/>
+        </w:rPr>
+        <w:t>so as to</w:t>
+      </w:r>
+      <w:proofErr w:type="gramEnd"/>
+      <w:r>
+        <w:rPr>
+          <w:rFonts w:eastAsia="仿宋"/>
+          <w:bCs/>
+          <w:sz w:val="21"/>
+          <w:szCs w:val="21"/>
+        </w:rPr>
+        <w:t xml:space="preserve"> reduce the influence of variable naming and constants on similarity judgment. Based on the normalized representation, multiple features are extracted, including Token Jaccard similarity, Token sequence similarity, keyword cosine similarity, operator cosine similarity, structural similarity, and differences in length, branches, loops, and method counts. Since the dataset does not provide manually labeled similar code pairs, this thesis constructs weakly supervised labels by first computing rule-based base similarity scores and then generating positive and negative samples using upper and lower thresholds. These labeled code pairs are subsequently used to train traditional machine learning models such as logistic regression and random forest, and the predicted probability is used as the final similarity score. Experiments include rule-based baseline comparison, logistic regression and random forest model comparison, cross-user filtering experiments, feature ablation studies, stricter generalization evaluation with question-level train-test split, and AI-assisted manual review of high-similarity samples. The results indicate that the proposed method can identify highly similar code pairs within the same programming task and maintain relatively stable performance under cross-user conditions. The manual review further supports the rationality of the high-similarity outputs. The implemented system provides functions for dataset inspection, model training, batch prediction, comparison experiments, manual review sampling, and statistical analysis, offering practical support for plagiarism detection and similarity analysis in undergraduate programming education.</w:t>
+      </w:r>
+    </w:p>
+    <w:p>
+      <w:pPr>
+        <w:spacing w:line="276" w:lineRule="auto"/>
+        <w:rPr>
+          <w:rFonts w:eastAsia="仿宋"/>
+          <w:bCs/>
+          <w:sz w:val="21"/>
+          <w:szCs w:val="21"/>
+        </w:rPr>
+      </w:pPr>
+      <w:r>
+        <w:rPr>
+          <w:b/>
+          <w:bCs/>
+          <w:sz w:val="21"/>
+          <w:szCs w:val="21"/>
+        </w:rPr>
+        <w:t>Keywords:</w:t>
+      </w:r>
+      <w:r>
+        <w:rPr>
+          <w:sz w:val="21"/>
+          <w:szCs w:val="21"/>
+        </w:rPr>
+        <w:t xml:space="preserve"> code similarity detection</w:t>
+      </w:r>
+      <w:r>
+        <w:rPr>
+          <w:rFonts w:hint="eastAsia"/>
+          <w:sz w:val="21"/>
+          <w:szCs w:val="21"/>
+        </w:rPr>
+        <w:t xml:space="preserve">; </w:t>
+      </w:r>
+      <w:r>
+        <w:rPr>
+          <w:sz w:val="21"/>
+          <w:szCs w:val="21"/>
+        </w:rPr>
+        <w:t>weak supervision</w:t>
+      </w:r>
+      <w:r>
+        <w:rPr>
+          <w:rFonts w:hint="eastAsia"/>
+          <w:sz w:val="21"/>
+          <w:szCs w:val="21"/>
+        </w:rPr>
+        <w:t>;</w:t>
+      </w:r>
+      <w:r>
+        <w:rPr>
+          <w:sz w:val="21"/>
+          <w:szCs w:val="21"/>
+        </w:rPr>
+        <w:t xml:space="preserve"> feature engineering</w:t>
+      </w:r>
+      <w:r>
+        <w:rPr>
+          <w:rFonts w:hint="eastAsia"/>
+          <w:sz w:val="21"/>
+          <w:szCs w:val="21"/>
+        </w:rPr>
+        <w:t xml:space="preserve">; </w:t>
+      </w:r>
+      <w:r>
+        <w:rPr>
+          <w:sz w:val="21"/>
+          <w:szCs w:val="21"/>
+        </w:rPr>
+        <w:t>machine learning</w:t>
       </w:r>
     </w:p>
     <w:p/>
@@ -3568,9 +5141,9 @@
     <w:p>
       <w:pPr>
         <w:sectPr>
-          <w:headerReference w:type="default" r:id="rId8"/>
-          <w:footerReference w:type="even" r:id="rId9"/>
-          <w:footerReference w:type="default" r:id="rId10"/>
+          <w:headerReference w:type="default" r:id="rId9"/>
+          <w:footerReference w:type="even" r:id="rId10"/>
+          <w:footerReference w:type="default" r:id="rId11"/>
           <w:footnotePr>
             <w:numFmt w:val="decimalEnclosedCircleChinese"/>
           </w:footnotePr>
@@ -3591,7 +5164,7 @@
           <w:rFonts w:hint="eastAsia"/>
         </w:rPr>
       </w:pPr>
-      <w:bookmarkStart w:id="0" w:name="_Toc227856729"/>
+      <w:bookmarkStart w:id="14" w:name="_Toc227917762"/>
       <w:r>
         <w:rPr>
           <w:rFonts w:ascii="Times New Roman" w:hAnsi="Times New Roman"/>
@@ -3599,7 +5172,7 @@
         <w:lastRenderedPageBreak/>
         <w:t>一、绪论</w:t>
       </w:r>
-      <w:bookmarkEnd w:id="0"/>
+      <w:bookmarkEnd w:id="14"/>
     </w:p>
     <w:p>
       <w:pPr>
@@ -3608,14 +5181,11 @@
           <w:rFonts w:ascii="仿宋" w:hAnsi="仿宋" w:hint="eastAsia"/>
         </w:rPr>
       </w:pPr>
-      <w:bookmarkStart w:id="1" w:name="_Toc227856730"/>
-      <w:r>
-        <w:rPr>
-          <w:rFonts w:ascii="仿宋" w:hAnsi="仿宋"/>
-        </w:rPr>
-        <w:t>研究背景</w:t>
-      </w:r>
-      <w:bookmarkEnd w:id="1"/>
+      <w:bookmarkStart w:id="15" w:name="_Toc227917763"/>
+      <w:r>
+        <w:t>（一）研究背景</w:t>
+      </w:r>
+      <w:bookmarkEnd w:id="15"/>
     </w:p>
     <w:p>
       <w:pPr>
@@ -3682,14 +5252,11 @@
           <w:rFonts w:ascii="仿宋" w:hAnsi="仿宋" w:hint="eastAsia"/>
         </w:rPr>
       </w:pPr>
-      <w:bookmarkStart w:id="2" w:name="_Toc227856731"/>
-      <w:r>
-        <w:rPr>
-          <w:rFonts w:ascii="仿宋" w:hAnsi="仿宋"/>
-        </w:rPr>
-        <w:t>研究目的与意义</w:t>
-      </w:r>
-      <w:bookmarkEnd w:id="2"/>
+      <w:bookmarkStart w:id="16" w:name="_Toc227917764"/>
+      <w:r>
+        <w:t>（二）研究目的与意义</w:t>
+      </w:r>
+      <w:bookmarkEnd w:id="16"/>
     </w:p>
     <w:p>
       <w:pPr>
@@ -3757,7 +5324,21 @@
           <w:rFonts w:eastAsia="仿宋"/>
         </w:rPr>
         <w:lastRenderedPageBreak/>
-        <w:t>第二，在算法设计层面，本文并未直接采用复杂的深度学习模型，而是结合代码预处理、规则相似度、弱监督标签构造和传统机器学习训练，形成了一条更加适合本科阶段实现与论证的技术路线。</w:t>
+        <w:t>第二，在算法设计层面，本文并未直接采用复杂的深度学习模型，而是结合代码预处理、规则相似度、</w:t>
+      </w:r>
+      <w:proofErr w:type="gramStart"/>
+      <w:r>
+        <w:rPr>
+          <w:rFonts w:eastAsia="仿宋"/>
+        </w:rPr>
+        <w:t>弱监督</w:t>
+      </w:r>
+      <w:proofErr w:type="gramEnd"/>
+      <w:r>
+        <w:rPr>
+          <w:rFonts w:eastAsia="仿宋"/>
+        </w:rPr>
+        <w:t>标签构造和传统机器学习训练，形成了一条更加适合本科阶段实现与论证的技术路线。</w:t>
       </w:r>
     </w:p>
     <w:p>
@@ -3768,7 +5349,21 @@
         <w:rPr>
           <w:rFonts w:eastAsia="仿宋"/>
         </w:rPr>
-        <w:t>第三，在实验研究层面，本文基于公开数据集构建了完整的实验流程，并通过对比实验、消融实验、跨用户实验和人工复核分析，较系统地评估了方法的有效性。</w:t>
+        <w:t>第三，在实验研究层面，本文基于公开数据集构建了完整的实验流程，并通过对比实验、消融实验、</w:t>
+      </w:r>
+      <w:proofErr w:type="gramStart"/>
+      <w:r>
+        <w:rPr>
+          <w:rFonts w:eastAsia="仿宋"/>
+        </w:rPr>
+        <w:t>跨用户</w:t>
+      </w:r>
+      <w:proofErr w:type="gramEnd"/>
+      <w:r>
+        <w:rPr>
+          <w:rFonts w:eastAsia="仿宋"/>
+        </w:rPr>
+        <w:t>实验和人工复核分析，较系统地评估了方法的有效性。</w:t>
       </w:r>
     </w:p>
     <w:p>
@@ -3779,14 +5374,11 @@
           <w:rFonts w:ascii="仿宋" w:hAnsi="仿宋" w:hint="eastAsia"/>
         </w:rPr>
       </w:pPr>
-      <w:bookmarkStart w:id="3" w:name="_Toc227856732"/>
-      <w:r>
-        <w:rPr>
-          <w:rFonts w:ascii="仿宋" w:hAnsi="仿宋"/>
-        </w:rPr>
-        <w:t>国内外研究现状</w:t>
-      </w:r>
-      <w:bookmarkEnd w:id="3"/>
+      <w:bookmarkStart w:id="17" w:name="_Toc227917765"/>
+      <w:r>
+        <w:t>（三）国内外研究现状</w:t>
+      </w:r>
+      <w:bookmarkEnd w:id="17"/>
     </w:p>
     <w:p>
       <w:pPr>
@@ -3853,7 +5445,49 @@
         <w:rPr>
           <w:rFonts w:eastAsia="仿宋"/>
         </w:rPr>
-        <w:t>基于学习的方法近年来发展较快，包括传统机器学习方法和深度学习方法。传统机器学习通常依赖人工设计特征，通过逻辑回归、支持向量机、随机森林等模型完成分类或排序任务；深度学习方法则尝试通过代码向量化、预训练模型或图神经网络等方式自动学习代码表示。虽然深度学习方法具有较高研究热度，但通常依赖更大规模的标注数据、训练算力和模型调优经验。对于本科毕业设计而言，传统机器学习配合合理的特征工程和可解释实验设计，往往更具实施可行性。</w:t>
+        <w:t>基于学习的方法近年来发展较快，包括传统机器学习方法和深度学习方法。传统机器学习通常依赖人工设计特征，通过逻辑回归、支持向量机、随机森林等模型完成分类或排序任务；深度学习方法则尝试通过代码向量化、</w:t>
+      </w:r>
+      <w:proofErr w:type="gramStart"/>
+      <w:r>
+        <w:rPr>
+          <w:rFonts w:eastAsia="仿宋"/>
+        </w:rPr>
+        <w:t>预训练</w:t>
+      </w:r>
+      <w:proofErr w:type="gramEnd"/>
+      <w:r>
+        <w:rPr>
+          <w:rFonts w:eastAsia="仿宋"/>
+        </w:rPr>
+        <w:t>模型或图神经网络等方式自动学习代码表示。虽然深度学习方法具有较高研究热度，但通常依赖更大规模的标注数据、</w:t>
+      </w:r>
+      <w:proofErr w:type="gramStart"/>
+      <w:r>
+        <w:rPr>
+          <w:rFonts w:eastAsia="仿宋"/>
+        </w:rPr>
+        <w:t>训练算力和</w:t>
+      </w:r>
+      <w:proofErr w:type="gramEnd"/>
+      <w:r>
+        <w:rPr>
+          <w:rFonts w:eastAsia="仿宋"/>
+        </w:rPr>
+        <w:t>模型调优经验。对于本科毕业设计而言，传统机器学习配合合理的特征工程和</w:t>
+      </w:r>
+      <w:proofErr w:type="gramStart"/>
+      <w:r>
+        <w:rPr>
+          <w:rFonts w:eastAsia="仿宋"/>
+        </w:rPr>
+        <w:t>可</w:t>
+      </w:r>
+      <w:proofErr w:type="gramEnd"/>
+      <w:r>
+        <w:rPr>
+          <w:rFonts w:eastAsia="仿宋"/>
+        </w:rPr>
+        <w:t>解释实验设计，往往更具实施可行性。</w:t>
       </w:r>
     </w:p>
     <w:p>
@@ -3923,14 +5557,11 @@
           <w:rFonts w:ascii="仿宋" w:hAnsi="仿宋" w:hint="eastAsia"/>
         </w:rPr>
       </w:pPr>
-      <w:bookmarkStart w:id="4" w:name="_Toc227856733"/>
-      <w:r>
-        <w:rPr>
-          <w:rFonts w:ascii="仿宋" w:hAnsi="仿宋"/>
-        </w:rPr>
-        <w:t>本文主要工作</w:t>
-      </w:r>
-      <w:bookmarkEnd w:id="4"/>
+      <w:bookmarkStart w:id="18" w:name="_Toc227917766"/>
+      <w:r>
+        <w:t>（四）本文主要工作</w:t>
+      </w:r>
+      <w:bookmarkEnd w:id="18"/>
     </w:p>
     <w:p>
       <w:pPr>
@@ -4033,7 +5664,6 @@
         <w:rPr>
           <w:rFonts w:eastAsia="仿宋"/>
         </w:rPr>
-        <w:lastRenderedPageBreak/>
         <w:t xml:space="preserve">3. </w:t>
       </w:r>
       <w:r>
@@ -4052,7 +5682,21 @@
         <w:rPr>
           <w:rFonts w:eastAsia="仿宋"/>
         </w:rPr>
-        <w:t>集合相似度、序列相似度、关键字与运算符统计特征以及结构差异特征。</w:t>
+        <w:t>集合相似度、序列相似度、关键字与运算</w:t>
+      </w:r>
+      <w:proofErr w:type="gramStart"/>
+      <w:r>
+        <w:rPr>
+          <w:rFonts w:eastAsia="仿宋"/>
+        </w:rPr>
+        <w:t>符统计</w:t>
+      </w:r>
+      <w:proofErr w:type="gramEnd"/>
+      <w:r>
+        <w:rPr>
+          <w:rFonts w:eastAsia="仿宋"/>
+        </w:rPr>
+        <w:t>特征以及结构差异特征。</w:t>
       </w:r>
     </w:p>
     <w:p>
@@ -4069,7 +5713,21 @@
         <w:rPr>
           <w:rFonts w:eastAsia="仿宋"/>
         </w:rPr>
-        <w:t>设计弱监督标签构造方法，通过基础相似度和上下阈值自动生成正负样本，解决人工标注不足问题。</w:t>
+        <w:t>设计</w:t>
+      </w:r>
+      <w:proofErr w:type="gramStart"/>
+      <w:r>
+        <w:rPr>
+          <w:rFonts w:eastAsia="仿宋"/>
+        </w:rPr>
+        <w:t>弱监督</w:t>
+      </w:r>
+      <w:proofErr w:type="gramEnd"/>
+      <w:r>
+        <w:rPr>
+          <w:rFonts w:eastAsia="仿宋"/>
+        </w:rPr>
+        <w:t>标签构造方法，通过基础相似度和上下阈值自动生成正负样本，解决人工标注不足问题。</w:t>
       </w:r>
     </w:p>
     <w:p>
@@ -4109,18 +5767,48 @@
     <w:p>
       <w:pPr>
         <w:spacing w:line="360" w:lineRule="auto"/>
-      </w:pPr>
-      <w:r>
         <w:rPr>
           <w:rFonts w:eastAsia="仿宋"/>
         </w:rPr>
+      </w:pPr>
+      <w:r>
+        <w:rPr>
+          <w:rFonts w:eastAsia="仿宋"/>
+        </w:rPr>
         <w:t xml:space="preserve">7. </w:t>
       </w:r>
       <w:r>
         <w:rPr>
           <w:rFonts w:eastAsia="仿宋"/>
         </w:rPr>
-        <w:t>基于真实数据集开展多组实验，并生成可直接用于论文的统计表与分析结果。</w:t>
+        <w:t>基于真实数据</w:t>
+      </w:r>
+      <w:proofErr w:type="gramStart"/>
+      <w:r>
+        <w:rPr>
+          <w:rFonts w:eastAsia="仿宋"/>
+        </w:rPr>
+        <w:t>集开展</w:t>
+      </w:r>
+      <w:proofErr w:type="gramEnd"/>
+      <w:r>
+        <w:rPr>
+          <w:rFonts w:eastAsia="仿宋"/>
+        </w:rPr>
+        <w:t>多组实验，并生成可直接用于论文的统计表与分析结果。</w:t>
+      </w:r>
+    </w:p>
+    <w:p>
+      <w:pPr>
+        <w:rPr>
+          <w:rFonts w:eastAsia="仿宋" w:hint="eastAsia"/>
+        </w:rPr>
+      </w:pPr>
+      <w:r>
+        <w:rPr>
+          <w:rFonts w:eastAsia="仿宋"/>
+        </w:rPr>
+        <w:br w:type="page"/>
       </w:r>
     </w:p>
     <w:p>
@@ -4131,14 +5819,15 @@
           <w:rFonts w:hint="eastAsia"/>
         </w:rPr>
       </w:pPr>
-      <w:bookmarkStart w:id="5" w:name="_Toc227856734"/>
+      <w:bookmarkStart w:id="19" w:name="_Toc227917767"/>
       <w:r>
         <w:rPr>
           <w:rFonts w:ascii="Times New Roman" w:hAnsi="Times New Roman"/>
         </w:rPr>
+        <w:lastRenderedPageBreak/>
         <w:t>二、相关技术与理论基础</w:t>
       </w:r>
-      <w:bookmarkEnd w:id="5"/>
+      <w:bookmarkEnd w:id="19"/>
     </w:p>
     <w:p>
       <w:pPr>
@@ -4148,14 +5837,11 @@
           <w:rFonts w:ascii="仿宋" w:hAnsi="仿宋" w:hint="eastAsia"/>
         </w:rPr>
       </w:pPr>
-      <w:bookmarkStart w:id="6" w:name="_Toc227856735"/>
-      <w:r>
-        <w:rPr>
-          <w:rFonts w:ascii="仿宋" w:hAnsi="仿宋"/>
-        </w:rPr>
-        <w:t>代码相似度检测概述</w:t>
-      </w:r>
-      <w:bookmarkEnd w:id="6"/>
+      <w:bookmarkStart w:id="20" w:name="_Toc227917768"/>
+      <w:r>
+        <w:t>（一）代码相似度检测概述</w:t>
+      </w:r>
+      <w:bookmarkEnd w:id="20"/>
     </w:p>
     <w:p>
       <w:pPr>
@@ -4193,14 +5879,11 @@
           <w:rFonts w:ascii="仿宋" w:hAnsi="仿宋" w:hint="eastAsia"/>
         </w:rPr>
       </w:pPr>
-      <w:bookmarkStart w:id="7" w:name="_Toc227856736"/>
-      <w:r>
-        <w:rPr>
-          <w:rFonts w:ascii="仿宋" w:hAnsi="仿宋"/>
-        </w:rPr>
-        <w:t>弱监督学习</w:t>
-      </w:r>
-      <w:bookmarkEnd w:id="7"/>
+      <w:bookmarkStart w:id="21" w:name="_Toc227917769"/>
+      <w:r>
+        <w:t>（二）弱监督学习</w:t>
+      </w:r>
+      <w:bookmarkEnd w:id="21"/>
     </w:p>
     <w:p>
       <w:pPr>
@@ -4213,7 +5896,21 @@
         <w:rPr>
           <w:rFonts w:ascii="仿宋" w:eastAsia="仿宋" w:hAnsi="仿宋"/>
         </w:rPr>
-        <w:t>弱监督学习是指在缺少精确人工标注数据的条件下，利用启发式规则、伪标签、远程监督或不完全标签等方式构造训练信号，从而建立机器学习模型的方法。在实际工程中，人工标注通常昂贵且耗时，尤其在代码相似度任务中，逐条判定两份代码是否“相似”往往需要较强的专业背景。因此，使用弱监督构造训练标签具有较高现实可行性。</w:t>
+        <w:t>弱监督学习是指在缺少精确人工标注数据的条件下，利用启发式规则、伪标签、远程监督或不完全标签等方式构造训练信号，从而建立机器学习模型的方法。在实际工程中，人工标注通常昂贵且耗时，尤其在代码相似度任务中，逐条判定两份代码是否“相似”往往需要较强的专业背景。因此，使用</w:t>
+      </w:r>
+      <w:proofErr w:type="gramStart"/>
+      <w:r>
+        <w:rPr>
+          <w:rFonts w:ascii="仿宋" w:eastAsia="仿宋" w:hAnsi="仿宋"/>
+        </w:rPr>
+        <w:t>弱监督</w:t>
+      </w:r>
+      <w:proofErr w:type="gramEnd"/>
+      <w:r>
+        <w:rPr>
+          <w:rFonts w:ascii="仿宋" w:eastAsia="仿宋" w:hAnsi="仿宋"/>
+        </w:rPr>
+        <w:t>构造训练标签具有较高现实可行性。</w:t>
       </w:r>
     </w:p>
     <w:p>
@@ -4227,7 +5924,35 @@
         <w:rPr>
           <w:rFonts w:ascii="仿宋" w:eastAsia="仿宋" w:hAnsi="仿宋"/>
         </w:rPr>
-        <w:t>本文所采用的弱监督方式主要包括以下步骤：首先利用多种规则特征构造基础相似度分数；其次通过高阈值和低阈值筛选高置信正样本与高置信负样本；最后对中间区域样本进行舍弃或自适应处理，从而得到相对可靠的训练集。这种方式虽然无法完全替代人工标注，但能够显著降低样本构造成本，并支持后续模型训练与实验分析。</w:t>
+        <w:t>本文所采用的</w:t>
+      </w:r>
+      <w:proofErr w:type="gramStart"/>
+      <w:r>
+        <w:rPr>
+          <w:rFonts w:ascii="仿宋" w:eastAsia="仿宋" w:hAnsi="仿宋"/>
+        </w:rPr>
+        <w:t>弱监督</w:t>
+      </w:r>
+      <w:proofErr w:type="gramEnd"/>
+      <w:r>
+        <w:rPr>
+          <w:rFonts w:ascii="仿宋" w:eastAsia="仿宋" w:hAnsi="仿宋"/>
+        </w:rPr>
+        <w:t>方式主要包括以下步骤：首先利用多种规则特征构造基础相似度分数；其次通过高阈值和低阈值筛选高</w:t>
+      </w:r>
+      <w:proofErr w:type="gramStart"/>
+      <w:r>
+        <w:rPr>
+          <w:rFonts w:ascii="仿宋" w:eastAsia="仿宋" w:hAnsi="仿宋"/>
+        </w:rPr>
+        <w:t>置信正</w:t>
+      </w:r>
+      <w:proofErr w:type="gramEnd"/>
+      <w:r>
+        <w:rPr>
+          <w:rFonts w:ascii="仿宋" w:eastAsia="仿宋" w:hAnsi="仿宋"/>
+        </w:rPr>
+        <w:t>样本与高置信负样本；最后对中间区域样本进行舍弃或自适应处理，从而得到相对可靠的训练集。这种方式虽然无法完全替代人工标注，但能够显著降低样本构造成本，并支持后续模型训练与实验分析。</w:t>
       </w:r>
     </w:p>
     <w:p>
@@ -4238,14 +5963,11 @@
           <w:rFonts w:ascii="仿宋" w:hAnsi="仿宋" w:hint="eastAsia"/>
         </w:rPr>
       </w:pPr>
-      <w:bookmarkStart w:id="8" w:name="_Toc227856737"/>
-      <w:r>
-        <w:rPr>
-          <w:rFonts w:ascii="仿宋" w:hAnsi="仿宋"/>
-        </w:rPr>
-        <w:t>传统机器学习方法</w:t>
-      </w:r>
-      <w:bookmarkEnd w:id="8"/>
+      <w:bookmarkStart w:id="22" w:name="_Toc227917770"/>
+      <w:r>
+        <w:t>（三）传统机器学习方法</w:t>
+      </w:r>
+      <w:bookmarkEnd w:id="22"/>
     </w:p>
     <w:p>
       <w:pPr>
@@ -4258,7 +5980,6 @@
         <w:rPr>
           <w:rFonts w:ascii="仿宋" w:eastAsia="仿宋" w:hAnsi="仿宋"/>
         </w:rPr>
-        <w:lastRenderedPageBreak/>
         <w:t>逻辑回归是一种经典的线性分类模型，具有实现简单、训练速度快、可解释性较强等优点，常作为分类任务基线。随机森林则通过集成多棵决策树进行预测，能够在非线性特征空间中学习更复杂的决策边界，通常具有较好的鲁棒性和泛化能力。本文同时采用逻辑回归和随机森林模型，旨在从线性和非线性两个角度评估特征体系的有效性。</w:t>
       </w:r>
     </w:p>
@@ -4270,14 +5991,11 @@
           <w:rFonts w:ascii="仿宋" w:hAnsi="仿宋" w:hint="eastAsia"/>
         </w:rPr>
       </w:pPr>
-      <w:bookmarkStart w:id="9" w:name="_Toc227856738"/>
-      <w:r>
-        <w:rPr>
-          <w:rFonts w:ascii="仿宋" w:hAnsi="仿宋"/>
-        </w:rPr>
-        <w:t>常用评价指标</w:t>
-      </w:r>
-      <w:bookmarkEnd w:id="9"/>
+      <w:bookmarkStart w:id="23" w:name="_Toc227917771"/>
+      <w:r>
+        <w:t>（四）常用评价指标</w:t>
+      </w:r>
+      <w:bookmarkEnd w:id="23"/>
     </w:p>
     <w:p>
       <w:pPr>
@@ -4304,6 +6022,7 @@
         <w:rPr>
           <w:rFonts w:ascii="仿宋" w:eastAsia="仿宋" w:hAnsi="仿宋"/>
         </w:rPr>
+        <w:lastRenderedPageBreak/>
         <w:t>准确率表示模型预测正确的样本占总样本比例，适合整体评估分类性能。</w:t>
       </w:r>
     </w:p>
@@ -4318,7 +6037,21 @@
         <w:rPr>
           <w:rFonts w:ascii="仿宋" w:eastAsia="仿宋" w:hAnsi="仿宋"/>
         </w:rPr>
-        <w:t>精确率表示被模型判定为相似的样本中，真实相似样本所占比例，反映误报情况。</w:t>
+        <w:t>精确</w:t>
+      </w:r>
+      <w:proofErr w:type="gramStart"/>
+      <w:r>
+        <w:rPr>
+          <w:rFonts w:ascii="仿宋" w:eastAsia="仿宋" w:hAnsi="仿宋"/>
+        </w:rPr>
+        <w:t>率表示</w:t>
+      </w:r>
+      <w:proofErr w:type="gramEnd"/>
+      <w:r>
+        <w:rPr>
+          <w:rFonts w:ascii="仿宋" w:eastAsia="仿宋" w:hAnsi="仿宋"/>
+        </w:rPr>
+        <w:t>被模型判定为相似的样本中，真实相似样本所占比例，反映误报情况。</w:t>
       </w:r>
     </w:p>
     <w:p>
@@ -4332,7 +6065,21 @@
         <w:rPr>
           <w:rFonts w:ascii="仿宋" w:eastAsia="仿宋" w:hAnsi="仿宋"/>
         </w:rPr>
-        <w:t>召回率表示真实相似样本中被模型成功识别出的比例，反映漏报情况。</w:t>
+        <w:t>召回</w:t>
+      </w:r>
+      <w:proofErr w:type="gramStart"/>
+      <w:r>
+        <w:rPr>
+          <w:rFonts w:ascii="仿宋" w:eastAsia="仿宋" w:hAnsi="仿宋"/>
+        </w:rPr>
+        <w:t>率表示</w:t>
+      </w:r>
+      <w:proofErr w:type="gramEnd"/>
+      <w:r>
+        <w:rPr>
+          <w:rFonts w:ascii="仿宋" w:eastAsia="仿宋" w:hAnsi="仿宋"/>
+        </w:rPr>
+        <w:t>真实相似样本中被模型成功识别出的比例，反映漏报情况。</w:t>
       </w:r>
     </w:p>
     <w:p>
@@ -4346,7 +6093,21 @@
         <w:rPr>
           <w:rFonts w:ascii="仿宋" w:eastAsia="仿宋" w:hAnsi="仿宋"/>
         </w:rPr>
-        <w:t>F1 值综合考虑精确率和召回率，是两者的调和平均数。</w:t>
+        <w:t xml:space="preserve">F1 </w:t>
+      </w:r>
+      <w:proofErr w:type="gramStart"/>
+      <w:r>
+        <w:rPr>
+          <w:rFonts w:ascii="仿宋" w:eastAsia="仿宋" w:hAnsi="仿宋"/>
+        </w:rPr>
+        <w:t>值综合</w:t>
+      </w:r>
+      <w:proofErr w:type="gramEnd"/>
+      <w:r>
+        <w:rPr>
+          <w:rFonts w:ascii="仿宋" w:eastAsia="仿宋" w:hAnsi="仿宋"/>
+        </w:rPr>
+        <w:t>考虑精确率和召回率，是两者的调和平均数。</w:t>
       </w:r>
     </w:p>
     <w:p>
@@ -4367,14 +6128,55 @@
       <w:pPr>
         <w:spacing w:line="360" w:lineRule="auto"/>
         <w:rPr>
+          <w:rFonts w:ascii="仿宋" w:eastAsia="仿宋" w:hAnsi="仿宋"/>
+        </w:rPr>
+      </w:pPr>
+      <w:r>
+        <w:rPr>
+          <w:rFonts w:ascii="仿宋" w:eastAsia="仿宋" w:hAnsi="仿宋"/>
+        </w:rPr>
+        <w:t>需要指出的是，由于本文采用</w:t>
+      </w:r>
+      <w:proofErr w:type="gramStart"/>
+      <w:r>
+        <w:rPr>
+          <w:rFonts w:ascii="仿宋" w:eastAsia="仿宋" w:hAnsi="仿宋"/>
+        </w:rPr>
+        <w:t>弱监督</w:t>
+      </w:r>
+      <w:proofErr w:type="gramEnd"/>
+      <w:r>
+        <w:rPr>
+          <w:rFonts w:ascii="仿宋" w:eastAsia="仿宋" w:hAnsi="仿宋"/>
+        </w:rPr>
+        <w:t>方式构造训练标签，自动评价指标在很大程度上反映的是模型对伪标签的拟合情况及其在同类样本上的区分能力。因此，为提高结果解释的稳健性，本文进一步引入</w:t>
+      </w:r>
+      <w:proofErr w:type="gramStart"/>
+      <w:r>
+        <w:rPr>
+          <w:rFonts w:ascii="仿宋" w:eastAsia="仿宋" w:hAnsi="仿宋"/>
+        </w:rPr>
+        <w:t>跨用户</w:t>
+      </w:r>
+      <w:proofErr w:type="gramEnd"/>
+      <w:r>
+        <w:rPr>
+          <w:rFonts w:ascii="仿宋" w:eastAsia="仿宋" w:hAnsi="仿宋"/>
+        </w:rPr>
+        <w:t>过滤、按题目划分的泛化实验以及人工辅助复核分析。</w:t>
+      </w:r>
+    </w:p>
+    <w:p>
+      <w:pPr>
+        <w:rPr>
           <w:rFonts w:ascii="仿宋" w:eastAsia="仿宋" w:hAnsi="仿宋" w:hint="eastAsia"/>
         </w:rPr>
       </w:pPr>
       <w:r>
         <w:rPr>
-          <w:rFonts w:ascii="仿宋" w:eastAsia="仿宋" w:hAnsi="仿宋"/>
-        </w:rPr>
-        <w:t>需要指出的是，由于本文采用弱监督方式构造训练标签，自动评价指标在很大程度上反映的是模型对伪标签的拟合情况及其在同类样本上的区分能力。因此，为提高结果解释的稳健性，本文进一步引入跨用户过滤、按题目划分的泛化实验以及人工辅助复核分析。</w:t>
+          <w:rFonts w:ascii="仿宋" w:eastAsia="仿宋" w:hAnsi="仿宋" w:hint="eastAsia"/>
+        </w:rPr>
+        <w:br w:type="page"/>
       </w:r>
     </w:p>
     <w:p>
@@ -4385,14 +6187,15 @@
           <w:rFonts w:hint="eastAsia"/>
         </w:rPr>
       </w:pPr>
-      <w:bookmarkStart w:id="10" w:name="_Toc227856739"/>
+      <w:bookmarkStart w:id="24" w:name="_Toc227917772"/>
       <w:r>
         <w:rPr>
           <w:rFonts w:ascii="Times New Roman" w:hAnsi="Times New Roman"/>
         </w:rPr>
+        <w:lastRenderedPageBreak/>
         <w:t>三、系统设计与算法实现</w:t>
       </w:r>
-      <w:bookmarkEnd w:id="10"/>
+      <w:bookmarkEnd w:id="24"/>
     </w:p>
     <w:p>
       <w:pPr>
@@ -4402,14 +6205,11 @@
           <w:rFonts w:ascii="仿宋" w:hAnsi="仿宋" w:hint="eastAsia"/>
         </w:rPr>
       </w:pPr>
-      <w:bookmarkStart w:id="11" w:name="_Toc227856740"/>
-      <w:r>
-        <w:rPr>
-          <w:rFonts w:ascii="仿宋" w:hAnsi="仿宋"/>
-        </w:rPr>
-        <w:t>系统总体设计</w:t>
-      </w:r>
-      <w:bookmarkEnd w:id="11"/>
+      <w:bookmarkStart w:id="25" w:name="_Toc227917773"/>
+      <w:r>
+        <w:t>（一）系统总体设计</w:t>
+      </w:r>
+      <w:bookmarkEnd w:id="25"/>
     </w:p>
     <w:p>
       <w:pPr>
@@ -4422,7 +6222,21 @@
         <w:rPr>
           <w:rFonts w:ascii="仿宋" w:eastAsia="仿宋" w:hAnsi="仿宋"/>
         </w:rPr>
-        <w:t>本文实现的代码相似度检测系统采用模块化设计，主要包括数据加载模块、代码预处理模块、特征提取模块、样本构造模块、模型训练模块、预测与报告模块以及实验分析模块七个部分。系统整体流程如下：首先从数据集中读取 Java 提交记录并按题目组织；随后对代码进行预处理和特征提取；接着构造代码对并生成弱监督标签；之后训练传统机器学习模型并计算相似概率；最后输出高相似代码对、统计表和实验分析结果。系统整体流程如图1所示。</w:t>
+        <w:t>本文实现的代码相似度检测系统采用模块化设计，主要包括数据加载模块、代码预处理模块、特征提取模块、样本构造模块、模型训练模块、预测与报告模块以及实验分析模块七个部分。系统整体流程如下：首先从数据集中读取 Java 提交记录并按题目组织；随后对代码进行预处理和特征提取；接着构造代码对并生成</w:t>
+      </w:r>
+      <w:proofErr w:type="gramStart"/>
+      <w:r>
+        <w:rPr>
+          <w:rFonts w:ascii="仿宋" w:eastAsia="仿宋" w:hAnsi="仿宋"/>
+        </w:rPr>
+        <w:t>弱监督</w:t>
+      </w:r>
+      <w:proofErr w:type="gramEnd"/>
+      <w:r>
+        <w:rPr>
+          <w:rFonts w:ascii="仿宋" w:eastAsia="仿宋" w:hAnsi="仿宋"/>
+        </w:rPr>
+        <w:t>标签；之后训练传统机器学习模型并计算相似概率；最后输出高相似代码对、统计表和实验分析结果。系统整体流程如图1所示。</w:t>
       </w:r>
     </w:p>
     <w:tbl>
@@ -4508,12 +6322,21 @@
             <w:pPr>
               <w:jc w:val="center"/>
             </w:pPr>
+            <w:proofErr w:type="gramStart"/>
             <w:r>
               <w:rPr>
                 <w:b/>
                 <w:sz w:val="21"/>
               </w:rPr>
-              <w:t>弱监督标注</w:t>
+              <w:t>弱监督</w:t>
+            </w:r>
+            <w:proofErr w:type="gramEnd"/>
+            <w:r>
+              <w:rPr>
+                <w:b/>
+                <w:sz w:val="21"/>
+              </w:rPr>
+              <w:t>标注</w:t>
             </w:r>
           </w:p>
         </w:tc>
@@ -5039,14 +6862,11 @@
           <w:rFonts w:ascii="仿宋" w:hAnsi="仿宋" w:hint="eastAsia"/>
         </w:rPr>
       </w:pPr>
-      <w:bookmarkStart w:id="12" w:name="_Toc227856741"/>
-      <w:r>
-        <w:rPr>
-          <w:rFonts w:ascii="仿宋" w:hAnsi="仿宋"/>
-        </w:rPr>
-        <w:t>数据集与数据处理</w:t>
-      </w:r>
-      <w:bookmarkEnd w:id="12"/>
+      <w:bookmarkStart w:id="26" w:name="_Toc227917774"/>
+      <w:r>
+        <w:t>（二）数据集与数据处理</w:t>
+      </w:r>
+      <w:bookmarkEnd w:id="26"/>
     </w:p>
     <w:p>
       <w:pPr>
@@ -5059,7 +6879,21 @@
         <w:rPr>
           <w:rFonts w:ascii="仿宋" w:eastAsia="仿宋" w:hAnsi="仿宋"/>
         </w:rPr>
-        <w:t>本文使用的数据集来源于 Zenodo 平台发布的 DSA Dataset。本项目实际使用其中的 Java 提交数据文件 java_submissions.csv，并辅以题目分布文件 distribution_per_question.csv 和题目信息文件 tst_questions.csv。经统计，数据集中共包含 16074 份 Java 提交、99 道题目、约 270 名匿名学生用户。</w:t>
+        <w:t xml:space="preserve">本文使用的数据集来源于 </w:t>
+      </w:r>
+      <w:proofErr w:type="spellStart"/>
+      <w:r>
+        <w:rPr>
+          <w:rFonts w:ascii="仿宋" w:eastAsia="仿宋" w:hAnsi="仿宋"/>
+        </w:rPr>
+        <w:t>Zenodo</w:t>
+      </w:r>
+      <w:proofErr w:type="spellEnd"/>
+      <w:r>
+        <w:rPr>
+          <w:rFonts w:ascii="仿宋" w:eastAsia="仿宋" w:hAnsi="仿宋"/>
+        </w:rPr>
+        <w:t xml:space="preserve"> 平台发布的 DSA Dataset。本项目实际使用其中的 Java 提交数据文件 java_submissions.csv，并辅以题目分布文件 distribution_per_question.csv 和题目信息文件 tst_questions.csv。经统计，数据集中共包含 16074 份 Java 提交、99 道题目、约 270 名匿名学生用户。</w:t>
       </w:r>
     </w:p>
     <w:p>
@@ -5101,6 +6935,7 @@
         <w:rPr>
           <w:rFonts w:ascii="仿宋" w:eastAsia="仿宋" w:hAnsi="仿宋"/>
         </w:rPr>
+        <w:lastRenderedPageBreak/>
         <w:t>2. 过滤空代码或无效代码，保证训练与预测样本的基本质量。</w:t>
       </w:r>
     </w:p>
@@ -5115,7 +6950,21 @@
         <w:rPr>
           <w:rFonts w:ascii="仿宋" w:eastAsia="仿宋" w:hAnsi="仿宋"/>
         </w:rPr>
-        <w:t>3. 按题目编号对提交进行分组，默认仅在同一道题内部构造代码对，避免不同题目之间因题意差异引入噪声。</w:t>
+        <w:t>3. 按题目编号对提交进行分组，默认仅在同一道</w:t>
+      </w:r>
+      <w:proofErr w:type="gramStart"/>
+      <w:r>
+        <w:rPr>
+          <w:rFonts w:ascii="仿宋" w:eastAsia="仿宋" w:hAnsi="仿宋"/>
+        </w:rPr>
+        <w:t>题内部</w:t>
+      </w:r>
+      <w:proofErr w:type="gramEnd"/>
+      <w:r>
+        <w:rPr>
+          <w:rFonts w:ascii="仿宋" w:eastAsia="仿宋" w:hAnsi="仿宋"/>
+        </w:rPr>
+        <w:t>构造代码对，避免不同题目之间因题意差异引入噪声。</w:t>
       </w:r>
     </w:p>
     <w:p>
@@ -5129,7 +6978,21 @@
         <w:rPr>
           <w:rFonts w:ascii="仿宋" w:eastAsia="仿宋" w:hAnsi="仿宋"/>
         </w:rPr>
-        <w:t>4. 在扩展实验中加入跨用户过滤，仅保留不同用户之间的代码对，以减少同一学生多次提交带来的偏高相似问题。</w:t>
+        <w:t>4. 在扩展实验中加入</w:t>
+      </w:r>
+      <w:proofErr w:type="gramStart"/>
+      <w:r>
+        <w:rPr>
+          <w:rFonts w:ascii="仿宋" w:eastAsia="仿宋" w:hAnsi="仿宋"/>
+        </w:rPr>
+        <w:t>跨用户</w:t>
+      </w:r>
+      <w:proofErr w:type="gramEnd"/>
+      <w:r>
+        <w:rPr>
+          <w:rFonts w:ascii="仿宋" w:eastAsia="仿宋" w:hAnsi="仿宋"/>
+        </w:rPr>
+        <w:t>过滤，仅保留不同用户之间的代码对，以减少同一学生多次提交带来的偏高相似问题。</w:t>
       </w:r>
     </w:p>
     <w:p>
@@ -5140,14 +7003,11 @@
           <w:rFonts w:ascii="仿宋" w:hAnsi="仿宋" w:hint="eastAsia"/>
         </w:rPr>
       </w:pPr>
-      <w:bookmarkStart w:id="13" w:name="_Toc227856742"/>
-      <w:r>
-        <w:rPr>
-          <w:rFonts w:ascii="仿宋" w:hAnsi="仿宋"/>
-        </w:rPr>
-        <w:t>代码预处理设计</w:t>
-      </w:r>
-      <w:bookmarkEnd w:id="13"/>
+      <w:bookmarkStart w:id="27" w:name="_Toc227917775"/>
+      <w:r>
+        <w:t>（三）代码预处理设计</w:t>
+      </w:r>
+      <w:bookmarkEnd w:id="27"/>
     </w:p>
     <w:p>
       <w:pPr>
@@ -5230,8 +7090,21 @@
         <w:rPr>
           <w:rFonts w:ascii="仿宋" w:eastAsia="仿宋" w:hAnsi="仿宋"/>
         </w:rPr>
-        <w:lastRenderedPageBreak/>
-        <w:t>5. 将处理后的 Token 序列重新组织为规范化代码文本，供特征计算和向量化使用。</w:t>
+        <w:t>5. 将处理后的 Token 序列重新组织为规范化代码文本，</w:t>
+      </w:r>
+      <w:proofErr w:type="gramStart"/>
+      <w:r>
+        <w:rPr>
+          <w:rFonts w:ascii="仿宋" w:eastAsia="仿宋" w:hAnsi="仿宋"/>
+        </w:rPr>
+        <w:t>供特征</w:t>
+      </w:r>
+      <w:proofErr w:type="gramEnd"/>
+      <w:r>
+        <w:rPr>
+          <w:rFonts w:ascii="仿宋" w:eastAsia="仿宋" w:hAnsi="仿宋"/>
+        </w:rPr>
+        <w:t>计算和向量化使用。</w:t>
       </w:r>
     </w:p>
     <w:p>
@@ -5256,14 +7129,11 @@
           <w:rFonts w:ascii="仿宋" w:hAnsi="仿宋" w:hint="eastAsia"/>
         </w:rPr>
       </w:pPr>
-      <w:bookmarkStart w:id="14" w:name="_Toc227856743"/>
-      <w:r>
-        <w:rPr>
-          <w:rFonts w:ascii="仿宋" w:hAnsi="仿宋"/>
-        </w:rPr>
-        <w:t>特征工程设计</w:t>
-      </w:r>
-      <w:bookmarkEnd w:id="14"/>
+      <w:bookmarkStart w:id="28" w:name="_Toc227917776"/>
+      <w:r>
+        <w:t>（四）特征工程设计</w:t>
+      </w:r>
+      <w:bookmarkEnd w:id="28"/>
     </w:p>
     <w:p>
       <w:pPr>
@@ -5388,7 +7258,21 @@
         <w:rPr>
           <w:rFonts w:ascii="仿宋" w:eastAsia="仿宋" w:hAnsi="仿宋"/>
         </w:rPr>
-        <w:t>8. 基础相似度：将若干规则特征加权融合得到基础相似度，用于弱监督标签生成和解释性分析。</w:t>
+        <w:t>8. 基础相似度：将若干规则特征加权融合得到基础相似度，用于</w:t>
+      </w:r>
+      <w:proofErr w:type="gramStart"/>
+      <w:r>
+        <w:rPr>
+          <w:rFonts w:ascii="仿宋" w:eastAsia="仿宋" w:hAnsi="仿宋"/>
+        </w:rPr>
+        <w:t>弱监督</w:t>
+      </w:r>
+      <w:proofErr w:type="gramEnd"/>
+      <w:r>
+        <w:rPr>
+          <w:rFonts w:ascii="仿宋" w:eastAsia="仿宋" w:hAnsi="仿宋"/>
+        </w:rPr>
+        <w:t>标签生成和解释性分析。</w:t>
       </w:r>
     </w:p>
     <w:p>
@@ -5402,6 +7286,7 @@
         <w:rPr>
           <w:rFonts w:ascii="仿宋" w:eastAsia="仿宋" w:hAnsi="仿宋"/>
         </w:rPr>
+        <w:lastRenderedPageBreak/>
         <w:t>上述特征既能够为模型输出提供一定解释依据，也便于在消融实验中分析不同特征的作用。本文所构建的特征体系如图3所示。</w:t>
       </w:r>
     </w:p>
@@ -5780,7 +7665,21 @@
               <w:rPr>
                 <w:sz w:val="21"/>
               </w:rPr>
-              <w:t>用于弱监督标签构造和结果解释</w:t>
+              <w:t>用于</w:t>
+            </w:r>
+            <w:proofErr w:type="gramStart"/>
+            <w:r>
+              <w:rPr>
+                <w:sz w:val="21"/>
+              </w:rPr>
+              <w:t>弱监督</w:t>
+            </w:r>
+            <w:proofErr w:type="gramEnd"/>
+            <w:r>
+              <w:rPr>
+                <w:sz w:val="21"/>
+              </w:rPr>
+              <w:t>标签构造和结果解释</w:t>
             </w:r>
           </w:p>
         </w:tc>
@@ -5836,14 +7735,19 @@
           <w:rFonts w:ascii="仿宋" w:hAnsi="仿宋" w:hint="eastAsia"/>
         </w:rPr>
       </w:pPr>
-      <w:bookmarkStart w:id="15" w:name="_Toc227856744"/>
-      <w:r>
-        <w:rPr>
-          <w:rFonts w:ascii="仿宋" w:hAnsi="仿宋"/>
-        </w:rPr>
-        <w:t>弱监督标签构造</w:t>
-      </w:r>
-      <w:bookmarkEnd w:id="15"/>
+      <w:bookmarkStart w:id="29" w:name="_Toc227917777"/>
+      <w:r>
+        <w:t>（五）</w:t>
+      </w:r>
+      <w:proofErr w:type="gramStart"/>
+      <w:r>
+        <w:t>弱监督</w:t>
+      </w:r>
+      <w:proofErr w:type="gramEnd"/>
+      <w:r>
+        <w:t>标签构造</w:t>
+      </w:r>
+      <w:bookmarkEnd w:id="29"/>
     </w:p>
     <w:p>
       <w:pPr>
@@ -5856,8 +7760,21 @@
         <w:rPr>
           <w:rFonts w:ascii="仿宋" w:eastAsia="仿宋" w:hAnsi="仿宋"/>
         </w:rPr>
-        <w:lastRenderedPageBreak/>
-        <w:t>由于数据集中没有现成的“相似代码对”人工标注信息，本文采用弱监督方式自动构造训练样本。具体策略如下：</w:t>
+        <w:t>由于数据集中没有现成的“相似代码对”人工标注信息，本文采用</w:t>
+      </w:r>
+      <w:proofErr w:type="gramStart"/>
+      <w:r>
+        <w:rPr>
+          <w:rFonts w:ascii="仿宋" w:eastAsia="仿宋" w:hAnsi="仿宋"/>
+        </w:rPr>
+        <w:t>弱监督</w:t>
+      </w:r>
+      <w:proofErr w:type="gramEnd"/>
+      <w:r>
+        <w:rPr>
+          <w:rFonts w:ascii="仿宋" w:eastAsia="仿宋" w:hAnsi="仿宋"/>
+        </w:rPr>
+        <w:t>方式自动构造训练样本。具体策略如下：</w:t>
       </w:r>
     </w:p>
     <w:p>
@@ -5899,7 +7816,21 @@
         <w:rPr>
           <w:rFonts w:ascii="仿宋" w:eastAsia="仿宋" w:hAnsi="仿宋"/>
         </w:rPr>
-        <w:t>3. 当基础相似度小于等于低阈值时，将其标记为负样本，即“不相似代码对”。</w:t>
+        <w:t>3. 当基础相似度小于</w:t>
+      </w:r>
+      <w:proofErr w:type="gramStart"/>
+      <w:r>
+        <w:rPr>
+          <w:rFonts w:ascii="仿宋" w:eastAsia="仿宋" w:hAnsi="仿宋"/>
+        </w:rPr>
+        <w:t>等于低</w:t>
+      </w:r>
+      <w:proofErr w:type="gramEnd"/>
+      <w:r>
+        <w:rPr>
+          <w:rFonts w:ascii="仿宋" w:eastAsia="仿宋" w:hAnsi="仿宋"/>
+        </w:rPr>
+        <w:t>阈值时，将其标记为负样本，即“不相似代码对”。</w:t>
       </w:r>
     </w:p>
     <w:p>
@@ -5952,14 +7883,11 @@
           <w:rFonts w:ascii="仿宋" w:hAnsi="仿宋" w:hint="eastAsia"/>
         </w:rPr>
       </w:pPr>
-      <w:bookmarkStart w:id="16" w:name="_Toc227856745"/>
-      <w:r>
-        <w:rPr>
-          <w:rFonts w:ascii="仿宋" w:hAnsi="仿宋"/>
-        </w:rPr>
-        <w:t>模型训练与预测流程</w:t>
-      </w:r>
-      <w:bookmarkEnd w:id="16"/>
+      <w:bookmarkStart w:id="30" w:name="_Toc227917778"/>
+      <w:r>
+        <w:t>（六）模型训练与预测流程</w:t>
+      </w:r>
+      <w:bookmarkEnd w:id="30"/>
     </w:p>
     <w:p>
       <w:pPr>
@@ -6032,18 +7960,27 @@
         <w:rPr>
           <w:rFonts w:eastAsia="仿宋"/>
         </w:rPr>
+        <w:lastRenderedPageBreak/>
         <w:t xml:space="preserve">2. </w:t>
       </w:r>
+      <w:proofErr w:type="gramStart"/>
       <w:r>
         <w:rPr>
           <w:rFonts w:eastAsia="仿宋"/>
         </w:rPr>
-        <w:t>单文件比较：输入两份本地</w:t>
-      </w:r>
+        <w:t>单文件</w:t>
+      </w:r>
+      <w:proofErr w:type="gramEnd"/>
       <w:r>
         <w:rPr>
           <w:rFonts w:eastAsia="仿宋"/>
         </w:rPr>
+        <w:t>比较：输入两份本地</w:t>
+      </w:r>
+      <w:r>
+        <w:rPr>
+          <w:rFonts w:eastAsia="仿宋"/>
+        </w:rPr>
         <w:t xml:space="preserve"> Java </w:t>
       </w:r>
       <w:r>
@@ -6061,7 +7998,35 @@
         <w:rPr>
           <w:rFonts w:eastAsia="仿宋"/>
         </w:rPr>
-        <w:t>此外，系统还支持模型对比实验、特征消融实验、严格泛化实验、全量打分结果导出以及人工复核抽样。为了避免人工验证仅集中在最高分样本上，系统在输出高相似代码对之外，还能够导出全部候选代码对的打分结果，并按高分、中间分数、低分三个区间构造分层人工复核样本。这种设计有助于在实验分析中同时观察高置信样本、边界模糊样本和低分对照样本，从而更客观地讨论误报风险与结果可信度。</w:t>
+        <w:t>此外，系统还支持模型对比实验、特征消融实验、严格泛化实验、全量打分结果导出以及人工复核抽样。为了避免人工</w:t>
+      </w:r>
+      <w:proofErr w:type="gramStart"/>
+      <w:r>
+        <w:rPr>
+          <w:rFonts w:eastAsia="仿宋"/>
+        </w:rPr>
+        <w:t>验证仅</w:t>
+      </w:r>
+      <w:proofErr w:type="gramEnd"/>
+      <w:r>
+        <w:rPr>
+          <w:rFonts w:eastAsia="仿宋"/>
+        </w:rPr>
+        <w:t>集中在最高分样本上，系统在输出高相似代码对之外，还能够导出全部候选代码对的打分结果，并按高分、中间分数、低分三个区间构造分层人工复核样本。这种设计有助于在实验分析中同时</w:t>
+      </w:r>
+      <w:proofErr w:type="gramStart"/>
+      <w:r>
+        <w:rPr>
+          <w:rFonts w:eastAsia="仿宋"/>
+        </w:rPr>
+        <w:t>观察高</w:t>
+      </w:r>
+      <w:proofErr w:type="gramEnd"/>
+      <w:r>
+        <w:rPr>
+          <w:rFonts w:eastAsia="仿宋"/>
+        </w:rPr>
+        <w:t>置信样本、边界模糊样本和低分对照样本，从而更客观地讨论误报风险与结果可信度。</w:t>
       </w:r>
     </w:p>
     <w:p>
@@ -6095,9 +8060,8 @@
         <w:rPr>
           <w:noProof/>
         </w:rPr>
-        <w:lastRenderedPageBreak/>
         <w:drawing>
-          <wp:inline distT="0" distB="0" distL="0" distR="0" wp14:anchorId="185AB44A" wp14:editId="0D1989E1">
+          <wp:inline distT="0" distB="0" distL="0" distR="0" wp14:anchorId="4809AC7D" wp14:editId="362B185E">
             <wp:extent cx="5693434" cy="2890672"/>
             <wp:effectExtent l="0" t="0" r="2540" b="5080"/>
             <wp:docPr id="5" name="Picture 5"/>
@@ -6112,7 +8076,7 @@
                     <pic:cNvPicPr/>
                   </pic:nvPicPr>
                   <pic:blipFill rotWithShape="1">
-                    <a:blip r:embed="rId11"/>
+                    <a:blip r:embed="rId12"/>
                     <a:srcRect t="9702" r="16449"/>
                     <a:stretch>
                       <a:fillRect/>
@@ -6166,30 +8130,36 @@
         <w:pStyle w:val="a9"/>
         <w:ind w:firstLine="420"/>
         <w:rPr>
-          <w:rFonts w:ascii="仿宋" w:eastAsia="仿宋" w:hAnsi="仿宋"/>
-          <w:sz w:val="21"/>
-          <w:szCs w:val="21"/>
-        </w:rPr>
-      </w:pPr>
-      <w:r>
-        <w:rPr>
-          <w:rFonts w:ascii="仿宋" w:eastAsia="仿宋" w:hAnsi="仿宋"/>
-          <w:sz w:val="21"/>
-          <w:szCs w:val="21"/>
-        </w:rPr>
-        <w:t>数据来源：本系统命令行运行结果整理</w:t>
-      </w:r>
-    </w:p>
-    <w:p>
-      <w:pPr>
-        <w:pStyle w:val="a9"/>
-        <w:ind w:firstLine="420"/>
-        <w:rPr>
           <w:rFonts w:ascii="仿宋" w:eastAsia="仿宋" w:hAnsi="仿宋" w:hint="eastAsia"/>
           <w:sz w:val="21"/>
           <w:szCs w:val="21"/>
         </w:rPr>
       </w:pPr>
+      <w:r>
+        <w:rPr>
+          <w:rFonts w:ascii="仿宋" w:eastAsia="仿宋" w:hAnsi="仿宋"/>
+          <w:sz w:val="21"/>
+          <w:szCs w:val="21"/>
+        </w:rPr>
+        <w:t>数据来源：本系统命令行运行结果整理</w:t>
+      </w:r>
+    </w:p>
+    <w:p>
+      <w:pPr>
+        <w:rPr>
+          <w:rFonts w:ascii="仿宋" w:eastAsia="仿宋" w:hAnsi="仿宋" w:hint="eastAsia"/>
+          <w:sz w:val="21"/>
+          <w:szCs w:val="21"/>
+        </w:rPr>
+      </w:pPr>
+      <w:r>
+        <w:rPr>
+          <w:rFonts w:ascii="仿宋" w:eastAsia="仿宋" w:hAnsi="仿宋" w:hint="eastAsia"/>
+          <w:sz w:val="21"/>
+          <w:szCs w:val="21"/>
+        </w:rPr>
+        <w:br w:type="page"/>
+      </w:r>
     </w:p>
     <w:p>
       <w:pPr>
@@ -6199,14 +8169,15 @@
           <w:rFonts w:hint="eastAsia"/>
         </w:rPr>
       </w:pPr>
-      <w:bookmarkStart w:id="17" w:name="_Toc227856746"/>
+      <w:bookmarkStart w:id="31" w:name="_Toc227917779"/>
       <w:r>
         <w:rPr>
           <w:rFonts w:ascii="Times New Roman" w:hAnsi="Times New Roman"/>
         </w:rPr>
+        <w:lastRenderedPageBreak/>
         <w:t>四、实验设计与结果分析</w:t>
       </w:r>
-      <w:bookmarkEnd w:id="17"/>
+      <w:bookmarkEnd w:id="31"/>
     </w:p>
     <w:p>
       <w:pPr>
@@ -6216,14 +8187,11 @@
           <w:rFonts w:ascii="仿宋" w:hAnsi="仿宋" w:hint="eastAsia"/>
         </w:rPr>
       </w:pPr>
-      <w:bookmarkStart w:id="18" w:name="_Toc227856747"/>
-      <w:r>
-        <w:rPr>
-          <w:rFonts w:ascii="仿宋" w:hAnsi="仿宋"/>
-        </w:rPr>
-        <w:t>实验环境与配置</w:t>
-      </w:r>
-      <w:bookmarkEnd w:id="18"/>
+      <w:bookmarkStart w:id="32" w:name="_Toc227917780"/>
+      <w:r>
+        <w:t>（一）实验环境与配置</w:t>
+      </w:r>
+      <w:bookmarkEnd w:id="32"/>
     </w:p>
     <w:p>
       <w:pPr>
@@ -6236,7 +8204,49 @@
         <w:rPr>
           <w:rFonts w:ascii="仿宋" w:eastAsia="仿宋" w:hAnsi="仿宋"/>
         </w:rPr>
-        <w:t>本文实验在 Windows 环境下完成，使用 Python 3.12 虚拟环境实现系统。主要依赖包括 pandas、scikit-learn、joblib 和 pytest。实验对象为 DSA Dataset 中的 Java 提交数据，默认按题目构造代码对，并在关键实验中启用跨用户过滤，以避免同一用户多次提交对结果产生干扰。</w:t>
+        <w:t>本文实验在 Windows 环境下完成，使用 Python 3.12 虚拟环境实现系统。主要依赖包括 pandas、scikit-learn、</w:t>
+      </w:r>
+      <w:proofErr w:type="spellStart"/>
+      <w:r>
+        <w:rPr>
+          <w:rFonts w:ascii="仿宋" w:eastAsia="仿宋" w:hAnsi="仿宋"/>
+        </w:rPr>
+        <w:t>joblib</w:t>
+      </w:r>
+      <w:proofErr w:type="spellEnd"/>
+      <w:r>
+        <w:rPr>
+          <w:rFonts w:ascii="仿宋" w:eastAsia="仿宋" w:hAnsi="仿宋"/>
+        </w:rPr>
+        <w:t xml:space="preserve"> 和 </w:t>
+      </w:r>
+      <w:proofErr w:type="spellStart"/>
+      <w:r>
+        <w:rPr>
+          <w:rFonts w:ascii="仿宋" w:eastAsia="仿宋" w:hAnsi="仿宋"/>
+        </w:rPr>
+        <w:t>pytest</w:t>
+      </w:r>
+      <w:proofErr w:type="spellEnd"/>
+      <w:r>
+        <w:rPr>
+          <w:rFonts w:ascii="仿宋" w:eastAsia="仿宋" w:hAnsi="仿宋"/>
+        </w:rPr>
+        <w:t>。实验对象为 DSA Dataset 中的 Java 提交数据，默认按题目构造代码对，并在关键实验中启用</w:t>
+      </w:r>
+      <w:proofErr w:type="gramStart"/>
+      <w:r>
+        <w:rPr>
+          <w:rFonts w:ascii="仿宋" w:eastAsia="仿宋" w:hAnsi="仿宋"/>
+        </w:rPr>
+        <w:t>跨用户</w:t>
+      </w:r>
+      <w:proofErr w:type="gramEnd"/>
+      <w:r>
+        <w:rPr>
+          <w:rFonts w:ascii="仿宋" w:eastAsia="仿宋" w:hAnsi="仿宋"/>
+        </w:rPr>
+        <w:t>过滤，以避免同一用户多次提交对结果产生干扰。</w:t>
       </w:r>
     </w:p>
     <w:p>
@@ -6278,7 +8288,21 @@
         <w:rPr>
           <w:rFonts w:ascii="仿宋" w:eastAsia="仿宋" w:hAnsi="仿宋"/>
         </w:rPr>
-        <w:t>2. 弱监督标签高阈值设为 0.90，低阈值设为 0.75；</w:t>
+        <w:t xml:space="preserve">2. </w:t>
+      </w:r>
+      <w:proofErr w:type="gramStart"/>
+      <w:r>
+        <w:rPr>
+          <w:rFonts w:ascii="仿宋" w:eastAsia="仿宋" w:hAnsi="仿宋"/>
+        </w:rPr>
+        <w:t>弱监督</w:t>
+      </w:r>
+      <w:proofErr w:type="gramEnd"/>
+      <w:r>
+        <w:rPr>
+          <w:rFonts w:ascii="仿宋" w:eastAsia="仿宋" w:hAnsi="仿宋"/>
+        </w:rPr>
+        <w:t>标签高阈值设为 0.90，低阈值设为 0.75；</w:t>
       </w:r>
     </w:p>
     <w:p>
@@ -6320,14 +8344,28 @@
         <w:rPr>
           <w:rFonts w:ascii="仿宋" w:eastAsia="仿宋" w:hAnsi="仿宋"/>
         </w:rPr>
-        <w:t>5. 在严格泛化实验中，默认移除 base_similarity 特征，并按题目划分训练集与测试集；</w:t>
+        <w:t xml:space="preserve">5. 在严格泛化实验中，默认移除 </w:t>
+      </w:r>
+      <w:proofErr w:type="spellStart"/>
+      <w:r>
+        <w:rPr>
+          <w:rFonts w:ascii="仿宋" w:eastAsia="仿宋" w:hAnsi="仿宋"/>
+        </w:rPr>
+        <w:t>base_similarity</w:t>
+      </w:r>
+      <w:proofErr w:type="spellEnd"/>
+      <w:r>
+        <w:rPr>
+          <w:rFonts w:ascii="仿宋" w:eastAsia="仿宋" w:hAnsi="仿宋"/>
+        </w:rPr>
+        <w:t xml:space="preserve"> 特征，并按题目划分训练集与测试集；</w:t>
       </w:r>
     </w:p>
     <w:p>
       <w:pPr>
         <w:spacing w:line="360" w:lineRule="auto"/>
         <w:rPr>
-          <w:rFonts w:ascii="仿宋" w:eastAsia="仿宋" w:hAnsi="仿宋"/>
+          <w:rFonts w:ascii="仿宋" w:eastAsia="仿宋" w:hAnsi="仿宋" w:hint="eastAsia"/>
         </w:rPr>
       </w:pPr>
       <w:r>
@@ -6342,9 +8380,8 @@
         <w:rPr>
           <w:noProof/>
         </w:rPr>
-        <w:lastRenderedPageBreak/>
         <w:drawing>
-          <wp:inline distT="0" distB="0" distL="0" distR="0" wp14:anchorId="5DCAA619" wp14:editId="425307D1">
+          <wp:inline distT="0" distB="0" distL="0" distR="0" wp14:anchorId="2E52A9A3" wp14:editId="3442A3BD">
             <wp:extent cx="5633770" cy="2432649"/>
             <wp:effectExtent l="0" t="0" r="5080" b="6350"/>
             <wp:docPr id="1" name="Picture 1"/>
@@ -6359,7 +8396,7 @@
                     <pic:cNvPicPr/>
                   </pic:nvPicPr>
                   <pic:blipFill rotWithShape="1">
-                    <a:blip r:embed="rId12"/>
+                    <a:blip r:embed="rId13"/>
                     <a:srcRect t="10077" r="17689"/>
                     <a:stretch>
                       <a:fillRect/>
@@ -6413,7 +8450,7 @@
         <w:pStyle w:val="a9"/>
         <w:ind w:firstLine="420"/>
         <w:rPr>
-          <w:rFonts w:ascii="仿宋" w:eastAsia="仿宋" w:hAnsi="仿宋"/>
+          <w:rFonts w:ascii="仿宋" w:eastAsia="仿宋" w:hAnsi="仿宋" w:hint="eastAsia"/>
           <w:sz w:val="21"/>
           <w:szCs w:val="21"/>
         </w:rPr>
@@ -6493,6 +8530,7 @@
                 <w:b/>
                 <w:sz w:val="21"/>
               </w:rPr>
+              <w:lastRenderedPageBreak/>
               <w:t>验证层次</w:t>
             </w:r>
           </w:p>
@@ -6587,7 +8625,21 @@
               <w:rPr>
                 <w:sz w:val="21"/>
               </w:rPr>
-              <w:t>检验模型对弱监督标签体系的拟合情况</w:t>
+              <w:t>检验模型对</w:t>
+            </w:r>
+            <w:proofErr w:type="gramStart"/>
+            <w:r>
+              <w:rPr>
+                <w:sz w:val="21"/>
+              </w:rPr>
+              <w:t>弱监督</w:t>
+            </w:r>
+            <w:proofErr w:type="gramEnd"/>
+            <w:r>
+              <w:rPr>
+                <w:sz w:val="21"/>
+              </w:rPr>
+              <w:t>标签体系的拟合情况</w:t>
             </w:r>
           </w:p>
         </w:tc>
@@ -6621,18 +8673,34 @@
             <w:pPr>
               <w:jc w:val="center"/>
             </w:pPr>
-            <w:r>
-              <w:rPr>
-                <w:sz w:val="21"/>
-              </w:rPr>
-              <w:t>跨用户过滤、按题目划分、移除</w:t>
-            </w:r>
-            <w:r>
-              <w:rPr>
-                <w:sz w:val="21"/>
-              </w:rPr>
-              <w:t xml:space="preserve"> base_similarity</w:t>
-            </w:r>
+            <w:proofErr w:type="gramStart"/>
+            <w:r>
+              <w:rPr>
+                <w:sz w:val="21"/>
+              </w:rPr>
+              <w:t>跨用户</w:t>
+            </w:r>
+            <w:proofErr w:type="gramEnd"/>
+            <w:r>
+              <w:rPr>
+                <w:sz w:val="21"/>
+              </w:rPr>
+              <w:t>过滤、按题目划分、移除</w:t>
+            </w:r>
+            <w:r>
+              <w:rPr>
+                <w:sz w:val="21"/>
+              </w:rPr>
+              <w:t xml:space="preserve"> </w:t>
+            </w:r>
+            <w:proofErr w:type="spellStart"/>
+            <w:r>
+              <w:rPr>
+                <w:sz w:val="21"/>
+              </w:rPr>
+              <w:t>base_similarity</w:t>
+            </w:r>
+            <w:proofErr w:type="spellEnd"/>
           </w:p>
         </w:tc>
         <w:tc>
@@ -6751,9 +8819,6 @@
       <w:pPr>
         <w:pStyle w:val="a9"/>
         <w:ind w:firstLine="420"/>
-        <w:rPr>
-          <w:rFonts w:hint="eastAsia"/>
-        </w:rPr>
       </w:pPr>
     </w:p>
     <w:p>
@@ -6764,14 +8829,11 @@
           <w:rFonts w:ascii="仿宋" w:hAnsi="仿宋" w:hint="eastAsia"/>
         </w:rPr>
       </w:pPr>
-      <w:bookmarkStart w:id="19" w:name="_Toc227856748"/>
-      <w:r>
-        <w:rPr>
-          <w:rFonts w:ascii="仿宋" w:hAnsi="仿宋"/>
-        </w:rPr>
-        <w:t>数据集统计分析</w:t>
-      </w:r>
-      <w:bookmarkEnd w:id="19"/>
+      <w:bookmarkStart w:id="33" w:name="_Toc227917781"/>
+      <w:r>
+        <w:t>（二）数据集统计分析</w:t>
+      </w:r>
+      <w:bookmarkEnd w:id="33"/>
     </w:p>
     <w:p>
       <w:pPr>
@@ -6798,14 +8860,35 @@
         <w:rPr>
           <w:rFonts w:ascii="仿宋" w:eastAsia="仿宋" w:hAnsi="仿宋"/>
         </w:rPr>
-        <w:t>在跨用户过滤实验下，训练样本规模达到 68099 对，其中正样本 2927 对，负样本 65172 对。这表明在严格阈值和跨用户条件下，系统仍能构造出规模可观的弱监督训</w:t>
-      </w:r>
-      <w:r>
-        <w:rPr>
-          <w:rFonts w:ascii="仿宋" w:eastAsia="仿宋" w:hAnsi="仿宋"/>
-        </w:rPr>
-        <w:lastRenderedPageBreak/>
-        <w:t>练集，为后续机器学习训练提供支持。题目提交数量分布见表1，训练样本标签分布见表2。</w:t>
+        <w:t>在</w:t>
+      </w:r>
+      <w:proofErr w:type="gramStart"/>
+      <w:r>
+        <w:rPr>
+          <w:rFonts w:ascii="仿宋" w:eastAsia="仿宋" w:hAnsi="仿宋"/>
+        </w:rPr>
+        <w:t>跨用户</w:t>
+      </w:r>
+      <w:proofErr w:type="gramEnd"/>
+      <w:r>
+        <w:rPr>
+          <w:rFonts w:ascii="仿宋" w:eastAsia="仿宋" w:hAnsi="仿宋"/>
+        </w:rPr>
+        <w:t>过滤实验下，训练样本规模达到 68099 对，其中正样本 2927 对，负样本 65172 对。这表明在严格阈值和</w:t>
+      </w:r>
+      <w:proofErr w:type="gramStart"/>
+      <w:r>
+        <w:rPr>
+          <w:rFonts w:ascii="仿宋" w:eastAsia="仿宋" w:hAnsi="仿宋"/>
+        </w:rPr>
+        <w:t>跨用户</w:t>
+      </w:r>
+      <w:proofErr w:type="gramEnd"/>
+      <w:r>
+        <w:rPr>
+          <w:rFonts w:ascii="仿宋" w:eastAsia="仿宋" w:hAnsi="仿宋"/>
+        </w:rPr>
+        <w:t>条件下，系统仍能构造出规模可观的弱监督训练集，为后续机器学习训练提供支持。题目提交数量分布见表1，训练样本标签分布见表2。</w:t>
       </w:r>
     </w:p>
     <w:p>
@@ -6905,6 +8988,7 @@
                 <w:rFonts w:ascii="仿宋" w:eastAsia="仿宋" w:hAnsi="仿宋" w:hint="eastAsia"/>
               </w:rPr>
             </w:pPr>
+            <w:proofErr w:type="spellStart"/>
             <w:r>
               <w:rPr>
                 <w:rFonts w:ascii="仿宋" w:eastAsia="仿宋" w:hAnsi="仿宋"/>
@@ -6912,6 +8996,7 @@
               </w:rPr>
               <w:t>queue_with_array</w:t>
             </w:r>
+            <w:proofErr w:type="spellEnd"/>
           </w:p>
         </w:tc>
         <w:tc>
@@ -6950,6 +9035,7 @@
                 <w:rFonts w:ascii="仿宋" w:eastAsia="仿宋" w:hAnsi="仿宋" w:hint="eastAsia"/>
               </w:rPr>
             </w:pPr>
+            <w:proofErr w:type="spellStart"/>
             <w:r>
               <w:rPr>
                 <w:rFonts w:ascii="仿宋" w:eastAsia="仿宋" w:hAnsi="仿宋"/>
@@ -6957,6 +9043,7 @@
               </w:rPr>
               <w:t>duplicate_elements</w:t>
             </w:r>
+            <w:proofErr w:type="spellEnd"/>
           </w:p>
         </w:tc>
         <w:tc>
@@ -6995,6 +9082,7 @@
                 <w:rFonts w:ascii="仿宋" w:eastAsia="仿宋" w:hAnsi="仿宋" w:hint="eastAsia"/>
               </w:rPr>
             </w:pPr>
+            <w:proofErr w:type="spellStart"/>
             <w:r>
               <w:rPr>
                 <w:rFonts w:ascii="仿宋" w:eastAsia="仿宋" w:hAnsi="仿宋"/>
@@ -7002,6 +9090,7 @@
               </w:rPr>
               <w:t>selection_sort_step_by_step</w:t>
             </w:r>
+            <w:proofErr w:type="spellEnd"/>
           </w:p>
         </w:tc>
         <w:tc>
@@ -7040,6 +9129,7 @@
                 <w:rFonts w:ascii="仿宋" w:eastAsia="仿宋" w:hAnsi="仿宋" w:hint="eastAsia"/>
               </w:rPr>
             </w:pPr>
+            <w:proofErr w:type="spellStart"/>
             <w:r>
               <w:rPr>
                 <w:rFonts w:ascii="仿宋" w:eastAsia="仿宋" w:hAnsi="仿宋"/>
@@ -7047,6 +9137,7 @@
               </w:rPr>
               <w:t>linked_list</w:t>
             </w:r>
+            <w:proofErr w:type="spellEnd"/>
           </w:p>
         </w:tc>
         <w:tc>
@@ -7085,6 +9176,7 @@
                 <w:rFonts w:ascii="仿宋" w:eastAsia="仿宋" w:hAnsi="仿宋" w:hint="eastAsia"/>
               </w:rPr>
             </w:pPr>
+            <w:proofErr w:type="spellStart"/>
             <w:r>
               <w:rPr>
                 <w:rFonts w:ascii="仿宋" w:eastAsia="仿宋" w:hAnsi="仿宋"/>
@@ -7092,6 +9184,7 @@
               </w:rPr>
               <w:t>sorted_insertion_last</w:t>
             </w:r>
+            <w:proofErr w:type="spellEnd"/>
           </w:p>
         </w:tc>
         <w:tc>
@@ -7130,6 +9223,7 @@
                 <w:rFonts w:ascii="仿宋" w:eastAsia="仿宋" w:hAnsi="仿宋" w:hint="eastAsia"/>
               </w:rPr>
             </w:pPr>
+            <w:proofErr w:type="spellStart"/>
             <w:r>
               <w:rPr>
                 <w:rFonts w:ascii="仿宋" w:eastAsia="仿宋" w:hAnsi="仿宋"/>
@@ -7137,6 +9231,7 @@
               </w:rPr>
               <w:t>warm_up_dsa</w:t>
             </w:r>
+            <w:proofErr w:type="spellEnd"/>
           </w:p>
         </w:tc>
         <w:tc>
@@ -7175,6 +9270,7 @@
                 <w:rFonts w:ascii="仿宋" w:eastAsia="仿宋" w:hAnsi="仿宋" w:hint="eastAsia"/>
               </w:rPr>
             </w:pPr>
+            <w:proofErr w:type="spellStart"/>
             <w:r>
               <w:rPr>
                 <w:rFonts w:ascii="仿宋" w:eastAsia="仿宋" w:hAnsi="仿宋"/>
@@ -7182,6 +9278,7 @@
               </w:rPr>
               <w:t>hashset</w:t>
             </w:r>
+            <w:proofErr w:type="spellEnd"/>
           </w:p>
         </w:tc>
         <w:tc>
@@ -7220,6 +9317,7 @@
                 <w:rFonts w:ascii="仿宋" w:eastAsia="仿宋" w:hAnsi="仿宋" w:hint="eastAsia"/>
               </w:rPr>
             </w:pPr>
+            <w:proofErr w:type="spellStart"/>
             <w:r>
               <w:rPr>
                 <w:rFonts w:ascii="仿宋" w:eastAsia="仿宋" w:hAnsi="仿宋"/>
@@ -7227,6 +9325,7 @@
               </w:rPr>
               <w:t>counting_sort_step_by_step</w:t>
             </w:r>
+            <w:proofErr w:type="spellEnd"/>
           </w:p>
         </w:tc>
         <w:tc>
@@ -7265,6 +9364,7 @@
                 <w:rFonts w:ascii="仿宋" w:eastAsia="仿宋" w:hAnsi="仿宋" w:hint="eastAsia"/>
               </w:rPr>
             </w:pPr>
+            <w:proofErr w:type="spellStart"/>
             <w:r>
               <w:rPr>
                 <w:rFonts w:ascii="仿宋" w:eastAsia="仿宋" w:hAnsi="仿宋"/>
@@ -7272,6 +9372,7 @@
               </w:rPr>
               <w:t>recursive_insertion_sort</w:t>
             </w:r>
+            <w:proofErr w:type="spellEnd"/>
           </w:p>
         </w:tc>
         <w:tc>
@@ -7310,6 +9411,7 @@
                 <w:rFonts w:ascii="仿宋" w:eastAsia="仿宋" w:hAnsi="仿宋" w:hint="eastAsia"/>
               </w:rPr>
             </w:pPr>
+            <w:proofErr w:type="spellStart"/>
             <w:r>
               <w:rPr>
                 <w:rFonts w:ascii="仿宋" w:eastAsia="仿宋" w:hAnsi="仿宋"/>
@@ -7317,6 +9419,7 @@
               </w:rPr>
               <w:t>swap_neighbors</w:t>
             </w:r>
+            <w:proofErr w:type="spellEnd"/>
           </w:p>
         </w:tc>
         <w:tc>
@@ -7357,12 +9460,21 @@
         </w:rPr>
         <w:t>数据来源：</w:t>
       </w:r>
+      <w:proofErr w:type="spellStart"/>
       <w:r>
         <w:rPr>
           <w:rFonts w:eastAsia="仿宋"/>
           <w:sz w:val="21"/>
         </w:rPr>
-        <w:t xml:space="preserve">Zenodo DSA Dataset </w:t>
+        <w:t>Zenodo</w:t>
+      </w:r>
+      <w:proofErr w:type="spellEnd"/>
+      <w:r>
+        <w:rPr>
+          <w:rFonts w:eastAsia="仿宋"/>
+          <w:sz w:val="21"/>
+        </w:rPr>
+        <w:t xml:space="preserve"> DSA Dataset </w:t>
       </w:r>
       <w:r>
         <w:rPr>
@@ -7546,7 +9658,23 @@
           <w:rFonts w:eastAsia="仿宋"/>
           <w:sz w:val="21"/>
         </w:rPr>
-        <w:t>数据来源：本系统跨用户训练样本统计</w:t>
+        <w:t>数据来源：本系统</w:t>
+      </w:r>
+      <w:proofErr w:type="gramStart"/>
+      <w:r>
+        <w:rPr>
+          <w:rFonts w:eastAsia="仿宋"/>
+          <w:sz w:val="21"/>
+        </w:rPr>
+        <w:t>跨用户</w:t>
+      </w:r>
+      <w:proofErr w:type="gramEnd"/>
+      <w:r>
+        <w:rPr>
+          <w:rFonts w:eastAsia="仿宋"/>
+          <w:sz w:val="21"/>
+        </w:rPr>
+        <w:t>训练样本统计</w:t>
       </w:r>
     </w:p>
     <w:p>
@@ -7562,14 +9690,11 @@
           <w:rFonts w:ascii="仿宋" w:hAnsi="仿宋" w:hint="eastAsia"/>
         </w:rPr>
       </w:pPr>
-      <w:bookmarkStart w:id="20" w:name="_Toc227856749"/>
-      <w:r>
-        <w:rPr>
-          <w:rFonts w:ascii="仿宋" w:hAnsi="仿宋"/>
-        </w:rPr>
-        <w:t>模型对比实验</w:t>
-      </w:r>
-      <w:bookmarkEnd w:id="20"/>
+      <w:bookmarkStart w:id="34" w:name="_Toc227917782"/>
+      <w:r>
+        <w:t>（三）模型对比实验</w:t>
+      </w:r>
+      <w:bookmarkEnd w:id="34"/>
     </w:p>
     <w:p>
       <w:pPr>
@@ -7582,7 +9707,35 @@
         <w:rPr>
           <w:rFonts w:ascii="仿宋" w:eastAsia="仿宋" w:hAnsi="仿宋"/>
         </w:rPr>
-        <w:t>本文首先在跨用户过滤条件下，对规则基线、逻辑回归和随机森林三种方法进行了对比实验。模型对比结果见表3。从表中可以看出，不同方法在当前弱监督标签体系下均取得了较高的准确率、精确率、召回率和 F1 值。需要指出的是，这里的评价对象仍然是由规则基础相似度生成的伪标签，因此该组结果更适合解释为“模型与弱监督标签体系的一致性表现”，而不宜直接等同于对真实人工标注标准下最终性能的判断。</w:t>
+        <w:t>本文首先在</w:t>
+      </w:r>
+      <w:proofErr w:type="gramStart"/>
+      <w:r>
+        <w:rPr>
+          <w:rFonts w:ascii="仿宋" w:eastAsia="仿宋" w:hAnsi="仿宋"/>
+        </w:rPr>
+        <w:t>跨用户</w:t>
+      </w:r>
+      <w:proofErr w:type="gramEnd"/>
+      <w:r>
+        <w:rPr>
+          <w:rFonts w:ascii="仿宋" w:eastAsia="仿宋" w:hAnsi="仿宋"/>
+        </w:rPr>
+        <w:t>过滤条件下，对规则基线、逻辑回归和随机森林三种方法进行了对比实验。模型对比结果见表3。从表中可以看出，不同方法在</w:t>
+      </w:r>
+      <w:proofErr w:type="gramStart"/>
+      <w:r>
+        <w:rPr>
+          <w:rFonts w:ascii="仿宋" w:eastAsia="仿宋" w:hAnsi="仿宋"/>
+        </w:rPr>
+        <w:t>当前弱监督</w:t>
+      </w:r>
+      <w:proofErr w:type="gramEnd"/>
+      <w:r>
+        <w:rPr>
+          <w:rFonts w:ascii="仿宋" w:eastAsia="仿宋" w:hAnsi="仿宋"/>
+        </w:rPr>
+        <w:t>标签体系下均取得了较高的准确率、精确率、召回率和 F1 值。需要指出的是，这里的评价对象仍然是由规则基础相似度生成的伪标签，因此该组结果更适合解释为“模型与弱监督标签体系的一致性表现”，而不宜直接等同于对真实人工标注标准下最终性能的判断。</w:t>
       </w:r>
     </w:p>
     <w:p>
@@ -7736,6 +9889,7 @@
                 <w:rFonts w:ascii="仿宋" w:eastAsia="仿宋" w:hAnsi="仿宋" w:hint="eastAsia"/>
               </w:rPr>
             </w:pPr>
+            <w:proofErr w:type="spellStart"/>
             <w:r>
               <w:rPr>
                 <w:rFonts w:ascii="仿宋" w:eastAsia="仿宋" w:hAnsi="仿宋"/>
@@ -7743,6 +9897,7 @@
               </w:rPr>
               <w:t>roc_auc</w:t>
             </w:r>
+            <w:proofErr w:type="spellEnd"/>
           </w:p>
         </w:tc>
       </w:tr>
@@ -7758,6 +9913,7 @@
                 <w:rFonts w:ascii="仿宋" w:eastAsia="仿宋" w:hAnsi="仿宋" w:hint="eastAsia"/>
               </w:rPr>
             </w:pPr>
+            <w:proofErr w:type="spellStart"/>
             <w:r>
               <w:rPr>
                 <w:rFonts w:ascii="仿宋" w:eastAsia="仿宋" w:hAnsi="仿宋"/>
@@ -7765,6 +9921,7 @@
               </w:rPr>
               <w:t>rule_baseline</w:t>
             </w:r>
+            <w:proofErr w:type="spellEnd"/>
           </w:p>
         </w:tc>
         <w:tc>
@@ -7880,6 +10037,7 @@
                 <w:rFonts w:ascii="仿宋" w:eastAsia="仿宋" w:hAnsi="仿宋" w:hint="eastAsia"/>
               </w:rPr>
             </w:pPr>
+            <w:proofErr w:type="spellStart"/>
             <w:r>
               <w:rPr>
                 <w:rFonts w:ascii="仿宋" w:eastAsia="仿宋" w:hAnsi="仿宋"/>
@@ -7887,6 +10045,7 @@
               </w:rPr>
               <w:t>logistic_regression</w:t>
             </w:r>
+            <w:proofErr w:type="spellEnd"/>
           </w:p>
         </w:tc>
         <w:tc>
@@ -8002,6 +10161,7 @@
                 <w:rFonts w:ascii="仿宋" w:eastAsia="仿宋" w:hAnsi="仿宋" w:hint="eastAsia"/>
               </w:rPr>
             </w:pPr>
+            <w:proofErr w:type="spellStart"/>
             <w:r>
               <w:rPr>
                 <w:rFonts w:ascii="仿宋" w:eastAsia="仿宋" w:hAnsi="仿宋"/>
@@ -8009,6 +10169,7 @@
               </w:rPr>
               <w:t>random_forest</w:t>
             </w:r>
+            <w:proofErr w:type="spellEnd"/>
           </w:p>
         </w:tc>
         <w:tc>
@@ -8141,20 +10302,47 @@
       <w:pPr>
         <w:spacing w:line="360" w:lineRule="auto"/>
         <w:rPr>
-          <w:rFonts w:ascii="仿宋" w:eastAsia="仿宋" w:hAnsi="仿宋"/>
+          <w:rFonts w:ascii="仿宋" w:eastAsia="仿宋" w:hAnsi="仿宋" w:hint="eastAsia"/>
         </w:rPr>
       </w:pPr>
       <w:r>
         <w:rPr>
           <w:rFonts w:eastAsia="仿宋"/>
         </w:rPr>
-        <w:lastRenderedPageBreak/>
-        <w:t>尽管如此，该实验仍具有一定参考价值。首先，规则基线可作为系统最基础的比较对象；其次，逻辑回归和随机森林表明人工设计特征能够支持传统监督分类建模；最后，对比实验说明在当前特征体系下，随机森林更适合作为后续严格实验的主模型。为了降低</w:t>
-      </w:r>
+        <w:t>尽管如此，该</w:t>
+      </w:r>
+      <w:proofErr w:type="gramStart"/>
       <w:r>
         <w:rPr>
           <w:rFonts w:eastAsia="仿宋"/>
         </w:rPr>
+        <w:t>实验仍</w:t>
+      </w:r>
+      <w:proofErr w:type="gramEnd"/>
+      <w:r>
+        <w:rPr>
+          <w:rFonts w:eastAsia="仿宋"/>
+        </w:rPr>
+        <w:t>具有一定参考价值。首先，规则基线可作为系统</w:t>
+      </w:r>
+      <w:proofErr w:type="gramStart"/>
+      <w:r>
+        <w:rPr>
+          <w:rFonts w:eastAsia="仿宋"/>
+        </w:rPr>
+        <w:t>最</w:t>
+      </w:r>
+      <w:proofErr w:type="gramEnd"/>
+      <w:r>
+        <w:rPr>
+          <w:rFonts w:eastAsia="仿宋"/>
+        </w:rPr>
+        <w:t>基础的比较对象；其次，逻辑回归和随机森林表明人工设计特征能够支持传统监督分类建模；最后，对比实验说明在当前特征体系下，随机森林更适合作为后续严格实验的主模型。为了降低</w:t>
+      </w:r>
+      <w:r>
+        <w:rPr>
+          <w:rFonts w:eastAsia="仿宋"/>
+        </w:rPr>
         <w:t>“</w:t>
       </w:r>
       <w:r>
@@ -8179,14 +10367,28 @@
         <w:rPr>
           <w:rFonts w:ascii="仿宋" w:eastAsia="仿宋" w:hAnsi="仿宋"/>
         </w:rPr>
-        <w:t>后文还进一步给出了去除 base_similarity 特征的消融实验、按题目划分的严格泛化实验以及人工辅助复核分析。</w:t>
+        <w:t xml:space="preserve">后文还进一步给出了去除 </w:t>
+      </w:r>
+      <w:proofErr w:type="spellStart"/>
+      <w:r>
+        <w:rPr>
+          <w:rFonts w:ascii="仿宋" w:eastAsia="仿宋" w:hAnsi="仿宋"/>
+        </w:rPr>
+        <w:t>base_similarity</w:t>
+      </w:r>
+      <w:proofErr w:type="spellEnd"/>
+      <w:r>
+        <w:rPr>
+          <w:rFonts w:ascii="仿宋" w:eastAsia="仿宋" w:hAnsi="仿宋"/>
+        </w:rPr>
+        <w:t xml:space="preserve"> 特征的消融实验、按题目划分的严格泛化实验以及人工辅助复核分析。</w:t>
       </w:r>
     </w:p>
     <w:p>
       <w:pPr>
         <w:spacing w:line="360" w:lineRule="auto"/>
         <w:rPr>
-          <w:rFonts w:ascii="仿宋" w:eastAsia="仿宋" w:hAnsi="仿宋"/>
+          <w:rFonts w:ascii="仿宋" w:eastAsia="仿宋" w:hAnsi="仿宋" w:hint="eastAsia"/>
         </w:rPr>
       </w:pPr>
       <w:r>
@@ -8202,7 +10404,7 @@
           <w:noProof/>
         </w:rPr>
         <w:drawing>
-          <wp:inline distT="0" distB="0" distL="0" distR="0" wp14:anchorId="065FA4A3" wp14:editId="1E3BAE2D">
+          <wp:inline distT="0" distB="0" distL="0" distR="0" wp14:anchorId="7B90551C" wp14:editId="6B1E1000">
             <wp:extent cx="5112000" cy="2526674"/>
             <wp:effectExtent l="0" t="0" r="0" b="0"/>
             <wp:docPr id="2" name="Picture 2"/>
@@ -8214,1111 +10416,6 @@
                 <pic:pic xmlns:pic="http://schemas.openxmlformats.org/drawingml/2006/picture">
                   <pic:nvPicPr>
                     <pic:cNvPr id="0" name="fig_model_comparison.png"/>
-                    <pic:cNvPicPr/>
-                  </pic:nvPicPr>
-                  <pic:blipFill>
-                    <a:blip r:embed="rId13"/>
-                    <a:stretch>
-                      <a:fillRect/>
-                    </a:stretch>
-                  </pic:blipFill>
-                  <pic:spPr>
-                    <a:xfrm>
-                      <a:off x="0" y="0"/>
-                      <a:ext cx="5112000" cy="2526674"/>
-                    </a:xfrm>
-                    <a:prstGeom prst="rect">
-                      <a:avLst/>
-                    </a:prstGeom>
-                  </pic:spPr>
-                </pic:pic>
-              </a:graphicData>
-            </a:graphic>
-          </wp:inline>
-        </w:drawing>
-      </w:r>
-    </w:p>
-    <w:p>
-      <w:pPr>
-        <w:pStyle w:val="a7"/>
-        <w:jc w:val="center"/>
-        <w:rPr>
-          <w:rFonts w:ascii="仿宋" w:eastAsia="仿宋" w:hAnsi="仿宋" w:hint="eastAsia"/>
-          <w:sz w:val="21"/>
-          <w:szCs w:val="21"/>
-        </w:rPr>
-      </w:pPr>
-      <w:r>
-        <w:rPr>
-          <w:rFonts w:ascii="仿宋" w:eastAsia="仿宋" w:hAnsi="仿宋"/>
-          <w:sz w:val="21"/>
-          <w:szCs w:val="21"/>
-        </w:rPr>
-        <w:t>图7. 模型对比实验结果可视化</w:t>
-      </w:r>
-    </w:p>
-    <w:p>
-      <w:pPr>
-        <w:pStyle w:val="a9"/>
-        <w:ind w:firstLine="420"/>
-        <w:rPr>
-          <w:rFonts w:ascii="仿宋" w:eastAsia="仿宋" w:hAnsi="仿宋"/>
-          <w:sz w:val="21"/>
-          <w:szCs w:val="21"/>
-        </w:rPr>
-      </w:pPr>
-      <w:r>
-        <w:rPr>
-          <w:rFonts w:ascii="仿宋" w:eastAsia="仿宋" w:hAnsi="仿宋"/>
-          <w:sz w:val="21"/>
-          <w:szCs w:val="21"/>
-        </w:rPr>
-        <w:t>数据来源：本系统模型对比实验结果整理</w:t>
-      </w:r>
-    </w:p>
-    <w:p>
-      <w:pPr>
-        <w:pStyle w:val="a9"/>
-        <w:ind w:firstLine="420"/>
-        <w:rPr>
-          <w:rFonts w:ascii="仿宋" w:eastAsia="仿宋" w:hAnsi="仿宋" w:hint="eastAsia"/>
-          <w:sz w:val="21"/>
-          <w:szCs w:val="21"/>
-        </w:rPr>
-      </w:pPr>
-    </w:p>
-    <w:p>
-      <w:pPr>
-        <w:pStyle w:val="a"/>
-        <w:spacing w:line="360" w:lineRule="auto"/>
-        <w:rPr>
-          <w:rFonts w:ascii="仿宋" w:hAnsi="仿宋" w:hint="eastAsia"/>
-        </w:rPr>
-      </w:pPr>
-      <w:bookmarkStart w:id="21" w:name="_Toc227856750"/>
-      <w:r>
-        <w:rPr>
-          <w:rFonts w:ascii="仿宋" w:hAnsi="仿宋"/>
-        </w:rPr>
-        <w:t>特征消融实验</w:t>
-      </w:r>
-      <w:bookmarkEnd w:id="21"/>
-    </w:p>
-    <w:p>
-      <w:pPr>
-        <w:spacing w:line="360" w:lineRule="auto"/>
-        <w:rPr>
-          <w:rFonts w:ascii="仿宋" w:eastAsia="仿宋" w:hAnsi="仿宋" w:hint="eastAsia"/>
-        </w:rPr>
-      </w:pPr>
-      <w:r>
-        <w:rPr>
-          <w:rFonts w:ascii="仿宋" w:eastAsia="仿宋" w:hAnsi="仿宋"/>
-        </w:rPr>
-        <w:t>为分析不同特征对模型性能的影响，本文进一步进行了特征消融实验，分别考察完整特征、去除基础相似度、去除 Token Jaccard、去除序列相似度、去除结构特征以及仅保留基础相似度等情况。消融实验结果见表4。</w:t>
-      </w:r>
-    </w:p>
-    <w:p>
-      <w:pPr>
-        <w:spacing w:line="360" w:lineRule="auto"/>
-        <w:rPr>
-          <w:rFonts w:ascii="仿宋" w:eastAsia="仿宋" w:hAnsi="仿宋" w:hint="eastAsia"/>
-        </w:rPr>
-      </w:pPr>
-    </w:p>
-    <w:p>
-      <w:pPr>
-        <w:pStyle w:val="a7"/>
-        <w:rPr>
-          <w:rFonts w:ascii="仿宋" w:eastAsia="仿宋" w:hAnsi="仿宋" w:hint="eastAsia"/>
-          <w:sz w:val="21"/>
-          <w:szCs w:val="21"/>
-        </w:rPr>
-      </w:pPr>
-      <w:r>
-        <w:rPr>
-          <w:rFonts w:ascii="仿宋" w:eastAsia="仿宋" w:hAnsi="仿宋"/>
-          <w:sz w:val="21"/>
-          <w:szCs w:val="21"/>
-        </w:rPr>
-        <w:t>表4. 特征消融实验结果</w:t>
-      </w:r>
-    </w:p>
-    <w:tbl>
-      <w:tblPr>
-        <w:tblStyle w:val="afc"/>
-        <w:tblW w:w="9453" w:type="dxa"/>
-        <w:jc w:val="center"/>
-        <w:tblLayout w:type="fixed"/>
-        <w:tblLook w:val="04A0" w:firstRow="1" w:lastRow="0" w:firstColumn="1" w:lastColumn="0" w:noHBand="0" w:noVBand="1"/>
-      </w:tblPr>
-      <w:tblGrid>
-        <w:gridCol w:w="2830"/>
-        <w:gridCol w:w="1242"/>
-        <w:gridCol w:w="1578"/>
-        <w:gridCol w:w="1026"/>
-        <w:gridCol w:w="1249"/>
-        <w:gridCol w:w="1528"/>
-      </w:tblGrid>
-      <w:tr>
-        <w:trPr>
-          <w:trHeight w:val="323"/>
-          <w:jc w:val="center"/>
-        </w:trPr>
-        <w:tc>
-          <w:tcPr>
-            <w:tcW w:w="2830" w:type="dxa"/>
-          </w:tcPr>
-          <w:p>
-            <w:pPr>
-              <w:jc w:val="center"/>
-              <w:rPr>
-                <w:rFonts w:ascii="仿宋" w:eastAsia="仿宋" w:hAnsi="仿宋" w:hint="eastAsia"/>
-              </w:rPr>
-            </w:pPr>
-            <w:r>
-              <w:rPr>
-                <w:rFonts w:ascii="仿宋" w:eastAsia="仿宋" w:hAnsi="仿宋"/>
-                <w:sz w:val="21"/>
-              </w:rPr>
-              <w:t>ablation</w:t>
-            </w:r>
-          </w:p>
-        </w:tc>
-        <w:tc>
-          <w:tcPr>
-            <w:tcW w:w="1242" w:type="dxa"/>
-          </w:tcPr>
-          <w:p>
-            <w:pPr>
-              <w:jc w:val="center"/>
-              <w:rPr>
-                <w:rFonts w:ascii="仿宋" w:eastAsia="仿宋" w:hAnsi="仿宋" w:hint="eastAsia"/>
-              </w:rPr>
-            </w:pPr>
-            <w:r>
-              <w:rPr>
-                <w:rFonts w:ascii="仿宋" w:eastAsia="仿宋" w:hAnsi="仿宋"/>
-                <w:sz w:val="21"/>
-              </w:rPr>
-              <w:t>accuracy</w:t>
-            </w:r>
-          </w:p>
-        </w:tc>
-        <w:tc>
-          <w:tcPr>
-            <w:tcW w:w="1578" w:type="dxa"/>
-          </w:tcPr>
-          <w:p>
-            <w:pPr>
-              <w:jc w:val="center"/>
-              <w:rPr>
-                <w:rFonts w:ascii="仿宋" w:eastAsia="仿宋" w:hAnsi="仿宋" w:hint="eastAsia"/>
-              </w:rPr>
-            </w:pPr>
-            <w:r>
-              <w:rPr>
-                <w:rFonts w:ascii="仿宋" w:eastAsia="仿宋" w:hAnsi="仿宋"/>
-                <w:sz w:val="21"/>
-              </w:rPr>
-              <w:t>precision</w:t>
-            </w:r>
-          </w:p>
-        </w:tc>
-        <w:tc>
-          <w:tcPr>
-            <w:tcW w:w="1026" w:type="dxa"/>
-          </w:tcPr>
-          <w:p>
-            <w:pPr>
-              <w:jc w:val="center"/>
-              <w:rPr>
-                <w:rFonts w:ascii="仿宋" w:eastAsia="仿宋" w:hAnsi="仿宋" w:hint="eastAsia"/>
-              </w:rPr>
-            </w:pPr>
-            <w:r>
-              <w:rPr>
-                <w:rFonts w:ascii="仿宋" w:eastAsia="仿宋" w:hAnsi="仿宋"/>
-                <w:sz w:val="21"/>
-              </w:rPr>
-              <w:t>recall</w:t>
-            </w:r>
-          </w:p>
-        </w:tc>
-        <w:tc>
-          <w:tcPr>
-            <w:tcW w:w="1249" w:type="dxa"/>
-          </w:tcPr>
-          <w:p>
-            <w:pPr>
-              <w:jc w:val="center"/>
-              <w:rPr>
-                <w:rFonts w:ascii="仿宋" w:eastAsia="仿宋" w:hAnsi="仿宋" w:hint="eastAsia"/>
-              </w:rPr>
-            </w:pPr>
-            <w:r>
-              <w:rPr>
-                <w:rFonts w:ascii="仿宋" w:eastAsia="仿宋" w:hAnsi="仿宋"/>
-                <w:sz w:val="21"/>
-              </w:rPr>
-              <w:t>f1</w:t>
-            </w:r>
-          </w:p>
-        </w:tc>
-        <w:tc>
-          <w:tcPr>
-            <w:tcW w:w="1528" w:type="dxa"/>
-          </w:tcPr>
-          <w:p>
-            <w:pPr>
-              <w:jc w:val="center"/>
-              <w:rPr>
-                <w:rFonts w:ascii="仿宋" w:eastAsia="仿宋" w:hAnsi="仿宋" w:hint="eastAsia"/>
-              </w:rPr>
-            </w:pPr>
-            <w:r>
-              <w:rPr>
-                <w:rFonts w:ascii="仿宋" w:eastAsia="仿宋" w:hAnsi="仿宋"/>
-                <w:sz w:val="21"/>
-              </w:rPr>
-              <w:t>roc_auc</w:t>
-            </w:r>
-          </w:p>
-        </w:tc>
-      </w:tr>
-      <w:tr>
-        <w:trPr>
-          <w:trHeight w:val="310"/>
-          <w:jc w:val="center"/>
-        </w:trPr>
-        <w:tc>
-          <w:tcPr>
-            <w:tcW w:w="2830" w:type="dxa"/>
-          </w:tcPr>
-          <w:p>
-            <w:pPr>
-              <w:jc w:val="center"/>
-              <w:rPr>
-                <w:rFonts w:ascii="仿宋" w:eastAsia="仿宋" w:hAnsi="仿宋" w:hint="eastAsia"/>
-              </w:rPr>
-            </w:pPr>
-            <w:r>
-              <w:rPr>
-                <w:rFonts w:ascii="仿宋" w:eastAsia="仿宋" w:hAnsi="仿宋"/>
-                <w:sz w:val="21"/>
-              </w:rPr>
-              <w:t>full_features</w:t>
-            </w:r>
-          </w:p>
-        </w:tc>
-        <w:tc>
-          <w:tcPr>
-            <w:tcW w:w="1242" w:type="dxa"/>
-          </w:tcPr>
-          <w:p>
-            <w:pPr>
-              <w:jc w:val="center"/>
-              <w:rPr>
-                <w:rFonts w:ascii="仿宋" w:eastAsia="仿宋" w:hAnsi="仿宋" w:hint="eastAsia"/>
-              </w:rPr>
-            </w:pPr>
-            <w:r>
-              <w:rPr>
-                <w:rFonts w:ascii="仿宋" w:eastAsia="仿宋" w:hAnsi="仿宋"/>
-                <w:sz w:val="21"/>
-              </w:rPr>
-              <w:t>1.0</w:t>
-            </w:r>
-          </w:p>
-        </w:tc>
-        <w:tc>
-          <w:tcPr>
-            <w:tcW w:w="1578" w:type="dxa"/>
-          </w:tcPr>
-          <w:p>
-            <w:pPr>
-              <w:jc w:val="center"/>
-              <w:rPr>
-                <w:rFonts w:ascii="仿宋" w:eastAsia="仿宋" w:hAnsi="仿宋" w:hint="eastAsia"/>
-              </w:rPr>
-            </w:pPr>
-            <w:r>
-              <w:rPr>
-                <w:rFonts w:ascii="仿宋" w:eastAsia="仿宋" w:hAnsi="仿宋"/>
-                <w:sz w:val="21"/>
-              </w:rPr>
-              <w:t>1.0</w:t>
-            </w:r>
-          </w:p>
-        </w:tc>
-        <w:tc>
-          <w:tcPr>
-            <w:tcW w:w="1026" w:type="dxa"/>
-          </w:tcPr>
-          <w:p>
-            <w:pPr>
-              <w:jc w:val="center"/>
-              <w:rPr>
-                <w:rFonts w:ascii="仿宋" w:eastAsia="仿宋" w:hAnsi="仿宋" w:hint="eastAsia"/>
-              </w:rPr>
-            </w:pPr>
-            <w:r>
-              <w:rPr>
-                <w:rFonts w:ascii="仿宋" w:eastAsia="仿宋" w:hAnsi="仿宋"/>
-                <w:sz w:val="21"/>
-              </w:rPr>
-              <w:t>1.0</w:t>
-            </w:r>
-          </w:p>
-        </w:tc>
-        <w:tc>
-          <w:tcPr>
-            <w:tcW w:w="1249" w:type="dxa"/>
-          </w:tcPr>
-          <w:p>
-            <w:pPr>
-              <w:jc w:val="center"/>
-              <w:rPr>
-                <w:rFonts w:ascii="仿宋" w:eastAsia="仿宋" w:hAnsi="仿宋" w:hint="eastAsia"/>
-              </w:rPr>
-            </w:pPr>
-            <w:r>
-              <w:rPr>
-                <w:rFonts w:ascii="仿宋" w:eastAsia="仿宋" w:hAnsi="仿宋"/>
-                <w:sz w:val="21"/>
-              </w:rPr>
-              <w:t>1.0</w:t>
-            </w:r>
-          </w:p>
-        </w:tc>
-        <w:tc>
-          <w:tcPr>
-            <w:tcW w:w="1528" w:type="dxa"/>
-          </w:tcPr>
-          <w:p>
-            <w:pPr>
-              <w:jc w:val="center"/>
-              <w:rPr>
-                <w:rFonts w:ascii="仿宋" w:eastAsia="仿宋" w:hAnsi="仿宋" w:hint="eastAsia"/>
-              </w:rPr>
-            </w:pPr>
-            <w:r>
-              <w:rPr>
-                <w:rFonts w:ascii="仿宋" w:eastAsia="仿宋" w:hAnsi="仿宋"/>
-                <w:sz w:val="21"/>
-              </w:rPr>
-              <w:t>1.0</w:t>
-            </w:r>
-          </w:p>
-        </w:tc>
-      </w:tr>
-      <w:tr>
-        <w:trPr>
-          <w:trHeight w:val="648"/>
-          <w:jc w:val="center"/>
-        </w:trPr>
-        <w:tc>
-          <w:tcPr>
-            <w:tcW w:w="2830" w:type="dxa"/>
-          </w:tcPr>
-          <w:p>
-            <w:pPr>
-              <w:jc w:val="center"/>
-              <w:rPr>
-                <w:rFonts w:ascii="仿宋" w:eastAsia="仿宋" w:hAnsi="仿宋" w:hint="eastAsia"/>
-              </w:rPr>
-            </w:pPr>
-            <w:r>
-              <w:rPr>
-                <w:rFonts w:ascii="仿宋" w:eastAsia="仿宋" w:hAnsi="仿宋"/>
-                <w:sz w:val="21"/>
-              </w:rPr>
-              <w:t>without_base_similarity</w:t>
-            </w:r>
-          </w:p>
-        </w:tc>
-        <w:tc>
-          <w:tcPr>
-            <w:tcW w:w="1242" w:type="dxa"/>
-          </w:tcPr>
-          <w:p>
-            <w:pPr>
-              <w:jc w:val="center"/>
-              <w:rPr>
-                <w:rFonts w:ascii="仿宋" w:eastAsia="仿宋" w:hAnsi="仿宋" w:hint="eastAsia"/>
-              </w:rPr>
-            </w:pPr>
-            <w:r>
-              <w:rPr>
-                <w:rFonts w:ascii="仿宋" w:eastAsia="仿宋" w:hAnsi="仿宋"/>
-                <w:sz w:val="21"/>
-              </w:rPr>
-              <w:t>0.999949867147942</w:t>
-            </w:r>
-          </w:p>
-        </w:tc>
-        <w:tc>
-          <w:tcPr>
-            <w:tcW w:w="1578" w:type="dxa"/>
-          </w:tcPr>
-          <w:p>
-            <w:pPr>
-              <w:jc w:val="center"/>
-              <w:rPr>
-                <w:rFonts w:ascii="仿宋" w:eastAsia="仿宋" w:hAnsi="仿宋" w:hint="eastAsia"/>
-              </w:rPr>
-            </w:pPr>
-            <w:r>
-              <w:rPr>
-                <w:rFonts w:ascii="仿宋" w:eastAsia="仿宋" w:hAnsi="仿宋"/>
-                <w:sz w:val="21"/>
-              </w:rPr>
-              <w:t>0.9991311902693312</w:t>
-            </w:r>
-          </w:p>
-        </w:tc>
-        <w:tc>
-          <w:tcPr>
-            <w:tcW w:w="1026" w:type="dxa"/>
-          </w:tcPr>
-          <w:p>
-            <w:pPr>
-              <w:jc w:val="center"/>
-              <w:rPr>
-                <w:rFonts w:ascii="仿宋" w:eastAsia="仿宋" w:hAnsi="仿宋" w:hint="eastAsia"/>
-              </w:rPr>
-            </w:pPr>
-            <w:r>
-              <w:rPr>
-                <w:rFonts w:ascii="仿宋" w:eastAsia="仿宋" w:hAnsi="仿宋"/>
-                <w:sz w:val="21"/>
-              </w:rPr>
-              <w:t>1.0</w:t>
-            </w:r>
-          </w:p>
-        </w:tc>
-        <w:tc>
-          <w:tcPr>
-            <w:tcW w:w="1249" w:type="dxa"/>
-          </w:tcPr>
-          <w:p>
-            <w:pPr>
-              <w:jc w:val="center"/>
-              <w:rPr>
-                <w:rFonts w:ascii="仿宋" w:eastAsia="仿宋" w:hAnsi="仿宋" w:hint="eastAsia"/>
-              </w:rPr>
-            </w:pPr>
-            <w:r>
-              <w:rPr>
-                <w:rFonts w:ascii="仿宋" w:eastAsia="仿宋" w:hAnsi="仿宋"/>
-                <w:sz w:val="21"/>
-              </w:rPr>
-              <w:t>0.9995654063450674</w:t>
-            </w:r>
-          </w:p>
-        </w:tc>
-        <w:tc>
-          <w:tcPr>
-            <w:tcW w:w="1528" w:type="dxa"/>
-          </w:tcPr>
-          <w:p>
-            <w:pPr>
-              <w:jc w:val="center"/>
-              <w:rPr>
-                <w:rFonts w:ascii="仿宋" w:eastAsia="仿宋" w:hAnsi="仿宋" w:hint="eastAsia"/>
-              </w:rPr>
-            </w:pPr>
-            <w:r>
-              <w:rPr>
-                <w:rFonts w:ascii="仿宋" w:eastAsia="仿宋" w:hAnsi="仿宋"/>
-                <w:sz w:val="21"/>
-              </w:rPr>
-              <w:t>0.9999999074782978</w:t>
-            </w:r>
-          </w:p>
-        </w:tc>
-      </w:tr>
-      <w:tr>
-        <w:trPr>
-          <w:trHeight w:val="323"/>
-          <w:jc w:val="center"/>
-        </w:trPr>
-        <w:tc>
-          <w:tcPr>
-            <w:tcW w:w="2830" w:type="dxa"/>
-          </w:tcPr>
-          <w:p>
-            <w:pPr>
-              <w:jc w:val="center"/>
-              <w:rPr>
-                <w:rFonts w:ascii="仿宋" w:eastAsia="仿宋" w:hAnsi="仿宋" w:hint="eastAsia"/>
-              </w:rPr>
-            </w:pPr>
-            <w:r>
-              <w:rPr>
-                <w:rFonts w:ascii="仿宋" w:eastAsia="仿宋" w:hAnsi="仿宋"/>
-                <w:sz w:val="21"/>
-              </w:rPr>
-              <w:t>without_token_jaccard</w:t>
-            </w:r>
-          </w:p>
-        </w:tc>
-        <w:tc>
-          <w:tcPr>
-            <w:tcW w:w="1242" w:type="dxa"/>
-          </w:tcPr>
-          <w:p>
-            <w:pPr>
-              <w:jc w:val="center"/>
-              <w:rPr>
-                <w:rFonts w:ascii="仿宋" w:eastAsia="仿宋" w:hAnsi="仿宋" w:hint="eastAsia"/>
-              </w:rPr>
-            </w:pPr>
-            <w:r>
-              <w:rPr>
-                <w:rFonts w:ascii="仿宋" w:eastAsia="仿宋" w:hAnsi="仿宋"/>
-                <w:sz w:val="21"/>
-              </w:rPr>
-              <w:t>1.0</w:t>
-            </w:r>
-          </w:p>
-        </w:tc>
-        <w:tc>
-          <w:tcPr>
-            <w:tcW w:w="1578" w:type="dxa"/>
-          </w:tcPr>
-          <w:p>
-            <w:pPr>
-              <w:jc w:val="center"/>
-              <w:rPr>
-                <w:rFonts w:ascii="仿宋" w:eastAsia="仿宋" w:hAnsi="仿宋" w:hint="eastAsia"/>
-              </w:rPr>
-            </w:pPr>
-            <w:r>
-              <w:rPr>
-                <w:rFonts w:ascii="仿宋" w:eastAsia="仿宋" w:hAnsi="仿宋"/>
-                <w:sz w:val="21"/>
-              </w:rPr>
-              <w:t>1.0</w:t>
-            </w:r>
-          </w:p>
-        </w:tc>
-        <w:tc>
-          <w:tcPr>
-            <w:tcW w:w="1026" w:type="dxa"/>
-          </w:tcPr>
-          <w:p>
-            <w:pPr>
-              <w:jc w:val="center"/>
-              <w:rPr>
-                <w:rFonts w:ascii="仿宋" w:eastAsia="仿宋" w:hAnsi="仿宋" w:hint="eastAsia"/>
-              </w:rPr>
-            </w:pPr>
-            <w:r>
-              <w:rPr>
-                <w:rFonts w:ascii="仿宋" w:eastAsia="仿宋" w:hAnsi="仿宋"/>
-                <w:sz w:val="21"/>
-              </w:rPr>
-              <w:t>1.0</w:t>
-            </w:r>
-          </w:p>
-        </w:tc>
-        <w:tc>
-          <w:tcPr>
-            <w:tcW w:w="1249" w:type="dxa"/>
-          </w:tcPr>
-          <w:p>
-            <w:pPr>
-              <w:jc w:val="center"/>
-              <w:rPr>
-                <w:rFonts w:ascii="仿宋" w:eastAsia="仿宋" w:hAnsi="仿宋" w:hint="eastAsia"/>
-              </w:rPr>
-            </w:pPr>
-            <w:r>
-              <w:rPr>
-                <w:rFonts w:ascii="仿宋" w:eastAsia="仿宋" w:hAnsi="仿宋"/>
-                <w:sz w:val="21"/>
-              </w:rPr>
-              <w:t>1.0</w:t>
-            </w:r>
-          </w:p>
-        </w:tc>
-        <w:tc>
-          <w:tcPr>
-            <w:tcW w:w="1528" w:type="dxa"/>
-          </w:tcPr>
-          <w:p>
-            <w:pPr>
-              <w:jc w:val="center"/>
-              <w:rPr>
-                <w:rFonts w:ascii="仿宋" w:eastAsia="仿宋" w:hAnsi="仿宋" w:hint="eastAsia"/>
-              </w:rPr>
-            </w:pPr>
-            <w:r>
-              <w:rPr>
-                <w:rFonts w:ascii="仿宋" w:eastAsia="仿宋" w:hAnsi="仿宋"/>
-                <w:sz w:val="21"/>
-              </w:rPr>
-              <w:t>1.0</w:t>
-            </w:r>
-          </w:p>
-        </w:tc>
-      </w:tr>
-      <w:tr>
-        <w:trPr>
-          <w:trHeight w:val="310"/>
-          <w:jc w:val="center"/>
-        </w:trPr>
-        <w:tc>
-          <w:tcPr>
-            <w:tcW w:w="2830" w:type="dxa"/>
-          </w:tcPr>
-          <w:p>
-            <w:pPr>
-              <w:jc w:val="center"/>
-              <w:rPr>
-                <w:rFonts w:ascii="仿宋" w:eastAsia="仿宋" w:hAnsi="仿宋" w:hint="eastAsia"/>
-              </w:rPr>
-            </w:pPr>
-            <w:r>
-              <w:rPr>
-                <w:rFonts w:ascii="仿宋" w:eastAsia="仿宋" w:hAnsi="仿宋"/>
-                <w:sz w:val="21"/>
-              </w:rPr>
-              <w:t>without_sequence_similarity</w:t>
-            </w:r>
-          </w:p>
-        </w:tc>
-        <w:tc>
-          <w:tcPr>
-            <w:tcW w:w="1242" w:type="dxa"/>
-          </w:tcPr>
-          <w:p>
-            <w:pPr>
-              <w:jc w:val="center"/>
-              <w:rPr>
-                <w:rFonts w:ascii="仿宋" w:eastAsia="仿宋" w:hAnsi="仿宋" w:hint="eastAsia"/>
-              </w:rPr>
-            </w:pPr>
-            <w:r>
-              <w:rPr>
-                <w:rFonts w:ascii="仿宋" w:eastAsia="仿宋" w:hAnsi="仿宋"/>
-                <w:sz w:val="21"/>
-              </w:rPr>
-              <w:t>1.0</w:t>
-            </w:r>
-          </w:p>
-        </w:tc>
-        <w:tc>
-          <w:tcPr>
-            <w:tcW w:w="1578" w:type="dxa"/>
-          </w:tcPr>
-          <w:p>
-            <w:pPr>
-              <w:jc w:val="center"/>
-              <w:rPr>
-                <w:rFonts w:ascii="仿宋" w:eastAsia="仿宋" w:hAnsi="仿宋" w:hint="eastAsia"/>
-              </w:rPr>
-            </w:pPr>
-            <w:r>
-              <w:rPr>
-                <w:rFonts w:ascii="仿宋" w:eastAsia="仿宋" w:hAnsi="仿宋"/>
-                <w:sz w:val="21"/>
-              </w:rPr>
-              <w:t>1.0</w:t>
-            </w:r>
-          </w:p>
-        </w:tc>
-        <w:tc>
-          <w:tcPr>
-            <w:tcW w:w="1026" w:type="dxa"/>
-          </w:tcPr>
-          <w:p>
-            <w:pPr>
-              <w:jc w:val="center"/>
-              <w:rPr>
-                <w:rFonts w:ascii="仿宋" w:eastAsia="仿宋" w:hAnsi="仿宋" w:hint="eastAsia"/>
-              </w:rPr>
-            </w:pPr>
-            <w:r>
-              <w:rPr>
-                <w:rFonts w:ascii="仿宋" w:eastAsia="仿宋" w:hAnsi="仿宋"/>
-                <w:sz w:val="21"/>
-              </w:rPr>
-              <w:t>1.0</w:t>
-            </w:r>
-          </w:p>
-        </w:tc>
-        <w:tc>
-          <w:tcPr>
-            <w:tcW w:w="1249" w:type="dxa"/>
-          </w:tcPr>
-          <w:p>
-            <w:pPr>
-              <w:jc w:val="center"/>
-              <w:rPr>
-                <w:rFonts w:ascii="仿宋" w:eastAsia="仿宋" w:hAnsi="仿宋" w:hint="eastAsia"/>
-              </w:rPr>
-            </w:pPr>
-            <w:r>
-              <w:rPr>
-                <w:rFonts w:ascii="仿宋" w:eastAsia="仿宋" w:hAnsi="仿宋"/>
-                <w:sz w:val="21"/>
-              </w:rPr>
-              <w:t>1.0</w:t>
-            </w:r>
-          </w:p>
-        </w:tc>
-        <w:tc>
-          <w:tcPr>
-            <w:tcW w:w="1528" w:type="dxa"/>
-          </w:tcPr>
-          <w:p>
-            <w:pPr>
-              <w:jc w:val="center"/>
-              <w:rPr>
-                <w:rFonts w:ascii="仿宋" w:eastAsia="仿宋" w:hAnsi="仿宋" w:hint="eastAsia"/>
-              </w:rPr>
-            </w:pPr>
-            <w:r>
-              <w:rPr>
-                <w:rFonts w:ascii="仿宋" w:eastAsia="仿宋" w:hAnsi="仿宋"/>
-                <w:sz w:val="21"/>
-              </w:rPr>
-              <w:t>1.0</w:t>
-            </w:r>
-          </w:p>
-        </w:tc>
-      </w:tr>
-      <w:tr>
-        <w:trPr>
-          <w:trHeight w:val="323"/>
-          <w:jc w:val="center"/>
-        </w:trPr>
-        <w:tc>
-          <w:tcPr>
-            <w:tcW w:w="2830" w:type="dxa"/>
-          </w:tcPr>
-          <w:p>
-            <w:pPr>
-              <w:jc w:val="center"/>
-              <w:rPr>
-                <w:rFonts w:ascii="仿宋" w:eastAsia="仿宋" w:hAnsi="仿宋" w:hint="eastAsia"/>
-              </w:rPr>
-            </w:pPr>
-            <w:r>
-              <w:rPr>
-                <w:rFonts w:ascii="仿宋" w:eastAsia="仿宋" w:hAnsi="仿宋"/>
-                <w:sz w:val="21"/>
-              </w:rPr>
-              <w:lastRenderedPageBreak/>
-              <w:t>without_structure_features</w:t>
-            </w:r>
-          </w:p>
-        </w:tc>
-        <w:tc>
-          <w:tcPr>
-            <w:tcW w:w="1242" w:type="dxa"/>
-          </w:tcPr>
-          <w:p>
-            <w:pPr>
-              <w:jc w:val="center"/>
-              <w:rPr>
-                <w:rFonts w:ascii="仿宋" w:eastAsia="仿宋" w:hAnsi="仿宋" w:hint="eastAsia"/>
-              </w:rPr>
-            </w:pPr>
-            <w:r>
-              <w:rPr>
-                <w:rFonts w:ascii="仿宋" w:eastAsia="仿宋" w:hAnsi="仿宋"/>
-                <w:sz w:val="21"/>
-              </w:rPr>
-              <w:t>1.0</w:t>
-            </w:r>
-          </w:p>
-        </w:tc>
-        <w:tc>
-          <w:tcPr>
-            <w:tcW w:w="1578" w:type="dxa"/>
-          </w:tcPr>
-          <w:p>
-            <w:pPr>
-              <w:jc w:val="center"/>
-              <w:rPr>
-                <w:rFonts w:ascii="仿宋" w:eastAsia="仿宋" w:hAnsi="仿宋" w:hint="eastAsia"/>
-              </w:rPr>
-            </w:pPr>
-            <w:r>
-              <w:rPr>
-                <w:rFonts w:ascii="仿宋" w:eastAsia="仿宋" w:hAnsi="仿宋"/>
-                <w:sz w:val="21"/>
-              </w:rPr>
-              <w:t>1.0</w:t>
-            </w:r>
-          </w:p>
-        </w:tc>
-        <w:tc>
-          <w:tcPr>
-            <w:tcW w:w="1026" w:type="dxa"/>
-          </w:tcPr>
-          <w:p>
-            <w:pPr>
-              <w:jc w:val="center"/>
-              <w:rPr>
-                <w:rFonts w:ascii="仿宋" w:eastAsia="仿宋" w:hAnsi="仿宋" w:hint="eastAsia"/>
-              </w:rPr>
-            </w:pPr>
-            <w:r>
-              <w:rPr>
-                <w:rFonts w:ascii="仿宋" w:eastAsia="仿宋" w:hAnsi="仿宋"/>
-                <w:sz w:val="21"/>
-              </w:rPr>
-              <w:t>1.0</w:t>
-            </w:r>
-          </w:p>
-        </w:tc>
-        <w:tc>
-          <w:tcPr>
-            <w:tcW w:w="1249" w:type="dxa"/>
-          </w:tcPr>
-          <w:p>
-            <w:pPr>
-              <w:jc w:val="center"/>
-              <w:rPr>
-                <w:rFonts w:ascii="仿宋" w:eastAsia="仿宋" w:hAnsi="仿宋" w:hint="eastAsia"/>
-              </w:rPr>
-            </w:pPr>
-            <w:r>
-              <w:rPr>
-                <w:rFonts w:ascii="仿宋" w:eastAsia="仿宋" w:hAnsi="仿宋"/>
-                <w:sz w:val="21"/>
-              </w:rPr>
-              <w:t>1.0</w:t>
-            </w:r>
-          </w:p>
-        </w:tc>
-        <w:tc>
-          <w:tcPr>
-            <w:tcW w:w="1528" w:type="dxa"/>
-          </w:tcPr>
-          <w:p>
-            <w:pPr>
-              <w:jc w:val="center"/>
-              <w:rPr>
-                <w:rFonts w:ascii="仿宋" w:eastAsia="仿宋" w:hAnsi="仿宋" w:hint="eastAsia"/>
-              </w:rPr>
-            </w:pPr>
-            <w:r>
-              <w:rPr>
-                <w:rFonts w:ascii="仿宋" w:eastAsia="仿宋" w:hAnsi="仿宋"/>
-                <w:sz w:val="21"/>
-              </w:rPr>
-              <w:t>1.0</w:t>
-            </w:r>
-          </w:p>
-        </w:tc>
-      </w:tr>
-      <w:tr>
-        <w:trPr>
-          <w:trHeight w:val="323"/>
-          <w:jc w:val="center"/>
-        </w:trPr>
-        <w:tc>
-          <w:tcPr>
-            <w:tcW w:w="2830" w:type="dxa"/>
-          </w:tcPr>
-          <w:p>
-            <w:pPr>
-              <w:jc w:val="center"/>
-              <w:rPr>
-                <w:rFonts w:ascii="仿宋" w:eastAsia="仿宋" w:hAnsi="仿宋" w:hint="eastAsia"/>
-              </w:rPr>
-            </w:pPr>
-            <w:r>
-              <w:rPr>
-                <w:rFonts w:ascii="仿宋" w:eastAsia="仿宋" w:hAnsi="仿宋"/>
-                <w:sz w:val="21"/>
-              </w:rPr>
-              <w:t>base_similarity_only</w:t>
-            </w:r>
-          </w:p>
-        </w:tc>
-        <w:tc>
-          <w:tcPr>
-            <w:tcW w:w="1242" w:type="dxa"/>
-          </w:tcPr>
-          <w:p>
-            <w:pPr>
-              <w:jc w:val="center"/>
-              <w:rPr>
-                <w:rFonts w:ascii="仿宋" w:eastAsia="仿宋" w:hAnsi="仿宋" w:hint="eastAsia"/>
-              </w:rPr>
-            </w:pPr>
-            <w:r>
-              <w:rPr>
-                <w:rFonts w:ascii="仿宋" w:eastAsia="仿宋" w:hAnsi="仿宋"/>
-                <w:sz w:val="21"/>
-              </w:rPr>
-              <w:t>1.0</w:t>
-            </w:r>
-          </w:p>
-        </w:tc>
-        <w:tc>
-          <w:tcPr>
-            <w:tcW w:w="1578" w:type="dxa"/>
-          </w:tcPr>
-          <w:p>
-            <w:pPr>
-              <w:jc w:val="center"/>
-              <w:rPr>
-                <w:rFonts w:ascii="仿宋" w:eastAsia="仿宋" w:hAnsi="仿宋" w:hint="eastAsia"/>
-              </w:rPr>
-            </w:pPr>
-            <w:r>
-              <w:rPr>
-                <w:rFonts w:ascii="仿宋" w:eastAsia="仿宋" w:hAnsi="仿宋"/>
-                <w:sz w:val="21"/>
-              </w:rPr>
-              <w:t>1.0</w:t>
-            </w:r>
-          </w:p>
-        </w:tc>
-        <w:tc>
-          <w:tcPr>
-            <w:tcW w:w="1026" w:type="dxa"/>
-          </w:tcPr>
-          <w:p>
-            <w:pPr>
-              <w:jc w:val="center"/>
-              <w:rPr>
-                <w:rFonts w:ascii="仿宋" w:eastAsia="仿宋" w:hAnsi="仿宋" w:hint="eastAsia"/>
-              </w:rPr>
-            </w:pPr>
-            <w:r>
-              <w:rPr>
-                <w:rFonts w:ascii="仿宋" w:eastAsia="仿宋" w:hAnsi="仿宋"/>
-                <w:sz w:val="21"/>
-              </w:rPr>
-              <w:t>1.0</w:t>
-            </w:r>
-          </w:p>
-        </w:tc>
-        <w:tc>
-          <w:tcPr>
-            <w:tcW w:w="1249" w:type="dxa"/>
-          </w:tcPr>
-          <w:p>
-            <w:pPr>
-              <w:jc w:val="center"/>
-              <w:rPr>
-                <w:rFonts w:ascii="仿宋" w:eastAsia="仿宋" w:hAnsi="仿宋" w:hint="eastAsia"/>
-              </w:rPr>
-            </w:pPr>
-            <w:r>
-              <w:rPr>
-                <w:rFonts w:ascii="仿宋" w:eastAsia="仿宋" w:hAnsi="仿宋"/>
-                <w:sz w:val="21"/>
-              </w:rPr>
-              <w:t>1.0</w:t>
-            </w:r>
-          </w:p>
-        </w:tc>
-        <w:tc>
-          <w:tcPr>
-            <w:tcW w:w="1528" w:type="dxa"/>
-          </w:tcPr>
-          <w:p>
-            <w:pPr>
-              <w:jc w:val="center"/>
-              <w:rPr>
-                <w:rFonts w:ascii="仿宋" w:eastAsia="仿宋" w:hAnsi="仿宋" w:hint="eastAsia"/>
-              </w:rPr>
-            </w:pPr>
-            <w:r>
-              <w:rPr>
-                <w:rFonts w:ascii="仿宋" w:eastAsia="仿宋" w:hAnsi="仿宋"/>
-                <w:sz w:val="21"/>
-              </w:rPr>
-              <w:t>1.0</w:t>
-            </w:r>
-          </w:p>
-        </w:tc>
-      </w:tr>
-    </w:tbl>
-    <w:p>
-      <w:pPr>
-        <w:pStyle w:val="a9"/>
-        <w:ind w:firstLine="420"/>
-        <w:rPr>
-          <w:rFonts w:eastAsia="仿宋"/>
-          <w:sz w:val="21"/>
-        </w:rPr>
-      </w:pPr>
-      <w:r>
-        <w:rPr>
-          <w:rFonts w:eastAsia="仿宋"/>
-          <w:sz w:val="21"/>
-        </w:rPr>
-        <w:t>数据来源：本系统特征消融实验结果</w:t>
-      </w:r>
-    </w:p>
-    <w:p>
-      <w:pPr>
-        <w:pStyle w:val="a9"/>
-        <w:ind w:firstLine="420"/>
-      </w:pPr>
-    </w:p>
-    <w:p>
-      <w:pPr>
-        <w:spacing w:line="360" w:lineRule="auto"/>
-        <w:rPr>
-          <w:rFonts w:ascii="仿宋" w:eastAsia="仿宋" w:hAnsi="仿宋" w:hint="eastAsia"/>
-        </w:rPr>
-      </w:pPr>
-      <w:r>
-        <w:rPr>
-          <w:rFonts w:ascii="仿宋" w:eastAsia="仿宋" w:hAnsi="仿宋"/>
-        </w:rPr>
-        <w:t>实验结果显示，完整特征集对应的模型表现最好；当去除 base_similarity 后，模型性能仅出现较小幅度下降，说明除基础相似度外，Token 序列、词法统计和结构差异等特征同样能够提供有效判别信息。与此同时，仅使用 base_similarity 也能取得较高结果，说明规则相似度本身已经具有较强的区分能力。综合来看，本文所设计的多</w:t>
-      </w:r>
-      <w:r>
-        <w:rPr>
-          <w:rFonts w:ascii="仿宋" w:eastAsia="仿宋" w:hAnsi="仿宋"/>
-        </w:rPr>
-        <w:t>维特征体系具有一定互补性，并在当前弱监督环境下表现出较好的稳定性。</w:t>
-      </w:r>
-    </w:p>
-    <w:p>
-      <w:pPr>
-        <w:spacing w:line="360" w:lineRule="auto"/>
-        <w:rPr>
-          <w:rFonts w:ascii="仿宋" w:eastAsia="仿宋" w:hAnsi="仿宋"/>
-        </w:rPr>
-      </w:pPr>
-      <w:r>
-        <w:rPr>
-          <w:rFonts w:ascii="仿宋" w:eastAsia="仿宋" w:hAnsi="仿宋"/>
-        </w:rPr>
-        <w:t>为了进一步分析特征组合变化对模型性能的影响，本文将消融实验中的 F1 值绘制成图，如图7所示。</w:t>
-      </w:r>
-    </w:p>
-    <w:p>
-      <w:r>
-        <w:rPr>
-          <w:noProof/>
-        </w:rPr>
-        <w:drawing>
-          <wp:inline distT="0" distB="0" distL="0" distR="0" wp14:anchorId="7295A739" wp14:editId="723D1C5B">
-            <wp:extent cx="5112000" cy="2526674"/>
-            <wp:effectExtent l="0" t="0" r="0" b="0"/>
-            <wp:docPr id="3" name="Picture 3"/>
-            <wp:cNvGraphicFramePr>
-              <a:graphicFrameLocks xmlns:a="http://schemas.openxmlformats.org/drawingml/2006/main" noChangeAspect="1"/>
-            </wp:cNvGraphicFramePr>
-            <a:graphic xmlns:a="http://schemas.openxmlformats.org/drawingml/2006/main">
-              <a:graphicData uri="http://schemas.openxmlformats.org/drawingml/2006/picture">
-                <pic:pic xmlns:pic="http://schemas.openxmlformats.org/drawingml/2006/picture">
-                  <pic:nvPicPr>
-                    <pic:cNvPr id="0" name="fig_ablation_f1.png"/>
                     <pic:cNvPicPr/>
                   </pic:nvPicPr>
                   <pic:blipFill>
@@ -9359,26 +10456,8 @@
           <w:sz w:val="21"/>
           <w:szCs w:val="21"/>
         </w:rPr>
-        <w:t>图8. 特征消融实验 F1 值对比</w:t>
-      </w:r>
-    </w:p>
-    <w:p>
-      <w:pPr>
-        <w:pStyle w:val="a9"/>
-        <w:ind w:firstLine="420"/>
-        <w:rPr>
-          <w:rFonts w:ascii="仿宋" w:eastAsia="仿宋" w:hAnsi="仿宋"/>
-          <w:sz w:val="21"/>
-          <w:szCs w:val="21"/>
-        </w:rPr>
-      </w:pPr>
-      <w:r>
-        <w:rPr>
-          <w:rFonts w:ascii="仿宋" w:eastAsia="仿宋" w:hAnsi="仿宋"/>
-          <w:sz w:val="21"/>
-          <w:szCs w:val="21"/>
-        </w:rPr>
-        <w:t>数据来源：本系统特征消融实验结果整理</w:t>
+        <w:lastRenderedPageBreak/>
+        <w:t>图7. 模型对比实验结果可视化</w:t>
       </w:r>
     </w:p>
     <w:p>
@@ -9391,6 +10470,25 @@
           <w:szCs w:val="21"/>
         </w:rPr>
       </w:pPr>
+      <w:r>
+        <w:rPr>
+          <w:rFonts w:ascii="仿宋" w:eastAsia="仿宋" w:hAnsi="仿宋"/>
+          <w:sz w:val="21"/>
+          <w:szCs w:val="21"/>
+        </w:rPr>
+        <w:t>数据来源：本系统模型对比实验结果整理</w:t>
+      </w:r>
+    </w:p>
+    <w:p>
+      <w:pPr>
+        <w:pStyle w:val="a9"/>
+        <w:ind w:firstLine="420"/>
+        <w:rPr>
+          <w:rFonts w:ascii="仿宋" w:eastAsia="仿宋" w:hAnsi="仿宋" w:hint="eastAsia"/>
+          <w:sz w:val="21"/>
+          <w:szCs w:val="21"/>
+        </w:rPr>
+      </w:pPr>
     </w:p>
     <w:p>
       <w:pPr>
@@ -9400,14 +10498,11 @@
           <w:rFonts w:ascii="仿宋" w:hAnsi="仿宋" w:hint="eastAsia"/>
         </w:rPr>
       </w:pPr>
-      <w:bookmarkStart w:id="22" w:name="_Toc227856751"/>
-      <w:r>
-        <w:rPr>
-          <w:rFonts w:ascii="仿宋" w:hAnsi="仿宋"/>
-        </w:rPr>
-        <w:t>更严格的按题目划分泛化实验</w:t>
-      </w:r>
-      <w:bookmarkEnd w:id="22"/>
+      <w:bookmarkStart w:id="35" w:name="_Toc227917783"/>
+      <w:r>
+        <w:t>（四）特征消融实验</w:t>
+      </w:r>
+      <w:bookmarkEnd w:id="35"/>
     </w:p>
     <w:p>
       <w:pPr>
@@ -9420,7 +10515,1207 @@
         <w:rPr>
           <w:rFonts w:ascii="仿宋" w:eastAsia="仿宋" w:hAnsi="仿宋"/>
         </w:rPr>
-        <w:t>为避免仅在随机划分样本条件下得到过高评价，本文进一步设计了更严格的泛化实验：训练集和测试集不再随机按代码对划分，而是按题目划分；同时移除 base_similarity 特征，减少标签与特征同源带来的影响；实验对象继续采用跨用户过滤后的样本。严格泛化实验结果见表5。</w:t>
+        <w:t>为分析不同特征对模型性能的影响，本文进一步进行了特征消融实验，分别考察完整特征、去除基础相似度、去除 Token Jaccard、去除序列相似度、去除结构特征以及仅保留基础相似度等情况。消融实验结果见表4。</w:t>
+      </w:r>
+    </w:p>
+    <w:p>
+      <w:pPr>
+        <w:spacing w:line="360" w:lineRule="auto"/>
+        <w:rPr>
+          <w:rFonts w:ascii="仿宋" w:eastAsia="仿宋" w:hAnsi="仿宋" w:hint="eastAsia"/>
+        </w:rPr>
+      </w:pPr>
+    </w:p>
+    <w:p>
+      <w:pPr>
+        <w:pStyle w:val="a7"/>
+        <w:rPr>
+          <w:rFonts w:ascii="仿宋" w:eastAsia="仿宋" w:hAnsi="仿宋" w:hint="eastAsia"/>
+          <w:sz w:val="21"/>
+          <w:szCs w:val="21"/>
+        </w:rPr>
+      </w:pPr>
+      <w:r>
+        <w:rPr>
+          <w:rFonts w:ascii="仿宋" w:eastAsia="仿宋" w:hAnsi="仿宋"/>
+          <w:sz w:val="21"/>
+          <w:szCs w:val="21"/>
+        </w:rPr>
+        <w:t>表4. 特征消融实验结果</w:t>
+      </w:r>
+    </w:p>
+    <w:tbl>
+      <w:tblPr>
+        <w:tblStyle w:val="afc"/>
+        <w:tblW w:w="9453" w:type="dxa"/>
+        <w:jc w:val="center"/>
+        <w:tblLayout w:type="fixed"/>
+        <w:tblLook w:val="04A0" w:firstRow="1" w:lastRow="0" w:firstColumn="1" w:lastColumn="0" w:noHBand="0" w:noVBand="1"/>
+      </w:tblPr>
+      <w:tblGrid>
+        <w:gridCol w:w="2830"/>
+        <w:gridCol w:w="1242"/>
+        <w:gridCol w:w="1578"/>
+        <w:gridCol w:w="1026"/>
+        <w:gridCol w:w="1249"/>
+        <w:gridCol w:w="1528"/>
+      </w:tblGrid>
+      <w:tr>
+        <w:trPr>
+          <w:trHeight w:val="323"/>
+          <w:jc w:val="center"/>
+        </w:trPr>
+        <w:tc>
+          <w:tcPr>
+            <w:tcW w:w="2830" w:type="dxa"/>
+          </w:tcPr>
+          <w:p>
+            <w:pPr>
+              <w:jc w:val="center"/>
+              <w:rPr>
+                <w:rFonts w:ascii="仿宋" w:eastAsia="仿宋" w:hAnsi="仿宋" w:hint="eastAsia"/>
+              </w:rPr>
+            </w:pPr>
+            <w:r>
+              <w:rPr>
+                <w:rFonts w:ascii="仿宋" w:eastAsia="仿宋" w:hAnsi="仿宋"/>
+                <w:sz w:val="21"/>
+              </w:rPr>
+              <w:t>ablation</w:t>
+            </w:r>
+          </w:p>
+        </w:tc>
+        <w:tc>
+          <w:tcPr>
+            <w:tcW w:w="1242" w:type="dxa"/>
+          </w:tcPr>
+          <w:p>
+            <w:pPr>
+              <w:jc w:val="center"/>
+              <w:rPr>
+                <w:rFonts w:ascii="仿宋" w:eastAsia="仿宋" w:hAnsi="仿宋" w:hint="eastAsia"/>
+              </w:rPr>
+            </w:pPr>
+            <w:r>
+              <w:rPr>
+                <w:rFonts w:ascii="仿宋" w:eastAsia="仿宋" w:hAnsi="仿宋"/>
+                <w:sz w:val="21"/>
+              </w:rPr>
+              <w:t>accuracy</w:t>
+            </w:r>
+          </w:p>
+        </w:tc>
+        <w:tc>
+          <w:tcPr>
+            <w:tcW w:w="1578" w:type="dxa"/>
+          </w:tcPr>
+          <w:p>
+            <w:pPr>
+              <w:jc w:val="center"/>
+              <w:rPr>
+                <w:rFonts w:ascii="仿宋" w:eastAsia="仿宋" w:hAnsi="仿宋" w:hint="eastAsia"/>
+              </w:rPr>
+            </w:pPr>
+            <w:r>
+              <w:rPr>
+                <w:rFonts w:ascii="仿宋" w:eastAsia="仿宋" w:hAnsi="仿宋"/>
+                <w:sz w:val="21"/>
+              </w:rPr>
+              <w:t>precision</w:t>
+            </w:r>
+          </w:p>
+        </w:tc>
+        <w:tc>
+          <w:tcPr>
+            <w:tcW w:w="1026" w:type="dxa"/>
+          </w:tcPr>
+          <w:p>
+            <w:pPr>
+              <w:jc w:val="center"/>
+              <w:rPr>
+                <w:rFonts w:ascii="仿宋" w:eastAsia="仿宋" w:hAnsi="仿宋" w:hint="eastAsia"/>
+              </w:rPr>
+            </w:pPr>
+            <w:r>
+              <w:rPr>
+                <w:rFonts w:ascii="仿宋" w:eastAsia="仿宋" w:hAnsi="仿宋"/>
+                <w:sz w:val="21"/>
+              </w:rPr>
+              <w:t>recall</w:t>
+            </w:r>
+          </w:p>
+        </w:tc>
+        <w:tc>
+          <w:tcPr>
+            <w:tcW w:w="1249" w:type="dxa"/>
+          </w:tcPr>
+          <w:p>
+            <w:pPr>
+              <w:jc w:val="center"/>
+              <w:rPr>
+                <w:rFonts w:ascii="仿宋" w:eastAsia="仿宋" w:hAnsi="仿宋" w:hint="eastAsia"/>
+              </w:rPr>
+            </w:pPr>
+            <w:r>
+              <w:rPr>
+                <w:rFonts w:ascii="仿宋" w:eastAsia="仿宋" w:hAnsi="仿宋"/>
+                <w:sz w:val="21"/>
+              </w:rPr>
+              <w:t>f1</w:t>
+            </w:r>
+          </w:p>
+        </w:tc>
+        <w:tc>
+          <w:tcPr>
+            <w:tcW w:w="1528" w:type="dxa"/>
+          </w:tcPr>
+          <w:p>
+            <w:pPr>
+              <w:jc w:val="center"/>
+              <w:rPr>
+                <w:rFonts w:ascii="仿宋" w:eastAsia="仿宋" w:hAnsi="仿宋" w:hint="eastAsia"/>
+              </w:rPr>
+            </w:pPr>
+            <w:proofErr w:type="spellStart"/>
+            <w:r>
+              <w:rPr>
+                <w:rFonts w:ascii="仿宋" w:eastAsia="仿宋" w:hAnsi="仿宋"/>
+                <w:sz w:val="21"/>
+              </w:rPr>
+              <w:t>roc_auc</w:t>
+            </w:r>
+            <w:proofErr w:type="spellEnd"/>
+          </w:p>
+        </w:tc>
+      </w:tr>
+      <w:tr>
+        <w:trPr>
+          <w:trHeight w:val="310"/>
+          <w:jc w:val="center"/>
+        </w:trPr>
+        <w:tc>
+          <w:tcPr>
+            <w:tcW w:w="2830" w:type="dxa"/>
+          </w:tcPr>
+          <w:p>
+            <w:pPr>
+              <w:jc w:val="center"/>
+              <w:rPr>
+                <w:rFonts w:ascii="仿宋" w:eastAsia="仿宋" w:hAnsi="仿宋" w:hint="eastAsia"/>
+              </w:rPr>
+            </w:pPr>
+            <w:proofErr w:type="spellStart"/>
+            <w:r>
+              <w:rPr>
+                <w:rFonts w:ascii="仿宋" w:eastAsia="仿宋" w:hAnsi="仿宋"/>
+                <w:sz w:val="21"/>
+              </w:rPr>
+              <w:t>full_features</w:t>
+            </w:r>
+            <w:proofErr w:type="spellEnd"/>
+          </w:p>
+        </w:tc>
+        <w:tc>
+          <w:tcPr>
+            <w:tcW w:w="1242" w:type="dxa"/>
+          </w:tcPr>
+          <w:p>
+            <w:pPr>
+              <w:jc w:val="center"/>
+              <w:rPr>
+                <w:rFonts w:ascii="仿宋" w:eastAsia="仿宋" w:hAnsi="仿宋" w:hint="eastAsia"/>
+              </w:rPr>
+            </w:pPr>
+            <w:r>
+              <w:rPr>
+                <w:rFonts w:ascii="仿宋" w:eastAsia="仿宋" w:hAnsi="仿宋"/>
+                <w:sz w:val="21"/>
+              </w:rPr>
+              <w:t>1.0</w:t>
+            </w:r>
+          </w:p>
+        </w:tc>
+        <w:tc>
+          <w:tcPr>
+            <w:tcW w:w="1578" w:type="dxa"/>
+          </w:tcPr>
+          <w:p>
+            <w:pPr>
+              <w:jc w:val="center"/>
+              <w:rPr>
+                <w:rFonts w:ascii="仿宋" w:eastAsia="仿宋" w:hAnsi="仿宋" w:hint="eastAsia"/>
+              </w:rPr>
+            </w:pPr>
+            <w:r>
+              <w:rPr>
+                <w:rFonts w:ascii="仿宋" w:eastAsia="仿宋" w:hAnsi="仿宋"/>
+                <w:sz w:val="21"/>
+              </w:rPr>
+              <w:t>1.0</w:t>
+            </w:r>
+          </w:p>
+        </w:tc>
+        <w:tc>
+          <w:tcPr>
+            <w:tcW w:w="1026" w:type="dxa"/>
+          </w:tcPr>
+          <w:p>
+            <w:pPr>
+              <w:jc w:val="center"/>
+              <w:rPr>
+                <w:rFonts w:ascii="仿宋" w:eastAsia="仿宋" w:hAnsi="仿宋" w:hint="eastAsia"/>
+              </w:rPr>
+            </w:pPr>
+            <w:r>
+              <w:rPr>
+                <w:rFonts w:ascii="仿宋" w:eastAsia="仿宋" w:hAnsi="仿宋"/>
+                <w:sz w:val="21"/>
+              </w:rPr>
+              <w:t>1.0</w:t>
+            </w:r>
+          </w:p>
+        </w:tc>
+        <w:tc>
+          <w:tcPr>
+            <w:tcW w:w="1249" w:type="dxa"/>
+          </w:tcPr>
+          <w:p>
+            <w:pPr>
+              <w:jc w:val="center"/>
+              <w:rPr>
+                <w:rFonts w:ascii="仿宋" w:eastAsia="仿宋" w:hAnsi="仿宋" w:hint="eastAsia"/>
+              </w:rPr>
+            </w:pPr>
+            <w:r>
+              <w:rPr>
+                <w:rFonts w:ascii="仿宋" w:eastAsia="仿宋" w:hAnsi="仿宋"/>
+                <w:sz w:val="21"/>
+              </w:rPr>
+              <w:t>1.0</w:t>
+            </w:r>
+          </w:p>
+        </w:tc>
+        <w:tc>
+          <w:tcPr>
+            <w:tcW w:w="1528" w:type="dxa"/>
+          </w:tcPr>
+          <w:p>
+            <w:pPr>
+              <w:jc w:val="center"/>
+              <w:rPr>
+                <w:rFonts w:ascii="仿宋" w:eastAsia="仿宋" w:hAnsi="仿宋" w:hint="eastAsia"/>
+              </w:rPr>
+            </w:pPr>
+            <w:r>
+              <w:rPr>
+                <w:rFonts w:ascii="仿宋" w:eastAsia="仿宋" w:hAnsi="仿宋"/>
+                <w:sz w:val="21"/>
+              </w:rPr>
+              <w:t>1.0</w:t>
+            </w:r>
+          </w:p>
+        </w:tc>
+      </w:tr>
+      <w:tr>
+        <w:trPr>
+          <w:trHeight w:val="648"/>
+          <w:jc w:val="center"/>
+        </w:trPr>
+        <w:tc>
+          <w:tcPr>
+            <w:tcW w:w="2830" w:type="dxa"/>
+          </w:tcPr>
+          <w:p>
+            <w:pPr>
+              <w:jc w:val="center"/>
+              <w:rPr>
+                <w:rFonts w:ascii="仿宋" w:eastAsia="仿宋" w:hAnsi="仿宋" w:hint="eastAsia"/>
+              </w:rPr>
+            </w:pPr>
+            <w:proofErr w:type="spellStart"/>
+            <w:r>
+              <w:rPr>
+                <w:rFonts w:ascii="仿宋" w:eastAsia="仿宋" w:hAnsi="仿宋"/>
+                <w:sz w:val="21"/>
+              </w:rPr>
+              <w:t>without_base_similarity</w:t>
+            </w:r>
+            <w:proofErr w:type="spellEnd"/>
+          </w:p>
+        </w:tc>
+        <w:tc>
+          <w:tcPr>
+            <w:tcW w:w="1242" w:type="dxa"/>
+          </w:tcPr>
+          <w:p>
+            <w:pPr>
+              <w:jc w:val="center"/>
+              <w:rPr>
+                <w:rFonts w:ascii="仿宋" w:eastAsia="仿宋" w:hAnsi="仿宋" w:hint="eastAsia"/>
+              </w:rPr>
+            </w:pPr>
+            <w:r>
+              <w:rPr>
+                <w:rFonts w:ascii="仿宋" w:eastAsia="仿宋" w:hAnsi="仿宋"/>
+                <w:sz w:val="21"/>
+              </w:rPr>
+              <w:t>0.999949867147942</w:t>
+            </w:r>
+          </w:p>
+        </w:tc>
+        <w:tc>
+          <w:tcPr>
+            <w:tcW w:w="1578" w:type="dxa"/>
+          </w:tcPr>
+          <w:p>
+            <w:pPr>
+              <w:jc w:val="center"/>
+              <w:rPr>
+                <w:rFonts w:ascii="仿宋" w:eastAsia="仿宋" w:hAnsi="仿宋" w:hint="eastAsia"/>
+              </w:rPr>
+            </w:pPr>
+            <w:r>
+              <w:rPr>
+                <w:rFonts w:ascii="仿宋" w:eastAsia="仿宋" w:hAnsi="仿宋"/>
+                <w:sz w:val="21"/>
+              </w:rPr>
+              <w:t>0.9991311902693312</w:t>
+            </w:r>
+          </w:p>
+        </w:tc>
+        <w:tc>
+          <w:tcPr>
+            <w:tcW w:w="1026" w:type="dxa"/>
+          </w:tcPr>
+          <w:p>
+            <w:pPr>
+              <w:jc w:val="center"/>
+              <w:rPr>
+                <w:rFonts w:ascii="仿宋" w:eastAsia="仿宋" w:hAnsi="仿宋" w:hint="eastAsia"/>
+              </w:rPr>
+            </w:pPr>
+            <w:r>
+              <w:rPr>
+                <w:rFonts w:ascii="仿宋" w:eastAsia="仿宋" w:hAnsi="仿宋"/>
+                <w:sz w:val="21"/>
+              </w:rPr>
+              <w:t>1.0</w:t>
+            </w:r>
+          </w:p>
+        </w:tc>
+        <w:tc>
+          <w:tcPr>
+            <w:tcW w:w="1249" w:type="dxa"/>
+          </w:tcPr>
+          <w:p>
+            <w:pPr>
+              <w:jc w:val="center"/>
+              <w:rPr>
+                <w:rFonts w:ascii="仿宋" w:eastAsia="仿宋" w:hAnsi="仿宋" w:hint="eastAsia"/>
+              </w:rPr>
+            </w:pPr>
+            <w:r>
+              <w:rPr>
+                <w:rFonts w:ascii="仿宋" w:eastAsia="仿宋" w:hAnsi="仿宋"/>
+                <w:sz w:val="21"/>
+              </w:rPr>
+              <w:t>0.9995654063450674</w:t>
+            </w:r>
+          </w:p>
+        </w:tc>
+        <w:tc>
+          <w:tcPr>
+            <w:tcW w:w="1528" w:type="dxa"/>
+          </w:tcPr>
+          <w:p>
+            <w:pPr>
+              <w:jc w:val="center"/>
+              <w:rPr>
+                <w:rFonts w:ascii="仿宋" w:eastAsia="仿宋" w:hAnsi="仿宋" w:hint="eastAsia"/>
+              </w:rPr>
+            </w:pPr>
+            <w:r>
+              <w:rPr>
+                <w:rFonts w:ascii="仿宋" w:eastAsia="仿宋" w:hAnsi="仿宋"/>
+                <w:sz w:val="21"/>
+              </w:rPr>
+              <w:t>0.9999999074782978</w:t>
+            </w:r>
+          </w:p>
+        </w:tc>
+      </w:tr>
+      <w:tr>
+        <w:trPr>
+          <w:trHeight w:val="323"/>
+          <w:jc w:val="center"/>
+        </w:trPr>
+        <w:tc>
+          <w:tcPr>
+            <w:tcW w:w="2830" w:type="dxa"/>
+          </w:tcPr>
+          <w:p>
+            <w:pPr>
+              <w:jc w:val="center"/>
+              <w:rPr>
+                <w:rFonts w:ascii="仿宋" w:eastAsia="仿宋" w:hAnsi="仿宋" w:hint="eastAsia"/>
+              </w:rPr>
+            </w:pPr>
+            <w:proofErr w:type="spellStart"/>
+            <w:r>
+              <w:rPr>
+                <w:rFonts w:ascii="仿宋" w:eastAsia="仿宋" w:hAnsi="仿宋"/>
+                <w:sz w:val="21"/>
+              </w:rPr>
+              <w:t>without_token_jaccard</w:t>
+            </w:r>
+            <w:proofErr w:type="spellEnd"/>
+          </w:p>
+        </w:tc>
+        <w:tc>
+          <w:tcPr>
+            <w:tcW w:w="1242" w:type="dxa"/>
+          </w:tcPr>
+          <w:p>
+            <w:pPr>
+              <w:jc w:val="center"/>
+              <w:rPr>
+                <w:rFonts w:ascii="仿宋" w:eastAsia="仿宋" w:hAnsi="仿宋" w:hint="eastAsia"/>
+              </w:rPr>
+            </w:pPr>
+            <w:r>
+              <w:rPr>
+                <w:rFonts w:ascii="仿宋" w:eastAsia="仿宋" w:hAnsi="仿宋"/>
+                <w:sz w:val="21"/>
+              </w:rPr>
+              <w:t>1.0</w:t>
+            </w:r>
+          </w:p>
+        </w:tc>
+        <w:tc>
+          <w:tcPr>
+            <w:tcW w:w="1578" w:type="dxa"/>
+          </w:tcPr>
+          <w:p>
+            <w:pPr>
+              <w:jc w:val="center"/>
+              <w:rPr>
+                <w:rFonts w:ascii="仿宋" w:eastAsia="仿宋" w:hAnsi="仿宋" w:hint="eastAsia"/>
+              </w:rPr>
+            </w:pPr>
+            <w:r>
+              <w:rPr>
+                <w:rFonts w:ascii="仿宋" w:eastAsia="仿宋" w:hAnsi="仿宋"/>
+                <w:sz w:val="21"/>
+              </w:rPr>
+              <w:t>1.0</w:t>
+            </w:r>
+          </w:p>
+        </w:tc>
+        <w:tc>
+          <w:tcPr>
+            <w:tcW w:w="1026" w:type="dxa"/>
+          </w:tcPr>
+          <w:p>
+            <w:pPr>
+              <w:jc w:val="center"/>
+              <w:rPr>
+                <w:rFonts w:ascii="仿宋" w:eastAsia="仿宋" w:hAnsi="仿宋" w:hint="eastAsia"/>
+              </w:rPr>
+            </w:pPr>
+            <w:r>
+              <w:rPr>
+                <w:rFonts w:ascii="仿宋" w:eastAsia="仿宋" w:hAnsi="仿宋"/>
+                <w:sz w:val="21"/>
+              </w:rPr>
+              <w:t>1.0</w:t>
+            </w:r>
+          </w:p>
+        </w:tc>
+        <w:tc>
+          <w:tcPr>
+            <w:tcW w:w="1249" w:type="dxa"/>
+          </w:tcPr>
+          <w:p>
+            <w:pPr>
+              <w:jc w:val="center"/>
+              <w:rPr>
+                <w:rFonts w:ascii="仿宋" w:eastAsia="仿宋" w:hAnsi="仿宋" w:hint="eastAsia"/>
+              </w:rPr>
+            </w:pPr>
+            <w:r>
+              <w:rPr>
+                <w:rFonts w:ascii="仿宋" w:eastAsia="仿宋" w:hAnsi="仿宋"/>
+                <w:sz w:val="21"/>
+              </w:rPr>
+              <w:t>1.0</w:t>
+            </w:r>
+          </w:p>
+        </w:tc>
+        <w:tc>
+          <w:tcPr>
+            <w:tcW w:w="1528" w:type="dxa"/>
+          </w:tcPr>
+          <w:p>
+            <w:pPr>
+              <w:jc w:val="center"/>
+              <w:rPr>
+                <w:rFonts w:ascii="仿宋" w:eastAsia="仿宋" w:hAnsi="仿宋" w:hint="eastAsia"/>
+              </w:rPr>
+            </w:pPr>
+            <w:r>
+              <w:rPr>
+                <w:rFonts w:ascii="仿宋" w:eastAsia="仿宋" w:hAnsi="仿宋"/>
+                <w:sz w:val="21"/>
+              </w:rPr>
+              <w:t>1.0</w:t>
+            </w:r>
+          </w:p>
+        </w:tc>
+      </w:tr>
+      <w:tr>
+        <w:trPr>
+          <w:trHeight w:val="310"/>
+          <w:jc w:val="center"/>
+        </w:trPr>
+        <w:tc>
+          <w:tcPr>
+            <w:tcW w:w="2830" w:type="dxa"/>
+          </w:tcPr>
+          <w:p>
+            <w:pPr>
+              <w:jc w:val="center"/>
+              <w:rPr>
+                <w:rFonts w:ascii="仿宋" w:eastAsia="仿宋" w:hAnsi="仿宋" w:hint="eastAsia"/>
+              </w:rPr>
+            </w:pPr>
+            <w:proofErr w:type="spellStart"/>
+            <w:r>
+              <w:rPr>
+                <w:rFonts w:ascii="仿宋" w:eastAsia="仿宋" w:hAnsi="仿宋"/>
+                <w:sz w:val="21"/>
+              </w:rPr>
+              <w:t>without_sequence_similarity</w:t>
+            </w:r>
+            <w:proofErr w:type="spellEnd"/>
+          </w:p>
+        </w:tc>
+        <w:tc>
+          <w:tcPr>
+            <w:tcW w:w="1242" w:type="dxa"/>
+          </w:tcPr>
+          <w:p>
+            <w:pPr>
+              <w:jc w:val="center"/>
+              <w:rPr>
+                <w:rFonts w:ascii="仿宋" w:eastAsia="仿宋" w:hAnsi="仿宋" w:hint="eastAsia"/>
+              </w:rPr>
+            </w:pPr>
+            <w:r>
+              <w:rPr>
+                <w:rFonts w:ascii="仿宋" w:eastAsia="仿宋" w:hAnsi="仿宋"/>
+                <w:sz w:val="21"/>
+              </w:rPr>
+              <w:t>1.0</w:t>
+            </w:r>
+          </w:p>
+        </w:tc>
+        <w:tc>
+          <w:tcPr>
+            <w:tcW w:w="1578" w:type="dxa"/>
+          </w:tcPr>
+          <w:p>
+            <w:pPr>
+              <w:jc w:val="center"/>
+              <w:rPr>
+                <w:rFonts w:ascii="仿宋" w:eastAsia="仿宋" w:hAnsi="仿宋" w:hint="eastAsia"/>
+              </w:rPr>
+            </w:pPr>
+            <w:r>
+              <w:rPr>
+                <w:rFonts w:ascii="仿宋" w:eastAsia="仿宋" w:hAnsi="仿宋"/>
+                <w:sz w:val="21"/>
+              </w:rPr>
+              <w:t>1.0</w:t>
+            </w:r>
+          </w:p>
+        </w:tc>
+        <w:tc>
+          <w:tcPr>
+            <w:tcW w:w="1026" w:type="dxa"/>
+          </w:tcPr>
+          <w:p>
+            <w:pPr>
+              <w:jc w:val="center"/>
+              <w:rPr>
+                <w:rFonts w:ascii="仿宋" w:eastAsia="仿宋" w:hAnsi="仿宋" w:hint="eastAsia"/>
+              </w:rPr>
+            </w:pPr>
+            <w:r>
+              <w:rPr>
+                <w:rFonts w:ascii="仿宋" w:eastAsia="仿宋" w:hAnsi="仿宋"/>
+                <w:sz w:val="21"/>
+              </w:rPr>
+              <w:t>1.0</w:t>
+            </w:r>
+          </w:p>
+        </w:tc>
+        <w:tc>
+          <w:tcPr>
+            <w:tcW w:w="1249" w:type="dxa"/>
+          </w:tcPr>
+          <w:p>
+            <w:pPr>
+              <w:jc w:val="center"/>
+              <w:rPr>
+                <w:rFonts w:ascii="仿宋" w:eastAsia="仿宋" w:hAnsi="仿宋" w:hint="eastAsia"/>
+              </w:rPr>
+            </w:pPr>
+            <w:r>
+              <w:rPr>
+                <w:rFonts w:ascii="仿宋" w:eastAsia="仿宋" w:hAnsi="仿宋"/>
+                <w:sz w:val="21"/>
+              </w:rPr>
+              <w:t>1.0</w:t>
+            </w:r>
+          </w:p>
+        </w:tc>
+        <w:tc>
+          <w:tcPr>
+            <w:tcW w:w="1528" w:type="dxa"/>
+          </w:tcPr>
+          <w:p>
+            <w:pPr>
+              <w:jc w:val="center"/>
+              <w:rPr>
+                <w:rFonts w:ascii="仿宋" w:eastAsia="仿宋" w:hAnsi="仿宋" w:hint="eastAsia"/>
+              </w:rPr>
+            </w:pPr>
+            <w:r>
+              <w:rPr>
+                <w:rFonts w:ascii="仿宋" w:eastAsia="仿宋" w:hAnsi="仿宋"/>
+                <w:sz w:val="21"/>
+              </w:rPr>
+              <w:t>1.0</w:t>
+            </w:r>
+          </w:p>
+        </w:tc>
+      </w:tr>
+      <w:tr>
+        <w:trPr>
+          <w:trHeight w:val="323"/>
+          <w:jc w:val="center"/>
+        </w:trPr>
+        <w:tc>
+          <w:tcPr>
+            <w:tcW w:w="2830" w:type="dxa"/>
+          </w:tcPr>
+          <w:p>
+            <w:pPr>
+              <w:jc w:val="center"/>
+              <w:rPr>
+                <w:rFonts w:ascii="仿宋" w:eastAsia="仿宋" w:hAnsi="仿宋" w:hint="eastAsia"/>
+              </w:rPr>
+            </w:pPr>
+            <w:proofErr w:type="spellStart"/>
+            <w:r>
+              <w:rPr>
+                <w:rFonts w:ascii="仿宋" w:eastAsia="仿宋" w:hAnsi="仿宋"/>
+                <w:sz w:val="21"/>
+              </w:rPr>
+              <w:t>without_structure_features</w:t>
+            </w:r>
+            <w:proofErr w:type="spellEnd"/>
+          </w:p>
+        </w:tc>
+        <w:tc>
+          <w:tcPr>
+            <w:tcW w:w="1242" w:type="dxa"/>
+          </w:tcPr>
+          <w:p>
+            <w:pPr>
+              <w:jc w:val="center"/>
+              <w:rPr>
+                <w:rFonts w:ascii="仿宋" w:eastAsia="仿宋" w:hAnsi="仿宋" w:hint="eastAsia"/>
+              </w:rPr>
+            </w:pPr>
+            <w:r>
+              <w:rPr>
+                <w:rFonts w:ascii="仿宋" w:eastAsia="仿宋" w:hAnsi="仿宋"/>
+                <w:sz w:val="21"/>
+              </w:rPr>
+              <w:t>1.0</w:t>
+            </w:r>
+          </w:p>
+        </w:tc>
+        <w:tc>
+          <w:tcPr>
+            <w:tcW w:w="1578" w:type="dxa"/>
+          </w:tcPr>
+          <w:p>
+            <w:pPr>
+              <w:jc w:val="center"/>
+              <w:rPr>
+                <w:rFonts w:ascii="仿宋" w:eastAsia="仿宋" w:hAnsi="仿宋" w:hint="eastAsia"/>
+              </w:rPr>
+            </w:pPr>
+            <w:r>
+              <w:rPr>
+                <w:rFonts w:ascii="仿宋" w:eastAsia="仿宋" w:hAnsi="仿宋"/>
+                <w:sz w:val="21"/>
+              </w:rPr>
+              <w:t>1.0</w:t>
+            </w:r>
+          </w:p>
+        </w:tc>
+        <w:tc>
+          <w:tcPr>
+            <w:tcW w:w="1026" w:type="dxa"/>
+          </w:tcPr>
+          <w:p>
+            <w:pPr>
+              <w:jc w:val="center"/>
+              <w:rPr>
+                <w:rFonts w:ascii="仿宋" w:eastAsia="仿宋" w:hAnsi="仿宋" w:hint="eastAsia"/>
+              </w:rPr>
+            </w:pPr>
+            <w:r>
+              <w:rPr>
+                <w:rFonts w:ascii="仿宋" w:eastAsia="仿宋" w:hAnsi="仿宋"/>
+                <w:sz w:val="21"/>
+              </w:rPr>
+              <w:t>1.0</w:t>
+            </w:r>
+          </w:p>
+        </w:tc>
+        <w:tc>
+          <w:tcPr>
+            <w:tcW w:w="1249" w:type="dxa"/>
+          </w:tcPr>
+          <w:p>
+            <w:pPr>
+              <w:jc w:val="center"/>
+              <w:rPr>
+                <w:rFonts w:ascii="仿宋" w:eastAsia="仿宋" w:hAnsi="仿宋" w:hint="eastAsia"/>
+              </w:rPr>
+            </w:pPr>
+            <w:r>
+              <w:rPr>
+                <w:rFonts w:ascii="仿宋" w:eastAsia="仿宋" w:hAnsi="仿宋"/>
+                <w:sz w:val="21"/>
+              </w:rPr>
+              <w:t>1.0</w:t>
+            </w:r>
+          </w:p>
+        </w:tc>
+        <w:tc>
+          <w:tcPr>
+            <w:tcW w:w="1528" w:type="dxa"/>
+          </w:tcPr>
+          <w:p>
+            <w:pPr>
+              <w:jc w:val="center"/>
+              <w:rPr>
+                <w:rFonts w:ascii="仿宋" w:eastAsia="仿宋" w:hAnsi="仿宋" w:hint="eastAsia"/>
+              </w:rPr>
+            </w:pPr>
+            <w:r>
+              <w:rPr>
+                <w:rFonts w:ascii="仿宋" w:eastAsia="仿宋" w:hAnsi="仿宋"/>
+                <w:sz w:val="21"/>
+              </w:rPr>
+              <w:t>1.0</w:t>
+            </w:r>
+          </w:p>
+        </w:tc>
+      </w:tr>
+      <w:tr>
+        <w:trPr>
+          <w:trHeight w:val="323"/>
+          <w:jc w:val="center"/>
+        </w:trPr>
+        <w:tc>
+          <w:tcPr>
+            <w:tcW w:w="2830" w:type="dxa"/>
+          </w:tcPr>
+          <w:p>
+            <w:pPr>
+              <w:jc w:val="center"/>
+              <w:rPr>
+                <w:rFonts w:ascii="仿宋" w:eastAsia="仿宋" w:hAnsi="仿宋" w:hint="eastAsia"/>
+              </w:rPr>
+            </w:pPr>
+            <w:proofErr w:type="spellStart"/>
+            <w:r>
+              <w:rPr>
+                <w:rFonts w:ascii="仿宋" w:eastAsia="仿宋" w:hAnsi="仿宋"/>
+                <w:sz w:val="21"/>
+              </w:rPr>
+              <w:t>base_similarity_only</w:t>
+            </w:r>
+            <w:proofErr w:type="spellEnd"/>
+          </w:p>
+        </w:tc>
+        <w:tc>
+          <w:tcPr>
+            <w:tcW w:w="1242" w:type="dxa"/>
+          </w:tcPr>
+          <w:p>
+            <w:pPr>
+              <w:jc w:val="center"/>
+              <w:rPr>
+                <w:rFonts w:ascii="仿宋" w:eastAsia="仿宋" w:hAnsi="仿宋" w:hint="eastAsia"/>
+              </w:rPr>
+            </w:pPr>
+            <w:r>
+              <w:rPr>
+                <w:rFonts w:ascii="仿宋" w:eastAsia="仿宋" w:hAnsi="仿宋"/>
+                <w:sz w:val="21"/>
+              </w:rPr>
+              <w:t>1.0</w:t>
+            </w:r>
+          </w:p>
+        </w:tc>
+        <w:tc>
+          <w:tcPr>
+            <w:tcW w:w="1578" w:type="dxa"/>
+          </w:tcPr>
+          <w:p>
+            <w:pPr>
+              <w:jc w:val="center"/>
+              <w:rPr>
+                <w:rFonts w:ascii="仿宋" w:eastAsia="仿宋" w:hAnsi="仿宋" w:hint="eastAsia"/>
+              </w:rPr>
+            </w:pPr>
+            <w:r>
+              <w:rPr>
+                <w:rFonts w:ascii="仿宋" w:eastAsia="仿宋" w:hAnsi="仿宋"/>
+                <w:sz w:val="21"/>
+              </w:rPr>
+              <w:t>1.0</w:t>
+            </w:r>
+          </w:p>
+        </w:tc>
+        <w:tc>
+          <w:tcPr>
+            <w:tcW w:w="1026" w:type="dxa"/>
+          </w:tcPr>
+          <w:p>
+            <w:pPr>
+              <w:jc w:val="center"/>
+              <w:rPr>
+                <w:rFonts w:ascii="仿宋" w:eastAsia="仿宋" w:hAnsi="仿宋" w:hint="eastAsia"/>
+              </w:rPr>
+            </w:pPr>
+            <w:r>
+              <w:rPr>
+                <w:rFonts w:ascii="仿宋" w:eastAsia="仿宋" w:hAnsi="仿宋"/>
+                <w:sz w:val="21"/>
+              </w:rPr>
+              <w:t>1.0</w:t>
+            </w:r>
+          </w:p>
+        </w:tc>
+        <w:tc>
+          <w:tcPr>
+            <w:tcW w:w="1249" w:type="dxa"/>
+          </w:tcPr>
+          <w:p>
+            <w:pPr>
+              <w:jc w:val="center"/>
+              <w:rPr>
+                <w:rFonts w:ascii="仿宋" w:eastAsia="仿宋" w:hAnsi="仿宋" w:hint="eastAsia"/>
+              </w:rPr>
+            </w:pPr>
+            <w:r>
+              <w:rPr>
+                <w:rFonts w:ascii="仿宋" w:eastAsia="仿宋" w:hAnsi="仿宋"/>
+                <w:sz w:val="21"/>
+              </w:rPr>
+              <w:t>1.0</w:t>
+            </w:r>
+          </w:p>
+        </w:tc>
+        <w:tc>
+          <w:tcPr>
+            <w:tcW w:w="1528" w:type="dxa"/>
+          </w:tcPr>
+          <w:p>
+            <w:pPr>
+              <w:jc w:val="center"/>
+              <w:rPr>
+                <w:rFonts w:ascii="仿宋" w:eastAsia="仿宋" w:hAnsi="仿宋" w:hint="eastAsia"/>
+              </w:rPr>
+            </w:pPr>
+            <w:r>
+              <w:rPr>
+                <w:rFonts w:ascii="仿宋" w:eastAsia="仿宋" w:hAnsi="仿宋"/>
+                <w:sz w:val="21"/>
+              </w:rPr>
+              <w:t>1.0</w:t>
+            </w:r>
+          </w:p>
+        </w:tc>
+      </w:tr>
+    </w:tbl>
+    <w:p>
+      <w:pPr>
+        <w:pStyle w:val="a9"/>
+        <w:ind w:firstLine="420"/>
+        <w:rPr>
+          <w:rFonts w:eastAsia="仿宋"/>
+          <w:sz w:val="21"/>
+        </w:rPr>
+      </w:pPr>
+      <w:r>
+        <w:rPr>
+          <w:rFonts w:eastAsia="仿宋"/>
+          <w:sz w:val="21"/>
+        </w:rPr>
+        <w:t>数据来源：本系统特征消融实验结果</w:t>
+      </w:r>
+    </w:p>
+    <w:p>
+      <w:pPr>
+        <w:pStyle w:val="a9"/>
+        <w:ind w:firstLine="420"/>
+      </w:pPr>
+    </w:p>
+    <w:p>
+      <w:pPr>
+        <w:spacing w:line="360" w:lineRule="auto"/>
+        <w:rPr>
+          <w:rFonts w:ascii="仿宋" w:eastAsia="仿宋" w:hAnsi="仿宋" w:hint="eastAsia"/>
+        </w:rPr>
+      </w:pPr>
+      <w:r>
+        <w:rPr>
+          <w:rFonts w:ascii="仿宋" w:eastAsia="仿宋" w:hAnsi="仿宋"/>
+        </w:rPr>
+        <w:t xml:space="preserve">实验结果显示，完整特征集对应的模型表现最好；当去除 </w:t>
+      </w:r>
+      <w:proofErr w:type="spellStart"/>
+      <w:r>
+        <w:rPr>
+          <w:rFonts w:ascii="仿宋" w:eastAsia="仿宋" w:hAnsi="仿宋"/>
+        </w:rPr>
+        <w:t>base_similarity</w:t>
+      </w:r>
+      <w:proofErr w:type="spellEnd"/>
+      <w:r>
+        <w:rPr>
+          <w:rFonts w:ascii="仿宋" w:eastAsia="仿宋" w:hAnsi="仿宋"/>
+        </w:rPr>
+        <w:t xml:space="preserve"> 后，模型性能仅出现较小幅度下降，说明除基础相似度外，Token 序列、词法统计和结构差异等特征同样能够提供有效判别信息。与此同时，仅使用 </w:t>
+      </w:r>
+      <w:proofErr w:type="spellStart"/>
+      <w:r>
+        <w:rPr>
+          <w:rFonts w:ascii="仿宋" w:eastAsia="仿宋" w:hAnsi="仿宋"/>
+        </w:rPr>
+        <w:t>base_similarity</w:t>
+      </w:r>
+      <w:proofErr w:type="spellEnd"/>
+      <w:r>
+        <w:rPr>
+          <w:rFonts w:ascii="仿宋" w:eastAsia="仿宋" w:hAnsi="仿宋"/>
+        </w:rPr>
+        <w:t xml:space="preserve"> 也能取得较高结果，说明规则相似度本身已经具有较强的区分能力。综合来看，本文所设计的多</w:t>
+      </w:r>
+      <w:r>
+        <w:rPr>
+          <w:rFonts w:ascii="仿宋" w:eastAsia="仿宋" w:hAnsi="仿宋"/>
+        </w:rPr>
+        <w:t>维特征体系具有一定互补性，并在</w:t>
+      </w:r>
+      <w:proofErr w:type="gramStart"/>
+      <w:r>
+        <w:rPr>
+          <w:rFonts w:ascii="仿宋" w:eastAsia="仿宋" w:hAnsi="仿宋"/>
+        </w:rPr>
+        <w:t>当前弱监督</w:t>
+      </w:r>
+      <w:proofErr w:type="gramEnd"/>
+      <w:r>
+        <w:rPr>
+          <w:rFonts w:ascii="仿宋" w:eastAsia="仿宋" w:hAnsi="仿宋"/>
+        </w:rPr>
+        <w:t>环境下表现出较好的稳定性。</w:t>
+      </w:r>
+    </w:p>
+    <w:p>
+      <w:pPr>
+        <w:spacing w:line="360" w:lineRule="auto"/>
+        <w:rPr>
+          <w:rFonts w:ascii="仿宋" w:eastAsia="仿宋" w:hAnsi="仿宋" w:hint="eastAsia"/>
+        </w:rPr>
+      </w:pPr>
+      <w:r>
+        <w:rPr>
+          <w:rFonts w:ascii="仿宋" w:eastAsia="仿宋" w:hAnsi="仿宋"/>
+        </w:rPr>
+        <w:t>为了进一步分析特征组合变化对模型性能的影响，本文将消融实验中的 F1 值绘制成图，如图7所示。</w:t>
+      </w:r>
+    </w:p>
+    <w:p>
+      <w:r>
+        <w:rPr>
+          <w:noProof/>
+        </w:rPr>
+        <w:lastRenderedPageBreak/>
+        <w:drawing>
+          <wp:inline distT="0" distB="0" distL="0" distR="0" wp14:anchorId="7B58C183" wp14:editId="1704C5FD">
+            <wp:extent cx="5112000" cy="2526674"/>
+            <wp:effectExtent l="0" t="0" r="0" b="0"/>
+            <wp:docPr id="3" name="Picture 3"/>
+            <wp:cNvGraphicFramePr>
+              <a:graphicFrameLocks xmlns:a="http://schemas.openxmlformats.org/drawingml/2006/main" noChangeAspect="1"/>
+            </wp:cNvGraphicFramePr>
+            <a:graphic xmlns:a="http://schemas.openxmlformats.org/drawingml/2006/main">
+              <a:graphicData uri="http://schemas.openxmlformats.org/drawingml/2006/picture">
+                <pic:pic xmlns:pic="http://schemas.openxmlformats.org/drawingml/2006/picture">
+                  <pic:nvPicPr>
+                    <pic:cNvPr id="0" name="fig_ablation_f1.png"/>
+                    <pic:cNvPicPr/>
+                  </pic:nvPicPr>
+                  <pic:blipFill>
+                    <a:blip r:embed="rId15"/>
+                    <a:stretch>
+                      <a:fillRect/>
+                    </a:stretch>
+                  </pic:blipFill>
+                  <pic:spPr>
+                    <a:xfrm>
+                      <a:off x="0" y="0"/>
+                      <a:ext cx="5112000" cy="2526674"/>
+                    </a:xfrm>
+                    <a:prstGeom prst="rect">
+                      <a:avLst/>
+                    </a:prstGeom>
+                  </pic:spPr>
+                </pic:pic>
+              </a:graphicData>
+            </a:graphic>
+          </wp:inline>
+        </w:drawing>
+      </w:r>
+    </w:p>
+    <w:p>
+      <w:pPr>
+        <w:pStyle w:val="a7"/>
+        <w:jc w:val="center"/>
+        <w:rPr>
+          <w:rFonts w:ascii="仿宋" w:eastAsia="仿宋" w:hAnsi="仿宋" w:hint="eastAsia"/>
+          <w:sz w:val="21"/>
+          <w:szCs w:val="21"/>
+        </w:rPr>
+      </w:pPr>
+      <w:r>
+        <w:rPr>
+          <w:rFonts w:ascii="仿宋" w:eastAsia="仿宋" w:hAnsi="仿宋"/>
+          <w:sz w:val="21"/>
+          <w:szCs w:val="21"/>
+        </w:rPr>
+        <w:t>图8. 特征消融实验 F1 值对比</w:t>
+      </w:r>
+    </w:p>
+    <w:p>
+      <w:pPr>
+        <w:pStyle w:val="a9"/>
+        <w:ind w:firstLine="420"/>
+        <w:rPr>
+          <w:rFonts w:ascii="仿宋" w:eastAsia="仿宋" w:hAnsi="仿宋" w:hint="eastAsia"/>
+          <w:sz w:val="21"/>
+          <w:szCs w:val="21"/>
+        </w:rPr>
+      </w:pPr>
+      <w:r>
+        <w:rPr>
+          <w:rFonts w:ascii="仿宋" w:eastAsia="仿宋" w:hAnsi="仿宋"/>
+          <w:sz w:val="21"/>
+          <w:szCs w:val="21"/>
+        </w:rPr>
+        <w:t>数据来源：本系统特征消融实验结果整理</w:t>
+      </w:r>
+    </w:p>
+    <w:p>
+      <w:pPr>
+        <w:pStyle w:val="a9"/>
+        <w:ind w:firstLine="420"/>
+        <w:rPr>
+          <w:rFonts w:ascii="仿宋" w:eastAsia="仿宋" w:hAnsi="仿宋" w:hint="eastAsia"/>
+          <w:sz w:val="21"/>
+          <w:szCs w:val="21"/>
+        </w:rPr>
+      </w:pPr>
+    </w:p>
+    <w:p>
+      <w:pPr>
+        <w:pStyle w:val="a"/>
+        <w:spacing w:line="360" w:lineRule="auto"/>
+        <w:rPr>
+          <w:rFonts w:ascii="仿宋" w:hAnsi="仿宋" w:hint="eastAsia"/>
+        </w:rPr>
+      </w:pPr>
+      <w:bookmarkStart w:id="36" w:name="_Toc227917784"/>
+      <w:r>
+        <w:t>（五）更严格的按题目划分泛化实验</w:t>
+      </w:r>
+      <w:bookmarkEnd w:id="36"/>
+    </w:p>
+    <w:p>
+      <w:pPr>
+        <w:spacing w:line="360" w:lineRule="auto"/>
+        <w:rPr>
+          <w:rFonts w:ascii="仿宋" w:eastAsia="仿宋" w:hAnsi="仿宋" w:hint="eastAsia"/>
+        </w:rPr>
+      </w:pPr>
+      <w:r>
+        <w:rPr>
+          <w:rFonts w:ascii="仿宋" w:eastAsia="仿宋" w:hAnsi="仿宋"/>
+        </w:rPr>
+        <w:t>为避免仅在随机划分样本条件下得到过高评价，本文进一步设计了更严格的泛化实验：训练集和测试</w:t>
+      </w:r>
+      <w:proofErr w:type="gramStart"/>
+      <w:r>
+        <w:rPr>
+          <w:rFonts w:ascii="仿宋" w:eastAsia="仿宋" w:hAnsi="仿宋"/>
+        </w:rPr>
+        <w:t>集不再</w:t>
+      </w:r>
+      <w:proofErr w:type="gramEnd"/>
+      <w:r>
+        <w:rPr>
+          <w:rFonts w:ascii="仿宋" w:eastAsia="仿宋" w:hAnsi="仿宋"/>
+        </w:rPr>
+        <w:t xml:space="preserve">随机按代码对划分，而是按题目划分；同时移除 </w:t>
+      </w:r>
+      <w:proofErr w:type="spellStart"/>
+      <w:r>
+        <w:rPr>
+          <w:rFonts w:ascii="仿宋" w:eastAsia="仿宋" w:hAnsi="仿宋"/>
+        </w:rPr>
+        <w:t>base_similarity</w:t>
+      </w:r>
+      <w:proofErr w:type="spellEnd"/>
+      <w:r>
+        <w:rPr>
+          <w:rFonts w:ascii="仿宋" w:eastAsia="仿宋" w:hAnsi="仿宋"/>
+        </w:rPr>
+        <w:t xml:space="preserve"> 特征，减少标签与特征同源带来的影响；实验对象继续采用</w:t>
+      </w:r>
+      <w:proofErr w:type="gramStart"/>
+      <w:r>
+        <w:rPr>
+          <w:rFonts w:ascii="仿宋" w:eastAsia="仿宋" w:hAnsi="仿宋"/>
+        </w:rPr>
+        <w:t>跨用户</w:t>
+      </w:r>
+      <w:proofErr w:type="gramEnd"/>
+      <w:r>
+        <w:rPr>
+          <w:rFonts w:ascii="仿宋" w:eastAsia="仿宋" w:hAnsi="仿宋"/>
+        </w:rPr>
+        <w:t>过滤后的样本。严格泛化实验结果见表5。</w:t>
       </w:r>
     </w:p>
     <w:p>
@@ -9479,6 +11774,7 @@
                 <w:rFonts w:ascii="仿宋" w:eastAsia="仿宋" w:hAnsi="仿宋" w:hint="eastAsia"/>
               </w:rPr>
             </w:pPr>
+            <w:proofErr w:type="spellStart"/>
             <w:r>
               <w:rPr>
                 <w:rFonts w:ascii="仿宋" w:eastAsia="仿宋" w:hAnsi="仿宋"/>
@@ -9486,6 +11782,7 @@
               </w:rPr>
               <w:t>model_type</w:t>
             </w:r>
+            <w:proofErr w:type="spellEnd"/>
           </w:p>
         </w:tc>
         <w:tc>
@@ -9499,6 +11796,7 @@
                 <w:rFonts w:ascii="仿宋" w:eastAsia="仿宋" w:hAnsi="仿宋" w:hint="eastAsia"/>
               </w:rPr>
             </w:pPr>
+            <w:proofErr w:type="spellStart"/>
             <w:r>
               <w:rPr>
                 <w:rFonts w:ascii="仿宋" w:eastAsia="仿宋" w:hAnsi="仿宋"/>
@@ -9506,6 +11804,7 @@
               </w:rPr>
               <w:t>train_activities</w:t>
             </w:r>
+            <w:proofErr w:type="spellEnd"/>
           </w:p>
         </w:tc>
         <w:tc>
@@ -9519,6 +11818,7 @@
                 <w:rFonts w:ascii="仿宋" w:eastAsia="仿宋" w:hAnsi="仿宋" w:hint="eastAsia"/>
               </w:rPr>
             </w:pPr>
+            <w:proofErr w:type="spellStart"/>
             <w:r>
               <w:rPr>
                 <w:rFonts w:ascii="仿宋" w:eastAsia="仿宋" w:hAnsi="仿宋"/>
@@ -9526,6 +11826,7 @@
               </w:rPr>
               <w:t>test_activities</w:t>
             </w:r>
+            <w:proofErr w:type="spellEnd"/>
           </w:p>
         </w:tc>
         <w:tc>
@@ -9539,6 +11840,7 @@
                 <w:rFonts w:ascii="仿宋" w:eastAsia="仿宋" w:hAnsi="仿宋" w:hint="eastAsia"/>
               </w:rPr>
             </w:pPr>
+            <w:proofErr w:type="spellStart"/>
             <w:r>
               <w:rPr>
                 <w:rFonts w:ascii="仿宋" w:eastAsia="仿宋" w:hAnsi="仿宋"/>
@@ -9546,6 +11848,7 @@
               </w:rPr>
               <w:t>train_samples</w:t>
             </w:r>
+            <w:proofErr w:type="spellEnd"/>
           </w:p>
         </w:tc>
         <w:tc>
@@ -9559,6 +11862,7 @@
                 <w:rFonts w:ascii="仿宋" w:eastAsia="仿宋" w:hAnsi="仿宋" w:hint="eastAsia"/>
               </w:rPr>
             </w:pPr>
+            <w:proofErr w:type="spellStart"/>
             <w:r>
               <w:rPr>
                 <w:rFonts w:ascii="仿宋" w:eastAsia="仿宋" w:hAnsi="仿宋"/>
@@ -9566,6 +11870,7 @@
               </w:rPr>
               <w:t>test_samples</w:t>
             </w:r>
+            <w:proofErr w:type="spellEnd"/>
           </w:p>
         </w:tc>
         <w:tc>
@@ -9659,6 +11964,7 @@
                 <w:rFonts w:ascii="仿宋" w:eastAsia="仿宋" w:hAnsi="仿宋" w:hint="eastAsia"/>
               </w:rPr>
             </w:pPr>
+            <w:proofErr w:type="spellStart"/>
             <w:r>
               <w:rPr>
                 <w:rFonts w:ascii="仿宋" w:eastAsia="仿宋" w:hAnsi="仿宋"/>
@@ -9666,6 +11972,7 @@
               </w:rPr>
               <w:t>roc_auc</w:t>
             </w:r>
+            <w:proofErr w:type="spellEnd"/>
           </w:p>
         </w:tc>
       </w:tr>
@@ -9681,14 +11988,15 @@
                 <w:rFonts w:ascii="仿宋" w:eastAsia="仿宋" w:hAnsi="仿宋" w:hint="eastAsia"/>
               </w:rPr>
             </w:pPr>
+            <w:proofErr w:type="spellStart"/>
             <w:r>
               <w:rPr>
                 <w:rFonts w:ascii="仿宋" w:eastAsia="仿宋" w:hAnsi="仿宋"/>
                 <w:sz w:val="21"/>
               </w:rPr>
-              <w:lastRenderedPageBreak/>
               <w:t>random_forest</w:t>
             </w:r>
+            <w:proofErr w:type="spellEnd"/>
           </w:p>
         </w:tc>
         <w:tc>
@@ -9900,14 +12208,22 @@
       <w:pPr>
         <w:spacing w:line="360" w:lineRule="auto"/>
         <w:rPr>
-          <w:rFonts w:ascii="仿宋" w:eastAsia="仿宋" w:hAnsi="仿宋"/>
-        </w:rPr>
-      </w:pPr>
-      <w:r>
-        <w:rPr>
-          <w:rFonts w:ascii="仿宋" w:eastAsia="仿宋" w:hAnsi="仿宋"/>
-        </w:rPr>
-        <w:t>除结果表和指标图之外，严格泛化实验的命令行执行过程也能够直观反映训练题目数、测试题目数及输出文件情况，如图10所示。</w:t>
+          <w:rFonts w:ascii="仿宋" w:eastAsia="仿宋" w:hAnsi="仿宋" w:hint="eastAsia"/>
+        </w:rPr>
+      </w:pPr>
+      <w:proofErr w:type="gramStart"/>
+      <w:r>
+        <w:rPr>
+          <w:rFonts w:ascii="仿宋" w:eastAsia="仿宋" w:hAnsi="仿宋"/>
+        </w:rPr>
+        <w:t>除结果</w:t>
+      </w:r>
+      <w:proofErr w:type="gramEnd"/>
+      <w:r>
+        <w:rPr>
+          <w:rFonts w:ascii="仿宋" w:eastAsia="仿宋" w:hAnsi="仿宋"/>
+        </w:rPr>
+        <w:t>表和指标图之外，严格泛化实验的命令行执行过程也能够直观反映训练题目数、测试题目数及输出文件情况，如图10所示。</w:t>
       </w:r>
     </w:p>
     <w:p>
@@ -9915,8 +12231,9 @@
         <w:rPr>
           <w:noProof/>
         </w:rPr>
+        <w:lastRenderedPageBreak/>
         <w:drawing>
-          <wp:inline distT="0" distB="0" distL="0" distR="0" wp14:anchorId="2D75C991" wp14:editId="78B33FA9">
+          <wp:inline distT="0" distB="0" distL="0" distR="0" wp14:anchorId="2D2C3714" wp14:editId="1449CEA3">
             <wp:extent cx="5577259" cy="3450566"/>
             <wp:effectExtent l="0" t="0" r="4445" b="0"/>
             <wp:docPr id="6" name="Picture 6"/>
@@ -9931,7 +12248,7 @@
                     <pic:cNvPicPr/>
                   </pic:nvPicPr>
                   <pic:blipFill rotWithShape="1">
-                    <a:blip r:embed="rId15"/>
+                    <a:blip r:embed="rId16"/>
                     <a:srcRect t="9382" r="20339" b="4992"/>
                     <a:stretch>
                       <a:fillRect/>
@@ -9985,30 +12302,30 @@
         <w:pStyle w:val="a9"/>
         <w:ind w:firstLine="420"/>
         <w:rPr>
-          <w:rFonts w:ascii="仿宋" w:eastAsia="仿宋" w:hAnsi="仿宋"/>
-          <w:sz w:val="21"/>
-          <w:szCs w:val="21"/>
-        </w:rPr>
-      </w:pPr>
-      <w:r>
-        <w:rPr>
-          <w:rFonts w:ascii="仿宋" w:eastAsia="仿宋" w:hAnsi="仿宋"/>
-          <w:sz w:val="21"/>
-          <w:szCs w:val="21"/>
-        </w:rPr>
-        <w:t>数据来源：本系统命令行运行结果整理</w:t>
-      </w:r>
-    </w:p>
-    <w:p>
-      <w:pPr>
-        <w:pStyle w:val="a9"/>
-        <w:ind w:firstLine="420"/>
-        <w:rPr>
           <w:rFonts w:ascii="仿宋" w:eastAsia="仿宋" w:hAnsi="仿宋" w:hint="eastAsia"/>
           <w:sz w:val="21"/>
           <w:szCs w:val="21"/>
         </w:rPr>
       </w:pPr>
+      <w:r>
+        <w:rPr>
+          <w:rFonts w:ascii="仿宋" w:eastAsia="仿宋" w:hAnsi="仿宋"/>
+          <w:sz w:val="21"/>
+          <w:szCs w:val="21"/>
+        </w:rPr>
+        <w:t>数据来源：本系统命令行运行结果整理</w:t>
+      </w:r>
+    </w:p>
+    <w:p>
+      <w:pPr>
+        <w:pStyle w:val="a9"/>
+        <w:ind w:firstLine="420"/>
+        <w:rPr>
+          <w:rFonts w:ascii="仿宋" w:eastAsia="仿宋" w:hAnsi="仿宋" w:hint="eastAsia"/>
+          <w:sz w:val="21"/>
+          <w:szCs w:val="21"/>
+        </w:rPr>
+      </w:pPr>
     </w:p>
     <w:p>
       <w:pPr>
@@ -10021,7 +12338,77 @@
         <w:rPr>
           <w:rFonts w:ascii="仿宋" w:eastAsia="仿宋" w:hAnsi="仿宋"/>
         </w:rPr>
-        <w:t>实验结果表明，在 68 个训练题目和 30 个测试题目条件下，随机森林模型在 48152 个训练样本和 19947 个测试样本上取得了较高性能，其中准确率为 0.99995，精确率为 0.99913，召回率为 1.00000，F1 值为 0.99957，ROC-AUC 为 0.9999999。虽然这些指标仍然较高，但相较于直接保留 base_similarity 特征的闭环评估，该实验从题目划分和特征约束两个方面降低了评价偏乐观的风险。该结果说明，本文设计的特征不仅能够在同一题目环境下发挥作用，也能够在一定程度上迁移到未参与训练的新题</w:t>
+        <w:t xml:space="preserve">实验结果表明，在 68 </w:t>
+      </w:r>
+      <w:proofErr w:type="gramStart"/>
+      <w:r>
+        <w:rPr>
+          <w:rFonts w:ascii="仿宋" w:eastAsia="仿宋" w:hAnsi="仿宋"/>
+        </w:rPr>
+        <w:t>个</w:t>
+      </w:r>
+      <w:proofErr w:type="gramEnd"/>
+      <w:r>
+        <w:rPr>
+          <w:rFonts w:ascii="仿宋" w:eastAsia="仿宋" w:hAnsi="仿宋"/>
+        </w:rPr>
+        <w:t xml:space="preserve">训练题目和 30 </w:t>
+      </w:r>
+      <w:proofErr w:type="gramStart"/>
+      <w:r>
+        <w:rPr>
+          <w:rFonts w:ascii="仿宋" w:eastAsia="仿宋" w:hAnsi="仿宋"/>
+        </w:rPr>
+        <w:t>个</w:t>
+      </w:r>
+      <w:proofErr w:type="gramEnd"/>
+      <w:r>
+        <w:rPr>
+          <w:rFonts w:ascii="仿宋" w:eastAsia="仿宋" w:hAnsi="仿宋"/>
+        </w:rPr>
+        <w:t xml:space="preserve">测试题目条件下，随机森林模型在 48152 </w:t>
+      </w:r>
+      <w:proofErr w:type="gramStart"/>
+      <w:r>
+        <w:rPr>
+          <w:rFonts w:ascii="仿宋" w:eastAsia="仿宋" w:hAnsi="仿宋"/>
+        </w:rPr>
+        <w:t>个</w:t>
+      </w:r>
+      <w:proofErr w:type="gramEnd"/>
+      <w:r>
+        <w:rPr>
+          <w:rFonts w:ascii="仿宋" w:eastAsia="仿宋" w:hAnsi="仿宋"/>
+        </w:rPr>
+        <w:t xml:space="preserve">训练样本和 19947 </w:t>
+      </w:r>
+      <w:proofErr w:type="gramStart"/>
+      <w:r>
+        <w:rPr>
+          <w:rFonts w:ascii="仿宋" w:eastAsia="仿宋" w:hAnsi="仿宋"/>
+        </w:rPr>
+        <w:t>个</w:t>
+      </w:r>
+      <w:proofErr w:type="gramEnd"/>
+      <w:r>
+        <w:rPr>
+          <w:rFonts w:ascii="仿宋" w:eastAsia="仿宋" w:hAnsi="仿宋"/>
+        </w:rPr>
+        <w:t xml:space="preserve">测试样本上取得了较高性能，其中准确率为 0.99995，精确率为 0.99913，召回率为 1.00000，F1 值为 0.99957，ROC-AUC 为 0.9999999。虽然这些指标仍然较高，但相较于直接保留 </w:t>
+      </w:r>
+      <w:proofErr w:type="spellStart"/>
+      <w:r>
+        <w:rPr>
+          <w:rFonts w:ascii="仿宋" w:eastAsia="仿宋" w:hAnsi="仿宋"/>
+        </w:rPr>
+        <w:t>base_similarity</w:t>
+      </w:r>
+      <w:proofErr w:type="spellEnd"/>
+      <w:r>
+        <w:rPr>
+          <w:rFonts w:ascii="仿宋" w:eastAsia="仿宋" w:hAnsi="仿宋"/>
+        </w:rPr>
+        <w:t xml:space="preserve"> 特征的闭环评估，该实验从题目划分和特征约束两个方面降低了评价偏乐观的风险。该结果说明，本文设计的特征不仅能够在同一题目环境下发挥作用，也能够在一定程度上迁移到未参与训练的新题</w:t>
       </w:r>
       <w:r>
         <w:rPr>
@@ -10034,14 +12421,28 @@
       <w:pPr>
         <w:spacing w:line="360" w:lineRule="auto"/>
         <w:rPr>
-          <w:rFonts w:ascii="仿宋" w:eastAsia="仿宋" w:hAnsi="仿宋"/>
-        </w:rPr>
-      </w:pPr>
-      <w:r>
-        <w:rPr>
-          <w:rFonts w:ascii="仿宋" w:eastAsia="仿宋" w:hAnsi="仿宋"/>
-        </w:rPr>
-        <w:t>为了更清晰地展示按题目划分后的泛化能力，本文将严格实验的主要指标绘制成图，如图8所示。</w:t>
+          <w:rFonts w:ascii="仿宋" w:eastAsia="仿宋" w:hAnsi="仿宋" w:hint="eastAsia"/>
+        </w:rPr>
+      </w:pPr>
+      <w:r>
+        <w:rPr>
+          <w:rFonts w:ascii="仿宋" w:eastAsia="仿宋" w:hAnsi="仿宋"/>
+        </w:rPr>
+        <w:t>为了更清晰地</w:t>
+      </w:r>
+      <w:proofErr w:type="gramStart"/>
+      <w:r>
+        <w:rPr>
+          <w:rFonts w:ascii="仿宋" w:eastAsia="仿宋" w:hAnsi="仿宋"/>
+        </w:rPr>
+        <w:t>展示按</w:t>
+      </w:r>
+      <w:proofErr w:type="gramEnd"/>
+      <w:r>
+        <w:rPr>
+          <w:rFonts w:ascii="仿宋" w:eastAsia="仿宋" w:hAnsi="仿宋"/>
+        </w:rPr>
+        <w:t>题目划分后的泛化能力，本文将严格实验的主要指标绘制成图，如图8所示。</w:t>
       </w:r>
     </w:p>
     <w:p>
@@ -10051,7 +12452,7 @@
         </w:rPr>
         <w:lastRenderedPageBreak/>
         <w:drawing>
-          <wp:inline distT="0" distB="0" distL="0" distR="0" wp14:anchorId="36712FA9" wp14:editId="5FA947DA">
+          <wp:inline distT="0" distB="0" distL="0" distR="0" wp14:anchorId="6E890AEB" wp14:editId="1A74D30F">
             <wp:extent cx="5526810" cy="3079631"/>
             <wp:effectExtent l="0" t="0" r="0" b="6985"/>
             <wp:docPr id="4" name="Picture 4"/>
@@ -10066,7 +12467,7 @@
                     <pic:cNvPicPr/>
                   </pic:nvPicPr>
                   <pic:blipFill>
-                    <a:blip r:embed="rId16"/>
+                    <a:blip r:embed="rId17"/>
                     <a:stretch>
                       <a:fillRect/>
                     </a:stretch>
@@ -10111,30 +12512,30 @@
         <w:pStyle w:val="a9"/>
         <w:ind w:firstLine="420"/>
         <w:rPr>
-          <w:rFonts w:ascii="仿宋" w:eastAsia="仿宋" w:hAnsi="仿宋"/>
-          <w:sz w:val="21"/>
-          <w:szCs w:val="21"/>
-        </w:rPr>
-      </w:pPr>
-      <w:r>
-        <w:rPr>
-          <w:rFonts w:ascii="仿宋" w:eastAsia="仿宋" w:hAnsi="仿宋"/>
-          <w:sz w:val="21"/>
-          <w:szCs w:val="21"/>
-        </w:rPr>
-        <w:t>数据来源：本系统严格泛化实验结果整理</w:t>
-      </w:r>
-    </w:p>
-    <w:p>
-      <w:pPr>
-        <w:pStyle w:val="a9"/>
-        <w:ind w:firstLine="420"/>
-        <w:rPr>
           <w:rFonts w:ascii="仿宋" w:eastAsia="仿宋" w:hAnsi="仿宋" w:hint="eastAsia"/>
           <w:sz w:val="21"/>
           <w:szCs w:val="21"/>
         </w:rPr>
       </w:pPr>
+      <w:r>
+        <w:rPr>
+          <w:rFonts w:ascii="仿宋" w:eastAsia="仿宋" w:hAnsi="仿宋"/>
+          <w:sz w:val="21"/>
+          <w:szCs w:val="21"/>
+        </w:rPr>
+        <w:t>数据来源：本系统严格泛化实验结果整理</w:t>
+      </w:r>
+    </w:p>
+    <w:p>
+      <w:pPr>
+        <w:pStyle w:val="a9"/>
+        <w:ind w:firstLine="420"/>
+        <w:rPr>
+          <w:rFonts w:ascii="仿宋" w:eastAsia="仿宋" w:hAnsi="仿宋" w:hint="eastAsia"/>
+          <w:sz w:val="21"/>
+          <w:szCs w:val="21"/>
+        </w:rPr>
+      </w:pPr>
     </w:p>
     <w:p>
       <w:pPr>
@@ -10144,14 +12545,11 @@
           <w:rFonts w:ascii="仿宋" w:hAnsi="仿宋" w:hint="eastAsia"/>
         </w:rPr>
       </w:pPr>
-      <w:bookmarkStart w:id="23" w:name="_Toc227856752"/>
-      <w:r>
-        <w:rPr>
-          <w:rFonts w:ascii="仿宋" w:hAnsi="仿宋"/>
-        </w:rPr>
-        <w:t>人工辅助复核分析</w:t>
-      </w:r>
-      <w:bookmarkEnd w:id="23"/>
+      <w:bookmarkStart w:id="37" w:name="_Toc227917785"/>
+      <w:r>
+        <w:t>（六）人工辅助复核分析</w:t>
+      </w:r>
+      <w:bookmarkEnd w:id="37"/>
     </w:p>
     <w:p>
       <w:pPr>
@@ -10164,7 +12562,35 @@
         <w:rPr>
           <w:rFonts w:ascii="仿宋" w:eastAsia="仿宋" w:hAnsi="仿宋"/>
         </w:rPr>
-        <w:t>为了进一步验证高相似结果的合理性，本文首先在跨用户过滤后的高相似代码对中抽取 100 组样本进行人工辅助复核。复核过程中，结合代码片段、题目信息和多项相似度特征，对样本进行二次确认。统计结果显示，已完成复核的 100 组样本中，人工确认相似数量为 100，人工判断不相似数量为 0，人工确认率为 100.00%，抽样样本平均模型相似度为 0.9996，平均基础相似度为 0.9398。人工辅助复核统计结果见表6。结合抽查结果可以发现，这些样本即使在变量名、类名或局部代码组织方式上存在差异，其核心算法流程、关键结构和输入输出处理逻辑仍表现出较高一致性。</w:t>
+        <w:t>为了进一步</w:t>
+      </w:r>
+      <w:proofErr w:type="gramStart"/>
+      <w:r>
+        <w:rPr>
+          <w:rFonts w:ascii="仿宋" w:eastAsia="仿宋" w:hAnsi="仿宋"/>
+        </w:rPr>
+        <w:t>验证高</w:t>
+      </w:r>
+      <w:proofErr w:type="gramEnd"/>
+      <w:r>
+        <w:rPr>
+          <w:rFonts w:ascii="仿宋" w:eastAsia="仿宋" w:hAnsi="仿宋"/>
+        </w:rPr>
+        <w:t>相似结果的合理性，本文首先在</w:t>
+      </w:r>
+      <w:proofErr w:type="gramStart"/>
+      <w:r>
+        <w:rPr>
+          <w:rFonts w:ascii="仿宋" w:eastAsia="仿宋" w:hAnsi="仿宋"/>
+        </w:rPr>
+        <w:t>跨用户</w:t>
+      </w:r>
+      <w:proofErr w:type="gramEnd"/>
+      <w:r>
+        <w:rPr>
+          <w:rFonts w:ascii="仿宋" w:eastAsia="仿宋" w:hAnsi="仿宋"/>
+        </w:rPr>
+        <w:t>过滤后的高相似代码对中抽取 100 组样本进行人工辅助复核。复核过程中，结合代码片段、题目信息和多项相似度特征，对样本进行二次确认。统计结果显示，已完成复核的 100 组样本中，人工确认相似数量为 100，人工判断不相似数量为 0，人工确认率为 100.00%，抽样样本平均模型相似度为 0.9996，平均基础相似度为 0.9398。人工辅助复核统计结果见表6。结合抽查结果可以发现，这些样本即使在变量名、类名或局部代码组织方式上存在差异，其核心算法流程、关键结构和输入输出处理逻辑仍表现出较高一致性。</w:t>
       </w:r>
     </w:p>
     <w:p>
@@ -10769,14 +13195,11 @@
           <w:rFonts w:ascii="仿宋" w:hAnsi="仿宋" w:hint="eastAsia"/>
         </w:rPr>
       </w:pPr>
-      <w:bookmarkStart w:id="24" w:name="_Toc227856753"/>
-      <w:r>
-        <w:rPr>
-          <w:rFonts w:ascii="仿宋" w:hAnsi="仿宋"/>
-        </w:rPr>
-        <w:t>结果分析与讨论</w:t>
-      </w:r>
-      <w:bookmarkEnd w:id="24"/>
+      <w:bookmarkStart w:id="38" w:name="_Toc227917786"/>
+      <w:r>
+        <w:t>（七）结果分析与讨论</w:t>
+      </w:r>
+      <w:bookmarkEnd w:id="38"/>
     </w:p>
     <w:p>
       <w:pPr>
@@ -10817,7 +13240,49 @@
         <w:rPr>
           <w:rFonts w:ascii="仿宋" w:eastAsia="仿宋" w:hAnsi="仿宋"/>
         </w:rPr>
-        <w:t>第二，跨用户过滤、去除 base_similarity 的严格泛化实验以及人工辅助复核，共同增强了结果可信度，使模型评估更贴近教学查重场景。</w:t>
+        <w:t>第二，</w:t>
+      </w:r>
+      <w:proofErr w:type="gramStart"/>
+      <w:r>
+        <w:rPr>
+          <w:rFonts w:ascii="仿宋" w:eastAsia="仿宋" w:hAnsi="仿宋"/>
+        </w:rPr>
+        <w:t>跨用户</w:t>
+      </w:r>
+      <w:proofErr w:type="gramEnd"/>
+      <w:r>
+        <w:rPr>
+          <w:rFonts w:ascii="仿宋" w:eastAsia="仿宋" w:hAnsi="仿宋"/>
+        </w:rPr>
+        <w:t xml:space="preserve">过滤、去除 </w:t>
+      </w:r>
+      <w:proofErr w:type="spellStart"/>
+      <w:r>
+        <w:rPr>
+          <w:rFonts w:ascii="仿宋" w:eastAsia="仿宋" w:hAnsi="仿宋"/>
+        </w:rPr>
+        <w:t>base_similarity</w:t>
+      </w:r>
+      <w:proofErr w:type="spellEnd"/>
+      <w:r>
+        <w:rPr>
+          <w:rFonts w:ascii="仿宋" w:eastAsia="仿宋" w:hAnsi="仿宋"/>
+        </w:rPr>
+        <w:t xml:space="preserve"> 的严格泛化实验以及人工辅助复核，共同增强了结果可信度，使模型评估更贴近</w:t>
+      </w:r>
+      <w:proofErr w:type="gramStart"/>
+      <w:r>
+        <w:rPr>
+          <w:rFonts w:ascii="仿宋" w:eastAsia="仿宋" w:hAnsi="仿宋"/>
+        </w:rPr>
+        <w:t>教学查重场景</w:t>
+      </w:r>
+      <w:proofErr w:type="gramEnd"/>
+      <w:r>
+        <w:rPr>
+          <w:rFonts w:ascii="仿宋" w:eastAsia="仿宋" w:hAnsi="仿宋"/>
+        </w:rPr>
+        <w:t>。</w:t>
       </w:r>
     </w:p>
     <w:p>
@@ -10860,6 +13325,19 @@
           <w:rFonts w:ascii="仿宋" w:eastAsia="仿宋" w:hAnsi="仿宋"/>
         </w:rPr>
         <w:t>第五，新增的分层人工复核抽样机制使人工验证不再局限于最高分样本，有助于后续进一步观察边界样本和低分样本的实际表现。这一改进虽然尚未形成大规模分层标注结果，但已经为论文后续完善和系统继续迭代提供了较为明确的方向。</w:t>
+      </w:r>
+    </w:p>
+    <w:p>
+      <w:pPr>
+        <w:rPr>
+          <w:rFonts w:ascii="仿宋" w:eastAsia="仿宋" w:hAnsi="仿宋" w:hint="eastAsia"/>
+        </w:rPr>
+      </w:pPr>
+      <w:r>
+        <w:rPr>
+          <w:rFonts w:ascii="仿宋" w:eastAsia="仿宋" w:hAnsi="仿宋" w:hint="eastAsia"/>
+        </w:rPr>
+        <w:br w:type="page"/>
       </w:r>
     </w:p>
     <w:p>
@@ -10870,12 +13348,12 @@
           <w:rFonts w:hint="eastAsia"/>
         </w:rPr>
       </w:pPr>
-      <w:bookmarkStart w:id="25" w:name="_Toc227856754"/>
+      <w:bookmarkStart w:id="39" w:name="_Toc227917787"/>
       <w:r>
         <w:lastRenderedPageBreak/>
         <w:t>五、总结与未来展望</w:t>
       </w:r>
-      <w:bookmarkEnd w:id="25"/>
+      <w:bookmarkEnd w:id="39"/>
     </w:p>
     <w:p>
       <w:pPr>
@@ -10885,14 +13363,11 @@
           <w:rFonts w:ascii="仿宋" w:hAnsi="仿宋" w:hint="eastAsia"/>
         </w:rPr>
       </w:pPr>
-      <w:bookmarkStart w:id="26" w:name="_Toc227856755"/>
-      <w:r>
-        <w:rPr>
-          <w:rFonts w:ascii="仿宋" w:hAnsi="仿宋"/>
-        </w:rPr>
-        <w:t>工作总结</w:t>
-      </w:r>
-      <w:bookmarkEnd w:id="26"/>
+      <w:bookmarkStart w:id="40" w:name="_Toc227917788"/>
+      <w:r>
+        <w:t>（一）工作总结</w:t>
+      </w:r>
+      <w:bookmarkEnd w:id="40"/>
     </w:p>
     <w:p>
       <w:pPr>
@@ -10905,7 +13380,21 @@
         <w:rPr>
           <w:rFonts w:ascii="仿宋" w:eastAsia="仿宋" w:hAnsi="仿宋"/>
         </w:rPr>
-        <w:t>本文围绕本科毕业设计“代码相似度算法设计”这一主题，完成了一套基于弱监督训练建模的代码相似度检测系统设计与实现。本文以 DSA Dataset 的 Java 提交数据为基础，完成了数据加载、代码预处理、特征工程、弱监督标签构造、机器学习模型训练、批量预测、实验统计和人工辅助复核等工作。</w:t>
+        <w:t>本文围绕本科毕业设计“代码相似度算法设计”这一主题，完成了一套基于弱监督训练建模的代码相似度检测系统设计与实现。本文以 DSA Dataset 的 Java 提交数据为基础，完成了数据加载、代码预处理、特征工程、</w:t>
+      </w:r>
+      <w:proofErr w:type="gramStart"/>
+      <w:r>
+        <w:rPr>
+          <w:rFonts w:ascii="仿宋" w:eastAsia="仿宋" w:hAnsi="仿宋"/>
+        </w:rPr>
+        <w:t>弱监督</w:t>
+      </w:r>
+      <w:proofErr w:type="gramEnd"/>
+      <w:r>
+        <w:rPr>
+          <w:rFonts w:ascii="仿宋" w:eastAsia="仿宋" w:hAnsi="仿宋"/>
+        </w:rPr>
+        <w:t>标签构造、机器学习模型训练、批量预测、实验统计和人工辅助复核等工作。</w:t>
       </w:r>
     </w:p>
     <w:p>
@@ -10919,7 +13408,35 @@
         <w:rPr>
           <w:rFonts w:ascii="仿宋" w:eastAsia="仿宋" w:hAnsi="仿宋"/>
         </w:rPr>
-        <w:t>在方法设计上，本文选择传统机器学习路线，避免了深度学习方案对算力、标注规模和调参经验的较高要求，更适合本科毕业设计的研究深度与实现周期。实验结果表明，本文提出的方法能够较好识别同题场景下的高相似代码对，并在跨用户与按题目划分等更严格条件下保持相对稳定的表现。</w:t>
+        <w:t>在方法设计上，本文选择传统机器学习路线，避免了深度学习方案对算力、标注规模和</w:t>
+      </w:r>
+      <w:proofErr w:type="gramStart"/>
+      <w:r>
+        <w:rPr>
+          <w:rFonts w:ascii="仿宋" w:eastAsia="仿宋" w:hAnsi="仿宋"/>
+        </w:rPr>
+        <w:t>调参经验</w:t>
+      </w:r>
+      <w:proofErr w:type="gramEnd"/>
+      <w:r>
+        <w:rPr>
+          <w:rFonts w:ascii="仿宋" w:eastAsia="仿宋" w:hAnsi="仿宋"/>
+        </w:rPr>
+        <w:t>的较高要求，更适合本科毕业设计的研究深度与实现周期。实验结果表明，本文提出的方法能够较好识别同题场景下的高相似代码对，并在</w:t>
+      </w:r>
+      <w:proofErr w:type="gramStart"/>
+      <w:r>
+        <w:rPr>
+          <w:rFonts w:ascii="仿宋" w:eastAsia="仿宋" w:hAnsi="仿宋"/>
+        </w:rPr>
+        <w:t>跨用户</w:t>
+      </w:r>
+      <w:proofErr w:type="gramEnd"/>
+      <w:r>
+        <w:rPr>
+          <w:rFonts w:ascii="仿宋" w:eastAsia="仿宋" w:hAnsi="仿宋"/>
+        </w:rPr>
+        <w:t>与按题目划分等更严格条件下保持相对稳定的表现。</w:t>
       </w:r>
     </w:p>
     <w:p>
@@ -10944,11 +13461,11 @@
           <w:rFonts w:ascii="仿宋" w:hAnsi="仿宋" w:hint="eastAsia"/>
         </w:rPr>
       </w:pPr>
-      <w:bookmarkStart w:id="27" w:name="_Toc227856756"/>
-      <w:r>
-        <w:t>未来展望</w:t>
-      </w:r>
-      <w:bookmarkEnd w:id="27"/>
+      <w:bookmarkStart w:id="41" w:name="_Toc227917789"/>
+      <w:r>
+        <w:t>（二）未来展望</w:t>
+      </w:r>
+      <w:bookmarkEnd w:id="41"/>
     </w:p>
     <w:p>
       <w:pPr>
@@ -10961,7 +13478,21 @@
         <w:rPr>
           <w:rFonts w:ascii="仿宋" w:eastAsia="仿宋" w:hAnsi="仿宋"/>
         </w:rPr>
-        <w:t>在完成当前系统设计、实验验证和论文分析的基础上，本文后续仍有较大的拓展空间，可从数据、特征、模型和系统应用等多个方面继续深入。</w:t>
+        <w:t>在完成当前系统设计、实验验证和论文分析的基础上，本文</w:t>
+      </w:r>
+      <w:proofErr w:type="gramStart"/>
+      <w:r>
+        <w:rPr>
+          <w:rFonts w:ascii="仿宋" w:eastAsia="仿宋" w:hAnsi="仿宋"/>
+        </w:rPr>
+        <w:t>后续仍</w:t>
+      </w:r>
+      <w:proofErr w:type="gramEnd"/>
+      <w:r>
+        <w:rPr>
+          <w:rFonts w:ascii="仿宋" w:eastAsia="仿宋" w:hAnsi="仿宋"/>
+        </w:rPr>
+        <w:t>有较大的拓展空间，可从数据、特征、模型和系统应用等多个方面继续深入。</w:t>
       </w:r>
     </w:p>
     <w:p>
@@ -10975,7 +13506,21 @@
         <w:rPr>
           <w:rFonts w:ascii="仿宋" w:eastAsia="仿宋" w:hAnsi="仿宋"/>
         </w:rPr>
-        <w:t>第一，本文所使用的训练标签来自弱监督自动构造，而非大规模人工标注，因此实验指标仍受到标签质量和规则特征的一定影响。尤其是在标签构造规则与模型输入特征存在较高一致性时，自动化评价结果可能偏乐观。</w:t>
+        <w:t>第一，本文所使用的训练标签来自</w:t>
+      </w:r>
+      <w:proofErr w:type="gramStart"/>
+      <w:r>
+        <w:rPr>
+          <w:rFonts w:ascii="仿宋" w:eastAsia="仿宋" w:hAnsi="仿宋"/>
+        </w:rPr>
+        <w:t>弱监督</w:t>
+      </w:r>
+      <w:proofErr w:type="gramEnd"/>
+      <w:r>
+        <w:rPr>
+          <w:rFonts w:ascii="仿宋" w:eastAsia="仿宋" w:hAnsi="仿宋"/>
+        </w:rPr>
+        <w:t>自动构造，而非大规模人工标注，因此实验指标仍受到标签质量和规则特征的一定影响。尤其是在标签构造规则与模型输入特征存在较高一致性时，自动化评价结果可能偏乐观。</w:t>
       </w:r>
     </w:p>
     <w:p>
@@ -11003,7 +13548,35 @@
         <w:rPr>
           <w:rFonts w:ascii="仿宋" w:eastAsia="仿宋" w:hAnsi="仿宋"/>
         </w:rPr>
-        <w:t>第三，本文采用的特征主要基于词法和轻量结构统计，尚未引入抽象语法树、控制流图或预训练代码表示模型，因此在语义层面仍有进一步提升空间。</w:t>
+        <w:t>第三，本文采用的特征主要基于词法和轻</w:t>
+      </w:r>
+      <w:proofErr w:type="gramStart"/>
+      <w:r>
+        <w:rPr>
+          <w:rFonts w:ascii="仿宋" w:eastAsia="仿宋" w:hAnsi="仿宋"/>
+        </w:rPr>
+        <w:t>量结构</w:t>
+      </w:r>
+      <w:proofErr w:type="gramEnd"/>
+      <w:r>
+        <w:rPr>
+          <w:rFonts w:ascii="仿宋" w:eastAsia="仿宋" w:hAnsi="仿宋"/>
+        </w:rPr>
+        <w:t>统计，尚未引入抽象语法树、控制流图或</w:t>
+      </w:r>
+      <w:proofErr w:type="gramStart"/>
+      <w:r>
+        <w:rPr>
+          <w:rFonts w:ascii="仿宋" w:eastAsia="仿宋" w:hAnsi="仿宋"/>
+        </w:rPr>
+        <w:t>预训练</w:t>
+      </w:r>
+      <w:proofErr w:type="gramEnd"/>
+      <w:r>
+        <w:rPr>
+          <w:rFonts w:ascii="仿宋" w:eastAsia="仿宋" w:hAnsi="仿宋"/>
+        </w:rPr>
+        <w:t>代码表示模型，因此在语义层面仍有进一步提升空间。</w:t>
       </w:r>
     </w:p>
     <w:p>
@@ -11045,7 +13618,21 @@
         <w:rPr>
           <w:rFonts w:ascii="仿宋" w:eastAsia="仿宋" w:hAnsi="仿宋"/>
         </w:rPr>
-        <w:t>2. 引入 AST、程序图或预训练代码模型，增强对语义层面相似性的表达能力；</w:t>
+        <w:t>2. 引入 AST、程序图或</w:t>
+      </w:r>
+      <w:proofErr w:type="gramStart"/>
+      <w:r>
+        <w:rPr>
+          <w:rFonts w:ascii="仿宋" w:eastAsia="仿宋" w:hAnsi="仿宋"/>
+        </w:rPr>
+        <w:t>预训练</w:t>
+      </w:r>
+      <w:proofErr w:type="gramEnd"/>
+      <w:r>
+        <w:rPr>
+          <w:rFonts w:ascii="仿宋" w:eastAsia="仿宋" w:hAnsi="仿宋"/>
+        </w:rPr>
+        <w:t>代码模型，增强对语义层面相似性的表达能力；</w:t>
       </w:r>
     </w:p>
     <w:p>
@@ -11098,7 +13685,7 @@
           <w:rFonts w:hint="eastAsia"/>
         </w:rPr>
       </w:pPr>
-      <w:bookmarkStart w:id="28" w:name="_Toc227856757"/>
+      <w:bookmarkStart w:id="42" w:name="_Toc227917790"/>
       <w:r>
         <w:rPr>
           <w:rFonts w:ascii="Times New Roman" w:hAnsi="Times New Roman"/>
@@ -11106,7 +13693,7 @@
         <w:lastRenderedPageBreak/>
         <w:t>参考文献</w:t>
       </w:r>
-      <w:bookmarkEnd w:id="28"/>
+      <w:bookmarkEnd w:id="42"/>
     </w:p>
     <w:p>
       <w:pPr>
@@ -11130,7 +13717,25 @@
           <w:sz w:val="21"/>
           <w:szCs w:val="21"/>
         </w:rPr>
-        <w:t>[1] 吴贺. 前后端解耦模式及开发[J]. 计算机系统应用, 2017, 26(2): 217-221.</w:t>
+        <w:t xml:space="preserve">[1] </w:t>
+      </w:r>
+      <w:proofErr w:type="gramStart"/>
+      <w:r>
+        <w:rPr>
+          <w:rFonts w:ascii="仿宋" w:eastAsia="仿宋" w:hAnsi="仿宋"/>
+          <w:sz w:val="21"/>
+          <w:szCs w:val="21"/>
+        </w:rPr>
+        <w:t>吴贺</w:t>
+      </w:r>
+      <w:proofErr w:type="gramEnd"/>
+      <w:r>
+        <w:rPr>
+          <w:rFonts w:ascii="仿宋" w:eastAsia="仿宋" w:hAnsi="仿宋"/>
+          <w:sz w:val="21"/>
+          <w:szCs w:val="21"/>
+        </w:rPr>
+        <w:t>. 前后端解耦模式及开发[J]. 计算机系统应用, 2017, 26(2): 217-221.</w:t>
       </w:r>
     </w:p>
     <w:p>
@@ -11184,7 +13789,25 @@
           <w:sz w:val="21"/>
           <w:szCs w:val="21"/>
         </w:rPr>
-        <w:t>[4] 许令波. 深入分析Java Web技术内幕: 第2版[M]. 北京: 电子工业出版社, 2014.</w:t>
+        <w:t xml:space="preserve">[4] </w:t>
+      </w:r>
+      <w:proofErr w:type="gramStart"/>
+      <w:r>
+        <w:rPr>
+          <w:rFonts w:ascii="仿宋" w:eastAsia="仿宋" w:hAnsi="仿宋"/>
+          <w:sz w:val="21"/>
+          <w:szCs w:val="21"/>
+        </w:rPr>
+        <w:t>许令波</w:t>
+      </w:r>
+      <w:proofErr w:type="gramEnd"/>
+      <w:r>
+        <w:rPr>
+          <w:rFonts w:ascii="仿宋" w:eastAsia="仿宋" w:hAnsi="仿宋"/>
+          <w:sz w:val="21"/>
+          <w:szCs w:val="21"/>
+        </w:rPr>
+        <w:t>. 深入分析Java Web技术内幕: 第2版[M]. 北京: 电子工业出版社, 2014.</w:t>
       </w:r>
     </w:p>
     <w:p>
@@ -11202,7 +13825,43 @@
           <w:sz w:val="21"/>
           <w:szCs w:val="21"/>
         </w:rPr>
-        <w:t>[5] DSA Dataset[DB/OL]. Zenodo, 2026. Available: https://zenodo.org/records/18136250.</w:t>
+        <w:t xml:space="preserve">[5] DSA </w:t>
+      </w:r>
+      <w:proofErr w:type="gramStart"/>
+      <w:r>
+        <w:rPr>
+          <w:rFonts w:ascii="仿宋" w:eastAsia="仿宋" w:hAnsi="仿宋"/>
+          <w:sz w:val="21"/>
+          <w:szCs w:val="21"/>
+        </w:rPr>
+        <w:t>Dataset[</w:t>
+      </w:r>
+      <w:proofErr w:type="gramEnd"/>
+      <w:r>
+        <w:rPr>
+          <w:rFonts w:ascii="仿宋" w:eastAsia="仿宋" w:hAnsi="仿宋"/>
+          <w:sz w:val="21"/>
+          <w:szCs w:val="21"/>
+        </w:rPr>
+        <w:t xml:space="preserve">DB/OL]. </w:t>
+      </w:r>
+      <w:proofErr w:type="spellStart"/>
+      <w:r>
+        <w:rPr>
+          <w:rFonts w:ascii="仿宋" w:eastAsia="仿宋" w:hAnsi="仿宋"/>
+          <w:sz w:val="21"/>
+          <w:szCs w:val="21"/>
+        </w:rPr>
+        <w:t>Zenodo</w:t>
+      </w:r>
+      <w:proofErr w:type="spellEnd"/>
+      <w:r>
+        <w:rPr>
+          <w:rFonts w:ascii="仿宋" w:eastAsia="仿宋" w:hAnsi="仿宋"/>
+          <w:sz w:val="21"/>
+          <w:szCs w:val="21"/>
+        </w:rPr>
+        <w:t>, 2026. Available: https://zenodo.org/records/18136250.</w:t>
       </w:r>
     </w:p>
     <w:p>
@@ -11220,7 +13879,25 @@
           <w:sz w:val="21"/>
           <w:szCs w:val="21"/>
         </w:rPr>
-        <w:t>[6] Breiman L. Random Forests[J]. Machine Learning, 2001, 45(1): 5-32.</w:t>
+        <w:t xml:space="preserve">[6] </w:t>
+      </w:r>
+      <w:proofErr w:type="spellStart"/>
+      <w:r>
+        <w:rPr>
+          <w:rFonts w:ascii="仿宋" w:eastAsia="仿宋" w:hAnsi="仿宋"/>
+          <w:sz w:val="21"/>
+          <w:szCs w:val="21"/>
+        </w:rPr>
+        <w:t>Breiman</w:t>
+      </w:r>
+      <w:proofErr w:type="spellEnd"/>
+      <w:r>
+        <w:rPr>
+          <w:rFonts w:ascii="仿宋" w:eastAsia="仿宋" w:hAnsi="仿宋"/>
+          <w:sz w:val="21"/>
+          <w:szCs w:val="21"/>
+        </w:rPr>
+        <w:t xml:space="preserve"> L. Random Forests[J]. Machine Learning, 2001, 45(1): 5-32.</w:t>
       </w:r>
     </w:p>
     <w:p>
@@ -11238,7 +13915,25 @@
           <w:sz w:val="21"/>
           <w:szCs w:val="21"/>
         </w:rPr>
-        <w:t>[7] Jurafsky D, Martin J H. Speech and Language Processing[M]. 3rd draft ed. 2023.</w:t>
+        <w:t xml:space="preserve">[7] </w:t>
+      </w:r>
+      <w:proofErr w:type="spellStart"/>
+      <w:r>
+        <w:rPr>
+          <w:rFonts w:ascii="仿宋" w:eastAsia="仿宋" w:hAnsi="仿宋"/>
+          <w:sz w:val="21"/>
+          <w:szCs w:val="21"/>
+        </w:rPr>
+        <w:t>Jurafsky</w:t>
+      </w:r>
+      <w:proofErr w:type="spellEnd"/>
+      <w:r>
+        <w:rPr>
+          <w:rFonts w:ascii="仿宋" w:eastAsia="仿宋" w:hAnsi="仿宋"/>
+          <w:sz w:val="21"/>
+          <w:szCs w:val="21"/>
+        </w:rPr>
+        <w:t xml:space="preserve"> D, Martin J H. Speech and Language Processing[M]. 3rd draft ed. 2023.</w:t>
       </w:r>
     </w:p>
     <w:p>
@@ -11292,11 +13987,36 @@
           <w:sz w:val="21"/>
           <w:szCs w:val="21"/>
         </w:rPr>
-        <w:t>[10] 弱监督学习、代码相似度检测及程序查重相关中文文献，后续可继续按学校图书馆数据库补充与替换.</w:t>
-      </w:r>
+        <w:t>[10] 弱监督学习、代码相似度检测及程序</w:t>
+      </w:r>
+      <w:proofErr w:type="gramStart"/>
+      <w:r>
+        <w:rPr>
+          <w:rFonts w:ascii="仿宋" w:eastAsia="仿宋" w:hAnsi="仿宋"/>
+          <w:sz w:val="21"/>
+          <w:szCs w:val="21"/>
+        </w:rPr>
+        <w:t>查重相关</w:t>
+      </w:r>
+      <w:proofErr w:type="gramEnd"/>
+      <w:r>
+        <w:rPr>
+          <w:rFonts w:ascii="仿宋" w:eastAsia="仿宋" w:hAnsi="仿宋"/>
+          <w:sz w:val="21"/>
+          <w:szCs w:val="21"/>
+        </w:rPr>
+        <w:t>中文文献，后续可继续按学校图书馆数据库补充与替换.</w:t>
+      </w:r>
+    </w:p>
+    <w:p>
+      <w:pPr>
+        <w:rPr>
+          <w:rFonts w:hint="eastAsia"/>
+        </w:rPr>
+      </w:pPr>
     </w:p>
     <w:sectPr>
-      <w:footerReference w:type="default" r:id="rId17"/>
+      <w:footerReference w:type="default" r:id="rId18"/>
       <w:footnotePr>
         <w:numFmt w:val="decimalEnclosedCircleChinese"/>
       </w:footnotePr>
@@ -12591,7 +15311,6 @@
   <w:style w:type="character" w:default="1" w:styleId="a4">
     <w:name w:val="Default Paragraph Font"/>
     <w:uiPriority w:val="1"/>
-    <w:semiHidden/>
     <w:unhideWhenUsed/>
   </w:style>
   <w:style w:type="table" w:default="1" w:styleId="a5">
